--- a/invoice/revoinvoiceproduct.docx
+++ b/invoice/revoinvoiceproduct.docx
@@ -1,17 +1,15 @@
 
 <file path=word/document.xml><?xml version="1.0" encoding="utf-8"?>
-<w:document xmlns:wpc="http://schemas.microsoft.com/office/word/2010/wordprocessingCanvas" xmlns:mc="http://schemas.openxmlformats.org/markup-compatibility/2006" xmlns:o="urn:schemas-microsoft-com:office:office" xmlns:r="http://schemas.openxmlformats.org/officeDocument/2006/relationships" xmlns:m="http://schemas.openxmlformats.org/officeDocument/2006/math" xmlns:v="urn:schemas-microsoft-com:vml" xmlns:wp="http://schemas.openxmlformats.org/drawingml/2006/wordprocessingDrawing" xmlns:w="http://schemas.openxmlformats.org/wordprocessingml/2006/main" xmlns:wpg="http://schemas.microsoft.com/office/word/2010/wordprocessingGroup" xmlns:wpi="http://schemas.microsoft.com/office/word/2010/wordprocessingInk" xmlns:a="http://schemas.openxmlformats.org/drawingml/2006/main" xmlns:wne="http://schemas.microsoft.com/office/word/2006/wordml" xmlns:wps="http://schemas.microsoft.com/office/word/2010/wordprocessingShape" xmlns:w10="urn:schemas-microsoft-com:office:word" xmlns:wp14="http://schemas.microsoft.com/office/word/2010/wordprocessingDrawing" xmlns:w14="http://schemas.microsoft.com/office/word/2010/wordml" xmlns:w15="http://schemas.microsoft.com/office/word/2012/wordml" xmlns:w16cex="http://schemas.microsoft.com/office/word/2018/wordml/cex" xmlns:w16cid="http://schemas.microsoft.com/office/word/2016/wordml/cid" xmlns:w16="http://schemas.microsoft.com/office/word/2018/wordml" xmlns:w16sdtdh="http://schemas.microsoft.com/office/word/2020/wordml/sdtdatahash" xmlns:w16se="http://schemas.microsoft.com/office/word/2015/wordml/symex" mc:Ignorable="w14 w15 w16se w16cid w16 w16cex w16sdtdh wp14">
+<w:document xmlns:wpc="http://schemas.microsoft.com/office/word/2010/wordprocessingCanvas" xmlns:mc="http://schemas.openxmlformats.org/markup-compatibility/2006" xmlns:o="urn:schemas-microsoft-com:office:office" xmlns:r="http://schemas.openxmlformats.org/officeDocument/2006/relationships" xmlns:m="http://schemas.openxmlformats.org/officeDocument/2006/math" xmlns:v="urn:schemas-microsoft-com:vml" xmlns:wp="http://schemas.openxmlformats.org/drawingml/2006/wordprocessingDrawing" xmlns:w="http://schemas.openxmlformats.org/wordprocessingml/2006/main" xmlns:wpg="http://schemas.microsoft.com/office/word/2010/wordprocessingGroup" xmlns:wpi="http://schemas.microsoft.com/office/word/2010/wordprocessingInk" xmlns:a="http://schemas.openxmlformats.org/drawingml/2006/main" xmlns:wne="http://schemas.microsoft.com/office/word/2006/wordml" xmlns:wps="http://schemas.microsoft.com/office/word/2010/wordprocessingShape" xmlns:w10="urn:schemas-microsoft-com:office:word" xmlns:wp14="http://schemas.microsoft.com/office/word/2010/wordprocessingDrawing" xmlns:w14="http://schemas.microsoft.com/office/word/2010/wordml" xmlns:w15="http://schemas.microsoft.com/office/word/2012/wordml" xmlns:w16cex="http://schemas.microsoft.com/office/word/2018/wordml/cex" xmlns:w16cid="http://schemas.microsoft.com/office/word/2016/wordml/cid" xmlns:w16="http://schemas.microsoft.com/office/word/2018/wordml" xmlns:w16sdtdh="http://schemas.microsoft.com/office/word/2020/wordml/sdtdatahash" xmlns:w16se="http://schemas.microsoft.com/office/word/2015/wordml/symex" xmlns:pic="http://schemas.openxmlformats.org/drawingml/2006/picture" xmlns:a14="http://schemas.microsoft.com/office/drawing/2010/main" mc:Ignorable="w14 w15 w16se w16cid w16 w16cex w16sdtdh wp14">
   <w:body>
-    <w:p>
-      <w:pPr>
-        <w:pStyle w:val="813"/>
-        <w:pBdr/>
-        <w:spacing w:after="0" w:afterAutospacing="1" w:before="0" w:beforeAutospacing="0" w:line="279" w:lineRule="auto"/>
+    <w:p xmlns:wp14="http://schemas.microsoft.com/office/word/2010/wordml" wp14:textId="72DEF4BD">
+      <w:pPr>
+        <w:spacing w:before="0" w:beforeAutospacing="off" w:after="0" w:afterAutospacing="on" w:line="279" w:lineRule="auto"/>
         <w:ind/>
         <w:rPr>
           <w:rFonts w:ascii="Calibri" w:hAnsi="Calibri" w:cs="Calibri"/>
-          <w:b/>
-          <w:bCs/>
+          <w:b w:val="1"/>
+          <w:bCs w:val="1"/>
           <w:i w:val="0"/>
           <w:iCs w:val="0"/>
           <w:caps w:val="0"/>
@@ -22,98 +20,53 @@
         </w:rPr>
       </w:pPr>
       <w:r>
-        <w:rPr>
-          <w:rFonts w:ascii="Calibri" w:hAnsi="Calibri" w:eastAsia="Calibri" w:cs="Calibri"/>
-        </w:rPr>
-        <mc:AlternateContent>
-          <mc:Choice Requires="wpg">
-            <w:drawing>
-              <wp:inline xmlns:wp="http://schemas.openxmlformats.org/drawingml/2006/wordprocessingDrawing" distT="0" distB="0" distL="0" distR="0">
-                <wp:extent cx="409575" cy="400050"/>
-                <wp:effectExtent l="0" t="0" r="0" b="0"/>
-                <wp:docPr id="1" name="" title=""/>
-                <wp:cNvGraphicFramePr>
-                  <a:graphicFrameLocks xmlns:a="http://schemas.openxmlformats.org/drawingml/2006/main" noChangeAspect="1"/>
-                </wp:cNvGraphicFramePr>
-                <a:graphic xmlns:a="http://schemas.openxmlformats.org/drawingml/2006/main">
-                  <a:graphicData uri="http://schemas.openxmlformats.org/drawingml/2006/picture">
-                    <pic:pic xmlns:pic="http://schemas.openxmlformats.org/drawingml/2006/picture">
-                      <pic:nvPicPr>
-                        <pic:cNvPr id="0" name=""/>
-                        <pic:cNvPicPr>
-                          <a:picLocks noChangeAspect="1"/>
-                        </pic:cNvPicPr>
-                        <pic:nvPr/>
-                      </pic:nvPicPr>
-                      <pic:blipFill>
-                        <a:blip r:embed="rId8"/>
-                        <a:stretch/>
-                      </pic:blipFill>
-                      <pic:spPr bwMode="auto">
-                        <a:xfrm>
-                          <a:off x="0" y="0"/>
-                          <a:ext cx="409575" cy="400050"/>
-                        </a:xfrm>
-                        <a:prstGeom prst="rect">
-                          <a:avLst/>
-                        </a:prstGeom>
-                      </pic:spPr>
-                    </pic:pic>
-                  </a:graphicData>
-                </a:graphic>
-              </wp:inline>
-            </w:drawing>
-          </mc:Choice>
-          <mc:Fallback>
-            <w:pict>
-              <v:shapetype id="_x0000_t75" coordsize="21600,21600" o:spt="75" o:preferrelative="t" path="m@4@5l@4@11@9@11@9@5xe" filled="f" stroked="f">
-                <v:stroke joinstyle="miter"/>
-                <v:formulas>
-                  <v:f eqn="if lineDrawn pixelLineWidth 0"/>
-                  <v:f eqn="sum @0 1 0"/>
-                  <v:f eqn="sum 0 0 @1"/>
-                  <v:f eqn="prod @2 1 2"/>
-                  <v:f eqn="prod @3 21600 pixelWidth"/>
-                  <v:f eqn="prod @3 21600 pixelHeight"/>
-                  <v:f eqn="sum @0 0 1"/>
-                  <v:f eqn="prod @6 1 2"/>
-                  <v:f eqn="prod @7 21600 pixelWidth"/>
-                  <v:f eqn="sum @8 21600 0"/>
-                  <v:f eqn="prod @7 21600 pixelHeight"/>
-                  <v:f eqn="sum @10 21600 0"/>
-                </v:formulas>
-                <v:path o:extrusionok="f" gradientshapeok="t" o:connecttype="rect"/>
-                <o:lock v:ext="edit" aspectratio="t"/>
-              </v:shapetype>
-              <v:shape id="_x0000_i0" o:spid="_x0000_s0" type="#_x0000_t75" style="width:32.25pt;height:31.50pt;mso-wrap-distance-left:0.00pt;mso-wrap-distance-top:0.00pt;mso-wrap-distance-right:0.00pt;mso-wrap-distance-bottom:0.00pt;z-index:1;" stroked="false">
-                <v:imagedata r:id="rId8" o:title=""/>
-                <o:lock v:ext="edit" rotation="t"/>
-              </v:shape>
-            </w:pict>
-          </mc:Fallback>
-        </mc:AlternateContent>
+        <w:drawing>
+          <wp:inline xmlns:wp14="http://schemas.microsoft.com/office/word/2010/wordprocessingDrawing" wp14:editId="149C05DF" wp14:anchorId="0492607D">
+            <wp:extent cx="781102" cy="393449"/>
+            <wp:effectExtent l="0" t="0" r="0" b="0"/>
+            <wp:docPr id="1980212464" name="" title=""/>
+            <wp:cNvGraphicFramePr>
+              <a:graphicFrameLocks noChangeAspect="1"/>
+            </wp:cNvGraphicFramePr>
+            <a:graphic>
+              <a:graphicData uri="http://schemas.openxmlformats.org/drawingml/2006/picture">
+                <pic:pic>
+                  <pic:nvPicPr>
+                    <pic:cNvPr id="0" name=""/>
+                    <pic:cNvPicPr/>
+                  </pic:nvPicPr>
+                  <pic:blipFill>
+                    <a:blip r:embed="R9d5c907242014837">
+                      <a:extLst>
+                        <a:ext xmlns:a="http://schemas.openxmlformats.org/drawingml/2006/main" uri="{28A0092B-C50C-407E-A947-70E740481C1C}">
+                          <a14:useLocalDpi val="0"/>
+                        </a:ext>
+                      </a:extLst>
+                    </a:blip>
+                    <a:stretch>
+                      <a:fillRect/>
+                    </a:stretch>
+                  </pic:blipFill>
+                  <pic:spPr>
+                    <a:xfrm>
+                      <a:off x="0" y="0"/>
+                      <a:ext cx="781102" cy="393449"/>
+                    </a:xfrm>
+                    <a:prstGeom prst="rect">
+                      <a:avLst/>
+                    </a:prstGeom>
+                  </pic:spPr>
+                </pic:pic>
+              </a:graphicData>
+            </a:graphic>
+          </wp:inline>
+        </w:drawing>
       </w:r>
       <w:r>
         <w:rPr>
           <w:rFonts w:ascii="Calibri" w:hAnsi="Calibri" w:eastAsia="Calibri" w:cs="Calibri"/>
-          <w:b/>
-          <w:bCs/>
-          <w:i w:val="0"/>
-          <w:iCs w:val="0"/>
-          <w:caps w:val="0"/>
-          <w:smallCaps w:val="0"/>
-          <w:color w:val="000000" w:themeColor="text1" w:themeTint="FF" w:themeShade="FF"/>
-          <w:sz w:val="56"/>
-          <w:szCs w:val="56"/>
-          <w:lang w:val="en-US"/>
-        </w:rPr>
-        <w:t xml:space="preserve">REVO</w:t>
-      </w:r>
-      <w:r>
-        <w:rPr>
-          <w:rFonts w:ascii="Calibri" w:hAnsi="Calibri" w:eastAsia="Calibri" w:cs="Calibri"/>
-          <w:b/>
-          <w:bCs/>
+          <w:b w:val="1"/>
+          <w:bCs w:val="1"/>
           <w:i w:val="0"/>
           <w:iCs w:val="0"/>
           <w:caps w:val="0"/>
@@ -128,8 +81,8 @@
       <w:r>
         <w:rPr>
           <w:rFonts w:ascii="Calibri" w:hAnsi="Calibri" w:eastAsia="Calibri" w:cs="Calibri"/>
-          <w:b/>
-          <w:bCs/>
+          <w:b w:val="1"/>
+          <w:bCs w:val="1"/>
           <w:i w:val="0"/>
           <w:iCs w:val="0"/>
           <w:caps w:val="0"/>
@@ -144,8 +97,8 @@
       <w:r>
         <w:rPr>
           <w:rFonts w:ascii="Calibri" w:hAnsi="Calibri" w:eastAsia="Calibri" w:cs="Calibri"/>
-          <w:b/>
-          <w:bCs/>
+          <w:b w:val="1"/>
+          <w:bCs w:val="1"/>
           <w:i w:val="0"/>
           <w:iCs w:val="0"/>
           <w:caps w:val="0"/>
@@ -155,13 +108,45 @@
           <w:szCs w:val="36"/>
           <w:lang w:val="en-US"/>
         </w:rPr>
-        <w:t xml:space="preserve">      TAX INVOICE </w:t>
+        <w:t xml:space="preserve">      </w:t>
       </w:r>
       <w:r>
         <w:rPr>
           <w:rFonts w:ascii="Calibri" w:hAnsi="Calibri" w:eastAsia="Calibri" w:cs="Calibri"/>
-          <w:b/>
-          <w:bCs/>
+          <w:b w:val="1"/>
+          <w:bCs w:val="1"/>
+          <w:i w:val="0"/>
+          <w:iCs w:val="0"/>
+          <w:caps w:val="0"/>
+          <w:smallCaps w:val="0"/>
+          <w:color w:val="000000" w:themeColor="text1" w:themeTint="FF" w:themeShade="FF"/>
+          <w:sz w:val="36"/>
+          <w:szCs w:val="36"/>
+          <w:lang w:val="en-US"/>
+        </w:rPr>
+        <w:t xml:space="preserve">  </w:t>
+      </w:r>
+      <w:r>
+        <w:rPr>
+          <w:rFonts w:ascii="Calibri" w:hAnsi="Calibri" w:eastAsia="Calibri" w:cs="Calibri"/>
+          <w:b w:val="1"/>
+          <w:bCs w:val="1"/>
+          <w:i w:val="0"/>
+          <w:iCs w:val="0"/>
+          <w:caps w:val="0"/>
+          <w:smallCaps w:val="0"/>
+          <w:color w:val="000000" w:themeColor="text1" w:themeTint="FF" w:themeShade="FF"/>
+          <w:sz w:val="36"/>
+          <w:szCs w:val="36"/>
+          <w:lang w:val="en-US"/>
+        </w:rPr>
+        <w:t xml:space="preserve">TAX INVOICE </w:t>
+      </w:r>
+      <w:r>
+        <w:rPr>
+          <w:rFonts w:ascii="Calibri" w:hAnsi="Calibri" w:eastAsia="Calibri" w:cs="Calibri"/>
+          <w:b w:val="1"/>
+          <w:bCs w:val="1"/>
           <w:i w:val="0"/>
           <w:iCs w:val="0"/>
           <w:caps w:val="0"/>
@@ -202,7 +187,7 @@
         </w:rPr>
       </w:r>
     </w:p>
-    <w:p>
+    <w:p xmlns:wp14="http://schemas.microsoft.com/office/word/2010/wordml" wp14:textId="77777777">
       <w:pPr>
         <w:pStyle w:val="792"/>
         <w:pBdr/>
@@ -252,12 +237,117 @@
           <w:lang w:val="en-US"/>
         </w:rPr>
         <w:t xml:space="preserve">Invoice number: {invoicenumber}                                    </w:t>
+      </w:r>
+      <w:r>
+        <w:rPr>
+          <w:rFonts w:ascii="Calibri" w:hAnsi="Calibri" w:eastAsia="Calibri" w:cs="Calibri"/>
+          <w:b/>
+          <w:bCs/>
+          <w:i w:val="0"/>
+          <w:iCs w:val="0"/>
+          <w:caps w:val="0"/>
+          <w:smallCaps w:val="0"/>
+          <w:color w:val="000000" w:themeColor="text1" w:themeTint="FF" w:themeShade="FF"/>
+          <w:sz w:val="24"/>
+          <w:szCs w:val="24"/>
+          <w:lang w:val="en-US"/>
+        </w:rPr>
         <w:tab/>
+      </w:r>
+      <w:r>
+        <w:rPr>
+          <w:rFonts w:ascii="Calibri" w:hAnsi="Calibri" w:eastAsia="Calibri" w:cs="Calibri"/>
+          <w:b/>
+          <w:bCs/>
+          <w:i w:val="0"/>
+          <w:iCs w:val="0"/>
+          <w:caps w:val="0"/>
+          <w:smallCaps w:val="0"/>
+          <w:color w:val="000000" w:themeColor="text1" w:themeTint="FF" w:themeShade="FF"/>
+          <w:sz w:val="24"/>
+          <w:szCs w:val="24"/>
+          <w:lang w:val="en-US"/>
+        </w:rPr>
         <w:tab/>
+      </w:r>
+      <w:r>
+        <w:rPr>
+          <w:rFonts w:ascii="Calibri" w:hAnsi="Calibri" w:eastAsia="Calibri" w:cs="Calibri"/>
+          <w:b/>
+          <w:bCs/>
+          <w:i w:val="0"/>
+          <w:iCs w:val="0"/>
+          <w:caps w:val="0"/>
+          <w:smallCaps w:val="0"/>
+          <w:color w:val="000000" w:themeColor="text1" w:themeTint="FF" w:themeShade="FF"/>
+          <w:sz w:val="24"/>
+          <w:szCs w:val="24"/>
+          <w:lang w:val="en-US"/>
+        </w:rPr>
         <w:tab/>
+      </w:r>
+      <w:r>
+        <w:rPr>
+          <w:rFonts w:ascii="Calibri" w:hAnsi="Calibri" w:eastAsia="Calibri" w:cs="Calibri"/>
+          <w:b/>
+          <w:bCs/>
+          <w:i w:val="0"/>
+          <w:iCs w:val="0"/>
+          <w:caps w:val="0"/>
+          <w:smallCaps w:val="0"/>
+          <w:color w:val="000000" w:themeColor="text1" w:themeTint="FF" w:themeShade="FF"/>
+          <w:sz w:val="24"/>
+          <w:szCs w:val="24"/>
+          <w:lang w:val="en-US"/>
+        </w:rPr>
         <w:tab/>
+      </w:r>
+      <w:r>
+        <w:rPr>
+          <w:rFonts w:ascii="Calibri" w:hAnsi="Calibri" w:eastAsia="Calibri" w:cs="Calibri"/>
+          <w:b/>
+          <w:bCs/>
+          <w:i w:val="0"/>
+          <w:iCs w:val="0"/>
+          <w:caps w:val="0"/>
+          <w:smallCaps w:val="0"/>
+          <w:color w:val="000000" w:themeColor="text1" w:themeTint="FF" w:themeShade="FF"/>
+          <w:sz w:val="24"/>
+          <w:szCs w:val="24"/>
+          <w:lang w:val="en-US"/>
+        </w:rPr>
         <w:tab/>
+      </w:r>
+      <w:r>
+        <w:rPr>
+          <w:rFonts w:ascii="Calibri" w:hAnsi="Calibri" w:eastAsia="Calibri" w:cs="Calibri"/>
+          <w:b/>
+          <w:bCs/>
+          <w:i w:val="0"/>
+          <w:iCs w:val="0"/>
+          <w:caps w:val="0"/>
+          <w:smallCaps w:val="0"/>
+          <w:color w:val="000000" w:themeColor="text1" w:themeTint="FF" w:themeShade="FF"/>
+          <w:sz w:val="24"/>
+          <w:szCs w:val="24"/>
+          <w:lang w:val="en-US"/>
+        </w:rPr>
         <w:tab/>
+      </w:r>
+      <w:r>
+        <w:rPr>
+          <w:rFonts w:ascii="Calibri" w:hAnsi="Calibri" w:eastAsia="Calibri" w:cs="Calibri"/>
+          <w:b/>
+          <w:bCs/>
+          <w:i w:val="0"/>
+          <w:iCs w:val="0"/>
+          <w:caps w:val="0"/>
+          <w:smallCaps w:val="0"/>
+          <w:color w:val="000000" w:themeColor="text1" w:themeTint="FF" w:themeShade="FF"/>
+          <w:sz w:val="24"/>
+          <w:szCs w:val="24"/>
+          <w:lang w:val="en-US"/>
+        </w:rPr>
         <w:t xml:space="preserve"> </w:t>
       </w:r>
       <w:r>
@@ -303,7 +393,7 @@
         </w:rPr>
       </w:r>
     </w:p>
-    <w:p>
+    <w:p xmlns:wp14="http://schemas.microsoft.com/office/word/2010/wordml" wp14:textId="77777777">
       <w:pPr>
         <w:pStyle w:val="792"/>
         <w:pBdr/>
@@ -355,7 +445,7 @@
         </w:rPr>
       </w:r>
     </w:p>
-    <w:p>
+    <w:p xmlns:wp14="http://schemas.microsoft.com/office/word/2010/wordml" wp14:textId="77777777">
       <w:pPr>
         <w:pBdr/>
         <w:spacing w:after="160" w:line="279" w:lineRule="auto"/>
@@ -418,7 +508,7 @@
         </w:rPr>
       </w:r>
     </w:p>
-    <w:p>
+    <w:p xmlns:wp14="http://schemas.microsoft.com/office/word/2010/wordml" wp14:textId="77777777">
       <w:pPr>
         <w:pBdr/>
         <w:spacing w:after="0" w:afterAutospacing="0" w:line="279" w:lineRule="auto"/>
@@ -497,7 +587,7 @@
         </w:rPr>
       </w:r>
     </w:p>
-    <w:p>
+    <w:p xmlns:wp14="http://schemas.microsoft.com/office/word/2010/wordml" wp14:textId="77777777">
       <w:pPr>
         <w:pStyle w:val="845"/>
         <w:pBdr/>
@@ -561,11 +651,10 @@
         </w:rPr>
       </w:r>
     </w:p>
-    <w:p>
+    <w:p xmlns:wp14="http://schemas.microsoft.com/office/word/2010/wordml" wp14:textId="5C0D0395">
       <w:pPr>
         <w:pStyle w:val="845"/>
-        <w:pBdr/>
-        <w:spacing w:after="0" w:afterAutospacing="0" w:line="264" w:lineRule="auto"/>
+        <w:spacing w:after="0" w:afterAutospacing="off" w:line="264" w:lineRule="auto"/>
         <w:ind/>
         <w:rPr>
           <w:rFonts w:ascii="Calibri" w:hAnsi="Calibri" w:cs="Calibri"/>
@@ -594,7 +683,67 @@
           <w:szCs w:val="22"/>
           <w:lang w:val="en-US"/>
         </w:rPr>
-        <w:t xml:space="preserve">{companyaddress}</w:t>
+        <w:t xml:space="preserve">{</w:t>
+      </w:r>
+      <w:r>
+        <w:rPr>
+          <w:rFonts w:ascii="Calibri" w:hAnsi="Calibri" w:eastAsia="Calibri" w:cs="Calibri"/>
+          <w:b w:val="0"/>
+          <w:bCs w:val="0"/>
+          <w:i w:val="0"/>
+          <w:iCs w:val="0"/>
+          <w:caps w:val="0"/>
+          <w:smallCaps w:val="0"/>
+          <w:color w:val="000000" w:themeColor="text1" w:themeTint="FF" w:themeShade="FF"/>
+          <w:sz w:val="22"/>
+          <w:szCs w:val="22"/>
+          <w:lang w:val="en-US"/>
+        </w:rPr>
+        <w:t xml:space="preserve">companyaddress</w:t>
+      </w:r>
+      <w:r>
+        <w:rPr>
+          <w:rFonts w:ascii="Calibri" w:hAnsi="Calibri" w:eastAsia="Calibri" w:cs="Calibri"/>
+          <w:b w:val="0"/>
+          <w:bCs w:val="0"/>
+          <w:i w:val="0"/>
+          <w:iCs w:val="0"/>
+          <w:caps w:val="0"/>
+          <w:smallCaps w:val="0"/>
+          <w:color w:val="000000" w:themeColor="text1" w:themeTint="FF" w:themeShade="FF"/>
+          <w:sz w:val="22"/>
+          <w:szCs w:val="22"/>
+          <w:lang w:val="en-US"/>
+        </w:rPr>
+        <w:t xml:space="preserve">}</w:t>
+      </w:r>
+      <w:r>
+        <w:rPr>
+          <w:rFonts w:ascii="Calibri" w:hAnsi="Calibri" w:cs="Calibri"/>
+          <w:b w:val="0"/>
+          <w:bCs w:val="0"/>
+          <w:i w:val="0"/>
+          <w:iCs w:val="0"/>
+          <w:caps w:val="0"/>
+          <w:smallCaps w:val="0"/>
+          <w:color w:val="000000" w:themeColor="text1" w:themeTint="FF" w:themeShade="FF"/>
+          <w:sz w:val="22"/>
+          <w:szCs w:val="22"/>
+        </w:rPr>
+      </w:r>
+      <w:r>
+        <w:rPr>
+          <w:rFonts w:ascii="Calibri" w:hAnsi="Calibri" w:cs="Calibri"/>
+          <w:b w:val="0"/>
+          <w:bCs w:val="0"/>
+          <w:i w:val="0"/>
+          <w:iCs w:val="0"/>
+          <w:caps w:val="0"/>
+          <w:smallCaps w:val="0"/>
+          <w:color w:val="000000" w:themeColor="text1" w:themeTint="FF" w:themeShade="FF"/>
+          <w:sz w:val="22"/>
+          <w:szCs w:val="22"/>
+        </w:rPr>
       </w:r>
       <w:r>
         <w:rPr>
@@ -625,71 +774,7 @@
         </w:rPr>
       </w:r>
     </w:p>
-    <w:p>
-      <w:pPr>
-        <w:pStyle w:val="845"/>
-        <w:pBdr/>
-        <w:spacing w:after="0" w:afterAutospacing="0" w:line="264" w:lineRule="auto"/>
-        <w:ind/>
-        <w:rPr>
-          <w:rFonts w:ascii="Calibri" w:hAnsi="Calibri" w:cs="Calibri"/>
-          <w:b w:val="0"/>
-          <w:bCs w:val="0"/>
-          <w:i w:val="0"/>
-          <w:iCs w:val="0"/>
-          <w:caps w:val="0"/>
-          <w:smallCaps w:val="0"/>
-          <w:color w:val="000000" w:themeColor="text1" w:themeTint="FF" w:themeShade="FF"/>
-          <w:sz w:val="22"/>
-          <w:szCs w:val="22"/>
-        </w:rPr>
-      </w:pPr>
-      <w:r>
-        <w:rPr>
-          <w:rFonts w:ascii="Calibri" w:hAnsi="Calibri" w:eastAsia="Calibri" w:cs="Calibri"/>
-          <w:b w:val="0"/>
-          <w:bCs w:val="0"/>
-          <w:i w:val="0"/>
-          <w:iCs w:val="0"/>
-          <w:caps w:val="0"/>
-          <w:smallCaps w:val="0"/>
-          <w:color w:val="000000" w:themeColor="text1" w:themeTint="FF" w:themeShade="FF"/>
-          <w:sz w:val="22"/>
-          <w:szCs w:val="22"/>
-          <w:lang w:val="en-US"/>
-        </w:rPr>
-        <w:t xml:space="preserve">{contactname}</w:t>
-      </w:r>
-      <w:r>
-        <w:rPr>
-          <w:rFonts w:ascii="Calibri" w:hAnsi="Calibri" w:cs="Calibri"/>
-          <w:b w:val="0"/>
-          <w:bCs w:val="0"/>
-          <w:i w:val="0"/>
-          <w:iCs w:val="0"/>
-          <w:caps w:val="0"/>
-          <w:smallCaps w:val="0"/>
-          <w:color w:val="000000" w:themeColor="text1" w:themeTint="FF" w:themeShade="FF"/>
-          <w:sz w:val="22"/>
-          <w:szCs w:val="22"/>
-        </w:rPr>
-      </w:r>
-      <w:r>
-        <w:rPr>
-          <w:rFonts w:ascii="Calibri" w:hAnsi="Calibri" w:cs="Calibri"/>
-          <w:b w:val="0"/>
-          <w:bCs w:val="0"/>
-          <w:i w:val="0"/>
-          <w:iCs w:val="0"/>
-          <w:caps w:val="0"/>
-          <w:smallCaps w:val="0"/>
-          <w:color w:val="000000" w:themeColor="text1" w:themeTint="FF" w:themeShade="FF"/>
-          <w:sz w:val="22"/>
-          <w:szCs w:val="22"/>
-        </w:rPr>
-      </w:r>
-    </w:p>
-    <w:p>
+    <w:p xmlns:wp14="http://schemas.microsoft.com/office/word/2010/wordml" wp14:textId="77777777">
       <w:pPr>
         <w:pStyle w:val="845"/>
         <w:pBdr/>
@@ -769,7 +854,7 @@
         </w:rPr>
       </w:r>
     </w:p>
-    <w:p>
+    <w:p xmlns:wp14="http://schemas.microsoft.com/office/word/2010/wordml" wp14:textId="77777777">
       <w:pPr>
         <w:pStyle w:val="845"/>
         <w:pBdr/>
@@ -855,7 +940,7 @@
         </w:rPr>
       </w:r>
     </w:p>
-    <w:p>
+    <w:p xmlns:wp14="http://schemas.microsoft.com/office/word/2010/wordml" wp14:textId="77777777">
       <w:pPr>
         <w:pStyle w:val="845"/>
         <w:pBdr/>
@@ -919,7 +1004,7 @@
         </w:rPr>
       </w:r>
     </w:p>
-    <w:p>
+    <w:p xmlns:wp14="http://schemas.microsoft.com/office/word/2010/wordml" wp14:textId="77777777">
       <w:pPr>
         <w:pBdr/>
         <w:spacing w:after="0" w:afterAutospacing="0" w:line="264" w:lineRule="auto"/>
@@ -981,7 +1066,7 @@
         </w:rPr>
       </w:r>
     </w:p>
-    <w:p>
+    <w:p xmlns:wp14="http://schemas.microsoft.com/office/word/2010/wordml" wp14:textId="77777777">
       <w:pPr>
         <w:pBdr/>
         <w:spacing/>
@@ -993,9 +1078,9 @@
           <w:footnotePr/>
           <w:endnotePr/>
           <w:type w:val="nextPage"/>
-          <w:pgSz w:h="15840" w:orient="portrait" w:w="12240"/>
+          <w:pgSz w:w="12240" w:h="15840" w:orient="portrait"/>
           <w:pgMar w:top="432" w:right="432" w:bottom="432" w:left="432" w:header="709" w:footer="709" w:gutter="0"/>
-          <w:cols w:num="1" w:sep="0" w:space="720" w:equalWidth="1"/>
+          <w:cols w:equalWidth="1" w:space="720" w:num="1" w:sep="0"/>
         </w:sectPr>
       </w:pPr>
       <w:r>
@@ -1014,7 +1099,7 @@
         </w:rPr>
       </w:r>
     </w:p>
-    <w:p>
+    <w:p xmlns:wp14="http://schemas.microsoft.com/office/word/2010/wordml" wp14:textId="77777777">
       <w:pPr>
         <w:pStyle w:val="845"/>
         <w:pBdr/>
@@ -1078,7 +1163,7 @@
         </w:rPr>
       </w:r>
     </w:p>
-    <w:p>
+    <w:p xmlns:wp14="http://schemas.microsoft.com/office/word/2010/wordml" wp14:textId="77777777">
       <w:pPr>
         <w:pStyle w:val="845"/>
         <w:pBdr/>
@@ -1143,7 +1228,7 @@
         </w:rPr>
       </w:r>
     </w:p>
-    <w:p>
+    <w:p xmlns:wp14="http://schemas.microsoft.com/office/word/2010/wordml" wp14:textId="77777777">
       <w:pPr>
         <w:pStyle w:val="845"/>
         <w:pBdr/>
@@ -1208,11 +1293,10 @@
         </w:rPr>
       </w:r>
     </w:p>
-    <w:p>
+    <w:p xmlns:wp14="http://schemas.microsoft.com/office/word/2010/wordml" wp14:textId="21E248E8">
       <w:pPr>
         <w:pStyle w:val="845"/>
-        <w:pBdr/>
-        <w:spacing w:after="0" w:afterAutospacing="0" w:line="264" w:lineRule="auto"/>
+        <w:spacing w:after="0" w:afterAutospacing="off" w:line="264" w:lineRule="auto"/>
         <w:ind w:left="0"/>
         <w:jc w:val="left"/>
         <w:rPr>
@@ -1220,26 +1304,26 @@
           <w:b w:val="0"/>
           <w:bCs w:val="0"/>
           <w:i w:val="0"/>
+          <w:iCs w:val="0"/>
           <w:caps w:val="0"/>
           <w:smallCaps w:val="0"/>
           <w:color w:val="000000" w:themeColor="text1" w:themeTint="FF" w:themeShade="FF"/>
           <w:sz w:val="22"/>
           <w:szCs w:val="22"/>
-          <w:highlight w:val="none"/>
         </w:rPr>
       </w:pPr>
       <w:r>
         <w:rPr>
           <w:rFonts w:ascii="Calibri" w:hAnsi="Calibri" w:eastAsia="Calibri" w:cs="Calibri"/>
-          <w:b/>
-          <w:bCs/>
+          <w:b w:val="1"/>
+          <w:bCs w:val="1"/>
           <w:i w:val="0"/>
+          <w:iCs w:val="0"/>
           <w:caps w:val="0"/>
           <w:smallCaps w:val="0"/>
           <w:color w:val="000000" w:themeColor="text1" w:themeTint="FF" w:themeShade="FF"/>
           <w:sz w:val="22"/>
           <w:szCs w:val="22"/>
-          <w:highlight w:val="none"/>
           <w:lang w:val="en-US"/>
         </w:rPr>
         <w:t xml:space="preserve">Phone Number:</w:t>
@@ -1250,15 +1334,47 @@
           <w:b w:val="0"/>
           <w:bCs w:val="0"/>
           <w:i w:val="0"/>
+          <w:iCs w:val="0"/>
           <w:caps w:val="0"/>
           <w:smallCaps w:val="0"/>
           <w:color w:val="000000" w:themeColor="text1" w:themeTint="FF" w:themeShade="FF"/>
           <w:sz w:val="22"/>
           <w:szCs w:val="22"/>
-          <w:highlight w:val="none"/>
           <w:lang w:val="en-US"/>
         </w:rPr>
-        <w:t xml:space="preserve"> {customerphonenumber}</w:t>
+        <w:t xml:space="preserve"> {</w:t>
+      </w:r>
+      <w:r>
+        <w:rPr>
+          <w:rFonts w:ascii="Calibri" w:hAnsi="Calibri" w:eastAsia="Calibri" w:cs="Calibri"/>
+          <w:b w:val="0"/>
+          <w:bCs w:val="0"/>
+          <w:i w:val="0"/>
+          <w:iCs w:val="0"/>
+          <w:caps w:val="0"/>
+          <w:smallCaps w:val="0"/>
+          <w:color w:val="000000" w:themeColor="text1" w:themeTint="FF" w:themeShade="FF"/>
+          <w:sz w:val="22"/>
+          <w:szCs w:val="22"/>
+          <w:lang w:val="en-US"/>
+        </w:rPr>
+        <w:t xml:space="preserve">customerphonenumber</w:t>
+      </w:r>
+      <w:r>
+        <w:rPr>
+          <w:rFonts w:ascii="Calibri" w:hAnsi="Calibri" w:eastAsia="Calibri" w:cs="Calibri"/>
+          <w:b w:val="0"/>
+          <w:bCs w:val="0"/>
+          <w:i w:val="0"/>
+          <w:iCs w:val="0"/>
+          <w:caps w:val="0"/>
+          <w:smallCaps w:val="0"/>
+          <w:color w:val="000000" w:themeColor="text1" w:themeTint="FF" w:themeShade="FF"/>
+          <w:sz w:val="22"/>
+          <w:szCs w:val="22"/>
+          <w:lang w:val="en-US"/>
+        </w:rPr>
+        <w:t xml:space="preserve">}</w:t>
       </w:r>
       <w:r>
         <w:rPr>
@@ -1289,11 +1405,10 @@
         </w:rPr>
       </w:r>
     </w:p>
-    <w:p>
+    <w:p xmlns:wp14="http://schemas.microsoft.com/office/word/2010/wordml" wp14:textId="223C82A7">
       <w:pPr>
         <w:pStyle w:val="845"/>
-        <w:pBdr/>
-        <w:spacing w:after="0" w:afterAutospacing="0" w:line="264" w:lineRule="auto"/>
+        <w:spacing w:after="0" w:afterAutospacing="off" w:line="264" w:lineRule="auto"/>
         <w:ind w:left="0"/>
         <w:jc w:val="left"/>
         <w:rPr>
@@ -1301,28 +1416,28 @@
           <w:b w:val="0"/>
           <w:bCs w:val="0"/>
           <w:i w:val="0"/>
+          <w:iCs w:val="0"/>
           <w:caps w:val="0"/>
           <w:smallCaps w:val="0"/>
           <w:color w:val="000000" w:themeColor="text1" w:themeTint="FF" w:themeShade="FF"/>
           <w:sz w:val="22"/>
           <w:szCs w:val="22"/>
-          <w:highlight w:val="none"/>
         </w:rPr>
       </w:pPr>
       <w:r>
         <w:rPr>
-          <w:rFonts w:ascii="Calibri" w:hAnsi="Calibri" w:eastAsia="Calibri" w:cs="Calibri"/>
-          <w:b w:val="0"/>
-          <w:bCs w:val="0"/>
+          <w:rFonts w:ascii="Calibri" w:hAnsi="Calibri" w:cs="Calibri"/>
+          <w:b w:val="1"/>
+          <w:bCs w:val="1"/>
           <w:i w:val="0"/>
+          <w:iCs w:val="0"/>
           <w:caps w:val="0"/>
           <w:smallCaps w:val="0"/>
           <w:color w:val="000000" w:themeColor="text1" w:themeTint="FF" w:themeShade="FF"/>
           <w:sz w:val="22"/>
           <w:szCs w:val="22"/>
-          <w:highlight w:val="none"/>
-          <w:lang w:val="en-US"/>
         </w:rPr>
+        <w:t>GST:</w:t>
       </w:r>
       <w:r>
         <w:rPr>
@@ -1330,30 +1445,17 @@
           <w:b w:val="0"/>
           <w:bCs w:val="0"/>
           <w:i w:val="0"/>
+          <w:iCs w:val="0"/>
           <w:caps w:val="0"/>
           <w:smallCaps w:val="0"/>
           <w:color w:val="000000" w:themeColor="text1" w:themeTint="FF" w:themeShade="FF"/>
           <w:sz w:val="22"/>
           <w:szCs w:val="22"/>
-          <w:highlight w:val="none"/>
         </w:rPr>
-      </w:r>
-      <w:r>
-        <w:rPr>
-          <w:rFonts w:ascii="Calibri" w:hAnsi="Calibri" w:cs="Calibri"/>
-          <w:b w:val="0"/>
-          <w:bCs w:val="0"/>
-          <w:i w:val="0"/>
-          <w:caps w:val="0"/>
-          <w:smallCaps w:val="0"/>
-          <w:color w:val="000000" w:themeColor="text1" w:themeTint="FF" w:themeShade="FF"/>
-          <w:sz w:val="22"/>
-          <w:szCs w:val="22"/>
-          <w:highlight w:val="none"/>
-        </w:rPr>
+        <w:t xml:space="preserve"> {customergstnumber}</w:t>
       </w:r>
     </w:p>
-    <w:p>
+    <w:p xmlns:wp14="http://schemas.microsoft.com/office/word/2010/wordml" wp14:textId="77777777">
       <w:pPr>
         <w:pStyle w:val="845"/>
         <w:pBdr/>
@@ -1403,7 +1505,7 @@
         </w:rPr>
       </w:r>
     </w:p>
-    <w:p>
+    <w:p xmlns:wp14="http://schemas.microsoft.com/office/word/2010/wordml" wp14:textId="77777777">
       <w:pPr>
         <w:pStyle w:val="845"/>
         <w:pBdr/>
@@ -1441,7 +1543,7 @@
         </w:rPr>
       </w:r>
     </w:p>
-    <w:p>
+    <w:p xmlns:wp14="http://schemas.microsoft.com/office/word/2010/wordml" wp14:textId="77777777">
       <w:pPr>
         <w:pStyle w:val="845"/>
         <w:pBdr/>
@@ -1479,11 +1581,10 @@
         </w:rPr>
       </w:r>
     </w:p>
-    <w:p>
+    <w:p xmlns:wp14="http://schemas.microsoft.com/office/word/2010/wordml" wp14:textId="77777777">
       <w:pPr>
         <w:pStyle w:val="845"/>
-        <w:pBdr/>
-        <w:spacing w:after="0" w:afterAutospacing="0" w:line="264" w:lineRule="auto"/>
+        <w:spacing w:after="0" w:afterAutospacing="off" w:line="264" w:lineRule="auto"/>
         <w:ind w:left="0"/>
         <w:jc w:val="right"/>
         <w:rPr>
@@ -1491,34 +1592,26 @@
           <w:b w:val="0"/>
           <w:bCs w:val="0"/>
           <w:i w:val="0"/>
+          <w:iCs w:val="0"/>
           <w:caps w:val="0"/>
           <w:smallCaps w:val="0"/>
           <w:color w:val="000000" w:themeColor="text1" w:themeTint="FF" w:themeShade="FF"/>
           <w:sz w:val="22"/>
           <w:szCs w:val="22"/>
-          <w:highlight w:val="none"/>
         </w:rPr>
-        <w:sectPr>
-          <w:footnotePr/>
-          <w:endnotePr/>
-          <w:type w:val="continuous"/>
-          <w:pgSz w:h="15840" w:orient="portrait" w:w="12240"/>
-          <w:pgMar w:top="432" w:right="432" w:bottom="432" w:left="432" w:header="709" w:footer="709" w:gutter="0"/>
-          <w:cols w:num="2" w:sep="0" w:space="709" w:equalWidth="1"/>
-        </w:sectPr>
       </w:pPr>
       <w:r>
         <w:rPr>
           <w:rFonts w:ascii="Calibri" w:hAnsi="Calibri" w:eastAsia="Calibri" w:cs="Calibri"/>
-          <w:b/>
-          <w:bCs/>
+          <w:b w:val="1"/>
+          <w:bCs w:val="1"/>
           <w:i w:val="0"/>
+          <w:iCs w:val="0"/>
           <w:caps w:val="0"/>
           <w:smallCaps w:val="0"/>
           <w:color w:val="000000" w:themeColor="text1" w:themeTint="FF" w:themeShade="FF"/>
           <w:sz w:val="22"/>
           <w:szCs w:val="22"/>
-          <w:highlight w:val="none"/>
           <w:lang w:val="en-US"/>
         </w:rPr>
         <w:t xml:space="preserve">Phone Number:</w:t>
@@ -1529,15 +1622,47 @@
           <w:b w:val="0"/>
           <w:bCs w:val="0"/>
           <w:i w:val="0"/>
+          <w:iCs w:val="0"/>
           <w:caps w:val="0"/>
           <w:smallCaps w:val="0"/>
           <w:color w:val="000000" w:themeColor="text1" w:themeTint="FF" w:themeShade="FF"/>
           <w:sz w:val="22"/>
           <w:szCs w:val="22"/>
-          <w:highlight w:val="none"/>
           <w:lang w:val="en-US"/>
         </w:rPr>
-        <w:t xml:space="preserve"> {customerphonenumber}</w:t>
+        <w:t xml:space="preserve"> {</w:t>
+      </w:r>
+      <w:r>
+        <w:rPr>
+          <w:rFonts w:ascii="Calibri" w:hAnsi="Calibri" w:eastAsia="Calibri" w:cs="Calibri"/>
+          <w:b w:val="0"/>
+          <w:bCs w:val="0"/>
+          <w:i w:val="0"/>
+          <w:iCs w:val="0"/>
+          <w:caps w:val="0"/>
+          <w:smallCaps w:val="0"/>
+          <w:color w:val="000000" w:themeColor="text1" w:themeTint="FF" w:themeShade="FF"/>
+          <w:sz w:val="22"/>
+          <w:szCs w:val="22"/>
+          <w:lang w:val="en-US"/>
+        </w:rPr>
+        <w:t xml:space="preserve">customerphonenumber</w:t>
+      </w:r>
+      <w:r>
+        <w:rPr>
+          <w:rFonts w:ascii="Calibri" w:hAnsi="Calibri" w:eastAsia="Calibri" w:cs="Calibri"/>
+          <w:b w:val="0"/>
+          <w:bCs w:val="0"/>
+          <w:i w:val="0"/>
+          <w:iCs w:val="0"/>
+          <w:caps w:val="0"/>
+          <w:smallCaps w:val="0"/>
+          <w:color w:val="000000" w:themeColor="text1" w:themeTint="FF" w:themeShade="FF"/>
+          <w:sz w:val="22"/>
+          <w:szCs w:val="22"/>
+          <w:lang w:val="en-US"/>
+        </w:rPr>
+        <w:t xml:space="preserve">}</w:t>
       </w:r>
       <w:r>
         <w:rPr>
@@ -1569,6 +1694,160 @@
       </w:r>
     </w:p>
     <w:p>
+      <w:pPr>
+        <w:pStyle w:val="845"/>
+        <w:spacing w:after="0" w:afterAutospacing="off" w:line="264" w:lineRule="auto"/>
+        <w:ind w:left="0"/>
+        <w:jc w:val="left"/>
+        <w:rPr>
+          <w:rFonts w:ascii="Calibri" w:hAnsi="Calibri" w:cs="Calibri"/>
+          <w:b w:val="0"/>
+          <w:bCs w:val="0"/>
+          <w:i w:val="0"/>
+          <w:iCs w:val="0"/>
+          <w:caps w:val="0"/>
+          <w:smallCaps w:val="0"/>
+          <w:color w:val="000000" w:themeColor="text1" w:themeTint="FF" w:themeShade="FF"/>
+          <w:sz w:val="22"/>
+          <w:szCs w:val="22"/>
+        </w:rPr>
+      </w:pPr>
+      <w:r>
+        <w:rPr>
+          <w:rFonts w:ascii="Calibri" w:hAnsi="Calibri" w:cs="Calibri"/>
+          <w:b w:val="1"/>
+          <w:bCs w:val="1"/>
+          <w:i w:val="0"/>
+          <w:iCs w:val="0"/>
+          <w:caps w:val="0"/>
+          <w:smallCaps w:val="0"/>
+          <w:color w:val="000000" w:themeColor="text1" w:themeTint="FF" w:themeShade="FF"/>
+          <w:sz w:val="22"/>
+          <w:szCs w:val="22"/>
+        </w:rPr>
+        <w:t xml:space="preserve">                                           </w:t>
+      </w:r>
+      <w:r>
+        <w:rPr>
+          <w:rFonts w:ascii="Calibri" w:hAnsi="Calibri" w:cs="Calibri"/>
+          <w:b w:val="1"/>
+          <w:bCs w:val="1"/>
+          <w:i w:val="0"/>
+          <w:iCs w:val="0"/>
+          <w:caps w:val="0"/>
+          <w:smallCaps w:val="0"/>
+          <w:color w:val="000000" w:themeColor="text1" w:themeTint="FF" w:themeShade="FF"/>
+          <w:sz w:val="22"/>
+          <w:szCs w:val="22"/>
+        </w:rPr>
+        <w:t xml:space="preserve">    </w:t>
+      </w:r>
+      <w:r>
+        <w:rPr>
+          <w:rFonts w:ascii="Calibri" w:hAnsi="Calibri" w:cs="Calibri"/>
+          <w:b w:val="1"/>
+          <w:bCs w:val="1"/>
+          <w:i w:val="0"/>
+          <w:iCs w:val="0"/>
+          <w:caps w:val="0"/>
+          <w:smallCaps w:val="0"/>
+          <w:color w:val="000000" w:themeColor="text1" w:themeTint="FF" w:themeShade="FF"/>
+          <w:sz w:val="22"/>
+          <w:szCs w:val="22"/>
+        </w:rPr>
+        <w:t xml:space="preserve">          </w:t>
+      </w:r>
+      <w:r>
+        <w:rPr>
+          <w:rFonts w:ascii="Calibri" w:hAnsi="Calibri" w:cs="Calibri"/>
+          <w:b w:val="1"/>
+          <w:bCs w:val="1"/>
+          <w:i w:val="0"/>
+          <w:iCs w:val="0"/>
+          <w:caps w:val="0"/>
+          <w:smallCaps w:val="0"/>
+          <w:color w:val="000000" w:themeColor="text1" w:themeTint="FF" w:themeShade="FF"/>
+          <w:sz w:val="22"/>
+          <w:szCs w:val="22"/>
+        </w:rPr>
+        <w:t>GST:</w:t>
+      </w:r>
+      <w:r>
+        <w:rPr>
+          <w:rFonts w:ascii="Calibri" w:hAnsi="Calibri" w:cs="Calibri"/>
+          <w:b w:val="0"/>
+          <w:bCs w:val="0"/>
+          <w:i w:val="0"/>
+          <w:iCs w:val="0"/>
+          <w:caps w:val="0"/>
+          <w:smallCaps w:val="0"/>
+          <w:color w:val="000000" w:themeColor="text1" w:themeTint="FF" w:themeShade="FF"/>
+          <w:sz w:val="22"/>
+          <w:szCs w:val="22"/>
+        </w:rPr>
+        <w:t xml:space="preserve"> {</w:t>
+      </w:r>
+      <w:r>
+        <w:rPr>
+          <w:rFonts w:ascii="Calibri" w:hAnsi="Calibri" w:cs="Calibri"/>
+          <w:b w:val="0"/>
+          <w:bCs w:val="0"/>
+          <w:i w:val="0"/>
+          <w:iCs w:val="0"/>
+          <w:caps w:val="0"/>
+          <w:smallCaps w:val="0"/>
+          <w:color w:val="000000" w:themeColor="text1" w:themeTint="FF" w:themeShade="FF"/>
+          <w:sz w:val="22"/>
+          <w:szCs w:val="22"/>
+        </w:rPr>
+        <w:t>customergstnumber</w:t>
+      </w:r>
+      <w:r>
+        <w:rPr>
+          <w:rFonts w:ascii="Calibri" w:hAnsi="Calibri" w:cs="Calibri"/>
+          <w:b w:val="0"/>
+          <w:bCs w:val="0"/>
+          <w:i w:val="0"/>
+          <w:iCs w:val="0"/>
+          <w:caps w:val="0"/>
+          <w:smallCaps w:val="0"/>
+          <w:color w:val="000000" w:themeColor="text1" w:themeTint="FF" w:themeShade="FF"/>
+          <w:sz w:val="22"/>
+          <w:szCs w:val="22"/>
+        </w:rPr>
+        <w:t>}</w:t>
+      </w:r>
+    </w:p>
+    <w:p>
+      <w:pPr>
+        <w:pStyle w:val="845"/>
+        <w:spacing w:after="0" w:afterAutospacing="off" w:line="264" w:lineRule="auto"/>
+        <w:ind w:left="0"/>
+        <w:jc w:val="right"/>
+        <w:rPr>
+          <w:rFonts w:ascii="Calibri" w:hAnsi="Calibri" w:eastAsia="Calibri" w:cs="Calibri"/>
+          <w:b w:val="0"/>
+          <w:bCs w:val="0"/>
+          <w:i w:val="0"/>
+          <w:iCs w:val="0"/>
+          <w:caps w:val="0"/>
+          <w:smallCaps w:val="0"/>
+          <w:color w:val="000000" w:themeColor="text1" w:themeTint="FF" w:themeShade="FF"/>
+          <w:sz w:val="22"/>
+          <w:szCs w:val="22"/>
+          <w:lang w:val="en-US"/>
+        </w:rPr>
+        <w:sectPr>
+          <w:footnotePr/>
+          <w:endnotePr/>
+          <w:type w:val="continuous"/>
+          <w:pgSz w:w="12240" w:h="15840" w:orient="portrait"/>
+          <w:pgMar w:top="432" w:right="432" w:bottom="432" w:left="432" w:header="709" w:footer="709" w:gutter="0"/>
+          <w:cols w:equalWidth="1" w:space="709" w:num="2" w:sep="0"/>
+        </w:sectPr>
+      </w:pPr>
+    </w:p>
+    <w:p xmlns:wp14="http://schemas.microsoft.com/office/word/2010/wordml" wp14:textId="77777777">
       <w:pPr>
         <w:pStyle w:val="845"/>
         <w:pBdr/>
@@ -1633,7 +1912,7 @@
         </w:rPr>
       </w:r>
     </w:p>
-    <w:p>
+    <w:p xmlns:wp14="http://schemas.microsoft.com/office/word/2010/wordml" wp14:textId="77777777">
       <w:pPr>
         <w:pStyle w:val="845"/>
         <w:pBdr/>
@@ -1694,7 +1973,7 @@
         </w:rPr>
       </w:r>
     </w:p>
-    <w:p>
+    <w:p xmlns:wp14="http://schemas.microsoft.com/office/word/2010/wordml" wp14:textId="77777777">
       <w:pPr>
         <w:pStyle w:val="845"/>
         <w:pBdr/>
@@ -1763,7 +2042,7 @@
         </w:rPr>
       </w:r>
     </w:p>
-    <w:p>
+    <w:p xmlns:wp14="http://schemas.microsoft.com/office/word/2010/wordml" wp14:textId="77777777">
       <w:pPr>
         <w:pStyle w:val="845"/>
         <w:pBdr/>
@@ -1800,6 +2079,22 @@
           <w:lang w:val="en-US"/>
         </w:rPr>
         <w:tab/>
+      </w:r>
+      <w:r>
+        <w:rPr>
+          <w:rFonts w:ascii="Calibri" w:hAnsi="Calibri" w:eastAsia="Calibri" w:cs="Calibri"/>
+          <w:b/>
+          <w:bCs/>
+          <w:i w:val="0"/>
+          <w:iCs w:val="0"/>
+          <w:caps w:val="0"/>
+          <w:smallCaps w:val="0"/>
+          <w:color w:val="000000" w:themeColor="text1" w:themeTint="FF" w:themeShade="FF"/>
+          <w:sz w:val="28"/>
+          <w:szCs w:val="28"/>
+          <w:highlight w:val="none"/>
+          <w:lang w:val="en-US"/>
+        </w:rPr>
         <w:tab/>
       </w:r>
       <w:r>
@@ -1858,7 +2153,7 @@
         <w:gridCol w:w="1282"/>
         <w:gridCol w:w="1683"/>
       </w:tblGrid>
-      <w:tr>
+      <w:tr xmlns:wp14="http://schemas.microsoft.com/office/word/2010/wordml" wp14:textId="77777777">
         <w:trPr>
           <w:trHeight w:val="748"/>
         </w:trPr>
@@ -1874,7 +2169,7 @@
             <w:textDirection w:val="lrTb"/>
             <w:noWrap w:val="false"/>
           </w:tcPr>
-          <w:p>
+          <w:p wp14:textId="77777777">
             <w:pPr>
               <w:pStyle w:val="792"/>
               <w:pBdr/>
@@ -1947,7 +2242,7 @@
             <w:textDirection w:val="lrTb"/>
             <w:noWrap w:val="false"/>
           </w:tcPr>
-          <w:p>
+          <w:p wp14:textId="77777777">
             <w:pPr>
               <w:pStyle w:val="792"/>
               <w:pBdr/>
@@ -2020,7 +2315,7 @@
             <w:textDirection w:val="lrTb"/>
             <w:noWrap w:val="false"/>
           </w:tcPr>
-          <w:p>
+          <w:p wp14:textId="77777777">
             <w:pPr>
               <w:pStyle w:val="792"/>
               <w:pBdr/>
@@ -2093,7 +2388,7 @@
             <w:textDirection w:val="lrTb"/>
             <w:noWrap w:val="false"/>
           </w:tcPr>
-          <w:p>
+          <w:p wp14:textId="77777777">
             <w:pPr>
               <w:pStyle w:val="792"/>
               <w:pBdr/>
@@ -2168,7 +2463,7 @@
             <w:textDirection w:val="lrTb"/>
             <w:noWrap w:val="false"/>
           </w:tcPr>
-          <w:p>
+          <w:p wp14:textId="77777777">
             <w:pPr>
               <w:pStyle w:val="792"/>
               <w:pBdr/>
@@ -2248,7 +2543,7 @@
             <w:textDirection w:val="lrTb"/>
             <w:noWrap w:val="false"/>
           </w:tcPr>
-          <w:p>
+          <w:p wp14:textId="77777777">
             <w:pPr>
               <w:pStyle w:val="792"/>
               <w:pBdr/>
@@ -2329,7 +2624,7 @@
             <w:textDirection w:val="lrTb"/>
             <w:noWrap w:val="false"/>
           </w:tcPr>
-          <w:p>
+          <w:p wp14:textId="77777777">
             <w:pPr>
               <w:pStyle w:val="792"/>
               <w:pBdr/>
@@ -2410,7 +2705,7 @@
             <w:textDirection w:val="lrTb"/>
             <w:noWrap w:val="false"/>
           </w:tcPr>
-          <w:p>
+          <w:p wp14:textId="77777777">
             <w:pPr>
               <w:pStyle w:val="792"/>
               <w:pBdr/>
@@ -2490,7 +2785,7 @@
             <w:textDirection w:val="lrTb"/>
             <w:noWrap w:val="false"/>
           </w:tcPr>
-          <w:p>
+          <w:p wp14:textId="77777777">
             <w:pPr>
               <w:pStyle w:val="792"/>
               <w:pBdr/>
@@ -2569,7 +2864,7 @@
             <w:textDirection w:val="lrTb"/>
             <w:noWrap w:val="false"/>
           </w:tcPr>
-          <w:p>
+          <w:p wp14:textId="77777777">
             <w:pPr>
               <w:pStyle w:val="792"/>
               <w:pBdr/>
@@ -2631,7 +2926,7 @@
           </w:p>
         </w:tc>
       </w:tr>
-      <w:tr>
+      <w:tr xmlns:wp14="http://schemas.microsoft.com/office/word/2010/wordml" wp14:textId="77777777">
         <w:trPr>
           <w:trHeight w:val="1078"/>
         </w:trPr>
@@ -2647,7 +2942,7 @@
             <w:textDirection w:val="lrTb"/>
             <w:noWrap w:val="false"/>
           </w:tcPr>
-          <w:p>
+          <w:p wp14:textId="77777777">
             <w:pPr>
               <w:pStyle w:val="792"/>
               <w:pBdr/>
@@ -2717,7 +3012,7 @@
             <w:textDirection w:val="lrTb"/>
             <w:noWrap w:val="false"/>
           </w:tcPr>
-          <w:p>
+          <w:p wp14:textId="77777777">
             <w:pPr>
               <w:pStyle w:val="792"/>
               <w:pBdr/>
@@ -2787,7 +3082,7 @@
             <w:textDirection w:val="lrTb"/>
             <w:noWrap w:val="false"/>
           </w:tcPr>
-          <w:p>
+          <w:p wp14:textId="77777777">
             <w:pPr>
               <w:pStyle w:val="792"/>
               <w:pBdr/>
@@ -2857,7 +3152,7 @@
             <w:textDirection w:val="lrTb"/>
             <w:noWrap w:val="false"/>
           </w:tcPr>
-          <w:p>
+          <w:p wp14:textId="77777777">
             <w:pPr>
               <w:pStyle w:val="792"/>
               <w:pBdr/>
@@ -2929,7 +3224,7 @@
             <w:textDirection w:val="lrTb"/>
             <w:noWrap w:val="false"/>
           </w:tcPr>
-          <w:p>
+          <w:p wp14:textId="77777777">
             <w:pPr>
               <w:pStyle w:val="792"/>
               <w:pBdr/>
@@ -3001,7 +3296,7 @@
             <w:textDirection w:val="lrTb"/>
             <w:noWrap w:val="false"/>
           </w:tcPr>
-          <w:p>
+          <w:p wp14:textId="77777777">
             <w:pPr>
               <w:pStyle w:val="792"/>
               <w:pBdr/>
@@ -3058,7 +3353,7 @@
               </w:rPr>
             </w:r>
           </w:p>
-          <w:p>
+          <w:p wp14:textId="77777777">
             <w:pPr>
               <w:pStyle w:val="792"/>
               <w:pBdr/>
@@ -3129,7 +3424,7 @@
             <w:textDirection w:val="lrTb"/>
             <w:noWrap w:val="false"/>
           </w:tcPr>
-          <w:p>
+          <w:p wp14:textId="77777777">
             <w:pPr>
               <w:pStyle w:val="792"/>
               <w:pBdr/>
@@ -3201,7 +3496,7 @@
             <w:textDirection w:val="lrTb"/>
             <w:noWrap w:val="false"/>
           </w:tcPr>
-          <w:p>
+          <w:p wp14:textId="77777777">
             <w:pPr>
               <w:pStyle w:val="792"/>
               <w:pBdr/>
@@ -3273,7 +3568,7 @@
             <w:textDirection w:val="lrTb"/>
             <w:noWrap w:val="false"/>
           </w:tcPr>
-          <w:p>
+          <w:p wp14:textId="77777777">
             <w:pPr>
               <w:pStyle w:val="792"/>
               <w:pBdr/>
@@ -3343,7 +3638,7 @@
             <w:textDirection w:val="lrTb"/>
             <w:noWrap w:val="false"/>
           </w:tcPr>
-          <w:p>
+          <w:p wp14:textId="77777777">
             <w:pPr>
               <w:pStyle w:val="792"/>
               <w:pBdr/>
@@ -3402,7 +3697,7 @@
           </w:p>
         </w:tc>
       </w:tr>
-      <w:tr>
+      <w:tr xmlns:wp14="http://schemas.microsoft.com/office/word/2010/wordml" wp14:textId="77777777">
         <w:trPr>
           <w:trHeight w:val="311"/>
         </w:trPr>
@@ -3418,7 +3713,7 @@
             <w:textDirection w:val="lrTb"/>
             <w:noWrap w:val="false"/>
           </w:tcPr>
-          <w:p>
+          <w:p wp14:textId="77777777">
             <w:pPr>
               <w:pBdr/>
               <w:spacing w:line="276" w:lineRule="auto"/>
@@ -3486,7 +3781,7 @@
             <w:textDirection w:val="lrTb"/>
             <w:noWrap w:val="false"/>
           </w:tcPr>
-          <w:p>
+          <w:p wp14:textId="77777777">
             <w:pPr>
               <w:pBdr/>
               <w:spacing w:line="276" w:lineRule="auto"/>
@@ -3554,7 +3849,7 @@
             <w:textDirection w:val="lrTb"/>
             <w:noWrap w:val="false"/>
           </w:tcPr>
-          <w:p>
+          <w:p wp14:textId="77777777">
             <w:pPr>
               <w:pBdr/>
               <w:spacing w:line="276" w:lineRule="auto"/>
@@ -3622,7 +3917,7 @@
             <w:textDirection w:val="lrTb"/>
             <w:noWrap w:val="false"/>
           </w:tcPr>
-          <w:p>
+          <w:p wp14:textId="77777777">
             <w:pPr>
               <w:pBdr/>
               <w:spacing w:line="276" w:lineRule="auto"/>
@@ -3692,7 +3987,7 @@
             <w:textDirection w:val="lrTb"/>
             <w:noWrap w:val="false"/>
           </w:tcPr>
-          <w:p>
+          <w:p wp14:textId="77777777">
             <w:pPr>
               <w:pBdr/>
               <w:spacing/>
@@ -3762,7 +4057,7 @@
             <w:textDirection w:val="lrTb"/>
             <w:noWrap w:val="false"/>
           </w:tcPr>
-          <w:p>
+          <w:p wp14:textId="77777777">
             <w:pPr>
               <w:pBdr/>
               <w:spacing/>
@@ -3832,7 +4127,7 @@
             <w:textDirection w:val="lrTb"/>
             <w:noWrap w:val="false"/>
           </w:tcPr>
-          <w:p>
+          <w:p wp14:textId="77777777">
             <w:pPr>
               <w:pBdr/>
               <w:spacing/>
@@ -3902,7 +4197,7 @@
             <w:textDirection w:val="lrTb"/>
             <w:noWrap w:val="false"/>
           </w:tcPr>
-          <w:p>
+          <w:p wp14:textId="77777777">
             <w:pPr>
               <w:pBdr/>
               <w:spacing/>
@@ -3972,7 +4267,7 @@
             <w:textDirection w:val="lrTb"/>
             <w:noWrap w:val="false"/>
           </w:tcPr>
-          <w:p>
+          <w:p wp14:textId="77777777">
             <w:pPr>
               <w:pBdr/>
               <w:spacing/>
@@ -4040,7 +4335,7 @@
             <w:textDirection w:val="lrTb"/>
             <w:noWrap w:val="false"/>
           </w:tcPr>
-          <w:p>
+          <w:p wp14:textId="77777777">
             <w:pPr>
               <w:pBdr/>
               <w:spacing w:line="276" w:lineRule="auto"/>
@@ -4098,10 +4393,10 @@
         </w:tc>
       </w:tr>
     </w:tbl>
-    <w:p>
-      <w:pPr>
-        <w:pBdr/>
-        <w:spacing w:after="0" w:afterAutospacing="0" w:before="0" w:beforeAutospacing="0" w:line="279" w:lineRule="auto"/>
+    <w:p xmlns:wp14="http://schemas.microsoft.com/office/word/2010/wordml" wp14:textId="77777777">
+      <w:pPr>
+        <w:pBdr/>
+        <w:spacing w:before="0" w:beforeAutospacing="0" w:after="0" w:afterAutospacing="0" w:line="279" w:lineRule="auto"/>
         <w:ind/>
         <w:rPr>
           <w:rFonts w:ascii="Calibri" w:hAnsi="Calibri" w:cs="Calibri"/>
@@ -4164,7 +4459,7 @@
         </w:rPr>
       </w:r>
     </w:p>
-    <w:p>
+    <w:p xmlns:wp14="http://schemas.microsoft.com/office/word/2010/wordml" wp14:textId="77777777">
       <w:pPr>
         <w:pBdr/>
         <w:spacing/>
@@ -4174,15 +4469,15 @@
           <w:footnotePr/>
           <w:endnotePr/>
           <w:type w:val="continuous"/>
-          <w:pgSz w:h="15840" w:orient="portrait" w:w="12240"/>
+          <w:pgSz w:w="12240" w:h="15840" w:orient="portrait"/>
           <w:pgMar w:top="432" w:right="432" w:bottom="432" w:left="432" w:header="709" w:footer="709" w:gutter="0"/>
-          <w:cols w:num="1" w:sep="0" w:space="720" w:equalWidth="1"/>
+          <w:cols w:equalWidth="1" w:space="720" w:num="1" w:sep="0"/>
         </w:sectPr>
       </w:pPr>
       <w:r/>
       <w:r/>
     </w:p>
-    <w:p>
+    <w:p xmlns:wp14="http://schemas.microsoft.com/office/word/2010/wordml" wp14:textId="77777777">
       <w:pPr>
         <w:pStyle w:val="813"/>
         <w:pBdr/>
@@ -4239,7 +4534,7 @@
         </w:rPr>
       </w:r>
     </w:p>
-    <w:p>
+    <w:p xmlns:wp14="http://schemas.microsoft.com/office/word/2010/wordml" wp14:textId="77777777">
       <w:pPr>
         <w:pStyle w:val="813"/>
         <w:pBdr/>
@@ -4300,7 +4595,7 @@
         </w:rPr>
       </w:r>
     </w:p>
-    <w:p>
+    <w:p xmlns:wp14="http://schemas.microsoft.com/office/word/2010/wordml" wp14:textId="77777777">
       <w:pPr>
         <w:pStyle w:val="813"/>
         <w:pBdr/>
@@ -4352,7 +4647,7 @@
         </w:rPr>
       </w:r>
     </w:p>
-    <w:p>
+    <w:p xmlns:wp14="http://schemas.microsoft.com/office/word/2010/wordml" wp14:textId="77777777">
       <w:pPr>
         <w:pStyle w:val="813"/>
         <w:pBdr/>
@@ -4415,7 +4710,7 @@
         </w:rPr>
       </w:r>
     </w:p>
-    <w:p>
+    <w:p xmlns:wp14="http://schemas.microsoft.com/office/word/2010/wordml" wp14:textId="77777777">
       <w:pPr>
         <w:pStyle w:val="813"/>
         <w:pBdr/>
@@ -4478,7 +4773,7 @@
         </w:rPr>
       </w:r>
     </w:p>
-    <w:p>
+    <w:p xmlns:wp14="http://schemas.microsoft.com/office/word/2010/wordml" wp14:textId="77777777">
       <w:pPr>
         <w:pStyle w:val="813"/>
         <w:pBdr/>
@@ -4498,11 +4793,11 @@
           <w:footnotePr/>
           <w:endnotePr/>
           <w:type w:val="continuous"/>
-          <w:pgSz w:h="15840" w:orient="portrait" w:w="12240"/>
+          <w:pgSz w:w="12240" w:h="15840" w:orient="portrait"/>
           <w:pgMar w:top="432" w:right="432" w:bottom="432" w:left="432" w:header="709" w:footer="709" w:gutter="0"/>
-          <w:cols w:num="2" w:sep="0" w:space="709" w:equalWidth="0">
+          <w:cols w:equalWidth="0" w:space="709" w:num="2" w:sep="0">
             <w:col w:w="9445" w:space="935"/>
-            <w:col w:w="995" w:space="0"/>
+            <w:col w:w="995"/>
           </w:cols>
         </w:sectPr>
       </w:pPr>
@@ -4564,7 +4859,7 @@
         </w:rPr>
       </w:r>
     </w:p>
-    <w:p>
+    <w:p xmlns:wp14="http://schemas.microsoft.com/office/word/2010/wordml" wp14:textId="77777777">
       <w:pPr>
         <w:pBdr/>
         <w:spacing/>
@@ -4576,9 +4871,9 @@
           <w:footnotePr/>
           <w:endnotePr/>
           <w:type w:val="continuous"/>
-          <w:pgSz w:h="15840" w:orient="portrait" w:w="12240"/>
+          <w:pgSz w:w="12240" w:h="15840" w:orient="portrait"/>
           <w:pgMar w:top="432" w:right="432" w:bottom="432" w:left="432" w:header="709" w:footer="709" w:gutter="0"/>
-          <w:cols w:num="1" w:sep="0" w:space="720" w:equalWidth="1"/>
+          <w:cols w:equalWidth="1" w:space="720" w:num="1" w:sep="0"/>
         </w:sectPr>
       </w:pPr>
       <w:r>
@@ -4597,10 +4892,10 @@
         </w:rPr>
       </w:r>
     </w:p>
-    <w:p>
-      <w:pPr>
-        <w:pBdr/>
-        <w:spacing w:after="0" w:afterAutospacing="0" w:before="0" w:beforeAutospacing="0" w:line="279" w:lineRule="auto"/>
+    <w:p xmlns:wp14="http://schemas.microsoft.com/office/word/2010/wordml" wp14:textId="77777777">
+      <w:pPr>
+        <w:pBdr/>
+        <w:spacing w:before="0" w:beforeAutospacing="0" w:after="0" w:afterAutospacing="0" w:line="279" w:lineRule="auto"/>
         <w:ind/>
         <w:rPr>
           <w:rFonts w:ascii="Calibri" w:hAnsi="Calibri" w:cs="Calibri"/>
@@ -4630,12 +4925,124 @@
           <w:lang w:val="en-US"/>
         </w:rPr>
         <w:tab/>
+      </w:r>
+      <w:r>
+        <w:rPr>
+          <w:rFonts w:ascii="Calibri" w:hAnsi="Calibri" w:eastAsia="Calibri" w:cs="Calibri"/>
+          <w:b/>
+          <w:bCs/>
+          <w:i w:val="0"/>
+          <w:iCs w:val="0"/>
+          <w:caps w:val="0"/>
+          <w:smallCaps w:val="0"/>
+          <w:color w:val="000000" w:themeColor="text1" w:themeTint="FF" w:themeShade="FF"/>
+          <w:sz w:val="24"/>
+          <w:szCs w:val="24"/>
+          <w:highlight w:val="none"/>
+          <w:lang w:val="en-US"/>
+        </w:rPr>
         <w:tab/>
+      </w:r>
+      <w:r>
+        <w:rPr>
+          <w:rFonts w:ascii="Calibri" w:hAnsi="Calibri" w:eastAsia="Calibri" w:cs="Calibri"/>
+          <w:b/>
+          <w:bCs/>
+          <w:i w:val="0"/>
+          <w:iCs w:val="0"/>
+          <w:caps w:val="0"/>
+          <w:smallCaps w:val="0"/>
+          <w:color w:val="000000" w:themeColor="text1" w:themeTint="FF" w:themeShade="FF"/>
+          <w:sz w:val="24"/>
+          <w:szCs w:val="24"/>
+          <w:highlight w:val="none"/>
+          <w:lang w:val="en-US"/>
+        </w:rPr>
         <w:tab/>
+      </w:r>
+      <w:r>
+        <w:rPr>
+          <w:rFonts w:ascii="Calibri" w:hAnsi="Calibri" w:eastAsia="Calibri" w:cs="Calibri"/>
+          <w:b/>
+          <w:bCs/>
+          <w:i w:val="0"/>
+          <w:iCs w:val="0"/>
+          <w:caps w:val="0"/>
+          <w:smallCaps w:val="0"/>
+          <w:color w:val="000000" w:themeColor="text1" w:themeTint="FF" w:themeShade="FF"/>
+          <w:sz w:val="24"/>
+          <w:szCs w:val="24"/>
+          <w:highlight w:val="none"/>
+          <w:lang w:val="en-US"/>
+        </w:rPr>
         <w:tab/>
+      </w:r>
+      <w:r>
+        <w:rPr>
+          <w:rFonts w:ascii="Calibri" w:hAnsi="Calibri" w:eastAsia="Calibri" w:cs="Calibri"/>
+          <w:b/>
+          <w:bCs/>
+          <w:i w:val="0"/>
+          <w:iCs w:val="0"/>
+          <w:caps w:val="0"/>
+          <w:smallCaps w:val="0"/>
+          <w:color w:val="000000" w:themeColor="text1" w:themeTint="FF" w:themeShade="FF"/>
+          <w:sz w:val="24"/>
+          <w:szCs w:val="24"/>
+          <w:highlight w:val="none"/>
+          <w:lang w:val="en-US"/>
+        </w:rPr>
         <w:tab/>
+      </w:r>
+      <w:r>
+        <w:rPr>
+          <w:rFonts w:ascii="Calibri" w:hAnsi="Calibri" w:eastAsia="Calibri" w:cs="Calibri"/>
+          <w:b/>
+          <w:bCs/>
+          <w:i w:val="0"/>
+          <w:iCs w:val="0"/>
+          <w:caps w:val="0"/>
+          <w:smallCaps w:val="0"/>
+          <w:color w:val="000000" w:themeColor="text1" w:themeTint="FF" w:themeShade="FF"/>
+          <w:sz w:val="24"/>
+          <w:szCs w:val="24"/>
+          <w:highlight w:val="none"/>
+          <w:lang w:val="en-US"/>
+        </w:rPr>
         <w:tab/>
+      </w:r>
+      <w:r>
+        <w:rPr>
+          <w:rFonts w:ascii="Calibri" w:hAnsi="Calibri" w:eastAsia="Calibri" w:cs="Calibri"/>
+          <w:b/>
+          <w:bCs/>
+          <w:i w:val="0"/>
+          <w:iCs w:val="0"/>
+          <w:caps w:val="0"/>
+          <w:smallCaps w:val="0"/>
+          <w:color w:val="000000" w:themeColor="text1" w:themeTint="FF" w:themeShade="FF"/>
+          <w:sz w:val="24"/>
+          <w:szCs w:val="24"/>
+          <w:highlight w:val="none"/>
+          <w:lang w:val="en-US"/>
+        </w:rPr>
         <w:tab/>
+      </w:r>
+      <w:r>
+        <w:rPr>
+          <w:rFonts w:ascii="Calibri" w:hAnsi="Calibri" w:eastAsia="Calibri" w:cs="Calibri"/>
+          <w:b/>
+          <w:bCs/>
+          <w:i w:val="0"/>
+          <w:iCs w:val="0"/>
+          <w:caps w:val="0"/>
+          <w:smallCaps w:val="0"/>
+          <w:color w:val="000000" w:themeColor="text1" w:themeTint="FF" w:themeShade="FF"/>
+          <w:sz w:val="24"/>
+          <w:szCs w:val="24"/>
+          <w:highlight w:val="none"/>
+          <w:lang w:val="en-US"/>
+        </w:rPr>
         <w:tab/>
       </w:r>
       <w:r>
@@ -4665,9 +5072,8 @@
         </w:rPr>
       </w:r>
     </w:p>
-    <w:p>
-      <w:pPr>
-        <w:pBdr/>
+    <w:p xmlns:wp14="http://schemas.microsoft.com/office/word/2010/wordml" wp14:textId="77777777">
+      <w:pPr>
         <w:spacing/>
         <w:ind/>
         <w:rPr>
@@ -4677,28 +5083,13 @@
           <w:footnotePr/>
           <w:endnotePr/>
           <w:type w:val="continuous"/>
-          <w:pgSz w:h="15840" w:orient="portrait" w:w="12240"/>
+          <w:pgSz w:w="12240" w:h="15840" w:orient="portrait"/>
           <w:pgMar w:top="432" w:right="432" w:bottom="432" w:left="432" w:header="709" w:footer="709" w:gutter="0"/>
-          <w:cols w:num="2" w:sep="0" w:space="709" w:equalWidth="1"/>
+          <w:cols w:equalWidth="1" w:space="709" w:num="2" w:sep="0"/>
         </w:sectPr>
       </w:pPr>
-      <w:r>
-        <w:rPr>
-          <w:rFonts w:ascii="Calibri" w:hAnsi="Calibri" w:eastAsia="Calibri" w:cs="Calibri"/>
-        </w:rPr>
-      </w:r>
-      <w:r>
-        <w:rPr>
-          <w:rFonts w:ascii="Calibri" w:hAnsi="Calibri" w:cs="Calibri"/>
-        </w:rPr>
-      </w:r>
-      <w:r>
-        <w:rPr>
-          <w:rFonts w:ascii="Calibri" w:hAnsi="Calibri" w:cs="Calibri"/>
-        </w:rPr>
-      </w:r>
     </w:p>
-    <w:p>
+    <w:p xmlns:wp14="http://schemas.microsoft.com/office/word/2010/wordml" wp14:textId="77777777">
       <w:pPr>
         <w:pBdr/>
         <w:spacing w:after="160" w:line="279" w:lineRule="auto"/>
@@ -4727,7 +5118,7 @@
         </w:rPr>
       </w:r>
     </w:p>
-    <w:p>
+    <w:p xmlns:wp14="http://schemas.microsoft.com/office/word/2010/wordml" wp14:textId="77777777">
       <w:pPr>
         <w:pStyle w:val="813"/>
         <w:pBdr/>
@@ -4746,7 +5137,7 @@
         <mc:AlternateContent>
           <mc:Choice Requires="wpg">
             <w:drawing>
-              <wp:inline xmlns:wp="http://schemas.openxmlformats.org/drawingml/2006/wordprocessingDrawing" distT="0" distB="0" distL="0" distR="0">
+              <wp:inline xmlns:wp="http://schemas.openxmlformats.org/drawingml/2006/wordprocessingDrawing" xmlns:wp14="http://schemas.microsoft.com/office/word/2010/wordprocessingDrawing" distT="0" distB="0" distL="0" distR="0" wp14:anchorId="30F752EB" wp14:editId="7777777">
                 <wp:extent cx="2324100" cy="952500"/>
                 <wp:effectExtent l="0" t="0" r="0" b="0"/>
                 <wp:docPr id="2" name="" descr="Shape" title=""/>
@@ -4783,8 +5174,8 @@
             </w:drawing>
           </mc:Choice>
           <mc:Fallback>
-            <w:pict>
-              <v:shapetype id="_x0000_t75" coordsize="21600,21600" o:spt="75" o:preferrelative="t" path="m@4@5l@4@11@9@11@9@5xe" filled="f" stroked="f">
+            <w:pict w14:anchorId="4A232AAD">
+              <v:shapetype id="_x0000_t75" coordsize="21600,21600" filled="f" stroked="f" o:spt="75" o:preferrelative="t" path="m@4@5l@4@11@9@11@9@5xe">
                 <v:stroke joinstyle="miter"/>
                 <v:formulas>
                   <v:f eqn="if lineDrawn pixelLineWidth 0"/>
@@ -4800,11 +5191,11 @@
                   <v:f eqn="prod @7 21600 pixelHeight"/>
                   <v:f eqn="sum @10 21600 0"/>
                 </v:formulas>
-                <v:path o:extrusionok="f" gradientshapeok="t" o:connecttype="rect"/>
+                <v:path gradientshapeok="t" o:connecttype="rect" o:extrusionok="f"/>
                 <o:lock v:ext="edit" aspectratio="t"/>
               </v:shapetype>
-              <v:shape id="_x0000_i1" o:spid="_x0000_s1" type="#_x0000_t75" style="width:183.00pt;height:75.00pt;mso-wrap-distance-left:0.00pt;mso-wrap-distance-top:0.00pt;mso-wrap-distance-right:0.00pt;mso-wrap-distance-bottom:0.00pt;z-index:1;" stroked="false">
-                <v:imagedata r:id="rId9" o:title=""/>
+              <v:shape id="_x0000_i1" style="width:183.00pt;height:75.00pt;mso-wrap-distance-left:0.00pt;mso-wrap-distance-top:0.00pt;mso-wrap-distance-right:0.00pt;mso-wrap-distance-bottom:0.00pt;z-index:1;" o:spid="_x0000_s1" stroked="false" type="#_x0000_t75">
+                <v:imagedata o:title="" r:id="rId9"/>
                 <o:lock v:ext="edit" rotation="t"/>
               </v:shape>
             </w:pict>
@@ -4826,7 +5217,7 @@
         </w:rPr>
       </w:r>
     </w:p>
-    <w:p>
+    <w:p xmlns:wp14="http://schemas.microsoft.com/office/word/2010/wordml" wp14:textId="77777777">
       <w:pPr>
         <w:pStyle w:val="813"/>
         <w:pBdr/>
@@ -4856,7 +5247,7 @@
         </w:rPr>
       </w:r>
     </w:p>
-    <w:p>
+    <w:p xmlns:wp14="http://schemas.microsoft.com/office/word/2010/wordml" wp14:textId="77777777">
       <w:pPr>
         <w:pStyle w:val="813"/>
         <w:pBdr/>
@@ -4886,7 +5277,7 @@
         </w:rPr>
       </w:r>
     </w:p>
-    <w:p>
+    <w:p xmlns:wp14="http://schemas.microsoft.com/office/word/2010/wordml" wp14:textId="77777777">
       <w:pPr>
         <w:pStyle w:val="813"/>
         <w:pBdr/>
@@ -4920,9 +5311,9 @@
       <w:footnotePr/>
       <w:endnotePr/>
       <w:type w:val="continuous"/>
-      <w:pgSz w:h="15840" w:orient="portrait" w:w="12240"/>
+      <w:pgSz w:w="12240" w:h="15840" w:orient="portrait"/>
       <w:pgMar w:top="432" w:right="432" w:bottom="432" w:left="432" w:header="720" w:footer="720" w:gutter="0"/>
-      <w:cols w:num="1" w:sep="0" w:space="709" w:equalWidth="1"/>
+      <w:cols w:equalWidth="1" w:space="709" w:num="1" w:sep="0"/>
     </w:sectPr>
   </w:body>
 </w:document>
@@ -4931,7 +5322,7 @@
 <file path=word/endnotes.xml><?xml version="1.0" encoding="utf-8"?>
 <w:endnotes xmlns:wpc="http://schemas.microsoft.com/office/word/2010/wordprocessingCanvas" xmlns:mc="http://schemas.openxmlformats.org/markup-compatibility/2006" xmlns:o="urn:schemas-microsoft-com:office:office" xmlns:r="http://schemas.openxmlformats.org/officeDocument/2006/relationships" xmlns:m="http://schemas.openxmlformats.org/officeDocument/2006/math" xmlns:v="urn:schemas-microsoft-com:vml" xmlns:wp14="http://schemas.microsoft.com/office/word/2010/wordprocessingDrawing" xmlns:wp="http://schemas.openxmlformats.org/drawingml/2006/wordprocessingDrawing" xmlns:w10="urn:schemas-microsoft-com:office:word" xmlns:w="http://schemas.openxmlformats.org/wordprocessingml/2006/main" xmlns:w14="http://schemas.microsoft.com/office/word/2010/wordml" xmlns:w15="http://schemas.microsoft.com/office/word/2012/wordml" xmlns:wpg="http://schemas.microsoft.com/office/word/2010/wordprocessingGroup" xmlns:wpi="http://schemas.microsoft.com/office/word/2010/wordprocessingInk" xmlns:wne="http://schemas.microsoft.com/office/word/2006/wordml" xmlns:a="http://schemas.openxmlformats.org/drawingml/2006/main" xmlns:wps="http://schemas.microsoft.com/office/word/2010/wordprocessingShape" mc:Ignorable="w14 w15 wp14">
   <w:endnote w:type="separator" w:id="-1">
-    <w:p>
+    <w:p xmlns:wp14="http://schemas.microsoft.com/office/word/2010/wordml" wp14:textId="77777777">
       <w:pPr>
         <w:pBdr/>
         <w:spacing w:after="0" w:line="240" w:lineRule="auto"/>
@@ -4945,7 +5336,7 @@
     </w:p>
   </w:endnote>
   <w:endnote w:type="continuationSeparator" w:id="0">
-    <w:p>
+    <w:p xmlns:wp14="http://schemas.microsoft.com/office/word/2010/wordml" wp14:textId="77777777">
       <w:pPr>
         <w:pBdr/>
         <w:spacing w:after="0" w:line="240" w:lineRule="auto"/>
@@ -4964,7 +5355,7 @@
 <file path=word/footnotes.xml><?xml version="1.0" encoding="utf-8"?>
 <w:footnotes xmlns:wpc="http://schemas.microsoft.com/office/word/2010/wordprocessingCanvas" xmlns:mc="http://schemas.openxmlformats.org/markup-compatibility/2006" xmlns:o="urn:schemas-microsoft-com:office:office" xmlns:r="http://schemas.openxmlformats.org/officeDocument/2006/relationships" xmlns:m="http://schemas.openxmlformats.org/officeDocument/2006/math" xmlns:v="urn:schemas-microsoft-com:vml" xmlns:wp14="http://schemas.microsoft.com/office/word/2010/wordprocessingDrawing" xmlns:wp="http://schemas.openxmlformats.org/drawingml/2006/wordprocessingDrawing" xmlns:w10="urn:schemas-microsoft-com:office:word" xmlns:w="http://schemas.openxmlformats.org/wordprocessingml/2006/main" xmlns:w14="http://schemas.microsoft.com/office/word/2010/wordml" xmlns:w15="http://schemas.microsoft.com/office/word/2012/wordml" xmlns:wpg="http://schemas.microsoft.com/office/word/2010/wordprocessingGroup" xmlns:wpi="http://schemas.microsoft.com/office/word/2010/wordprocessingInk" xmlns:wne="http://schemas.microsoft.com/office/word/2006/wordml" xmlns:a="http://schemas.openxmlformats.org/drawingml/2006/main" xmlns:wps="http://schemas.microsoft.com/office/word/2010/wordprocessingShape" mc:Ignorable="w14 w15 wp14">
   <w:footnote w:type="separator" w:id="-1">
-    <w:p>
+    <w:p xmlns:wp14="http://schemas.microsoft.com/office/word/2010/wordml" wp14:textId="77777777">
       <w:pPr>
         <w:pBdr/>
         <w:spacing w:after="0" w:line="240" w:lineRule="auto"/>
@@ -4978,7 +5369,7 @@
     </w:p>
   </w:footnote>
   <w:footnote w:type="continuationSeparator" w:id="0">
-    <w:p>
+    <w:p xmlns:wp14="http://schemas.microsoft.com/office/word/2010/wordml" wp14:textId="77777777">
       <w:pPr>
         <w:pBdr/>
         <w:spacing w:after="0" w:line="240" w:lineRule="auto"/>
@@ -4995,7 +5386,7 @@
 </file>
 
 <file path=word/styles.xml><?xml version="1.0" encoding="utf-8"?>
-<w:styles xmlns:mc="http://schemas.openxmlformats.org/markup-compatibility/2006" xmlns:r="http://schemas.openxmlformats.org/officeDocument/2006/relationships" xmlns:w="http://schemas.openxmlformats.org/wordprocessingml/2006/main" xmlns:w14="http://schemas.microsoft.com/office/word/2010/wordml" xmlns:w15="http://schemas.microsoft.com/office/word/2012/wordml" mc:Ignorable="w14 w15">
+<w:styles xmlns:wp14="http://schemas.microsoft.com/office/word/2010/wordprocessingDrawing" xmlns:mc="http://schemas.openxmlformats.org/markup-compatibility/2006" xmlns:r="http://schemas.openxmlformats.org/officeDocument/2006/relationships" xmlns:w="http://schemas.openxmlformats.org/wordprocessingml/2006/main" xmlns:w14="http://schemas.microsoft.com/office/word/2010/wordml" xmlns:w15="http://schemas.microsoft.com/office/word/2012/wordml" mc:Ignorable="w14 w15 wp14">
   <w:docDefaults>
     <w:rPrDefault>
       <w:rPr>
@@ -5008,14 +5399,14 @@
     <w:pPrDefault>
       <w:pPr>
         <w:pBdr/>
-        <w:spacing w:after="160" w:afterAutospacing="0" w:before="0" w:beforeAutospacing="0" w:line="279" w:lineRule="auto"/>
+        <w:spacing w:before="0" w:beforeAutospacing="0" w:after="160" w:afterAutospacing="0" w:line="279" w:lineRule="auto"/>
         <w:ind/>
       </w:pPr>
     </w:pPrDefault>
   </w:docDefaults>
   <w:latentStyles w:defLockedState="0" w:defUIPriority="99" w:defSemiHidden="1" w:defUnhideWhenUsed="1" w:defQFormat="0" w:count="267">
-    <w:lsdException w:name="Normal" w:semiHidden="0" w:uiPriority="0" w:unhideWhenUsed="0" w:qFormat="1"/>
-    <w:lsdException w:name="heading 1" w:semiHidden="0" w:uiPriority="9" w:unhideWhenUsed="0" w:qFormat="1"/>
+    <w:lsdException w:name="Normal" w:uiPriority="0" w:semiHidden="0" w:unhideWhenUsed="0" w:qFormat="1"/>
+    <w:lsdException w:name="heading 1" w:uiPriority="9" w:semiHidden="0" w:unhideWhenUsed="0" w:qFormat="1"/>
     <w:lsdException w:name="heading 2" w:uiPriority="9" w:qFormat="1"/>
     <w:lsdException w:name="heading 3" w:uiPriority="9" w:qFormat="1"/>
     <w:lsdException w:name="heading 4" w:uiPriority="9" w:qFormat="1"/>
@@ -5034,121 +5425,121 @@
     <w:lsdException w:name="toc 8" w:uiPriority="39"/>
     <w:lsdException w:name="toc 9" w:uiPriority="39"/>
     <w:lsdException w:name="caption" w:uiPriority="35" w:qFormat="1"/>
-    <w:lsdException w:name="Title" w:semiHidden="0" w:uiPriority="10" w:unhideWhenUsed="0" w:qFormat="1"/>
+    <w:lsdException w:name="Title" w:uiPriority="10" w:semiHidden="0" w:unhideWhenUsed="0" w:qFormat="1"/>
     <w:lsdException w:name="Default Paragraph Font" w:uiPriority="1"/>
-    <w:lsdException w:name="Subtitle" w:semiHidden="0" w:uiPriority="11" w:unhideWhenUsed="0" w:qFormat="1"/>
-    <w:lsdException w:name="Strong" w:semiHidden="0" w:uiPriority="22" w:unhideWhenUsed="0" w:qFormat="1"/>
-    <w:lsdException w:name="Emphasis" w:semiHidden="0" w:uiPriority="20" w:unhideWhenUsed="0" w:qFormat="1"/>
-    <w:lsdException w:name="Table Grid" w:semiHidden="0" w:uiPriority="59" w:unhideWhenUsed="0"/>
+    <w:lsdException w:name="Subtitle" w:uiPriority="11" w:semiHidden="0" w:unhideWhenUsed="0" w:qFormat="1"/>
+    <w:lsdException w:name="Strong" w:uiPriority="22" w:semiHidden="0" w:unhideWhenUsed="0" w:qFormat="1"/>
+    <w:lsdException w:name="Emphasis" w:uiPriority="20" w:semiHidden="0" w:unhideWhenUsed="0" w:qFormat="1"/>
+    <w:lsdException w:name="Table Grid" w:uiPriority="59" w:semiHidden="0" w:unhideWhenUsed="0"/>
     <w:lsdException w:name="Placeholder Text" w:unhideWhenUsed="0"/>
-    <w:lsdException w:name="No Spacing" w:semiHidden="0" w:uiPriority="1" w:unhideWhenUsed="0" w:qFormat="1"/>
-    <w:lsdException w:name="Light Shading" w:semiHidden="0" w:uiPriority="60" w:unhideWhenUsed="0"/>
-    <w:lsdException w:name="Light List" w:semiHidden="0" w:uiPriority="61" w:unhideWhenUsed="0"/>
-    <w:lsdException w:name="Light Grid" w:semiHidden="0" w:uiPriority="62" w:unhideWhenUsed="0"/>
-    <w:lsdException w:name="Medium Shading 1" w:semiHidden="0" w:uiPriority="63" w:unhideWhenUsed="0"/>
-    <w:lsdException w:name="Medium Shading 2" w:semiHidden="0" w:uiPriority="64" w:unhideWhenUsed="0"/>
-    <w:lsdException w:name="Medium List 1" w:semiHidden="0" w:uiPriority="65" w:unhideWhenUsed="0"/>
-    <w:lsdException w:name="Medium List 2" w:semiHidden="0" w:uiPriority="66" w:unhideWhenUsed="0"/>
-    <w:lsdException w:name="Medium Grid 1" w:semiHidden="0" w:uiPriority="67" w:unhideWhenUsed="0"/>
-    <w:lsdException w:name="Medium Grid 2" w:semiHidden="0" w:uiPriority="68" w:unhideWhenUsed="0"/>
-    <w:lsdException w:name="Medium Grid 3" w:semiHidden="0" w:uiPriority="69" w:unhideWhenUsed="0"/>
-    <w:lsdException w:name="Dark List" w:semiHidden="0" w:uiPriority="70" w:unhideWhenUsed="0"/>
-    <w:lsdException w:name="Colorful Shading" w:semiHidden="0" w:uiPriority="71" w:unhideWhenUsed="0"/>
-    <w:lsdException w:name="Colorful List" w:semiHidden="0" w:uiPriority="72" w:unhideWhenUsed="0"/>
-    <w:lsdException w:name="Colorful Grid" w:semiHidden="0" w:uiPriority="73" w:unhideWhenUsed="0"/>
-    <w:lsdException w:name="Light Shading Accent 1" w:semiHidden="0" w:uiPriority="60" w:unhideWhenUsed="0"/>
-    <w:lsdException w:name="Light List Accent 1" w:semiHidden="0" w:uiPriority="61" w:unhideWhenUsed="0"/>
-    <w:lsdException w:name="Light Grid Accent 1" w:semiHidden="0" w:uiPriority="62" w:unhideWhenUsed="0"/>
-    <w:lsdException w:name="Medium Shading 1 Accent 1" w:semiHidden="0" w:uiPriority="63" w:unhideWhenUsed="0"/>
-    <w:lsdException w:name="Medium Shading 2 Accent 1" w:semiHidden="0" w:uiPriority="64" w:unhideWhenUsed="0"/>
-    <w:lsdException w:name="Medium List 1 Accent 1" w:semiHidden="0" w:uiPriority="65" w:unhideWhenUsed="0"/>
+    <w:lsdException w:name="No Spacing" w:uiPriority="1" w:semiHidden="0" w:unhideWhenUsed="0" w:qFormat="1"/>
+    <w:lsdException w:name="Light Shading" w:uiPriority="60" w:semiHidden="0" w:unhideWhenUsed="0"/>
+    <w:lsdException w:name="Light List" w:uiPriority="61" w:semiHidden="0" w:unhideWhenUsed="0"/>
+    <w:lsdException w:name="Light Grid" w:uiPriority="62" w:semiHidden="0" w:unhideWhenUsed="0"/>
+    <w:lsdException w:name="Medium Shading 1" w:uiPriority="63" w:semiHidden="0" w:unhideWhenUsed="0"/>
+    <w:lsdException w:name="Medium Shading 2" w:uiPriority="64" w:semiHidden="0" w:unhideWhenUsed="0"/>
+    <w:lsdException w:name="Medium List 1" w:uiPriority="65" w:semiHidden="0" w:unhideWhenUsed="0"/>
+    <w:lsdException w:name="Medium List 2" w:uiPriority="66" w:semiHidden="0" w:unhideWhenUsed="0"/>
+    <w:lsdException w:name="Medium Grid 1" w:uiPriority="67" w:semiHidden="0" w:unhideWhenUsed="0"/>
+    <w:lsdException w:name="Medium Grid 2" w:uiPriority="68" w:semiHidden="0" w:unhideWhenUsed="0"/>
+    <w:lsdException w:name="Medium Grid 3" w:uiPriority="69" w:semiHidden="0" w:unhideWhenUsed="0"/>
+    <w:lsdException w:name="Dark List" w:uiPriority="70" w:semiHidden="0" w:unhideWhenUsed="0"/>
+    <w:lsdException w:name="Colorful Shading" w:uiPriority="71" w:semiHidden="0" w:unhideWhenUsed="0"/>
+    <w:lsdException w:name="Colorful List" w:uiPriority="72" w:semiHidden="0" w:unhideWhenUsed="0"/>
+    <w:lsdException w:name="Colorful Grid" w:uiPriority="73" w:semiHidden="0" w:unhideWhenUsed="0"/>
+    <w:lsdException w:name="Light Shading Accent 1" w:uiPriority="60" w:semiHidden="0" w:unhideWhenUsed="0"/>
+    <w:lsdException w:name="Light List Accent 1" w:uiPriority="61" w:semiHidden="0" w:unhideWhenUsed="0"/>
+    <w:lsdException w:name="Light Grid Accent 1" w:uiPriority="62" w:semiHidden="0" w:unhideWhenUsed="0"/>
+    <w:lsdException w:name="Medium Shading 1 Accent 1" w:uiPriority="63" w:semiHidden="0" w:unhideWhenUsed="0"/>
+    <w:lsdException w:name="Medium Shading 2 Accent 1" w:uiPriority="64" w:semiHidden="0" w:unhideWhenUsed="0"/>
+    <w:lsdException w:name="Medium List 1 Accent 1" w:uiPriority="65" w:semiHidden="0" w:unhideWhenUsed="0"/>
     <w:lsdException w:name="Revision" w:unhideWhenUsed="0"/>
-    <w:lsdException w:name="List Paragraph" w:semiHidden="0" w:uiPriority="34" w:unhideWhenUsed="0" w:qFormat="1"/>
-    <w:lsdException w:name="Quote" w:semiHidden="0" w:uiPriority="29" w:unhideWhenUsed="0" w:qFormat="1"/>
-    <w:lsdException w:name="Intense Quote" w:semiHidden="0" w:uiPriority="30" w:unhideWhenUsed="0" w:qFormat="1"/>
-    <w:lsdException w:name="Medium List 2 Accent 1" w:semiHidden="0" w:uiPriority="66" w:unhideWhenUsed="0"/>
-    <w:lsdException w:name="Medium Grid 1 Accent 1" w:semiHidden="0" w:uiPriority="67" w:unhideWhenUsed="0"/>
-    <w:lsdException w:name="Medium Grid 2 Accent 1" w:semiHidden="0" w:uiPriority="68" w:unhideWhenUsed="0"/>
-    <w:lsdException w:name="Medium Grid 3 Accent 1" w:semiHidden="0" w:uiPriority="69" w:unhideWhenUsed="0"/>
-    <w:lsdException w:name="Dark List Accent 1" w:semiHidden="0" w:uiPriority="70" w:unhideWhenUsed="0"/>
-    <w:lsdException w:name="Colorful Shading Accent 1" w:semiHidden="0" w:uiPriority="71" w:unhideWhenUsed="0"/>
-    <w:lsdException w:name="Colorful List Accent 1" w:semiHidden="0" w:uiPriority="72" w:unhideWhenUsed="0"/>
-    <w:lsdException w:name="Colorful Grid Accent 1" w:semiHidden="0" w:uiPriority="73" w:unhideWhenUsed="0"/>
-    <w:lsdException w:name="Light Shading Accent 2" w:semiHidden="0" w:uiPriority="60" w:unhideWhenUsed="0"/>
-    <w:lsdException w:name="Light List Accent 2" w:semiHidden="0" w:uiPriority="61" w:unhideWhenUsed="0"/>
-    <w:lsdException w:name="Light Grid Accent 2" w:semiHidden="0" w:uiPriority="62" w:unhideWhenUsed="0"/>
-    <w:lsdException w:name="Medium Shading 1 Accent 2" w:semiHidden="0" w:uiPriority="63" w:unhideWhenUsed="0"/>
-    <w:lsdException w:name="Medium Shading 2 Accent 2" w:semiHidden="0" w:uiPriority="64" w:unhideWhenUsed="0"/>
-    <w:lsdException w:name="Medium List 1 Accent 2" w:semiHidden="0" w:uiPriority="65" w:unhideWhenUsed="0"/>
-    <w:lsdException w:name="Medium List 2 Accent 2" w:semiHidden="0" w:uiPriority="66" w:unhideWhenUsed="0"/>
-    <w:lsdException w:name="Medium Grid 1 Accent 2" w:semiHidden="0" w:uiPriority="67" w:unhideWhenUsed="0"/>
-    <w:lsdException w:name="Medium Grid 2 Accent 2" w:semiHidden="0" w:uiPriority="68" w:unhideWhenUsed="0"/>
-    <w:lsdException w:name="Medium Grid 3 Accent 2" w:semiHidden="0" w:uiPriority="69" w:unhideWhenUsed="0"/>
-    <w:lsdException w:name="Dark List Accent 2" w:semiHidden="0" w:uiPriority="70" w:unhideWhenUsed="0"/>
-    <w:lsdException w:name="Colorful Shading Accent 2" w:semiHidden="0" w:uiPriority="71" w:unhideWhenUsed="0"/>
-    <w:lsdException w:name="Colorful List Accent 2" w:semiHidden="0" w:uiPriority="72" w:unhideWhenUsed="0"/>
-    <w:lsdException w:name="Colorful Grid Accent 2" w:semiHidden="0" w:uiPriority="73" w:unhideWhenUsed="0"/>
-    <w:lsdException w:name="Light Shading Accent 3" w:semiHidden="0" w:uiPriority="60" w:unhideWhenUsed="0"/>
-    <w:lsdException w:name="Light List Accent 3" w:semiHidden="0" w:uiPriority="61" w:unhideWhenUsed="0"/>
-    <w:lsdException w:name="Light Grid Accent 3" w:semiHidden="0" w:uiPriority="62" w:unhideWhenUsed="0"/>
-    <w:lsdException w:name="Medium Shading 1 Accent 3" w:semiHidden="0" w:uiPriority="63" w:unhideWhenUsed="0"/>
-    <w:lsdException w:name="Medium Shading 2 Accent 3" w:semiHidden="0" w:uiPriority="64" w:unhideWhenUsed="0"/>
-    <w:lsdException w:name="Medium List 1 Accent 3" w:semiHidden="0" w:uiPriority="65" w:unhideWhenUsed="0"/>
-    <w:lsdException w:name="Medium List 2 Accent 3" w:semiHidden="0" w:uiPriority="66" w:unhideWhenUsed="0"/>
-    <w:lsdException w:name="Medium Grid 1 Accent 3" w:semiHidden="0" w:uiPriority="67" w:unhideWhenUsed="0"/>
-    <w:lsdException w:name="Medium Grid 2 Accent 3" w:semiHidden="0" w:uiPriority="68" w:unhideWhenUsed="0"/>
-    <w:lsdException w:name="Medium Grid 3 Accent 3" w:semiHidden="0" w:uiPriority="69" w:unhideWhenUsed="0"/>
-    <w:lsdException w:name="Dark List Accent 3" w:semiHidden="0" w:uiPriority="70" w:unhideWhenUsed="0"/>
-    <w:lsdException w:name="Colorful Shading Accent 3" w:semiHidden="0" w:uiPriority="71" w:unhideWhenUsed="0"/>
-    <w:lsdException w:name="Colorful List Accent 3" w:semiHidden="0" w:uiPriority="72" w:unhideWhenUsed="0"/>
-    <w:lsdException w:name="Colorful Grid Accent 3" w:semiHidden="0" w:uiPriority="73" w:unhideWhenUsed="0"/>
-    <w:lsdException w:name="Light Shading Accent 4" w:semiHidden="0" w:uiPriority="60" w:unhideWhenUsed="0"/>
-    <w:lsdException w:name="Light List Accent 4" w:semiHidden="0" w:uiPriority="61" w:unhideWhenUsed="0"/>
-    <w:lsdException w:name="Light Grid Accent 4" w:semiHidden="0" w:uiPriority="62" w:unhideWhenUsed="0"/>
-    <w:lsdException w:name="Medium Shading 1 Accent 4" w:semiHidden="0" w:uiPriority="63" w:unhideWhenUsed="0"/>
-    <w:lsdException w:name="Medium Shading 2 Accent 4" w:semiHidden="0" w:uiPriority="64" w:unhideWhenUsed="0"/>
-    <w:lsdException w:name="Medium List 1 Accent 4" w:semiHidden="0" w:uiPriority="65" w:unhideWhenUsed="0"/>
-    <w:lsdException w:name="Medium List 2 Accent 4" w:semiHidden="0" w:uiPriority="66" w:unhideWhenUsed="0"/>
-    <w:lsdException w:name="Medium Grid 1 Accent 4" w:semiHidden="0" w:uiPriority="67" w:unhideWhenUsed="0"/>
-    <w:lsdException w:name="Medium Grid 2 Accent 4" w:semiHidden="0" w:uiPriority="68" w:unhideWhenUsed="0"/>
-    <w:lsdException w:name="Medium Grid 3 Accent 4" w:semiHidden="0" w:uiPriority="69" w:unhideWhenUsed="0"/>
-    <w:lsdException w:name="Dark List Accent 4" w:semiHidden="0" w:uiPriority="70" w:unhideWhenUsed="0"/>
-    <w:lsdException w:name="Colorful Shading Accent 4" w:semiHidden="0" w:uiPriority="71" w:unhideWhenUsed="0"/>
-    <w:lsdException w:name="Colorful List Accent 4" w:semiHidden="0" w:uiPriority="72" w:unhideWhenUsed="0"/>
-    <w:lsdException w:name="Colorful Grid Accent 4" w:semiHidden="0" w:uiPriority="73" w:unhideWhenUsed="0"/>
-    <w:lsdException w:name="Light Shading Accent 5" w:semiHidden="0" w:uiPriority="60" w:unhideWhenUsed="0"/>
-    <w:lsdException w:name="Light List Accent 5" w:semiHidden="0" w:uiPriority="61" w:unhideWhenUsed="0"/>
-    <w:lsdException w:name="Light Grid Accent 5" w:semiHidden="0" w:uiPriority="62" w:unhideWhenUsed="0"/>
-    <w:lsdException w:name="Medium Shading 1 Accent 5" w:semiHidden="0" w:uiPriority="63" w:unhideWhenUsed="0"/>
-    <w:lsdException w:name="Medium Shading 2 Accent 5" w:semiHidden="0" w:uiPriority="64" w:unhideWhenUsed="0"/>
-    <w:lsdException w:name="Medium List 1 Accent 5" w:semiHidden="0" w:uiPriority="65" w:unhideWhenUsed="0"/>
-    <w:lsdException w:name="Medium List 2 Accent 5" w:semiHidden="0" w:uiPriority="66" w:unhideWhenUsed="0"/>
-    <w:lsdException w:name="Medium Grid 1 Accent 5" w:semiHidden="0" w:uiPriority="67" w:unhideWhenUsed="0"/>
-    <w:lsdException w:name="Medium Grid 2 Accent 5" w:semiHidden="0" w:uiPriority="68" w:unhideWhenUsed="0"/>
-    <w:lsdException w:name="Medium Grid 3 Accent 5" w:semiHidden="0" w:uiPriority="69" w:unhideWhenUsed="0"/>
-    <w:lsdException w:name="Dark List Accent 5" w:semiHidden="0" w:uiPriority="70" w:unhideWhenUsed="0"/>
-    <w:lsdException w:name="Colorful Shading Accent 5" w:semiHidden="0" w:uiPriority="71" w:unhideWhenUsed="0"/>
-    <w:lsdException w:name="Colorful List Accent 5" w:semiHidden="0" w:uiPriority="72" w:unhideWhenUsed="0"/>
-    <w:lsdException w:name="Colorful Grid Accent 5" w:semiHidden="0" w:uiPriority="73" w:unhideWhenUsed="0"/>
-    <w:lsdException w:name="Light Shading Accent 6" w:semiHidden="0" w:uiPriority="60" w:unhideWhenUsed="0"/>
-    <w:lsdException w:name="Light List Accent 6" w:semiHidden="0" w:uiPriority="61" w:unhideWhenUsed="0"/>
-    <w:lsdException w:name="Light Grid Accent 6" w:semiHidden="0" w:uiPriority="62" w:unhideWhenUsed="0"/>
-    <w:lsdException w:name="Medium Shading 1 Accent 6" w:semiHidden="0" w:uiPriority="63" w:unhideWhenUsed="0"/>
-    <w:lsdException w:name="Medium Shading 2 Accent 6" w:semiHidden="0" w:uiPriority="64" w:unhideWhenUsed="0"/>
-    <w:lsdException w:name="Medium List 1 Accent 6" w:semiHidden="0" w:uiPriority="65" w:unhideWhenUsed="0"/>
-    <w:lsdException w:name="Medium List 2 Accent 6" w:semiHidden="0" w:uiPriority="66" w:unhideWhenUsed="0"/>
-    <w:lsdException w:name="Medium Grid 1 Accent 6" w:semiHidden="0" w:uiPriority="67" w:unhideWhenUsed="0"/>
-    <w:lsdException w:name="Medium Grid 2 Accent 6" w:semiHidden="0" w:uiPriority="68" w:unhideWhenUsed="0"/>
-    <w:lsdException w:name="Medium Grid 3 Accent 6" w:semiHidden="0" w:uiPriority="69" w:unhideWhenUsed="0"/>
-    <w:lsdException w:name="Dark List Accent 6" w:semiHidden="0" w:uiPriority="70" w:unhideWhenUsed="0"/>
-    <w:lsdException w:name="Colorful Shading Accent 6" w:semiHidden="0" w:uiPriority="71" w:unhideWhenUsed="0"/>
-    <w:lsdException w:name="Colorful List Accent 6" w:semiHidden="0" w:uiPriority="72" w:unhideWhenUsed="0"/>
-    <w:lsdException w:name="Colorful Grid Accent 6" w:semiHidden="0" w:uiPriority="73" w:unhideWhenUsed="0"/>
-    <w:lsdException w:name="Subtle Emphasis" w:semiHidden="0" w:uiPriority="19" w:unhideWhenUsed="0" w:qFormat="1"/>
-    <w:lsdException w:name="Intense Emphasis" w:semiHidden="0" w:uiPriority="21" w:unhideWhenUsed="0" w:qFormat="1"/>
-    <w:lsdException w:name="Subtle Reference" w:semiHidden="0" w:uiPriority="31" w:unhideWhenUsed="0" w:qFormat="1"/>
-    <w:lsdException w:name="Intense Reference" w:semiHidden="0" w:uiPriority="32" w:unhideWhenUsed="0" w:qFormat="1"/>
-    <w:lsdException w:name="Book Title" w:semiHidden="0" w:uiPriority="33" w:unhideWhenUsed="0" w:qFormat="1"/>
+    <w:lsdException w:name="List Paragraph" w:uiPriority="34" w:semiHidden="0" w:unhideWhenUsed="0" w:qFormat="1"/>
+    <w:lsdException w:name="Quote" w:uiPriority="29" w:semiHidden="0" w:unhideWhenUsed="0" w:qFormat="1"/>
+    <w:lsdException w:name="Intense Quote" w:uiPriority="30" w:semiHidden="0" w:unhideWhenUsed="0" w:qFormat="1"/>
+    <w:lsdException w:name="Medium List 2 Accent 1" w:uiPriority="66" w:semiHidden="0" w:unhideWhenUsed="0"/>
+    <w:lsdException w:name="Medium Grid 1 Accent 1" w:uiPriority="67" w:semiHidden="0" w:unhideWhenUsed="0"/>
+    <w:lsdException w:name="Medium Grid 2 Accent 1" w:uiPriority="68" w:semiHidden="0" w:unhideWhenUsed="0"/>
+    <w:lsdException w:name="Medium Grid 3 Accent 1" w:uiPriority="69" w:semiHidden="0" w:unhideWhenUsed="0"/>
+    <w:lsdException w:name="Dark List Accent 1" w:uiPriority="70" w:semiHidden="0" w:unhideWhenUsed="0"/>
+    <w:lsdException w:name="Colorful Shading Accent 1" w:uiPriority="71" w:semiHidden="0" w:unhideWhenUsed="0"/>
+    <w:lsdException w:name="Colorful List Accent 1" w:uiPriority="72" w:semiHidden="0" w:unhideWhenUsed="0"/>
+    <w:lsdException w:name="Colorful Grid Accent 1" w:uiPriority="73" w:semiHidden="0" w:unhideWhenUsed="0"/>
+    <w:lsdException w:name="Light Shading Accent 2" w:uiPriority="60" w:semiHidden="0" w:unhideWhenUsed="0"/>
+    <w:lsdException w:name="Light List Accent 2" w:uiPriority="61" w:semiHidden="0" w:unhideWhenUsed="0"/>
+    <w:lsdException w:name="Light Grid Accent 2" w:uiPriority="62" w:semiHidden="0" w:unhideWhenUsed="0"/>
+    <w:lsdException w:name="Medium Shading 1 Accent 2" w:uiPriority="63" w:semiHidden="0" w:unhideWhenUsed="0"/>
+    <w:lsdException w:name="Medium Shading 2 Accent 2" w:uiPriority="64" w:semiHidden="0" w:unhideWhenUsed="0"/>
+    <w:lsdException w:name="Medium List 1 Accent 2" w:uiPriority="65" w:semiHidden="0" w:unhideWhenUsed="0"/>
+    <w:lsdException w:name="Medium List 2 Accent 2" w:uiPriority="66" w:semiHidden="0" w:unhideWhenUsed="0"/>
+    <w:lsdException w:name="Medium Grid 1 Accent 2" w:uiPriority="67" w:semiHidden="0" w:unhideWhenUsed="0"/>
+    <w:lsdException w:name="Medium Grid 2 Accent 2" w:uiPriority="68" w:semiHidden="0" w:unhideWhenUsed="0"/>
+    <w:lsdException w:name="Medium Grid 3 Accent 2" w:uiPriority="69" w:semiHidden="0" w:unhideWhenUsed="0"/>
+    <w:lsdException w:name="Dark List Accent 2" w:uiPriority="70" w:semiHidden="0" w:unhideWhenUsed="0"/>
+    <w:lsdException w:name="Colorful Shading Accent 2" w:uiPriority="71" w:semiHidden="0" w:unhideWhenUsed="0"/>
+    <w:lsdException w:name="Colorful List Accent 2" w:uiPriority="72" w:semiHidden="0" w:unhideWhenUsed="0"/>
+    <w:lsdException w:name="Colorful Grid Accent 2" w:uiPriority="73" w:semiHidden="0" w:unhideWhenUsed="0"/>
+    <w:lsdException w:name="Light Shading Accent 3" w:uiPriority="60" w:semiHidden="0" w:unhideWhenUsed="0"/>
+    <w:lsdException w:name="Light List Accent 3" w:uiPriority="61" w:semiHidden="0" w:unhideWhenUsed="0"/>
+    <w:lsdException w:name="Light Grid Accent 3" w:uiPriority="62" w:semiHidden="0" w:unhideWhenUsed="0"/>
+    <w:lsdException w:name="Medium Shading 1 Accent 3" w:uiPriority="63" w:semiHidden="0" w:unhideWhenUsed="0"/>
+    <w:lsdException w:name="Medium Shading 2 Accent 3" w:uiPriority="64" w:semiHidden="0" w:unhideWhenUsed="0"/>
+    <w:lsdException w:name="Medium List 1 Accent 3" w:uiPriority="65" w:semiHidden="0" w:unhideWhenUsed="0"/>
+    <w:lsdException w:name="Medium List 2 Accent 3" w:uiPriority="66" w:semiHidden="0" w:unhideWhenUsed="0"/>
+    <w:lsdException w:name="Medium Grid 1 Accent 3" w:uiPriority="67" w:semiHidden="0" w:unhideWhenUsed="0"/>
+    <w:lsdException w:name="Medium Grid 2 Accent 3" w:uiPriority="68" w:semiHidden="0" w:unhideWhenUsed="0"/>
+    <w:lsdException w:name="Medium Grid 3 Accent 3" w:uiPriority="69" w:semiHidden="0" w:unhideWhenUsed="0"/>
+    <w:lsdException w:name="Dark List Accent 3" w:uiPriority="70" w:semiHidden="0" w:unhideWhenUsed="0"/>
+    <w:lsdException w:name="Colorful Shading Accent 3" w:uiPriority="71" w:semiHidden="0" w:unhideWhenUsed="0"/>
+    <w:lsdException w:name="Colorful List Accent 3" w:uiPriority="72" w:semiHidden="0" w:unhideWhenUsed="0"/>
+    <w:lsdException w:name="Colorful Grid Accent 3" w:uiPriority="73" w:semiHidden="0" w:unhideWhenUsed="0"/>
+    <w:lsdException w:name="Light Shading Accent 4" w:uiPriority="60" w:semiHidden="0" w:unhideWhenUsed="0"/>
+    <w:lsdException w:name="Light List Accent 4" w:uiPriority="61" w:semiHidden="0" w:unhideWhenUsed="0"/>
+    <w:lsdException w:name="Light Grid Accent 4" w:uiPriority="62" w:semiHidden="0" w:unhideWhenUsed="0"/>
+    <w:lsdException w:name="Medium Shading 1 Accent 4" w:uiPriority="63" w:semiHidden="0" w:unhideWhenUsed="0"/>
+    <w:lsdException w:name="Medium Shading 2 Accent 4" w:uiPriority="64" w:semiHidden="0" w:unhideWhenUsed="0"/>
+    <w:lsdException w:name="Medium List 1 Accent 4" w:uiPriority="65" w:semiHidden="0" w:unhideWhenUsed="0"/>
+    <w:lsdException w:name="Medium List 2 Accent 4" w:uiPriority="66" w:semiHidden="0" w:unhideWhenUsed="0"/>
+    <w:lsdException w:name="Medium Grid 1 Accent 4" w:uiPriority="67" w:semiHidden="0" w:unhideWhenUsed="0"/>
+    <w:lsdException w:name="Medium Grid 2 Accent 4" w:uiPriority="68" w:semiHidden="0" w:unhideWhenUsed="0"/>
+    <w:lsdException w:name="Medium Grid 3 Accent 4" w:uiPriority="69" w:semiHidden="0" w:unhideWhenUsed="0"/>
+    <w:lsdException w:name="Dark List Accent 4" w:uiPriority="70" w:semiHidden="0" w:unhideWhenUsed="0"/>
+    <w:lsdException w:name="Colorful Shading Accent 4" w:uiPriority="71" w:semiHidden="0" w:unhideWhenUsed="0"/>
+    <w:lsdException w:name="Colorful List Accent 4" w:uiPriority="72" w:semiHidden="0" w:unhideWhenUsed="0"/>
+    <w:lsdException w:name="Colorful Grid Accent 4" w:uiPriority="73" w:semiHidden="0" w:unhideWhenUsed="0"/>
+    <w:lsdException w:name="Light Shading Accent 5" w:uiPriority="60" w:semiHidden="0" w:unhideWhenUsed="0"/>
+    <w:lsdException w:name="Light List Accent 5" w:uiPriority="61" w:semiHidden="0" w:unhideWhenUsed="0"/>
+    <w:lsdException w:name="Light Grid Accent 5" w:uiPriority="62" w:semiHidden="0" w:unhideWhenUsed="0"/>
+    <w:lsdException w:name="Medium Shading 1 Accent 5" w:uiPriority="63" w:semiHidden="0" w:unhideWhenUsed="0"/>
+    <w:lsdException w:name="Medium Shading 2 Accent 5" w:uiPriority="64" w:semiHidden="0" w:unhideWhenUsed="0"/>
+    <w:lsdException w:name="Medium List 1 Accent 5" w:uiPriority="65" w:semiHidden="0" w:unhideWhenUsed="0"/>
+    <w:lsdException w:name="Medium List 2 Accent 5" w:uiPriority="66" w:semiHidden="0" w:unhideWhenUsed="0"/>
+    <w:lsdException w:name="Medium Grid 1 Accent 5" w:uiPriority="67" w:semiHidden="0" w:unhideWhenUsed="0"/>
+    <w:lsdException w:name="Medium Grid 2 Accent 5" w:uiPriority="68" w:semiHidden="0" w:unhideWhenUsed="0"/>
+    <w:lsdException w:name="Medium Grid 3 Accent 5" w:uiPriority="69" w:semiHidden="0" w:unhideWhenUsed="0"/>
+    <w:lsdException w:name="Dark List Accent 5" w:uiPriority="70" w:semiHidden="0" w:unhideWhenUsed="0"/>
+    <w:lsdException w:name="Colorful Shading Accent 5" w:uiPriority="71" w:semiHidden="0" w:unhideWhenUsed="0"/>
+    <w:lsdException w:name="Colorful List Accent 5" w:uiPriority="72" w:semiHidden="0" w:unhideWhenUsed="0"/>
+    <w:lsdException w:name="Colorful Grid Accent 5" w:uiPriority="73" w:semiHidden="0" w:unhideWhenUsed="0"/>
+    <w:lsdException w:name="Light Shading Accent 6" w:uiPriority="60" w:semiHidden="0" w:unhideWhenUsed="0"/>
+    <w:lsdException w:name="Light List Accent 6" w:uiPriority="61" w:semiHidden="0" w:unhideWhenUsed="0"/>
+    <w:lsdException w:name="Light Grid Accent 6" w:uiPriority="62" w:semiHidden="0" w:unhideWhenUsed="0"/>
+    <w:lsdException w:name="Medium Shading 1 Accent 6" w:uiPriority="63" w:semiHidden="0" w:unhideWhenUsed="0"/>
+    <w:lsdException w:name="Medium Shading 2 Accent 6" w:uiPriority="64" w:semiHidden="0" w:unhideWhenUsed="0"/>
+    <w:lsdException w:name="Medium List 1 Accent 6" w:uiPriority="65" w:semiHidden="0" w:unhideWhenUsed="0"/>
+    <w:lsdException w:name="Medium List 2 Accent 6" w:uiPriority="66" w:semiHidden="0" w:unhideWhenUsed="0"/>
+    <w:lsdException w:name="Medium Grid 1 Accent 6" w:uiPriority="67" w:semiHidden="0" w:unhideWhenUsed="0"/>
+    <w:lsdException w:name="Medium Grid 2 Accent 6" w:uiPriority="68" w:semiHidden="0" w:unhideWhenUsed="0"/>
+    <w:lsdException w:name="Medium Grid 3 Accent 6" w:uiPriority="69" w:semiHidden="0" w:unhideWhenUsed="0"/>
+    <w:lsdException w:name="Dark List Accent 6" w:uiPriority="70" w:semiHidden="0" w:unhideWhenUsed="0"/>
+    <w:lsdException w:name="Colorful Shading Accent 6" w:uiPriority="71" w:semiHidden="0" w:unhideWhenUsed="0"/>
+    <w:lsdException w:name="Colorful List Accent 6" w:uiPriority="72" w:semiHidden="0" w:unhideWhenUsed="0"/>
+    <w:lsdException w:name="Colorful Grid Accent 6" w:uiPriority="73" w:semiHidden="0" w:unhideWhenUsed="0"/>
+    <w:lsdException w:name="Subtle Emphasis" w:uiPriority="19" w:semiHidden="0" w:unhideWhenUsed="0" w:qFormat="1"/>
+    <w:lsdException w:name="Intense Emphasis" w:uiPriority="21" w:semiHidden="0" w:unhideWhenUsed="0" w:qFormat="1"/>
+    <w:lsdException w:name="Subtle Reference" w:uiPriority="31" w:semiHidden="0" w:unhideWhenUsed="0" w:qFormat="1"/>
+    <w:lsdException w:name="Intense Reference" w:uiPriority="32" w:semiHidden="0" w:unhideWhenUsed="0" w:qFormat="1"/>
+    <w:lsdException w:name="Book Title" w:uiPriority="33" w:semiHidden="0" w:unhideWhenUsed="0" w:qFormat="1"/>
     <w:lsdException w:name="Bibliography" w:uiPriority="37"/>
     <w:lsdException w:name="TOC Heading" w:uiPriority="39" w:qFormat="1"/>
   </w:latentStyles>
@@ -34960,7 +35351,7 @@
       <w:keepNext w:val="true"/>
       <w:keepLines w:val="true"/>
       <w:pBdr/>
-      <w:spacing w:after="80" w:before="360"/>
+      <w:spacing w:before="360" w:after="80"/>
       <w:ind/>
       <w:outlineLvl w:val="0"/>
     </w:pPr>
@@ -35000,7 +35391,7 @@
       <w:keepNext w:val="true"/>
       <w:keepLines w:val="true"/>
       <w:pBdr/>
-      <w:spacing w:after="80" w:before="160"/>
+      <w:spacing w:before="160" w:after="80"/>
       <w:ind/>
       <w:outlineLvl w:val="1"/>
     </w:pPr>
@@ -35040,7 +35431,7 @@
       <w:keepNext w:val="true"/>
       <w:keepLines w:val="true"/>
       <w:pBdr/>
-      <w:spacing w:after="80" w:before="160"/>
+      <w:spacing w:before="160" w:after="80"/>
       <w:ind/>
       <w:outlineLvl w:val="2"/>
     </w:pPr>
@@ -35080,7 +35471,7 @@
       <w:keepNext w:val="true"/>
       <w:keepLines w:val="true"/>
       <w:pBdr/>
-      <w:spacing w:after="40" w:before="80"/>
+      <w:spacing w:before="80" w:after="40"/>
       <w:ind/>
       <w:outlineLvl w:val="3"/>
     </w:pPr>
@@ -35118,7 +35509,7 @@
       <w:keepNext w:val="true"/>
       <w:keepLines w:val="true"/>
       <w:pBdr/>
-      <w:spacing w:after="40" w:before="80"/>
+      <w:spacing w:before="80" w:after="40"/>
       <w:ind/>
       <w:outlineLvl w:val="4"/>
     </w:pPr>
@@ -35156,7 +35547,7 @@
       <w:keepNext w:val="true"/>
       <w:keepLines w:val="true"/>
       <w:pBdr/>
-      <w:spacing w:after="0" w:before="40"/>
+      <w:spacing w:before="40" w:after="0"/>
       <w:ind/>
       <w:outlineLvl w:val="5"/>
     </w:pPr>
@@ -35194,7 +35585,7 @@
       <w:keepNext w:val="true"/>
       <w:keepLines w:val="true"/>
       <w:pBdr/>
-      <w:spacing w:after="0" w:before="40"/>
+      <w:spacing w:before="40" w:after="0"/>
       <w:ind/>
       <w:outlineLvl w:val="6"/>
     </w:pPr>
@@ -35436,8 +35827,8 @@
         <w:top w:val="single" w:color="0f4761" w:themeColor="accent1" w:themeShade="BF" w:sz="4" w:space="10"/>
         <w:bottom w:val="single" w:color="0f4761" w:themeColor="accent1" w:themeShade="BF" w:sz="4" w:space="10"/>
       </w:pBdr>
-      <w:spacing w:after="360" w:before="360"/>
-      <w:ind w:right="864" w:left="864"/>
+      <w:spacing w:before="360" w:after="360"/>
+      <w:ind w:left="864" w:right="864"/>
       <w:jc w:val="center"/>
     </w:pPr>
     <w:rPr>

--- a/invoice/revoinvoiceproduct.docx
+++ b/invoice/revoinvoiceproduct.docx
@@ -1,6 +1,6 @@
 
 <file path=word/document.xml><?xml version="1.0" encoding="utf-8"?>
-<w:document xmlns:wpc="http://schemas.microsoft.com/office/word/2010/wordprocessingCanvas" xmlns:cx="http://schemas.microsoft.com/office/drawing/2014/chartex" xmlns:cx1="http://schemas.microsoft.com/office/drawing/2015/9/8/chartex" xmlns:cx2="http://schemas.microsoft.com/office/drawing/2015/10/21/chartex" xmlns:cx3="http://schemas.microsoft.com/office/drawing/2016/5/9/chartex" xmlns:cx4="http://schemas.microsoft.com/office/drawing/2016/5/10/chartex" xmlns:cx5="http://schemas.microsoft.com/office/drawing/2016/5/11/chartex" xmlns:cx6="http://schemas.microsoft.com/office/drawing/2016/5/12/chartex" xmlns:cx7="http://schemas.microsoft.com/office/drawing/2016/5/13/chartex" xmlns:cx8="http://schemas.microsoft.com/office/drawing/2016/5/14/chartex" xmlns:mc="http://schemas.openxmlformats.org/markup-compatibility/2006" xmlns:aink="http://schemas.microsoft.com/office/drawing/2016/ink" xmlns:am3d="http://schemas.microsoft.com/office/drawing/2017/model3d" xmlns:o="urn:schemas-microsoft-com:office:office" xmlns:oel="http://schemas.microsoft.com/office/2019/extlst" xmlns:r="http://schemas.openxmlformats.org/officeDocument/2006/relationships" xmlns:m="http://schemas.openxmlformats.org/officeDocument/2006/math" xmlns:v="urn:schemas-microsoft-com:vml" xmlns:wp14="http://schemas.microsoft.com/office/word/2010/wordprocessingDrawing" xmlns:wp="http://schemas.openxmlformats.org/drawingml/2006/wordprocessingDrawing" xmlns:w10="urn:schemas-microsoft-com:office:word" xmlns:w="http://schemas.openxmlformats.org/wordprocessingml/2006/main" xmlns:w14="http://schemas.microsoft.com/office/word/2010/wordml" xmlns:w15="http://schemas.microsoft.com/office/word/2012/wordml" xmlns:w16cex="http://schemas.microsoft.com/office/word/2018/wordml/cex" xmlns:w16cid="http://schemas.microsoft.com/office/word/2016/wordml/cid" xmlns:w16="http://schemas.microsoft.com/office/word/2018/wordml" xmlns:w16du="http://schemas.microsoft.com/office/word/2023/wordml/word16du" xmlns:w16sdtdh="http://schemas.microsoft.com/office/word/2020/wordml/sdtdatahash" xmlns:w16sdtfl="http://schemas.microsoft.com/office/word/2024/wordml/sdtformatlock" xmlns:w16se="http://schemas.microsoft.com/office/word/2015/wordml/symex" xmlns:wpg="http://schemas.microsoft.com/office/word/2010/wordprocessingGroup" xmlns:wpi="http://schemas.microsoft.com/office/word/2010/wordprocessingInk" xmlns:wne="http://schemas.microsoft.com/office/word/2006/wordml" xmlns:wps="http://schemas.microsoft.com/office/word/2010/wordprocessingShape" mc:Ignorable="w14 w15 w16se w16cid w16 w16cex w16sdtdh w16sdtfl w16du wp14">
+<w:document xmlns:wpc="http://schemas.microsoft.com/office/word/2010/wordprocessingCanvas" xmlns:cx="http://schemas.microsoft.com/office/drawing/2014/chartex" xmlns:cx1="http://schemas.microsoft.com/office/drawing/2015/9/8/chartex" xmlns:cx2="http://schemas.microsoft.com/office/drawing/2015/10/21/chartex" xmlns:cx3="http://schemas.microsoft.com/office/drawing/2016/5/9/chartex" xmlns:cx4="http://schemas.microsoft.com/office/drawing/2016/5/10/chartex" xmlns:cx5="http://schemas.microsoft.com/office/drawing/2016/5/11/chartex" xmlns:cx6="http://schemas.microsoft.com/office/drawing/2016/5/12/chartex" xmlns:cx7="http://schemas.microsoft.com/office/drawing/2016/5/13/chartex" xmlns:cx8="http://schemas.microsoft.com/office/drawing/2016/5/14/chartex" xmlns:mc="http://schemas.openxmlformats.org/markup-compatibility/2006" xmlns:aink="http://schemas.microsoft.com/office/drawing/2016/ink" xmlns:am3d="http://schemas.microsoft.com/office/drawing/2017/model3d" xmlns:o="urn:schemas-microsoft-com:office:office" xmlns:oel="http://schemas.microsoft.com/office/2019/extlst" xmlns:r="http://schemas.openxmlformats.org/officeDocument/2006/relationships" xmlns:m="http://schemas.openxmlformats.org/officeDocument/2006/math" xmlns:v="urn:schemas-microsoft-com:vml" xmlns:wp14="http://schemas.microsoft.com/office/word/2010/wordprocessingDrawing" xmlns:wp="http://schemas.openxmlformats.org/drawingml/2006/wordprocessingDrawing" xmlns:w10="urn:schemas-microsoft-com:office:word" xmlns:w="http://schemas.openxmlformats.org/wordprocessingml/2006/main" xmlns:w14="http://schemas.microsoft.com/office/word/2010/wordml" xmlns:w15="http://schemas.microsoft.com/office/word/2012/wordml" xmlns:w16cex="http://schemas.microsoft.com/office/word/2018/wordml/cex" xmlns:w16cid="http://schemas.microsoft.com/office/word/2016/wordml/cid" xmlns:w16="http://schemas.microsoft.com/office/word/2018/wordml" xmlns:w16du="http://schemas.microsoft.com/office/word/2023/wordml/word16du" xmlns:w16sdtdh="http://schemas.microsoft.com/office/word/2020/wordml/sdtdatahash" xmlns:w16sdtfl="http://schemas.microsoft.com/office/word/2024/wordml/sdtformatlock" xmlns:w16se="http://schemas.microsoft.com/office/word/2015/wordml/symex" xmlns:wpg="http://schemas.microsoft.com/office/word/2010/wordprocessingGroup" xmlns:wpi="http://schemas.microsoft.com/office/word/2010/wordprocessingInk" xmlns:wne="http://schemas.microsoft.com/office/word/2006/wordml" xmlns:wps="http://schemas.microsoft.com/office/word/2010/wordprocessingShape" xmlns:a="http://schemas.openxmlformats.org/drawingml/2006/main" xmlns:pic="http://schemas.openxmlformats.org/drawingml/2006/picture" xmlns:a14="http://schemas.microsoft.com/office/drawing/2010/main" mc:Ignorable="w14 w15 w16se w16cid w16 w16cex w16sdtdh w16sdtfl w16du wp14">
   <w:body>
     <w:tbl>
       <w:tblPr>
@@ -28,7 +28,7 @@
               <w:ind w:right="1417"/>
               <w:jc w:val="center"/>
               <w:rPr>
-                <w:rFonts w:ascii="Calibri" w:eastAsia="Calibri" w:hAnsi="Calibri" w:cs="Calibri"/>
+                <w:rFonts w:ascii="Calibri" w:hAnsi="Calibri" w:eastAsia="Calibri" w:cs="Calibri"/>
                 <w:b/>
                 <w:bCs/>
                 <w:color w:val="000000" w:themeColor="text1"/>
@@ -92,7 +92,7 @@
             </w:r>
             <w:r>
               <w:rPr>
-                <w:rFonts w:ascii="Calibri" w:eastAsia="Calibri" w:hAnsi="Calibri" w:cs="Calibri"/>
+                <w:rFonts w:ascii="Calibri" w:hAnsi="Calibri" w:eastAsia="Calibri" w:cs="Calibri"/>
                 <w:b/>
                 <w:bCs/>
                 <w:color w:val="000000" w:themeColor="text1"/>
@@ -119,7 +119,7 @@
       </w:pPr>
       <w:r>
         <w:rPr>
-          <w:rFonts w:ascii="Calibri" w:eastAsia="Calibri" w:hAnsi="Calibri" w:cs="Calibri"/>
+          <w:rFonts w:ascii="Calibri" w:hAnsi="Calibri" w:eastAsia="Calibri" w:cs="Calibri"/>
           <w:b/>
           <w:bCs/>
           <w:color w:val="000000" w:themeColor="text1"/>
@@ -133,14 +133,14 @@
       <w:pPr>
         <w:pStyle w:val="NoSpacing"/>
         <w:rPr>
-          <w:rFonts w:ascii="Calibri" w:eastAsia="Calibri" w:hAnsi="Calibri" w:cs="Calibri"/>
+          <w:rFonts w:ascii="Calibri" w:hAnsi="Calibri" w:eastAsia="Calibri" w:cs="Calibri"/>
           <w:b/>
           <w:color w:val="000000" w:themeColor="text1"/>
         </w:rPr>
       </w:pPr>
       <w:r>
         <w:rPr>
-          <w:rFonts w:ascii="Calibri" w:eastAsia="Calibri" w:hAnsi="Calibri" w:cs="Calibri"/>
+          <w:rFonts w:ascii="Calibri" w:hAnsi="Calibri" w:eastAsia="Calibri" w:cs="Calibri"/>
           <w:b/>
           <w:bCs/>
           <w:color w:val="000000" w:themeColor="text1"/>
@@ -150,7 +150,7 @@
       <w:proofErr w:type="spellStart"/>
       <w:r>
         <w:rPr>
-          <w:rFonts w:ascii="Calibri" w:eastAsia="Calibri" w:hAnsi="Calibri" w:cs="Calibri"/>
+          <w:rFonts w:ascii="Calibri" w:hAnsi="Calibri" w:eastAsia="Calibri" w:cs="Calibri"/>
           <w:b/>
           <w:bCs/>
           <w:color w:val="000000" w:themeColor="text1"/>
@@ -160,7 +160,7 @@
       <w:proofErr w:type="spellEnd"/>
       <w:r>
         <w:rPr>
-          <w:rFonts w:ascii="Calibri" w:eastAsia="Calibri" w:hAnsi="Calibri" w:cs="Calibri"/>
+          <w:rFonts w:ascii="Calibri" w:hAnsi="Calibri" w:eastAsia="Calibri" w:cs="Calibri"/>
           <w:b/>
           <w:bCs/>
           <w:color w:val="000000" w:themeColor="text1"/>
@@ -169,7 +169,7 @@
       </w:r>
       <w:r>
         <w:rPr>
-          <w:rFonts w:ascii="Calibri" w:eastAsia="Calibri" w:hAnsi="Calibri" w:cs="Calibri"/>
+          <w:rFonts w:ascii="Calibri" w:hAnsi="Calibri" w:eastAsia="Calibri" w:cs="Calibri"/>
           <w:b/>
           <w:bCs/>
           <w:color w:val="000000" w:themeColor="text1"/>
@@ -178,7 +178,7 @@
       </w:r>
       <w:r>
         <w:rPr>
-          <w:rFonts w:ascii="Calibri" w:eastAsia="Calibri" w:hAnsi="Calibri" w:cs="Calibri"/>
+          <w:rFonts w:ascii="Calibri" w:hAnsi="Calibri" w:eastAsia="Calibri" w:cs="Calibri"/>
           <w:b/>
           <w:bCs/>
           <w:color w:val="000000" w:themeColor="text1"/>
@@ -187,7 +187,7 @@
       </w:r>
       <w:r>
         <w:rPr>
-          <w:rFonts w:ascii="Calibri" w:eastAsia="Calibri" w:hAnsi="Calibri" w:cs="Calibri"/>
+          <w:rFonts w:ascii="Calibri" w:hAnsi="Calibri" w:eastAsia="Calibri" w:cs="Calibri"/>
           <w:b/>
           <w:bCs/>
           <w:color w:val="000000" w:themeColor="text1"/>
@@ -196,7 +196,7 @@
       </w:r>
       <w:r>
         <w:rPr>
-          <w:rFonts w:ascii="Calibri" w:eastAsia="Calibri" w:hAnsi="Calibri" w:cs="Calibri"/>
+          <w:rFonts w:ascii="Calibri" w:hAnsi="Calibri" w:eastAsia="Calibri" w:cs="Calibri"/>
           <w:b/>
           <w:bCs/>
           <w:color w:val="000000" w:themeColor="text1"/>
@@ -205,7 +205,7 @@
       </w:r>
       <w:r>
         <w:rPr>
-          <w:rFonts w:ascii="Calibri" w:eastAsia="Calibri" w:hAnsi="Calibri" w:cs="Calibri"/>
+          <w:rFonts w:ascii="Calibri" w:hAnsi="Calibri" w:eastAsia="Calibri" w:cs="Calibri"/>
           <w:b/>
           <w:bCs/>
           <w:color w:val="000000" w:themeColor="text1"/>
@@ -214,18 +214,26 @@
       </w:r>
       <w:r>
         <w:rPr>
-          <w:rFonts w:ascii="Calibri" w:eastAsia="Calibri" w:hAnsi="Calibri" w:cs="Calibri"/>
+          <w:rFonts w:ascii="Calibri" w:hAnsi="Calibri" w:eastAsia="Calibri" w:cs="Calibri"/>
           <w:b/>
           <w:bCs/>
           <w:color w:val="000000" w:themeColor="text1"/>
         </w:rPr>
         <w:tab/>
+      </w:r>
+      <w:r>
+        <w:rPr>
+          <w:rFonts w:ascii="Calibri" w:hAnsi="Calibri" w:eastAsia="Calibri" w:cs="Calibri"/>
+          <w:b/>
+          <w:bCs/>
+          <w:color w:val="000000" w:themeColor="text1"/>
+        </w:rPr>
         <w:t xml:space="preserve"> Date: {</w:t>
       </w:r>
       <w:proofErr w:type="spellStart"/>
       <w:r>
         <w:rPr>
-          <w:rFonts w:ascii="Calibri" w:eastAsia="Calibri" w:hAnsi="Calibri" w:cs="Calibri"/>
+          <w:rFonts w:ascii="Calibri" w:hAnsi="Calibri" w:eastAsia="Calibri" w:cs="Calibri"/>
           <w:b/>
           <w:bCs/>
           <w:color w:val="000000" w:themeColor="text1"/>
@@ -235,7 +243,7 @@
       <w:proofErr w:type="spellEnd"/>
       <w:r>
         <w:rPr>
-          <w:rFonts w:ascii="Calibri" w:eastAsia="Calibri" w:hAnsi="Calibri" w:cs="Calibri"/>
+          <w:rFonts w:ascii="Calibri" w:hAnsi="Calibri" w:eastAsia="Calibri" w:cs="Calibri"/>
           <w:b/>
           <w:bCs/>
           <w:color w:val="000000" w:themeColor="text1"/>
@@ -255,7 +263,7 @@
       </w:pPr>
       <w:r>
         <w:rPr>
-          <w:rFonts w:ascii="Calibri" w:eastAsia="Calibri" w:hAnsi="Calibri" w:cs="Calibri"/>
+          <w:rFonts w:ascii="Calibri" w:hAnsi="Calibri" w:eastAsia="Calibri" w:cs="Calibri"/>
           <w:b/>
           <w:bCs/>
           <w:color w:val="000000" w:themeColor="text1"/>
@@ -265,7 +273,7 @@
       <w:proofErr w:type="spellStart"/>
       <w:r>
         <w:rPr>
-          <w:rFonts w:ascii="Calibri" w:eastAsia="Calibri" w:hAnsi="Calibri" w:cs="Calibri"/>
+          <w:rFonts w:ascii="Calibri" w:hAnsi="Calibri" w:eastAsia="Calibri" w:cs="Calibri"/>
           <w:b/>
           <w:bCs/>
           <w:color w:val="000000" w:themeColor="text1"/>
@@ -275,7 +283,7 @@
       <w:proofErr w:type="spellEnd"/>
       <w:r>
         <w:rPr>
-          <w:rFonts w:ascii="Calibri" w:eastAsia="Calibri" w:hAnsi="Calibri" w:cs="Calibri"/>
+          <w:rFonts w:ascii="Calibri" w:hAnsi="Calibri" w:eastAsia="Calibri" w:cs="Calibri"/>
           <w:b/>
           <w:bCs/>
           <w:color w:val="000000" w:themeColor="text1"/>
@@ -292,7 +300,7 @@
       </w:pPr>
       <w:r>
         <w:rPr>
-          <w:rFonts w:ascii="Calibri" w:eastAsia="Calibri" w:hAnsi="Calibri" w:cs="Calibri"/>
+          <w:rFonts w:ascii="Calibri" w:hAnsi="Calibri" w:eastAsia="Calibri" w:cs="Calibri"/>
           <w:b/>
           <w:bCs/>
           <w:color w:val="000000" w:themeColor="text1"/>
@@ -312,7 +320,7 @@
       </w:pPr>
       <w:r>
         <w:rPr>
-          <w:rFonts w:ascii="Calibri" w:eastAsia="Calibri" w:hAnsi="Calibri" w:cs="Calibri"/>
+          <w:rFonts w:ascii="Calibri" w:hAnsi="Calibri" w:eastAsia="Calibri" w:cs="Calibri"/>
           <w:b/>
           <w:bCs/>
           <w:color w:val="000000" w:themeColor="text1"/>
@@ -323,7 +331,7 @@
       </w:r>
       <w:r>
         <w:rPr>
-          <w:rFonts w:ascii="Calibri" w:eastAsia="Calibri" w:hAnsi="Calibri" w:cs="Calibri"/>
+          <w:rFonts w:ascii="Calibri" w:hAnsi="Calibri" w:eastAsia="Calibri" w:cs="Calibri"/>
           <w:b/>
           <w:bCs/>
           <w:color w:val="000000" w:themeColor="text1"/>
@@ -345,7 +353,7 @@
       </w:pPr>
       <w:r>
         <w:rPr>
-          <w:rFonts w:ascii="Calibri" w:eastAsia="Calibri" w:hAnsi="Calibri" w:cs="Calibri"/>
+          <w:rFonts w:ascii="Calibri" w:hAnsi="Calibri" w:eastAsia="Calibri" w:cs="Calibri"/>
           <w:sz w:val="22"/>
           <w:szCs w:val="22"/>
         </w:rPr>
@@ -354,7 +362,7 @@
       <w:proofErr w:type="spellStart"/>
       <w:r>
         <w:rPr>
-          <w:rFonts w:ascii="Calibri" w:eastAsia="Calibri" w:hAnsi="Calibri" w:cs="Calibri"/>
+          <w:rFonts w:ascii="Calibri" w:hAnsi="Calibri" w:eastAsia="Calibri" w:cs="Calibri"/>
           <w:sz w:val="22"/>
           <w:szCs w:val="22"/>
         </w:rPr>
@@ -363,7 +371,7 @@
       <w:proofErr w:type="spellEnd"/>
       <w:r>
         <w:rPr>
-          <w:rFonts w:ascii="Calibri" w:eastAsia="Calibri" w:hAnsi="Calibri" w:cs="Calibri"/>
+          <w:rFonts w:ascii="Calibri" w:hAnsi="Calibri" w:eastAsia="Calibri" w:cs="Calibri"/>
           <w:sz w:val="22"/>
           <w:szCs w:val="22"/>
         </w:rPr>
@@ -382,25 +390,35 @@
       </w:pPr>
       <w:r>
         <w:rPr>
-          <w:rFonts w:ascii="Calibri" w:eastAsia="Calibri" w:hAnsi="Calibri" w:cs="Calibri"/>
+          <w:rFonts w:ascii="Calibri" w:hAnsi="Calibri" w:eastAsia="Calibri" w:cs="Calibri"/>
+          <w:b/>
+          <w:bCs/>
           <w:sz w:val="22"/>
           <w:szCs w:val="22"/>
         </w:rPr>
-        <w:t>{</w:t>
+        <w:t>Phone Number</w:t>
+      </w:r>
+      <w:r>
+        <w:rPr>
+          <w:rFonts w:ascii="Calibri" w:hAnsi="Calibri" w:eastAsia="Calibri" w:cs="Calibri"/>
+          <w:sz w:val="22"/>
+          <w:szCs w:val="22"/>
+        </w:rPr>
+        <w:t>: {</w:t>
       </w:r>
       <w:proofErr w:type="spellStart"/>
       <w:r>
         <w:rPr>
-          <w:rFonts w:ascii="Calibri" w:eastAsia="Calibri" w:hAnsi="Calibri" w:cs="Calibri"/>
+          <w:rFonts w:ascii="Calibri" w:hAnsi="Calibri" w:eastAsia="Calibri" w:cs="Calibri"/>
           <w:sz w:val="22"/>
           <w:szCs w:val="22"/>
         </w:rPr>
-        <w:t>companyaddress</w:t>
+        <w:t>phonenumber</w:t>
       </w:r>
       <w:proofErr w:type="spellEnd"/>
       <w:r>
         <w:rPr>
-          <w:rFonts w:ascii="Calibri" w:eastAsia="Calibri" w:hAnsi="Calibri" w:cs="Calibri"/>
+          <w:rFonts w:ascii="Calibri" w:hAnsi="Calibri" w:eastAsia="Calibri" w:cs="Calibri"/>
           <w:sz w:val="22"/>
           <w:szCs w:val="22"/>
         </w:rPr>
@@ -412,42 +430,40 @@
         <w:pStyle w:val="a"/>
         <w:spacing w:after="0"/>
         <w:rPr>
-          <w:rFonts w:ascii="Calibri" w:hAnsi="Calibri" w:cs="Calibri"/>
+          <w:rFonts w:ascii="Calibri" w:hAnsi="Calibri" w:eastAsia="Calibri" w:cs="Calibri"/>
           <w:sz w:val="22"/>
           <w:szCs w:val="22"/>
         </w:rPr>
       </w:pPr>
       <w:r>
         <w:rPr>
-          <w:rFonts w:ascii="Calibri" w:eastAsia="Calibri" w:hAnsi="Calibri" w:cs="Calibri"/>
-          <w:b/>
-          <w:bCs/>
+          <w:rFonts w:ascii="Calibri" w:hAnsi="Calibri" w:eastAsia="Calibri" w:cs="Calibri"/>
+          <w:b w:val="1"/>
+          <w:bCs w:val="1"/>
           <w:sz w:val="22"/>
           <w:szCs w:val="22"/>
         </w:rPr>
-        <w:t>Phone Number</w:t>
+        <w:t>GST Number:</w:t>
       </w:r>
       <w:r>
         <w:rPr>
-          <w:rFonts w:ascii="Calibri" w:eastAsia="Calibri" w:hAnsi="Calibri" w:cs="Calibri"/>
+          <w:rFonts w:ascii="Calibri" w:hAnsi="Calibri" w:eastAsia="Calibri" w:cs="Calibri"/>
           <w:sz w:val="22"/>
           <w:szCs w:val="22"/>
         </w:rPr>
-        <w:t>: {</w:t>
+        <w:t xml:space="preserve"> {</w:t>
       </w:r>
-      <w:proofErr w:type="spellStart"/>
       <w:r>
         <w:rPr>
-          <w:rFonts w:ascii="Calibri" w:eastAsia="Calibri" w:hAnsi="Calibri" w:cs="Calibri"/>
+          <w:rFonts w:ascii="Calibri" w:hAnsi="Calibri" w:eastAsia="Calibri" w:cs="Calibri"/>
           <w:sz w:val="22"/>
           <w:szCs w:val="22"/>
         </w:rPr>
-        <w:t>phonenumber</w:t>
+        <w:t>gstnumber</w:t>
       </w:r>
-      <w:proofErr w:type="spellEnd"/>
       <w:r>
         <w:rPr>
-          <w:rFonts w:ascii="Calibri" w:eastAsia="Calibri" w:hAnsi="Calibri" w:cs="Calibri"/>
+          <w:rFonts w:ascii="Calibri" w:hAnsi="Calibri" w:eastAsia="Calibri" w:cs="Calibri"/>
           <w:sz w:val="22"/>
           <w:szCs w:val="22"/>
         </w:rPr>
@@ -459,46 +475,32 @@
         <w:pStyle w:val="a"/>
         <w:spacing w:after="0"/>
         <w:rPr>
-          <w:rFonts w:ascii="Calibri" w:eastAsia="Calibri" w:hAnsi="Calibri" w:cs="Calibri"/>
+          <w:rFonts w:ascii="Calibri" w:hAnsi="Calibri" w:eastAsia="Calibri" w:cs="Calibri"/>
+          <w:b w:val="0"/>
+          <w:bCs w:val="0"/>
           <w:sz w:val="22"/>
           <w:szCs w:val="22"/>
         </w:rPr>
       </w:pPr>
       <w:r>
         <w:rPr>
-          <w:rFonts w:ascii="Calibri" w:eastAsia="Calibri" w:hAnsi="Calibri" w:cs="Calibri"/>
-          <w:b/>
-          <w:bCs/>
+          <w:rFonts w:ascii="Calibri" w:hAnsi="Calibri" w:eastAsia="Calibri" w:cs="Calibri"/>
+          <w:b w:val="1"/>
+          <w:bCs w:val="1"/>
           <w:sz w:val="22"/>
           <w:szCs w:val="22"/>
         </w:rPr>
-        <w:t>GST Number:</w:t>
+        <w:t>OD Acc:</w:t>
       </w:r>
       <w:r>
         <w:rPr>
-          <w:rFonts w:ascii="Calibri" w:eastAsia="Calibri" w:hAnsi="Calibri" w:cs="Calibri"/>
+          <w:rFonts w:ascii="Calibri" w:hAnsi="Calibri" w:eastAsia="Calibri" w:cs="Calibri"/>
+          <w:b w:val="0"/>
+          <w:bCs w:val="0"/>
           <w:sz w:val="22"/>
           <w:szCs w:val="22"/>
         </w:rPr>
-        <w:t xml:space="preserve"> {</w:t>
-      </w:r>
-      <w:proofErr w:type="spellStart"/>
-      <w:r>
-        <w:rPr>
-          <w:rFonts w:ascii="Calibri" w:eastAsia="Calibri" w:hAnsi="Calibri" w:cs="Calibri"/>
-          <w:sz w:val="22"/>
-          <w:szCs w:val="22"/>
-        </w:rPr>
-        <w:t>gstnumber</w:t>
-      </w:r>
-      <w:proofErr w:type="spellEnd"/>
-      <w:r>
-        <w:rPr>
-          <w:rFonts w:ascii="Calibri" w:eastAsia="Calibri" w:hAnsi="Calibri" w:cs="Calibri"/>
-          <w:sz w:val="22"/>
-          <w:szCs w:val="22"/>
-        </w:rPr>
-        <w:t>}</w:t>
+        <w:t xml:space="preserve"> {odaccountnumber}</w:t>
       </w:r>
     </w:p>
     <w:p>
@@ -506,18 +508,75 @@
         <w:pStyle w:val="a"/>
         <w:spacing w:after="0"/>
         <w:rPr>
-          <w:rFonts w:ascii="Calibri" w:hAnsi="Calibri" w:cs="Calibri"/>
+          <w:rFonts w:ascii="Calibri" w:hAnsi="Calibri" w:eastAsia="Calibri" w:cs="Calibri"/>
+          <w:b w:val="0"/>
+          <w:bCs w:val="0"/>
           <w:sz w:val="22"/>
           <w:szCs w:val="22"/>
         </w:rPr>
       </w:pPr>
+      <w:r>
+        <w:rPr>
+          <w:rFonts w:ascii="Calibri" w:hAnsi="Calibri" w:eastAsia="Calibri" w:cs="Calibri"/>
+          <w:b w:val="1"/>
+          <w:bCs w:val="1"/>
+          <w:sz w:val="22"/>
+          <w:szCs w:val="22"/>
+        </w:rPr>
+        <w:t xml:space="preserve">IFSC: </w:t>
+      </w:r>
+      <w:r>
+        <w:rPr>
+          <w:rFonts w:ascii="Calibri" w:hAnsi="Calibri" w:eastAsia="Calibri" w:cs="Calibri"/>
+          <w:b w:val="0"/>
+          <w:bCs w:val="0"/>
+          <w:sz w:val="22"/>
+          <w:szCs w:val="22"/>
+        </w:rPr>
+        <w:t>{ifsc}</w:t>
+      </w:r>
     </w:p>
     <w:p>
       <w:pPr>
         <w:spacing w:after="0" w:line="264" w:lineRule="auto"/>
         <w:rPr>
           <w:rFonts w:ascii="Calibri" w:hAnsi="Calibri" w:cs="Calibri"/>
+          <w:b w:val="0"/>
+          <w:bCs w:val="0"/>
           <w:color w:val="000000" w:themeColor="text1"/>
+          <w:sz w:val="22"/>
+          <w:szCs w:val="22"/>
+        </w:rPr>
+      </w:pPr>
+      <w:r>
+        <w:rPr>
+          <w:rFonts w:ascii="Calibri" w:hAnsi="Calibri" w:cs="Calibri"/>
+          <w:b w:val="1"/>
+          <w:bCs w:val="1"/>
+          <w:color w:val="000000" w:themeColor="text1" w:themeTint="FF" w:themeShade="FF"/>
+          <w:sz w:val="22"/>
+          <w:szCs w:val="22"/>
+        </w:rPr>
+        <w:t xml:space="preserve">Branch: </w:t>
+      </w:r>
+      <w:r>
+        <w:rPr>
+          <w:rFonts w:ascii="Calibri" w:hAnsi="Calibri" w:cs="Calibri"/>
+          <w:b w:val="0"/>
+          <w:bCs w:val="0"/>
+          <w:color w:val="000000" w:themeColor="text1" w:themeTint="FF" w:themeShade="FF"/>
+          <w:sz w:val="22"/>
+          <w:szCs w:val="22"/>
+        </w:rPr>
+        <w:t>{branch}</w:t>
+      </w:r>
+    </w:p>
+    <w:p>
+      <w:pPr>
+        <w:spacing w:after="0" w:line="264" w:lineRule="auto"/>
+        <w:rPr>
+          <w:rFonts w:ascii="Calibri" w:hAnsi="Calibri" w:cs="Calibri"/>
+          <w:color w:val="000000" w:themeColor="text1" w:themeTint="FF" w:themeShade="FF"/>
           <w:sz w:val="22"/>
           <w:szCs w:val="22"/>
         </w:rPr>
@@ -529,7 +588,7 @@
           <w:rFonts w:ascii="Calibri" w:hAnsi="Calibri" w:cs="Calibri"/>
         </w:rPr>
         <w:sectPr>
-          <w:pgSz w:w="12240" w:h="15840"/>
+          <w:pgSz w:w="12240" w:h="15840" w:orient="portrait"/>
           <w:pgMar w:top="432" w:right="432" w:bottom="432" w:left="432" w:header="709" w:footer="709" w:gutter="0"/>
           <w:cols w:space="720"/>
         </w:sectPr>
@@ -549,7 +608,7 @@
       </w:pPr>
       <w:r>
         <w:rPr>
-          <w:rFonts w:ascii="Calibri" w:eastAsia="Calibri" w:hAnsi="Calibri" w:cs="Calibri"/>
+          <w:rFonts w:ascii="Calibri" w:hAnsi="Calibri" w:eastAsia="Calibri" w:cs="Calibri"/>
           <w:b/>
           <w:bCs/>
           <w:sz w:val="28"/>
@@ -570,7 +629,7 @@
       </w:pPr>
       <w:r>
         <w:rPr>
-          <w:rFonts w:ascii="Calibri" w:eastAsia="Calibri" w:hAnsi="Calibri" w:cs="Calibri"/>
+          <w:rFonts w:ascii="Calibri" w:hAnsi="Calibri" w:eastAsia="Calibri" w:cs="Calibri"/>
           <w:sz w:val="22"/>
           <w:szCs w:val="22"/>
         </w:rPr>
@@ -579,7 +638,7 @@
       <w:proofErr w:type="spellStart"/>
       <w:r>
         <w:rPr>
-          <w:rFonts w:ascii="Calibri" w:eastAsia="Calibri" w:hAnsi="Calibri" w:cs="Calibri"/>
+          <w:rFonts w:ascii="Calibri" w:hAnsi="Calibri" w:eastAsia="Calibri" w:cs="Calibri"/>
           <w:sz w:val="22"/>
           <w:szCs w:val="22"/>
         </w:rPr>
@@ -588,7 +647,7 @@
       <w:proofErr w:type="spellEnd"/>
       <w:r>
         <w:rPr>
-          <w:rFonts w:ascii="Calibri" w:eastAsia="Calibri" w:hAnsi="Calibri" w:cs="Calibri"/>
+          <w:rFonts w:ascii="Calibri" w:hAnsi="Calibri" w:eastAsia="Calibri" w:cs="Calibri"/>
           <w:sz w:val="22"/>
           <w:szCs w:val="22"/>
         </w:rPr>
@@ -607,7 +666,7 @@
       </w:pPr>
       <w:r>
         <w:rPr>
-          <w:rFonts w:ascii="Calibri" w:eastAsia="Calibri" w:hAnsi="Calibri" w:cs="Calibri"/>
+          <w:rFonts w:ascii="Calibri" w:hAnsi="Calibri" w:eastAsia="Calibri" w:cs="Calibri"/>
           <w:sz w:val="22"/>
           <w:szCs w:val="22"/>
         </w:rPr>
@@ -616,7 +675,7 @@
       <w:proofErr w:type="spellStart"/>
       <w:r>
         <w:rPr>
-          <w:rFonts w:ascii="Calibri" w:eastAsia="Calibri" w:hAnsi="Calibri" w:cs="Calibri"/>
+          <w:rFonts w:ascii="Calibri" w:hAnsi="Calibri" w:eastAsia="Calibri" w:cs="Calibri"/>
           <w:sz w:val="22"/>
           <w:szCs w:val="22"/>
         </w:rPr>
@@ -625,7 +684,7 @@
       <w:proofErr w:type="spellEnd"/>
       <w:r>
         <w:rPr>
-          <w:rFonts w:ascii="Calibri" w:eastAsia="Calibri" w:hAnsi="Calibri" w:cs="Calibri"/>
+          <w:rFonts w:ascii="Calibri" w:hAnsi="Calibri" w:eastAsia="Calibri" w:cs="Calibri"/>
           <w:sz w:val="22"/>
           <w:szCs w:val="22"/>
         </w:rPr>
@@ -644,7 +703,7 @@
       </w:pPr>
       <w:r>
         <w:rPr>
-          <w:rFonts w:ascii="Calibri" w:eastAsia="Calibri" w:hAnsi="Calibri" w:cs="Calibri"/>
+          <w:rFonts w:ascii="Calibri" w:hAnsi="Calibri" w:eastAsia="Calibri" w:cs="Calibri"/>
           <w:b/>
           <w:bCs/>
           <w:sz w:val="22"/>
@@ -654,7 +713,7 @@
       </w:r>
       <w:r>
         <w:rPr>
-          <w:rFonts w:ascii="Calibri" w:eastAsia="Calibri" w:hAnsi="Calibri" w:cs="Calibri"/>
+          <w:rFonts w:ascii="Calibri" w:hAnsi="Calibri" w:eastAsia="Calibri" w:cs="Calibri"/>
           <w:sz w:val="22"/>
           <w:szCs w:val="22"/>
         </w:rPr>
@@ -663,7 +722,7 @@
       <w:proofErr w:type="spellStart"/>
       <w:r>
         <w:rPr>
-          <w:rFonts w:ascii="Calibri" w:eastAsia="Calibri" w:hAnsi="Calibri" w:cs="Calibri"/>
+          <w:rFonts w:ascii="Calibri" w:hAnsi="Calibri" w:eastAsia="Calibri" w:cs="Calibri"/>
           <w:sz w:val="22"/>
           <w:szCs w:val="22"/>
         </w:rPr>
@@ -672,7 +731,7 @@
       <w:proofErr w:type="spellEnd"/>
       <w:r>
         <w:rPr>
-          <w:rFonts w:ascii="Calibri" w:eastAsia="Calibri" w:hAnsi="Calibri" w:cs="Calibri"/>
+          <w:rFonts w:ascii="Calibri" w:hAnsi="Calibri" w:eastAsia="Calibri" w:cs="Calibri"/>
           <w:sz w:val="22"/>
           <w:szCs w:val="22"/>
         </w:rPr>
@@ -741,7 +800,7 @@
       </w:pPr>
       <w:r>
         <w:rPr>
-          <w:rFonts w:ascii="Calibri" w:eastAsia="Calibri" w:hAnsi="Calibri" w:cs="Calibri"/>
+          <w:rFonts w:ascii="Calibri" w:hAnsi="Calibri" w:eastAsia="Calibri" w:cs="Calibri"/>
           <w:b/>
           <w:bCs/>
           <w:sz w:val="28"/>
@@ -761,7 +820,7 @@
       </w:pPr>
       <w:r>
         <w:rPr>
-          <w:rFonts w:ascii="Calibri" w:eastAsia="Calibri" w:hAnsi="Calibri" w:cs="Calibri"/>
+          <w:rFonts w:ascii="Calibri" w:hAnsi="Calibri" w:eastAsia="Calibri" w:cs="Calibri"/>
           <w:sz w:val="22"/>
           <w:szCs w:val="22"/>
         </w:rPr>
@@ -770,7 +829,7 @@
       <w:proofErr w:type="spellStart"/>
       <w:r>
         <w:rPr>
-          <w:rFonts w:ascii="Calibri" w:eastAsia="Calibri" w:hAnsi="Calibri" w:cs="Calibri"/>
+          <w:rFonts w:ascii="Calibri" w:hAnsi="Calibri" w:eastAsia="Calibri" w:cs="Calibri"/>
           <w:sz w:val="22"/>
           <w:szCs w:val="22"/>
         </w:rPr>
@@ -779,7 +838,7 @@
       <w:proofErr w:type="spellEnd"/>
       <w:r>
         <w:rPr>
-          <w:rFonts w:ascii="Calibri" w:eastAsia="Calibri" w:hAnsi="Calibri" w:cs="Calibri"/>
+          <w:rFonts w:ascii="Calibri" w:hAnsi="Calibri" w:eastAsia="Calibri" w:cs="Calibri"/>
           <w:sz w:val="22"/>
           <w:szCs w:val="22"/>
         </w:rPr>
@@ -797,7 +856,7 @@
       </w:pPr>
       <w:r>
         <w:rPr>
-          <w:rFonts w:ascii="Calibri" w:eastAsia="Calibri" w:hAnsi="Calibri" w:cs="Calibri"/>
+          <w:rFonts w:ascii="Calibri" w:hAnsi="Calibri" w:eastAsia="Calibri" w:cs="Calibri"/>
           <w:sz w:val="22"/>
           <w:szCs w:val="22"/>
         </w:rPr>
@@ -806,7 +865,7 @@
       <w:proofErr w:type="spellStart"/>
       <w:r>
         <w:rPr>
-          <w:rFonts w:ascii="Calibri" w:eastAsia="Calibri" w:hAnsi="Calibri" w:cs="Calibri"/>
+          <w:rFonts w:ascii="Calibri" w:hAnsi="Calibri" w:eastAsia="Calibri" w:cs="Calibri"/>
           <w:sz w:val="22"/>
           <w:szCs w:val="22"/>
         </w:rPr>
@@ -815,7 +874,7 @@
       <w:proofErr w:type="spellEnd"/>
       <w:r>
         <w:rPr>
-          <w:rFonts w:ascii="Calibri" w:eastAsia="Calibri" w:hAnsi="Calibri" w:cs="Calibri"/>
+          <w:rFonts w:ascii="Calibri" w:hAnsi="Calibri" w:eastAsia="Calibri" w:cs="Calibri"/>
           <w:sz w:val="22"/>
           <w:szCs w:val="22"/>
         </w:rPr>
@@ -835,7 +894,7 @@
       </w:pPr>
       <w:r>
         <w:rPr>
-          <w:rFonts w:ascii="Calibri" w:eastAsia="Calibri" w:hAnsi="Calibri" w:cs="Calibri"/>
+          <w:rFonts w:ascii="Calibri" w:hAnsi="Calibri" w:eastAsia="Calibri" w:cs="Calibri"/>
           <w:b/>
           <w:bCs/>
           <w:sz w:val="22"/>
@@ -845,7 +904,7 @@
       </w:r>
       <w:r>
         <w:rPr>
-          <w:rFonts w:ascii="Calibri" w:eastAsia="Calibri" w:hAnsi="Calibri" w:cs="Calibri"/>
+          <w:rFonts w:ascii="Calibri" w:hAnsi="Calibri" w:eastAsia="Calibri" w:cs="Calibri"/>
           <w:sz w:val="22"/>
           <w:szCs w:val="22"/>
         </w:rPr>
@@ -854,7 +913,7 @@
       <w:proofErr w:type="spellStart"/>
       <w:r>
         <w:rPr>
-          <w:rFonts w:ascii="Calibri" w:eastAsia="Calibri" w:hAnsi="Calibri" w:cs="Calibri"/>
+          <w:rFonts w:ascii="Calibri" w:hAnsi="Calibri" w:eastAsia="Calibri" w:cs="Calibri"/>
           <w:sz w:val="22"/>
           <w:szCs w:val="22"/>
         </w:rPr>
@@ -863,7 +922,7 @@
       <w:proofErr w:type="spellEnd"/>
       <w:r>
         <w:rPr>
-          <w:rFonts w:ascii="Calibri" w:eastAsia="Calibri" w:hAnsi="Calibri" w:cs="Calibri"/>
+          <w:rFonts w:ascii="Calibri" w:hAnsi="Calibri" w:eastAsia="Calibri" w:cs="Calibri"/>
           <w:sz w:val="22"/>
           <w:szCs w:val="22"/>
         </w:rPr>
@@ -953,15 +1012,15 @@
         <w:spacing w:after="0"/>
         <w:jc w:val="right"/>
         <w:rPr>
-          <w:rFonts w:ascii="Calibri" w:eastAsia="Calibri" w:hAnsi="Calibri" w:cs="Calibri"/>
+          <w:rFonts w:ascii="Calibri" w:hAnsi="Calibri" w:eastAsia="Calibri" w:cs="Calibri"/>
           <w:sz w:val="22"/>
           <w:szCs w:val="22"/>
         </w:rPr>
         <w:sectPr>
           <w:type w:val="continuous"/>
-          <w:pgSz w:w="12240" w:h="15840"/>
+          <w:pgSz w:w="12240" w:h="15840" w:orient="portrait"/>
           <w:pgMar w:top="432" w:right="432" w:bottom="432" w:left="432" w:header="709" w:footer="709" w:gutter="0"/>
-          <w:cols w:num="2" w:space="709"/>
+          <w:cols w:space="709" w:num="2"/>
         </w:sectPr>
       </w:pPr>
     </w:p>
@@ -993,7 +1052,7 @@
         <w:spacing w:after="0" w:line="276" w:lineRule="auto"/>
         <w:jc w:val="center"/>
         <w:rPr>
-          <w:rFonts w:ascii="Calibri" w:eastAsia="Calibri" w:hAnsi="Calibri" w:cs="Calibri"/>
+          <w:rFonts w:ascii="Calibri" w:hAnsi="Calibri" w:eastAsia="Calibri" w:cs="Calibri"/>
           <w:b/>
           <w:sz w:val="28"/>
           <w:szCs w:val="28"/>
@@ -1001,7 +1060,7 @@
       </w:pPr>
       <w:r>
         <w:rPr>
-          <w:rFonts w:ascii="Calibri" w:eastAsia="Calibri" w:hAnsi="Calibri" w:cs="Calibri"/>
+          <w:rFonts w:ascii="Calibri" w:hAnsi="Calibri" w:eastAsia="Calibri" w:cs="Calibri"/>
           <w:b/>
           <w:bCs/>
           <w:sz w:val="28"/>
@@ -1024,7 +1083,7 @@
       </w:pPr>
       <w:r>
         <w:rPr>
-          <w:rFonts w:ascii="Calibri" w:eastAsia="Calibri" w:hAnsi="Calibri" w:cs="Calibri"/>
+          <w:rFonts w:ascii="Calibri" w:hAnsi="Calibri" w:eastAsia="Calibri" w:cs="Calibri"/>
           <w:b/>
           <w:bCs/>
           <w:sz w:val="28"/>
@@ -1034,7 +1093,7 @@
       </w:r>
       <w:r>
         <w:rPr>
-          <w:rFonts w:ascii="Calibri" w:eastAsia="Calibri" w:hAnsi="Calibri" w:cs="Calibri"/>
+          <w:rFonts w:ascii="Calibri" w:hAnsi="Calibri" w:eastAsia="Calibri" w:cs="Calibri"/>
           <w:b/>
           <w:bCs/>
           <w:sz w:val="28"/>
@@ -1048,10 +1107,10 @@
         <w:tblStyle w:val="TableGrid"/>
         <w:tblW w:w="0" w:type="auto"/>
         <w:tblBorders>
-          <w:top w:val="single" w:sz="6" w:space="0" w:color="000000"/>
-          <w:left w:val="single" w:sz="6" w:space="0" w:color="000000"/>
-          <w:bottom w:val="single" w:sz="6" w:space="0" w:color="000000"/>
-          <w:right w:val="single" w:sz="6" w:space="0" w:color="000000"/>
+          <w:top w:val="single" w:color="000000" w:sz="6" w:space="0"/>
+          <w:left w:val="single" w:color="000000" w:sz="6" w:space="0"/>
+          <w:bottom w:val="single" w:color="000000" w:sz="6" w:space="0"/>
+          <w:right w:val="single" w:color="000000" w:sz="6" w:space="0"/>
         </w:tblBorders>
         <w:tblLayout w:type="fixed"/>
         <w:tblLook w:val="06A0" w:firstRow="1" w:lastRow="0" w:firstColumn="1" w:lastColumn="0" w:noHBand="1" w:noVBand="1"/>
@@ -1095,7 +1154,7 @@
             </w:pPr>
             <w:r>
               <w:rPr>
-                <w:rFonts w:ascii="Calibri" w:eastAsia="Calibri" w:hAnsi="Calibri" w:cs="Calibri"/>
+                <w:rFonts w:ascii="Calibri" w:hAnsi="Calibri" w:eastAsia="Calibri" w:cs="Calibri"/>
                 <w:b/>
                 <w:bCs/>
                 <w:color w:val="000000" w:themeColor="text1"/>
@@ -1129,7 +1188,7 @@
             </w:pPr>
             <w:r>
               <w:rPr>
-                <w:rFonts w:ascii="Calibri" w:eastAsia="Calibri" w:hAnsi="Calibri" w:cs="Calibri"/>
+                <w:rFonts w:ascii="Calibri" w:hAnsi="Calibri" w:eastAsia="Calibri" w:cs="Calibri"/>
                 <w:b/>
                 <w:bCs/>
                 <w:color w:val="000000" w:themeColor="text1"/>
@@ -1152,10 +1211,12 @@
           <w:p>
             <w:pPr>
               <w:pStyle w:val="NoSpacing"/>
-              <w:shd w:val="clear" w:color="FFFFFF" w:themeColor="background1" w:fill="FFFFFF" w:themeFill="background1"/>
+              <w:shd w:val="clear" w:color="auto" w:fill="FFFFFF" w:themeFill="background1"/>
               <w:jc w:val="center"/>
               <w:rPr>
-                <w:rFonts w:ascii="Calibri" w:hAnsi="Calibri" w:cs="Calibri"/>
+                <w:rFonts w:ascii="Calibri" w:hAnsi="Calibri" w:eastAsia="Calibri" w:cs="Calibri"/>
+                <w:b w:val="1"/>
+                <w:bCs w:val="1"/>
                 <w:color w:val="000000" w:themeColor="text1"/>
                 <w:sz w:val="22"/>
                 <w:szCs w:val="22"/>
@@ -1163,14 +1224,36 @@
             </w:pPr>
             <w:r>
               <w:rPr>
-                <w:rFonts w:ascii="Calibri" w:eastAsia="Calibri" w:hAnsi="Calibri" w:cs="Calibri"/>
-                <w:b/>
-                <w:bCs/>
-                <w:color w:val="000000" w:themeColor="text1"/>
+                <w:rFonts w:ascii="Calibri" w:hAnsi="Calibri" w:eastAsia="Calibri" w:cs="Calibri"/>
+                <w:b w:val="1"/>
+                <w:bCs w:val="1"/>
+                <w:color w:val="000000" w:themeColor="text1" w:themeTint="FF" w:themeShade="FF"/>
                 <w:sz w:val="22"/>
                 <w:szCs w:val="22"/>
               </w:rPr>
-              <w:t>UNIT PRICE</w:t>
+              <w:t>HS</w:t>
+            </w:r>
+            <w:r>
+              <w:rPr>
+                <w:rFonts w:ascii="Calibri" w:hAnsi="Calibri" w:eastAsia="Calibri" w:cs="Calibri"/>
+                <w:b w:val="1"/>
+                <w:bCs w:val="1"/>
+                <w:color w:val="000000" w:themeColor="text1" w:themeTint="FF" w:themeShade="FF"/>
+                <w:sz w:val="22"/>
+                <w:szCs w:val="22"/>
+              </w:rPr>
+              <w:t>N</w:t>
+            </w:r>
+            <w:r>
+              <w:rPr>
+                <w:rFonts w:ascii="Calibri" w:hAnsi="Calibri" w:eastAsia="Calibri" w:cs="Calibri"/>
+                <w:b w:val="1"/>
+                <w:bCs w:val="1"/>
+                <w:color w:val="000000" w:themeColor="text1" w:themeTint="FF" w:themeShade="FF"/>
+                <w:sz w:val="22"/>
+                <w:szCs w:val="22"/>
+              </w:rPr>
+              <w:t xml:space="preserve"> CODE</w:t>
             </w:r>
           </w:p>
         </w:tc>
@@ -1197,7 +1280,7 @@
             </w:pPr>
             <w:r>
               <w:rPr>
-                <w:rFonts w:ascii="Calibri" w:eastAsia="Calibri" w:hAnsi="Calibri" w:cs="Calibri"/>
+                <w:rFonts w:ascii="Calibri" w:hAnsi="Calibri" w:eastAsia="Calibri" w:cs="Calibri"/>
                 <w:b/>
                 <w:bCs/>
                 <w:color w:val="000000" w:themeColor="text1"/>
@@ -1224,8 +1307,9 @@
               <w:pStyle w:val="NoSpacing"/>
               <w:jc w:val="center"/>
               <w:rPr>
-                <w:rFonts w:ascii="Calibri" w:eastAsia="Calibri" w:hAnsi="Calibri" w:cs="Calibri"/>
-                <w:b/>
+                <w:rFonts w:ascii="Calibri" w:hAnsi="Calibri" w:eastAsia="Calibri" w:cs="Calibri"/>
+                <w:b w:val="1"/>
+                <w:bCs w:val="1"/>
                 <w:color w:val="000000" w:themeColor="text1"/>
                 <w:sz w:val="22"/>
                 <w:szCs w:val="22"/>
@@ -1233,14 +1317,14 @@
             </w:pPr>
             <w:r>
               <w:rPr>
-                <w:rFonts w:ascii="Calibri" w:eastAsia="Calibri" w:hAnsi="Calibri" w:cs="Calibri"/>
-                <w:b/>
-                <w:bCs/>
-                <w:color w:val="000000" w:themeColor="text1"/>
+                <w:rFonts w:ascii="Calibri" w:hAnsi="Calibri" w:eastAsia="Calibri" w:cs="Calibri"/>
+                <w:b w:val="1"/>
+                <w:bCs w:val="1"/>
+                <w:color w:val="000000" w:themeColor="text1" w:themeTint="FF" w:themeShade="FF"/>
                 <w:sz w:val="22"/>
                 <w:szCs w:val="22"/>
               </w:rPr>
-              <w:t>TAXABLE VALUE</w:t>
+              <w:t>TAXABLE AMOUNT</w:t>
             </w:r>
           </w:p>
         </w:tc>
@@ -1261,7 +1345,7 @@
               <w:shd w:val="clear" w:color="FFFFFF" w:themeColor="background1" w:fill="FFFFFF" w:themeFill="background1"/>
               <w:jc w:val="center"/>
               <w:rPr>
-                <w:rFonts w:ascii="Calibri" w:eastAsia="Calibri" w:hAnsi="Calibri" w:cs="Calibri"/>
+                <w:rFonts w:ascii="Calibri" w:hAnsi="Calibri" w:eastAsia="Calibri" w:cs="Calibri"/>
                 <w:b/>
                 <w:color w:val="000000" w:themeColor="text1"/>
                 <w:sz w:val="22"/>
@@ -1270,7 +1354,7 @@
             </w:pPr>
             <w:r>
               <w:rPr>
-                <w:rFonts w:ascii="Calibri" w:eastAsia="Calibri" w:hAnsi="Calibri" w:cs="Calibri"/>
+                <w:rFonts w:ascii="Calibri" w:hAnsi="Calibri" w:eastAsia="Calibri" w:cs="Calibri"/>
                 <w:b/>
                 <w:bCs/>
                 <w:color w:val="000000" w:themeColor="text1"/>
@@ -1298,7 +1382,7 @@
               <w:shd w:val="clear" w:color="FFFFFF" w:themeColor="background1" w:fill="FFFFFF" w:themeFill="background1"/>
               <w:jc w:val="center"/>
               <w:rPr>
-                <w:rFonts w:ascii="Calibri" w:eastAsia="Calibri" w:hAnsi="Calibri" w:cs="Calibri"/>
+                <w:rFonts w:ascii="Calibri" w:hAnsi="Calibri" w:eastAsia="Calibri" w:cs="Calibri"/>
                 <w:b/>
                 <w:color w:val="000000" w:themeColor="text1"/>
                 <w:sz w:val="22"/>
@@ -1307,7 +1391,7 @@
             </w:pPr>
             <w:r>
               <w:rPr>
-                <w:rFonts w:ascii="Calibri" w:eastAsia="Calibri" w:hAnsi="Calibri" w:cs="Calibri"/>
+                <w:rFonts w:ascii="Calibri" w:hAnsi="Calibri" w:eastAsia="Calibri" w:cs="Calibri"/>
                 <w:b/>
                 <w:bCs/>
                 <w:color w:val="000000" w:themeColor="text1"/>
@@ -1334,7 +1418,7 @@
               <w:pStyle w:val="NoSpacing"/>
               <w:jc w:val="center"/>
               <w:rPr>
-                <w:rFonts w:ascii="Calibri" w:eastAsia="Calibri" w:hAnsi="Calibri" w:cs="Calibri"/>
+                <w:rFonts w:ascii="Calibri" w:hAnsi="Calibri" w:eastAsia="Calibri" w:cs="Calibri"/>
                 <w:b/>
                 <w:color w:val="000000" w:themeColor="text1"/>
                 <w:sz w:val="22"/>
@@ -1343,7 +1427,7 @@
             </w:pPr>
             <w:r>
               <w:rPr>
-                <w:rFonts w:ascii="Calibri" w:eastAsia="Calibri" w:hAnsi="Calibri" w:cs="Calibri"/>
+                <w:rFonts w:ascii="Calibri" w:hAnsi="Calibri" w:eastAsia="Calibri" w:cs="Calibri"/>
                 <w:b/>
                 <w:bCs/>
                 <w:color w:val="000000" w:themeColor="text1"/>
@@ -1371,7 +1455,7 @@
               <w:shd w:val="clear" w:color="FFFFFF" w:themeColor="background1" w:fill="FFFFFF" w:themeFill="background1"/>
               <w:jc w:val="center"/>
               <w:rPr>
-                <w:rFonts w:ascii="Calibri" w:eastAsia="Calibri" w:hAnsi="Calibri" w:cs="Calibri"/>
+                <w:rFonts w:ascii="Calibri" w:hAnsi="Calibri" w:eastAsia="Calibri" w:cs="Calibri"/>
                 <w:b/>
                 <w:color w:val="000000" w:themeColor="text1"/>
                 <w:sz w:val="22"/>
@@ -1380,7 +1464,7 @@
             </w:pPr>
             <w:r>
               <w:rPr>
-                <w:rFonts w:ascii="Calibri" w:eastAsia="Calibri" w:hAnsi="Calibri" w:cs="Calibri"/>
+                <w:rFonts w:ascii="Calibri" w:hAnsi="Calibri" w:eastAsia="Calibri" w:cs="Calibri"/>
                 <w:b/>
                 <w:bCs/>
                 <w:color w:val="000000" w:themeColor="text1"/>
@@ -1414,7 +1498,7 @@
             </w:pPr>
             <w:r>
               <w:rPr>
-                <w:rFonts w:ascii="Calibri" w:eastAsia="Calibri" w:hAnsi="Calibri" w:cs="Calibri"/>
+                <w:rFonts w:ascii="Calibri" w:hAnsi="Calibri" w:eastAsia="Calibri" w:cs="Calibri"/>
                 <w:b/>
                 <w:bCs/>
                 <w:color w:val="000000" w:themeColor="text1"/>
@@ -1452,7 +1536,7 @@
             </w:pPr>
             <w:r>
               <w:rPr>
-                <w:rFonts w:ascii="Calibri" w:eastAsia="Calibri" w:hAnsi="Calibri" w:cs="Calibri"/>
+                <w:rFonts w:ascii="Calibri" w:hAnsi="Calibri" w:eastAsia="Calibri" w:cs="Calibri"/>
                 <w:color w:val="000000" w:themeColor="text1"/>
                 <w:sz w:val="22"/>
                 <w:szCs w:val="22"/>
@@ -1483,7 +1567,7 @@
             </w:pPr>
             <w:r>
               <w:rPr>
-                <w:rFonts w:ascii="Calibri" w:eastAsia="Calibri" w:hAnsi="Calibri" w:cs="Calibri"/>
+                <w:rFonts w:ascii="Calibri" w:hAnsi="Calibri" w:eastAsia="Calibri" w:cs="Calibri"/>
                 <w:color w:val="000000" w:themeColor="text1"/>
                 <w:sz w:val="22"/>
                 <w:szCs w:val="22"/>
@@ -1514,28 +1598,44 @@
             </w:pPr>
             <w:r>
               <w:rPr>
-                <w:rFonts w:ascii="Calibri" w:eastAsia="Calibri" w:hAnsi="Calibri" w:cs="Calibri"/>
-                <w:color w:val="000000" w:themeColor="text1"/>
+                <w:rFonts w:ascii="Calibri" w:hAnsi="Calibri" w:eastAsia="Calibri" w:cs="Calibri"/>
+                <w:color w:val="000000" w:themeColor="text1" w:themeTint="FF" w:themeShade="FF"/>
                 <w:sz w:val="22"/>
                 <w:szCs w:val="22"/>
               </w:rPr>
               <w:t>{</w:t>
             </w:r>
-            <w:proofErr w:type="spellStart"/>
             <w:r>
               <w:rPr>
-                <w:rFonts w:ascii="Calibri" w:eastAsia="Calibri" w:hAnsi="Calibri" w:cs="Calibri"/>
-                <w:color w:val="000000" w:themeColor="text1"/>
+                <w:rFonts w:ascii="Calibri" w:hAnsi="Calibri" w:eastAsia="Calibri" w:cs="Calibri"/>
+                <w:color w:val="000000" w:themeColor="text1" w:themeTint="FF" w:themeShade="FF"/>
                 <w:sz w:val="22"/>
                 <w:szCs w:val="22"/>
               </w:rPr>
-              <w:t>mrp</w:t>
+              <w:t>hs</w:t>
             </w:r>
-            <w:proofErr w:type="spellEnd"/>
             <w:r>
               <w:rPr>
-                <w:rFonts w:ascii="Calibri" w:eastAsia="Calibri" w:hAnsi="Calibri" w:cs="Calibri"/>
-                <w:color w:val="000000" w:themeColor="text1"/>
+                <w:rFonts w:ascii="Calibri" w:hAnsi="Calibri" w:eastAsia="Calibri" w:cs="Calibri"/>
+                <w:color w:val="000000" w:themeColor="text1" w:themeTint="FF" w:themeShade="FF"/>
+                <w:sz w:val="22"/>
+                <w:szCs w:val="22"/>
+              </w:rPr>
+              <w:t>n</w:t>
+            </w:r>
+            <w:r>
+              <w:rPr>
+                <w:rFonts w:ascii="Calibri" w:hAnsi="Calibri" w:eastAsia="Calibri" w:cs="Calibri"/>
+                <w:color w:val="000000" w:themeColor="text1" w:themeTint="FF" w:themeShade="FF"/>
+                <w:sz w:val="22"/>
+                <w:szCs w:val="22"/>
+              </w:rPr>
+              <w:t>code</w:t>
+            </w:r>
+            <w:r>
+              <w:rPr>
+                <w:rFonts w:ascii="Calibri" w:hAnsi="Calibri" w:eastAsia="Calibri" w:cs="Calibri"/>
+                <w:color w:val="000000" w:themeColor="text1" w:themeTint="FF" w:themeShade="FF"/>
                 <w:sz w:val="22"/>
                 <w:szCs w:val="22"/>
               </w:rPr>
@@ -1565,7 +1665,7 @@
             </w:pPr>
             <w:r>
               <w:rPr>
-                <w:rFonts w:ascii="Calibri" w:eastAsia="Calibri" w:hAnsi="Calibri" w:cs="Calibri"/>
+                <w:rFonts w:ascii="Calibri" w:hAnsi="Calibri" w:eastAsia="Calibri" w:cs="Calibri"/>
                 <w:color w:val="000000" w:themeColor="text1"/>
                 <w:sz w:val="22"/>
                 <w:szCs w:val="22"/>
@@ -1590,7 +1690,7 @@
               <w:pStyle w:val="NoSpacing"/>
               <w:jc w:val="center"/>
               <w:rPr>
-                <w:rFonts w:ascii="Calibri" w:eastAsia="Calibri" w:hAnsi="Calibri" w:cs="Calibri"/>
+                <w:rFonts w:ascii="Calibri" w:hAnsi="Calibri" w:eastAsia="Calibri" w:cs="Calibri"/>
                 <w:color w:val="000000" w:themeColor="text1"/>
                 <w:sz w:val="22"/>
                 <w:szCs w:val="22"/>
@@ -1598,28 +1698,26 @@
             </w:pPr>
             <w:r>
               <w:rPr>
-                <w:rFonts w:ascii="Calibri" w:eastAsia="Calibri" w:hAnsi="Calibri" w:cs="Calibri"/>
-                <w:color w:val="000000" w:themeColor="text1"/>
+                <w:rFonts w:ascii="Calibri" w:hAnsi="Calibri" w:eastAsia="Calibri" w:cs="Calibri"/>
+                <w:color w:val="000000" w:themeColor="text1" w:themeTint="FF" w:themeShade="FF"/>
                 <w:sz w:val="22"/>
                 <w:szCs w:val="22"/>
               </w:rPr>
               <w:t>{</w:t>
             </w:r>
-            <w:proofErr w:type="spellStart"/>
             <w:r>
               <w:rPr>
-                <w:rFonts w:ascii="Calibri" w:eastAsia="Calibri" w:hAnsi="Calibri" w:cs="Calibri"/>
-                <w:color w:val="000000" w:themeColor="text1"/>
+                <w:rFonts w:ascii="Calibri" w:hAnsi="Calibri" w:eastAsia="Calibri" w:cs="Calibri"/>
+                <w:color w:val="000000" w:themeColor="text1" w:themeTint="FF" w:themeShade="FF"/>
                 <w:sz w:val="22"/>
                 <w:szCs w:val="22"/>
               </w:rPr>
               <w:t>taxablevalue</w:t>
             </w:r>
-            <w:proofErr w:type="spellEnd"/>
             <w:r>
               <w:rPr>
-                <w:rFonts w:ascii="Calibri" w:eastAsia="Calibri" w:hAnsi="Calibri" w:cs="Calibri"/>
-                <w:color w:val="000000" w:themeColor="text1"/>
+                <w:rFonts w:ascii="Calibri" w:hAnsi="Calibri" w:eastAsia="Calibri" w:cs="Calibri"/>
+                <w:color w:val="000000" w:themeColor="text1" w:themeTint="FF" w:themeShade="FF"/>
                 <w:sz w:val="22"/>
                 <w:szCs w:val="22"/>
               </w:rPr>
@@ -1643,7 +1741,7 @@
               <w:pStyle w:val="NoSpacing"/>
               <w:jc w:val="center"/>
               <w:rPr>
-                <w:rFonts w:ascii="Calibri" w:eastAsia="Calibri" w:hAnsi="Calibri" w:cs="Calibri"/>
+                <w:rFonts w:ascii="Calibri" w:hAnsi="Calibri" w:eastAsia="Calibri" w:cs="Calibri"/>
                 <w:color w:val="000000" w:themeColor="text1"/>
                 <w:sz w:val="22"/>
                 <w:szCs w:val="22"/>
@@ -1651,7 +1749,7 @@
             </w:pPr>
             <w:r>
               <w:rPr>
-                <w:rFonts w:ascii="Calibri" w:eastAsia="Calibri" w:hAnsi="Calibri" w:cs="Calibri"/>
+                <w:rFonts w:ascii="Calibri" w:hAnsi="Calibri" w:eastAsia="Calibri" w:cs="Calibri"/>
                 <w:color w:val="000000" w:themeColor="text1"/>
                 <w:sz w:val="22"/>
                 <w:szCs w:val="22"/>
@@ -1661,7 +1759,7 @@
             <w:proofErr w:type="spellStart"/>
             <w:r>
               <w:rPr>
-                <w:rFonts w:ascii="Calibri" w:eastAsia="Calibri" w:hAnsi="Calibri" w:cs="Calibri"/>
+                <w:rFonts w:ascii="Calibri" w:hAnsi="Calibri" w:eastAsia="Calibri" w:cs="Calibri"/>
                 <w:color w:val="000000" w:themeColor="text1"/>
                 <w:sz w:val="22"/>
                 <w:szCs w:val="22"/>
@@ -1671,7 +1769,7 @@
             <w:proofErr w:type="spellEnd"/>
             <w:r>
               <w:rPr>
-                <w:rFonts w:ascii="Calibri" w:eastAsia="Calibri" w:hAnsi="Calibri" w:cs="Calibri"/>
+                <w:rFonts w:ascii="Calibri" w:hAnsi="Calibri" w:eastAsia="Calibri" w:cs="Calibri"/>
                 <w:color w:val="000000" w:themeColor="text1"/>
                 <w:sz w:val="22"/>
                 <w:szCs w:val="22"/>
@@ -1684,7 +1782,7 @@
               <w:pStyle w:val="NoSpacing"/>
               <w:jc w:val="center"/>
               <w:rPr>
-                <w:rFonts w:ascii="Calibri" w:eastAsia="Calibri" w:hAnsi="Calibri" w:cs="Calibri"/>
+                <w:rFonts w:ascii="Calibri" w:hAnsi="Calibri" w:eastAsia="Calibri" w:cs="Calibri"/>
                 <w:color w:val="000000" w:themeColor="text1"/>
                 <w:sz w:val="22"/>
                 <w:szCs w:val="22"/>
@@ -1708,7 +1806,7 @@
               <w:pStyle w:val="NoSpacing"/>
               <w:jc w:val="center"/>
               <w:rPr>
-                <w:rFonts w:ascii="Calibri" w:eastAsia="Calibri" w:hAnsi="Calibri" w:cs="Calibri"/>
+                <w:rFonts w:ascii="Calibri" w:hAnsi="Calibri" w:eastAsia="Calibri" w:cs="Calibri"/>
                 <w:color w:val="000000" w:themeColor="text1"/>
                 <w:sz w:val="22"/>
                 <w:szCs w:val="22"/>
@@ -1716,7 +1814,7 @@
             </w:pPr>
             <w:r>
               <w:rPr>
-                <w:rFonts w:ascii="Calibri" w:eastAsia="Calibri" w:hAnsi="Calibri" w:cs="Calibri"/>
+                <w:rFonts w:ascii="Calibri" w:hAnsi="Calibri" w:eastAsia="Calibri" w:cs="Calibri"/>
                 <w:color w:val="000000" w:themeColor="text1"/>
                 <w:sz w:val="22"/>
                 <w:szCs w:val="22"/>
@@ -1726,7 +1824,7 @@
             <w:proofErr w:type="spellStart"/>
             <w:r>
               <w:rPr>
-                <w:rFonts w:ascii="Calibri" w:eastAsia="Calibri" w:hAnsi="Calibri" w:cs="Calibri"/>
+                <w:rFonts w:ascii="Calibri" w:hAnsi="Calibri" w:eastAsia="Calibri" w:cs="Calibri"/>
                 <w:color w:val="000000" w:themeColor="text1"/>
                 <w:sz w:val="22"/>
                 <w:szCs w:val="22"/>
@@ -1736,7 +1834,7 @@
             <w:proofErr w:type="spellEnd"/>
             <w:r>
               <w:rPr>
-                <w:rFonts w:ascii="Calibri" w:eastAsia="Calibri" w:hAnsi="Calibri" w:cs="Calibri"/>
+                <w:rFonts w:ascii="Calibri" w:hAnsi="Calibri" w:eastAsia="Calibri" w:cs="Calibri"/>
                 <w:color w:val="000000" w:themeColor="text1"/>
                 <w:sz w:val="22"/>
                 <w:szCs w:val="22"/>
@@ -1761,7 +1859,7 @@
               <w:pStyle w:val="NoSpacing"/>
               <w:jc w:val="center"/>
               <w:rPr>
-                <w:rFonts w:ascii="Calibri" w:eastAsia="Calibri" w:hAnsi="Calibri" w:cs="Calibri"/>
+                <w:rFonts w:ascii="Calibri" w:hAnsi="Calibri" w:eastAsia="Calibri" w:cs="Calibri"/>
                 <w:color w:val="000000" w:themeColor="text1"/>
                 <w:sz w:val="22"/>
                 <w:szCs w:val="22"/>
@@ -1769,7 +1867,7 @@
             </w:pPr>
             <w:r>
               <w:rPr>
-                <w:rFonts w:ascii="Calibri" w:eastAsia="Calibri" w:hAnsi="Calibri" w:cs="Calibri"/>
+                <w:rFonts w:ascii="Calibri" w:hAnsi="Calibri" w:eastAsia="Calibri" w:cs="Calibri"/>
                 <w:color w:val="000000" w:themeColor="text1"/>
                 <w:sz w:val="22"/>
                 <w:szCs w:val="22"/>
@@ -1794,7 +1892,7 @@
               <w:pStyle w:val="NoSpacing"/>
               <w:jc w:val="center"/>
               <w:rPr>
-                <w:rFonts w:ascii="Calibri" w:eastAsia="Calibri" w:hAnsi="Calibri" w:cs="Calibri"/>
+                <w:rFonts w:ascii="Calibri" w:hAnsi="Calibri" w:eastAsia="Calibri" w:cs="Calibri"/>
                 <w:color w:val="000000" w:themeColor="text1"/>
                 <w:sz w:val="22"/>
                 <w:szCs w:val="22"/>
@@ -1802,7 +1900,7 @@
             </w:pPr>
             <w:r>
               <w:rPr>
-                <w:rFonts w:ascii="Calibri" w:eastAsia="Calibri" w:hAnsi="Calibri" w:cs="Calibri"/>
+                <w:rFonts w:ascii="Calibri" w:hAnsi="Calibri" w:eastAsia="Calibri" w:cs="Calibri"/>
                 <w:color w:val="000000" w:themeColor="text1"/>
                 <w:sz w:val="22"/>
                 <w:szCs w:val="22"/>
@@ -1833,7 +1931,7 @@
             </w:pPr>
             <w:r>
               <w:rPr>
-                <w:rFonts w:ascii="Calibri" w:eastAsia="Calibri" w:hAnsi="Calibri" w:cs="Calibri"/>
+                <w:rFonts w:ascii="Calibri" w:hAnsi="Calibri" w:eastAsia="Calibri" w:cs="Calibri"/>
                 <w:color w:val="000000" w:themeColor="text1"/>
                 <w:sz w:val="22"/>
                 <w:szCs w:val="22"/>
@@ -1843,7 +1941,7 @@
             <w:proofErr w:type="spellStart"/>
             <w:r>
               <w:rPr>
-                <w:rFonts w:ascii="Calibri" w:eastAsia="Calibri" w:hAnsi="Calibri" w:cs="Calibri"/>
+                <w:rFonts w:ascii="Calibri" w:hAnsi="Calibri" w:eastAsia="Calibri" w:cs="Calibri"/>
                 <w:color w:val="000000" w:themeColor="text1"/>
                 <w:sz w:val="22"/>
                 <w:szCs w:val="22"/>
@@ -1853,7 +1951,7 @@
             <w:proofErr w:type="spellEnd"/>
             <w:r>
               <w:rPr>
-                <w:rFonts w:ascii="Calibri" w:eastAsia="Calibri" w:hAnsi="Calibri" w:cs="Calibri"/>
+                <w:rFonts w:ascii="Calibri" w:hAnsi="Calibri" w:eastAsia="Calibri" w:cs="Calibri"/>
                 <w:color w:val="000000" w:themeColor="text1"/>
                 <w:sz w:val="22"/>
                 <w:szCs w:val="22"/>
@@ -1970,7 +2068,7 @@
             <w:pPr>
               <w:jc w:val="center"/>
               <w:rPr>
-                <w:rFonts w:ascii="Calibri" w:eastAsia="Calibri" w:hAnsi="Calibri" w:cs="Calibri"/>
+                <w:rFonts w:ascii="Calibri" w:hAnsi="Calibri" w:eastAsia="Calibri" w:cs="Calibri"/>
                 <w:color w:val="000000" w:themeColor="text1"/>
                 <w:sz w:val="22"/>
                 <w:szCs w:val="22"/>
@@ -1993,7 +2091,7 @@
             <w:pPr>
               <w:jc w:val="center"/>
               <w:rPr>
-                <w:rFonts w:ascii="Calibri" w:eastAsia="Calibri" w:hAnsi="Calibri" w:cs="Calibri"/>
+                <w:rFonts w:ascii="Calibri" w:hAnsi="Calibri" w:eastAsia="Calibri" w:cs="Calibri"/>
                 <w:color w:val="000000" w:themeColor="text1"/>
                 <w:sz w:val="22"/>
                 <w:szCs w:val="22"/>
@@ -2016,7 +2114,7 @@
             <w:pPr>
               <w:jc w:val="center"/>
               <w:rPr>
-                <w:rFonts w:ascii="Calibri" w:eastAsia="Calibri" w:hAnsi="Calibri" w:cs="Calibri"/>
+                <w:rFonts w:ascii="Calibri" w:hAnsi="Calibri" w:eastAsia="Calibri" w:cs="Calibri"/>
                 <w:color w:val="000000" w:themeColor="text1"/>
                 <w:sz w:val="22"/>
                 <w:szCs w:val="22"/>
@@ -2039,7 +2137,7 @@
             <w:pPr>
               <w:jc w:val="center"/>
               <w:rPr>
-                <w:rFonts w:ascii="Calibri" w:eastAsia="Calibri" w:hAnsi="Calibri" w:cs="Calibri"/>
+                <w:rFonts w:ascii="Calibri" w:hAnsi="Calibri" w:eastAsia="Calibri" w:cs="Calibri"/>
                 <w:color w:val="000000" w:themeColor="text1"/>
                 <w:sz w:val="22"/>
                 <w:szCs w:val="22"/>
@@ -2062,7 +2160,7 @@
             <w:pPr>
               <w:jc w:val="center"/>
               <w:rPr>
-                <w:rFonts w:ascii="Calibri" w:eastAsia="Calibri" w:hAnsi="Calibri" w:cs="Calibri"/>
+                <w:rFonts w:ascii="Calibri" w:hAnsi="Calibri" w:eastAsia="Calibri" w:cs="Calibri"/>
                 <w:color w:val="000000" w:themeColor="text1"/>
                 <w:sz w:val="22"/>
                 <w:szCs w:val="22"/>
@@ -2106,7 +2204,7 @@
       </w:pPr>
       <w:r>
         <w:rPr>
-          <w:rFonts w:ascii="Calibri" w:eastAsia="Calibri" w:hAnsi="Calibri" w:cs="Calibri"/>
+          <w:rFonts w:ascii="Calibri" w:hAnsi="Calibri" w:eastAsia="Calibri" w:cs="Calibri"/>
           <w:b/>
           <w:bCs/>
           <w:color w:val="000000" w:themeColor="text1"/>
@@ -2118,7 +2216,7 @@
       <w:pPr>
         <w:sectPr>
           <w:type w:val="continuous"/>
-          <w:pgSz w:w="12240" w:h="15840"/>
+          <w:pgSz w:w="12240" w:h="15840" w:orient="portrait"/>
           <w:pgMar w:top="432" w:right="432" w:bottom="432" w:left="432" w:header="709" w:footer="709" w:gutter="0"/>
           <w:cols w:space="720"/>
         </w:sectPr>
@@ -2138,13 +2236,13 @@
       </w:pPr>
       <w:r>
         <w:rPr>
-          <w:rFonts w:ascii="Calibri" w:eastAsia="Calibri" w:hAnsi="Calibri" w:cs="Calibri"/>
+          <w:rFonts w:ascii="Calibri" w:hAnsi="Calibri" w:eastAsia="Calibri" w:cs="Calibri"/>
         </w:rPr>
         <w:t xml:space="preserve">        </w:t>
       </w:r>
       <w:r>
         <w:rPr>
-          <w:rFonts w:ascii="Calibri" w:eastAsia="Calibri" w:hAnsi="Calibri" w:cs="Calibri"/>
+          <w:rFonts w:ascii="Calibri" w:hAnsi="Calibri" w:eastAsia="Calibri" w:cs="Calibri"/>
           <w:b/>
           <w:bCs/>
           <w:sz w:val="22"/>
@@ -2167,7 +2265,7 @@
       </w:pPr>
       <w:r>
         <w:rPr>
-          <w:rFonts w:ascii="Calibri" w:eastAsia="Calibri" w:hAnsi="Calibri" w:cs="Calibri"/>
+          <w:rFonts w:ascii="Calibri" w:hAnsi="Calibri" w:eastAsia="Calibri" w:cs="Calibri"/>
           <w:b/>
           <w:bCs/>
           <w:sz w:val="22"/>
@@ -2181,7 +2279,7 @@
         <w:spacing w:after="0"/>
         <w:jc w:val="right"/>
         <w:rPr>
-          <w:rFonts w:ascii="Calibri" w:eastAsia="Calibri" w:hAnsi="Calibri" w:cs="Calibri"/>
+          <w:rFonts w:ascii="Calibri" w:hAnsi="Calibri" w:eastAsia="Calibri" w:cs="Calibri"/>
           <w:b/>
           <w:bCs/>
           <w:sz w:val="22"/>
@@ -2190,7 +2288,7 @@
       </w:pPr>
       <w:r>
         <w:rPr>
-          <w:rFonts w:ascii="Calibri" w:eastAsia="Calibri" w:hAnsi="Calibri" w:cs="Calibri"/>
+          <w:rFonts w:ascii="Calibri" w:hAnsi="Calibri" w:eastAsia="Calibri" w:cs="Calibri"/>
           <w:b/>
           <w:bCs/>
           <w:sz w:val="22"/>
@@ -2204,7 +2302,7 @@
         <w:spacing w:after="0"/>
         <w:jc w:val="right"/>
         <w:rPr>
-          <w:rFonts w:ascii="Calibri" w:eastAsia="Calibri" w:hAnsi="Calibri" w:cs="Calibri"/>
+          <w:rFonts w:ascii="Calibri" w:hAnsi="Calibri" w:eastAsia="Calibri" w:cs="Calibri"/>
           <w:b/>
           <w:bCs/>
           <w:sz w:val="22"/>
@@ -2213,7 +2311,7 @@
       </w:pPr>
       <w:r>
         <w:rPr>
-          <w:rFonts w:ascii="Calibri" w:eastAsia="Calibri" w:hAnsi="Calibri" w:cs="Calibri"/>
+          <w:rFonts w:ascii="Calibri" w:hAnsi="Calibri" w:eastAsia="Calibri" w:cs="Calibri"/>
           <w:b/>
           <w:bCs/>
           <w:sz w:val="22"/>
@@ -2227,7 +2325,7 @@
         <w:spacing w:after="0"/>
         <w:jc w:val="right"/>
         <w:rPr>
-          <w:rFonts w:ascii="Calibri" w:eastAsia="Calibri" w:hAnsi="Calibri" w:cs="Calibri"/>
+          <w:rFonts w:ascii="Calibri" w:hAnsi="Calibri" w:eastAsia="Calibri" w:cs="Calibri"/>
           <w:b/>
           <w:bCs/>
           <w:sz w:val="22"/>
@@ -2236,7 +2334,7 @@
       </w:pPr>
       <w:r>
         <w:rPr>
-          <w:rFonts w:ascii="Calibri" w:eastAsia="Calibri" w:hAnsi="Calibri" w:cs="Calibri"/>
+          <w:rFonts w:ascii="Calibri" w:hAnsi="Calibri" w:eastAsia="Calibri" w:cs="Calibri"/>
           <w:b/>
           <w:bCs/>
           <w:sz w:val="22"/>
@@ -2250,7 +2348,7 @@
         <w:spacing w:after="0"/>
         <w:jc w:val="right"/>
         <w:rPr>
-          <w:rFonts w:ascii="Calibri" w:eastAsia="Calibri" w:hAnsi="Calibri" w:cs="Calibri"/>
+          <w:rFonts w:ascii="Calibri" w:hAnsi="Calibri" w:eastAsia="Calibri" w:cs="Calibri"/>
           <w:b/>
           <w:bCs/>
           <w:sz w:val="22"/>
@@ -2258,9 +2356,9 @@
         </w:rPr>
         <w:sectPr>
           <w:type w:val="continuous"/>
-          <w:pgSz w:w="12240" w:h="15840"/>
+          <w:pgSz w:w="12240" w:h="15840" w:orient="portrait"/>
           <w:pgMar w:top="432" w:right="432" w:bottom="432" w:left="432" w:header="709" w:footer="709" w:gutter="0"/>
-          <w:cols w:num="2" w:space="709" w:equalWidth="0">
+          <w:cols w:equalWidth="0" w:space="709" w:num="2">
             <w:col w:w="9445" w:space="935"/>
             <w:col w:w="995"/>
           </w:cols>
@@ -2268,7 +2366,7 @@
       </w:pPr>
       <w:r>
         <w:rPr>
-          <w:rFonts w:ascii="Calibri" w:eastAsia="Calibri" w:hAnsi="Calibri" w:cs="Calibri"/>
+          <w:rFonts w:ascii="Calibri" w:hAnsi="Calibri" w:eastAsia="Calibri" w:cs="Calibri"/>
           <w:b/>
           <w:bCs/>
           <w:sz w:val="22"/>
@@ -2284,7 +2382,7 @@
         </w:rPr>
         <w:sectPr>
           <w:type w:val="continuous"/>
-          <w:pgSz w:w="12240" w:h="15840"/>
+          <w:pgSz w:w="12240" w:h="15840" w:orient="portrait"/>
           <w:pgMar w:top="432" w:right="432" w:bottom="432" w:left="432" w:header="709" w:footer="709" w:gutter="0"/>
           <w:cols w:space="720"/>
         </w:sectPr>
@@ -2301,7 +2399,7 @@
       </w:pPr>
       <w:r>
         <w:rPr>
-          <w:rFonts w:ascii="Calibri" w:eastAsia="Calibri" w:hAnsi="Calibri" w:cs="Calibri"/>
+          <w:rFonts w:ascii="Calibri" w:hAnsi="Calibri" w:eastAsia="Calibri" w:cs="Calibri"/>
           <w:b/>
           <w:bCs/>
           <w:color w:val="000000" w:themeColor="text1"/>
@@ -2310,7 +2408,7 @@
       </w:r>
       <w:r>
         <w:rPr>
-          <w:rFonts w:ascii="Calibri" w:eastAsia="Calibri" w:hAnsi="Calibri" w:cs="Calibri"/>
+          <w:rFonts w:ascii="Calibri" w:hAnsi="Calibri" w:eastAsia="Calibri" w:cs="Calibri"/>
           <w:b/>
           <w:bCs/>
           <w:color w:val="000000" w:themeColor="text1"/>
@@ -2319,7 +2417,7 @@
       </w:r>
       <w:r>
         <w:rPr>
-          <w:rFonts w:ascii="Calibri" w:eastAsia="Calibri" w:hAnsi="Calibri" w:cs="Calibri"/>
+          <w:rFonts w:ascii="Calibri" w:hAnsi="Calibri" w:eastAsia="Calibri" w:cs="Calibri"/>
           <w:b/>
           <w:bCs/>
           <w:color w:val="000000" w:themeColor="text1"/>
@@ -2328,7 +2426,7 @@
       </w:r>
       <w:r>
         <w:rPr>
-          <w:rFonts w:ascii="Calibri" w:eastAsia="Calibri" w:hAnsi="Calibri" w:cs="Calibri"/>
+          <w:rFonts w:ascii="Calibri" w:hAnsi="Calibri" w:eastAsia="Calibri" w:cs="Calibri"/>
           <w:b/>
           <w:bCs/>
           <w:color w:val="000000" w:themeColor="text1"/>
@@ -2337,7 +2435,7 @@
       </w:r>
       <w:r>
         <w:rPr>
-          <w:rFonts w:ascii="Calibri" w:eastAsia="Calibri" w:hAnsi="Calibri" w:cs="Calibri"/>
+          <w:rFonts w:ascii="Calibri" w:hAnsi="Calibri" w:eastAsia="Calibri" w:cs="Calibri"/>
           <w:b/>
           <w:bCs/>
           <w:color w:val="000000" w:themeColor="text1"/>
@@ -2346,7 +2444,7 @@
       </w:r>
       <w:r>
         <w:rPr>
-          <w:rFonts w:ascii="Calibri" w:eastAsia="Calibri" w:hAnsi="Calibri" w:cs="Calibri"/>
+          <w:rFonts w:ascii="Calibri" w:hAnsi="Calibri" w:eastAsia="Calibri" w:cs="Calibri"/>
           <w:b/>
           <w:bCs/>
           <w:color w:val="000000" w:themeColor="text1"/>
@@ -2355,7 +2453,7 @@
       </w:r>
       <w:r>
         <w:rPr>
-          <w:rFonts w:ascii="Calibri" w:eastAsia="Calibri" w:hAnsi="Calibri" w:cs="Calibri"/>
+          <w:rFonts w:ascii="Calibri" w:hAnsi="Calibri" w:eastAsia="Calibri" w:cs="Calibri"/>
           <w:b/>
           <w:bCs/>
           <w:color w:val="000000" w:themeColor="text1"/>
@@ -2364,7 +2462,7 @@
       </w:r>
       <w:r>
         <w:rPr>
-          <w:rFonts w:ascii="Calibri" w:eastAsia="Calibri" w:hAnsi="Calibri" w:cs="Calibri"/>
+          <w:rFonts w:ascii="Calibri" w:hAnsi="Calibri" w:eastAsia="Calibri" w:cs="Calibri"/>
           <w:b/>
           <w:bCs/>
           <w:color w:val="000000" w:themeColor="text1"/>
@@ -2379,9 +2477,9 @@
         </w:rPr>
         <w:sectPr>
           <w:type w:val="continuous"/>
-          <w:pgSz w:w="12240" w:h="15840"/>
+          <w:pgSz w:w="12240" w:h="15840" w:orient="portrait"/>
           <w:pgMar w:top="432" w:right="432" w:bottom="432" w:left="432" w:header="709" w:footer="709" w:gutter="0"/>
-          <w:cols w:num="2" w:space="709"/>
+          <w:cols w:space="709" w:num="2"/>
         </w:sectPr>
       </w:pPr>
     </w:p>
@@ -2393,7 +2491,7 @@
       </w:pPr>
       <w:r>
         <w:rPr>
-          <w:rFonts w:ascii="Calibri" w:eastAsia="Calibri" w:hAnsi="Calibri" w:cs="Calibri"/>
+          <w:rFonts w:ascii="Calibri" w:hAnsi="Calibri" w:eastAsia="Calibri" w:cs="Calibri"/>
         </w:rPr>
         <w:t>Authorized By</w:t>
       </w:r>
@@ -2401,82 +2499,49 @@
     <w:p>
       <w:pPr>
         <w:spacing w:after="0"/>
-        <w:rPr>
-          <w:rFonts w:ascii="Calibri" w:hAnsi="Calibri" w:cs="Calibri"/>
-        </w:rPr>
       </w:pPr>
       <w:r>
-        <w:rPr>
-          <w:rFonts w:ascii="Calibri" w:eastAsia="Calibri" w:hAnsi="Calibri" w:cs="Calibri"/>
-          <w:noProof/>
-        </w:rPr>
-        <w:lastRenderedPageBreak/>
-        <mc:AlternateContent>
-          <mc:Choice Requires="wpg">
-            <w:drawing>
-              <wp:inline distT="0" distB="0" distL="0" distR="0" wp14:anchorId="30F752EB" wp14:editId="07777777">
-                <wp:extent cx="2324100" cy="952500"/>
-                <wp:effectExtent l="0" t="0" r="0" b="0"/>
-                <wp:docPr id="2" name="Picture 2" descr="Shape"/>
-                <wp:cNvGraphicFramePr>
-                  <a:graphicFrameLocks xmlns:a="http://schemas.openxmlformats.org/drawingml/2006/main" noChangeAspect="1"/>
-                </wp:cNvGraphicFramePr>
-                <a:graphic xmlns:a="http://schemas.openxmlformats.org/drawingml/2006/main">
-                  <a:graphicData uri="http://schemas.openxmlformats.org/drawingml/2006/picture">
-                    <pic:pic xmlns:pic="http://schemas.openxmlformats.org/drawingml/2006/picture">
-                      <pic:nvPicPr>
-                        <pic:cNvPr id="0" name=""/>
-                        <pic:cNvPicPr>
-                          <a:picLocks noChangeAspect="1"/>
-                        </pic:cNvPicPr>
-                      </pic:nvPicPr>
-                      <pic:blipFill>
-                        <a:blip r:embed="rId7"/>
-                        <a:stretch/>
-                      </pic:blipFill>
-                      <pic:spPr bwMode="auto">
-                        <a:xfrm>
-                          <a:off x="0" y="0"/>
-                          <a:ext cx="2324100" cy="952500"/>
-                        </a:xfrm>
-                        <a:prstGeom prst="rect">
-                          <a:avLst/>
-                        </a:prstGeom>
-                      </pic:spPr>
-                    </pic:pic>
-                  </a:graphicData>
-                </a:graphic>
-              </wp:inline>
-            </w:drawing>
-          </mc:Choice>
-          <mc:Fallback xmlns:wp14="http://schemas.microsoft.com/office/word/2010/wordml" xmlns:a14="http://schemas.microsoft.com/office/drawing/2010/main" xmlns:pic="http://schemas.openxmlformats.org/drawingml/2006/picture" xmlns:a="http://schemas.openxmlformats.org/drawingml/2006/main">
-            <w:pict w14:anchorId="4A232AAD">
-              <v:shapetype id="_x0000_t75" coordsize="21600,21600" filled="f" stroked="f" o:spt="75" o:preferrelative="t" path="m@4@5l@4@11@9@11@9@5xe">
-                <v:stroke joinstyle="miter"/>
-                <v:formulas>
-                  <v:f eqn="if lineDrawn pixelLineWidth 0"/>
-                  <v:f eqn="sum @0 1 0"/>
-                  <v:f eqn="sum 0 0 @1"/>
-                  <v:f eqn="prod @2 1 2"/>
-                  <v:f eqn="prod @3 21600 pixelWidth"/>
-                  <v:f eqn="prod @3 21600 pixelHeight"/>
-                  <v:f eqn="sum @0 0 1"/>
-                  <v:f eqn="prod @6 1 2"/>
-                  <v:f eqn="prod @7 21600 pixelWidth"/>
-                  <v:f eqn="sum @8 21600 0"/>
-                  <v:f eqn="prod @7 21600 pixelHeight"/>
-                  <v:f eqn="sum @10 21600 0"/>
-                </v:formulas>
-                <v:path gradientshapeok="t" o:connecttype="rect" o:extrusionok="f"/>
-                <o:lock v:ext="edit" aspectratio="t"/>
-              </v:shapetype>
-              <v:shape id="_x0000_i1" style="width:183.00pt;height:75.00pt;mso-wrap-distance-left:0.00pt;mso-wrap-distance-top:0.00pt;mso-wrap-distance-right:0.00pt;mso-wrap-distance-bottom:0.00pt;z-index:1;" o:spid="_x0000_s1" stroked="false" type="#_x0000_t75">
-                <v:imagedata o:title="" r:id="rId9"/>
-                <o:lock v:ext="edit" rotation="t"/>
-              </v:shape>
-            </w:pict>
-          </mc:Fallback>
-        </mc:AlternateContent>
+        <w:drawing>
+          <wp:inline wp14:editId="19F250C4" wp14:anchorId="233D1CFB">
+            <wp:extent cx="923925" cy="403167"/>
+            <wp:effectExtent l="0" t="0" r="0" b="0"/>
+            <wp:docPr id="1214968175" name="drawing"/>
+            <wp:cNvGraphicFramePr>
+              <a:graphicFrameLocks noChangeAspect="1"/>
+            </wp:cNvGraphicFramePr>
+            <a:graphic>
+              <a:graphicData xmlns:a="http://schemas.openxmlformats.org/drawingml/2006/main" uri="http://schemas.openxmlformats.org/drawingml/2006/picture">
+                <pic:pic xmlns:pic="http://schemas.openxmlformats.org/drawingml/2006/picture">
+                  <pic:nvPicPr>
+                    <pic:cNvPr id="1214968175" name=""/>
+                    <pic:cNvPicPr/>
+                  </pic:nvPicPr>
+                  <pic:blipFill>
+                    <a:blip xmlns:r="http://schemas.openxmlformats.org/officeDocument/2006/relationships" r:embed="rId1925320819">
+                      <a:extLst>
+                        <a:ext uri="{28A0092B-C50C-407E-A947-70E740481C1C}">
+                          <a14:useLocalDpi xmlns:a14="http://schemas.microsoft.com/office/drawing/2010/main"/>
+                        </a:ext>
+                      </a:extLst>
+                    </a:blip>
+                    <a:stretch>
+                      <a:fillRect/>
+                    </a:stretch>
+                  </pic:blipFill>
+                  <pic:spPr>
+                    <a:xfrm rot="0">
+                      <a:off x="0" y="0"/>
+                      <a:ext cx="923925" cy="403167"/>
+                    </a:xfrm>
+                    <a:prstGeom prst="rect">
+                      <a:avLst/>
+                    </a:prstGeom>
+                  </pic:spPr>
+                </pic:pic>
+              </a:graphicData>
+            </a:graphic>
+          </wp:inline>
+        </w:drawing>
       </w:r>
     </w:p>
     <w:p>
@@ -2505,7 +2570,7 @@
     </w:p>
     <w:sectPr>
       <w:type w:val="continuous"/>
-      <w:pgSz w:w="12240" w:h="15840"/>
+      <w:pgSz w:w="12240" w:h="15840" w:orient="portrait"/>
       <w:pgMar w:top="432" w:right="432" w:bottom="432" w:left="432" w:header="720" w:footer="720" w:gutter="0"/>
       <w:cols w:space="709"/>
     </w:sectPr>
@@ -2564,11 +2629,11 @@
 </file>
 
 <file path=word/styles.xml><?xml version="1.0" encoding="utf-8"?>
-<w:styles xmlns:mc="http://schemas.openxmlformats.org/markup-compatibility/2006" xmlns:r="http://schemas.openxmlformats.org/officeDocument/2006/relationships" xmlns:w="http://schemas.openxmlformats.org/wordprocessingml/2006/main" xmlns:w14="http://schemas.microsoft.com/office/word/2010/wordml" xmlns:w15="http://schemas.microsoft.com/office/word/2012/wordml" xmlns:w16cex="http://schemas.microsoft.com/office/word/2018/wordml/cex" xmlns:w16cid="http://schemas.microsoft.com/office/word/2016/wordml/cid" xmlns:w16="http://schemas.microsoft.com/office/word/2018/wordml" xmlns:w16du="http://schemas.microsoft.com/office/word/2023/wordml/word16du" xmlns:w16sdtdh="http://schemas.microsoft.com/office/word/2020/wordml/sdtdatahash" xmlns:w16sdtfl="http://schemas.microsoft.com/office/word/2024/wordml/sdtformatlock" xmlns:w16se="http://schemas.microsoft.com/office/word/2015/wordml/symex" mc:Ignorable="w14 w15 w16se w16cid w16 w16cex w16sdtdh w16sdtfl w16du">
+<w:styles xmlns:wp14="http://schemas.microsoft.com/office/word/2010/wordprocessingDrawing" xmlns:mc="http://schemas.openxmlformats.org/markup-compatibility/2006" xmlns:r="http://schemas.openxmlformats.org/officeDocument/2006/relationships" xmlns:w="http://schemas.openxmlformats.org/wordprocessingml/2006/main" xmlns:w14="http://schemas.microsoft.com/office/word/2010/wordml" xmlns:w15="http://schemas.microsoft.com/office/word/2012/wordml" xmlns:w16cex="http://schemas.microsoft.com/office/word/2018/wordml/cex" xmlns:w16cid="http://schemas.microsoft.com/office/word/2016/wordml/cid" xmlns:w16="http://schemas.microsoft.com/office/word/2018/wordml" xmlns:w16du="http://schemas.microsoft.com/office/word/2023/wordml/word16du" xmlns:w16sdtdh="http://schemas.microsoft.com/office/word/2020/wordml/sdtdatahash" xmlns:w16sdtfl="http://schemas.microsoft.com/office/word/2024/wordml/sdtformatlock" xmlns:w16se="http://schemas.microsoft.com/office/word/2015/wordml/symex" mc:Ignorable="w14 w15 w16se w16cid w16 w16cex w16sdtdh w16sdtfl w16du wp14">
   <w:docDefaults>
     <w:rPrDefault>
       <w:rPr>
-        <w:rFonts w:asciiTheme="minorHAnsi" w:eastAsiaTheme="minorEastAsia" w:hAnsiTheme="minorHAnsi" w:cstheme="minorBidi"/>
+        <w:rFonts w:asciiTheme="minorHAnsi" w:hAnsiTheme="minorHAnsi" w:eastAsiaTheme="minorEastAsia" w:cstheme="minorBidi"/>
         <w:sz w:val="24"/>
         <w:szCs w:val="24"/>
         <w:lang w:val="en-US" w:eastAsia="ja-JP" w:bidi="ar-SA"/>
@@ -2583,14 +2648,14 @@
   <w:latentStyles w:defLockedState="0" w:defUIPriority="99" w:defSemiHidden="0" w:defUnhideWhenUsed="0" w:defQFormat="0" w:count="376">
     <w:lsdException w:name="Normal" w:uiPriority="0" w:qFormat="1"/>
     <w:lsdException w:name="heading 1" w:uiPriority="9" w:qFormat="1"/>
-    <w:lsdException w:name="heading 2" w:semiHidden="1" w:uiPriority="9" w:unhideWhenUsed="1" w:qFormat="1"/>
-    <w:lsdException w:name="heading 3" w:semiHidden="1" w:uiPriority="9" w:unhideWhenUsed="1" w:qFormat="1"/>
-    <w:lsdException w:name="heading 4" w:semiHidden="1" w:uiPriority="9" w:unhideWhenUsed="1" w:qFormat="1"/>
-    <w:lsdException w:name="heading 5" w:semiHidden="1" w:uiPriority="9" w:unhideWhenUsed="1" w:qFormat="1"/>
-    <w:lsdException w:name="heading 6" w:semiHidden="1" w:uiPriority="9" w:unhideWhenUsed="1" w:qFormat="1"/>
-    <w:lsdException w:name="heading 7" w:semiHidden="1" w:uiPriority="9" w:unhideWhenUsed="1" w:qFormat="1"/>
-    <w:lsdException w:name="heading 8" w:semiHidden="1" w:uiPriority="9" w:unhideWhenUsed="1" w:qFormat="1"/>
-    <w:lsdException w:name="heading 9" w:semiHidden="1" w:uiPriority="9" w:unhideWhenUsed="1" w:qFormat="1"/>
+    <w:lsdException w:name="heading 2" w:uiPriority="9" w:semiHidden="1" w:unhideWhenUsed="1" w:qFormat="1"/>
+    <w:lsdException w:name="heading 3" w:uiPriority="9" w:semiHidden="1" w:unhideWhenUsed="1" w:qFormat="1"/>
+    <w:lsdException w:name="heading 4" w:uiPriority="9" w:semiHidden="1" w:unhideWhenUsed="1" w:qFormat="1"/>
+    <w:lsdException w:name="heading 5" w:uiPriority="9" w:semiHidden="1" w:unhideWhenUsed="1" w:qFormat="1"/>
+    <w:lsdException w:name="heading 6" w:uiPriority="9" w:semiHidden="1" w:unhideWhenUsed="1" w:qFormat="1"/>
+    <w:lsdException w:name="heading 7" w:uiPriority="9" w:semiHidden="1" w:unhideWhenUsed="1" w:qFormat="1"/>
+    <w:lsdException w:name="heading 8" w:uiPriority="9" w:semiHidden="1" w:unhideWhenUsed="1" w:qFormat="1"/>
+    <w:lsdException w:name="heading 9" w:uiPriority="9" w:semiHidden="1" w:unhideWhenUsed="1" w:qFormat="1"/>
     <w:lsdException w:name="index 1" w:semiHidden="1" w:unhideWhenUsed="1"/>
     <w:lsdException w:name="index 2" w:semiHidden="1" w:unhideWhenUsed="1"/>
     <w:lsdException w:name="index 3" w:semiHidden="1" w:unhideWhenUsed="1"/>
@@ -2600,22 +2665,22 @@
     <w:lsdException w:name="index 7" w:semiHidden="1" w:unhideWhenUsed="1"/>
     <w:lsdException w:name="index 8" w:semiHidden="1" w:unhideWhenUsed="1"/>
     <w:lsdException w:name="index 9" w:semiHidden="1" w:unhideWhenUsed="1"/>
-    <w:lsdException w:name="toc 1" w:semiHidden="1" w:uiPriority="39" w:unhideWhenUsed="1"/>
-    <w:lsdException w:name="toc 2" w:semiHidden="1" w:uiPriority="39" w:unhideWhenUsed="1"/>
-    <w:lsdException w:name="toc 3" w:semiHidden="1" w:uiPriority="39" w:unhideWhenUsed="1"/>
-    <w:lsdException w:name="toc 4" w:semiHidden="1" w:uiPriority="39" w:unhideWhenUsed="1"/>
-    <w:lsdException w:name="toc 5" w:semiHidden="1" w:uiPriority="39" w:unhideWhenUsed="1"/>
-    <w:lsdException w:name="toc 6" w:semiHidden="1" w:uiPriority="39" w:unhideWhenUsed="1"/>
-    <w:lsdException w:name="toc 7" w:semiHidden="1" w:uiPriority="39" w:unhideWhenUsed="1"/>
-    <w:lsdException w:name="toc 8" w:semiHidden="1" w:uiPriority="39" w:unhideWhenUsed="1"/>
-    <w:lsdException w:name="toc 9" w:semiHidden="1" w:uiPriority="39" w:unhideWhenUsed="1"/>
+    <w:lsdException w:name="toc 1" w:uiPriority="39" w:semiHidden="1" w:unhideWhenUsed="1"/>
+    <w:lsdException w:name="toc 2" w:uiPriority="39" w:semiHidden="1" w:unhideWhenUsed="1"/>
+    <w:lsdException w:name="toc 3" w:uiPriority="39" w:semiHidden="1" w:unhideWhenUsed="1"/>
+    <w:lsdException w:name="toc 4" w:uiPriority="39" w:semiHidden="1" w:unhideWhenUsed="1"/>
+    <w:lsdException w:name="toc 5" w:uiPriority="39" w:semiHidden="1" w:unhideWhenUsed="1"/>
+    <w:lsdException w:name="toc 6" w:uiPriority="39" w:semiHidden="1" w:unhideWhenUsed="1"/>
+    <w:lsdException w:name="toc 7" w:uiPriority="39" w:semiHidden="1" w:unhideWhenUsed="1"/>
+    <w:lsdException w:name="toc 8" w:uiPriority="39" w:semiHidden="1" w:unhideWhenUsed="1"/>
+    <w:lsdException w:name="toc 9" w:uiPriority="39" w:semiHidden="1" w:unhideWhenUsed="1"/>
     <w:lsdException w:name="Normal Indent" w:semiHidden="1" w:unhideWhenUsed="1"/>
     <w:lsdException w:name="footnote text" w:semiHidden="1" w:unhideWhenUsed="1"/>
     <w:lsdException w:name="annotation text" w:semiHidden="1" w:unhideWhenUsed="1"/>
     <w:lsdException w:name="header" w:semiHidden="1" w:unhideWhenUsed="1"/>
     <w:lsdException w:name="footer" w:semiHidden="1" w:unhideWhenUsed="1"/>
     <w:lsdException w:name="index heading" w:semiHidden="1" w:unhideWhenUsed="1"/>
-    <w:lsdException w:name="caption" w:semiHidden="1" w:uiPriority="35" w:unhideWhenUsed="1" w:qFormat="1"/>
+    <w:lsdException w:name="caption" w:uiPriority="35" w:semiHidden="1" w:unhideWhenUsed="1" w:qFormat="1"/>
     <w:lsdException w:name="table of figures" w:semiHidden="1" w:unhideWhenUsed="1"/>
     <w:lsdException w:name="envelope address" w:semiHidden="1" w:unhideWhenUsed="1"/>
     <w:lsdException w:name="envelope return" w:semiHidden="1" w:unhideWhenUsed="1"/>
@@ -2646,7 +2711,7 @@
     <w:lsdException w:name="Title" w:uiPriority="10" w:qFormat="1"/>
     <w:lsdException w:name="Closing" w:semiHidden="1" w:unhideWhenUsed="1"/>
     <w:lsdException w:name="Signature" w:semiHidden="1" w:unhideWhenUsed="1"/>
-    <w:lsdException w:name="Default Paragraph Font" w:semiHidden="1" w:uiPriority="1" w:unhideWhenUsed="1"/>
+    <w:lsdException w:name="Default Paragraph Font" w:uiPriority="1" w:semiHidden="1" w:unhideWhenUsed="1"/>
     <w:lsdException w:name="Body Text" w:semiHidden="1" w:unhideWhenUsed="1"/>
     <w:lsdException w:name="Body Text Indent" w:semiHidden="1" w:unhideWhenUsed="1"/>
     <w:lsdException w:name="List Continue" w:semiHidden="1" w:unhideWhenUsed="1"/>
@@ -2846,8 +2911,8 @@
     <w:lsdException w:name="Subtle Reference" w:uiPriority="31" w:qFormat="1"/>
     <w:lsdException w:name="Intense Reference" w:uiPriority="32" w:qFormat="1"/>
     <w:lsdException w:name="Book Title" w:uiPriority="33" w:qFormat="1"/>
-    <w:lsdException w:name="Bibliography" w:semiHidden="1" w:uiPriority="37" w:unhideWhenUsed="1"/>
-    <w:lsdException w:name="TOC Heading" w:semiHidden="1" w:uiPriority="39" w:unhideWhenUsed="1" w:qFormat="1"/>
+    <w:lsdException w:name="Bibliography" w:uiPriority="37" w:semiHidden="1" w:unhideWhenUsed="1"/>
+    <w:lsdException w:name="TOC Heading" w:uiPriority="39" w:semiHidden="1" w:unhideWhenUsed="1" w:qFormat="1"/>
     <w:lsdException w:name="Plain Table 1" w:uiPriority="41"/>
     <w:lsdException w:name="Plain Table 2" w:uiPriority="42"/>
     <w:lsdException w:name="Plain Table 3" w:uiPriority="43"/>
@@ -2958,7 +3023,7 @@
     <w:lsdException w:name="Unresolved Mention" w:semiHidden="1" w:unhideWhenUsed="1"/>
     <w:lsdException w:name="Smart Link" w:semiHidden="1" w:unhideWhenUsed="1"/>
   </w:latentStyles>
-  <w:style w:type="paragraph" w:default="1" w:styleId="Normal">
+  <w:style w:type="paragraph" w:styleId="Normal" w:default="1">
     <w:name w:val="Normal"/>
     <w:qFormat/>
   </w:style>
@@ -2976,7 +3041,7 @@
       <w:outlineLvl w:val="0"/>
     </w:pPr>
     <w:rPr>
-      <w:rFonts w:asciiTheme="majorHAnsi" w:eastAsiaTheme="majorEastAsia" w:hAnsiTheme="majorHAnsi" w:cstheme="majorBidi"/>
+      <w:rFonts w:asciiTheme="majorHAnsi" w:hAnsiTheme="majorHAnsi" w:eastAsiaTheme="majorEastAsia" w:cstheme="majorBidi"/>
       <w:color w:val="0F4761" w:themeColor="accent1" w:themeShade="BF"/>
       <w:sz w:val="40"/>
       <w:szCs w:val="40"/>
@@ -2997,7 +3062,7 @@
       <w:outlineLvl w:val="1"/>
     </w:pPr>
     <w:rPr>
-      <w:rFonts w:asciiTheme="majorHAnsi" w:eastAsiaTheme="majorEastAsia" w:hAnsiTheme="majorHAnsi" w:cstheme="majorBidi"/>
+      <w:rFonts w:asciiTheme="majorHAnsi" w:hAnsiTheme="majorHAnsi" w:eastAsiaTheme="majorEastAsia" w:cstheme="majorBidi"/>
       <w:color w:val="0F4761" w:themeColor="accent1" w:themeShade="BF"/>
       <w:sz w:val="32"/>
       <w:szCs w:val="32"/>
@@ -3144,13 +3209,13 @@
       <w:color w:val="272727" w:themeColor="text1" w:themeTint="D8"/>
     </w:rPr>
   </w:style>
-  <w:style w:type="character" w:default="1" w:styleId="DefaultParagraphFont">
+  <w:style w:type="character" w:styleId="DefaultParagraphFont" w:default="1">
     <w:name w:val="Default Paragraph Font"/>
     <w:uiPriority w:val="1"/>
     <w:semiHidden/>
     <w:unhideWhenUsed/>
   </w:style>
-  <w:style w:type="table" w:default="1" w:styleId="TableNormal">
+  <w:style w:type="table" w:styleId="TableNormal" w:default="1">
     <w:name w:val="Normal Table"/>
     <w:uiPriority w:val="99"/>
     <w:semiHidden/>
@@ -3165,7 +3230,7 @@
       </w:tblCellMar>
     </w:tblPr>
   </w:style>
-  <w:style w:type="numbering" w:default="1" w:styleId="NoList">
+  <w:style w:type="numbering" w:styleId="NoList" w:default="1">
     <w:name w:val="No List"/>
     <w:uiPriority w:val="99"/>
     <w:semiHidden/>
@@ -3180,12 +3245,12 @@
     </w:pPr>
     <w:tblPr>
       <w:tblBorders>
-        <w:top w:val="single" w:sz="4" w:space="0" w:color="AFAFAF" w:themeColor="text1" w:themeTint="50"/>
-        <w:left w:val="single" w:sz="4" w:space="0" w:color="AFAFAF" w:themeColor="text1" w:themeTint="50"/>
-        <w:bottom w:val="single" w:sz="4" w:space="0" w:color="AFAFAF" w:themeColor="text1" w:themeTint="50"/>
-        <w:right w:val="single" w:sz="4" w:space="0" w:color="AFAFAF" w:themeColor="text1" w:themeTint="50"/>
-        <w:insideH w:val="single" w:sz="4" w:space="0" w:color="AFAFAF" w:themeColor="text1" w:themeTint="50"/>
-        <w:insideV w:val="single" w:sz="4" w:space="0" w:color="AFAFAF" w:themeColor="text1" w:themeTint="50"/>
+        <w:top w:val="single" w:color="AFAFAF" w:themeColor="text1" w:themeTint="50" w:sz="4" w:space="0"/>
+        <w:left w:val="single" w:color="AFAFAF" w:themeColor="text1" w:themeTint="50" w:sz="4" w:space="0"/>
+        <w:bottom w:val="single" w:color="AFAFAF" w:themeColor="text1" w:themeTint="50" w:sz="4" w:space="0"/>
+        <w:right w:val="single" w:color="AFAFAF" w:themeColor="text1" w:themeTint="50" w:sz="4" w:space="0"/>
+        <w:insideH w:val="single" w:color="AFAFAF" w:themeColor="text1" w:themeTint="50" w:sz="4" w:space="0"/>
+        <w:insideV w:val="single" w:color="AFAFAF" w:themeColor="text1" w:themeTint="50" w:sz="4" w:space="0"/>
       </w:tblBorders>
     </w:tblPr>
   </w:style>
@@ -3198,12 +3263,12 @@
     </w:pPr>
     <w:tblPr>
       <w:tblBorders>
-        <w:top w:val="single" w:sz="4" w:space="0" w:color="AFAFAF" w:themeColor="text1" w:themeTint="50"/>
-        <w:left w:val="single" w:sz="4" w:space="0" w:color="AFAFAF" w:themeColor="text1" w:themeTint="50"/>
-        <w:bottom w:val="single" w:sz="4" w:space="0" w:color="AFAFAF" w:themeColor="text1" w:themeTint="50"/>
-        <w:right w:val="single" w:sz="4" w:space="0" w:color="AFAFAF" w:themeColor="text1" w:themeTint="50"/>
-        <w:insideH w:val="single" w:sz="4" w:space="0" w:color="AFAFAF" w:themeColor="text1" w:themeTint="50"/>
-        <w:insideV w:val="single" w:sz="4" w:space="0" w:color="AFAFAF" w:themeColor="text1" w:themeTint="50"/>
+        <w:top w:val="single" w:color="AFAFAF" w:themeColor="text1" w:themeTint="50" w:sz="4" w:space="0"/>
+        <w:left w:val="single" w:color="AFAFAF" w:themeColor="text1" w:themeTint="50" w:sz="4" w:space="0"/>
+        <w:bottom w:val="single" w:color="AFAFAF" w:themeColor="text1" w:themeTint="50" w:sz="4" w:space="0"/>
+        <w:right w:val="single" w:color="AFAFAF" w:themeColor="text1" w:themeTint="50" w:sz="4" w:space="0"/>
+        <w:insideH w:val="single" w:color="AFAFAF" w:themeColor="text1" w:themeTint="50" w:sz="4" w:space="0"/>
+        <w:insideV w:val="single" w:color="AFAFAF" w:themeColor="text1" w:themeTint="50" w:sz="4" w:space="0"/>
       </w:tblBorders>
     </w:tblPr>
     <w:tblStylePr w:type="firstRow">
@@ -3260,10 +3325,10 @@
     </w:pPr>
     <w:tblPr>
       <w:tblBorders>
-        <w:top w:val="single" w:sz="4" w:space="0" w:color="000000" w:themeColor="text1"/>
-        <w:left w:val="none" w:sz="4" w:space="0" w:color="000000" w:themeColor="text1"/>
-        <w:bottom w:val="single" w:sz="4" w:space="0" w:color="000000" w:themeColor="text1"/>
-        <w:right w:val="none" w:sz="4" w:space="0" w:color="000000" w:themeColor="text1"/>
+        <w:top w:val="single" w:color="000000" w:themeColor="text1" w:sz="4" w:space="0"/>
+        <w:left w:val="none" w:color="000000" w:themeColor="text1" w:sz="4" w:space="0"/>
+        <w:bottom w:val="single" w:color="000000" w:themeColor="text1" w:sz="4" w:space="0"/>
+        <w:right w:val="none" w:color="000000" w:themeColor="text1" w:sz="4" w:space="0"/>
       </w:tblBorders>
     </w:tblPr>
     <w:tblStylePr w:type="firstRow">
@@ -3276,8 +3341,8 @@
       <w:tblPr/>
       <w:tcPr>
         <w:tcBorders>
-          <w:top w:val="single" w:sz="4" w:space="0" w:color="000000" w:themeColor="text1"/>
-          <w:bottom w:val="single" w:sz="4" w:space="0" w:color="000000" w:themeColor="text1"/>
+          <w:top w:val="single" w:color="000000" w:themeColor="text1" w:sz="4" w:space="0"/>
+          <w:bottom w:val="single" w:color="000000" w:themeColor="text1" w:sz="4" w:space="0"/>
         </w:tcBorders>
       </w:tcPr>
     </w:tblStylePr>
@@ -3309,8 +3374,8 @@
       <w:tblPr/>
       <w:tcPr>
         <w:tcBorders>
-          <w:left w:val="single" w:sz="4" w:space="0" w:color="000000" w:themeColor="text1"/>
-          <w:right w:val="single" w:sz="4" w:space="0" w:color="000000" w:themeColor="text1"/>
+          <w:left w:val="single" w:color="000000" w:themeColor="text1" w:sz="4" w:space="0"/>
+          <w:right w:val="single" w:color="000000" w:themeColor="text1" w:sz="4" w:space="0"/>
         </w:tcBorders>
       </w:tcPr>
     </w:tblStylePr>
@@ -3318,8 +3383,8 @@
       <w:tblPr/>
       <w:tcPr>
         <w:tcBorders>
-          <w:left w:val="single" w:sz="4" w:space="0" w:color="000000" w:themeColor="text1"/>
-          <w:right w:val="single" w:sz="4" w:space="0" w:color="000000" w:themeColor="text1"/>
+          <w:left w:val="single" w:color="000000" w:themeColor="text1" w:sz="4" w:space="0"/>
+          <w:right w:val="single" w:color="000000" w:themeColor="text1" w:sz="4" w:space="0"/>
         </w:tcBorders>
       </w:tcPr>
     </w:tblStylePr>
@@ -3327,8 +3392,8 @@
       <w:tblPr/>
       <w:tcPr>
         <w:tcBorders>
-          <w:top w:val="single" w:sz="4" w:space="0" w:color="000000" w:themeColor="text1"/>
-          <w:bottom w:val="single" w:sz="4" w:space="0" w:color="000000" w:themeColor="text1"/>
+          <w:top w:val="single" w:color="000000" w:themeColor="text1" w:sz="4" w:space="0"/>
+          <w:bottom w:val="single" w:color="000000" w:themeColor="text1" w:sz="4" w:space="0"/>
         </w:tcBorders>
       </w:tcPr>
     </w:tblStylePr>
@@ -3353,10 +3418,10 @@
       <w:tblPr/>
       <w:tcPr>
         <w:tcBorders>
-          <w:top w:val="none" w:sz="4" w:space="0" w:color="000000"/>
-          <w:left w:val="none" w:sz="4" w:space="0" w:color="000000"/>
-          <w:bottom w:val="single" w:sz="4" w:space="0" w:color="404040"/>
-          <w:right w:val="none" w:sz="4" w:space="0" w:color="000000"/>
+          <w:top w:val="none" w:color="000000" w:sz="4" w:space="0"/>
+          <w:left w:val="none" w:color="000000" w:sz="4" w:space="0"/>
+          <w:bottom w:val="single" w:color="404040" w:sz="4" w:space="0"/>
+          <w:right w:val="none" w:color="000000" w:sz="4" w:space="0"/>
         </w:tcBorders>
       </w:tcPr>
     </w:tblStylePr>
@@ -3376,10 +3441,10 @@
       <w:tblPr/>
       <w:tcPr>
         <w:tcBorders>
-          <w:top w:val="none" w:sz="4" w:space="0" w:color="000000"/>
-          <w:left w:val="none" w:sz="4" w:space="0" w:color="000000"/>
-          <w:bottom w:val="none" w:sz="4" w:space="0" w:color="000000"/>
-          <w:right w:val="single" w:sz="4" w:space="0" w:color="404040"/>
+          <w:top w:val="none" w:color="000000" w:sz="4" w:space="0"/>
+          <w:left w:val="none" w:color="000000" w:sz="4" w:space="0"/>
+          <w:bottom w:val="none" w:color="000000" w:sz="4" w:space="0"/>
+          <w:right w:val="single" w:color="404040" w:sz="4" w:space="0"/>
         </w:tcBorders>
       </w:tcPr>
     </w:tblStylePr>
@@ -3490,9 +3555,9 @@
       <w:tblPr/>
       <w:tcPr>
         <w:tcBorders>
-          <w:left w:val="none" w:sz="4" w:space="0" w:color="000000"/>
-          <w:bottom w:val="single" w:sz="4" w:space="0" w:color="404040"/>
-          <w:right w:val="none" w:sz="4" w:space="0" w:color="000000"/>
+          <w:left w:val="none" w:color="000000" w:sz="4" w:space="0"/>
+          <w:bottom w:val="single" w:color="404040" w:sz="4" w:space="0"/>
+          <w:right w:val="none" w:color="000000" w:sz="4" w:space="0"/>
         </w:tcBorders>
         <w:shd w:val="clear" w:color="FFFFFF" w:fill="auto"/>
       </w:tcPr>
@@ -3505,9 +3570,9 @@
       <w:tblPr/>
       <w:tcPr>
         <w:tcBorders>
-          <w:top w:val="single" w:sz="4" w:space="0" w:color="404040"/>
-          <w:left w:val="none" w:sz="4" w:space="0" w:color="000000"/>
-          <w:right w:val="none" w:sz="4" w:space="0" w:color="000000"/>
+          <w:top w:val="single" w:color="404040" w:sz="4" w:space="0"/>
+          <w:left w:val="none" w:color="000000" w:sz="4" w:space="0"/>
+          <w:right w:val="none" w:color="000000" w:sz="4" w:space="0"/>
         </w:tcBorders>
         <w:shd w:val="clear" w:color="FFFFFF" w:fill="auto"/>
       </w:tcPr>
@@ -3523,7 +3588,7 @@
       <w:tblPr/>
       <w:tcPr>
         <w:tcBorders>
-          <w:right w:val="single" w:sz="4" w:space="0" w:color="404040"/>
+          <w:right w:val="single" w:color="404040" w:sz="4" w:space="0"/>
         </w:tcBorders>
         <w:shd w:val="clear" w:color="FFFFFF" w:fill="auto"/>
       </w:tcPr>
@@ -3536,7 +3601,7 @@
       <w:tblPr/>
       <w:tcPr>
         <w:tcBorders>
-          <w:left w:val="single" w:sz="4" w:space="0" w:color="404040"/>
+          <w:left w:val="single" w:color="404040" w:sz="4" w:space="0"/>
         </w:tcBorders>
         <w:shd w:val="clear" w:color="FFFFFF" w:fill="auto"/>
       </w:tcPr>
@@ -3575,12 +3640,12 @@
       <w:tblStyleRowBandSize w:val="1"/>
       <w:tblStyleColBandSize w:val="1"/>
       <w:tblBorders>
-        <w:top w:val="single" w:sz="4" w:space="0" w:color="989898" w:themeColor="text1" w:themeTint="67"/>
-        <w:left w:val="single" w:sz="4" w:space="0" w:color="989898" w:themeColor="text1" w:themeTint="67"/>
-        <w:bottom w:val="single" w:sz="4" w:space="0" w:color="989898" w:themeColor="text1" w:themeTint="67"/>
-        <w:right w:val="single" w:sz="4" w:space="0" w:color="989898" w:themeColor="text1" w:themeTint="67"/>
-        <w:insideH w:val="single" w:sz="4" w:space="0" w:color="989898" w:themeColor="text1" w:themeTint="67"/>
-        <w:insideV w:val="single" w:sz="4" w:space="0" w:color="989898" w:themeColor="text1" w:themeTint="67"/>
+        <w:top w:val="single" w:color="989898" w:themeColor="text1" w:themeTint="67" w:sz="4" w:space="0"/>
+        <w:left w:val="single" w:color="989898" w:themeColor="text1" w:themeTint="67" w:sz="4" w:space="0"/>
+        <w:bottom w:val="single" w:color="989898" w:themeColor="text1" w:themeTint="67" w:sz="4" w:space="0"/>
+        <w:right w:val="single" w:color="989898" w:themeColor="text1" w:themeTint="67" w:sz="4" w:space="0"/>
+        <w:insideH w:val="single" w:color="989898" w:themeColor="text1" w:themeTint="67" w:sz="4" w:space="0"/>
+        <w:insideV w:val="single" w:color="989898" w:themeColor="text1" w:themeTint="67" w:sz="4" w:space="0"/>
       </w:tblBorders>
     </w:tblPr>
     <w:tblStylePr w:type="firstRow">
@@ -3591,7 +3656,7 @@
       <w:tblPr/>
       <w:tcPr>
         <w:tcBorders>
-          <w:bottom w:val="single" w:sz="12" w:space="0" w:color="6A6A6A" w:themeColor="text1" w:themeTint="95"/>
+          <w:bottom w:val="single" w:color="6A6A6A" w:themeColor="text1" w:themeTint="95" w:sz="12" w:space="0"/>
         </w:tcBorders>
       </w:tcPr>
     </w:tblStylePr>
@@ -3622,10 +3687,10 @@
       <w:tblPr/>
       <w:tcPr>
         <w:tcBorders>
-          <w:top w:val="single" w:sz="4" w:space="0" w:color="989898" w:themeColor="text1" w:themeTint="67"/>
-          <w:left w:val="single" w:sz="4" w:space="0" w:color="989898" w:themeColor="text1" w:themeTint="67"/>
-          <w:bottom w:val="single" w:sz="4" w:space="0" w:color="989898" w:themeColor="text1" w:themeTint="67"/>
-          <w:right w:val="single" w:sz="4" w:space="0" w:color="989898" w:themeColor="text1" w:themeTint="67"/>
+          <w:top w:val="single" w:color="989898" w:themeColor="text1" w:themeTint="67" w:sz="4" w:space="0"/>
+          <w:left w:val="single" w:color="989898" w:themeColor="text1" w:themeTint="67" w:sz="4" w:space="0"/>
+          <w:bottom w:val="single" w:color="989898" w:themeColor="text1" w:themeTint="67" w:sz="4" w:space="0"/>
+          <w:right w:val="single" w:color="989898" w:themeColor="text1" w:themeTint="67" w:sz="4" w:space="0"/>
         </w:tcBorders>
       </w:tcPr>
     </w:tblStylePr>
@@ -3641,12 +3706,12 @@
       <w:tblStyleRowBandSize w:val="1"/>
       <w:tblStyleColBandSize w:val="1"/>
       <w:tblBorders>
-        <w:top w:val="single" w:sz="4" w:space="0" w:color="81C9EA" w:themeColor="accent1" w:themeTint="67"/>
-        <w:left w:val="single" w:sz="4" w:space="0" w:color="81C9EA" w:themeColor="accent1" w:themeTint="67"/>
-        <w:bottom w:val="single" w:sz="4" w:space="0" w:color="81C9EA" w:themeColor="accent1" w:themeTint="67"/>
-        <w:right w:val="single" w:sz="4" w:space="0" w:color="81C9EA" w:themeColor="accent1" w:themeTint="67"/>
-        <w:insideH w:val="single" w:sz="4" w:space="0" w:color="81C9EA" w:themeColor="accent1" w:themeTint="67"/>
-        <w:insideV w:val="single" w:sz="4" w:space="0" w:color="81C9EA" w:themeColor="accent1" w:themeTint="67"/>
+        <w:top w:val="single" w:color="81C9EA" w:themeColor="accent1" w:themeTint="67" w:sz="4" w:space="0"/>
+        <w:left w:val="single" w:color="81C9EA" w:themeColor="accent1" w:themeTint="67" w:sz="4" w:space="0"/>
+        <w:bottom w:val="single" w:color="81C9EA" w:themeColor="accent1" w:themeTint="67" w:sz="4" w:space="0"/>
+        <w:right w:val="single" w:color="81C9EA" w:themeColor="accent1" w:themeTint="67" w:sz="4" w:space="0"/>
+        <w:insideH w:val="single" w:color="81C9EA" w:themeColor="accent1" w:themeTint="67" w:sz="4" w:space="0"/>
+        <w:insideV w:val="single" w:color="81C9EA" w:themeColor="accent1" w:themeTint="67" w:sz="4" w:space="0"/>
       </w:tblBorders>
     </w:tblPr>
     <w:tblStylePr w:type="firstRow">
@@ -3657,7 +3722,7 @@
       <w:tblPr/>
       <w:tcPr>
         <w:tcBorders>
-          <w:bottom w:val="single" w:sz="12" w:space="0" w:color="4AB2E1" w:themeColor="accent1" w:themeTint="95"/>
+          <w:bottom w:val="single" w:color="4AB2E1" w:themeColor="accent1" w:themeTint="95" w:sz="12" w:space="0"/>
         </w:tcBorders>
       </w:tcPr>
     </w:tblStylePr>
@@ -3688,10 +3753,10 @@
       <w:tblPr/>
       <w:tcPr>
         <w:tcBorders>
-          <w:top w:val="single" w:sz="4" w:space="0" w:color="81C9EA" w:themeColor="accent1" w:themeTint="67"/>
-          <w:left w:val="single" w:sz="4" w:space="0" w:color="81C9EA" w:themeColor="accent1" w:themeTint="67"/>
-          <w:bottom w:val="single" w:sz="4" w:space="0" w:color="81C9EA" w:themeColor="accent1" w:themeTint="67"/>
-          <w:right w:val="single" w:sz="4" w:space="0" w:color="81C9EA" w:themeColor="accent1" w:themeTint="67"/>
+          <w:top w:val="single" w:color="81C9EA" w:themeColor="accent1" w:themeTint="67" w:sz="4" w:space="0"/>
+          <w:left w:val="single" w:color="81C9EA" w:themeColor="accent1" w:themeTint="67" w:sz="4" w:space="0"/>
+          <w:bottom w:val="single" w:color="81C9EA" w:themeColor="accent1" w:themeTint="67" w:sz="4" w:space="0"/>
+          <w:right w:val="single" w:color="81C9EA" w:themeColor="accent1" w:themeTint="67" w:sz="4" w:space="0"/>
         </w:tcBorders>
       </w:tcPr>
     </w:tblStylePr>
@@ -3707,12 +3772,12 @@
       <w:tblStyleRowBandSize w:val="1"/>
       <w:tblStyleColBandSize w:val="1"/>
       <w:tblBorders>
-        <w:top w:val="single" w:sz="4" w:space="0" w:color="F6C5AB" w:themeColor="accent2" w:themeTint="67"/>
-        <w:left w:val="single" w:sz="4" w:space="0" w:color="F6C5AB" w:themeColor="accent2" w:themeTint="67"/>
-        <w:bottom w:val="single" w:sz="4" w:space="0" w:color="F6C5AB" w:themeColor="accent2" w:themeTint="67"/>
-        <w:right w:val="single" w:sz="4" w:space="0" w:color="F6C5AB" w:themeColor="accent2" w:themeTint="67"/>
-        <w:insideH w:val="single" w:sz="4" w:space="0" w:color="F6C5AB" w:themeColor="accent2" w:themeTint="67"/>
-        <w:insideV w:val="single" w:sz="4" w:space="0" w:color="F6C5AB" w:themeColor="accent2" w:themeTint="67"/>
+        <w:top w:val="single" w:color="F6C5AB" w:themeColor="accent2" w:themeTint="67" w:sz="4" w:space="0"/>
+        <w:left w:val="single" w:color="F6C5AB" w:themeColor="accent2" w:themeTint="67" w:sz="4" w:space="0"/>
+        <w:bottom w:val="single" w:color="F6C5AB" w:themeColor="accent2" w:themeTint="67" w:sz="4" w:space="0"/>
+        <w:right w:val="single" w:color="F6C5AB" w:themeColor="accent2" w:themeTint="67" w:sz="4" w:space="0"/>
+        <w:insideH w:val="single" w:color="F6C5AB" w:themeColor="accent2" w:themeTint="67" w:sz="4" w:space="0"/>
+        <w:insideV w:val="single" w:color="F6C5AB" w:themeColor="accent2" w:themeTint="67" w:sz="4" w:space="0"/>
       </w:tblBorders>
     </w:tblPr>
     <w:tblStylePr w:type="firstRow">
@@ -3723,7 +3788,7 @@
       <w:tblPr/>
       <w:tcPr>
         <w:tcBorders>
-          <w:bottom w:val="single" w:sz="12" w:space="0" w:color="F2AB87" w:themeColor="accent2" w:themeTint="95"/>
+          <w:bottom w:val="single" w:color="F2AB87" w:themeColor="accent2" w:themeTint="95" w:sz="12" w:space="0"/>
         </w:tcBorders>
       </w:tcPr>
     </w:tblStylePr>
@@ -3754,10 +3819,10 @@
       <w:tblPr/>
       <w:tcPr>
         <w:tcBorders>
-          <w:top w:val="single" w:sz="4" w:space="0" w:color="F6C5AB" w:themeColor="accent2" w:themeTint="67"/>
-          <w:left w:val="single" w:sz="4" w:space="0" w:color="F6C5AB" w:themeColor="accent2" w:themeTint="67"/>
-          <w:bottom w:val="single" w:sz="4" w:space="0" w:color="F6C5AB" w:themeColor="accent2" w:themeTint="67"/>
-          <w:right w:val="single" w:sz="4" w:space="0" w:color="F6C5AB" w:themeColor="accent2" w:themeTint="67"/>
+          <w:top w:val="single" w:color="F6C5AB" w:themeColor="accent2" w:themeTint="67" w:sz="4" w:space="0"/>
+          <w:left w:val="single" w:color="F6C5AB" w:themeColor="accent2" w:themeTint="67" w:sz="4" w:space="0"/>
+          <w:bottom w:val="single" w:color="F6C5AB" w:themeColor="accent2" w:themeTint="67" w:sz="4" w:space="0"/>
+          <w:right w:val="single" w:color="F6C5AB" w:themeColor="accent2" w:themeTint="67" w:sz="4" w:space="0"/>
         </w:tcBorders>
       </w:tcPr>
     </w:tblStylePr>
@@ -3773,12 +3838,12 @@
       <w:tblStyleRowBandSize w:val="1"/>
       <w:tblStyleColBandSize w:val="1"/>
       <w:tblBorders>
-        <w:top w:val="single" w:sz="4" w:space="0" w:color="83E28F" w:themeColor="accent3" w:themeTint="67"/>
-        <w:left w:val="single" w:sz="4" w:space="0" w:color="83E28F" w:themeColor="accent3" w:themeTint="67"/>
-        <w:bottom w:val="single" w:sz="4" w:space="0" w:color="83E28F" w:themeColor="accent3" w:themeTint="67"/>
-        <w:right w:val="single" w:sz="4" w:space="0" w:color="83E28F" w:themeColor="accent3" w:themeTint="67"/>
-        <w:insideH w:val="single" w:sz="4" w:space="0" w:color="83E28F" w:themeColor="accent3" w:themeTint="67"/>
-        <w:insideV w:val="single" w:sz="4" w:space="0" w:color="83E28F" w:themeColor="accent3" w:themeTint="67"/>
+        <w:top w:val="single" w:color="83E28F" w:themeColor="accent3" w:themeTint="67" w:sz="4" w:space="0"/>
+        <w:left w:val="single" w:color="83E28F" w:themeColor="accent3" w:themeTint="67" w:sz="4" w:space="0"/>
+        <w:bottom w:val="single" w:color="83E28F" w:themeColor="accent3" w:themeTint="67" w:sz="4" w:space="0"/>
+        <w:right w:val="single" w:color="83E28F" w:themeColor="accent3" w:themeTint="67" w:sz="4" w:space="0"/>
+        <w:insideH w:val="single" w:color="83E28F" w:themeColor="accent3" w:themeTint="67" w:sz="4" w:space="0"/>
+        <w:insideV w:val="single" w:color="83E28F" w:themeColor="accent3" w:themeTint="67" w:sz="4" w:space="0"/>
       </w:tblBorders>
     </w:tblPr>
     <w:tblStylePr w:type="firstRow">
@@ -3789,7 +3854,7 @@
       <w:tblPr/>
       <w:tcPr>
         <w:tcBorders>
-          <w:bottom w:val="single" w:sz="12" w:space="0" w:color="4BD55E" w:themeColor="accent3" w:themeTint="95"/>
+          <w:bottom w:val="single" w:color="4BD55E" w:themeColor="accent3" w:themeTint="95" w:sz="12" w:space="0"/>
         </w:tcBorders>
       </w:tcPr>
     </w:tblStylePr>
@@ -3820,10 +3885,10 @@
       <w:tblPr/>
       <w:tcPr>
         <w:tcBorders>
-          <w:top w:val="single" w:sz="4" w:space="0" w:color="83E28F" w:themeColor="accent3" w:themeTint="67"/>
-          <w:left w:val="single" w:sz="4" w:space="0" w:color="83E28F" w:themeColor="accent3" w:themeTint="67"/>
-          <w:bottom w:val="single" w:sz="4" w:space="0" w:color="83E28F" w:themeColor="accent3" w:themeTint="67"/>
-          <w:right w:val="single" w:sz="4" w:space="0" w:color="83E28F" w:themeColor="accent3" w:themeTint="67"/>
+          <w:top w:val="single" w:color="83E28F" w:themeColor="accent3" w:themeTint="67" w:sz="4" w:space="0"/>
+          <w:left w:val="single" w:color="83E28F" w:themeColor="accent3" w:themeTint="67" w:sz="4" w:space="0"/>
+          <w:bottom w:val="single" w:color="83E28F" w:themeColor="accent3" w:themeTint="67" w:sz="4" w:space="0"/>
+          <w:right w:val="single" w:color="83E28F" w:themeColor="accent3" w:themeTint="67" w:sz="4" w:space="0"/>
         </w:tcBorders>
       </w:tcPr>
     </w:tblStylePr>
@@ -3839,12 +3904,12 @@
       <w:tblStyleRowBandSize w:val="1"/>
       <w:tblStyleColBandSize w:val="1"/>
       <w:tblBorders>
-        <w:top w:val="single" w:sz="4" w:space="0" w:color="94DBF7" w:themeColor="accent4" w:themeTint="67"/>
-        <w:left w:val="single" w:sz="4" w:space="0" w:color="94DBF7" w:themeColor="accent4" w:themeTint="67"/>
-        <w:bottom w:val="single" w:sz="4" w:space="0" w:color="94DBF7" w:themeColor="accent4" w:themeTint="67"/>
-        <w:right w:val="single" w:sz="4" w:space="0" w:color="94DBF7" w:themeColor="accent4" w:themeTint="67"/>
-        <w:insideH w:val="single" w:sz="4" w:space="0" w:color="94DBF7" w:themeColor="accent4" w:themeTint="67"/>
-        <w:insideV w:val="single" w:sz="4" w:space="0" w:color="94DBF7" w:themeColor="accent4" w:themeTint="67"/>
+        <w:top w:val="single" w:color="94DBF7" w:themeColor="accent4" w:themeTint="67" w:sz="4" w:space="0"/>
+        <w:left w:val="single" w:color="94DBF7" w:themeColor="accent4" w:themeTint="67" w:sz="4" w:space="0"/>
+        <w:bottom w:val="single" w:color="94DBF7" w:themeColor="accent4" w:themeTint="67" w:sz="4" w:space="0"/>
+        <w:right w:val="single" w:color="94DBF7" w:themeColor="accent4" w:themeTint="67" w:sz="4" w:space="0"/>
+        <w:insideH w:val="single" w:color="94DBF7" w:themeColor="accent4" w:themeTint="67" w:sz="4" w:space="0"/>
+        <w:insideV w:val="single" w:color="94DBF7" w:themeColor="accent4" w:themeTint="67" w:sz="4" w:space="0"/>
       </w:tblBorders>
     </w:tblPr>
     <w:tblStylePr w:type="firstRow">
@@ -3855,7 +3920,7 @@
       <w:tblPr/>
       <w:tcPr>
         <w:tcBorders>
-          <w:bottom w:val="single" w:sz="12" w:space="0" w:color="64CCF4" w:themeColor="accent4" w:themeTint="95"/>
+          <w:bottom w:val="single" w:color="64CCF4" w:themeColor="accent4" w:themeTint="95" w:sz="12" w:space="0"/>
         </w:tcBorders>
       </w:tcPr>
     </w:tblStylePr>
@@ -3886,10 +3951,10 @@
       <w:tblPr/>
       <w:tcPr>
         <w:tcBorders>
-          <w:top w:val="single" w:sz="4" w:space="0" w:color="94DBF7" w:themeColor="accent4" w:themeTint="67"/>
-          <w:left w:val="single" w:sz="4" w:space="0" w:color="94DBF7" w:themeColor="accent4" w:themeTint="67"/>
-          <w:bottom w:val="single" w:sz="4" w:space="0" w:color="94DBF7" w:themeColor="accent4" w:themeTint="67"/>
-          <w:right w:val="single" w:sz="4" w:space="0" w:color="94DBF7" w:themeColor="accent4" w:themeTint="67"/>
+          <w:top w:val="single" w:color="94DBF7" w:themeColor="accent4" w:themeTint="67" w:sz="4" w:space="0"/>
+          <w:left w:val="single" w:color="94DBF7" w:themeColor="accent4" w:themeTint="67" w:sz="4" w:space="0"/>
+          <w:bottom w:val="single" w:color="94DBF7" w:themeColor="accent4" w:themeTint="67" w:sz="4" w:space="0"/>
+          <w:right w:val="single" w:color="94DBF7" w:themeColor="accent4" w:themeTint="67" w:sz="4" w:space="0"/>
         </w:tcBorders>
       </w:tcPr>
     </w:tblStylePr>
@@ -3905,12 +3970,12 @@
       <w:tblStyleRowBandSize w:val="1"/>
       <w:tblStyleColBandSize w:val="1"/>
       <w:tblBorders>
-        <w:top w:val="single" w:sz="4" w:space="0" w:color="E49DDC" w:themeColor="accent5" w:themeTint="67"/>
-        <w:left w:val="single" w:sz="4" w:space="0" w:color="E49DDC" w:themeColor="accent5" w:themeTint="67"/>
-        <w:bottom w:val="single" w:sz="4" w:space="0" w:color="E49DDC" w:themeColor="accent5" w:themeTint="67"/>
-        <w:right w:val="single" w:sz="4" w:space="0" w:color="E49DDC" w:themeColor="accent5" w:themeTint="67"/>
-        <w:insideH w:val="single" w:sz="4" w:space="0" w:color="E49DDC" w:themeColor="accent5" w:themeTint="67"/>
-        <w:insideV w:val="single" w:sz="4" w:space="0" w:color="E49DDC" w:themeColor="accent5" w:themeTint="67"/>
+        <w:top w:val="single" w:color="E49DDC" w:themeColor="accent5" w:themeTint="67" w:sz="4" w:space="0"/>
+        <w:left w:val="single" w:color="E49DDC" w:themeColor="accent5" w:themeTint="67" w:sz="4" w:space="0"/>
+        <w:bottom w:val="single" w:color="E49DDC" w:themeColor="accent5" w:themeTint="67" w:sz="4" w:space="0"/>
+        <w:right w:val="single" w:color="E49DDC" w:themeColor="accent5" w:themeTint="67" w:sz="4" w:space="0"/>
+        <w:insideH w:val="single" w:color="E49DDC" w:themeColor="accent5" w:themeTint="67" w:sz="4" w:space="0"/>
+        <w:insideV w:val="single" w:color="E49DDC" w:themeColor="accent5" w:themeTint="67" w:sz="4" w:space="0"/>
       </w:tblBorders>
     </w:tblPr>
     <w:tblStylePr w:type="firstRow">
@@ -3921,7 +3986,7 @@
       <w:tblPr/>
       <w:tcPr>
         <w:tcBorders>
-          <w:bottom w:val="single" w:sz="12" w:space="0" w:color="D971CD" w:themeColor="accent5" w:themeTint="95"/>
+          <w:bottom w:val="single" w:color="D971CD" w:themeColor="accent5" w:themeTint="95" w:sz="12" w:space="0"/>
         </w:tcBorders>
       </w:tcPr>
     </w:tblStylePr>
@@ -3952,10 +4017,10 @@
       <w:tblPr/>
       <w:tcPr>
         <w:tcBorders>
-          <w:top w:val="single" w:sz="4" w:space="0" w:color="E49DDC" w:themeColor="accent5" w:themeTint="67"/>
-          <w:left w:val="single" w:sz="4" w:space="0" w:color="E49DDC" w:themeColor="accent5" w:themeTint="67"/>
-          <w:bottom w:val="single" w:sz="4" w:space="0" w:color="E49DDC" w:themeColor="accent5" w:themeTint="67"/>
-          <w:right w:val="single" w:sz="4" w:space="0" w:color="E49DDC" w:themeColor="accent5" w:themeTint="67"/>
+          <w:top w:val="single" w:color="E49DDC" w:themeColor="accent5" w:themeTint="67" w:sz="4" w:space="0"/>
+          <w:left w:val="single" w:color="E49DDC" w:themeColor="accent5" w:themeTint="67" w:sz="4" w:space="0"/>
+          <w:bottom w:val="single" w:color="E49DDC" w:themeColor="accent5" w:themeTint="67" w:sz="4" w:space="0"/>
+          <w:right w:val="single" w:color="E49DDC" w:themeColor="accent5" w:themeTint="67" w:sz="4" w:space="0"/>
         </w:tcBorders>
       </w:tcPr>
     </w:tblStylePr>
@@ -3971,12 +4036,12 @@
       <w:tblStyleRowBandSize w:val="1"/>
       <w:tblStyleColBandSize w:val="1"/>
       <w:tblBorders>
-        <w:top w:val="single" w:sz="4" w:space="0" w:color="B2E5A0" w:themeColor="accent6" w:themeTint="67"/>
-        <w:left w:val="single" w:sz="4" w:space="0" w:color="B2E5A0" w:themeColor="accent6" w:themeTint="67"/>
-        <w:bottom w:val="single" w:sz="4" w:space="0" w:color="B2E5A0" w:themeColor="accent6" w:themeTint="67"/>
-        <w:right w:val="single" w:sz="4" w:space="0" w:color="B2E5A0" w:themeColor="accent6" w:themeTint="67"/>
-        <w:insideH w:val="single" w:sz="4" w:space="0" w:color="B2E5A0" w:themeColor="accent6" w:themeTint="67"/>
-        <w:insideV w:val="single" w:sz="4" w:space="0" w:color="B2E5A0" w:themeColor="accent6" w:themeTint="67"/>
+        <w:top w:val="single" w:color="B2E5A0" w:themeColor="accent6" w:themeTint="67" w:sz="4" w:space="0"/>
+        <w:left w:val="single" w:color="B2E5A0" w:themeColor="accent6" w:themeTint="67" w:sz="4" w:space="0"/>
+        <w:bottom w:val="single" w:color="B2E5A0" w:themeColor="accent6" w:themeTint="67" w:sz="4" w:space="0"/>
+        <w:right w:val="single" w:color="B2E5A0" w:themeColor="accent6" w:themeTint="67" w:sz="4" w:space="0"/>
+        <w:insideH w:val="single" w:color="B2E5A0" w:themeColor="accent6" w:themeTint="67" w:sz="4" w:space="0"/>
+        <w:insideV w:val="single" w:color="B2E5A0" w:themeColor="accent6" w:themeTint="67" w:sz="4" w:space="0"/>
       </w:tblBorders>
     </w:tblPr>
     <w:tblStylePr w:type="firstRow">
@@ -3987,7 +4052,7 @@
       <w:tblPr/>
       <w:tcPr>
         <w:tcBorders>
-          <w:bottom w:val="single" w:sz="12" w:space="0" w:color="90D976" w:themeColor="accent6" w:themeTint="95"/>
+          <w:bottom w:val="single" w:color="90D976" w:themeColor="accent6" w:themeTint="95" w:sz="12" w:space="0"/>
         </w:tcBorders>
       </w:tcPr>
     </w:tblStylePr>
@@ -4018,10 +4083,10 @@
       <w:tblPr/>
       <w:tcPr>
         <w:tcBorders>
-          <w:top w:val="single" w:sz="4" w:space="0" w:color="B2E5A0" w:themeColor="accent6" w:themeTint="67"/>
-          <w:left w:val="single" w:sz="4" w:space="0" w:color="B2E5A0" w:themeColor="accent6" w:themeTint="67"/>
-          <w:bottom w:val="single" w:sz="4" w:space="0" w:color="B2E5A0" w:themeColor="accent6" w:themeTint="67"/>
-          <w:right w:val="single" w:sz="4" w:space="0" w:color="B2E5A0" w:themeColor="accent6" w:themeTint="67"/>
+          <w:top w:val="single" w:color="B2E5A0" w:themeColor="accent6" w:themeTint="67" w:sz="4" w:space="0"/>
+          <w:left w:val="single" w:color="B2E5A0" w:themeColor="accent6" w:themeTint="67" w:sz="4" w:space="0"/>
+          <w:bottom w:val="single" w:color="B2E5A0" w:themeColor="accent6" w:themeTint="67" w:sz="4" w:space="0"/>
+          <w:right w:val="single" w:color="B2E5A0" w:themeColor="accent6" w:themeTint="67" w:sz="4" w:space="0"/>
         </w:tcBorders>
       </w:tcPr>
     </w:tblStylePr>
@@ -4037,9 +4102,9 @@
       <w:tblStyleRowBandSize w:val="1"/>
       <w:tblStyleColBandSize w:val="1"/>
       <w:tblBorders>
-        <w:bottom w:val="single" w:sz="4" w:space="0" w:color="6A6A6A" w:themeColor="text1" w:themeTint="95"/>
-        <w:insideH w:val="single" w:sz="4" w:space="0" w:color="6A6A6A" w:themeColor="text1" w:themeTint="95"/>
-        <w:insideV w:val="single" w:sz="4" w:space="0" w:color="6A6A6A" w:themeColor="text1" w:themeTint="95"/>
+        <w:bottom w:val="single" w:color="6A6A6A" w:themeColor="text1" w:themeTint="95" w:sz="4" w:space="0"/>
+        <w:insideH w:val="single" w:color="6A6A6A" w:themeColor="text1" w:themeTint="95" w:sz="4" w:space="0"/>
+        <w:insideV w:val="single" w:color="6A6A6A" w:themeColor="text1" w:themeTint="95" w:sz="4" w:space="0"/>
       </w:tblBorders>
     </w:tblPr>
     <w:tblStylePr w:type="firstRow">
@@ -4050,10 +4115,10 @@
       <w:tblPr/>
       <w:tcPr>
         <w:tcBorders>
-          <w:top w:val="none" w:sz="4" w:space="0" w:color="000000"/>
-          <w:left w:val="none" w:sz="4" w:space="0" w:color="000000"/>
-          <w:bottom w:val="single" w:sz="12" w:space="0" w:color="6A6A6A" w:themeColor="text1" w:themeTint="95"/>
-          <w:right w:val="none" w:sz="4" w:space="0" w:color="000000"/>
+          <w:top w:val="none" w:color="000000" w:sz="4" w:space="0"/>
+          <w:left w:val="none" w:color="000000" w:sz="4" w:space="0"/>
+          <w:bottom w:val="single" w:color="6A6A6A" w:themeColor="text1" w:themeTint="95" w:sz="12" w:space="0"/>
+          <w:right w:val="none" w:color="000000" w:sz="4" w:space="0"/>
         </w:tcBorders>
         <w:shd w:val="clear" w:color="FFFFFF" w:fill="auto"/>
       </w:tcPr>
@@ -4066,10 +4131,10 @@
       <w:tblPr/>
       <w:tcPr>
         <w:tcBorders>
-          <w:top w:val="single" w:sz="4" w:space="0" w:color="6A6A6A" w:themeColor="text1" w:themeTint="95"/>
-          <w:left w:val="none" w:sz="4" w:space="0" w:color="000000"/>
-          <w:bottom w:val="none" w:sz="4" w:space="0" w:color="000000"/>
-          <w:right w:val="none" w:sz="4" w:space="0" w:color="000000"/>
+          <w:top w:val="single" w:color="6A6A6A" w:themeColor="text1" w:themeTint="95" w:sz="4" w:space="0"/>
+          <w:left w:val="none" w:color="000000" w:sz="4" w:space="0"/>
+          <w:bottom w:val="none" w:color="000000" w:sz="4" w:space="0"/>
+          <w:right w:val="none" w:color="000000" w:sz="4" w:space="0"/>
         </w:tcBorders>
         <w:shd w:val="clear" w:color="FFFFFF" w:fill="auto"/>
       </w:tcPr>
@@ -4120,9 +4185,9 @@
       <w:tblStyleRowBandSize w:val="1"/>
       <w:tblStyleColBandSize w:val="1"/>
       <w:tblBorders>
-        <w:bottom w:val="single" w:sz="4" w:space="0" w:color="19729B" w:themeColor="accent1" w:themeTint="EA"/>
-        <w:insideH w:val="single" w:sz="4" w:space="0" w:color="19729B" w:themeColor="accent1" w:themeTint="EA"/>
-        <w:insideV w:val="single" w:sz="4" w:space="0" w:color="19729B" w:themeColor="accent1" w:themeTint="EA"/>
+        <w:bottom w:val="single" w:color="19729B" w:themeColor="accent1" w:themeTint="EA" w:sz="4" w:space="0"/>
+        <w:insideH w:val="single" w:color="19729B" w:themeColor="accent1" w:themeTint="EA" w:sz="4" w:space="0"/>
+        <w:insideV w:val="single" w:color="19729B" w:themeColor="accent1" w:themeTint="EA" w:sz="4" w:space="0"/>
       </w:tblBorders>
     </w:tblPr>
     <w:tblStylePr w:type="firstRow">
@@ -4133,10 +4198,10 @@
       <w:tblPr/>
       <w:tcPr>
         <w:tcBorders>
-          <w:top w:val="none" w:sz="4" w:space="0" w:color="000000"/>
-          <w:left w:val="none" w:sz="4" w:space="0" w:color="000000"/>
-          <w:bottom w:val="single" w:sz="12" w:space="0" w:color="19729B" w:themeColor="accent1" w:themeTint="EA"/>
-          <w:right w:val="none" w:sz="4" w:space="0" w:color="000000"/>
+          <w:top w:val="none" w:color="000000" w:sz="4" w:space="0"/>
+          <w:left w:val="none" w:color="000000" w:sz="4" w:space="0"/>
+          <w:bottom w:val="single" w:color="19729B" w:themeColor="accent1" w:themeTint="EA" w:sz="12" w:space="0"/>
+          <w:right w:val="none" w:color="000000" w:sz="4" w:space="0"/>
         </w:tcBorders>
         <w:shd w:val="clear" w:color="FFFFFF" w:fill="auto"/>
       </w:tcPr>
@@ -4149,10 +4214,10 @@
       <w:tblPr/>
       <w:tcPr>
         <w:tcBorders>
-          <w:top w:val="single" w:sz="4" w:space="0" w:color="19729B" w:themeColor="accent1" w:themeTint="EA"/>
-          <w:left w:val="none" w:sz="4" w:space="0" w:color="000000"/>
-          <w:bottom w:val="none" w:sz="4" w:space="0" w:color="000000"/>
-          <w:right w:val="none" w:sz="4" w:space="0" w:color="000000"/>
+          <w:top w:val="single" w:color="19729B" w:themeColor="accent1" w:themeTint="EA" w:sz="4" w:space="0"/>
+          <w:left w:val="none" w:color="000000" w:sz="4" w:space="0"/>
+          <w:bottom w:val="none" w:color="000000" w:sz="4" w:space="0"/>
+          <w:right w:val="none" w:color="000000" w:sz="4" w:space="0"/>
         </w:tcBorders>
         <w:shd w:val="clear" w:color="FFFFFF" w:fill="auto"/>
       </w:tcPr>
@@ -4203,9 +4268,9 @@
       <w:tblStyleRowBandSize w:val="1"/>
       <w:tblStyleColBandSize w:val="1"/>
       <w:tblBorders>
-        <w:bottom w:val="single" w:sz="4" w:space="0" w:color="F2AA85" w:themeColor="accent2" w:themeTint="97"/>
-        <w:insideH w:val="single" w:sz="4" w:space="0" w:color="F2AA85" w:themeColor="accent2" w:themeTint="97"/>
-        <w:insideV w:val="single" w:sz="4" w:space="0" w:color="F2AA85" w:themeColor="accent2" w:themeTint="97"/>
+        <w:bottom w:val="single" w:color="F2AA85" w:themeColor="accent2" w:themeTint="97" w:sz="4" w:space="0"/>
+        <w:insideH w:val="single" w:color="F2AA85" w:themeColor="accent2" w:themeTint="97" w:sz="4" w:space="0"/>
+        <w:insideV w:val="single" w:color="F2AA85" w:themeColor="accent2" w:themeTint="97" w:sz="4" w:space="0"/>
       </w:tblBorders>
     </w:tblPr>
     <w:tblStylePr w:type="firstRow">
@@ -4216,10 +4281,10 @@
       <w:tblPr/>
       <w:tcPr>
         <w:tcBorders>
-          <w:top w:val="none" w:sz="4" w:space="0" w:color="000000"/>
-          <w:left w:val="none" w:sz="4" w:space="0" w:color="000000"/>
-          <w:bottom w:val="single" w:sz="12" w:space="0" w:color="F2AA85" w:themeColor="accent2" w:themeTint="97"/>
-          <w:right w:val="none" w:sz="4" w:space="0" w:color="000000"/>
+          <w:top w:val="none" w:color="000000" w:sz="4" w:space="0"/>
+          <w:left w:val="none" w:color="000000" w:sz="4" w:space="0"/>
+          <w:bottom w:val="single" w:color="F2AA85" w:themeColor="accent2" w:themeTint="97" w:sz="12" w:space="0"/>
+          <w:right w:val="none" w:color="000000" w:sz="4" w:space="0"/>
         </w:tcBorders>
         <w:shd w:val="clear" w:color="FFFFFF" w:fill="auto"/>
       </w:tcPr>
@@ -4232,10 +4297,10 @@
       <w:tblPr/>
       <w:tcPr>
         <w:tcBorders>
-          <w:top w:val="single" w:sz="4" w:space="0" w:color="F2AA85" w:themeColor="accent2" w:themeTint="97"/>
-          <w:left w:val="none" w:sz="4" w:space="0" w:color="000000"/>
-          <w:bottom w:val="none" w:sz="4" w:space="0" w:color="000000"/>
-          <w:right w:val="none" w:sz="4" w:space="0" w:color="000000"/>
+          <w:top w:val="single" w:color="F2AA85" w:themeColor="accent2" w:themeTint="97" w:sz="4" w:space="0"/>
+          <w:left w:val="none" w:color="000000" w:sz="4" w:space="0"/>
+          <w:bottom w:val="none" w:color="000000" w:sz="4" w:space="0"/>
+          <w:right w:val="none" w:color="000000" w:sz="4" w:space="0"/>
         </w:tcBorders>
         <w:shd w:val="clear" w:color="FFFFFF" w:fill="auto"/>
       </w:tcPr>
@@ -4286,9 +4351,9 @@
       <w:tblStyleRowBandSize w:val="1"/>
       <w:tblStyleColBandSize w:val="1"/>
       <w:tblBorders>
-        <w:bottom w:val="single" w:sz="4" w:space="0" w:color="196C24" w:themeColor="accent3" w:themeTint="FE"/>
-        <w:insideH w:val="single" w:sz="4" w:space="0" w:color="196C24" w:themeColor="accent3" w:themeTint="FE"/>
-        <w:insideV w:val="single" w:sz="4" w:space="0" w:color="196C24" w:themeColor="accent3" w:themeTint="FE"/>
+        <w:bottom w:val="single" w:color="196C24" w:themeColor="accent3" w:themeTint="FE" w:sz="4" w:space="0"/>
+        <w:insideH w:val="single" w:color="196C24" w:themeColor="accent3" w:themeTint="FE" w:sz="4" w:space="0"/>
+        <w:insideV w:val="single" w:color="196C24" w:themeColor="accent3" w:themeTint="FE" w:sz="4" w:space="0"/>
       </w:tblBorders>
     </w:tblPr>
     <w:tblStylePr w:type="firstRow">
@@ -4299,10 +4364,10 @@
       <w:tblPr/>
       <w:tcPr>
         <w:tcBorders>
-          <w:top w:val="none" w:sz="4" w:space="0" w:color="000000"/>
-          <w:left w:val="none" w:sz="4" w:space="0" w:color="000000"/>
-          <w:bottom w:val="single" w:sz="12" w:space="0" w:color="196C24" w:themeColor="accent3" w:themeTint="FE"/>
-          <w:right w:val="none" w:sz="4" w:space="0" w:color="000000"/>
+          <w:top w:val="none" w:color="000000" w:sz="4" w:space="0"/>
+          <w:left w:val="none" w:color="000000" w:sz="4" w:space="0"/>
+          <w:bottom w:val="single" w:color="196C24" w:themeColor="accent3" w:themeTint="FE" w:sz="12" w:space="0"/>
+          <w:right w:val="none" w:color="000000" w:sz="4" w:space="0"/>
         </w:tcBorders>
         <w:shd w:val="clear" w:color="FFFFFF" w:fill="auto"/>
       </w:tcPr>
@@ -4315,10 +4380,10 @@
       <w:tblPr/>
       <w:tcPr>
         <w:tcBorders>
-          <w:top w:val="single" w:sz="4" w:space="0" w:color="196C24" w:themeColor="accent3" w:themeTint="FE"/>
-          <w:left w:val="none" w:sz="4" w:space="0" w:color="000000"/>
-          <w:bottom w:val="none" w:sz="4" w:space="0" w:color="000000"/>
-          <w:right w:val="none" w:sz="4" w:space="0" w:color="000000"/>
+          <w:top w:val="single" w:color="196C24" w:themeColor="accent3" w:themeTint="FE" w:sz="4" w:space="0"/>
+          <w:left w:val="none" w:color="000000" w:sz="4" w:space="0"/>
+          <w:bottom w:val="none" w:color="000000" w:sz="4" w:space="0"/>
+          <w:right w:val="none" w:color="000000" w:sz="4" w:space="0"/>
         </w:tcBorders>
         <w:shd w:val="clear" w:color="FFFFFF" w:fill="auto"/>
       </w:tcPr>
@@ -4369,9 +4434,9 @@
       <w:tblStyleRowBandSize w:val="1"/>
       <w:tblStyleColBandSize w:val="1"/>
       <w:tblBorders>
-        <w:bottom w:val="single" w:sz="4" w:space="0" w:color="5FCAF3" w:themeColor="accent4" w:themeTint="9A"/>
-        <w:insideH w:val="single" w:sz="4" w:space="0" w:color="5FCAF3" w:themeColor="accent4" w:themeTint="9A"/>
-        <w:insideV w:val="single" w:sz="4" w:space="0" w:color="5FCAF3" w:themeColor="accent4" w:themeTint="9A"/>
+        <w:bottom w:val="single" w:color="5FCAF3" w:themeColor="accent4" w:themeTint="9A" w:sz="4" w:space="0"/>
+        <w:insideH w:val="single" w:color="5FCAF3" w:themeColor="accent4" w:themeTint="9A" w:sz="4" w:space="0"/>
+        <w:insideV w:val="single" w:color="5FCAF3" w:themeColor="accent4" w:themeTint="9A" w:sz="4" w:space="0"/>
       </w:tblBorders>
     </w:tblPr>
     <w:tblStylePr w:type="firstRow">
@@ -4382,10 +4447,10 @@
       <w:tblPr/>
       <w:tcPr>
         <w:tcBorders>
-          <w:top w:val="none" w:sz="4" w:space="0" w:color="000000"/>
-          <w:left w:val="none" w:sz="4" w:space="0" w:color="000000"/>
-          <w:bottom w:val="single" w:sz="12" w:space="0" w:color="5FCAF3" w:themeColor="accent4" w:themeTint="9A"/>
-          <w:right w:val="none" w:sz="4" w:space="0" w:color="000000"/>
+          <w:top w:val="none" w:color="000000" w:sz="4" w:space="0"/>
+          <w:left w:val="none" w:color="000000" w:sz="4" w:space="0"/>
+          <w:bottom w:val="single" w:color="5FCAF3" w:themeColor="accent4" w:themeTint="9A" w:sz="12" w:space="0"/>
+          <w:right w:val="none" w:color="000000" w:sz="4" w:space="0"/>
         </w:tcBorders>
         <w:shd w:val="clear" w:color="FFFFFF" w:fill="auto"/>
       </w:tcPr>
@@ -4398,10 +4463,10 @@
       <w:tblPr/>
       <w:tcPr>
         <w:tcBorders>
-          <w:top w:val="single" w:sz="4" w:space="0" w:color="5FCAF3" w:themeColor="accent4" w:themeTint="9A"/>
-          <w:left w:val="none" w:sz="4" w:space="0" w:color="000000"/>
-          <w:bottom w:val="none" w:sz="4" w:space="0" w:color="000000"/>
-          <w:right w:val="none" w:sz="4" w:space="0" w:color="000000"/>
+          <w:top w:val="single" w:color="5FCAF3" w:themeColor="accent4" w:themeTint="9A" w:sz="4" w:space="0"/>
+          <w:left w:val="none" w:color="000000" w:sz="4" w:space="0"/>
+          <w:bottom w:val="none" w:color="000000" w:sz="4" w:space="0"/>
+          <w:right w:val="none" w:color="000000" w:sz="4" w:space="0"/>
         </w:tcBorders>
         <w:shd w:val="clear" w:color="FFFFFF" w:fill="auto"/>
       </w:tcPr>
@@ -4452,9 +4517,9 @@
       <w:tblStyleRowBandSize w:val="1"/>
       <w:tblStyleColBandSize w:val="1"/>
       <w:tblBorders>
-        <w:bottom w:val="single" w:sz="4" w:space="0" w:color="A02B93" w:themeColor="accent5"/>
-        <w:insideH w:val="single" w:sz="4" w:space="0" w:color="A02B93" w:themeColor="accent5"/>
-        <w:insideV w:val="single" w:sz="4" w:space="0" w:color="A02B93" w:themeColor="accent5"/>
+        <w:bottom w:val="single" w:color="A02B93" w:themeColor="accent5" w:sz="4" w:space="0"/>
+        <w:insideH w:val="single" w:color="A02B93" w:themeColor="accent5" w:sz="4" w:space="0"/>
+        <w:insideV w:val="single" w:color="A02B93" w:themeColor="accent5" w:sz="4" w:space="0"/>
       </w:tblBorders>
     </w:tblPr>
     <w:tblStylePr w:type="firstRow">
@@ -4465,10 +4530,10 @@
       <w:tblPr/>
       <w:tcPr>
         <w:tcBorders>
-          <w:top w:val="none" w:sz="4" w:space="0" w:color="000000"/>
-          <w:left w:val="none" w:sz="4" w:space="0" w:color="000000"/>
-          <w:bottom w:val="single" w:sz="12" w:space="0" w:color="A02B93" w:themeColor="accent5"/>
-          <w:right w:val="none" w:sz="4" w:space="0" w:color="000000"/>
+          <w:top w:val="none" w:color="000000" w:sz="4" w:space="0"/>
+          <w:left w:val="none" w:color="000000" w:sz="4" w:space="0"/>
+          <w:bottom w:val="single" w:color="A02B93" w:themeColor="accent5" w:sz="12" w:space="0"/>
+          <w:right w:val="none" w:color="000000" w:sz="4" w:space="0"/>
         </w:tcBorders>
         <w:shd w:val="clear" w:color="FFFFFF" w:fill="auto"/>
       </w:tcPr>
@@ -4481,10 +4546,10 @@
       <w:tblPr/>
       <w:tcPr>
         <w:tcBorders>
-          <w:top w:val="single" w:sz="4" w:space="0" w:color="A02B93" w:themeColor="accent5"/>
-          <w:left w:val="none" w:sz="4" w:space="0" w:color="000000"/>
-          <w:bottom w:val="none" w:sz="4" w:space="0" w:color="000000"/>
-          <w:right w:val="none" w:sz="4" w:space="0" w:color="000000"/>
+          <w:top w:val="single" w:color="A02B93" w:themeColor="accent5" w:sz="4" w:space="0"/>
+          <w:left w:val="none" w:color="000000" w:sz="4" w:space="0"/>
+          <w:bottom w:val="none" w:color="000000" w:sz="4" w:space="0"/>
+          <w:right w:val="none" w:color="000000" w:sz="4" w:space="0"/>
         </w:tcBorders>
         <w:shd w:val="clear" w:color="FFFFFF" w:fill="auto"/>
       </w:tcPr>
@@ -4535,9 +4600,9 @@
       <w:tblStyleRowBandSize w:val="1"/>
       <w:tblStyleColBandSize w:val="1"/>
       <w:tblBorders>
-        <w:bottom w:val="single" w:sz="4" w:space="0" w:color="4EA72E" w:themeColor="accent6"/>
-        <w:insideH w:val="single" w:sz="4" w:space="0" w:color="4EA72E" w:themeColor="accent6"/>
-        <w:insideV w:val="single" w:sz="4" w:space="0" w:color="4EA72E" w:themeColor="accent6"/>
+        <w:bottom w:val="single" w:color="4EA72E" w:themeColor="accent6" w:sz="4" w:space="0"/>
+        <w:insideH w:val="single" w:color="4EA72E" w:themeColor="accent6" w:sz="4" w:space="0"/>
+        <w:insideV w:val="single" w:color="4EA72E" w:themeColor="accent6" w:sz="4" w:space="0"/>
       </w:tblBorders>
     </w:tblPr>
     <w:tblStylePr w:type="firstRow">
@@ -4548,10 +4613,10 @@
       <w:tblPr/>
       <w:tcPr>
         <w:tcBorders>
-          <w:top w:val="none" w:sz="4" w:space="0" w:color="000000"/>
-          <w:left w:val="none" w:sz="4" w:space="0" w:color="000000"/>
-          <w:bottom w:val="single" w:sz="12" w:space="0" w:color="4EA72E" w:themeColor="accent6"/>
-          <w:right w:val="none" w:sz="4" w:space="0" w:color="000000"/>
+          <w:top w:val="none" w:color="000000" w:sz="4" w:space="0"/>
+          <w:left w:val="none" w:color="000000" w:sz="4" w:space="0"/>
+          <w:bottom w:val="single" w:color="4EA72E" w:themeColor="accent6" w:sz="12" w:space="0"/>
+          <w:right w:val="none" w:color="000000" w:sz="4" w:space="0"/>
         </w:tcBorders>
         <w:shd w:val="clear" w:color="FFFFFF" w:fill="auto"/>
       </w:tcPr>
@@ -4564,10 +4629,10 @@
       <w:tblPr/>
       <w:tcPr>
         <w:tcBorders>
-          <w:top w:val="single" w:sz="4" w:space="0" w:color="4EA72E" w:themeColor="accent6"/>
-          <w:left w:val="none" w:sz="4" w:space="0" w:color="000000"/>
-          <w:bottom w:val="none" w:sz="4" w:space="0" w:color="000000"/>
-          <w:right w:val="none" w:sz="4" w:space="0" w:color="000000"/>
+          <w:top w:val="single" w:color="4EA72E" w:themeColor="accent6" w:sz="4" w:space="0"/>
+          <w:left w:val="none" w:color="000000" w:sz="4" w:space="0"/>
+          <w:bottom w:val="none" w:color="000000" w:sz="4" w:space="0"/>
+          <w:right w:val="none" w:color="000000" w:sz="4" w:space="0"/>
         </w:tcBorders>
         <w:shd w:val="clear" w:color="FFFFFF" w:fill="auto"/>
       </w:tcPr>
@@ -4618,9 +4683,9 @@
       <w:tblStyleRowBandSize w:val="1"/>
       <w:tblStyleColBandSize w:val="1"/>
       <w:tblBorders>
-        <w:bottom w:val="single" w:sz="4" w:space="0" w:color="6A6A6A" w:themeColor="text1" w:themeTint="95"/>
-        <w:insideH w:val="single" w:sz="4" w:space="0" w:color="6A6A6A" w:themeColor="text1" w:themeTint="95"/>
-        <w:insideV w:val="single" w:sz="4" w:space="0" w:color="6A6A6A" w:themeColor="text1" w:themeTint="95"/>
+        <w:bottom w:val="single" w:color="6A6A6A" w:themeColor="text1" w:themeTint="95" w:sz="4" w:space="0"/>
+        <w:insideH w:val="single" w:color="6A6A6A" w:themeColor="text1" w:themeTint="95" w:sz="4" w:space="0"/>
+        <w:insideV w:val="single" w:color="6A6A6A" w:themeColor="text1" w:themeTint="95" w:sz="4" w:space="0"/>
       </w:tblBorders>
     </w:tblPr>
     <w:tblStylePr w:type="firstRow">
@@ -4631,10 +4696,10 @@
       <w:tblPr/>
       <w:tcPr>
         <w:tcBorders>
-          <w:top w:val="none" w:sz="4" w:space="0" w:color="000000"/>
-          <w:left w:val="none" w:sz="4" w:space="0" w:color="000000"/>
-          <w:bottom w:val="none" w:sz="4" w:space="0" w:color="000000"/>
-          <w:right w:val="none" w:sz="4" w:space="0" w:color="000000"/>
+          <w:top w:val="none" w:color="000000" w:sz="4" w:space="0"/>
+          <w:left w:val="none" w:color="000000" w:sz="4" w:space="0"/>
+          <w:bottom w:val="none" w:color="000000" w:sz="4" w:space="0"/>
+          <w:right w:val="none" w:color="000000" w:sz="4" w:space="0"/>
         </w:tcBorders>
         <w:shd w:val="clear" w:color="FFFFFF" w:fill="auto"/>
       </w:tcPr>
@@ -4647,10 +4712,10 @@
       <w:tblPr/>
       <w:tcPr>
         <w:tcBorders>
-          <w:top w:val="none" w:sz="4" w:space="0" w:color="000000"/>
-          <w:left w:val="none" w:sz="4" w:space="0" w:color="000000"/>
-          <w:bottom w:val="none" w:sz="4" w:space="0" w:color="000000"/>
-          <w:right w:val="none" w:sz="4" w:space="0" w:color="000000"/>
+          <w:top w:val="none" w:color="000000" w:sz="4" w:space="0"/>
+          <w:left w:val="none" w:color="000000" w:sz="4" w:space="0"/>
+          <w:bottom w:val="none" w:color="000000" w:sz="4" w:space="0"/>
+          <w:right w:val="none" w:color="000000" w:sz="4" w:space="0"/>
         </w:tcBorders>
         <w:shd w:val="clear" w:color="FFFFFF" w:fill="auto"/>
       </w:tcPr>
@@ -4666,10 +4731,10 @@
       <w:tblPr/>
       <w:tcPr>
         <w:tcBorders>
-          <w:top w:val="none" w:sz="4" w:space="0" w:color="000000"/>
-          <w:left w:val="none" w:sz="4" w:space="0" w:color="000000"/>
-          <w:bottom w:val="none" w:sz="4" w:space="0" w:color="000000"/>
-          <w:right w:val="none" w:sz="4" w:space="0" w:color="000000"/>
+          <w:top w:val="none" w:color="000000" w:sz="4" w:space="0"/>
+          <w:left w:val="none" w:color="000000" w:sz="4" w:space="0"/>
+          <w:bottom w:val="none" w:color="000000" w:sz="4" w:space="0"/>
+          <w:right w:val="none" w:color="000000" w:sz="4" w:space="0"/>
         </w:tcBorders>
         <w:shd w:val="clear" w:color="FFFFFF" w:fill="auto"/>
       </w:tcPr>
@@ -4682,10 +4747,10 @@
       <w:tblPr/>
       <w:tcPr>
         <w:tcBorders>
-          <w:top w:val="none" w:sz="4" w:space="0" w:color="000000"/>
-          <w:left w:val="none" w:sz="4" w:space="0" w:color="000000"/>
-          <w:bottom w:val="none" w:sz="4" w:space="0" w:color="000000"/>
-          <w:right w:val="none" w:sz="4" w:space="0" w:color="000000"/>
+          <w:top w:val="none" w:color="000000" w:sz="4" w:space="0"/>
+          <w:left w:val="none" w:color="000000" w:sz="4" w:space="0"/>
+          <w:bottom w:val="none" w:color="000000" w:sz="4" w:space="0"/>
+          <w:right w:val="none" w:color="000000" w:sz="4" w:space="0"/>
         </w:tcBorders>
         <w:shd w:val="clear" w:color="FFFFFF" w:fill="auto"/>
       </w:tcPr>
@@ -4724,9 +4789,9 @@
       <w:tblStyleRowBandSize w:val="1"/>
       <w:tblStyleColBandSize w:val="1"/>
       <w:tblBorders>
-        <w:bottom w:val="single" w:sz="4" w:space="0" w:color="19729B" w:themeColor="accent1" w:themeTint="EA"/>
-        <w:insideH w:val="single" w:sz="4" w:space="0" w:color="19729B" w:themeColor="accent1" w:themeTint="EA"/>
-        <w:insideV w:val="single" w:sz="4" w:space="0" w:color="19729B" w:themeColor="accent1" w:themeTint="EA"/>
+        <w:bottom w:val="single" w:color="19729B" w:themeColor="accent1" w:themeTint="EA" w:sz="4" w:space="0"/>
+        <w:insideH w:val="single" w:color="19729B" w:themeColor="accent1" w:themeTint="EA" w:sz="4" w:space="0"/>
+        <w:insideV w:val="single" w:color="19729B" w:themeColor="accent1" w:themeTint="EA" w:sz="4" w:space="0"/>
       </w:tblBorders>
     </w:tblPr>
     <w:tblStylePr w:type="firstRow">
@@ -4737,10 +4802,10 @@
       <w:tblPr/>
       <w:tcPr>
         <w:tcBorders>
-          <w:top w:val="none" w:sz="4" w:space="0" w:color="000000"/>
-          <w:left w:val="none" w:sz="4" w:space="0" w:color="000000"/>
-          <w:bottom w:val="none" w:sz="4" w:space="0" w:color="000000"/>
-          <w:right w:val="none" w:sz="4" w:space="0" w:color="000000"/>
+          <w:top w:val="none" w:color="000000" w:sz="4" w:space="0"/>
+          <w:left w:val="none" w:color="000000" w:sz="4" w:space="0"/>
+          <w:bottom w:val="none" w:color="000000" w:sz="4" w:space="0"/>
+          <w:right w:val="none" w:color="000000" w:sz="4" w:space="0"/>
         </w:tcBorders>
         <w:shd w:val="clear" w:color="FFFFFF" w:fill="auto"/>
       </w:tcPr>
@@ -4753,10 +4818,10 @@
       <w:tblPr/>
       <w:tcPr>
         <w:tcBorders>
-          <w:top w:val="none" w:sz="4" w:space="0" w:color="000000"/>
-          <w:left w:val="none" w:sz="4" w:space="0" w:color="000000"/>
-          <w:bottom w:val="none" w:sz="4" w:space="0" w:color="000000"/>
-          <w:right w:val="none" w:sz="4" w:space="0" w:color="000000"/>
+          <w:top w:val="none" w:color="000000" w:sz="4" w:space="0"/>
+          <w:left w:val="none" w:color="000000" w:sz="4" w:space="0"/>
+          <w:bottom w:val="none" w:color="000000" w:sz="4" w:space="0"/>
+          <w:right w:val="none" w:color="000000" w:sz="4" w:space="0"/>
         </w:tcBorders>
         <w:shd w:val="clear" w:color="FFFFFF" w:fill="auto"/>
       </w:tcPr>
@@ -4772,10 +4837,10 @@
       <w:tblPr/>
       <w:tcPr>
         <w:tcBorders>
-          <w:top w:val="none" w:sz="4" w:space="0" w:color="000000"/>
-          <w:left w:val="none" w:sz="4" w:space="0" w:color="000000"/>
-          <w:bottom w:val="none" w:sz="4" w:space="0" w:color="000000"/>
-          <w:right w:val="none" w:sz="4" w:space="0" w:color="000000"/>
+          <w:top w:val="none" w:color="000000" w:sz="4" w:space="0"/>
+          <w:left w:val="none" w:color="000000" w:sz="4" w:space="0"/>
+          <w:bottom w:val="none" w:color="000000" w:sz="4" w:space="0"/>
+          <w:right w:val="none" w:color="000000" w:sz="4" w:space="0"/>
         </w:tcBorders>
         <w:shd w:val="clear" w:color="FFFFFF" w:fill="auto"/>
       </w:tcPr>
@@ -4788,10 +4853,10 @@
       <w:tblPr/>
       <w:tcPr>
         <w:tcBorders>
-          <w:top w:val="none" w:sz="4" w:space="0" w:color="000000"/>
-          <w:left w:val="none" w:sz="4" w:space="0" w:color="000000"/>
-          <w:bottom w:val="none" w:sz="4" w:space="0" w:color="000000"/>
-          <w:right w:val="none" w:sz="4" w:space="0" w:color="000000"/>
+          <w:top w:val="none" w:color="000000" w:sz="4" w:space="0"/>
+          <w:left w:val="none" w:color="000000" w:sz="4" w:space="0"/>
+          <w:bottom w:val="none" w:color="000000" w:sz="4" w:space="0"/>
+          <w:right w:val="none" w:color="000000" w:sz="4" w:space="0"/>
         </w:tcBorders>
         <w:shd w:val="clear" w:color="FFFFFF" w:fill="auto"/>
       </w:tcPr>
@@ -4830,9 +4895,9 @@
       <w:tblStyleRowBandSize w:val="1"/>
       <w:tblStyleColBandSize w:val="1"/>
       <w:tblBorders>
-        <w:bottom w:val="single" w:sz="4" w:space="0" w:color="F2AA85" w:themeColor="accent2" w:themeTint="97"/>
-        <w:insideH w:val="single" w:sz="4" w:space="0" w:color="F2AA85" w:themeColor="accent2" w:themeTint="97"/>
-        <w:insideV w:val="single" w:sz="4" w:space="0" w:color="F2AA85" w:themeColor="accent2" w:themeTint="97"/>
+        <w:bottom w:val="single" w:color="F2AA85" w:themeColor="accent2" w:themeTint="97" w:sz="4" w:space="0"/>
+        <w:insideH w:val="single" w:color="F2AA85" w:themeColor="accent2" w:themeTint="97" w:sz="4" w:space="0"/>
+        <w:insideV w:val="single" w:color="F2AA85" w:themeColor="accent2" w:themeTint="97" w:sz="4" w:space="0"/>
       </w:tblBorders>
     </w:tblPr>
     <w:tblStylePr w:type="firstRow">
@@ -4843,10 +4908,10 @@
       <w:tblPr/>
       <w:tcPr>
         <w:tcBorders>
-          <w:top w:val="none" w:sz="4" w:space="0" w:color="000000"/>
-          <w:left w:val="none" w:sz="4" w:space="0" w:color="000000"/>
-          <w:bottom w:val="none" w:sz="4" w:space="0" w:color="000000"/>
-          <w:right w:val="none" w:sz="4" w:space="0" w:color="000000"/>
+          <w:top w:val="none" w:color="000000" w:sz="4" w:space="0"/>
+          <w:left w:val="none" w:color="000000" w:sz="4" w:space="0"/>
+          <w:bottom w:val="none" w:color="000000" w:sz="4" w:space="0"/>
+          <w:right w:val="none" w:color="000000" w:sz="4" w:space="0"/>
         </w:tcBorders>
         <w:shd w:val="clear" w:color="FFFFFF" w:fill="auto"/>
       </w:tcPr>
@@ -4859,10 +4924,10 @@
       <w:tblPr/>
       <w:tcPr>
         <w:tcBorders>
-          <w:top w:val="none" w:sz="4" w:space="0" w:color="000000"/>
-          <w:left w:val="none" w:sz="4" w:space="0" w:color="000000"/>
-          <w:bottom w:val="none" w:sz="4" w:space="0" w:color="000000"/>
-          <w:right w:val="none" w:sz="4" w:space="0" w:color="000000"/>
+          <w:top w:val="none" w:color="000000" w:sz="4" w:space="0"/>
+          <w:left w:val="none" w:color="000000" w:sz="4" w:space="0"/>
+          <w:bottom w:val="none" w:color="000000" w:sz="4" w:space="0"/>
+          <w:right w:val="none" w:color="000000" w:sz="4" w:space="0"/>
         </w:tcBorders>
         <w:shd w:val="clear" w:color="FFFFFF" w:fill="auto"/>
       </w:tcPr>
@@ -4878,10 +4943,10 @@
       <w:tblPr/>
       <w:tcPr>
         <w:tcBorders>
-          <w:top w:val="none" w:sz="4" w:space="0" w:color="000000"/>
-          <w:left w:val="none" w:sz="4" w:space="0" w:color="000000"/>
-          <w:bottom w:val="none" w:sz="4" w:space="0" w:color="000000"/>
-          <w:right w:val="none" w:sz="4" w:space="0" w:color="000000"/>
+          <w:top w:val="none" w:color="000000" w:sz="4" w:space="0"/>
+          <w:left w:val="none" w:color="000000" w:sz="4" w:space="0"/>
+          <w:bottom w:val="none" w:color="000000" w:sz="4" w:space="0"/>
+          <w:right w:val="none" w:color="000000" w:sz="4" w:space="0"/>
         </w:tcBorders>
         <w:shd w:val="clear" w:color="FFFFFF" w:fill="auto"/>
       </w:tcPr>
@@ -4894,10 +4959,10 @@
       <w:tblPr/>
       <w:tcPr>
         <w:tcBorders>
-          <w:top w:val="none" w:sz="4" w:space="0" w:color="000000"/>
-          <w:left w:val="none" w:sz="4" w:space="0" w:color="000000"/>
-          <w:bottom w:val="none" w:sz="4" w:space="0" w:color="000000"/>
-          <w:right w:val="none" w:sz="4" w:space="0" w:color="000000"/>
+          <w:top w:val="none" w:color="000000" w:sz="4" w:space="0"/>
+          <w:left w:val="none" w:color="000000" w:sz="4" w:space="0"/>
+          <w:bottom w:val="none" w:color="000000" w:sz="4" w:space="0"/>
+          <w:right w:val="none" w:color="000000" w:sz="4" w:space="0"/>
         </w:tcBorders>
         <w:shd w:val="clear" w:color="FFFFFF" w:fill="auto"/>
       </w:tcPr>
@@ -4936,9 +5001,9 @@
       <w:tblStyleRowBandSize w:val="1"/>
       <w:tblStyleColBandSize w:val="1"/>
       <w:tblBorders>
-        <w:bottom w:val="single" w:sz="4" w:space="0" w:color="196C24" w:themeColor="accent3" w:themeTint="FE"/>
-        <w:insideH w:val="single" w:sz="4" w:space="0" w:color="196C24" w:themeColor="accent3" w:themeTint="FE"/>
-        <w:insideV w:val="single" w:sz="4" w:space="0" w:color="196C24" w:themeColor="accent3" w:themeTint="FE"/>
+        <w:bottom w:val="single" w:color="196C24" w:themeColor="accent3" w:themeTint="FE" w:sz="4" w:space="0"/>
+        <w:insideH w:val="single" w:color="196C24" w:themeColor="accent3" w:themeTint="FE" w:sz="4" w:space="0"/>
+        <w:insideV w:val="single" w:color="196C24" w:themeColor="accent3" w:themeTint="FE" w:sz="4" w:space="0"/>
       </w:tblBorders>
     </w:tblPr>
     <w:tblStylePr w:type="firstRow">
@@ -4949,10 +5014,10 @@
       <w:tblPr/>
       <w:tcPr>
         <w:tcBorders>
-          <w:top w:val="none" w:sz="4" w:space="0" w:color="000000"/>
-          <w:left w:val="none" w:sz="4" w:space="0" w:color="000000"/>
-          <w:bottom w:val="none" w:sz="4" w:space="0" w:color="000000"/>
-          <w:right w:val="none" w:sz="4" w:space="0" w:color="000000"/>
+          <w:top w:val="none" w:color="000000" w:sz="4" w:space="0"/>
+          <w:left w:val="none" w:color="000000" w:sz="4" w:space="0"/>
+          <w:bottom w:val="none" w:color="000000" w:sz="4" w:space="0"/>
+          <w:right w:val="none" w:color="000000" w:sz="4" w:space="0"/>
         </w:tcBorders>
         <w:shd w:val="clear" w:color="FFFFFF" w:fill="auto"/>
       </w:tcPr>
@@ -4965,10 +5030,10 @@
       <w:tblPr/>
       <w:tcPr>
         <w:tcBorders>
-          <w:top w:val="none" w:sz="4" w:space="0" w:color="000000"/>
-          <w:left w:val="none" w:sz="4" w:space="0" w:color="000000"/>
-          <w:bottom w:val="none" w:sz="4" w:space="0" w:color="000000"/>
-          <w:right w:val="none" w:sz="4" w:space="0" w:color="000000"/>
+          <w:top w:val="none" w:color="000000" w:sz="4" w:space="0"/>
+          <w:left w:val="none" w:color="000000" w:sz="4" w:space="0"/>
+          <w:bottom w:val="none" w:color="000000" w:sz="4" w:space="0"/>
+          <w:right w:val="none" w:color="000000" w:sz="4" w:space="0"/>
         </w:tcBorders>
         <w:shd w:val="clear" w:color="FFFFFF" w:fill="auto"/>
       </w:tcPr>
@@ -4984,10 +5049,10 @@
       <w:tblPr/>
       <w:tcPr>
         <w:tcBorders>
-          <w:top w:val="none" w:sz="4" w:space="0" w:color="000000"/>
-          <w:left w:val="none" w:sz="4" w:space="0" w:color="000000"/>
-          <w:bottom w:val="none" w:sz="4" w:space="0" w:color="000000"/>
-          <w:right w:val="none" w:sz="4" w:space="0" w:color="000000"/>
+          <w:top w:val="none" w:color="000000" w:sz="4" w:space="0"/>
+          <w:left w:val="none" w:color="000000" w:sz="4" w:space="0"/>
+          <w:bottom w:val="none" w:color="000000" w:sz="4" w:space="0"/>
+          <w:right w:val="none" w:color="000000" w:sz="4" w:space="0"/>
         </w:tcBorders>
         <w:shd w:val="clear" w:color="FFFFFF" w:fill="auto"/>
       </w:tcPr>
@@ -5000,10 +5065,10 @@
       <w:tblPr/>
       <w:tcPr>
         <w:tcBorders>
-          <w:top w:val="none" w:sz="4" w:space="0" w:color="000000"/>
-          <w:left w:val="none" w:sz="4" w:space="0" w:color="000000"/>
-          <w:bottom w:val="none" w:sz="4" w:space="0" w:color="000000"/>
-          <w:right w:val="none" w:sz="4" w:space="0" w:color="000000"/>
+          <w:top w:val="none" w:color="000000" w:sz="4" w:space="0"/>
+          <w:left w:val="none" w:color="000000" w:sz="4" w:space="0"/>
+          <w:bottom w:val="none" w:color="000000" w:sz="4" w:space="0"/>
+          <w:right w:val="none" w:color="000000" w:sz="4" w:space="0"/>
         </w:tcBorders>
         <w:shd w:val="clear" w:color="FFFFFF" w:fill="auto"/>
       </w:tcPr>
@@ -5042,9 +5107,9 @@
       <w:tblStyleRowBandSize w:val="1"/>
       <w:tblStyleColBandSize w:val="1"/>
       <w:tblBorders>
-        <w:bottom w:val="single" w:sz="4" w:space="0" w:color="5FCAF3" w:themeColor="accent4" w:themeTint="9A"/>
-        <w:insideH w:val="single" w:sz="4" w:space="0" w:color="5FCAF3" w:themeColor="accent4" w:themeTint="9A"/>
-        <w:insideV w:val="single" w:sz="4" w:space="0" w:color="5FCAF3" w:themeColor="accent4" w:themeTint="9A"/>
+        <w:bottom w:val="single" w:color="5FCAF3" w:themeColor="accent4" w:themeTint="9A" w:sz="4" w:space="0"/>
+        <w:insideH w:val="single" w:color="5FCAF3" w:themeColor="accent4" w:themeTint="9A" w:sz="4" w:space="0"/>
+        <w:insideV w:val="single" w:color="5FCAF3" w:themeColor="accent4" w:themeTint="9A" w:sz="4" w:space="0"/>
       </w:tblBorders>
     </w:tblPr>
     <w:tblStylePr w:type="firstRow">
@@ -5055,10 +5120,10 @@
       <w:tblPr/>
       <w:tcPr>
         <w:tcBorders>
-          <w:top w:val="none" w:sz="4" w:space="0" w:color="000000"/>
-          <w:left w:val="none" w:sz="4" w:space="0" w:color="000000"/>
-          <w:bottom w:val="none" w:sz="4" w:space="0" w:color="000000"/>
-          <w:right w:val="none" w:sz="4" w:space="0" w:color="000000"/>
+          <w:top w:val="none" w:color="000000" w:sz="4" w:space="0"/>
+          <w:left w:val="none" w:color="000000" w:sz="4" w:space="0"/>
+          <w:bottom w:val="none" w:color="000000" w:sz="4" w:space="0"/>
+          <w:right w:val="none" w:color="000000" w:sz="4" w:space="0"/>
         </w:tcBorders>
         <w:shd w:val="clear" w:color="FFFFFF" w:fill="auto"/>
       </w:tcPr>
@@ -5071,10 +5136,10 @@
       <w:tblPr/>
       <w:tcPr>
         <w:tcBorders>
-          <w:top w:val="none" w:sz="4" w:space="0" w:color="000000"/>
-          <w:left w:val="none" w:sz="4" w:space="0" w:color="000000"/>
-          <w:bottom w:val="none" w:sz="4" w:space="0" w:color="000000"/>
-          <w:right w:val="none" w:sz="4" w:space="0" w:color="000000"/>
+          <w:top w:val="none" w:color="000000" w:sz="4" w:space="0"/>
+          <w:left w:val="none" w:color="000000" w:sz="4" w:space="0"/>
+          <w:bottom w:val="none" w:color="000000" w:sz="4" w:space="0"/>
+          <w:right w:val="none" w:color="000000" w:sz="4" w:space="0"/>
         </w:tcBorders>
         <w:shd w:val="clear" w:color="FFFFFF" w:fill="auto"/>
       </w:tcPr>
@@ -5090,10 +5155,10 @@
       <w:tblPr/>
       <w:tcPr>
         <w:tcBorders>
-          <w:top w:val="none" w:sz="4" w:space="0" w:color="000000"/>
-          <w:left w:val="none" w:sz="4" w:space="0" w:color="000000"/>
-          <w:bottom w:val="none" w:sz="4" w:space="0" w:color="000000"/>
-          <w:right w:val="none" w:sz="4" w:space="0" w:color="000000"/>
+          <w:top w:val="none" w:color="000000" w:sz="4" w:space="0"/>
+          <w:left w:val="none" w:color="000000" w:sz="4" w:space="0"/>
+          <w:bottom w:val="none" w:color="000000" w:sz="4" w:space="0"/>
+          <w:right w:val="none" w:color="000000" w:sz="4" w:space="0"/>
         </w:tcBorders>
         <w:shd w:val="clear" w:color="FFFFFF" w:fill="auto"/>
       </w:tcPr>
@@ -5106,10 +5171,10 @@
       <w:tblPr/>
       <w:tcPr>
         <w:tcBorders>
-          <w:top w:val="none" w:sz="4" w:space="0" w:color="000000"/>
-          <w:left w:val="none" w:sz="4" w:space="0" w:color="000000"/>
-          <w:bottom w:val="none" w:sz="4" w:space="0" w:color="000000"/>
-          <w:right w:val="none" w:sz="4" w:space="0" w:color="000000"/>
+          <w:top w:val="none" w:color="000000" w:sz="4" w:space="0"/>
+          <w:left w:val="none" w:color="000000" w:sz="4" w:space="0"/>
+          <w:bottom w:val="none" w:color="000000" w:sz="4" w:space="0"/>
+          <w:right w:val="none" w:color="000000" w:sz="4" w:space="0"/>
         </w:tcBorders>
         <w:shd w:val="clear" w:color="FFFFFF" w:fill="auto"/>
       </w:tcPr>
@@ -5148,9 +5213,9 @@
       <w:tblStyleRowBandSize w:val="1"/>
       <w:tblStyleColBandSize w:val="1"/>
       <w:tblBorders>
-        <w:bottom w:val="single" w:sz="4" w:space="0" w:color="A02B93" w:themeColor="accent5"/>
-        <w:insideH w:val="single" w:sz="4" w:space="0" w:color="A02B93" w:themeColor="accent5"/>
-        <w:insideV w:val="single" w:sz="4" w:space="0" w:color="A02B93" w:themeColor="accent5"/>
+        <w:bottom w:val="single" w:color="A02B93" w:themeColor="accent5" w:sz="4" w:space="0"/>
+        <w:insideH w:val="single" w:color="A02B93" w:themeColor="accent5" w:sz="4" w:space="0"/>
+        <w:insideV w:val="single" w:color="A02B93" w:themeColor="accent5" w:sz="4" w:space="0"/>
       </w:tblBorders>
     </w:tblPr>
     <w:tblStylePr w:type="firstRow">
@@ -5161,10 +5226,10 @@
       <w:tblPr/>
       <w:tcPr>
         <w:tcBorders>
-          <w:top w:val="none" w:sz="4" w:space="0" w:color="000000"/>
-          <w:left w:val="none" w:sz="4" w:space="0" w:color="000000"/>
-          <w:bottom w:val="none" w:sz="4" w:space="0" w:color="000000"/>
-          <w:right w:val="none" w:sz="4" w:space="0" w:color="000000"/>
+          <w:top w:val="none" w:color="000000" w:sz="4" w:space="0"/>
+          <w:left w:val="none" w:color="000000" w:sz="4" w:space="0"/>
+          <w:bottom w:val="none" w:color="000000" w:sz="4" w:space="0"/>
+          <w:right w:val="none" w:color="000000" w:sz="4" w:space="0"/>
         </w:tcBorders>
         <w:shd w:val="clear" w:color="FFFFFF" w:fill="auto"/>
       </w:tcPr>
@@ -5177,10 +5242,10 @@
       <w:tblPr/>
       <w:tcPr>
         <w:tcBorders>
-          <w:top w:val="none" w:sz="4" w:space="0" w:color="000000"/>
-          <w:left w:val="none" w:sz="4" w:space="0" w:color="000000"/>
-          <w:bottom w:val="none" w:sz="4" w:space="0" w:color="000000"/>
-          <w:right w:val="none" w:sz="4" w:space="0" w:color="000000"/>
+          <w:top w:val="none" w:color="000000" w:sz="4" w:space="0"/>
+          <w:left w:val="none" w:color="000000" w:sz="4" w:space="0"/>
+          <w:bottom w:val="none" w:color="000000" w:sz="4" w:space="0"/>
+          <w:right w:val="none" w:color="000000" w:sz="4" w:space="0"/>
         </w:tcBorders>
         <w:shd w:val="clear" w:color="FFFFFF" w:fill="auto"/>
       </w:tcPr>
@@ -5196,10 +5261,10 @@
       <w:tblPr/>
       <w:tcPr>
         <w:tcBorders>
-          <w:top w:val="none" w:sz="4" w:space="0" w:color="000000"/>
-          <w:left w:val="none" w:sz="4" w:space="0" w:color="000000"/>
-          <w:bottom w:val="none" w:sz="4" w:space="0" w:color="000000"/>
-          <w:right w:val="none" w:sz="4" w:space="0" w:color="000000"/>
+          <w:top w:val="none" w:color="000000" w:sz="4" w:space="0"/>
+          <w:left w:val="none" w:color="000000" w:sz="4" w:space="0"/>
+          <w:bottom w:val="none" w:color="000000" w:sz="4" w:space="0"/>
+          <w:right w:val="none" w:color="000000" w:sz="4" w:space="0"/>
         </w:tcBorders>
         <w:shd w:val="clear" w:color="FFFFFF" w:fill="auto"/>
       </w:tcPr>
@@ -5212,10 +5277,10 @@
       <w:tblPr/>
       <w:tcPr>
         <w:tcBorders>
-          <w:top w:val="none" w:sz="4" w:space="0" w:color="000000"/>
-          <w:left w:val="none" w:sz="4" w:space="0" w:color="000000"/>
-          <w:bottom w:val="none" w:sz="4" w:space="0" w:color="000000"/>
-          <w:right w:val="none" w:sz="4" w:space="0" w:color="000000"/>
+          <w:top w:val="none" w:color="000000" w:sz="4" w:space="0"/>
+          <w:left w:val="none" w:color="000000" w:sz="4" w:space="0"/>
+          <w:bottom w:val="none" w:color="000000" w:sz="4" w:space="0"/>
+          <w:right w:val="none" w:color="000000" w:sz="4" w:space="0"/>
         </w:tcBorders>
         <w:shd w:val="clear" w:color="FFFFFF" w:fill="auto"/>
       </w:tcPr>
@@ -5254,9 +5319,9 @@
       <w:tblStyleRowBandSize w:val="1"/>
       <w:tblStyleColBandSize w:val="1"/>
       <w:tblBorders>
-        <w:bottom w:val="single" w:sz="4" w:space="0" w:color="4EA72E" w:themeColor="accent6"/>
-        <w:insideH w:val="single" w:sz="4" w:space="0" w:color="4EA72E" w:themeColor="accent6"/>
-        <w:insideV w:val="single" w:sz="4" w:space="0" w:color="4EA72E" w:themeColor="accent6"/>
+        <w:bottom w:val="single" w:color="4EA72E" w:themeColor="accent6" w:sz="4" w:space="0"/>
+        <w:insideH w:val="single" w:color="4EA72E" w:themeColor="accent6" w:sz="4" w:space="0"/>
+        <w:insideV w:val="single" w:color="4EA72E" w:themeColor="accent6" w:sz="4" w:space="0"/>
       </w:tblBorders>
     </w:tblPr>
     <w:tblStylePr w:type="firstRow">
@@ -5267,10 +5332,10 @@
       <w:tblPr/>
       <w:tcPr>
         <w:tcBorders>
-          <w:top w:val="none" w:sz="4" w:space="0" w:color="000000"/>
-          <w:left w:val="none" w:sz="4" w:space="0" w:color="000000"/>
-          <w:bottom w:val="none" w:sz="4" w:space="0" w:color="000000"/>
-          <w:right w:val="none" w:sz="4" w:space="0" w:color="000000"/>
+          <w:top w:val="none" w:color="000000" w:sz="4" w:space="0"/>
+          <w:left w:val="none" w:color="000000" w:sz="4" w:space="0"/>
+          <w:bottom w:val="none" w:color="000000" w:sz="4" w:space="0"/>
+          <w:right w:val="none" w:color="000000" w:sz="4" w:space="0"/>
         </w:tcBorders>
         <w:shd w:val="clear" w:color="FFFFFF" w:fill="auto"/>
       </w:tcPr>
@@ -5283,10 +5348,10 @@
       <w:tblPr/>
       <w:tcPr>
         <w:tcBorders>
-          <w:top w:val="none" w:sz="4" w:space="0" w:color="000000"/>
-          <w:left w:val="none" w:sz="4" w:space="0" w:color="000000"/>
-          <w:bottom w:val="none" w:sz="4" w:space="0" w:color="000000"/>
-          <w:right w:val="none" w:sz="4" w:space="0" w:color="000000"/>
+          <w:top w:val="none" w:color="000000" w:sz="4" w:space="0"/>
+          <w:left w:val="none" w:color="000000" w:sz="4" w:space="0"/>
+          <w:bottom w:val="none" w:color="000000" w:sz="4" w:space="0"/>
+          <w:right w:val="none" w:color="000000" w:sz="4" w:space="0"/>
         </w:tcBorders>
         <w:shd w:val="clear" w:color="FFFFFF" w:fill="auto"/>
       </w:tcPr>
@@ -5302,10 +5367,10 @@
       <w:tblPr/>
       <w:tcPr>
         <w:tcBorders>
-          <w:top w:val="none" w:sz="4" w:space="0" w:color="000000"/>
-          <w:left w:val="none" w:sz="4" w:space="0" w:color="000000"/>
-          <w:bottom w:val="none" w:sz="4" w:space="0" w:color="000000"/>
-          <w:right w:val="none" w:sz="4" w:space="0" w:color="000000"/>
+          <w:top w:val="none" w:color="000000" w:sz="4" w:space="0"/>
+          <w:left w:val="none" w:color="000000" w:sz="4" w:space="0"/>
+          <w:bottom w:val="none" w:color="000000" w:sz="4" w:space="0"/>
+          <w:right w:val="none" w:color="000000" w:sz="4" w:space="0"/>
         </w:tcBorders>
         <w:shd w:val="clear" w:color="FFFFFF" w:fill="auto"/>
       </w:tcPr>
@@ -5318,10 +5383,10 @@
       <w:tblPr/>
       <w:tcPr>
         <w:tcBorders>
-          <w:top w:val="none" w:sz="4" w:space="0" w:color="000000"/>
-          <w:left w:val="none" w:sz="4" w:space="0" w:color="000000"/>
-          <w:bottom w:val="none" w:sz="4" w:space="0" w:color="000000"/>
-          <w:right w:val="none" w:sz="4" w:space="0" w:color="000000"/>
+          <w:top w:val="none" w:color="000000" w:sz="4" w:space="0"/>
+          <w:left w:val="none" w:color="000000" w:sz="4" w:space="0"/>
+          <w:bottom w:val="none" w:color="000000" w:sz="4" w:space="0"/>
+          <w:right w:val="none" w:color="000000" w:sz="4" w:space="0"/>
         </w:tcBorders>
         <w:shd w:val="clear" w:color="FFFFFF" w:fill="auto"/>
       </w:tcPr>
@@ -5360,12 +5425,12 @@
       <w:tblStyleRowBandSize w:val="1"/>
       <w:tblStyleColBandSize w:val="1"/>
       <w:tblBorders>
-        <w:top w:val="single" w:sz="4" w:space="0" w:color="6F6F6F" w:themeColor="text1" w:themeTint="90"/>
-        <w:left w:val="single" w:sz="4" w:space="0" w:color="6F6F6F" w:themeColor="text1" w:themeTint="90"/>
-        <w:bottom w:val="single" w:sz="4" w:space="0" w:color="6F6F6F" w:themeColor="text1" w:themeTint="90"/>
-        <w:right w:val="single" w:sz="4" w:space="0" w:color="6F6F6F" w:themeColor="text1" w:themeTint="90"/>
-        <w:insideH w:val="single" w:sz="4" w:space="0" w:color="6F6F6F" w:themeColor="text1" w:themeTint="90"/>
-        <w:insideV w:val="single" w:sz="4" w:space="0" w:color="6F6F6F" w:themeColor="text1" w:themeTint="90"/>
+        <w:top w:val="single" w:color="6F6F6F" w:themeColor="text1" w:themeTint="90" w:sz="4" w:space="0"/>
+        <w:left w:val="single" w:color="6F6F6F" w:themeColor="text1" w:themeTint="90" w:sz="4" w:space="0"/>
+        <w:bottom w:val="single" w:color="6F6F6F" w:themeColor="text1" w:themeTint="90" w:sz="4" w:space="0"/>
+        <w:right w:val="single" w:color="6F6F6F" w:themeColor="text1" w:themeTint="90" w:sz="4" w:space="0"/>
+        <w:insideH w:val="single" w:color="6F6F6F" w:themeColor="text1" w:themeTint="90" w:sz="4" w:space="0"/>
+        <w:insideV w:val="single" w:color="6F6F6F" w:themeColor="text1" w:themeTint="90" w:sz="4" w:space="0"/>
       </w:tblBorders>
     </w:tblPr>
     <w:tblStylePr w:type="firstRow">
@@ -5378,10 +5443,10 @@
       <w:tblPr/>
       <w:tcPr>
         <w:tcBorders>
-          <w:top w:val="single" w:sz="4" w:space="0" w:color="000000" w:themeColor="text1"/>
-          <w:left w:val="single" w:sz="4" w:space="0" w:color="000000" w:themeColor="text1"/>
-          <w:bottom w:val="single" w:sz="4" w:space="0" w:color="000000" w:themeColor="text1"/>
-          <w:right w:val="single" w:sz="4" w:space="0" w:color="000000" w:themeColor="text1"/>
+          <w:top w:val="single" w:color="000000" w:themeColor="text1" w:sz="4" w:space="0"/>
+          <w:left w:val="single" w:color="000000" w:themeColor="text1" w:sz="4" w:space="0"/>
+          <w:bottom w:val="single" w:color="000000" w:themeColor="text1" w:sz="4" w:space="0"/>
+          <w:right w:val="single" w:color="000000" w:themeColor="text1" w:sz="4" w:space="0"/>
         </w:tcBorders>
         <w:shd w:val="clear" w:color="000000" w:themeColor="text1" w:fill="000000" w:themeFill="text1"/>
       </w:tcPr>
@@ -5394,7 +5459,7 @@
       <w:tblPr/>
       <w:tcPr>
         <w:tcBorders>
-          <w:top w:val="single" w:sz="4" w:space="0" w:color="000000" w:themeColor="text1"/>
+          <w:top w:val="single" w:color="000000" w:themeColor="text1" w:sz="4" w:space="0"/>
         </w:tcBorders>
       </w:tcPr>
     </w:tblStylePr>
@@ -5444,12 +5509,12 @@
       <w:tblStyleRowBandSize w:val="1"/>
       <w:tblStyleColBandSize w:val="1"/>
       <w:tblBorders>
-        <w:top w:val="single" w:sz="4" w:space="0" w:color="50B4E2" w:themeColor="accent1" w:themeTint="90"/>
-        <w:left w:val="single" w:sz="4" w:space="0" w:color="50B4E2" w:themeColor="accent1" w:themeTint="90"/>
-        <w:bottom w:val="single" w:sz="4" w:space="0" w:color="50B4E2" w:themeColor="accent1" w:themeTint="90"/>
-        <w:right w:val="single" w:sz="4" w:space="0" w:color="50B4E2" w:themeColor="accent1" w:themeTint="90"/>
-        <w:insideH w:val="single" w:sz="4" w:space="0" w:color="50B4E2" w:themeColor="accent1" w:themeTint="90"/>
-        <w:insideV w:val="single" w:sz="4" w:space="0" w:color="50B4E2" w:themeColor="accent1" w:themeTint="90"/>
+        <w:top w:val="single" w:color="50B4E2" w:themeColor="accent1" w:themeTint="90" w:sz="4" w:space="0"/>
+        <w:left w:val="single" w:color="50B4E2" w:themeColor="accent1" w:themeTint="90" w:sz="4" w:space="0"/>
+        <w:bottom w:val="single" w:color="50B4E2" w:themeColor="accent1" w:themeTint="90" w:sz="4" w:space="0"/>
+        <w:right w:val="single" w:color="50B4E2" w:themeColor="accent1" w:themeTint="90" w:sz="4" w:space="0"/>
+        <w:insideH w:val="single" w:color="50B4E2" w:themeColor="accent1" w:themeTint="90" w:sz="4" w:space="0"/>
+        <w:insideV w:val="single" w:color="50B4E2" w:themeColor="accent1" w:themeTint="90" w:sz="4" w:space="0"/>
       </w:tblBorders>
     </w:tblPr>
     <w:tblStylePr w:type="firstRow">
@@ -5462,10 +5527,10 @@
       <w:tblPr/>
       <w:tcPr>
         <w:tcBorders>
-          <w:top w:val="single" w:sz="4" w:space="0" w:color="19729B" w:themeColor="accent1" w:themeTint="EA"/>
-          <w:left w:val="single" w:sz="4" w:space="0" w:color="19729B" w:themeColor="accent1" w:themeTint="EA"/>
-          <w:bottom w:val="single" w:sz="4" w:space="0" w:color="19729B" w:themeColor="accent1" w:themeTint="EA"/>
-          <w:right w:val="single" w:sz="4" w:space="0" w:color="19729B" w:themeColor="accent1" w:themeTint="EA"/>
+          <w:top w:val="single" w:color="19729B" w:themeColor="accent1" w:themeTint="EA" w:sz="4" w:space="0"/>
+          <w:left w:val="single" w:color="19729B" w:themeColor="accent1" w:themeTint="EA" w:sz="4" w:space="0"/>
+          <w:bottom w:val="single" w:color="19729B" w:themeColor="accent1" w:themeTint="EA" w:sz="4" w:space="0"/>
+          <w:right w:val="single" w:color="19729B" w:themeColor="accent1" w:themeTint="EA" w:sz="4" w:space="0"/>
         </w:tcBorders>
         <w:shd w:val="clear" w:color="19729B" w:themeColor="accent1" w:themeTint="EA" w:fill="19729B" w:themeFill="accent1" w:themeFillTint="EA"/>
       </w:tcPr>
@@ -5478,7 +5543,7 @@
       <w:tblPr/>
       <w:tcPr>
         <w:tcBorders>
-          <w:top w:val="single" w:sz="4" w:space="0" w:color="19729B" w:themeColor="accent1" w:themeTint="EA"/>
+          <w:top w:val="single" w:color="19729B" w:themeColor="accent1" w:themeTint="EA" w:sz="4" w:space="0"/>
         </w:tcBorders>
       </w:tcPr>
     </w:tblStylePr>
@@ -5528,12 +5593,12 @@
       <w:tblStyleRowBandSize w:val="1"/>
       <w:tblStyleColBandSize w:val="1"/>
       <w:tblBorders>
-        <w:top w:val="single" w:sz="4" w:space="0" w:color="F2AE8B" w:themeColor="accent2" w:themeTint="90"/>
-        <w:left w:val="single" w:sz="4" w:space="0" w:color="F2AE8B" w:themeColor="accent2" w:themeTint="90"/>
-        <w:bottom w:val="single" w:sz="4" w:space="0" w:color="F2AE8B" w:themeColor="accent2" w:themeTint="90"/>
-        <w:right w:val="single" w:sz="4" w:space="0" w:color="F2AE8B" w:themeColor="accent2" w:themeTint="90"/>
-        <w:insideH w:val="single" w:sz="4" w:space="0" w:color="F2AE8B" w:themeColor="accent2" w:themeTint="90"/>
-        <w:insideV w:val="single" w:sz="4" w:space="0" w:color="F2AE8B" w:themeColor="accent2" w:themeTint="90"/>
+        <w:top w:val="single" w:color="F2AE8B" w:themeColor="accent2" w:themeTint="90" w:sz="4" w:space="0"/>
+        <w:left w:val="single" w:color="F2AE8B" w:themeColor="accent2" w:themeTint="90" w:sz="4" w:space="0"/>
+        <w:bottom w:val="single" w:color="F2AE8B" w:themeColor="accent2" w:themeTint="90" w:sz="4" w:space="0"/>
+        <w:right w:val="single" w:color="F2AE8B" w:themeColor="accent2" w:themeTint="90" w:sz="4" w:space="0"/>
+        <w:insideH w:val="single" w:color="F2AE8B" w:themeColor="accent2" w:themeTint="90" w:sz="4" w:space="0"/>
+        <w:insideV w:val="single" w:color="F2AE8B" w:themeColor="accent2" w:themeTint="90" w:sz="4" w:space="0"/>
       </w:tblBorders>
     </w:tblPr>
     <w:tblStylePr w:type="firstRow">
@@ -5546,10 +5611,10 @@
       <w:tblPr/>
       <w:tcPr>
         <w:tcBorders>
-          <w:top w:val="single" w:sz="4" w:space="0" w:color="F2AA85" w:themeColor="accent2" w:themeTint="97"/>
-          <w:left w:val="single" w:sz="4" w:space="0" w:color="F2AA85" w:themeColor="accent2" w:themeTint="97"/>
-          <w:bottom w:val="single" w:sz="4" w:space="0" w:color="F2AA85" w:themeColor="accent2" w:themeTint="97"/>
-          <w:right w:val="single" w:sz="4" w:space="0" w:color="F2AA85" w:themeColor="accent2" w:themeTint="97"/>
+          <w:top w:val="single" w:color="F2AA85" w:themeColor="accent2" w:themeTint="97" w:sz="4" w:space="0"/>
+          <w:left w:val="single" w:color="F2AA85" w:themeColor="accent2" w:themeTint="97" w:sz="4" w:space="0"/>
+          <w:bottom w:val="single" w:color="F2AA85" w:themeColor="accent2" w:themeTint="97" w:sz="4" w:space="0"/>
+          <w:right w:val="single" w:color="F2AA85" w:themeColor="accent2" w:themeTint="97" w:sz="4" w:space="0"/>
         </w:tcBorders>
         <w:shd w:val="clear" w:color="F2AA85" w:themeColor="accent2" w:themeTint="97" w:fill="F2AA85" w:themeFill="accent2" w:themeFillTint="97"/>
       </w:tcPr>
@@ -5562,7 +5627,7 @@
       <w:tblPr/>
       <w:tcPr>
         <w:tcBorders>
-          <w:top w:val="single" w:sz="4" w:space="0" w:color="F2AA85" w:themeColor="accent2" w:themeTint="97"/>
+          <w:top w:val="single" w:color="F2AA85" w:themeColor="accent2" w:themeTint="97" w:sz="4" w:space="0"/>
         </w:tcBorders>
       </w:tcPr>
     </w:tblStylePr>
@@ -5612,12 +5677,12 @@
       <w:tblStyleRowBandSize w:val="1"/>
       <w:tblStyleColBandSize w:val="1"/>
       <w:tblBorders>
-        <w:top w:val="single" w:sz="4" w:space="0" w:color="51D663" w:themeColor="accent3" w:themeTint="90"/>
-        <w:left w:val="single" w:sz="4" w:space="0" w:color="51D663" w:themeColor="accent3" w:themeTint="90"/>
-        <w:bottom w:val="single" w:sz="4" w:space="0" w:color="51D663" w:themeColor="accent3" w:themeTint="90"/>
-        <w:right w:val="single" w:sz="4" w:space="0" w:color="51D663" w:themeColor="accent3" w:themeTint="90"/>
-        <w:insideH w:val="single" w:sz="4" w:space="0" w:color="51D663" w:themeColor="accent3" w:themeTint="90"/>
-        <w:insideV w:val="single" w:sz="4" w:space="0" w:color="51D663" w:themeColor="accent3" w:themeTint="90"/>
+        <w:top w:val="single" w:color="51D663" w:themeColor="accent3" w:themeTint="90" w:sz="4" w:space="0"/>
+        <w:left w:val="single" w:color="51D663" w:themeColor="accent3" w:themeTint="90" w:sz="4" w:space="0"/>
+        <w:bottom w:val="single" w:color="51D663" w:themeColor="accent3" w:themeTint="90" w:sz="4" w:space="0"/>
+        <w:right w:val="single" w:color="51D663" w:themeColor="accent3" w:themeTint="90" w:sz="4" w:space="0"/>
+        <w:insideH w:val="single" w:color="51D663" w:themeColor="accent3" w:themeTint="90" w:sz="4" w:space="0"/>
+        <w:insideV w:val="single" w:color="51D663" w:themeColor="accent3" w:themeTint="90" w:sz="4" w:space="0"/>
       </w:tblBorders>
     </w:tblPr>
     <w:tblStylePr w:type="firstRow">
@@ -5630,10 +5695,10 @@
       <w:tblPr/>
       <w:tcPr>
         <w:tcBorders>
-          <w:top w:val="single" w:sz="4" w:space="0" w:color="196C24" w:themeColor="accent3" w:themeTint="FE"/>
-          <w:left w:val="single" w:sz="4" w:space="0" w:color="196C24" w:themeColor="accent3" w:themeTint="FE"/>
-          <w:bottom w:val="single" w:sz="4" w:space="0" w:color="196C24" w:themeColor="accent3" w:themeTint="FE"/>
-          <w:right w:val="single" w:sz="4" w:space="0" w:color="196C24" w:themeColor="accent3" w:themeTint="FE"/>
+          <w:top w:val="single" w:color="196C24" w:themeColor="accent3" w:themeTint="FE" w:sz="4" w:space="0"/>
+          <w:left w:val="single" w:color="196C24" w:themeColor="accent3" w:themeTint="FE" w:sz="4" w:space="0"/>
+          <w:bottom w:val="single" w:color="196C24" w:themeColor="accent3" w:themeTint="FE" w:sz="4" w:space="0"/>
+          <w:right w:val="single" w:color="196C24" w:themeColor="accent3" w:themeTint="FE" w:sz="4" w:space="0"/>
         </w:tcBorders>
         <w:shd w:val="clear" w:color="196C24" w:themeColor="accent3" w:themeTint="FE" w:fill="196C24" w:themeFill="accent3" w:themeFillTint="FE"/>
       </w:tcPr>
@@ -5646,7 +5711,7 @@
       <w:tblPr/>
       <w:tcPr>
         <w:tcBorders>
-          <w:top w:val="single" w:sz="4" w:space="0" w:color="196C24" w:themeColor="accent3" w:themeTint="FE"/>
+          <w:top w:val="single" w:color="196C24" w:themeColor="accent3" w:themeTint="FE" w:sz="4" w:space="0"/>
         </w:tcBorders>
       </w:tcPr>
     </w:tblStylePr>
@@ -5696,12 +5761,12 @@
       <w:tblStyleRowBandSize w:val="1"/>
       <w:tblStyleColBandSize w:val="1"/>
       <w:tblBorders>
-        <w:top w:val="single" w:sz="4" w:space="0" w:color="6ACDF4" w:themeColor="accent4" w:themeTint="90"/>
-        <w:left w:val="single" w:sz="4" w:space="0" w:color="6ACDF4" w:themeColor="accent4" w:themeTint="90"/>
-        <w:bottom w:val="single" w:sz="4" w:space="0" w:color="6ACDF4" w:themeColor="accent4" w:themeTint="90"/>
-        <w:right w:val="single" w:sz="4" w:space="0" w:color="6ACDF4" w:themeColor="accent4" w:themeTint="90"/>
-        <w:insideH w:val="single" w:sz="4" w:space="0" w:color="6ACDF4" w:themeColor="accent4" w:themeTint="90"/>
-        <w:insideV w:val="single" w:sz="4" w:space="0" w:color="6ACDF4" w:themeColor="accent4" w:themeTint="90"/>
+        <w:top w:val="single" w:color="6ACDF4" w:themeColor="accent4" w:themeTint="90" w:sz="4" w:space="0"/>
+        <w:left w:val="single" w:color="6ACDF4" w:themeColor="accent4" w:themeTint="90" w:sz="4" w:space="0"/>
+        <w:bottom w:val="single" w:color="6ACDF4" w:themeColor="accent4" w:themeTint="90" w:sz="4" w:space="0"/>
+        <w:right w:val="single" w:color="6ACDF4" w:themeColor="accent4" w:themeTint="90" w:sz="4" w:space="0"/>
+        <w:insideH w:val="single" w:color="6ACDF4" w:themeColor="accent4" w:themeTint="90" w:sz="4" w:space="0"/>
+        <w:insideV w:val="single" w:color="6ACDF4" w:themeColor="accent4" w:themeTint="90" w:sz="4" w:space="0"/>
       </w:tblBorders>
     </w:tblPr>
     <w:tblStylePr w:type="firstRow">
@@ -5714,10 +5779,10 @@
       <w:tblPr/>
       <w:tcPr>
         <w:tcBorders>
-          <w:top w:val="single" w:sz="4" w:space="0" w:color="5FCAF3" w:themeColor="accent4" w:themeTint="9A"/>
-          <w:left w:val="single" w:sz="4" w:space="0" w:color="5FCAF3" w:themeColor="accent4" w:themeTint="9A"/>
-          <w:bottom w:val="single" w:sz="4" w:space="0" w:color="5FCAF3" w:themeColor="accent4" w:themeTint="9A"/>
-          <w:right w:val="single" w:sz="4" w:space="0" w:color="5FCAF3" w:themeColor="accent4" w:themeTint="9A"/>
+          <w:top w:val="single" w:color="5FCAF3" w:themeColor="accent4" w:themeTint="9A" w:sz="4" w:space="0"/>
+          <w:left w:val="single" w:color="5FCAF3" w:themeColor="accent4" w:themeTint="9A" w:sz="4" w:space="0"/>
+          <w:bottom w:val="single" w:color="5FCAF3" w:themeColor="accent4" w:themeTint="9A" w:sz="4" w:space="0"/>
+          <w:right w:val="single" w:color="5FCAF3" w:themeColor="accent4" w:themeTint="9A" w:sz="4" w:space="0"/>
         </w:tcBorders>
         <w:shd w:val="clear" w:color="5FCAF3" w:themeColor="accent4" w:themeTint="9A" w:fill="5FCAF3" w:themeFill="accent4" w:themeFillTint="9A"/>
       </w:tcPr>
@@ -5730,7 +5795,7 @@
       <w:tblPr/>
       <w:tcPr>
         <w:tcBorders>
-          <w:top w:val="single" w:sz="4" w:space="0" w:color="5FCAF3" w:themeColor="accent4" w:themeTint="9A"/>
+          <w:top w:val="single" w:color="5FCAF3" w:themeColor="accent4" w:themeTint="9A" w:sz="4" w:space="0"/>
         </w:tcBorders>
       </w:tcPr>
     </w:tblStylePr>
@@ -5780,12 +5845,12 @@
       <w:tblStyleRowBandSize w:val="1"/>
       <w:tblStyleColBandSize w:val="1"/>
       <w:tblBorders>
-        <w:top w:val="single" w:sz="4" w:space="0" w:color="DA76CE" w:themeColor="accent5" w:themeTint="90"/>
-        <w:left w:val="single" w:sz="4" w:space="0" w:color="DA76CE" w:themeColor="accent5" w:themeTint="90"/>
-        <w:bottom w:val="single" w:sz="4" w:space="0" w:color="DA76CE" w:themeColor="accent5" w:themeTint="90"/>
-        <w:right w:val="single" w:sz="4" w:space="0" w:color="DA76CE" w:themeColor="accent5" w:themeTint="90"/>
-        <w:insideH w:val="single" w:sz="4" w:space="0" w:color="DA76CE" w:themeColor="accent5" w:themeTint="90"/>
-        <w:insideV w:val="single" w:sz="4" w:space="0" w:color="DA76CE" w:themeColor="accent5" w:themeTint="90"/>
+        <w:top w:val="single" w:color="DA76CE" w:themeColor="accent5" w:themeTint="90" w:sz="4" w:space="0"/>
+        <w:left w:val="single" w:color="DA76CE" w:themeColor="accent5" w:themeTint="90" w:sz="4" w:space="0"/>
+        <w:bottom w:val="single" w:color="DA76CE" w:themeColor="accent5" w:themeTint="90" w:sz="4" w:space="0"/>
+        <w:right w:val="single" w:color="DA76CE" w:themeColor="accent5" w:themeTint="90" w:sz="4" w:space="0"/>
+        <w:insideH w:val="single" w:color="DA76CE" w:themeColor="accent5" w:themeTint="90" w:sz="4" w:space="0"/>
+        <w:insideV w:val="single" w:color="DA76CE" w:themeColor="accent5" w:themeTint="90" w:sz="4" w:space="0"/>
       </w:tblBorders>
     </w:tblPr>
     <w:tblStylePr w:type="firstRow">
@@ -5798,10 +5863,10 @@
       <w:tblPr/>
       <w:tcPr>
         <w:tcBorders>
-          <w:top w:val="single" w:sz="4" w:space="0" w:color="A02B93" w:themeColor="accent5"/>
-          <w:left w:val="single" w:sz="4" w:space="0" w:color="A02B93" w:themeColor="accent5"/>
-          <w:bottom w:val="single" w:sz="4" w:space="0" w:color="A02B93" w:themeColor="accent5"/>
-          <w:right w:val="single" w:sz="4" w:space="0" w:color="A02B93" w:themeColor="accent5"/>
+          <w:top w:val="single" w:color="A02B93" w:themeColor="accent5" w:sz="4" w:space="0"/>
+          <w:left w:val="single" w:color="A02B93" w:themeColor="accent5" w:sz="4" w:space="0"/>
+          <w:bottom w:val="single" w:color="A02B93" w:themeColor="accent5" w:sz="4" w:space="0"/>
+          <w:right w:val="single" w:color="A02B93" w:themeColor="accent5" w:sz="4" w:space="0"/>
         </w:tcBorders>
         <w:shd w:val="clear" w:color="A02B93" w:themeColor="accent5" w:fill="A02B93" w:themeFill="accent5"/>
       </w:tcPr>
@@ -5814,7 +5879,7 @@
       <w:tblPr/>
       <w:tcPr>
         <w:tcBorders>
-          <w:top w:val="single" w:sz="4" w:space="0" w:color="A02B93" w:themeColor="accent5"/>
+          <w:top w:val="single" w:color="A02B93" w:themeColor="accent5" w:sz="4" w:space="0"/>
         </w:tcBorders>
       </w:tcPr>
     </w:tblStylePr>
@@ -5864,12 +5929,12 @@
       <w:tblStyleRowBandSize w:val="1"/>
       <w:tblStyleColBandSize w:val="1"/>
       <w:tblBorders>
-        <w:top w:val="single" w:sz="4" w:space="0" w:color="94DA7B" w:themeColor="accent6" w:themeTint="90"/>
-        <w:left w:val="single" w:sz="4" w:space="0" w:color="94DA7B" w:themeColor="accent6" w:themeTint="90"/>
-        <w:bottom w:val="single" w:sz="4" w:space="0" w:color="94DA7B" w:themeColor="accent6" w:themeTint="90"/>
-        <w:right w:val="single" w:sz="4" w:space="0" w:color="94DA7B" w:themeColor="accent6" w:themeTint="90"/>
-        <w:insideH w:val="single" w:sz="4" w:space="0" w:color="94DA7B" w:themeColor="accent6" w:themeTint="90"/>
-        <w:insideV w:val="single" w:sz="4" w:space="0" w:color="94DA7B" w:themeColor="accent6" w:themeTint="90"/>
+        <w:top w:val="single" w:color="94DA7B" w:themeColor="accent6" w:themeTint="90" w:sz="4" w:space="0"/>
+        <w:left w:val="single" w:color="94DA7B" w:themeColor="accent6" w:themeTint="90" w:sz="4" w:space="0"/>
+        <w:bottom w:val="single" w:color="94DA7B" w:themeColor="accent6" w:themeTint="90" w:sz="4" w:space="0"/>
+        <w:right w:val="single" w:color="94DA7B" w:themeColor="accent6" w:themeTint="90" w:sz="4" w:space="0"/>
+        <w:insideH w:val="single" w:color="94DA7B" w:themeColor="accent6" w:themeTint="90" w:sz="4" w:space="0"/>
+        <w:insideV w:val="single" w:color="94DA7B" w:themeColor="accent6" w:themeTint="90" w:sz="4" w:space="0"/>
       </w:tblBorders>
     </w:tblPr>
     <w:tblStylePr w:type="firstRow">
@@ -5882,10 +5947,10 @@
       <w:tblPr/>
       <w:tcPr>
         <w:tcBorders>
-          <w:top w:val="single" w:sz="4" w:space="0" w:color="4EA72E" w:themeColor="accent6"/>
-          <w:left w:val="single" w:sz="4" w:space="0" w:color="4EA72E" w:themeColor="accent6"/>
-          <w:bottom w:val="single" w:sz="4" w:space="0" w:color="4EA72E" w:themeColor="accent6"/>
-          <w:right w:val="single" w:sz="4" w:space="0" w:color="4EA72E" w:themeColor="accent6"/>
+          <w:top w:val="single" w:color="4EA72E" w:themeColor="accent6" w:sz="4" w:space="0"/>
+          <w:left w:val="single" w:color="4EA72E" w:themeColor="accent6" w:sz="4" w:space="0"/>
+          <w:bottom w:val="single" w:color="4EA72E" w:themeColor="accent6" w:sz="4" w:space="0"/>
+          <w:right w:val="single" w:color="4EA72E" w:themeColor="accent6" w:sz="4" w:space="0"/>
         </w:tcBorders>
         <w:shd w:val="clear" w:color="4EA72E" w:themeColor="accent6" w:fill="4EA72E" w:themeFill="accent6"/>
       </w:tcPr>
@@ -5898,7 +5963,7 @@
       <w:tblPr/>
       <w:tcPr>
         <w:tcBorders>
-          <w:top w:val="single" w:sz="4" w:space="0" w:color="4EA72E" w:themeColor="accent6"/>
+          <w:top w:val="single" w:color="4EA72E" w:themeColor="accent6" w:sz="4" w:space="0"/>
         </w:tcBorders>
       </w:tcPr>
     </w:tblStylePr>
@@ -5948,12 +6013,12 @@
       <w:tblStyleRowBandSize w:val="1"/>
       <w:tblStyleColBandSize w:val="1"/>
       <w:tblBorders>
-        <w:top w:val="single" w:sz="4" w:space="0" w:color="FFFFFF" w:themeColor="light1"/>
-        <w:left w:val="single" w:sz="4" w:space="0" w:color="FFFFFF" w:themeColor="light1"/>
-        <w:bottom w:val="single" w:sz="4" w:space="0" w:color="FFFFFF" w:themeColor="light1"/>
-        <w:right w:val="single" w:sz="4" w:space="0" w:color="FFFFFF" w:themeColor="light1"/>
-        <w:insideH w:val="single" w:sz="4" w:space="0" w:color="FFFFFF" w:themeColor="light1"/>
-        <w:insideV w:val="single" w:sz="4" w:space="0" w:color="FFFFFF" w:themeColor="light1"/>
+        <w:top w:val="single" w:color="FFFFFF" w:themeColor="light1" w:sz="4" w:space="0"/>
+        <w:left w:val="single" w:color="FFFFFF" w:themeColor="light1" w:sz="4" w:space="0"/>
+        <w:bottom w:val="single" w:color="FFFFFF" w:themeColor="light1" w:sz="4" w:space="0"/>
+        <w:right w:val="single" w:color="FFFFFF" w:themeColor="light1" w:sz="4" w:space="0"/>
+        <w:insideH w:val="single" w:color="FFFFFF" w:themeColor="light1" w:sz="4" w:space="0"/>
+        <w:insideV w:val="single" w:color="FFFFFF" w:themeColor="light1" w:sz="4" w:space="0"/>
       </w:tblBorders>
       <w:shd w:val="clear" w:color="BFBFBF" w:themeColor="text1" w:themeTint="40" w:fill="BFBFBF" w:themeFill="text1" w:themeFillTint="40"/>
     </w:tblPr>
@@ -5979,7 +6044,7 @@
       <w:tblPr/>
       <w:tcPr>
         <w:tcBorders>
-          <w:top w:val="single" w:sz="4" w:space="0" w:color="FFFFFF" w:themeColor="light1"/>
+          <w:top w:val="single" w:color="FFFFFF" w:themeColor="light1" w:sz="4" w:space="0"/>
         </w:tcBorders>
         <w:shd w:val="clear" w:color="000000" w:themeColor="text1" w:fill="000000" w:themeFill="text1"/>
       </w:tcPr>
@@ -6021,7 +6086,7 @@
       </w:tcPr>
     </w:tblStylePr>
   </w:style>
-  <w:style w:type="table" w:customStyle="1" w:styleId="GridTable5Dark-Accent1">
+  <w:style w:type="table" w:styleId="GridTable5Dark-Accent1" w:customStyle="1">
     <w:name w:val="Grid Table 5 Dark- Accent 1"/>
     <w:basedOn w:val="TableNormal"/>
     <w:uiPriority w:val="99"/>
@@ -6032,12 +6097,12 @@
       <w:tblStyleRowBandSize w:val="1"/>
       <w:tblStyleColBandSize w:val="1"/>
       <w:tblBorders>
-        <w:top w:val="single" w:sz="4" w:space="0" w:color="FFFFFF" w:themeColor="light1"/>
-        <w:left w:val="single" w:sz="4" w:space="0" w:color="FFFFFF" w:themeColor="light1"/>
-        <w:bottom w:val="single" w:sz="4" w:space="0" w:color="FFFFFF" w:themeColor="light1"/>
-        <w:right w:val="single" w:sz="4" w:space="0" w:color="FFFFFF" w:themeColor="light1"/>
-        <w:insideH w:val="single" w:sz="4" w:space="0" w:color="FFFFFF" w:themeColor="light1"/>
-        <w:insideV w:val="single" w:sz="4" w:space="0" w:color="FFFFFF" w:themeColor="light1"/>
+        <w:top w:val="single" w:color="FFFFFF" w:themeColor="light1" w:sz="4" w:space="0"/>
+        <w:left w:val="single" w:color="FFFFFF" w:themeColor="light1" w:sz="4" w:space="0"/>
+        <w:bottom w:val="single" w:color="FFFFFF" w:themeColor="light1" w:sz="4" w:space="0"/>
+        <w:right w:val="single" w:color="FFFFFF" w:themeColor="light1" w:sz="4" w:space="0"/>
+        <w:insideH w:val="single" w:color="FFFFFF" w:themeColor="light1" w:sz="4" w:space="0"/>
+        <w:insideV w:val="single" w:color="FFFFFF" w:themeColor="light1" w:sz="4" w:space="0"/>
       </w:tblBorders>
       <w:shd w:val="clear" w:color="BFE4F4" w:themeColor="accent1" w:themeTint="34" w:fill="BFE4F4" w:themeFill="accent1" w:themeFillTint="34"/>
     </w:tblPr>
@@ -6063,7 +6128,7 @@
       <w:tblPr/>
       <w:tcPr>
         <w:tcBorders>
-          <w:top w:val="single" w:sz="4" w:space="0" w:color="FFFFFF" w:themeColor="light1"/>
+          <w:top w:val="single" w:color="FFFFFF" w:themeColor="light1" w:sz="4" w:space="0"/>
         </w:tcBorders>
         <w:shd w:val="clear" w:color="156082" w:themeColor="accent1" w:fill="156082" w:themeFill="accent1"/>
       </w:tcPr>
@@ -6116,12 +6181,12 @@
       <w:tblStyleRowBandSize w:val="1"/>
       <w:tblStyleColBandSize w:val="1"/>
       <w:tblBorders>
-        <w:top w:val="single" w:sz="4" w:space="0" w:color="FFFFFF" w:themeColor="light1"/>
-        <w:left w:val="single" w:sz="4" w:space="0" w:color="FFFFFF" w:themeColor="light1"/>
-        <w:bottom w:val="single" w:sz="4" w:space="0" w:color="FFFFFF" w:themeColor="light1"/>
-        <w:right w:val="single" w:sz="4" w:space="0" w:color="FFFFFF" w:themeColor="light1"/>
-        <w:insideH w:val="single" w:sz="4" w:space="0" w:color="FFFFFF" w:themeColor="light1"/>
-        <w:insideV w:val="single" w:sz="4" w:space="0" w:color="FFFFFF" w:themeColor="light1"/>
+        <w:top w:val="single" w:color="FFFFFF" w:themeColor="light1" w:sz="4" w:space="0"/>
+        <w:left w:val="single" w:color="FFFFFF" w:themeColor="light1" w:sz="4" w:space="0"/>
+        <w:bottom w:val="single" w:color="FFFFFF" w:themeColor="light1" w:sz="4" w:space="0"/>
+        <w:right w:val="single" w:color="FFFFFF" w:themeColor="light1" w:sz="4" w:space="0"/>
+        <w:insideH w:val="single" w:color="FFFFFF" w:themeColor="light1" w:sz="4" w:space="0"/>
+        <w:insideV w:val="single" w:color="FFFFFF" w:themeColor="light1" w:sz="4" w:space="0"/>
       </w:tblBorders>
       <w:shd w:val="clear" w:color="FAE2D6" w:themeColor="accent2" w:themeTint="32" w:fill="FAE2D6" w:themeFill="accent2" w:themeFillTint="32"/>
     </w:tblPr>
@@ -6147,7 +6212,7 @@
       <w:tblPr/>
       <w:tcPr>
         <w:tcBorders>
-          <w:top w:val="single" w:sz="4" w:space="0" w:color="FFFFFF" w:themeColor="light1"/>
+          <w:top w:val="single" w:color="FFFFFF" w:themeColor="light1" w:sz="4" w:space="0"/>
         </w:tcBorders>
         <w:shd w:val="clear" w:color="E97132" w:themeColor="accent2" w:fill="E97132" w:themeFill="accent2"/>
       </w:tcPr>
@@ -6200,12 +6265,12 @@
       <w:tblStyleRowBandSize w:val="1"/>
       <w:tblStyleColBandSize w:val="1"/>
       <w:tblBorders>
-        <w:top w:val="single" w:sz="4" w:space="0" w:color="FFFFFF" w:themeColor="light1"/>
-        <w:left w:val="single" w:sz="4" w:space="0" w:color="FFFFFF" w:themeColor="light1"/>
-        <w:bottom w:val="single" w:sz="4" w:space="0" w:color="FFFFFF" w:themeColor="light1"/>
-        <w:right w:val="single" w:sz="4" w:space="0" w:color="FFFFFF" w:themeColor="light1"/>
-        <w:insideH w:val="single" w:sz="4" w:space="0" w:color="FFFFFF" w:themeColor="light1"/>
-        <w:insideV w:val="single" w:sz="4" w:space="0" w:color="FFFFFF" w:themeColor="light1"/>
+        <w:top w:val="single" w:color="FFFFFF" w:themeColor="light1" w:sz="4" w:space="0"/>
+        <w:left w:val="single" w:color="FFFFFF" w:themeColor="light1" w:sz="4" w:space="0"/>
+        <w:bottom w:val="single" w:color="FFFFFF" w:themeColor="light1" w:sz="4" w:space="0"/>
+        <w:right w:val="single" w:color="FFFFFF" w:themeColor="light1" w:sz="4" w:space="0"/>
+        <w:insideH w:val="single" w:color="FFFFFF" w:themeColor="light1" w:sz="4" w:space="0"/>
+        <w:insideV w:val="single" w:color="FFFFFF" w:themeColor="light1" w:sz="4" w:space="0"/>
       </w:tblBorders>
       <w:shd w:val="clear" w:color="C0F0C6" w:themeColor="accent3" w:themeTint="34" w:fill="C0F0C6" w:themeFill="accent3" w:themeFillTint="34"/>
     </w:tblPr>
@@ -6231,7 +6296,7 @@
       <w:tblPr/>
       <w:tcPr>
         <w:tcBorders>
-          <w:top w:val="single" w:sz="4" w:space="0" w:color="FFFFFF" w:themeColor="light1"/>
+          <w:top w:val="single" w:color="FFFFFF" w:themeColor="light1" w:sz="4" w:space="0"/>
         </w:tcBorders>
         <w:shd w:val="clear" w:color="196B24" w:themeColor="accent3" w:fill="196B24" w:themeFill="accent3"/>
       </w:tcPr>
@@ -6273,7 +6338,7 @@
       </w:tcPr>
     </w:tblStylePr>
   </w:style>
-  <w:style w:type="table" w:customStyle="1" w:styleId="GridTable5Dark-Accent4">
+  <w:style w:type="table" w:styleId="GridTable5Dark-Accent4" w:customStyle="1">
     <w:name w:val="Grid Table 5 Dark- Accent 4"/>
     <w:basedOn w:val="TableNormal"/>
     <w:uiPriority w:val="99"/>
@@ -6284,12 +6349,12 @@
       <w:tblStyleRowBandSize w:val="1"/>
       <w:tblStyleColBandSize w:val="1"/>
       <w:tblBorders>
-        <w:top w:val="single" w:sz="4" w:space="0" w:color="FFFFFF" w:themeColor="light1"/>
-        <w:left w:val="single" w:sz="4" w:space="0" w:color="FFFFFF" w:themeColor="light1"/>
-        <w:bottom w:val="single" w:sz="4" w:space="0" w:color="FFFFFF" w:themeColor="light1"/>
-        <w:right w:val="single" w:sz="4" w:space="0" w:color="FFFFFF" w:themeColor="light1"/>
-        <w:insideH w:val="single" w:sz="4" w:space="0" w:color="FFFFFF" w:themeColor="light1"/>
-        <w:insideV w:val="single" w:sz="4" w:space="0" w:color="FFFFFF" w:themeColor="light1"/>
+        <w:top w:val="single" w:color="FFFFFF" w:themeColor="light1" w:sz="4" w:space="0"/>
+        <w:left w:val="single" w:color="FFFFFF" w:themeColor="light1" w:sz="4" w:space="0"/>
+        <w:bottom w:val="single" w:color="FFFFFF" w:themeColor="light1" w:sz="4" w:space="0"/>
+        <w:right w:val="single" w:color="FFFFFF" w:themeColor="light1" w:sz="4" w:space="0"/>
+        <w:insideH w:val="single" w:color="FFFFFF" w:themeColor="light1" w:sz="4" w:space="0"/>
+        <w:insideV w:val="single" w:color="FFFFFF" w:themeColor="light1" w:sz="4" w:space="0"/>
       </w:tblBorders>
       <w:shd w:val="clear" w:color="C9EDFB" w:themeColor="accent4" w:themeTint="34" w:fill="C9EDFB" w:themeFill="accent4" w:themeFillTint="34"/>
     </w:tblPr>
@@ -6315,7 +6380,7 @@
       <w:tblPr/>
       <w:tcPr>
         <w:tcBorders>
-          <w:top w:val="single" w:sz="4" w:space="0" w:color="FFFFFF" w:themeColor="light1"/>
+          <w:top w:val="single" w:color="FFFFFF" w:themeColor="light1" w:sz="4" w:space="0"/>
         </w:tcBorders>
         <w:shd w:val="clear" w:color="0F9ED5" w:themeColor="accent4" w:fill="0F9ED5" w:themeFill="accent4"/>
       </w:tcPr>
@@ -6368,12 +6433,12 @@
       <w:tblStyleRowBandSize w:val="1"/>
       <w:tblStyleColBandSize w:val="1"/>
       <w:tblBorders>
-        <w:top w:val="single" w:sz="4" w:space="0" w:color="FFFFFF" w:themeColor="light1"/>
-        <w:left w:val="single" w:sz="4" w:space="0" w:color="FFFFFF" w:themeColor="light1"/>
-        <w:bottom w:val="single" w:sz="4" w:space="0" w:color="FFFFFF" w:themeColor="light1"/>
-        <w:right w:val="single" w:sz="4" w:space="0" w:color="FFFFFF" w:themeColor="light1"/>
-        <w:insideH w:val="single" w:sz="4" w:space="0" w:color="FFFFFF" w:themeColor="light1"/>
-        <w:insideV w:val="single" w:sz="4" w:space="0" w:color="FFFFFF" w:themeColor="light1"/>
+        <w:top w:val="single" w:color="FFFFFF" w:themeColor="light1" w:sz="4" w:space="0"/>
+        <w:left w:val="single" w:color="FFFFFF" w:themeColor="light1" w:sz="4" w:space="0"/>
+        <w:bottom w:val="single" w:color="FFFFFF" w:themeColor="light1" w:sz="4" w:space="0"/>
+        <w:right w:val="single" w:color="FFFFFF" w:themeColor="light1" w:sz="4" w:space="0"/>
+        <w:insideH w:val="single" w:color="FFFFFF" w:themeColor="light1" w:sz="4" w:space="0"/>
+        <w:insideV w:val="single" w:color="FFFFFF" w:themeColor="light1" w:sz="4" w:space="0"/>
       </w:tblBorders>
       <w:shd w:val="clear" w:color="F1CDED" w:themeColor="accent5" w:themeTint="34" w:fill="F1CDED" w:themeFill="accent5" w:themeFillTint="34"/>
     </w:tblPr>
@@ -6399,7 +6464,7 @@
       <w:tblPr/>
       <w:tcPr>
         <w:tcBorders>
-          <w:top w:val="single" w:sz="4" w:space="0" w:color="FFFFFF" w:themeColor="light1"/>
+          <w:top w:val="single" w:color="FFFFFF" w:themeColor="light1" w:sz="4" w:space="0"/>
         </w:tcBorders>
         <w:shd w:val="clear" w:color="A02B93" w:themeColor="accent5" w:fill="A02B93" w:themeFill="accent5"/>
       </w:tcPr>
@@ -6452,12 +6517,12 @@
       <w:tblStyleRowBandSize w:val="1"/>
       <w:tblStyleColBandSize w:val="1"/>
       <w:tblBorders>
-        <w:top w:val="single" w:sz="4" w:space="0" w:color="FFFFFF" w:themeColor="light1"/>
-        <w:left w:val="single" w:sz="4" w:space="0" w:color="FFFFFF" w:themeColor="light1"/>
-        <w:bottom w:val="single" w:sz="4" w:space="0" w:color="FFFFFF" w:themeColor="light1"/>
-        <w:right w:val="single" w:sz="4" w:space="0" w:color="FFFFFF" w:themeColor="light1"/>
-        <w:insideH w:val="single" w:sz="4" w:space="0" w:color="FFFFFF" w:themeColor="light1"/>
-        <w:insideV w:val="single" w:sz="4" w:space="0" w:color="FFFFFF" w:themeColor="light1"/>
+        <w:top w:val="single" w:color="FFFFFF" w:themeColor="light1" w:sz="4" w:space="0"/>
+        <w:left w:val="single" w:color="FFFFFF" w:themeColor="light1" w:sz="4" w:space="0"/>
+        <w:bottom w:val="single" w:color="FFFFFF" w:themeColor="light1" w:sz="4" w:space="0"/>
+        <w:right w:val="single" w:color="FFFFFF" w:themeColor="light1" w:sz="4" w:space="0"/>
+        <w:insideH w:val="single" w:color="FFFFFF" w:themeColor="light1" w:sz="4" w:space="0"/>
+        <w:insideV w:val="single" w:color="FFFFFF" w:themeColor="light1" w:sz="4" w:space="0"/>
       </w:tblBorders>
       <w:shd w:val="clear" w:color="D8F2CF" w:themeColor="accent6" w:themeTint="34" w:fill="D8F2CF" w:themeFill="accent6" w:themeFillTint="34"/>
     </w:tblPr>
@@ -6483,7 +6548,7 @@
       <w:tblPr/>
       <w:tcPr>
         <w:tcBorders>
-          <w:top w:val="single" w:sz="4" w:space="0" w:color="FFFFFF" w:themeColor="light1"/>
+          <w:top w:val="single" w:color="FFFFFF" w:themeColor="light1" w:sz="4" w:space="0"/>
         </w:tcBorders>
         <w:shd w:val="clear" w:color="4EA72E" w:themeColor="accent6" w:fill="4EA72E" w:themeFill="accent6"/>
       </w:tcPr>
@@ -6536,12 +6601,12 @@
       <w:tblStyleRowBandSize w:val="1"/>
       <w:tblStyleColBandSize w:val="1"/>
       <w:tblBorders>
-        <w:top w:val="single" w:sz="4" w:space="0" w:color="7F7F7F" w:themeColor="text1" w:themeTint="80"/>
-        <w:left w:val="single" w:sz="4" w:space="0" w:color="7F7F7F" w:themeColor="text1" w:themeTint="80"/>
-        <w:bottom w:val="single" w:sz="4" w:space="0" w:color="7F7F7F" w:themeColor="text1" w:themeTint="80"/>
-        <w:right w:val="single" w:sz="4" w:space="0" w:color="7F7F7F" w:themeColor="text1" w:themeTint="80"/>
-        <w:insideH w:val="single" w:sz="4" w:space="0" w:color="7F7F7F" w:themeColor="text1" w:themeTint="80"/>
-        <w:insideV w:val="single" w:sz="4" w:space="0" w:color="7F7F7F" w:themeColor="text1" w:themeTint="80"/>
+        <w:top w:val="single" w:color="7F7F7F" w:themeColor="text1" w:themeTint="80" w:sz="4" w:space="0"/>
+        <w:left w:val="single" w:color="7F7F7F" w:themeColor="text1" w:themeTint="80" w:sz="4" w:space="0"/>
+        <w:bottom w:val="single" w:color="7F7F7F" w:themeColor="text1" w:themeTint="80" w:sz="4" w:space="0"/>
+        <w:right w:val="single" w:color="7F7F7F" w:themeColor="text1" w:themeTint="80" w:sz="4" w:space="0"/>
+        <w:insideH w:val="single" w:color="7F7F7F" w:themeColor="text1" w:themeTint="80" w:sz="4" w:space="0"/>
+        <w:insideV w:val="single" w:color="7F7F7F" w:themeColor="text1" w:themeTint="80" w:sz="4" w:space="0"/>
       </w:tblBorders>
     </w:tblPr>
     <w:tblStylePr w:type="firstRow">
@@ -6552,7 +6617,7 @@
       <w:tblPr/>
       <w:tcPr>
         <w:tcBorders>
-          <w:bottom w:val="single" w:sz="12" w:space="0" w:color="7F7F7F" w:themeColor="text1" w:themeTint="80"/>
+          <w:bottom w:val="single" w:color="7F7F7F" w:themeColor="text1" w:themeTint="80" w:sz="12" w:space="0"/>
         </w:tcBorders>
       </w:tcPr>
     </w:tblStylePr>
@@ -6610,12 +6675,12 @@
       <w:tblStyleRowBandSize w:val="1"/>
       <w:tblStyleColBandSize w:val="1"/>
       <w:tblBorders>
-        <w:top w:val="single" w:sz="4" w:space="0" w:color="63BDE6" w:themeColor="accent1" w:themeTint="80"/>
-        <w:left w:val="single" w:sz="4" w:space="0" w:color="63BDE6" w:themeColor="accent1" w:themeTint="80"/>
-        <w:bottom w:val="single" w:sz="4" w:space="0" w:color="63BDE6" w:themeColor="accent1" w:themeTint="80"/>
-        <w:right w:val="single" w:sz="4" w:space="0" w:color="63BDE6" w:themeColor="accent1" w:themeTint="80"/>
-        <w:insideH w:val="single" w:sz="4" w:space="0" w:color="63BDE6" w:themeColor="accent1" w:themeTint="80"/>
-        <w:insideV w:val="single" w:sz="4" w:space="0" w:color="63BDE6" w:themeColor="accent1" w:themeTint="80"/>
+        <w:top w:val="single" w:color="63BDE6" w:themeColor="accent1" w:themeTint="80" w:sz="4" w:space="0"/>
+        <w:left w:val="single" w:color="63BDE6" w:themeColor="accent1" w:themeTint="80" w:sz="4" w:space="0"/>
+        <w:bottom w:val="single" w:color="63BDE6" w:themeColor="accent1" w:themeTint="80" w:sz="4" w:space="0"/>
+        <w:right w:val="single" w:color="63BDE6" w:themeColor="accent1" w:themeTint="80" w:sz="4" w:space="0"/>
+        <w:insideH w:val="single" w:color="63BDE6" w:themeColor="accent1" w:themeTint="80" w:sz="4" w:space="0"/>
+        <w:insideV w:val="single" w:color="63BDE6" w:themeColor="accent1" w:themeTint="80" w:sz="4" w:space="0"/>
       </w:tblBorders>
     </w:tblPr>
     <w:tblStylePr w:type="firstRow">
@@ -6626,7 +6691,7 @@
       <w:tblPr/>
       <w:tcPr>
         <w:tcBorders>
-          <w:bottom w:val="single" w:sz="12" w:space="0" w:color="63BDE6" w:themeColor="accent1" w:themeTint="80"/>
+          <w:bottom w:val="single" w:color="63BDE6" w:themeColor="accent1" w:themeTint="80" w:sz="12" w:space="0"/>
         </w:tcBorders>
       </w:tcPr>
     </w:tblStylePr>
@@ -6684,12 +6749,12 @@
       <w:tblStyleRowBandSize w:val="1"/>
       <w:tblStyleColBandSize w:val="1"/>
       <w:tblBorders>
-        <w:top w:val="single" w:sz="4" w:space="0" w:color="F2AA85" w:themeColor="accent2" w:themeTint="97"/>
-        <w:left w:val="single" w:sz="4" w:space="0" w:color="F2AA85" w:themeColor="accent2" w:themeTint="97"/>
-        <w:bottom w:val="single" w:sz="4" w:space="0" w:color="F2AA85" w:themeColor="accent2" w:themeTint="97"/>
-        <w:right w:val="single" w:sz="4" w:space="0" w:color="F2AA85" w:themeColor="accent2" w:themeTint="97"/>
-        <w:insideH w:val="single" w:sz="4" w:space="0" w:color="F2AA85" w:themeColor="accent2" w:themeTint="97"/>
-        <w:insideV w:val="single" w:sz="4" w:space="0" w:color="F2AA85" w:themeColor="accent2" w:themeTint="97"/>
+        <w:top w:val="single" w:color="F2AA85" w:themeColor="accent2" w:themeTint="97" w:sz="4" w:space="0"/>
+        <w:left w:val="single" w:color="F2AA85" w:themeColor="accent2" w:themeTint="97" w:sz="4" w:space="0"/>
+        <w:bottom w:val="single" w:color="F2AA85" w:themeColor="accent2" w:themeTint="97" w:sz="4" w:space="0"/>
+        <w:right w:val="single" w:color="F2AA85" w:themeColor="accent2" w:themeTint="97" w:sz="4" w:space="0"/>
+        <w:insideH w:val="single" w:color="F2AA85" w:themeColor="accent2" w:themeTint="97" w:sz="4" w:space="0"/>
+        <w:insideV w:val="single" w:color="F2AA85" w:themeColor="accent2" w:themeTint="97" w:sz="4" w:space="0"/>
       </w:tblBorders>
     </w:tblPr>
     <w:tblStylePr w:type="firstRow">
@@ -6700,7 +6765,7 @@
       <w:tblPr/>
       <w:tcPr>
         <w:tcBorders>
-          <w:bottom w:val="single" w:sz="12" w:space="0" w:color="F2AA85" w:themeColor="accent2" w:themeTint="97"/>
+          <w:bottom w:val="single" w:color="F2AA85" w:themeColor="accent2" w:themeTint="97" w:sz="12" w:space="0"/>
         </w:tcBorders>
       </w:tcPr>
     </w:tblStylePr>
@@ -6758,12 +6823,12 @@
       <w:tblStyleRowBandSize w:val="1"/>
       <w:tblStyleColBandSize w:val="1"/>
       <w:tblBorders>
-        <w:top w:val="single" w:sz="4" w:space="0" w:color="196C24" w:themeColor="accent3" w:themeTint="FE"/>
-        <w:left w:val="single" w:sz="4" w:space="0" w:color="196C24" w:themeColor="accent3" w:themeTint="FE"/>
-        <w:bottom w:val="single" w:sz="4" w:space="0" w:color="196C24" w:themeColor="accent3" w:themeTint="FE"/>
-        <w:right w:val="single" w:sz="4" w:space="0" w:color="196C24" w:themeColor="accent3" w:themeTint="FE"/>
-        <w:insideH w:val="single" w:sz="4" w:space="0" w:color="196C24" w:themeColor="accent3" w:themeTint="FE"/>
-        <w:insideV w:val="single" w:sz="4" w:space="0" w:color="196C24" w:themeColor="accent3" w:themeTint="FE"/>
+        <w:top w:val="single" w:color="196C24" w:themeColor="accent3" w:themeTint="FE" w:sz="4" w:space="0"/>
+        <w:left w:val="single" w:color="196C24" w:themeColor="accent3" w:themeTint="FE" w:sz="4" w:space="0"/>
+        <w:bottom w:val="single" w:color="196C24" w:themeColor="accent3" w:themeTint="FE" w:sz="4" w:space="0"/>
+        <w:right w:val="single" w:color="196C24" w:themeColor="accent3" w:themeTint="FE" w:sz="4" w:space="0"/>
+        <w:insideH w:val="single" w:color="196C24" w:themeColor="accent3" w:themeTint="FE" w:sz="4" w:space="0"/>
+        <w:insideV w:val="single" w:color="196C24" w:themeColor="accent3" w:themeTint="FE" w:sz="4" w:space="0"/>
       </w:tblBorders>
     </w:tblPr>
     <w:tblStylePr w:type="firstRow">
@@ -6774,7 +6839,7 @@
       <w:tblPr/>
       <w:tcPr>
         <w:tcBorders>
-          <w:bottom w:val="single" w:sz="12" w:space="0" w:color="196C24" w:themeColor="accent3" w:themeTint="FE"/>
+          <w:bottom w:val="single" w:color="196C24" w:themeColor="accent3" w:themeTint="FE" w:sz="12" w:space="0"/>
         </w:tcBorders>
       </w:tcPr>
     </w:tblStylePr>
@@ -6832,12 +6897,12 @@
       <w:tblStyleRowBandSize w:val="1"/>
       <w:tblStyleColBandSize w:val="1"/>
       <w:tblBorders>
-        <w:top w:val="single" w:sz="4" w:space="0" w:color="5FCAF3" w:themeColor="accent4" w:themeTint="9A"/>
-        <w:left w:val="single" w:sz="4" w:space="0" w:color="5FCAF3" w:themeColor="accent4" w:themeTint="9A"/>
-        <w:bottom w:val="single" w:sz="4" w:space="0" w:color="5FCAF3" w:themeColor="accent4" w:themeTint="9A"/>
-        <w:right w:val="single" w:sz="4" w:space="0" w:color="5FCAF3" w:themeColor="accent4" w:themeTint="9A"/>
-        <w:insideH w:val="single" w:sz="4" w:space="0" w:color="5FCAF3" w:themeColor="accent4" w:themeTint="9A"/>
-        <w:insideV w:val="single" w:sz="4" w:space="0" w:color="5FCAF3" w:themeColor="accent4" w:themeTint="9A"/>
+        <w:top w:val="single" w:color="5FCAF3" w:themeColor="accent4" w:themeTint="9A" w:sz="4" w:space="0"/>
+        <w:left w:val="single" w:color="5FCAF3" w:themeColor="accent4" w:themeTint="9A" w:sz="4" w:space="0"/>
+        <w:bottom w:val="single" w:color="5FCAF3" w:themeColor="accent4" w:themeTint="9A" w:sz="4" w:space="0"/>
+        <w:right w:val="single" w:color="5FCAF3" w:themeColor="accent4" w:themeTint="9A" w:sz="4" w:space="0"/>
+        <w:insideH w:val="single" w:color="5FCAF3" w:themeColor="accent4" w:themeTint="9A" w:sz="4" w:space="0"/>
+        <w:insideV w:val="single" w:color="5FCAF3" w:themeColor="accent4" w:themeTint="9A" w:sz="4" w:space="0"/>
       </w:tblBorders>
     </w:tblPr>
     <w:tblStylePr w:type="firstRow">
@@ -6848,7 +6913,7 @@
       <w:tblPr/>
       <w:tcPr>
         <w:tcBorders>
-          <w:bottom w:val="single" w:sz="12" w:space="0" w:color="5FCAF3" w:themeColor="accent4" w:themeTint="9A"/>
+          <w:bottom w:val="single" w:color="5FCAF3" w:themeColor="accent4" w:themeTint="9A" w:sz="12" w:space="0"/>
         </w:tcBorders>
       </w:tcPr>
     </w:tblStylePr>
@@ -6906,12 +6971,12 @@
       <w:tblStyleRowBandSize w:val="1"/>
       <w:tblStyleColBandSize w:val="1"/>
       <w:tblBorders>
-        <w:top w:val="single" w:sz="4" w:space="0" w:color="A02B93" w:themeColor="accent5"/>
-        <w:left w:val="single" w:sz="4" w:space="0" w:color="A02B93" w:themeColor="accent5"/>
-        <w:bottom w:val="single" w:sz="4" w:space="0" w:color="A02B93" w:themeColor="accent5"/>
-        <w:right w:val="single" w:sz="4" w:space="0" w:color="A02B93" w:themeColor="accent5"/>
-        <w:insideH w:val="single" w:sz="4" w:space="0" w:color="A02B93" w:themeColor="accent5"/>
-        <w:insideV w:val="single" w:sz="4" w:space="0" w:color="A02B93" w:themeColor="accent5"/>
+        <w:top w:val="single" w:color="A02B93" w:themeColor="accent5" w:sz="4" w:space="0"/>
+        <w:left w:val="single" w:color="A02B93" w:themeColor="accent5" w:sz="4" w:space="0"/>
+        <w:bottom w:val="single" w:color="A02B93" w:themeColor="accent5" w:sz="4" w:space="0"/>
+        <w:right w:val="single" w:color="A02B93" w:themeColor="accent5" w:sz="4" w:space="0"/>
+        <w:insideH w:val="single" w:color="A02B93" w:themeColor="accent5" w:sz="4" w:space="0"/>
+        <w:insideV w:val="single" w:color="A02B93" w:themeColor="accent5" w:sz="4" w:space="0"/>
       </w:tblBorders>
     </w:tblPr>
     <w:tblStylePr w:type="firstRow">
@@ -6922,7 +6987,7 @@
       <w:tblPr/>
       <w:tcPr>
         <w:tcBorders>
-          <w:bottom w:val="single" w:sz="12" w:space="0" w:color="A02B93" w:themeColor="accent5"/>
+          <w:bottom w:val="single" w:color="A02B93" w:themeColor="accent5" w:sz="12" w:space="0"/>
         </w:tcBorders>
       </w:tcPr>
     </w:tblStylePr>
@@ -6980,12 +7045,12 @@
       <w:tblStyleRowBandSize w:val="1"/>
       <w:tblStyleColBandSize w:val="1"/>
       <w:tblBorders>
-        <w:top w:val="single" w:sz="4" w:space="0" w:color="4EA72E" w:themeColor="accent6"/>
-        <w:left w:val="single" w:sz="4" w:space="0" w:color="4EA72E" w:themeColor="accent6"/>
-        <w:bottom w:val="single" w:sz="4" w:space="0" w:color="4EA72E" w:themeColor="accent6"/>
-        <w:right w:val="single" w:sz="4" w:space="0" w:color="4EA72E" w:themeColor="accent6"/>
-        <w:insideH w:val="single" w:sz="4" w:space="0" w:color="4EA72E" w:themeColor="accent6"/>
-        <w:insideV w:val="single" w:sz="4" w:space="0" w:color="4EA72E" w:themeColor="accent6"/>
+        <w:top w:val="single" w:color="4EA72E" w:themeColor="accent6" w:sz="4" w:space="0"/>
+        <w:left w:val="single" w:color="4EA72E" w:themeColor="accent6" w:sz="4" w:space="0"/>
+        <w:bottom w:val="single" w:color="4EA72E" w:themeColor="accent6" w:sz="4" w:space="0"/>
+        <w:right w:val="single" w:color="4EA72E" w:themeColor="accent6" w:sz="4" w:space="0"/>
+        <w:insideH w:val="single" w:color="4EA72E" w:themeColor="accent6" w:sz="4" w:space="0"/>
+        <w:insideV w:val="single" w:color="4EA72E" w:themeColor="accent6" w:sz="4" w:space="0"/>
       </w:tblBorders>
     </w:tblPr>
     <w:tblStylePr w:type="firstRow">
@@ -6996,7 +7061,7 @@
       <w:tblPr/>
       <w:tcPr>
         <w:tcBorders>
-          <w:bottom w:val="single" w:sz="12" w:space="0" w:color="4EA72E" w:themeColor="accent6"/>
+          <w:bottom w:val="single" w:color="4EA72E" w:themeColor="accent6" w:sz="12" w:space="0"/>
         </w:tcBorders>
       </w:tcPr>
     </w:tblStylePr>
@@ -7054,10 +7119,10 @@
       <w:tblStyleRowBandSize w:val="1"/>
       <w:tblStyleColBandSize w:val="1"/>
       <w:tblBorders>
-        <w:bottom w:val="single" w:sz="4" w:space="0" w:color="7F7F7F" w:themeColor="text1" w:themeTint="80"/>
-        <w:right w:val="single" w:sz="4" w:space="0" w:color="7F7F7F" w:themeColor="text1" w:themeTint="80"/>
-        <w:insideH w:val="single" w:sz="4" w:space="0" w:color="7F7F7F" w:themeColor="text1" w:themeTint="80"/>
-        <w:insideV w:val="single" w:sz="4" w:space="0" w:color="7F7F7F" w:themeColor="text1" w:themeTint="80"/>
+        <w:bottom w:val="single" w:color="7F7F7F" w:themeColor="text1" w:themeTint="80" w:sz="4" w:space="0"/>
+        <w:right w:val="single" w:color="7F7F7F" w:themeColor="text1" w:themeTint="80" w:sz="4" w:space="0"/>
+        <w:insideH w:val="single" w:color="7F7F7F" w:themeColor="text1" w:themeTint="80" w:sz="4" w:space="0"/>
+        <w:insideV w:val="single" w:color="7F7F7F" w:themeColor="text1" w:themeTint="80" w:sz="4" w:space="0"/>
       </w:tblBorders>
     </w:tblPr>
     <w:tblStylePr w:type="firstRow">
@@ -7070,10 +7135,10 @@
       <w:tblPr/>
       <w:tcPr>
         <w:tcBorders>
-          <w:top w:val="none" w:sz="4" w:space="0" w:color="000000"/>
-          <w:left w:val="none" w:sz="4" w:space="0" w:color="000000"/>
-          <w:bottom w:val="single" w:sz="4" w:space="0" w:color="7F7F7F" w:themeColor="text1" w:themeTint="80"/>
-          <w:right w:val="none" w:sz="4" w:space="0" w:color="000000"/>
+          <w:top w:val="none" w:color="000000" w:sz="4" w:space="0"/>
+          <w:left w:val="none" w:color="000000" w:sz="4" w:space="0"/>
+          <w:bottom w:val="single" w:color="7F7F7F" w:themeColor="text1" w:themeTint="80" w:sz="4" w:space="0"/>
+          <w:right w:val="none" w:color="000000" w:sz="4" w:space="0"/>
         </w:tcBorders>
         <w:shd w:val="clear" w:color="FFFFFF" w:themeColor="light1" w:fill="FFFFFF" w:themeFill="light1"/>
       </w:tcPr>
@@ -7088,10 +7153,10 @@
       <w:tblPr/>
       <w:tcPr>
         <w:tcBorders>
-          <w:top w:val="single" w:sz="4" w:space="0" w:color="7F7F7F" w:themeColor="text1" w:themeTint="80"/>
-          <w:left w:val="none" w:sz="4" w:space="0" w:color="000000"/>
-          <w:bottom w:val="none" w:sz="4" w:space="0" w:color="000000"/>
-          <w:right w:val="none" w:sz="4" w:space="0" w:color="000000"/>
+          <w:top w:val="single" w:color="7F7F7F" w:themeColor="text1" w:themeTint="80" w:sz="4" w:space="0"/>
+          <w:left w:val="none" w:color="000000" w:sz="4" w:space="0"/>
+          <w:bottom w:val="none" w:color="000000" w:sz="4" w:space="0"/>
+          <w:right w:val="none" w:color="000000" w:sz="4" w:space="0"/>
         </w:tcBorders>
         <w:shd w:val="clear" w:color="FFFFFF" w:themeColor="light1" w:fill="FFFFFF" w:themeFill="light1"/>
       </w:tcPr>
@@ -7109,10 +7174,10 @@
       <w:tblPr/>
       <w:tcPr>
         <w:tcBorders>
-          <w:top w:val="none" w:sz="4" w:space="0" w:color="000000"/>
-          <w:left w:val="none" w:sz="4" w:space="0" w:color="000000"/>
-          <w:bottom w:val="none" w:sz="4" w:space="0" w:color="000000"/>
-          <w:right w:val="single" w:sz="4" w:space="0" w:color="7F7F7F" w:themeColor="text1" w:themeTint="80"/>
+          <w:top w:val="none" w:color="000000" w:sz="4" w:space="0"/>
+          <w:left w:val="none" w:color="000000" w:sz="4" w:space="0"/>
+          <w:bottom w:val="none" w:color="000000" w:sz="4" w:space="0"/>
+          <w:right w:val="single" w:color="7F7F7F" w:themeColor="text1" w:themeTint="80" w:sz="4" w:space="0"/>
         </w:tcBorders>
         <w:shd w:val="clear" w:color="FFFFFF" w:fill="auto"/>
       </w:tcPr>
@@ -7127,10 +7192,10 @@
       <w:tblPr/>
       <w:tcPr>
         <w:tcBorders>
-          <w:top w:val="none" w:sz="4" w:space="0" w:color="000000"/>
-          <w:left w:val="single" w:sz="4" w:space="0" w:color="7F7F7F" w:themeColor="text1" w:themeTint="80"/>
-          <w:bottom w:val="none" w:sz="4" w:space="0" w:color="000000"/>
-          <w:right w:val="none" w:sz="4" w:space="0" w:color="000000"/>
+          <w:top w:val="none" w:color="000000" w:sz="4" w:space="0"/>
+          <w:left w:val="single" w:color="7F7F7F" w:themeColor="text1" w:themeTint="80" w:sz="4" w:space="0"/>
+          <w:bottom w:val="none" w:color="000000" w:sz="4" w:space="0"/>
+          <w:right w:val="none" w:color="000000" w:sz="4" w:space="0"/>
         </w:tcBorders>
         <w:shd w:val="clear" w:color="FFFFFF" w:fill="auto"/>
       </w:tcPr>
@@ -7171,10 +7236,10 @@
       <w:tblStyleRowBandSize w:val="1"/>
       <w:tblStyleColBandSize w:val="1"/>
       <w:tblBorders>
-        <w:bottom w:val="single" w:sz="4" w:space="0" w:color="63BDE6" w:themeColor="accent1" w:themeTint="80"/>
-        <w:right w:val="single" w:sz="4" w:space="0" w:color="63BDE6" w:themeColor="accent1" w:themeTint="80"/>
-        <w:insideH w:val="single" w:sz="4" w:space="0" w:color="63BDE6" w:themeColor="accent1" w:themeTint="80"/>
-        <w:insideV w:val="single" w:sz="4" w:space="0" w:color="63BDE6" w:themeColor="accent1" w:themeTint="80"/>
+        <w:bottom w:val="single" w:color="63BDE6" w:themeColor="accent1" w:themeTint="80" w:sz="4" w:space="0"/>
+        <w:right w:val="single" w:color="63BDE6" w:themeColor="accent1" w:themeTint="80" w:sz="4" w:space="0"/>
+        <w:insideH w:val="single" w:color="63BDE6" w:themeColor="accent1" w:themeTint="80" w:sz="4" w:space="0"/>
+        <w:insideV w:val="single" w:color="63BDE6" w:themeColor="accent1" w:themeTint="80" w:sz="4" w:space="0"/>
       </w:tblBorders>
     </w:tblPr>
     <w:tblStylePr w:type="firstRow">
@@ -7187,10 +7252,10 @@
       <w:tblPr/>
       <w:tcPr>
         <w:tcBorders>
-          <w:top w:val="none" w:sz="4" w:space="0" w:color="000000"/>
-          <w:left w:val="none" w:sz="4" w:space="0" w:color="000000"/>
-          <w:bottom w:val="single" w:sz="4" w:space="0" w:color="63BDE6" w:themeColor="accent1" w:themeTint="80"/>
-          <w:right w:val="none" w:sz="4" w:space="0" w:color="000000"/>
+          <w:top w:val="none" w:color="000000" w:sz="4" w:space="0"/>
+          <w:left w:val="none" w:color="000000" w:sz="4" w:space="0"/>
+          <w:bottom w:val="single" w:color="63BDE6" w:themeColor="accent1" w:themeTint="80" w:sz="4" w:space="0"/>
+          <w:right w:val="none" w:color="000000" w:sz="4" w:space="0"/>
         </w:tcBorders>
         <w:shd w:val="clear" w:color="FFFFFF" w:themeColor="light1" w:fill="FFFFFF" w:themeFill="light1"/>
       </w:tcPr>
@@ -7205,10 +7270,10 @@
       <w:tblPr/>
       <w:tcPr>
         <w:tcBorders>
-          <w:top w:val="single" w:sz="4" w:space="0" w:color="63BDE6" w:themeColor="accent1" w:themeTint="80"/>
-          <w:left w:val="none" w:sz="4" w:space="0" w:color="000000"/>
-          <w:bottom w:val="none" w:sz="4" w:space="0" w:color="000000"/>
-          <w:right w:val="none" w:sz="4" w:space="0" w:color="000000"/>
+          <w:top w:val="single" w:color="63BDE6" w:themeColor="accent1" w:themeTint="80" w:sz="4" w:space="0"/>
+          <w:left w:val="none" w:color="000000" w:sz="4" w:space="0"/>
+          <w:bottom w:val="none" w:color="000000" w:sz="4" w:space="0"/>
+          <w:right w:val="none" w:color="000000" w:sz="4" w:space="0"/>
         </w:tcBorders>
         <w:shd w:val="clear" w:color="FFFFFF" w:themeColor="light1" w:fill="FFFFFF" w:themeFill="light1"/>
       </w:tcPr>
@@ -7226,10 +7291,10 @@
       <w:tblPr/>
       <w:tcPr>
         <w:tcBorders>
-          <w:top w:val="none" w:sz="4" w:space="0" w:color="000000"/>
-          <w:left w:val="none" w:sz="4" w:space="0" w:color="000000"/>
-          <w:bottom w:val="none" w:sz="4" w:space="0" w:color="000000"/>
-          <w:right w:val="single" w:sz="4" w:space="0" w:color="63BDE6" w:themeColor="accent1" w:themeTint="80"/>
+          <w:top w:val="none" w:color="000000" w:sz="4" w:space="0"/>
+          <w:left w:val="none" w:color="000000" w:sz="4" w:space="0"/>
+          <w:bottom w:val="none" w:color="000000" w:sz="4" w:space="0"/>
+          <w:right w:val="single" w:color="63BDE6" w:themeColor="accent1" w:themeTint="80" w:sz="4" w:space="0"/>
         </w:tcBorders>
         <w:shd w:val="clear" w:color="FFFFFF" w:fill="auto"/>
       </w:tcPr>
@@ -7244,10 +7309,10 @@
       <w:tblPr/>
       <w:tcPr>
         <w:tcBorders>
-          <w:top w:val="none" w:sz="4" w:space="0" w:color="000000"/>
-          <w:left w:val="single" w:sz="4" w:space="0" w:color="63BDE6" w:themeColor="accent1" w:themeTint="80"/>
-          <w:bottom w:val="none" w:sz="4" w:space="0" w:color="000000"/>
-          <w:right w:val="none" w:sz="4" w:space="0" w:color="000000"/>
+          <w:top w:val="none" w:color="000000" w:sz="4" w:space="0"/>
+          <w:left w:val="single" w:color="63BDE6" w:themeColor="accent1" w:themeTint="80" w:sz="4" w:space="0"/>
+          <w:bottom w:val="none" w:color="000000" w:sz="4" w:space="0"/>
+          <w:right w:val="none" w:color="000000" w:sz="4" w:space="0"/>
         </w:tcBorders>
         <w:shd w:val="clear" w:color="FFFFFF" w:fill="auto"/>
       </w:tcPr>
@@ -7288,10 +7353,10 @@
       <w:tblStyleRowBandSize w:val="1"/>
       <w:tblStyleColBandSize w:val="1"/>
       <w:tblBorders>
-        <w:bottom w:val="single" w:sz="4" w:space="0" w:color="F2AA85" w:themeColor="accent2" w:themeTint="97"/>
-        <w:right w:val="single" w:sz="4" w:space="0" w:color="F2AA85" w:themeColor="accent2" w:themeTint="97"/>
-        <w:insideH w:val="single" w:sz="4" w:space="0" w:color="F2AA85" w:themeColor="accent2" w:themeTint="97"/>
-        <w:insideV w:val="single" w:sz="4" w:space="0" w:color="F2AA85" w:themeColor="accent2" w:themeTint="97"/>
+        <w:bottom w:val="single" w:color="F2AA85" w:themeColor="accent2" w:themeTint="97" w:sz="4" w:space="0"/>
+        <w:right w:val="single" w:color="F2AA85" w:themeColor="accent2" w:themeTint="97" w:sz="4" w:space="0"/>
+        <w:insideH w:val="single" w:color="F2AA85" w:themeColor="accent2" w:themeTint="97" w:sz="4" w:space="0"/>
+        <w:insideV w:val="single" w:color="F2AA85" w:themeColor="accent2" w:themeTint="97" w:sz="4" w:space="0"/>
       </w:tblBorders>
     </w:tblPr>
     <w:tblStylePr w:type="firstRow">
@@ -7304,10 +7369,10 @@
       <w:tblPr/>
       <w:tcPr>
         <w:tcBorders>
-          <w:top w:val="none" w:sz="4" w:space="0" w:color="000000"/>
-          <w:left w:val="none" w:sz="4" w:space="0" w:color="000000"/>
-          <w:bottom w:val="single" w:sz="4" w:space="0" w:color="F2AA85" w:themeColor="accent2" w:themeTint="97"/>
-          <w:right w:val="none" w:sz="4" w:space="0" w:color="000000"/>
+          <w:top w:val="none" w:color="000000" w:sz="4" w:space="0"/>
+          <w:left w:val="none" w:color="000000" w:sz="4" w:space="0"/>
+          <w:bottom w:val="single" w:color="F2AA85" w:themeColor="accent2" w:themeTint="97" w:sz="4" w:space="0"/>
+          <w:right w:val="none" w:color="000000" w:sz="4" w:space="0"/>
         </w:tcBorders>
         <w:shd w:val="clear" w:color="FFFFFF" w:themeColor="light1" w:fill="FFFFFF" w:themeFill="light1"/>
       </w:tcPr>
@@ -7322,10 +7387,10 @@
       <w:tblPr/>
       <w:tcPr>
         <w:tcBorders>
-          <w:top w:val="single" w:sz="4" w:space="0" w:color="F2AA85" w:themeColor="accent2" w:themeTint="97"/>
-          <w:left w:val="none" w:sz="4" w:space="0" w:color="000000"/>
-          <w:bottom w:val="none" w:sz="4" w:space="0" w:color="000000"/>
-          <w:right w:val="none" w:sz="4" w:space="0" w:color="000000"/>
+          <w:top w:val="single" w:color="F2AA85" w:themeColor="accent2" w:themeTint="97" w:sz="4" w:space="0"/>
+          <w:left w:val="none" w:color="000000" w:sz="4" w:space="0"/>
+          <w:bottom w:val="none" w:color="000000" w:sz="4" w:space="0"/>
+          <w:right w:val="none" w:color="000000" w:sz="4" w:space="0"/>
         </w:tcBorders>
         <w:shd w:val="clear" w:color="FFFFFF" w:themeColor="light1" w:fill="FFFFFF" w:themeFill="light1"/>
       </w:tcPr>
@@ -7343,10 +7408,10 @@
       <w:tblPr/>
       <w:tcPr>
         <w:tcBorders>
-          <w:top w:val="none" w:sz="4" w:space="0" w:color="000000"/>
-          <w:left w:val="none" w:sz="4" w:space="0" w:color="000000"/>
-          <w:bottom w:val="none" w:sz="4" w:space="0" w:color="000000"/>
-          <w:right w:val="single" w:sz="4" w:space="0" w:color="F2AA85" w:themeColor="accent2" w:themeTint="97"/>
+          <w:top w:val="none" w:color="000000" w:sz="4" w:space="0"/>
+          <w:left w:val="none" w:color="000000" w:sz="4" w:space="0"/>
+          <w:bottom w:val="none" w:color="000000" w:sz="4" w:space="0"/>
+          <w:right w:val="single" w:color="F2AA85" w:themeColor="accent2" w:themeTint="97" w:sz="4" w:space="0"/>
         </w:tcBorders>
         <w:shd w:val="clear" w:color="FFFFFF" w:fill="auto"/>
       </w:tcPr>
@@ -7361,10 +7426,10 @@
       <w:tblPr/>
       <w:tcPr>
         <w:tcBorders>
-          <w:top w:val="none" w:sz="4" w:space="0" w:color="000000"/>
-          <w:left w:val="single" w:sz="4" w:space="0" w:color="F2AA85" w:themeColor="accent2" w:themeTint="97"/>
-          <w:bottom w:val="none" w:sz="4" w:space="0" w:color="000000"/>
-          <w:right w:val="none" w:sz="4" w:space="0" w:color="000000"/>
+          <w:top w:val="none" w:color="000000" w:sz="4" w:space="0"/>
+          <w:left w:val="single" w:color="F2AA85" w:themeColor="accent2" w:themeTint="97" w:sz="4" w:space="0"/>
+          <w:bottom w:val="none" w:color="000000" w:sz="4" w:space="0"/>
+          <w:right w:val="none" w:color="000000" w:sz="4" w:space="0"/>
         </w:tcBorders>
         <w:shd w:val="clear" w:color="FFFFFF" w:fill="auto"/>
       </w:tcPr>
@@ -7405,10 +7470,10 @@
       <w:tblStyleRowBandSize w:val="1"/>
       <w:tblStyleColBandSize w:val="1"/>
       <w:tblBorders>
-        <w:bottom w:val="single" w:sz="4" w:space="0" w:color="196C24" w:themeColor="accent3" w:themeTint="FE"/>
-        <w:right w:val="single" w:sz="4" w:space="0" w:color="196C24" w:themeColor="accent3" w:themeTint="FE"/>
-        <w:insideH w:val="single" w:sz="4" w:space="0" w:color="196C24" w:themeColor="accent3" w:themeTint="FE"/>
-        <w:insideV w:val="single" w:sz="4" w:space="0" w:color="196C24" w:themeColor="accent3" w:themeTint="FE"/>
+        <w:bottom w:val="single" w:color="196C24" w:themeColor="accent3" w:themeTint="FE" w:sz="4" w:space="0"/>
+        <w:right w:val="single" w:color="196C24" w:themeColor="accent3" w:themeTint="FE" w:sz="4" w:space="0"/>
+        <w:insideH w:val="single" w:color="196C24" w:themeColor="accent3" w:themeTint="FE" w:sz="4" w:space="0"/>
+        <w:insideV w:val="single" w:color="196C24" w:themeColor="accent3" w:themeTint="FE" w:sz="4" w:space="0"/>
       </w:tblBorders>
     </w:tblPr>
     <w:tblStylePr w:type="firstRow">
@@ -7421,10 +7486,10 @@
       <w:tblPr/>
       <w:tcPr>
         <w:tcBorders>
-          <w:top w:val="none" w:sz="4" w:space="0" w:color="000000"/>
-          <w:left w:val="none" w:sz="4" w:space="0" w:color="000000"/>
-          <w:bottom w:val="single" w:sz="4" w:space="0" w:color="196C24" w:themeColor="accent3" w:themeTint="FE"/>
-          <w:right w:val="none" w:sz="4" w:space="0" w:color="000000"/>
+          <w:top w:val="none" w:color="000000" w:sz="4" w:space="0"/>
+          <w:left w:val="none" w:color="000000" w:sz="4" w:space="0"/>
+          <w:bottom w:val="single" w:color="196C24" w:themeColor="accent3" w:themeTint="FE" w:sz="4" w:space="0"/>
+          <w:right w:val="none" w:color="000000" w:sz="4" w:space="0"/>
         </w:tcBorders>
         <w:shd w:val="clear" w:color="FFFFFF" w:themeColor="light1" w:fill="FFFFFF" w:themeFill="light1"/>
       </w:tcPr>
@@ -7439,10 +7504,10 @@
       <w:tblPr/>
       <w:tcPr>
         <w:tcBorders>
-          <w:top w:val="single" w:sz="4" w:space="0" w:color="196C24" w:themeColor="accent3" w:themeTint="FE"/>
-          <w:left w:val="none" w:sz="4" w:space="0" w:color="000000"/>
-          <w:bottom w:val="none" w:sz="4" w:space="0" w:color="000000"/>
-          <w:right w:val="none" w:sz="4" w:space="0" w:color="000000"/>
+          <w:top w:val="single" w:color="196C24" w:themeColor="accent3" w:themeTint="FE" w:sz="4" w:space="0"/>
+          <w:left w:val="none" w:color="000000" w:sz="4" w:space="0"/>
+          <w:bottom w:val="none" w:color="000000" w:sz="4" w:space="0"/>
+          <w:right w:val="none" w:color="000000" w:sz="4" w:space="0"/>
         </w:tcBorders>
         <w:shd w:val="clear" w:color="FFFFFF" w:themeColor="light1" w:fill="FFFFFF" w:themeFill="light1"/>
       </w:tcPr>
@@ -7460,10 +7525,10 @@
       <w:tblPr/>
       <w:tcPr>
         <w:tcBorders>
-          <w:top w:val="none" w:sz="4" w:space="0" w:color="000000"/>
-          <w:left w:val="none" w:sz="4" w:space="0" w:color="000000"/>
-          <w:bottom w:val="none" w:sz="4" w:space="0" w:color="000000"/>
-          <w:right w:val="single" w:sz="4" w:space="0" w:color="196C24" w:themeColor="accent3" w:themeTint="FE"/>
+          <w:top w:val="none" w:color="000000" w:sz="4" w:space="0"/>
+          <w:left w:val="none" w:color="000000" w:sz="4" w:space="0"/>
+          <w:bottom w:val="none" w:color="000000" w:sz="4" w:space="0"/>
+          <w:right w:val="single" w:color="196C24" w:themeColor="accent3" w:themeTint="FE" w:sz="4" w:space="0"/>
         </w:tcBorders>
         <w:shd w:val="clear" w:color="FFFFFF" w:fill="auto"/>
       </w:tcPr>
@@ -7478,10 +7543,10 @@
       <w:tblPr/>
       <w:tcPr>
         <w:tcBorders>
-          <w:top w:val="none" w:sz="4" w:space="0" w:color="000000"/>
-          <w:left w:val="single" w:sz="4" w:space="0" w:color="196C24" w:themeColor="accent3" w:themeTint="FE"/>
-          <w:bottom w:val="none" w:sz="4" w:space="0" w:color="000000"/>
-          <w:right w:val="none" w:sz="4" w:space="0" w:color="000000"/>
+          <w:top w:val="none" w:color="000000" w:sz="4" w:space="0"/>
+          <w:left w:val="single" w:color="196C24" w:themeColor="accent3" w:themeTint="FE" w:sz="4" w:space="0"/>
+          <w:bottom w:val="none" w:color="000000" w:sz="4" w:space="0"/>
+          <w:right w:val="none" w:color="000000" w:sz="4" w:space="0"/>
         </w:tcBorders>
         <w:shd w:val="clear" w:color="FFFFFF" w:fill="auto"/>
       </w:tcPr>
@@ -7522,10 +7587,10 @@
       <w:tblStyleRowBandSize w:val="1"/>
       <w:tblStyleColBandSize w:val="1"/>
       <w:tblBorders>
-        <w:bottom w:val="single" w:sz="4" w:space="0" w:color="5FCAF3" w:themeColor="accent4" w:themeTint="9A"/>
-        <w:right w:val="single" w:sz="4" w:space="0" w:color="5FCAF3" w:themeColor="accent4" w:themeTint="9A"/>
-        <w:insideH w:val="single" w:sz="4" w:space="0" w:color="5FCAF3" w:themeColor="accent4" w:themeTint="9A"/>
-        <w:insideV w:val="single" w:sz="4" w:space="0" w:color="5FCAF3" w:themeColor="accent4" w:themeTint="9A"/>
+        <w:bottom w:val="single" w:color="5FCAF3" w:themeColor="accent4" w:themeTint="9A" w:sz="4" w:space="0"/>
+        <w:right w:val="single" w:color="5FCAF3" w:themeColor="accent4" w:themeTint="9A" w:sz="4" w:space="0"/>
+        <w:insideH w:val="single" w:color="5FCAF3" w:themeColor="accent4" w:themeTint="9A" w:sz="4" w:space="0"/>
+        <w:insideV w:val="single" w:color="5FCAF3" w:themeColor="accent4" w:themeTint="9A" w:sz="4" w:space="0"/>
       </w:tblBorders>
     </w:tblPr>
     <w:tblStylePr w:type="firstRow">
@@ -7538,10 +7603,10 @@
       <w:tblPr/>
       <w:tcPr>
         <w:tcBorders>
-          <w:top w:val="none" w:sz="4" w:space="0" w:color="000000"/>
-          <w:left w:val="none" w:sz="4" w:space="0" w:color="000000"/>
-          <w:bottom w:val="single" w:sz="4" w:space="0" w:color="5FCAF3" w:themeColor="accent4" w:themeTint="9A"/>
-          <w:right w:val="none" w:sz="4" w:space="0" w:color="000000"/>
+          <w:top w:val="none" w:color="000000" w:sz="4" w:space="0"/>
+          <w:left w:val="none" w:color="000000" w:sz="4" w:space="0"/>
+          <w:bottom w:val="single" w:color="5FCAF3" w:themeColor="accent4" w:themeTint="9A" w:sz="4" w:space="0"/>
+          <w:right w:val="none" w:color="000000" w:sz="4" w:space="0"/>
         </w:tcBorders>
         <w:shd w:val="clear" w:color="FFFFFF" w:themeColor="light1" w:fill="FFFFFF" w:themeFill="light1"/>
       </w:tcPr>
@@ -7556,10 +7621,10 @@
       <w:tblPr/>
       <w:tcPr>
         <w:tcBorders>
-          <w:top w:val="single" w:sz="4" w:space="0" w:color="5FCAF3" w:themeColor="accent4" w:themeTint="9A"/>
-          <w:left w:val="none" w:sz="4" w:space="0" w:color="000000"/>
-          <w:bottom w:val="none" w:sz="4" w:space="0" w:color="000000"/>
-          <w:right w:val="none" w:sz="4" w:space="0" w:color="000000"/>
+          <w:top w:val="single" w:color="5FCAF3" w:themeColor="accent4" w:themeTint="9A" w:sz="4" w:space="0"/>
+          <w:left w:val="none" w:color="000000" w:sz="4" w:space="0"/>
+          <w:bottom w:val="none" w:color="000000" w:sz="4" w:space="0"/>
+          <w:right w:val="none" w:color="000000" w:sz="4" w:space="0"/>
         </w:tcBorders>
         <w:shd w:val="clear" w:color="FFFFFF" w:themeColor="light1" w:fill="FFFFFF" w:themeFill="light1"/>
       </w:tcPr>
@@ -7577,10 +7642,10 @@
       <w:tblPr/>
       <w:tcPr>
         <w:tcBorders>
-          <w:top w:val="none" w:sz="4" w:space="0" w:color="000000"/>
-          <w:left w:val="none" w:sz="4" w:space="0" w:color="000000"/>
-          <w:bottom w:val="none" w:sz="4" w:space="0" w:color="000000"/>
-          <w:right w:val="single" w:sz="4" w:space="0" w:color="5FCAF3" w:themeColor="accent4" w:themeTint="9A"/>
+          <w:top w:val="none" w:color="000000" w:sz="4" w:space="0"/>
+          <w:left w:val="none" w:color="000000" w:sz="4" w:space="0"/>
+          <w:bottom w:val="none" w:color="000000" w:sz="4" w:space="0"/>
+          <w:right w:val="single" w:color="5FCAF3" w:themeColor="accent4" w:themeTint="9A" w:sz="4" w:space="0"/>
         </w:tcBorders>
         <w:shd w:val="clear" w:color="FFFFFF" w:fill="auto"/>
       </w:tcPr>
@@ -7595,10 +7660,10 @@
       <w:tblPr/>
       <w:tcPr>
         <w:tcBorders>
-          <w:top w:val="none" w:sz="4" w:space="0" w:color="000000"/>
-          <w:left w:val="single" w:sz="4" w:space="0" w:color="5FCAF3" w:themeColor="accent4" w:themeTint="9A"/>
-          <w:bottom w:val="none" w:sz="4" w:space="0" w:color="000000"/>
-          <w:right w:val="none" w:sz="4" w:space="0" w:color="000000"/>
+          <w:top w:val="none" w:color="000000" w:sz="4" w:space="0"/>
+          <w:left w:val="single" w:color="5FCAF3" w:themeColor="accent4" w:themeTint="9A" w:sz="4" w:space="0"/>
+          <w:bottom w:val="none" w:color="000000" w:sz="4" w:space="0"/>
+          <w:right w:val="none" w:color="000000" w:sz="4" w:space="0"/>
         </w:tcBorders>
         <w:shd w:val="clear" w:color="FFFFFF" w:fill="auto"/>
       </w:tcPr>
@@ -7639,10 +7704,10 @@
       <w:tblStyleRowBandSize w:val="1"/>
       <w:tblStyleColBandSize w:val="1"/>
       <w:tblBorders>
-        <w:bottom w:val="single" w:sz="4" w:space="0" w:color="DA76CE" w:themeColor="accent5" w:themeTint="90"/>
-        <w:right w:val="single" w:sz="4" w:space="0" w:color="DA76CE" w:themeColor="accent5" w:themeTint="90"/>
-        <w:insideH w:val="single" w:sz="4" w:space="0" w:color="DA76CE" w:themeColor="accent5" w:themeTint="90"/>
-        <w:insideV w:val="single" w:sz="4" w:space="0" w:color="DA76CE" w:themeColor="accent5" w:themeTint="90"/>
+        <w:bottom w:val="single" w:color="DA76CE" w:themeColor="accent5" w:themeTint="90" w:sz="4" w:space="0"/>
+        <w:right w:val="single" w:color="DA76CE" w:themeColor="accent5" w:themeTint="90" w:sz="4" w:space="0"/>
+        <w:insideH w:val="single" w:color="DA76CE" w:themeColor="accent5" w:themeTint="90" w:sz="4" w:space="0"/>
+        <w:insideV w:val="single" w:color="DA76CE" w:themeColor="accent5" w:themeTint="90" w:sz="4" w:space="0"/>
       </w:tblBorders>
     </w:tblPr>
     <w:tblStylePr w:type="firstRow">
@@ -7655,10 +7720,10 @@
       <w:tblPr/>
       <w:tcPr>
         <w:tcBorders>
-          <w:top w:val="none" w:sz="4" w:space="0" w:color="000000"/>
-          <w:left w:val="none" w:sz="4" w:space="0" w:color="000000"/>
-          <w:bottom w:val="single" w:sz="4" w:space="0" w:color="DA76CE" w:themeColor="accent5" w:themeTint="90"/>
-          <w:right w:val="none" w:sz="4" w:space="0" w:color="000000"/>
+          <w:top w:val="none" w:color="000000" w:sz="4" w:space="0"/>
+          <w:left w:val="none" w:color="000000" w:sz="4" w:space="0"/>
+          <w:bottom w:val="single" w:color="DA76CE" w:themeColor="accent5" w:themeTint="90" w:sz="4" w:space="0"/>
+          <w:right w:val="none" w:color="000000" w:sz="4" w:space="0"/>
         </w:tcBorders>
         <w:shd w:val="clear" w:color="FFFFFF" w:themeColor="light1" w:fill="FFFFFF" w:themeFill="light1"/>
       </w:tcPr>
@@ -7673,10 +7738,10 @@
       <w:tblPr/>
       <w:tcPr>
         <w:tcBorders>
-          <w:top w:val="single" w:sz="4" w:space="0" w:color="DA76CE" w:themeColor="accent5" w:themeTint="90"/>
-          <w:left w:val="none" w:sz="4" w:space="0" w:color="000000"/>
-          <w:bottom w:val="none" w:sz="4" w:space="0" w:color="000000"/>
-          <w:right w:val="none" w:sz="4" w:space="0" w:color="000000"/>
+          <w:top w:val="single" w:color="DA76CE" w:themeColor="accent5" w:themeTint="90" w:sz="4" w:space="0"/>
+          <w:left w:val="none" w:color="000000" w:sz="4" w:space="0"/>
+          <w:bottom w:val="none" w:color="000000" w:sz="4" w:space="0"/>
+          <w:right w:val="none" w:color="000000" w:sz="4" w:space="0"/>
         </w:tcBorders>
         <w:shd w:val="clear" w:color="FFFFFF" w:themeColor="light1" w:fill="FFFFFF" w:themeFill="light1"/>
       </w:tcPr>
@@ -7694,10 +7759,10 @@
       <w:tblPr/>
       <w:tcPr>
         <w:tcBorders>
-          <w:top w:val="none" w:sz="4" w:space="0" w:color="000000"/>
-          <w:left w:val="none" w:sz="4" w:space="0" w:color="000000"/>
-          <w:bottom w:val="none" w:sz="4" w:space="0" w:color="000000"/>
-          <w:right w:val="single" w:sz="4" w:space="0" w:color="DA76CE" w:themeColor="accent5" w:themeTint="90"/>
+          <w:top w:val="none" w:color="000000" w:sz="4" w:space="0"/>
+          <w:left w:val="none" w:color="000000" w:sz="4" w:space="0"/>
+          <w:bottom w:val="none" w:color="000000" w:sz="4" w:space="0"/>
+          <w:right w:val="single" w:color="DA76CE" w:themeColor="accent5" w:themeTint="90" w:sz="4" w:space="0"/>
         </w:tcBorders>
         <w:shd w:val="clear" w:color="FFFFFF" w:fill="auto"/>
       </w:tcPr>
@@ -7712,10 +7777,10 @@
       <w:tblPr/>
       <w:tcPr>
         <w:tcBorders>
-          <w:top w:val="none" w:sz="4" w:space="0" w:color="000000"/>
-          <w:left w:val="single" w:sz="4" w:space="0" w:color="DA76CE" w:themeColor="accent5" w:themeTint="90"/>
-          <w:bottom w:val="none" w:sz="4" w:space="0" w:color="000000"/>
-          <w:right w:val="none" w:sz="4" w:space="0" w:color="000000"/>
+          <w:top w:val="none" w:color="000000" w:sz="4" w:space="0"/>
+          <w:left w:val="single" w:color="DA76CE" w:themeColor="accent5" w:themeTint="90" w:sz="4" w:space="0"/>
+          <w:bottom w:val="none" w:color="000000" w:sz="4" w:space="0"/>
+          <w:right w:val="none" w:color="000000" w:sz="4" w:space="0"/>
         </w:tcBorders>
         <w:shd w:val="clear" w:color="FFFFFF" w:fill="auto"/>
       </w:tcPr>
@@ -7756,10 +7821,10 @@
       <w:tblStyleRowBandSize w:val="1"/>
       <w:tblStyleColBandSize w:val="1"/>
       <w:tblBorders>
-        <w:bottom w:val="single" w:sz="4" w:space="0" w:color="94DA7B" w:themeColor="accent6" w:themeTint="90"/>
-        <w:right w:val="single" w:sz="4" w:space="0" w:color="94DA7B" w:themeColor="accent6" w:themeTint="90"/>
-        <w:insideH w:val="single" w:sz="4" w:space="0" w:color="94DA7B" w:themeColor="accent6" w:themeTint="90"/>
-        <w:insideV w:val="single" w:sz="4" w:space="0" w:color="94DA7B" w:themeColor="accent6" w:themeTint="90"/>
+        <w:bottom w:val="single" w:color="94DA7B" w:themeColor="accent6" w:themeTint="90" w:sz="4" w:space="0"/>
+        <w:right w:val="single" w:color="94DA7B" w:themeColor="accent6" w:themeTint="90" w:sz="4" w:space="0"/>
+        <w:insideH w:val="single" w:color="94DA7B" w:themeColor="accent6" w:themeTint="90" w:sz="4" w:space="0"/>
+        <w:insideV w:val="single" w:color="94DA7B" w:themeColor="accent6" w:themeTint="90" w:sz="4" w:space="0"/>
       </w:tblBorders>
     </w:tblPr>
     <w:tblStylePr w:type="firstRow">
@@ -7772,10 +7837,10 @@
       <w:tblPr/>
       <w:tcPr>
         <w:tcBorders>
-          <w:top w:val="none" w:sz="4" w:space="0" w:color="000000"/>
-          <w:left w:val="none" w:sz="4" w:space="0" w:color="000000"/>
-          <w:bottom w:val="single" w:sz="4" w:space="0" w:color="94DA7B" w:themeColor="accent6" w:themeTint="90"/>
-          <w:right w:val="none" w:sz="4" w:space="0" w:color="000000"/>
+          <w:top w:val="none" w:color="000000" w:sz="4" w:space="0"/>
+          <w:left w:val="none" w:color="000000" w:sz="4" w:space="0"/>
+          <w:bottom w:val="single" w:color="94DA7B" w:themeColor="accent6" w:themeTint="90" w:sz="4" w:space="0"/>
+          <w:right w:val="none" w:color="000000" w:sz="4" w:space="0"/>
         </w:tcBorders>
         <w:shd w:val="clear" w:color="FFFFFF" w:themeColor="light1" w:fill="FFFFFF" w:themeFill="light1"/>
       </w:tcPr>
@@ -7790,10 +7855,10 @@
       <w:tblPr/>
       <w:tcPr>
         <w:tcBorders>
-          <w:top w:val="single" w:sz="4" w:space="0" w:color="94DA7B" w:themeColor="accent6" w:themeTint="90"/>
-          <w:left w:val="none" w:sz="4" w:space="0" w:color="000000"/>
-          <w:bottom w:val="none" w:sz="4" w:space="0" w:color="000000"/>
-          <w:right w:val="none" w:sz="4" w:space="0" w:color="000000"/>
+          <w:top w:val="single" w:color="94DA7B" w:themeColor="accent6" w:themeTint="90" w:sz="4" w:space="0"/>
+          <w:left w:val="none" w:color="000000" w:sz="4" w:space="0"/>
+          <w:bottom w:val="none" w:color="000000" w:sz="4" w:space="0"/>
+          <w:right w:val="none" w:color="000000" w:sz="4" w:space="0"/>
         </w:tcBorders>
         <w:shd w:val="clear" w:color="FFFFFF" w:themeColor="light1" w:fill="FFFFFF" w:themeFill="light1"/>
       </w:tcPr>
@@ -7811,10 +7876,10 @@
       <w:tblPr/>
       <w:tcPr>
         <w:tcBorders>
-          <w:top w:val="none" w:sz="4" w:space="0" w:color="000000"/>
-          <w:left w:val="none" w:sz="4" w:space="0" w:color="000000"/>
-          <w:bottom w:val="none" w:sz="4" w:space="0" w:color="000000"/>
-          <w:right w:val="single" w:sz="4" w:space="0" w:color="94DA7B" w:themeColor="accent6" w:themeTint="90"/>
+          <w:top w:val="none" w:color="000000" w:sz="4" w:space="0"/>
+          <w:left w:val="none" w:color="000000" w:sz="4" w:space="0"/>
+          <w:bottom w:val="none" w:color="000000" w:sz="4" w:space="0"/>
+          <w:right w:val="single" w:color="94DA7B" w:themeColor="accent6" w:themeTint="90" w:sz="4" w:space="0"/>
         </w:tcBorders>
         <w:shd w:val="clear" w:color="FFFFFF" w:fill="auto"/>
       </w:tcPr>
@@ -7829,10 +7894,10 @@
       <w:tblPr/>
       <w:tcPr>
         <w:tcBorders>
-          <w:top w:val="none" w:sz="4" w:space="0" w:color="000000"/>
-          <w:left w:val="single" w:sz="4" w:space="0" w:color="94DA7B" w:themeColor="accent6" w:themeTint="90"/>
-          <w:bottom w:val="none" w:sz="4" w:space="0" w:color="000000"/>
-          <w:right w:val="none" w:sz="4" w:space="0" w:color="000000"/>
+          <w:top w:val="none" w:color="000000" w:sz="4" w:space="0"/>
+          <w:left w:val="single" w:color="94DA7B" w:themeColor="accent6" w:themeTint="90" w:sz="4" w:space="0"/>
+          <w:bottom w:val="none" w:color="000000" w:sz="4" w:space="0"/>
+          <w:right w:val="none" w:color="000000" w:sz="4" w:space="0"/>
         </w:tcBorders>
         <w:shd w:val="clear" w:color="FFFFFF" w:fill="auto"/>
       </w:tcPr>
@@ -7881,10 +7946,10 @@
       <w:tblPr/>
       <w:tcPr>
         <w:tcBorders>
-          <w:top w:val="none" w:sz="4" w:space="0" w:color="000000"/>
-          <w:left w:val="none" w:sz="4" w:space="0" w:color="000000"/>
-          <w:bottom w:val="single" w:sz="4" w:space="0" w:color="000000" w:themeColor="text1"/>
-          <w:right w:val="none" w:sz="4" w:space="0" w:color="000000"/>
+          <w:top w:val="none" w:color="000000" w:sz="4" w:space="0"/>
+          <w:left w:val="none" w:color="000000" w:sz="4" w:space="0"/>
+          <w:bottom w:val="single" w:color="000000" w:themeColor="text1" w:sz="4" w:space="0"/>
+          <w:right w:val="none" w:color="000000" w:sz="4" w:space="0"/>
         </w:tcBorders>
       </w:tcPr>
     </w:tblStylePr>
@@ -7896,10 +7961,10 @@
       <w:tblPr/>
       <w:tcPr>
         <w:tcBorders>
-          <w:top w:val="single" w:sz="4" w:space="0" w:color="000000" w:themeColor="text1"/>
-          <w:left w:val="none" w:sz="4" w:space="0" w:color="000000"/>
-          <w:bottom w:val="none" w:sz="4" w:space="0" w:color="000000"/>
-          <w:right w:val="none" w:sz="4" w:space="0" w:color="000000"/>
+          <w:top w:val="single" w:color="000000" w:themeColor="text1" w:sz="4" w:space="0"/>
+          <w:left w:val="none" w:color="000000" w:sz="4" w:space="0"/>
+          <w:bottom w:val="none" w:color="000000" w:sz="4" w:space="0"/>
+          <w:right w:val="none" w:color="000000" w:sz="4" w:space="0"/>
         </w:tcBorders>
       </w:tcPr>
     </w:tblStylePr>
@@ -7947,10 +8012,10 @@
       <w:tblPr/>
       <w:tcPr>
         <w:tcBorders>
-          <w:top w:val="none" w:sz="4" w:space="0" w:color="000000"/>
-          <w:left w:val="none" w:sz="4" w:space="0" w:color="000000"/>
-          <w:bottom w:val="single" w:sz="4" w:space="0" w:color="156082" w:themeColor="accent1"/>
-          <w:right w:val="none" w:sz="4" w:space="0" w:color="000000"/>
+          <w:top w:val="none" w:color="000000" w:sz="4" w:space="0"/>
+          <w:left w:val="none" w:color="000000" w:sz="4" w:space="0"/>
+          <w:bottom w:val="single" w:color="156082" w:themeColor="accent1" w:sz="4" w:space="0"/>
+          <w:right w:val="none" w:color="000000" w:sz="4" w:space="0"/>
         </w:tcBorders>
       </w:tcPr>
     </w:tblStylePr>
@@ -7962,10 +8027,10 @@
       <w:tblPr/>
       <w:tcPr>
         <w:tcBorders>
-          <w:top w:val="single" w:sz="4" w:space="0" w:color="156082" w:themeColor="accent1"/>
-          <w:left w:val="none" w:sz="4" w:space="0" w:color="000000"/>
-          <w:bottom w:val="none" w:sz="4" w:space="0" w:color="000000"/>
-          <w:right w:val="none" w:sz="4" w:space="0" w:color="000000"/>
+          <w:top w:val="single" w:color="156082" w:themeColor="accent1" w:sz="4" w:space="0"/>
+          <w:left w:val="none" w:color="000000" w:sz="4" w:space="0"/>
+          <w:bottom w:val="none" w:color="000000" w:sz="4" w:space="0"/>
+          <w:right w:val="none" w:color="000000" w:sz="4" w:space="0"/>
         </w:tcBorders>
       </w:tcPr>
     </w:tblStylePr>
@@ -8013,10 +8078,10 @@
       <w:tblPr/>
       <w:tcPr>
         <w:tcBorders>
-          <w:top w:val="none" w:sz="4" w:space="0" w:color="000000"/>
-          <w:left w:val="none" w:sz="4" w:space="0" w:color="000000"/>
-          <w:bottom w:val="single" w:sz="4" w:space="0" w:color="E97132" w:themeColor="accent2"/>
-          <w:right w:val="none" w:sz="4" w:space="0" w:color="000000"/>
+          <w:top w:val="none" w:color="000000" w:sz="4" w:space="0"/>
+          <w:left w:val="none" w:color="000000" w:sz="4" w:space="0"/>
+          <w:bottom w:val="single" w:color="E97132" w:themeColor="accent2" w:sz="4" w:space="0"/>
+          <w:right w:val="none" w:color="000000" w:sz="4" w:space="0"/>
         </w:tcBorders>
       </w:tcPr>
     </w:tblStylePr>
@@ -8028,10 +8093,10 @@
       <w:tblPr/>
       <w:tcPr>
         <w:tcBorders>
-          <w:top w:val="single" w:sz="4" w:space="0" w:color="E97132" w:themeColor="accent2"/>
-          <w:left w:val="none" w:sz="4" w:space="0" w:color="000000"/>
-          <w:bottom w:val="none" w:sz="4" w:space="0" w:color="000000"/>
-          <w:right w:val="none" w:sz="4" w:space="0" w:color="000000"/>
+          <w:top w:val="single" w:color="E97132" w:themeColor="accent2" w:sz="4" w:space="0"/>
+          <w:left w:val="none" w:color="000000" w:sz="4" w:space="0"/>
+          <w:bottom w:val="none" w:color="000000" w:sz="4" w:space="0"/>
+          <w:right w:val="none" w:color="000000" w:sz="4" w:space="0"/>
         </w:tcBorders>
       </w:tcPr>
     </w:tblStylePr>
@@ -8079,10 +8144,10 @@
       <w:tblPr/>
       <w:tcPr>
         <w:tcBorders>
-          <w:top w:val="none" w:sz="4" w:space="0" w:color="000000"/>
-          <w:left w:val="none" w:sz="4" w:space="0" w:color="000000"/>
-          <w:bottom w:val="single" w:sz="4" w:space="0" w:color="196B24" w:themeColor="accent3"/>
-          <w:right w:val="none" w:sz="4" w:space="0" w:color="000000"/>
+          <w:top w:val="none" w:color="000000" w:sz="4" w:space="0"/>
+          <w:left w:val="none" w:color="000000" w:sz="4" w:space="0"/>
+          <w:bottom w:val="single" w:color="196B24" w:themeColor="accent3" w:sz="4" w:space="0"/>
+          <w:right w:val="none" w:color="000000" w:sz="4" w:space="0"/>
         </w:tcBorders>
       </w:tcPr>
     </w:tblStylePr>
@@ -8094,10 +8159,10 @@
       <w:tblPr/>
       <w:tcPr>
         <w:tcBorders>
-          <w:top w:val="single" w:sz="4" w:space="0" w:color="196B24" w:themeColor="accent3"/>
-          <w:left w:val="none" w:sz="4" w:space="0" w:color="000000"/>
-          <w:bottom w:val="none" w:sz="4" w:space="0" w:color="000000"/>
-          <w:right w:val="none" w:sz="4" w:space="0" w:color="000000"/>
+          <w:top w:val="single" w:color="196B24" w:themeColor="accent3" w:sz="4" w:space="0"/>
+          <w:left w:val="none" w:color="000000" w:sz="4" w:space="0"/>
+          <w:bottom w:val="none" w:color="000000" w:sz="4" w:space="0"/>
+          <w:right w:val="none" w:color="000000" w:sz="4" w:space="0"/>
         </w:tcBorders>
       </w:tcPr>
     </w:tblStylePr>
@@ -8145,10 +8210,10 @@
       <w:tblPr/>
       <w:tcPr>
         <w:tcBorders>
-          <w:top w:val="none" w:sz="4" w:space="0" w:color="000000"/>
-          <w:left w:val="none" w:sz="4" w:space="0" w:color="000000"/>
-          <w:bottom w:val="single" w:sz="4" w:space="0" w:color="0F9ED5" w:themeColor="accent4"/>
-          <w:right w:val="none" w:sz="4" w:space="0" w:color="000000"/>
+          <w:top w:val="none" w:color="000000" w:sz="4" w:space="0"/>
+          <w:left w:val="none" w:color="000000" w:sz="4" w:space="0"/>
+          <w:bottom w:val="single" w:color="0F9ED5" w:themeColor="accent4" w:sz="4" w:space="0"/>
+          <w:right w:val="none" w:color="000000" w:sz="4" w:space="0"/>
         </w:tcBorders>
       </w:tcPr>
     </w:tblStylePr>
@@ -8160,10 +8225,10 @@
       <w:tblPr/>
       <w:tcPr>
         <w:tcBorders>
-          <w:top w:val="single" w:sz="4" w:space="0" w:color="0F9ED5" w:themeColor="accent4"/>
-          <w:left w:val="none" w:sz="4" w:space="0" w:color="000000"/>
-          <w:bottom w:val="none" w:sz="4" w:space="0" w:color="000000"/>
-          <w:right w:val="none" w:sz="4" w:space="0" w:color="000000"/>
+          <w:top w:val="single" w:color="0F9ED5" w:themeColor="accent4" w:sz="4" w:space="0"/>
+          <w:left w:val="none" w:color="000000" w:sz="4" w:space="0"/>
+          <w:bottom w:val="none" w:color="000000" w:sz="4" w:space="0"/>
+          <w:right w:val="none" w:color="000000" w:sz="4" w:space="0"/>
         </w:tcBorders>
       </w:tcPr>
     </w:tblStylePr>
@@ -8211,10 +8276,10 @@
       <w:tblPr/>
       <w:tcPr>
         <w:tcBorders>
-          <w:top w:val="none" w:sz="4" w:space="0" w:color="000000"/>
-          <w:left w:val="none" w:sz="4" w:space="0" w:color="000000"/>
-          <w:bottom w:val="single" w:sz="4" w:space="0" w:color="A02B93" w:themeColor="accent5"/>
-          <w:right w:val="none" w:sz="4" w:space="0" w:color="000000"/>
+          <w:top w:val="none" w:color="000000" w:sz="4" w:space="0"/>
+          <w:left w:val="none" w:color="000000" w:sz="4" w:space="0"/>
+          <w:bottom w:val="single" w:color="A02B93" w:themeColor="accent5" w:sz="4" w:space="0"/>
+          <w:right w:val="none" w:color="000000" w:sz="4" w:space="0"/>
         </w:tcBorders>
       </w:tcPr>
     </w:tblStylePr>
@@ -8226,10 +8291,10 @@
       <w:tblPr/>
       <w:tcPr>
         <w:tcBorders>
-          <w:top w:val="single" w:sz="4" w:space="0" w:color="A02B93" w:themeColor="accent5"/>
-          <w:left w:val="none" w:sz="4" w:space="0" w:color="000000"/>
-          <w:bottom w:val="none" w:sz="4" w:space="0" w:color="000000"/>
-          <w:right w:val="none" w:sz="4" w:space="0" w:color="000000"/>
+          <w:top w:val="single" w:color="A02B93" w:themeColor="accent5" w:sz="4" w:space="0"/>
+          <w:left w:val="none" w:color="000000" w:sz="4" w:space="0"/>
+          <w:bottom w:val="none" w:color="000000" w:sz="4" w:space="0"/>
+          <w:right w:val="none" w:color="000000" w:sz="4" w:space="0"/>
         </w:tcBorders>
       </w:tcPr>
     </w:tblStylePr>
@@ -8277,10 +8342,10 @@
       <w:tblPr/>
       <w:tcPr>
         <w:tcBorders>
-          <w:top w:val="none" w:sz="4" w:space="0" w:color="000000"/>
-          <w:left w:val="none" w:sz="4" w:space="0" w:color="000000"/>
-          <w:bottom w:val="single" w:sz="4" w:space="0" w:color="4EA72E" w:themeColor="accent6"/>
-          <w:right w:val="none" w:sz="4" w:space="0" w:color="000000"/>
+          <w:top w:val="none" w:color="000000" w:sz="4" w:space="0"/>
+          <w:left w:val="none" w:color="000000" w:sz="4" w:space="0"/>
+          <w:bottom w:val="single" w:color="4EA72E" w:themeColor="accent6" w:sz="4" w:space="0"/>
+          <w:right w:val="none" w:color="000000" w:sz="4" w:space="0"/>
         </w:tcBorders>
       </w:tcPr>
     </w:tblStylePr>
@@ -8292,10 +8357,10 @@
       <w:tblPr/>
       <w:tcPr>
         <w:tcBorders>
-          <w:top w:val="single" w:sz="4" w:space="0" w:color="4EA72E" w:themeColor="accent6"/>
-          <w:left w:val="none" w:sz="4" w:space="0" w:color="000000"/>
-          <w:bottom w:val="none" w:sz="4" w:space="0" w:color="000000"/>
-          <w:right w:val="none" w:sz="4" w:space="0" w:color="000000"/>
+          <w:top w:val="single" w:color="4EA72E" w:themeColor="accent6" w:sz="4" w:space="0"/>
+          <w:left w:val="none" w:color="000000" w:sz="4" w:space="0"/>
+          <w:bottom w:val="none" w:color="000000" w:sz="4" w:space="0"/>
+          <w:right w:val="none" w:color="000000" w:sz="4" w:space="0"/>
         </w:tcBorders>
       </w:tcPr>
     </w:tblStylePr>
@@ -8335,9 +8400,9 @@
       <w:tblStyleRowBandSize w:val="1"/>
       <w:tblStyleColBandSize w:val="1"/>
       <w:tblBorders>
-        <w:top w:val="single" w:sz="4" w:space="0" w:color="6F6F6F" w:themeColor="text1" w:themeTint="90"/>
-        <w:bottom w:val="single" w:sz="4" w:space="0" w:color="6F6F6F" w:themeColor="text1" w:themeTint="90"/>
-        <w:insideH w:val="single" w:sz="4" w:space="0" w:color="6F6F6F" w:themeColor="text1" w:themeTint="90"/>
+        <w:top w:val="single" w:color="6F6F6F" w:themeColor="text1" w:themeTint="90" w:sz="4" w:space="0"/>
+        <w:bottom w:val="single" w:color="6F6F6F" w:themeColor="text1" w:themeTint="90" w:sz="4" w:space="0"/>
+        <w:insideH w:val="single" w:color="6F6F6F" w:themeColor="text1" w:themeTint="90" w:sz="4" w:space="0"/>
       </w:tblBorders>
     </w:tblPr>
     <w:tblStylePr w:type="firstRow">
@@ -8350,10 +8415,10 @@
       <w:tblPr/>
       <w:tcPr>
         <w:tcBorders>
-          <w:top w:val="single" w:sz="4" w:space="0" w:color="6F6F6F" w:themeColor="text1" w:themeTint="90"/>
-          <w:left w:val="none" w:sz="4" w:space="0" w:color="000000"/>
-          <w:bottom w:val="single" w:sz="4" w:space="0" w:color="6F6F6F" w:themeColor="text1" w:themeTint="90"/>
-          <w:right w:val="none" w:sz="4" w:space="0" w:color="000000"/>
+          <w:top w:val="single" w:color="6F6F6F" w:themeColor="text1" w:themeTint="90" w:sz="4" w:space="0"/>
+          <w:left w:val="none" w:color="000000" w:sz="4" w:space="0"/>
+          <w:bottom w:val="single" w:color="6F6F6F" w:themeColor="text1" w:themeTint="90" w:sz="4" w:space="0"/>
+          <w:right w:val="none" w:color="000000" w:sz="4" w:space="0"/>
         </w:tcBorders>
       </w:tcPr>
     </w:tblStylePr>
@@ -8367,10 +8432,10 @@
       <w:tblPr/>
       <w:tcPr>
         <w:tcBorders>
-          <w:top w:val="single" w:sz="4" w:space="0" w:color="6F6F6F" w:themeColor="text1" w:themeTint="90"/>
-          <w:left w:val="none" w:sz="4" w:space="0" w:color="000000"/>
-          <w:bottom w:val="single" w:sz="4" w:space="0" w:color="6F6F6F" w:themeColor="text1" w:themeTint="90"/>
-          <w:right w:val="none" w:sz="4" w:space="0" w:color="000000"/>
+          <w:top w:val="single" w:color="6F6F6F" w:themeColor="text1" w:themeTint="90" w:sz="4" w:space="0"/>
+          <w:left w:val="none" w:color="000000" w:sz="4" w:space="0"/>
+          <w:bottom w:val="single" w:color="6F6F6F" w:themeColor="text1" w:themeTint="90" w:sz="4" w:space="0"/>
+          <w:right w:val="none" w:color="000000" w:sz="4" w:space="0"/>
         </w:tcBorders>
       </w:tcPr>
     </w:tblStylePr>
@@ -8424,9 +8489,9 @@
       <w:tblStyleRowBandSize w:val="1"/>
       <w:tblStyleColBandSize w:val="1"/>
       <w:tblBorders>
-        <w:top w:val="single" w:sz="4" w:space="0" w:color="50B4E2" w:themeColor="accent1" w:themeTint="90"/>
-        <w:bottom w:val="single" w:sz="4" w:space="0" w:color="50B4E2" w:themeColor="accent1" w:themeTint="90"/>
-        <w:insideH w:val="single" w:sz="4" w:space="0" w:color="50B4E2" w:themeColor="accent1" w:themeTint="90"/>
+        <w:top w:val="single" w:color="50B4E2" w:themeColor="accent1" w:themeTint="90" w:sz="4" w:space="0"/>
+        <w:bottom w:val="single" w:color="50B4E2" w:themeColor="accent1" w:themeTint="90" w:sz="4" w:space="0"/>
+        <w:insideH w:val="single" w:color="50B4E2" w:themeColor="accent1" w:themeTint="90" w:sz="4" w:space="0"/>
       </w:tblBorders>
     </w:tblPr>
     <w:tblStylePr w:type="firstRow">
@@ -8439,10 +8504,10 @@
       <w:tblPr/>
       <w:tcPr>
         <w:tcBorders>
-          <w:top w:val="single" w:sz="4" w:space="0" w:color="50B4E2" w:themeColor="accent1" w:themeTint="90"/>
-          <w:left w:val="none" w:sz="4" w:space="0" w:color="000000"/>
-          <w:bottom w:val="single" w:sz="4" w:space="0" w:color="50B4E2" w:themeColor="accent1" w:themeTint="90"/>
-          <w:right w:val="none" w:sz="4" w:space="0" w:color="000000"/>
+          <w:top w:val="single" w:color="50B4E2" w:themeColor="accent1" w:themeTint="90" w:sz="4" w:space="0"/>
+          <w:left w:val="none" w:color="000000" w:sz="4" w:space="0"/>
+          <w:bottom w:val="single" w:color="50B4E2" w:themeColor="accent1" w:themeTint="90" w:sz="4" w:space="0"/>
+          <w:right w:val="none" w:color="000000" w:sz="4" w:space="0"/>
         </w:tcBorders>
       </w:tcPr>
     </w:tblStylePr>
@@ -8456,10 +8521,10 @@
       <w:tblPr/>
       <w:tcPr>
         <w:tcBorders>
-          <w:top w:val="single" w:sz="4" w:space="0" w:color="50B4E2" w:themeColor="accent1" w:themeTint="90"/>
-          <w:left w:val="none" w:sz="4" w:space="0" w:color="000000"/>
-          <w:bottom w:val="single" w:sz="4" w:space="0" w:color="50B4E2" w:themeColor="accent1" w:themeTint="90"/>
-          <w:right w:val="none" w:sz="4" w:space="0" w:color="000000"/>
+          <w:top w:val="single" w:color="50B4E2" w:themeColor="accent1" w:themeTint="90" w:sz="4" w:space="0"/>
+          <w:left w:val="none" w:color="000000" w:sz="4" w:space="0"/>
+          <w:bottom w:val="single" w:color="50B4E2" w:themeColor="accent1" w:themeTint="90" w:sz="4" w:space="0"/>
+          <w:right w:val="none" w:color="000000" w:sz="4" w:space="0"/>
         </w:tcBorders>
       </w:tcPr>
     </w:tblStylePr>
@@ -8513,9 +8578,9 @@
       <w:tblStyleRowBandSize w:val="1"/>
       <w:tblStyleColBandSize w:val="1"/>
       <w:tblBorders>
-        <w:top w:val="single" w:sz="4" w:space="0" w:color="F2AE8B" w:themeColor="accent2" w:themeTint="90"/>
-        <w:bottom w:val="single" w:sz="4" w:space="0" w:color="F2AE8B" w:themeColor="accent2" w:themeTint="90"/>
-        <w:insideH w:val="single" w:sz="4" w:space="0" w:color="F2AE8B" w:themeColor="accent2" w:themeTint="90"/>
+        <w:top w:val="single" w:color="F2AE8B" w:themeColor="accent2" w:themeTint="90" w:sz="4" w:space="0"/>
+        <w:bottom w:val="single" w:color="F2AE8B" w:themeColor="accent2" w:themeTint="90" w:sz="4" w:space="0"/>
+        <w:insideH w:val="single" w:color="F2AE8B" w:themeColor="accent2" w:themeTint="90" w:sz="4" w:space="0"/>
       </w:tblBorders>
     </w:tblPr>
     <w:tblStylePr w:type="firstRow">
@@ -8528,10 +8593,10 @@
       <w:tblPr/>
       <w:tcPr>
         <w:tcBorders>
-          <w:top w:val="single" w:sz="4" w:space="0" w:color="F2AE8B" w:themeColor="accent2" w:themeTint="90"/>
-          <w:left w:val="none" w:sz="4" w:space="0" w:color="000000"/>
-          <w:bottom w:val="single" w:sz="4" w:space="0" w:color="F2AE8B" w:themeColor="accent2" w:themeTint="90"/>
-          <w:right w:val="none" w:sz="4" w:space="0" w:color="000000"/>
+          <w:top w:val="single" w:color="F2AE8B" w:themeColor="accent2" w:themeTint="90" w:sz="4" w:space="0"/>
+          <w:left w:val="none" w:color="000000" w:sz="4" w:space="0"/>
+          <w:bottom w:val="single" w:color="F2AE8B" w:themeColor="accent2" w:themeTint="90" w:sz="4" w:space="0"/>
+          <w:right w:val="none" w:color="000000" w:sz="4" w:space="0"/>
         </w:tcBorders>
       </w:tcPr>
     </w:tblStylePr>
@@ -8545,10 +8610,10 @@
       <w:tblPr/>
       <w:tcPr>
         <w:tcBorders>
-          <w:top w:val="single" w:sz="4" w:space="0" w:color="F2AE8B" w:themeColor="accent2" w:themeTint="90"/>
-          <w:left w:val="none" w:sz="4" w:space="0" w:color="000000"/>
-          <w:bottom w:val="single" w:sz="4" w:space="0" w:color="F2AE8B" w:themeColor="accent2" w:themeTint="90"/>
-          <w:right w:val="none" w:sz="4" w:space="0" w:color="000000"/>
+          <w:top w:val="single" w:color="F2AE8B" w:themeColor="accent2" w:themeTint="90" w:sz="4" w:space="0"/>
+          <w:left w:val="none" w:color="000000" w:sz="4" w:space="0"/>
+          <w:bottom w:val="single" w:color="F2AE8B" w:themeColor="accent2" w:themeTint="90" w:sz="4" w:space="0"/>
+          <w:right w:val="none" w:color="000000" w:sz="4" w:space="0"/>
         </w:tcBorders>
       </w:tcPr>
     </w:tblStylePr>
@@ -8602,9 +8667,9 @@
       <w:tblStyleRowBandSize w:val="1"/>
       <w:tblStyleColBandSize w:val="1"/>
       <w:tblBorders>
-        <w:top w:val="single" w:sz="4" w:space="0" w:color="51D663" w:themeColor="accent3" w:themeTint="90"/>
-        <w:bottom w:val="single" w:sz="4" w:space="0" w:color="51D663" w:themeColor="accent3" w:themeTint="90"/>
-        <w:insideH w:val="single" w:sz="4" w:space="0" w:color="51D663" w:themeColor="accent3" w:themeTint="90"/>
+        <w:top w:val="single" w:color="51D663" w:themeColor="accent3" w:themeTint="90" w:sz="4" w:space="0"/>
+        <w:bottom w:val="single" w:color="51D663" w:themeColor="accent3" w:themeTint="90" w:sz="4" w:space="0"/>
+        <w:insideH w:val="single" w:color="51D663" w:themeColor="accent3" w:themeTint="90" w:sz="4" w:space="0"/>
       </w:tblBorders>
     </w:tblPr>
     <w:tblStylePr w:type="firstRow">
@@ -8617,10 +8682,10 @@
       <w:tblPr/>
       <w:tcPr>
         <w:tcBorders>
-          <w:top w:val="single" w:sz="4" w:space="0" w:color="51D663" w:themeColor="accent3" w:themeTint="90"/>
-          <w:left w:val="none" w:sz="4" w:space="0" w:color="000000"/>
-          <w:bottom w:val="single" w:sz="4" w:space="0" w:color="51D663" w:themeColor="accent3" w:themeTint="90"/>
-          <w:right w:val="none" w:sz="4" w:space="0" w:color="000000"/>
+          <w:top w:val="single" w:color="51D663" w:themeColor="accent3" w:themeTint="90" w:sz="4" w:space="0"/>
+          <w:left w:val="none" w:color="000000" w:sz="4" w:space="0"/>
+          <w:bottom w:val="single" w:color="51D663" w:themeColor="accent3" w:themeTint="90" w:sz="4" w:space="0"/>
+          <w:right w:val="none" w:color="000000" w:sz="4" w:space="0"/>
         </w:tcBorders>
       </w:tcPr>
     </w:tblStylePr>
@@ -8634,10 +8699,10 @@
       <w:tblPr/>
       <w:tcPr>
         <w:tcBorders>
-          <w:top w:val="single" w:sz="4" w:space="0" w:color="51D663" w:themeColor="accent3" w:themeTint="90"/>
-          <w:left w:val="none" w:sz="4" w:space="0" w:color="000000"/>
-          <w:bottom w:val="single" w:sz="4" w:space="0" w:color="51D663" w:themeColor="accent3" w:themeTint="90"/>
-          <w:right w:val="none" w:sz="4" w:space="0" w:color="000000"/>
+          <w:top w:val="single" w:color="51D663" w:themeColor="accent3" w:themeTint="90" w:sz="4" w:space="0"/>
+          <w:left w:val="none" w:color="000000" w:sz="4" w:space="0"/>
+          <w:bottom w:val="single" w:color="51D663" w:themeColor="accent3" w:themeTint="90" w:sz="4" w:space="0"/>
+          <w:right w:val="none" w:color="000000" w:sz="4" w:space="0"/>
         </w:tcBorders>
       </w:tcPr>
     </w:tblStylePr>
@@ -8691,9 +8756,9 @@
       <w:tblStyleRowBandSize w:val="1"/>
       <w:tblStyleColBandSize w:val="1"/>
       <w:tblBorders>
-        <w:top w:val="single" w:sz="4" w:space="0" w:color="6ACDF4" w:themeColor="accent4" w:themeTint="90"/>
-        <w:bottom w:val="single" w:sz="4" w:space="0" w:color="6ACDF4" w:themeColor="accent4" w:themeTint="90"/>
-        <w:insideH w:val="single" w:sz="4" w:space="0" w:color="6ACDF4" w:themeColor="accent4" w:themeTint="90"/>
+        <w:top w:val="single" w:color="6ACDF4" w:themeColor="accent4" w:themeTint="90" w:sz="4" w:space="0"/>
+        <w:bottom w:val="single" w:color="6ACDF4" w:themeColor="accent4" w:themeTint="90" w:sz="4" w:space="0"/>
+        <w:insideH w:val="single" w:color="6ACDF4" w:themeColor="accent4" w:themeTint="90" w:sz="4" w:space="0"/>
       </w:tblBorders>
     </w:tblPr>
     <w:tblStylePr w:type="firstRow">
@@ -8706,10 +8771,10 @@
       <w:tblPr/>
       <w:tcPr>
         <w:tcBorders>
-          <w:top w:val="single" w:sz="4" w:space="0" w:color="6ACDF4" w:themeColor="accent4" w:themeTint="90"/>
-          <w:left w:val="none" w:sz="4" w:space="0" w:color="000000"/>
-          <w:bottom w:val="single" w:sz="4" w:space="0" w:color="6ACDF4" w:themeColor="accent4" w:themeTint="90"/>
-          <w:right w:val="none" w:sz="4" w:space="0" w:color="000000"/>
+          <w:top w:val="single" w:color="6ACDF4" w:themeColor="accent4" w:themeTint="90" w:sz="4" w:space="0"/>
+          <w:left w:val="none" w:color="000000" w:sz="4" w:space="0"/>
+          <w:bottom w:val="single" w:color="6ACDF4" w:themeColor="accent4" w:themeTint="90" w:sz="4" w:space="0"/>
+          <w:right w:val="none" w:color="000000" w:sz="4" w:space="0"/>
         </w:tcBorders>
       </w:tcPr>
     </w:tblStylePr>
@@ -8723,10 +8788,10 @@
       <w:tblPr/>
       <w:tcPr>
         <w:tcBorders>
-          <w:top w:val="single" w:sz="4" w:space="0" w:color="6ACDF4" w:themeColor="accent4" w:themeTint="90"/>
-          <w:left w:val="none" w:sz="4" w:space="0" w:color="000000"/>
-          <w:bottom w:val="single" w:sz="4" w:space="0" w:color="6ACDF4" w:themeColor="accent4" w:themeTint="90"/>
-          <w:right w:val="none" w:sz="4" w:space="0" w:color="000000"/>
+          <w:top w:val="single" w:color="6ACDF4" w:themeColor="accent4" w:themeTint="90" w:sz="4" w:space="0"/>
+          <w:left w:val="none" w:color="000000" w:sz="4" w:space="0"/>
+          <w:bottom w:val="single" w:color="6ACDF4" w:themeColor="accent4" w:themeTint="90" w:sz="4" w:space="0"/>
+          <w:right w:val="none" w:color="000000" w:sz="4" w:space="0"/>
         </w:tcBorders>
       </w:tcPr>
     </w:tblStylePr>
@@ -8780,9 +8845,9 @@
       <w:tblStyleRowBandSize w:val="1"/>
       <w:tblStyleColBandSize w:val="1"/>
       <w:tblBorders>
-        <w:top w:val="single" w:sz="4" w:space="0" w:color="DA76CE" w:themeColor="accent5" w:themeTint="90"/>
-        <w:bottom w:val="single" w:sz="4" w:space="0" w:color="DA76CE" w:themeColor="accent5" w:themeTint="90"/>
-        <w:insideH w:val="single" w:sz="4" w:space="0" w:color="DA76CE" w:themeColor="accent5" w:themeTint="90"/>
+        <w:top w:val="single" w:color="DA76CE" w:themeColor="accent5" w:themeTint="90" w:sz="4" w:space="0"/>
+        <w:bottom w:val="single" w:color="DA76CE" w:themeColor="accent5" w:themeTint="90" w:sz="4" w:space="0"/>
+        <w:insideH w:val="single" w:color="DA76CE" w:themeColor="accent5" w:themeTint="90" w:sz="4" w:space="0"/>
       </w:tblBorders>
     </w:tblPr>
     <w:tblStylePr w:type="firstRow">
@@ -8795,10 +8860,10 @@
       <w:tblPr/>
       <w:tcPr>
         <w:tcBorders>
-          <w:top w:val="single" w:sz="4" w:space="0" w:color="DA76CE" w:themeColor="accent5" w:themeTint="90"/>
-          <w:left w:val="none" w:sz="4" w:space="0" w:color="000000"/>
-          <w:bottom w:val="single" w:sz="4" w:space="0" w:color="DA76CE" w:themeColor="accent5" w:themeTint="90"/>
-          <w:right w:val="none" w:sz="4" w:space="0" w:color="000000"/>
+          <w:top w:val="single" w:color="DA76CE" w:themeColor="accent5" w:themeTint="90" w:sz="4" w:space="0"/>
+          <w:left w:val="none" w:color="000000" w:sz="4" w:space="0"/>
+          <w:bottom w:val="single" w:color="DA76CE" w:themeColor="accent5" w:themeTint="90" w:sz="4" w:space="0"/>
+          <w:right w:val="none" w:color="000000" w:sz="4" w:space="0"/>
         </w:tcBorders>
       </w:tcPr>
     </w:tblStylePr>
@@ -8812,10 +8877,10 @@
       <w:tblPr/>
       <w:tcPr>
         <w:tcBorders>
-          <w:top w:val="single" w:sz="4" w:space="0" w:color="DA76CE" w:themeColor="accent5" w:themeTint="90"/>
-          <w:left w:val="none" w:sz="4" w:space="0" w:color="000000"/>
-          <w:bottom w:val="single" w:sz="4" w:space="0" w:color="DA76CE" w:themeColor="accent5" w:themeTint="90"/>
-          <w:right w:val="none" w:sz="4" w:space="0" w:color="000000"/>
+          <w:top w:val="single" w:color="DA76CE" w:themeColor="accent5" w:themeTint="90" w:sz="4" w:space="0"/>
+          <w:left w:val="none" w:color="000000" w:sz="4" w:space="0"/>
+          <w:bottom w:val="single" w:color="DA76CE" w:themeColor="accent5" w:themeTint="90" w:sz="4" w:space="0"/>
+          <w:right w:val="none" w:color="000000" w:sz="4" w:space="0"/>
         </w:tcBorders>
       </w:tcPr>
     </w:tblStylePr>
@@ -8869,9 +8934,9 @@
       <w:tblStyleRowBandSize w:val="1"/>
       <w:tblStyleColBandSize w:val="1"/>
       <w:tblBorders>
-        <w:top w:val="single" w:sz="4" w:space="0" w:color="94DA7B" w:themeColor="accent6" w:themeTint="90"/>
-        <w:bottom w:val="single" w:sz="4" w:space="0" w:color="94DA7B" w:themeColor="accent6" w:themeTint="90"/>
-        <w:insideH w:val="single" w:sz="4" w:space="0" w:color="94DA7B" w:themeColor="accent6" w:themeTint="90"/>
+        <w:top w:val="single" w:color="94DA7B" w:themeColor="accent6" w:themeTint="90" w:sz="4" w:space="0"/>
+        <w:bottom w:val="single" w:color="94DA7B" w:themeColor="accent6" w:themeTint="90" w:sz="4" w:space="0"/>
+        <w:insideH w:val="single" w:color="94DA7B" w:themeColor="accent6" w:themeTint="90" w:sz="4" w:space="0"/>
       </w:tblBorders>
     </w:tblPr>
     <w:tblStylePr w:type="firstRow">
@@ -8884,10 +8949,10 @@
       <w:tblPr/>
       <w:tcPr>
         <w:tcBorders>
-          <w:top w:val="single" w:sz="4" w:space="0" w:color="94DA7B" w:themeColor="accent6" w:themeTint="90"/>
-          <w:left w:val="none" w:sz="4" w:space="0" w:color="000000"/>
-          <w:bottom w:val="single" w:sz="4" w:space="0" w:color="94DA7B" w:themeColor="accent6" w:themeTint="90"/>
-          <w:right w:val="none" w:sz="4" w:space="0" w:color="000000"/>
+          <w:top w:val="single" w:color="94DA7B" w:themeColor="accent6" w:themeTint="90" w:sz="4" w:space="0"/>
+          <w:left w:val="none" w:color="000000" w:sz="4" w:space="0"/>
+          <w:bottom w:val="single" w:color="94DA7B" w:themeColor="accent6" w:themeTint="90" w:sz="4" w:space="0"/>
+          <w:right w:val="none" w:color="000000" w:sz="4" w:space="0"/>
         </w:tcBorders>
       </w:tcPr>
     </w:tblStylePr>
@@ -8901,10 +8966,10 @@
       <w:tblPr/>
       <w:tcPr>
         <w:tcBorders>
-          <w:top w:val="single" w:sz="4" w:space="0" w:color="94DA7B" w:themeColor="accent6" w:themeTint="90"/>
-          <w:left w:val="none" w:sz="4" w:space="0" w:color="000000"/>
-          <w:bottom w:val="single" w:sz="4" w:space="0" w:color="94DA7B" w:themeColor="accent6" w:themeTint="90"/>
-          <w:right w:val="none" w:sz="4" w:space="0" w:color="000000"/>
+          <w:top w:val="single" w:color="94DA7B" w:themeColor="accent6" w:themeTint="90" w:sz="4" w:space="0"/>
+          <w:left w:val="none" w:color="000000" w:sz="4" w:space="0"/>
+          <w:bottom w:val="single" w:color="94DA7B" w:themeColor="accent6" w:themeTint="90" w:sz="4" w:space="0"/>
+          <w:right w:val="none" w:color="000000" w:sz="4" w:space="0"/>
         </w:tcBorders>
       </w:tcPr>
     </w:tblStylePr>
@@ -8958,10 +9023,10 @@
       <w:tblStyleRowBandSize w:val="1"/>
       <w:tblStyleColBandSize w:val="1"/>
       <w:tblBorders>
-        <w:top w:val="single" w:sz="4" w:space="0" w:color="000000" w:themeColor="text1"/>
-        <w:left w:val="single" w:sz="4" w:space="0" w:color="000000" w:themeColor="text1"/>
-        <w:bottom w:val="single" w:sz="4" w:space="0" w:color="000000" w:themeColor="text1"/>
-        <w:right w:val="single" w:sz="4" w:space="0" w:color="000000" w:themeColor="text1"/>
+        <w:top w:val="single" w:color="000000" w:themeColor="text1" w:sz="4" w:space="0"/>
+        <w:left w:val="single" w:color="000000" w:themeColor="text1" w:sz="4" w:space="0"/>
+        <w:bottom w:val="single" w:color="000000" w:themeColor="text1" w:sz="4" w:space="0"/>
+        <w:right w:val="single" w:color="000000" w:themeColor="text1" w:sz="4" w:space="0"/>
       </w:tblBorders>
     </w:tblPr>
     <w:tblStylePr w:type="firstRow">
@@ -9003,8 +9068,8 @@
       <w:tblPr/>
       <w:tcPr>
         <w:tcBorders>
-          <w:left w:val="single" w:sz="4" w:space="0" w:color="000000" w:themeColor="text1"/>
-          <w:right w:val="single" w:sz="4" w:space="0" w:color="000000" w:themeColor="text1"/>
+          <w:left w:val="single" w:color="000000" w:themeColor="text1" w:sz="4" w:space="0"/>
+          <w:right w:val="single" w:color="000000" w:themeColor="text1" w:sz="4" w:space="0"/>
         </w:tcBorders>
       </w:tcPr>
     </w:tblStylePr>
@@ -9017,8 +9082,8 @@
       <w:tblPr/>
       <w:tcPr>
         <w:tcBorders>
-          <w:top w:val="single" w:sz="4" w:space="0" w:color="000000" w:themeColor="text1"/>
-          <w:bottom w:val="single" w:sz="4" w:space="0" w:color="000000" w:themeColor="text1"/>
+          <w:top w:val="single" w:color="000000" w:themeColor="text1" w:sz="4" w:space="0"/>
+          <w:bottom w:val="single" w:color="000000" w:themeColor="text1" w:sz="4" w:space="0"/>
         </w:tcBorders>
       </w:tcPr>
     </w:tblStylePr>
@@ -9034,10 +9099,10 @@
       <w:tblStyleRowBandSize w:val="1"/>
       <w:tblStyleColBandSize w:val="1"/>
       <w:tblBorders>
-        <w:top w:val="single" w:sz="4" w:space="0" w:color="156082" w:themeColor="accent1"/>
-        <w:left w:val="single" w:sz="4" w:space="0" w:color="156082" w:themeColor="accent1"/>
-        <w:bottom w:val="single" w:sz="4" w:space="0" w:color="156082" w:themeColor="accent1"/>
-        <w:right w:val="single" w:sz="4" w:space="0" w:color="156082" w:themeColor="accent1"/>
+        <w:top w:val="single" w:color="156082" w:themeColor="accent1" w:sz="4" w:space="0"/>
+        <w:left w:val="single" w:color="156082" w:themeColor="accent1" w:sz="4" w:space="0"/>
+        <w:bottom w:val="single" w:color="156082" w:themeColor="accent1" w:sz="4" w:space="0"/>
+        <w:right w:val="single" w:color="156082" w:themeColor="accent1" w:sz="4" w:space="0"/>
       </w:tblBorders>
     </w:tblPr>
     <w:tblStylePr w:type="firstRow">
@@ -9079,8 +9144,8 @@
       <w:tblPr/>
       <w:tcPr>
         <w:tcBorders>
-          <w:left w:val="single" w:sz="4" w:space="0" w:color="156082" w:themeColor="accent1"/>
-          <w:right w:val="single" w:sz="4" w:space="0" w:color="156082" w:themeColor="accent1"/>
+          <w:left w:val="single" w:color="156082" w:themeColor="accent1" w:sz="4" w:space="0"/>
+          <w:right w:val="single" w:color="156082" w:themeColor="accent1" w:sz="4" w:space="0"/>
         </w:tcBorders>
       </w:tcPr>
     </w:tblStylePr>
@@ -9093,8 +9158,8 @@
       <w:tblPr/>
       <w:tcPr>
         <w:tcBorders>
-          <w:top w:val="single" w:sz="4" w:space="0" w:color="156082" w:themeColor="accent1"/>
-          <w:bottom w:val="single" w:sz="4" w:space="0" w:color="156082" w:themeColor="accent1"/>
+          <w:top w:val="single" w:color="156082" w:themeColor="accent1" w:sz="4" w:space="0"/>
+          <w:bottom w:val="single" w:color="156082" w:themeColor="accent1" w:sz="4" w:space="0"/>
         </w:tcBorders>
       </w:tcPr>
     </w:tblStylePr>
@@ -9110,10 +9175,10 @@
       <w:tblStyleRowBandSize w:val="1"/>
       <w:tblStyleColBandSize w:val="1"/>
       <w:tblBorders>
-        <w:top w:val="single" w:sz="4" w:space="0" w:color="F2AA85" w:themeColor="accent2" w:themeTint="97"/>
-        <w:left w:val="single" w:sz="4" w:space="0" w:color="F2AA85" w:themeColor="accent2" w:themeTint="97"/>
-        <w:bottom w:val="single" w:sz="4" w:space="0" w:color="F2AA85" w:themeColor="accent2" w:themeTint="97"/>
-        <w:right w:val="single" w:sz="4" w:space="0" w:color="F2AA85" w:themeColor="accent2" w:themeTint="97"/>
+        <w:top w:val="single" w:color="F2AA85" w:themeColor="accent2" w:themeTint="97" w:sz="4" w:space="0"/>
+        <w:left w:val="single" w:color="F2AA85" w:themeColor="accent2" w:themeTint="97" w:sz="4" w:space="0"/>
+        <w:bottom w:val="single" w:color="F2AA85" w:themeColor="accent2" w:themeTint="97" w:sz="4" w:space="0"/>
+        <w:right w:val="single" w:color="F2AA85" w:themeColor="accent2" w:themeTint="97" w:sz="4" w:space="0"/>
       </w:tblBorders>
     </w:tblPr>
     <w:tblStylePr w:type="firstRow">
@@ -9155,8 +9220,8 @@
       <w:tblPr/>
       <w:tcPr>
         <w:tcBorders>
-          <w:left w:val="single" w:sz="4" w:space="0" w:color="F2AA85" w:themeColor="accent2" w:themeTint="97"/>
-          <w:right w:val="single" w:sz="4" w:space="0" w:color="F2AA85" w:themeColor="accent2" w:themeTint="97"/>
+          <w:left w:val="single" w:color="F2AA85" w:themeColor="accent2" w:themeTint="97" w:sz="4" w:space="0"/>
+          <w:right w:val="single" w:color="F2AA85" w:themeColor="accent2" w:themeTint="97" w:sz="4" w:space="0"/>
         </w:tcBorders>
       </w:tcPr>
     </w:tblStylePr>
@@ -9169,8 +9234,8 @@
       <w:tblPr/>
       <w:tcPr>
         <w:tcBorders>
-          <w:top w:val="single" w:sz="4" w:space="0" w:color="F2AA85" w:themeColor="accent2" w:themeTint="97"/>
-          <w:bottom w:val="single" w:sz="4" w:space="0" w:color="F2AA85" w:themeColor="accent2" w:themeTint="97"/>
+          <w:top w:val="single" w:color="F2AA85" w:themeColor="accent2" w:themeTint="97" w:sz="4" w:space="0"/>
+          <w:bottom w:val="single" w:color="F2AA85" w:themeColor="accent2" w:themeTint="97" w:sz="4" w:space="0"/>
         </w:tcBorders>
       </w:tcPr>
     </w:tblStylePr>
@@ -9186,10 +9251,10 @@
       <w:tblStyleRowBandSize w:val="1"/>
       <w:tblStyleColBandSize w:val="1"/>
       <w:tblBorders>
-        <w:top w:val="single" w:sz="4" w:space="0" w:color="48D45B" w:themeColor="accent3" w:themeTint="98"/>
-        <w:left w:val="single" w:sz="4" w:space="0" w:color="48D45B" w:themeColor="accent3" w:themeTint="98"/>
-        <w:bottom w:val="single" w:sz="4" w:space="0" w:color="48D45B" w:themeColor="accent3" w:themeTint="98"/>
-        <w:right w:val="single" w:sz="4" w:space="0" w:color="48D45B" w:themeColor="accent3" w:themeTint="98"/>
+        <w:top w:val="single" w:color="48D45B" w:themeColor="accent3" w:themeTint="98" w:sz="4" w:space="0"/>
+        <w:left w:val="single" w:color="48D45B" w:themeColor="accent3" w:themeTint="98" w:sz="4" w:space="0"/>
+        <w:bottom w:val="single" w:color="48D45B" w:themeColor="accent3" w:themeTint="98" w:sz="4" w:space="0"/>
+        <w:right w:val="single" w:color="48D45B" w:themeColor="accent3" w:themeTint="98" w:sz="4" w:space="0"/>
       </w:tblBorders>
     </w:tblPr>
     <w:tblStylePr w:type="firstRow">
@@ -9231,8 +9296,8 @@
       <w:tblPr/>
       <w:tcPr>
         <w:tcBorders>
-          <w:left w:val="single" w:sz="4" w:space="0" w:color="48D45B" w:themeColor="accent3" w:themeTint="98"/>
-          <w:right w:val="single" w:sz="4" w:space="0" w:color="48D45B" w:themeColor="accent3" w:themeTint="98"/>
+          <w:left w:val="single" w:color="48D45B" w:themeColor="accent3" w:themeTint="98" w:sz="4" w:space="0"/>
+          <w:right w:val="single" w:color="48D45B" w:themeColor="accent3" w:themeTint="98" w:sz="4" w:space="0"/>
         </w:tcBorders>
       </w:tcPr>
     </w:tblStylePr>
@@ -9245,8 +9310,8 @@
       <w:tblPr/>
       <w:tcPr>
         <w:tcBorders>
-          <w:top w:val="single" w:sz="4" w:space="0" w:color="48D45B" w:themeColor="accent3" w:themeTint="98"/>
-          <w:bottom w:val="single" w:sz="4" w:space="0" w:color="48D45B" w:themeColor="accent3" w:themeTint="98"/>
+          <w:top w:val="single" w:color="48D45B" w:themeColor="accent3" w:themeTint="98" w:sz="4" w:space="0"/>
+          <w:bottom w:val="single" w:color="48D45B" w:themeColor="accent3" w:themeTint="98" w:sz="4" w:space="0"/>
         </w:tcBorders>
       </w:tcPr>
     </w:tblStylePr>
@@ -9262,10 +9327,10 @@
       <w:tblStyleRowBandSize w:val="1"/>
       <w:tblStyleColBandSize w:val="1"/>
       <w:tblBorders>
-        <w:top w:val="single" w:sz="4" w:space="0" w:color="5FCAF3" w:themeColor="accent4" w:themeTint="9A"/>
-        <w:left w:val="single" w:sz="4" w:space="0" w:color="5FCAF3" w:themeColor="accent4" w:themeTint="9A"/>
-        <w:bottom w:val="single" w:sz="4" w:space="0" w:color="5FCAF3" w:themeColor="accent4" w:themeTint="9A"/>
-        <w:right w:val="single" w:sz="4" w:space="0" w:color="5FCAF3" w:themeColor="accent4" w:themeTint="9A"/>
+        <w:top w:val="single" w:color="5FCAF3" w:themeColor="accent4" w:themeTint="9A" w:sz="4" w:space="0"/>
+        <w:left w:val="single" w:color="5FCAF3" w:themeColor="accent4" w:themeTint="9A" w:sz="4" w:space="0"/>
+        <w:bottom w:val="single" w:color="5FCAF3" w:themeColor="accent4" w:themeTint="9A" w:sz="4" w:space="0"/>
+        <w:right w:val="single" w:color="5FCAF3" w:themeColor="accent4" w:themeTint="9A" w:sz="4" w:space="0"/>
       </w:tblBorders>
     </w:tblPr>
     <w:tblStylePr w:type="firstRow">
@@ -9307,8 +9372,8 @@
       <w:tblPr/>
       <w:tcPr>
         <w:tcBorders>
-          <w:left w:val="single" w:sz="4" w:space="0" w:color="5FCAF3" w:themeColor="accent4" w:themeTint="9A"/>
-          <w:right w:val="single" w:sz="4" w:space="0" w:color="5FCAF3" w:themeColor="accent4" w:themeTint="9A"/>
+          <w:left w:val="single" w:color="5FCAF3" w:themeColor="accent4" w:themeTint="9A" w:sz="4" w:space="0"/>
+          <w:right w:val="single" w:color="5FCAF3" w:themeColor="accent4" w:themeTint="9A" w:sz="4" w:space="0"/>
         </w:tcBorders>
       </w:tcPr>
     </w:tblStylePr>
@@ -9321,8 +9386,8 @@
       <w:tblPr/>
       <w:tcPr>
         <w:tcBorders>
-          <w:top w:val="single" w:sz="4" w:space="0" w:color="5FCAF3" w:themeColor="accent4" w:themeTint="9A"/>
-          <w:bottom w:val="single" w:sz="4" w:space="0" w:color="5FCAF3" w:themeColor="accent4" w:themeTint="9A"/>
+          <w:top w:val="single" w:color="5FCAF3" w:themeColor="accent4" w:themeTint="9A" w:sz="4" w:space="0"/>
+          <w:bottom w:val="single" w:color="5FCAF3" w:themeColor="accent4" w:themeTint="9A" w:sz="4" w:space="0"/>
         </w:tcBorders>
       </w:tcPr>
     </w:tblStylePr>
@@ -9338,10 +9403,10 @@
       <w:tblStyleRowBandSize w:val="1"/>
       <w:tblStyleColBandSize w:val="1"/>
       <w:tblBorders>
-        <w:top w:val="single" w:sz="4" w:space="0" w:color="D76CCB" w:themeColor="accent5" w:themeTint="9A"/>
-        <w:left w:val="single" w:sz="4" w:space="0" w:color="D76CCB" w:themeColor="accent5" w:themeTint="9A"/>
-        <w:bottom w:val="single" w:sz="4" w:space="0" w:color="D76CCB" w:themeColor="accent5" w:themeTint="9A"/>
-        <w:right w:val="single" w:sz="4" w:space="0" w:color="D76CCB" w:themeColor="accent5" w:themeTint="9A"/>
+        <w:top w:val="single" w:color="D76CCB" w:themeColor="accent5" w:themeTint="9A" w:sz="4" w:space="0"/>
+        <w:left w:val="single" w:color="D76CCB" w:themeColor="accent5" w:themeTint="9A" w:sz="4" w:space="0"/>
+        <w:bottom w:val="single" w:color="D76CCB" w:themeColor="accent5" w:themeTint="9A" w:sz="4" w:space="0"/>
+        <w:right w:val="single" w:color="D76CCB" w:themeColor="accent5" w:themeTint="9A" w:sz="4" w:space="0"/>
       </w:tblBorders>
     </w:tblPr>
     <w:tblStylePr w:type="firstRow">
@@ -9383,8 +9448,8 @@
       <w:tblPr/>
       <w:tcPr>
         <w:tcBorders>
-          <w:left w:val="single" w:sz="4" w:space="0" w:color="D76CCB" w:themeColor="accent5" w:themeTint="9A"/>
-          <w:right w:val="single" w:sz="4" w:space="0" w:color="D76CCB" w:themeColor="accent5" w:themeTint="9A"/>
+          <w:left w:val="single" w:color="D76CCB" w:themeColor="accent5" w:themeTint="9A" w:sz="4" w:space="0"/>
+          <w:right w:val="single" w:color="D76CCB" w:themeColor="accent5" w:themeTint="9A" w:sz="4" w:space="0"/>
         </w:tcBorders>
       </w:tcPr>
     </w:tblStylePr>
@@ -9397,8 +9462,8 @@
       <w:tblPr/>
       <w:tcPr>
         <w:tcBorders>
-          <w:top w:val="single" w:sz="4" w:space="0" w:color="D76CCB" w:themeColor="accent5" w:themeTint="9A"/>
-          <w:bottom w:val="single" w:sz="4" w:space="0" w:color="D76CCB" w:themeColor="accent5" w:themeTint="9A"/>
+          <w:top w:val="single" w:color="D76CCB" w:themeColor="accent5" w:themeTint="9A" w:sz="4" w:space="0"/>
+          <w:bottom w:val="single" w:color="D76CCB" w:themeColor="accent5" w:themeTint="9A" w:sz="4" w:space="0"/>
         </w:tcBorders>
       </w:tcPr>
     </w:tblStylePr>
@@ -9414,10 +9479,10 @@
       <w:tblStyleRowBandSize w:val="1"/>
       <w:tblStyleColBandSize w:val="1"/>
       <w:tblBorders>
-        <w:top w:val="single" w:sz="4" w:space="0" w:color="8ED873" w:themeColor="accent6" w:themeTint="98"/>
-        <w:left w:val="single" w:sz="4" w:space="0" w:color="8ED873" w:themeColor="accent6" w:themeTint="98"/>
-        <w:bottom w:val="single" w:sz="4" w:space="0" w:color="8ED873" w:themeColor="accent6" w:themeTint="98"/>
-        <w:right w:val="single" w:sz="4" w:space="0" w:color="8ED873" w:themeColor="accent6" w:themeTint="98"/>
+        <w:top w:val="single" w:color="8ED873" w:themeColor="accent6" w:themeTint="98" w:sz="4" w:space="0"/>
+        <w:left w:val="single" w:color="8ED873" w:themeColor="accent6" w:themeTint="98" w:sz="4" w:space="0"/>
+        <w:bottom w:val="single" w:color="8ED873" w:themeColor="accent6" w:themeTint="98" w:sz="4" w:space="0"/>
+        <w:right w:val="single" w:color="8ED873" w:themeColor="accent6" w:themeTint="98" w:sz="4" w:space="0"/>
       </w:tblBorders>
     </w:tblPr>
     <w:tblStylePr w:type="firstRow">
@@ -9459,8 +9524,8 @@
       <w:tblPr/>
       <w:tcPr>
         <w:tcBorders>
-          <w:left w:val="single" w:sz="4" w:space="0" w:color="8ED873" w:themeColor="accent6" w:themeTint="98"/>
-          <w:right w:val="single" w:sz="4" w:space="0" w:color="8ED873" w:themeColor="accent6" w:themeTint="98"/>
+          <w:left w:val="single" w:color="8ED873" w:themeColor="accent6" w:themeTint="98" w:sz="4" w:space="0"/>
+          <w:right w:val="single" w:color="8ED873" w:themeColor="accent6" w:themeTint="98" w:sz="4" w:space="0"/>
         </w:tcBorders>
       </w:tcPr>
     </w:tblStylePr>
@@ -9473,8 +9538,8 @@
       <w:tblPr/>
       <w:tcPr>
         <w:tcBorders>
-          <w:top w:val="single" w:sz="4" w:space="0" w:color="8ED873" w:themeColor="accent6" w:themeTint="98"/>
-          <w:bottom w:val="single" w:sz="4" w:space="0" w:color="8ED873" w:themeColor="accent6" w:themeTint="98"/>
+          <w:top w:val="single" w:color="8ED873" w:themeColor="accent6" w:themeTint="98" w:sz="4" w:space="0"/>
+          <w:bottom w:val="single" w:color="8ED873" w:themeColor="accent6" w:themeTint="98" w:sz="4" w:space="0"/>
         </w:tcBorders>
       </w:tcPr>
     </w:tblStylePr>
@@ -9490,11 +9555,11 @@
       <w:tblStyleRowBandSize w:val="1"/>
       <w:tblStyleColBandSize w:val="1"/>
       <w:tblBorders>
-        <w:top w:val="single" w:sz="4" w:space="0" w:color="000000" w:themeColor="text1"/>
-        <w:left w:val="single" w:sz="4" w:space="0" w:color="000000" w:themeColor="text1"/>
-        <w:bottom w:val="single" w:sz="4" w:space="0" w:color="000000" w:themeColor="text1"/>
-        <w:right w:val="single" w:sz="4" w:space="0" w:color="000000" w:themeColor="text1"/>
-        <w:insideH w:val="single" w:sz="4" w:space="0" w:color="000000" w:themeColor="text1"/>
+        <w:top w:val="single" w:color="000000" w:themeColor="text1" w:sz="4" w:space="0"/>
+        <w:left w:val="single" w:color="000000" w:themeColor="text1" w:sz="4" w:space="0"/>
+        <w:bottom w:val="single" w:color="000000" w:themeColor="text1" w:sz="4" w:space="0"/>
+        <w:right w:val="single" w:color="000000" w:themeColor="text1" w:sz="4" w:space="0"/>
+        <w:insideH w:val="single" w:color="000000" w:themeColor="text1" w:sz="4" w:space="0"/>
       </w:tblBorders>
     </w:tblPr>
     <w:tblStylePr w:type="firstRow">
@@ -9561,11 +9626,11 @@
       <w:tblStyleRowBandSize w:val="1"/>
       <w:tblStyleColBandSize w:val="1"/>
       <w:tblBorders>
-        <w:top w:val="single" w:sz="4" w:space="0" w:color="50B4E2" w:themeColor="accent1" w:themeTint="90"/>
-        <w:left w:val="single" w:sz="4" w:space="0" w:color="50B4E2" w:themeColor="accent1" w:themeTint="90"/>
-        <w:bottom w:val="single" w:sz="4" w:space="0" w:color="50B4E2" w:themeColor="accent1" w:themeTint="90"/>
-        <w:right w:val="single" w:sz="4" w:space="0" w:color="50B4E2" w:themeColor="accent1" w:themeTint="90"/>
-        <w:insideH w:val="single" w:sz="4" w:space="0" w:color="50B4E2" w:themeColor="accent1" w:themeTint="90"/>
+        <w:top w:val="single" w:color="50B4E2" w:themeColor="accent1" w:themeTint="90" w:sz="4" w:space="0"/>
+        <w:left w:val="single" w:color="50B4E2" w:themeColor="accent1" w:themeTint="90" w:sz="4" w:space="0"/>
+        <w:bottom w:val="single" w:color="50B4E2" w:themeColor="accent1" w:themeTint="90" w:sz="4" w:space="0"/>
+        <w:right w:val="single" w:color="50B4E2" w:themeColor="accent1" w:themeTint="90" w:sz="4" w:space="0"/>
+        <w:insideH w:val="single" w:color="50B4E2" w:themeColor="accent1" w:themeTint="90" w:sz="4" w:space="0"/>
       </w:tblBorders>
     </w:tblPr>
     <w:tblStylePr w:type="firstRow">
@@ -9632,11 +9697,11 @@
       <w:tblStyleRowBandSize w:val="1"/>
       <w:tblStyleColBandSize w:val="1"/>
       <w:tblBorders>
-        <w:top w:val="single" w:sz="4" w:space="0" w:color="F2AE8B" w:themeColor="accent2" w:themeTint="90"/>
-        <w:left w:val="single" w:sz="4" w:space="0" w:color="F2AE8B" w:themeColor="accent2" w:themeTint="90"/>
-        <w:bottom w:val="single" w:sz="4" w:space="0" w:color="F2AE8B" w:themeColor="accent2" w:themeTint="90"/>
-        <w:right w:val="single" w:sz="4" w:space="0" w:color="F2AE8B" w:themeColor="accent2" w:themeTint="90"/>
-        <w:insideH w:val="single" w:sz="4" w:space="0" w:color="F2AE8B" w:themeColor="accent2" w:themeTint="90"/>
+        <w:top w:val="single" w:color="F2AE8B" w:themeColor="accent2" w:themeTint="90" w:sz="4" w:space="0"/>
+        <w:left w:val="single" w:color="F2AE8B" w:themeColor="accent2" w:themeTint="90" w:sz="4" w:space="0"/>
+        <w:bottom w:val="single" w:color="F2AE8B" w:themeColor="accent2" w:themeTint="90" w:sz="4" w:space="0"/>
+        <w:right w:val="single" w:color="F2AE8B" w:themeColor="accent2" w:themeTint="90" w:sz="4" w:space="0"/>
+        <w:insideH w:val="single" w:color="F2AE8B" w:themeColor="accent2" w:themeTint="90" w:sz="4" w:space="0"/>
       </w:tblBorders>
     </w:tblPr>
     <w:tblStylePr w:type="firstRow">
@@ -9703,11 +9768,11 @@
       <w:tblStyleRowBandSize w:val="1"/>
       <w:tblStyleColBandSize w:val="1"/>
       <w:tblBorders>
-        <w:top w:val="single" w:sz="4" w:space="0" w:color="51D663" w:themeColor="accent3" w:themeTint="90"/>
-        <w:left w:val="single" w:sz="4" w:space="0" w:color="51D663" w:themeColor="accent3" w:themeTint="90"/>
-        <w:bottom w:val="single" w:sz="4" w:space="0" w:color="51D663" w:themeColor="accent3" w:themeTint="90"/>
-        <w:right w:val="single" w:sz="4" w:space="0" w:color="51D663" w:themeColor="accent3" w:themeTint="90"/>
-        <w:insideH w:val="single" w:sz="4" w:space="0" w:color="51D663" w:themeColor="accent3" w:themeTint="90"/>
+        <w:top w:val="single" w:color="51D663" w:themeColor="accent3" w:themeTint="90" w:sz="4" w:space="0"/>
+        <w:left w:val="single" w:color="51D663" w:themeColor="accent3" w:themeTint="90" w:sz="4" w:space="0"/>
+        <w:bottom w:val="single" w:color="51D663" w:themeColor="accent3" w:themeTint="90" w:sz="4" w:space="0"/>
+        <w:right w:val="single" w:color="51D663" w:themeColor="accent3" w:themeTint="90" w:sz="4" w:space="0"/>
+        <w:insideH w:val="single" w:color="51D663" w:themeColor="accent3" w:themeTint="90" w:sz="4" w:space="0"/>
       </w:tblBorders>
     </w:tblPr>
     <w:tblStylePr w:type="firstRow">
@@ -9774,11 +9839,11 @@
       <w:tblStyleRowBandSize w:val="1"/>
       <w:tblStyleColBandSize w:val="1"/>
       <w:tblBorders>
-        <w:top w:val="single" w:sz="4" w:space="0" w:color="6ACDF4" w:themeColor="accent4" w:themeTint="90"/>
-        <w:left w:val="single" w:sz="4" w:space="0" w:color="6ACDF4" w:themeColor="accent4" w:themeTint="90"/>
-        <w:bottom w:val="single" w:sz="4" w:space="0" w:color="6ACDF4" w:themeColor="accent4" w:themeTint="90"/>
-        <w:right w:val="single" w:sz="4" w:space="0" w:color="6ACDF4" w:themeColor="accent4" w:themeTint="90"/>
-        <w:insideH w:val="single" w:sz="4" w:space="0" w:color="6ACDF4" w:themeColor="accent4" w:themeTint="90"/>
+        <w:top w:val="single" w:color="6ACDF4" w:themeColor="accent4" w:themeTint="90" w:sz="4" w:space="0"/>
+        <w:left w:val="single" w:color="6ACDF4" w:themeColor="accent4" w:themeTint="90" w:sz="4" w:space="0"/>
+        <w:bottom w:val="single" w:color="6ACDF4" w:themeColor="accent4" w:themeTint="90" w:sz="4" w:space="0"/>
+        <w:right w:val="single" w:color="6ACDF4" w:themeColor="accent4" w:themeTint="90" w:sz="4" w:space="0"/>
+        <w:insideH w:val="single" w:color="6ACDF4" w:themeColor="accent4" w:themeTint="90" w:sz="4" w:space="0"/>
       </w:tblBorders>
     </w:tblPr>
     <w:tblStylePr w:type="firstRow">
@@ -9845,11 +9910,11 @@
       <w:tblStyleRowBandSize w:val="1"/>
       <w:tblStyleColBandSize w:val="1"/>
       <w:tblBorders>
-        <w:top w:val="single" w:sz="4" w:space="0" w:color="DA76CE" w:themeColor="accent5" w:themeTint="90"/>
-        <w:left w:val="single" w:sz="4" w:space="0" w:color="DA76CE" w:themeColor="accent5" w:themeTint="90"/>
-        <w:bottom w:val="single" w:sz="4" w:space="0" w:color="DA76CE" w:themeColor="accent5" w:themeTint="90"/>
-        <w:right w:val="single" w:sz="4" w:space="0" w:color="DA76CE" w:themeColor="accent5" w:themeTint="90"/>
-        <w:insideH w:val="single" w:sz="4" w:space="0" w:color="DA76CE" w:themeColor="accent5" w:themeTint="90"/>
+        <w:top w:val="single" w:color="DA76CE" w:themeColor="accent5" w:themeTint="90" w:sz="4" w:space="0"/>
+        <w:left w:val="single" w:color="DA76CE" w:themeColor="accent5" w:themeTint="90" w:sz="4" w:space="0"/>
+        <w:bottom w:val="single" w:color="DA76CE" w:themeColor="accent5" w:themeTint="90" w:sz="4" w:space="0"/>
+        <w:right w:val="single" w:color="DA76CE" w:themeColor="accent5" w:themeTint="90" w:sz="4" w:space="0"/>
+        <w:insideH w:val="single" w:color="DA76CE" w:themeColor="accent5" w:themeTint="90" w:sz="4" w:space="0"/>
       </w:tblBorders>
     </w:tblPr>
     <w:tblStylePr w:type="firstRow">
@@ -9916,11 +9981,11 @@
       <w:tblStyleRowBandSize w:val="1"/>
       <w:tblStyleColBandSize w:val="1"/>
       <w:tblBorders>
-        <w:top w:val="single" w:sz="4" w:space="0" w:color="94DA7B" w:themeColor="accent6" w:themeTint="90"/>
-        <w:left w:val="single" w:sz="4" w:space="0" w:color="94DA7B" w:themeColor="accent6" w:themeTint="90"/>
-        <w:bottom w:val="single" w:sz="4" w:space="0" w:color="94DA7B" w:themeColor="accent6" w:themeTint="90"/>
-        <w:right w:val="single" w:sz="4" w:space="0" w:color="94DA7B" w:themeColor="accent6" w:themeTint="90"/>
-        <w:insideH w:val="single" w:sz="4" w:space="0" w:color="94DA7B" w:themeColor="accent6" w:themeTint="90"/>
+        <w:top w:val="single" w:color="94DA7B" w:themeColor="accent6" w:themeTint="90" w:sz="4" w:space="0"/>
+        <w:left w:val="single" w:color="94DA7B" w:themeColor="accent6" w:themeTint="90" w:sz="4" w:space="0"/>
+        <w:bottom w:val="single" w:color="94DA7B" w:themeColor="accent6" w:themeTint="90" w:sz="4" w:space="0"/>
+        <w:right w:val="single" w:color="94DA7B" w:themeColor="accent6" w:themeTint="90" w:sz="4" w:space="0"/>
+        <w:insideH w:val="single" w:color="94DA7B" w:themeColor="accent6" w:themeTint="90" w:sz="4" w:space="0"/>
       </w:tblBorders>
     </w:tblPr>
     <w:tblStylePr w:type="firstRow">
@@ -9987,10 +10052,10 @@
       <w:tblStyleRowBandSize w:val="1"/>
       <w:tblStyleColBandSize w:val="1"/>
       <w:tblBorders>
-        <w:top w:val="single" w:sz="32" w:space="0" w:color="7F7F7F" w:themeColor="text1" w:themeTint="80"/>
-        <w:left w:val="single" w:sz="32" w:space="0" w:color="7F7F7F" w:themeColor="text1" w:themeTint="80"/>
-        <w:bottom w:val="single" w:sz="32" w:space="0" w:color="7F7F7F" w:themeColor="text1" w:themeTint="80"/>
-        <w:right w:val="single" w:sz="32" w:space="0" w:color="7F7F7F" w:themeColor="text1" w:themeTint="80"/>
+        <w:top w:val="single" w:color="7F7F7F" w:themeColor="text1" w:themeTint="80" w:sz="32" w:space="0"/>
+        <w:left w:val="single" w:color="7F7F7F" w:themeColor="text1" w:themeTint="80" w:sz="32" w:space="0"/>
+        <w:bottom w:val="single" w:color="7F7F7F" w:themeColor="text1" w:themeTint="80" w:sz="32" w:space="0"/>
+        <w:right w:val="single" w:color="7F7F7F" w:themeColor="text1" w:themeTint="80" w:sz="32" w:space="0"/>
       </w:tblBorders>
       <w:shd w:val="clear" w:color="7F7F7F" w:themeColor="text1" w:themeTint="80" w:fill="7F7F7F" w:themeFill="text1" w:themeFillTint="80"/>
     </w:tblPr>
@@ -10004,8 +10069,8 @@
       <w:tblPr/>
       <w:tcPr>
         <w:tcBorders>
-          <w:top w:val="single" w:sz="32" w:space="0" w:color="7F7F7F" w:themeColor="text1" w:themeTint="80"/>
-          <w:bottom w:val="single" w:sz="12" w:space="0" w:color="FFFFFF" w:themeColor="light1"/>
+          <w:top w:val="single" w:color="7F7F7F" w:themeColor="text1" w:themeTint="80" w:sz="32" w:space="0"/>
+          <w:bottom w:val="single" w:color="FFFFFF" w:themeColor="light1" w:sz="12" w:space="0"/>
         </w:tcBorders>
         <w:shd w:val="clear" w:color="7F7F7F" w:themeColor="text1" w:themeTint="80" w:fill="7F7F7F" w:themeFill="text1" w:themeFillTint="80"/>
       </w:tcPr>
@@ -10028,8 +10093,8 @@
       <w:tblPr/>
       <w:tcPr>
         <w:tcBorders>
-          <w:left w:val="single" w:sz="32" w:space="0" w:color="7F7F7F" w:themeColor="text1" w:themeTint="80"/>
-          <w:right w:val="single" w:sz="4" w:space="0" w:color="FFFFFF" w:themeColor="light1"/>
+          <w:left w:val="single" w:color="7F7F7F" w:themeColor="text1" w:themeTint="80" w:sz="32" w:space="0"/>
+          <w:right w:val="single" w:color="FFFFFF" w:themeColor="light1" w:sz="4" w:space="0"/>
         </w:tcBorders>
       </w:tcPr>
     </w:tblStylePr>
@@ -10037,8 +10102,8 @@
       <w:tblPr/>
       <w:tcPr>
         <w:tcBorders>
-          <w:left w:val="single" w:sz="4" w:space="0" w:color="FFFFFF" w:themeColor="light1"/>
-          <w:right w:val="single" w:sz="32" w:space="0" w:color="7F7F7F" w:themeColor="text1" w:themeTint="80"/>
+          <w:left w:val="single" w:color="FFFFFF" w:themeColor="light1" w:sz="4" w:space="0"/>
+          <w:right w:val="single" w:color="7F7F7F" w:themeColor="text1" w:themeTint="80" w:sz="32" w:space="0"/>
         </w:tcBorders>
       </w:tcPr>
     </w:tblStylePr>
@@ -10046,8 +10111,8 @@
       <w:tblPr/>
       <w:tcPr>
         <w:tcBorders>
-          <w:left w:val="single" w:sz="4" w:space="0" w:color="FFFFFF" w:themeColor="light1"/>
-          <w:right w:val="single" w:sz="4" w:space="0" w:color="FFFFFF" w:themeColor="light1"/>
+          <w:left w:val="single" w:color="FFFFFF" w:themeColor="light1" w:sz="4" w:space="0"/>
+          <w:right w:val="single" w:color="FFFFFF" w:themeColor="light1" w:sz="4" w:space="0"/>
         </w:tcBorders>
         <w:shd w:val="clear" w:color="7F7F7F" w:themeColor="text1" w:themeTint="80" w:fill="7F7F7F" w:themeFill="text1" w:themeFillTint="80"/>
       </w:tcPr>
@@ -10056,8 +10121,8 @@
       <w:tblPr/>
       <w:tcPr>
         <w:tcBorders>
-          <w:left w:val="single" w:sz="4" w:space="0" w:color="FFFFFF" w:themeColor="light1"/>
-          <w:right w:val="single" w:sz="4" w:space="0" w:color="FFFFFF" w:themeColor="light1"/>
+          <w:left w:val="single" w:color="FFFFFF" w:themeColor="light1" w:sz="4" w:space="0"/>
+          <w:right w:val="single" w:color="FFFFFF" w:themeColor="light1" w:sz="4" w:space="0"/>
         </w:tcBorders>
       </w:tcPr>
     </w:tblStylePr>
@@ -10065,8 +10130,8 @@
       <w:tblPr/>
       <w:tcPr>
         <w:tcBorders>
-          <w:top w:val="single" w:sz="4" w:space="0" w:color="FFFFFF" w:themeColor="light1"/>
-          <w:bottom w:val="single" w:sz="4" w:space="0" w:color="FFFFFF" w:themeColor="light1"/>
+          <w:top w:val="single" w:color="FFFFFF" w:themeColor="light1" w:sz="4" w:space="0"/>
+          <w:bottom w:val="single" w:color="FFFFFF" w:themeColor="light1" w:sz="4" w:space="0"/>
         </w:tcBorders>
         <w:shd w:val="clear" w:color="7F7F7F" w:themeColor="text1" w:themeTint="80" w:fill="7F7F7F" w:themeFill="text1" w:themeFillTint="80"/>
       </w:tcPr>
@@ -10075,8 +10140,8 @@
       <w:tblPr/>
       <w:tcPr>
         <w:tcBorders>
-          <w:top w:val="single" w:sz="4" w:space="0" w:color="FFFFFF" w:themeColor="light1"/>
-          <w:bottom w:val="single" w:sz="4" w:space="0" w:color="FFFFFF" w:themeColor="light1"/>
+          <w:top w:val="single" w:color="FFFFFF" w:themeColor="light1" w:sz="4" w:space="0"/>
+          <w:bottom w:val="single" w:color="FFFFFF" w:themeColor="light1" w:sz="4" w:space="0"/>
         </w:tcBorders>
         <w:shd w:val="clear" w:color="7F7F7F" w:themeColor="text1" w:themeTint="80" w:fill="7F7F7F" w:themeFill="text1" w:themeFillTint="80"/>
       </w:tcPr>
@@ -10093,10 +10158,10 @@
       <w:tblStyleRowBandSize w:val="1"/>
       <w:tblStyleColBandSize w:val="1"/>
       <w:tblBorders>
-        <w:top w:val="single" w:sz="32" w:space="0" w:color="156082" w:themeColor="accent1"/>
-        <w:left w:val="single" w:sz="32" w:space="0" w:color="156082" w:themeColor="accent1"/>
-        <w:bottom w:val="single" w:sz="32" w:space="0" w:color="156082" w:themeColor="accent1"/>
-        <w:right w:val="single" w:sz="32" w:space="0" w:color="156082" w:themeColor="accent1"/>
+        <w:top w:val="single" w:color="156082" w:themeColor="accent1" w:sz="32" w:space="0"/>
+        <w:left w:val="single" w:color="156082" w:themeColor="accent1" w:sz="32" w:space="0"/>
+        <w:bottom w:val="single" w:color="156082" w:themeColor="accent1" w:sz="32" w:space="0"/>
+        <w:right w:val="single" w:color="156082" w:themeColor="accent1" w:sz="32" w:space="0"/>
       </w:tblBorders>
       <w:shd w:val="clear" w:color="156082" w:themeColor="accent1" w:fill="156082" w:themeFill="accent1"/>
     </w:tblPr>
@@ -10110,8 +10175,8 @@
       <w:tblPr/>
       <w:tcPr>
         <w:tcBorders>
-          <w:top w:val="single" w:sz="32" w:space="0" w:color="156082" w:themeColor="accent1"/>
-          <w:bottom w:val="single" w:sz="12" w:space="0" w:color="FFFFFF" w:themeColor="light1"/>
+          <w:top w:val="single" w:color="156082" w:themeColor="accent1" w:sz="32" w:space="0"/>
+          <w:bottom w:val="single" w:color="FFFFFF" w:themeColor="light1" w:sz="12" w:space="0"/>
         </w:tcBorders>
         <w:shd w:val="clear" w:color="156082" w:themeColor="accent1" w:fill="156082" w:themeFill="accent1"/>
       </w:tcPr>
@@ -10134,8 +10199,8 @@
       <w:tblPr/>
       <w:tcPr>
         <w:tcBorders>
-          <w:left w:val="single" w:sz="32" w:space="0" w:color="156082" w:themeColor="accent1"/>
-          <w:right w:val="single" w:sz="4" w:space="0" w:color="FFFFFF" w:themeColor="light1"/>
+          <w:left w:val="single" w:color="156082" w:themeColor="accent1" w:sz="32" w:space="0"/>
+          <w:right w:val="single" w:color="FFFFFF" w:themeColor="light1" w:sz="4" w:space="0"/>
         </w:tcBorders>
       </w:tcPr>
     </w:tblStylePr>
@@ -10143,8 +10208,8 @@
       <w:tblPr/>
       <w:tcPr>
         <w:tcBorders>
-          <w:left w:val="single" w:sz="4" w:space="0" w:color="FFFFFF" w:themeColor="light1"/>
-          <w:right w:val="single" w:sz="32" w:space="0" w:color="156082" w:themeColor="accent1"/>
+          <w:left w:val="single" w:color="FFFFFF" w:themeColor="light1" w:sz="4" w:space="0"/>
+          <w:right w:val="single" w:color="156082" w:themeColor="accent1" w:sz="32" w:space="0"/>
         </w:tcBorders>
       </w:tcPr>
     </w:tblStylePr>
@@ -10152,8 +10217,8 @@
       <w:tblPr/>
       <w:tcPr>
         <w:tcBorders>
-          <w:left w:val="single" w:sz="4" w:space="0" w:color="FFFFFF" w:themeColor="light1"/>
-          <w:right w:val="single" w:sz="4" w:space="0" w:color="FFFFFF" w:themeColor="light1"/>
+          <w:left w:val="single" w:color="FFFFFF" w:themeColor="light1" w:sz="4" w:space="0"/>
+          <w:right w:val="single" w:color="FFFFFF" w:themeColor="light1" w:sz="4" w:space="0"/>
         </w:tcBorders>
         <w:shd w:val="clear" w:color="156082" w:themeColor="accent1" w:fill="156082" w:themeFill="accent1"/>
       </w:tcPr>
@@ -10162,8 +10227,8 @@
       <w:tblPr/>
       <w:tcPr>
         <w:tcBorders>
-          <w:left w:val="single" w:sz="4" w:space="0" w:color="FFFFFF" w:themeColor="light1"/>
-          <w:right w:val="single" w:sz="4" w:space="0" w:color="FFFFFF" w:themeColor="light1"/>
+          <w:left w:val="single" w:color="FFFFFF" w:themeColor="light1" w:sz="4" w:space="0"/>
+          <w:right w:val="single" w:color="FFFFFF" w:themeColor="light1" w:sz="4" w:space="0"/>
         </w:tcBorders>
       </w:tcPr>
     </w:tblStylePr>
@@ -10171,8 +10236,8 @@
       <w:tblPr/>
       <w:tcPr>
         <w:tcBorders>
-          <w:top w:val="single" w:sz="4" w:space="0" w:color="FFFFFF" w:themeColor="light1"/>
-          <w:bottom w:val="single" w:sz="4" w:space="0" w:color="FFFFFF" w:themeColor="light1"/>
+          <w:top w:val="single" w:color="FFFFFF" w:themeColor="light1" w:sz="4" w:space="0"/>
+          <w:bottom w:val="single" w:color="FFFFFF" w:themeColor="light1" w:sz="4" w:space="0"/>
         </w:tcBorders>
         <w:shd w:val="clear" w:color="156082" w:themeColor="accent1" w:fill="156082" w:themeFill="accent1"/>
       </w:tcPr>
@@ -10181,8 +10246,8 @@
       <w:tblPr/>
       <w:tcPr>
         <w:tcBorders>
-          <w:top w:val="single" w:sz="4" w:space="0" w:color="FFFFFF" w:themeColor="light1"/>
-          <w:bottom w:val="single" w:sz="4" w:space="0" w:color="FFFFFF" w:themeColor="light1"/>
+          <w:top w:val="single" w:color="FFFFFF" w:themeColor="light1" w:sz="4" w:space="0"/>
+          <w:bottom w:val="single" w:color="FFFFFF" w:themeColor="light1" w:sz="4" w:space="0"/>
         </w:tcBorders>
         <w:shd w:val="clear" w:color="156082" w:themeColor="accent1" w:fill="156082" w:themeFill="accent1"/>
       </w:tcPr>
@@ -10199,10 +10264,10 @@
       <w:tblStyleRowBandSize w:val="1"/>
       <w:tblStyleColBandSize w:val="1"/>
       <w:tblBorders>
-        <w:top w:val="single" w:sz="32" w:space="0" w:color="F2AA85" w:themeColor="accent2" w:themeTint="97"/>
-        <w:left w:val="single" w:sz="32" w:space="0" w:color="F2AA85" w:themeColor="accent2" w:themeTint="97"/>
-        <w:bottom w:val="single" w:sz="32" w:space="0" w:color="F2AA85" w:themeColor="accent2" w:themeTint="97"/>
-        <w:right w:val="single" w:sz="32" w:space="0" w:color="F2AA85" w:themeColor="accent2" w:themeTint="97"/>
+        <w:top w:val="single" w:color="F2AA85" w:themeColor="accent2" w:themeTint="97" w:sz="32" w:space="0"/>
+        <w:left w:val="single" w:color="F2AA85" w:themeColor="accent2" w:themeTint="97" w:sz="32" w:space="0"/>
+        <w:bottom w:val="single" w:color="F2AA85" w:themeColor="accent2" w:themeTint="97" w:sz="32" w:space="0"/>
+        <w:right w:val="single" w:color="F2AA85" w:themeColor="accent2" w:themeTint="97" w:sz="32" w:space="0"/>
       </w:tblBorders>
       <w:shd w:val="clear" w:color="F2AA85" w:themeColor="accent2" w:themeTint="97" w:fill="F2AA85" w:themeFill="accent2" w:themeFillTint="97"/>
     </w:tblPr>
@@ -10216,8 +10281,8 @@
       <w:tblPr/>
       <w:tcPr>
         <w:tcBorders>
-          <w:top w:val="single" w:sz="32" w:space="0" w:color="F2AA85" w:themeColor="accent2" w:themeTint="97"/>
-          <w:bottom w:val="single" w:sz="12" w:space="0" w:color="FFFFFF" w:themeColor="light1"/>
+          <w:top w:val="single" w:color="F2AA85" w:themeColor="accent2" w:themeTint="97" w:sz="32" w:space="0"/>
+          <w:bottom w:val="single" w:color="FFFFFF" w:themeColor="light1" w:sz="12" w:space="0"/>
         </w:tcBorders>
         <w:shd w:val="clear" w:color="F2AA85" w:themeColor="accent2" w:themeTint="97" w:fill="F2AA85" w:themeFill="accent2" w:themeFillTint="97"/>
       </w:tcPr>
@@ -10240,8 +10305,8 @@
       <w:tblPr/>
       <w:tcPr>
         <w:tcBorders>
-          <w:left w:val="single" w:sz="32" w:space="0" w:color="F2AA85" w:themeColor="accent2" w:themeTint="97"/>
-          <w:right w:val="single" w:sz="4" w:space="0" w:color="FFFFFF" w:themeColor="light1"/>
+          <w:left w:val="single" w:color="F2AA85" w:themeColor="accent2" w:themeTint="97" w:sz="32" w:space="0"/>
+          <w:right w:val="single" w:color="FFFFFF" w:themeColor="light1" w:sz="4" w:space="0"/>
         </w:tcBorders>
       </w:tcPr>
     </w:tblStylePr>
@@ -10249,8 +10314,8 @@
       <w:tblPr/>
       <w:tcPr>
         <w:tcBorders>
-          <w:left w:val="single" w:sz="4" w:space="0" w:color="FFFFFF" w:themeColor="light1"/>
-          <w:right w:val="single" w:sz="32" w:space="0" w:color="F2AA85" w:themeColor="accent2" w:themeTint="97"/>
+          <w:left w:val="single" w:color="FFFFFF" w:themeColor="light1" w:sz="4" w:space="0"/>
+          <w:right w:val="single" w:color="F2AA85" w:themeColor="accent2" w:themeTint="97" w:sz="32" w:space="0"/>
         </w:tcBorders>
       </w:tcPr>
     </w:tblStylePr>
@@ -10258,8 +10323,8 @@
       <w:tblPr/>
       <w:tcPr>
         <w:tcBorders>
-          <w:left w:val="single" w:sz="4" w:space="0" w:color="FFFFFF" w:themeColor="light1"/>
-          <w:right w:val="single" w:sz="4" w:space="0" w:color="FFFFFF" w:themeColor="light1"/>
+          <w:left w:val="single" w:color="FFFFFF" w:themeColor="light1" w:sz="4" w:space="0"/>
+          <w:right w:val="single" w:color="FFFFFF" w:themeColor="light1" w:sz="4" w:space="0"/>
         </w:tcBorders>
         <w:shd w:val="clear" w:color="F2AA85" w:themeColor="accent2" w:themeTint="97" w:fill="F2AA85" w:themeFill="accent2" w:themeFillTint="97"/>
       </w:tcPr>
@@ -10268,8 +10333,8 @@
       <w:tblPr/>
       <w:tcPr>
         <w:tcBorders>
-          <w:left w:val="single" w:sz="4" w:space="0" w:color="FFFFFF" w:themeColor="light1"/>
-          <w:right w:val="single" w:sz="4" w:space="0" w:color="FFFFFF" w:themeColor="light1"/>
+          <w:left w:val="single" w:color="FFFFFF" w:themeColor="light1" w:sz="4" w:space="0"/>
+          <w:right w:val="single" w:color="FFFFFF" w:themeColor="light1" w:sz="4" w:space="0"/>
         </w:tcBorders>
       </w:tcPr>
     </w:tblStylePr>
@@ -10277,8 +10342,8 @@
       <w:tblPr/>
       <w:tcPr>
         <w:tcBorders>
-          <w:top w:val="single" w:sz="4" w:space="0" w:color="FFFFFF" w:themeColor="light1"/>
-          <w:bottom w:val="single" w:sz="4" w:space="0" w:color="FFFFFF" w:themeColor="light1"/>
+          <w:top w:val="single" w:color="FFFFFF" w:themeColor="light1" w:sz="4" w:space="0"/>
+          <w:bottom w:val="single" w:color="FFFFFF" w:themeColor="light1" w:sz="4" w:space="0"/>
         </w:tcBorders>
         <w:shd w:val="clear" w:color="F2AA85" w:themeColor="accent2" w:themeTint="97" w:fill="F2AA85" w:themeFill="accent2" w:themeFillTint="97"/>
       </w:tcPr>
@@ -10287,8 +10352,8 @@
       <w:tblPr/>
       <w:tcPr>
         <w:tcBorders>
-          <w:top w:val="single" w:sz="4" w:space="0" w:color="FFFFFF" w:themeColor="light1"/>
-          <w:bottom w:val="single" w:sz="4" w:space="0" w:color="FFFFFF" w:themeColor="light1"/>
+          <w:top w:val="single" w:color="FFFFFF" w:themeColor="light1" w:sz="4" w:space="0"/>
+          <w:bottom w:val="single" w:color="FFFFFF" w:themeColor="light1" w:sz="4" w:space="0"/>
         </w:tcBorders>
         <w:shd w:val="clear" w:color="F2AA85" w:themeColor="accent2" w:themeTint="97" w:fill="F2AA85" w:themeFill="accent2" w:themeFillTint="97"/>
       </w:tcPr>
@@ -10305,10 +10370,10 @@
       <w:tblStyleRowBandSize w:val="1"/>
       <w:tblStyleColBandSize w:val="1"/>
       <w:tblBorders>
-        <w:top w:val="single" w:sz="32" w:space="0" w:color="48D45B" w:themeColor="accent3" w:themeTint="98"/>
-        <w:left w:val="single" w:sz="32" w:space="0" w:color="48D45B" w:themeColor="accent3" w:themeTint="98"/>
-        <w:bottom w:val="single" w:sz="32" w:space="0" w:color="48D45B" w:themeColor="accent3" w:themeTint="98"/>
-        <w:right w:val="single" w:sz="32" w:space="0" w:color="48D45B" w:themeColor="accent3" w:themeTint="98"/>
+        <w:top w:val="single" w:color="48D45B" w:themeColor="accent3" w:themeTint="98" w:sz="32" w:space="0"/>
+        <w:left w:val="single" w:color="48D45B" w:themeColor="accent3" w:themeTint="98" w:sz="32" w:space="0"/>
+        <w:bottom w:val="single" w:color="48D45B" w:themeColor="accent3" w:themeTint="98" w:sz="32" w:space="0"/>
+        <w:right w:val="single" w:color="48D45B" w:themeColor="accent3" w:themeTint="98" w:sz="32" w:space="0"/>
       </w:tblBorders>
       <w:shd w:val="clear" w:color="48D45B" w:themeColor="accent3" w:themeTint="98" w:fill="48D45B" w:themeFill="accent3" w:themeFillTint="98"/>
     </w:tblPr>
@@ -10322,8 +10387,8 @@
       <w:tblPr/>
       <w:tcPr>
         <w:tcBorders>
-          <w:top w:val="single" w:sz="32" w:space="0" w:color="48D45B" w:themeColor="accent3" w:themeTint="98"/>
-          <w:bottom w:val="single" w:sz="12" w:space="0" w:color="FFFFFF" w:themeColor="light1"/>
+          <w:top w:val="single" w:color="48D45B" w:themeColor="accent3" w:themeTint="98" w:sz="32" w:space="0"/>
+          <w:bottom w:val="single" w:color="FFFFFF" w:themeColor="light1" w:sz="12" w:space="0"/>
         </w:tcBorders>
         <w:shd w:val="clear" w:color="48D45B" w:themeColor="accent3" w:themeTint="98" w:fill="48D45B" w:themeFill="accent3" w:themeFillTint="98"/>
       </w:tcPr>
@@ -10346,8 +10411,8 @@
       <w:tblPr/>
       <w:tcPr>
         <w:tcBorders>
-          <w:left w:val="single" w:sz="32" w:space="0" w:color="48D45B" w:themeColor="accent3" w:themeTint="98"/>
-          <w:right w:val="single" w:sz="4" w:space="0" w:color="FFFFFF" w:themeColor="light1"/>
+          <w:left w:val="single" w:color="48D45B" w:themeColor="accent3" w:themeTint="98" w:sz="32" w:space="0"/>
+          <w:right w:val="single" w:color="FFFFFF" w:themeColor="light1" w:sz="4" w:space="0"/>
         </w:tcBorders>
       </w:tcPr>
     </w:tblStylePr>
@@ -10355,8 +10420,8 @@
       <w:tblPr/>
       <w:tcPr>
         <w:tcBorders>
-          <w:left w:val="single" w:sz="4" w:space="0" w:color="FFFFFF" w:themeColor="light1"/>
-          <w:right w:val="single" w:sz="32" w:space="0" w:color="48D45B" w:themeColor="accent3" w:themeTint="98"/>
+          <w:left w:val="single" w:color="FFFFFF" w:themeColor="light1" w:sz="4" w:space="0"/>
+          <w:right w:val="single" w:color="48D45B" w:themeColor="accent3" w:themeTint="98" w:sz="32" w:space="0"/>
         </w:tcBorders>
       </w:tcPr>
     </w:tblStylePr>
@@ -10364,8 +10429,8 @@
       <w:tblPr/>
       <w:tcPr>
         <w:tcBorders>
-          <w:left w:val="single" w:sz="4" w:space="0" w:color="FFFFFF" w:themeColor="light1"/>
-          <w:right w:val="single" w:sz="4" w:space="0" w:color="FFFFFF" w:themeColor="light1"/>
+          <w:left w:val="single" w:color="FFFFFF" w:themeColor="light1" w:sz="4" w:space="0"/>
+          <w:right w:val="single" w:color="FFFFFF" w:themeColor="light1" w:sz="4" w:space="0"/>
         </w:tcBorders>
         <w:shd w:val="clear" w:color="48D45B" w:themeColor="accent3" w:themeTint="98" w:fill="48D45B" w:themeFill="accent3" w:themeFillTint="98"/>
       </w:tcPr>
@@ -10374,8 +10439,8 @@
       <w:tblPr/>
       <w:tcPr>
         <w:tcBorders>
-          <w:left w:val="single" w:sz="4" w:space="0" w:color="FFFFFF" w:themeColor="light1"/>
-          <w:right w:val="single" w:sz="4" w:space="0" w:color="FFFFFF" w:themeColor="light1"/>
+          <w:left w:val="single" w:color="FFFFFF" w:themeColor="light1" w:sz="4" w:space="0"/>
+          <w:right w:val="single" w:color="FFFFFF" w:themeColor="light1" w:sz="4" w:space="0"/>
         </w:tcBorders>
       </w:tcPr>
     </w:tblStylePr>
@@ -10383,8 +10448,8 @@
       <w:tblPr/>
       <w:tcPr>
         <w:tcBorders>
-          <w:top w:val="single" w:sz="4" w:space="0" w:color="FFFFFF" w:themeColor="light1"/>
-          <w:bottom w:val="single" w:sz="4" w:space="0" w:color="FFFFFF" w:themeColor="light1"/>
+          <w:top w:val="single" w:color="FFFFFF" w:themeColor="light1" w:sz="4" w:space="0"/>
+          <w:bottom w:val="single" w:color="FFFFFF" w:themeColor="light1" w:sz="4" w:space="0"/>
         </w:tcBorders>
         <w:shd w:val="clear" w:color="48D45B" w:themeColor="accent3" w:themeTint="98" w:fill="48D45B" w:themeFill="accent3" w:themeFillTint="98"/>
       </w:tcPr>
@@ -10393,8 +10458,8 @@
       <w:tblPr/>
       <w:tcPr>
         <w:tcBorders>
-          <w:top w:val="single" w:sz="4" w:space="0" w:color="FFFFFF" w:themeColor="light1"/>
-          <w:bottom w:val="single" w:sz="4" w:space="0" w:color="FFFFFF" w:themeColor="light1"/>
+          <w:top w:val="single" w:color="FFFFFF" w:themeColor="light1" w:sz="4" w:space="0"/>
+          <w:bottom w:val="single" w:color="FFFFFF" w:themeColor="light1" w:sz="4" w:space="0"/>
         </w:tcBorders>
         <w:shd w:val="clear" w:color="48D45B" w:themeColor="accent3" w:themeTint="98" w:fill="48D45B" w:themeFill="accent3" w:themeFillTint="98"/>
       </w:tcPr>
@@ -10411,10 +10476,10 @@
       <w:tblStyleRowBandSize w:val="1"/>
       <w:tblStyleColBandSize w:val="1"/>
       <w:tblBorders>
-        <w:top w:val="single" w:sz="32" w:space="0" w:color="5FCAF3" w:themeColor="accent4" w:themeTint="9A"/>
-        <w:left w:val="single" w:sz="32" w:space="0" w:color="5FCAF3" w:themeColor="accent4" w:themeTint="9A"/>
-        <w:bottom w:val="single" w:sz="32" w:space="0" w:color="5FCAF3" w:themeColor="accent4" w:themeTint="9A"/>
-        <w:right w:val="single" w:sz="32" w:space="0" w:color="5FCAF3" w:themeColor="accent4" w:themeTint="9A"/>
+        <w:top w:val="single" w:color="5FCAF3" w:themeColor="accent4" w:themeTint="9A" w:sz="32" w:space="0"/>
+        <w:left w:val="single" w:color="5FCAF3" w:themeColor="accent4" w:themeTint="9A" w:sz="32" w:space="0"/>
+        <w:bottom w:val="single" w:color="5FCAF3" w:themeColor="accent4" w:themeTint="9A" w:sz="32" w:space="0"/>
+        <w:right w:val="single" w:color="5FCAF3" w:themeColor="accent4" w:themeTint="9A" w:sz="32" w:space="0"/>
       </w:tblBorders>
       <w:shd w:val="clear" w:color="5FCAF3" w:themeColor="accent4" w:themeTint="9A" w:fill="5FCAF3" w:themeFill="accent4" w:themeFillTint="9A"/>
     </w:tblPr>
@@ -10428,8 +10493,8 @@
       <w:tblPr/>
       <w:tcPr>
         <w:tcBorders>
-          <w:top w:val="single" w:sz="32" w:space="0" w:color="5FCAF3" w:themeColor="accent4" w:themeTint="9A"/>
-          <w:bottom w:val="single" w:sz="12" w:space="0" w:color="FFFFFF" w:themeColor="light1"/>
+          <w:top w:val="single" w:color="5FCAF3" w:themeColor="accent4" w:themeTint="9A" w:sz="32" w:space="0"/>
+          <w:bottom w:val="single" w:color="FFFFFF" w:themeColor="light1" w:sz="12" w:space="0"/>
         </w:tcBorders>
         <w:shd w:val="clear" w:color="5FCAF3" w:themeColor="accent4" w:themeTint="9A" w:fill="5FCAF3" w:themeFill="accent4" w:themeFillTint="9A"/>
       </w:tcPr>
@@ -10452,8 +10517,8 @@
       <w:tblPr/>
       <w:tcPr>
         <w:tcBorders>
-          <w:left w:val="single" w:sz="32" w:space="0" w:color="5FCAF3" w:themeColor="accent4" w:themeTint="9A"/>
-          <w:right w:val="single" w:sz="4" w:space="0" w:color="FFFFFF" w:themeColor="light1"/>
+          <w:left w:val="single" w:color="5FCAF3" w:themeColor="accent4" w:themeTint="9A" w:sz="32" w:space="0"/>
+          <w:right w:val="single" w:color="FFFFFF" w:themeColor="light1" w:sz="4" w:space="0"/>
         </w:tcBorders>
       </w:tcPr>
     </w:tblStylePr>
@@ -10461,8 +10526,8 @@
       <w:tblPr/>
       <w:tcPr>
         <w:tcBorders>
-          <w:left w:val="single" w:sz="4" w:space="0" w:color="FFFFFF" w:themeColor="light1"/>
-          <w:right w:val="single" w:sz="32" w:space="0" w:color="5FCAF3" w:themeColor="accent4" w:themeTint="9A"/>
+          <w:left w:val="single" w:color="FFFFFF" w:themeColor="light1" w:sz="4" w:space="0"/>
+          <w:right w:val="single" w:color="5FCAF3" w:themeColor="accent4" w:themeTint="9A" w:sz="32" w:space="0"/>
         </w:tcBorders>
       </w:tcPr>
     </w:tblStylePr>
@@ -10470,8 +10535,8 @@
       <w:tblPr/>
       <w:tcPr>
         <w:tcBorders>
-          <w:left w:val="single" w:sz="4" w:space="0" w:color="FFFFFF" w:themeColor="light1"/>
-          <w:right w:val="single" w:sz="4" w:space="0" w:color="FFFFFF" w:themeColor="light1"/>
+          <w:left w:val="single" w:color="FFFFFF" w:themeColor="light1" w:sz="4" w:space="0"/>
+          <w:right w:val="single" w:color="FFFFFF" w:themeColor="light1" w:sz="4" w:space="0"/>
         </w:tcBorders>
         <w:shd w:val="clear" w:color="5FCAF3" w:themeColor="accent4" w:themeTint="9A" w:fill="5FCAF3" w:themeFill="accent4" w:themeFillTint="9A"/>
       </w:tcPr>
@@ -10480,8 +10545,8 @@
       <w:tblPr/>
       <w:tcPr>
         <w:tcBorders>
-          <w:left w:val="single" w:sz="4" w:space="0" w:color="FFFFFF" w:themeColor="light1"/>
-          <w:right w:val="single" w:sz="4" w:space="0" w:color="FFFFFF" w:themeColor="light1"/>
+          <w:left w:val="single" w:color="FFFFFF" w:themeColor="light1" w:sz="4" w:space="0"/>
+          <w:right w:val="single" w:color="FFFFFF" w:themeColor="light1" w:sz="4" w:space="0"/>
         </w:tcBorders>
       </w:tcPr>
     </w:tblStylePr>
@@ -10489,8 +10554,8 @@
       <w:tblPr/>
       <w:tcPr>
         <w:tcBorders>
-          <w:top w:val="single" w:sz="4" w:space="0" w:color="FFFFFF" w:themeColor="light1"/>
-          <w:bottom w:val="single" w:sz="4" w:space="0" w:color="FFFFFF" w:themeColor="light1"/>
+          <w:top w:val="single" w:color="FFFFFF" w:themeColor="light1" w:sz="4" w:space="0"/>
+          <w:bottom w:val="single" w:color="FFFFFF" w:themeColor="light1" w:sz="4" w:space="0"/>
         </w:tcBorders>
         <w:shd w:val="clear" w:color="5FCAF3" w:themeColor="accent4" w:themeTint="9A" w:fill="5FCAF3" w:themeFill="accent4" w:themeFillTint="9A"/>
       </w:tcPr>
@@ -10499,8 +10564,8 @@
       <w:tblPr/>
       <w:tcPr>
         <w:tcBorders>
-          <w:top w:val="single" w:sz="4" w:space="0" w:color="FFFFFF" w:themeColor="light1"/>
-          <w:bottom w:val="single" w:sz="4" w:space="0" w:color="FFFFFF" w:themeColor="light1"/>
+          <w:top w:val="single" w:color="FFFFFF" w:themeColor="light1" w:sz="4" w:space="0"/>
+          <w:bottom w:val="single" w:color="FFFFFF" w:themeColor="light1" w:sz="4" w:space="0"/>
         </w:tcBorders>
         <w:shd w:val="clear" w:color="5FCAF3" w:themeColor="accent4" w:themeTint="9A" w:fill="5FCAF3" w:themeFill="accent4" w:themeFillTint="9A"/>
       </w:tcPr>
@@ -10517,10 +10582,10 @@
       <w:tblStyleRowBandSize w:val="1"/>
       <w:tblStyleColBandSize w:val="1"/>
       <w:tblBorders>
-        <w:top w:val="single" w:sz="32" w:space="0" w:color="D76CCB" w:themeColor="accent5" w:themeTint="9A"/>
-        <w:left w:val="single" w:sz="32" w:space="0" w:color="D76CCB" w:themeColor="accent5" w:themeTint="9A"/>
-        <w:bottom w:val="single" w:sz="32" w:space="0" w:color="D76CCB" w:themeColor="accent5" w:themeTint="9A"/>
-        <w:right w:val="single" w:sz="32" w:space="0" w:color="D76CCB" w:themeColor="accent5" w:themeTint="9A"/>
+        <w:top w:val="single" w:color="D76CCB" w:themeColor="accent5" w:themeTint="9A" w:sz="32" w:space="0"/>
+        <w:left w:val="single" w:color="D76CCB" w:themeColor="accent5" w:themeTint="9A" w:sz="32" w:space="0"/>
+        <w:bottom w:val="single" w:color="D76CCB" w:themeColor="accent5" w:themeTint="9A" w:sz="32" w:space="0"/>
+        <w:right w:val="single" w:color="D76CCB" w:themeColor="accent5" w:themeTint="9A" w:sz="32" w:space="0"/>
       </w:tblBorders>
       <w:shd w:val="clear" w:color="D76CCB" w:themeColor="accent5" w:themeTint="9A" w:fill="D76CCB" w:themeFill="accent5" w:themeFillTint="9A"/>
     </w:tblPr>
@@ -10534,8 +10599,8 @@
       <w:tblPr/>
       <w:tcPr>
         <w:tcBorders>
-          <w:top w:val="single" w:sz="32" w:space="0" w:color="D76CCB" w:themeColor="accent5" w:themeTint="9A"/>
-          <w:bottom w:val="single" w:sz="12" w:space="0" w:color="FFFFFF" w:themeColor="light1"/>
+          <w:top w:val="single" w:color="D76CCB" w:themeColor="accent5" w:themeTint="9A" w:sz="32" w:space="0"/>
+          <w:bottom w:val="single" w:color="FFFFFF" w:themeColor="light1" w:sz="12" w:space="0"/>
         </w:tcBorders>
         <w:shd w:val="clear" w:color="D76CCB" w:themeColor="accent5" w:themeTint="9A" w:fill="D76CCB" w:themeFill="accent5" w:themeFillTint="9A"/>
       </w:tcPr>
@@ -10558,8 +10623,8 @@
       <w:tblPr/>
       <w:tcPr>
         <w:tcBorders>
-          <w:left w:val="single" w:sz="32" w:space="0" w:color="D76CCB" w:themeColor="accent5" w:themeTint="9A"/>
-          <w:right w:val="single" w:sz="4" w:space="0" w:color="FFFFFF" w:themeColor="light1"/>
+          <w:left w:val="single" w:color="D76CCB" w:themeColor="accent5" w:themeTint="9A" w:sz="32" w:space="0"/>
+          <w:right w:val="single" w:color="FFFFFF" w:themeColor="light1" w:sz="4" w:space="0"/>
         </w:tcBorders>
       </w:tcPr>
     </w:tblStylePr>
@@ -10567,8 +10632,8 @@
       <w:tblPr/>
       <w:tcPr>
         <w:tcBorders>
-          <w:left w:val="single" w:sz="4" w:space="0" w:color="FFFFFF" w:themeColor="light1"/>
-          <w:right w:val="single" w:sz="32" w:space="0" w:color="D76CCB" w:themeColor="accent5" w:themeTint="9A"/>
+          <w:left w:val="single" w:color="FFFFFF" w:themeColor="light1" w:sz="4" w:space="0"/>
+          <w:right w:val="single" w:color="D76CCB" w:themeColor="accent5" w:themeTint="9A" w:sz="32" w:space="0"/>
         </w:tcBorders>
       </w:tcPr>
     </w:tblStylePr>
@@ -10576,8 +10641,8 @@
       <w:tblPr/>
       <w:tcPr>
         <w:tcBorders>
-          <w:left w:val="single" w:sz="4" w:space="0" w:color="FFFFFF" w:themeColor="light1"/>
-          <w:right w:val="single" w:sz="4" w:space="0" w:color="FFFFFF" w:themeColor="light1"/>
+          <w:left w:val="single" w:color="FFFFFF" w:themeColor="light1" w:sz="4" w:space="0"/>
+          <w:right w:val="single" w:color="FFFFFF" w:themeColor="light1" w:sz="4" w:space="0"/>
         </w:tcBorders>
         <w:shd w:val="clear" w:color="D76CCB" w:themeColor="accent5" w:themeTint="9A" w:fill="D76CCB" w:themeFill="accent5" w:themeFillTint="9A"/>
       </w:tcPr>
@@ -10586,8 +10651,8 @@
       <w:tblPr/>
       <w:tcPr>
         <w:tcBorders>
-          <w:left w:val="single" w:sz="4" w:space="0" w:color="FFFFFF" w:themeColor="light1"/>
-          <w:right w:val="single" w:sz="4" w:space="0" w:color="FFFFFF" w:themeColor="light1"/>
+          <w:left w:val="single" w:color="FFFFFF" w:themeColor="light1" w:sz="4" w:space="0"/>
+          <w:right w:val="single" w:color="FFFFFF" w:themeColor="light1" w:sz="4" w:space="0"/>
         </w:tcBorders>
       </w:tcPr>
     </w:tblStylePr>
@@ -10595,8 +10660,8 @@
       <w:tblPr/>
       <w:tcPr>
         <w:tcBorders>
-          <w:top w:val="single" w:sz="4" w:space="0" w:color="FFFFFF" w:themeColor="light1"/>
-          <w:bottom w:val="single" w:sz="4" w:space="0" w:color="FFFFFF" w:themeColor="light1"/>
+          <w:top w:val="single" w:color="FFFFFF" w:themeColor="light1" w:sz="4" w:space="0"/>
+          <w:bottom w:val="single" w:color="FFFFFF" w:themeColor="light1" w:sz="4" w:space="0"/>
         </w:tcBorders>
         <w:shd w:val="clear" w:color="D76CCB" w:themeColor="accent5" w:themeTint="9A" w:fill="D76CCB" w:themeFill="accent5" w:themeFillTint="9A"/>
       </w:tcPr>
@@ -10605,8 +10670,8 @@
       <w:tblPr/>
       <w:tcPr>
         <w:tcBorders>
-          <w:top w:val="single" w:sz="4" w:space="0" w:color="FFFFFF" w:themeColor="light1"/>
-          <w:bottom w:val="single" w:sz="4" w:space="0" w:color="FFFFFF" w:themeColor="light1"/>
+          <w:top w:val="single" w:color="FFFFFF" w:themeColor="light1" w:sz="4" w:space="0"/>
+          <w:bottom w:val="single" w:color="FFFFFF" w:themeColor="light1" w:sz="4" w:space="0"/>
         </w:tcBorders>
         <w:shd w:val="clear" w:color="D76CCB" w:themeColor="accent5" w:themeTint="9A" w:fill="D76CCB" w:themeFill="accent5" w:themeFillTint="9A"/>
       </w:tcPr>
@@ -10623,10 +10688,10 @@
       <w:tblStyleRowBandSize w:val="1"/>
       <w:tblStyleColBandSize w:val="1"/>
       <w:tblBorders>
-        <w:top w:val="single" w:sz="32" w:space="0" w:color="8ED873" w:themeColor="accent6" w:themeTint="98"/>
-        <w:left w:val="single" w:sz="32" w:space="0" w:color="8ED873" w:themeColor="accent6" w:themeTint="98"/>
-        <w:bottom w:val="single" w:sz="32" w:space="0" w:color="8ED873" w:themeColor="accent6" w:themeTint="98"/>
-        <w:right w:val="single" w:sz="32" w:space="0" w:color="8ED873" w:themeColor="accent6" w:themeTint="98"/>
+        <w:top w:val="single" w:color="8ED873" w:themeColor="accent6" w:themeTint="98" w:sz="32" w:space="0"/>
+        <w:left w:val="single" w:color="8ED873" w:themeColor="accent6" w:themeTint="98" w:sz="32" w:space="0"/>
+        <w:bottom w:val="single" w:color="8ED873" w:themeColor="accent6" w:themeTint="98" w:sz="32" w:space="0"/>
+        <w:right w:val="single" w:color="8ED873" w:themeColor="accent6" w:themeTint="98" w:sz="32" w:space="0"/>
       </w:tblBorders>
       <w:shd w:val="clear" w:color="8ED873" w:themeColor="accent6" w:themeTint="98" w:fill="8ED873" w:themeFill="accent6" w:themeFillTint="98"/>
     </w:tblPr>
@@ -10640,8 +10705,8 @@
       <w:tblPr/>
       <w:tcPr>
         <w:tcBorders>
-          <w:top w:val="single" w:sz="32" w:space="0" w:color="8ED873" w:themeColor="accent6" w:themeTint="98"/>
-          <w:bottom w:val="single" w:sz="12" w:space="0" w:color="FFFFFF" w:themeColor="light1"/>
+          <w:top w:val="single" w:color="8ED873" w:themeColor="accent6" w:themeTint="98" w:sz="32" w:space="0"/>
+          <w:bottom w:val="single" w:color="FFFFFF" w:themeColor="light1" w:sz="12" w:space="0"/>
         </w:tcBorders>
         <w:shd w:val="clear" w:color="8ED873" w:themeColor="accent6" w:themeTint="98" w:fill="8ED873" w:themeFill="accent6" w:themeFillTint="98"/>
       </w:tcPr>
@@ -10664,8 +10729,8 @@
       <w:tblPr/>
       <w:tcPr>
         <w:tcBorders>
-          <w:left w:val="single" w:sz="32" w:space="0" w:color="8ED873" w:themeColor="accent6" w:themeTint="98"/>
-          <w:right w:val="single" w:sz="4" w:space="0" w:color="FFFFFF" w:themeColor="light1"/>
+          <w:left w:val="single" w:color="8ED873" w:themeColor="accent6" w:themeTint="98" w:sz="32" w:space="0"/>
+          <w:right w:val="single" w:color="FFFFFF" w:themeColor="light1" w:sz="4" w:space="0"/>
         </w:tcBorders>
       </w:tcPr>
     </w:tblStylePr>
@@ -10673,8 +10738,8 @@
       <w:tblPr/>
       <w:tcPr>
         <w:tcBorders>
-          <w:left w:val="single" w:sz="4" w:space="0" w:color="FFFFFF" w:themeColor="light1"/>
-          <w:right w:val="single" w:sz="32" w:space="0" w:color="8ED873" w:themeColor="accent6" w:themeTint="98"/>
+          <w:left w:val="single" w:color="FFFFFF" w:themeColor="light1" w:sz="4" w:space="0"/>
+          <w:right w:val="single" w:color="8ED873" w:themeColor="accent6" w:themeTint="98" w:sz="32" w:space="0"/>
         </w:tcBorders>
       </w:tcPr>
     </w:tblStylePr>
@@ -10682,8 +10747,8 @@
       <w:tblPr/>
       <w:tcPr>
         <w:tcBorders>
-          <w:left w:val="single" w:sz="4" w:space="0" w:color="FFFFFF" w:themeColor="light1"/>
-          <w:right w:val="single" w:sz="4" w:space="0" w:color="FFFFFF" w:themeColor="light1"/>
+          <w:left w:val="single" w:color="FFFFFF" w:themeColor="light1" w:sz="4" w:space="0"/>
+          <w:right w:val="single" w:color="FFFFFF" w:themeColor="light1" w:sz="4" w:space="0"/>
         </w:tcBorders>
         <w:shd w:val="clear" w:color="8ED873" w:themeColor="accent6" w:themeTint="98" w:fill="8ED873" w:themeFill="accent6" w:themeFillTint="98"/>
       </w:tcPr>
@@ -10692,8 +10757,8 @@
       <w:tblPr/>
       <w:tcPr>
         <w:tcBorders>
-          <w:left w:val="single" w:sz="4" w:space="0" w:color="FFFFFF" w:themeColor="light1"/>
-          <w:right w:val="single" w:sz="4" w:space="0" w:color="FFFFFF" w:themeColor="light1"/>
+          <w:left w:val="single" w:color="FFFFFF" w:themeColor="light1" w:sz="4" w:space="0"/>
+          <w:right w:val="single" w:color="FFFFFF" w:themeColor="light1" w:sz="4" w:space="0"/>
         </w:tcBorders>
       </w:tcPr>
     </w:tblStylePr>
@@ -10701,8 +10766,8 @@
       <w:tblPr/>
       <w:tcPr>
         <w:tcBorders>
-          <w:top w:val="single" w:sz="4" w:space="0" w:color="FFFFFF" w:themeColor="light1"/>
-          <w:bottom w:val="single" w:sz="4" w:space="0" w:color="FFFFFF" w:themeColor="light1"/>
+          <w:top w:val="single" w:color="FFFFFF" w:themeColor="light1" w:sz="4" w:space="0"/>
+          <w:bottom w:val="single" w:color="FFFFFF" w:themeColor="light1" w:sz="4" w:space="0"/>
         </w:tcBorders>
         <w:shd w:val="clear" w:color="8ED873" w:themeColor="accent6" w:themeTint="98" w:fill="8ED873" w:themeFill="accent6" w:themeFillTint="98"/>
       </w:tcPr>
@@ -10711,8 +10776,8 @@
       <w:tblPr/>
       <w:tcPr>
         <w:tcBorders>
-          <w:top w:val="single" w:sz="4" w:space="0" w:color="FFFFFF" w:themeColor="light1"/>
-          <w:bottom w:val="single" w:sz="4" w:space="0" w:color="FFFFFF" w:themeColor="light1"/>
+          <w:top w:val="single" w:color="FFFFFF" w:themeColor="light1" w:sz="4" w:space="0"/>
+          <w:bottom w:val="single" w:color="FFFFFF" w:themeColor="light1" w:sz="4" w:space="0"/>
         </w:tcBorders>
         <w:shd w:val="clear" w:color="8ED873" w:themeColor="accent6" w:themeTint="98" w:fill="8ED873" w:themeFill="accent6" w:themeFillTint="98"/>
       </w:tcPr>
@@ -10729,8 +10794,8 @@
       <w:tblStyleRowBandSize w:val="1"/>
       <w:tblStyleColBandSize w:val="1"/>
       <w:tblBorders>
-        <w:top w:val="single" w:sz="4" w:space="0" w:color="7F7F7F" w:themeColor="text1" w:themeTint="80"/>
-        <w:bottom w:val="single" w:sz="4" w:space="0" w:color="7F7F7F" w:themeColor="text1" w:themeTint="80"/>
+        <w:top w:val="single" w:color="7F7F7F" w:themeColor="text1" w:themeTint="80" w:sz="4" w:space="0"/>
+        <w:bottom w:val="single" w:color="7F7F7F" w:themeColor="text1" w:themeTint="80" w:sz="4" w:space="0"/>
       </w:tblBorders>
     </w:tblPr>
     <w:tblStylePr w:type="firstRow">
@@ -10741,7 +10806,7 @@
       <w:tblPr/>
       <w:tcPr>
         <w:tcBorders>
-          <w:bottom w:val="single" w:sz="4" w:space="0" w:color="7F7F7F" w:themeColor="text1" w:themeTint="80"/>
+          <w:bottom w:val="single" w:color="7F7F7F" w:themeColor="text1" w:themeTint="80" w:sz="4" w:space="0"/>
         </w:tcBorders>
       </w:tcPr>
     </w:tblStylePr>
@@ -10753,7 +10818,7 @@
       <w:tblPr/>
       <w:tcPr>
         <w:tcBorders>
-          <w:top w:val="single" w:sz="4" w:space="0" w:color="7F7F7F" w:themeColor="text1" w:themeTint="80"/>
+          <w:top w:val="single" w:color="7F7F7F" w:themeColor="text1" w:themeTint="80" w:sz="4" w:space="0"/>
         </w:tcBorders>
       </w:tcPr>
     </w:tblStylePr>
@@ -10805,8 +10870,8 @@
       <w:tblStyleRowBandSize w:val="1"/>
       <w:tblStyleColBandSize w:val="1"/>
       <w:tblBorders>
-        <w:top w:val="single" w:sz="4" w:space="0" w:color="156082" w:themeColor="accent1"/>
-        <w:bottom w:val="single" w:sz="4" w:space="0" w:color="156082" w:themeColor="accent1"/>
+        <w:top w:val="single" w:color="156082" w:themeColor="accent1" w:sz="4" w:space="0"/>
+        <w:bottom w:val="single" w:color="156082" w:themeColor="accent1" w:sz="4" w:space="0"/>
       </w:tblBorders>
     </w:tblPr>
     <w:tblStylePr w:type="firstRow">
@@ -10817,7 +10882,7 @@
       <w:tblPr/>
       <w:tcPr>
         <w:tcBorders>
-          <w:bottom w:val="single" w:sz="4" w:space="0" w:color="156082" w:themeColor="accent1"/>
+          <w:bottom w:val="single" w:color="156082" w:themeColor="accent1" w:sz="4" w:space="0"/>
         </w:tcBorders>
       </w:tcPr>
     </w:tblStylePr>
@@ -10829,7 +10894,7 @@
       <w:tblPr/>
       <w:tcPr>
         <w:tcBorders>
-          <w:top w:val="single" w:sz="4" w:space="0" w:color="156082" w:themeColor="accent1"/>
+          <w:top w:val="single" w:color="156082" w:themeColor="accent1" w:sz="4" w:space="0"/>
         </w:tcBorders>
       </w:tcPr>
     </w:tblStylePr>
@@ -10881,8 +10946,8 @@
       <w:tblStyleRowBandSize w:val="1"/>
       <w:tblStyleColBandSize w:val="1"/>
       <w:tblBorders>
-        <w:top w:val="single" w:sz="4" w:space="0" w:color="F2AA85" w:themeColor="accent2" w:themeTint="97"/>
-        <w:bottom w:val="single" w:sz="4" w:space="0" w:color="F2AA85" w:themeColor="accent2" w:themeTint="97"/>
+        <w:top w:val="single" w:color="F2AA85" w:themeColor="accent2" w:themeTint="97" w:sz="4" w:space="0"/>
+        <w:bottom w:val="single" w:color="F2AA85" w:themeColor="accent2" w:themeTint="97" w:sz="4" w:space="0"/>
       </w:tblBorders>
     </w:tblPr>
     <w:tblStylePr w:type="firstRow">
@@ -10893,7 +10958,7 @@
       <w:tblPr/>
       <w:tcPr>
         <w:tcBorders>
-          <w:bottom w:val="single" w:sz="4" w:space="0" w:color="F2AA85" w:themeColor="accent2" w:themeTint="97"/>
+          <w:bottom w:val="single" w:color="F2AA85" w:themeColor="accent2" w:themeTint="97" w:sz="4" w:space="0"/>
         </w:tcBorders>
       </w:tcPr>
     </w:tblStylePr>
@@ -10905,7 +10970,7 @@
       <w:tblPr/>
       <w:tcPr>
         <w:tcBorders>
-          <w:top w:val="single" w:sz="4" w:space="0" w:color="F2AA85" w:themeColor="accent2" w:themeTint="97"/>
+          <w:top w:val="single" w:color="F2AA85" w:themeColor="accent2" w:themeTint="97" w:sz="4" w:space="0"/>
         </w:tcBorders>
       </w:tcPr>
     </w:tblStylePr>
@@ -10957,8 +11022,8 @@
       <w:tblStyleRowBandSize w:val="1"/>
       <w:tblStyleColBandSize w:val="1"/>
       <w:tblBorders>
-        <w:top w:val="single" w:sz="4" w:space="0" w:color="48D45B" w:themeColor="accent3" w:themeTint="98"/>
-        <w:bottom w:val="single" w:sz="4" w:space="0" w:color="48D45B" w:themeColor="accent3" w:themeTint="98"/>
+        <w:top w:val="single" w:color="48D45B" w:themeColor="accent3" w:themeTint="98" w:sz="4" w:space="0"/>
+        <w:bottom w:val="single" w:color="48D45B" w:themeColor="accent3" w:themeTint="98" w:sz="4" w:space="0"/>
       </w:tblBorders>
     </w:tblPr>
     <w:tblStylePr w:type="firstRow">
@@ -10969,7 +11034,7 @@
       <w:tblPr/>
       <w:tcPr>
         <w:tcBorders>
-          <w:bottom w:val="single" w:sz="4" w:space="0" w:color="48D45B" w:themeColor="accent3" w:themeTint="98"/>
+          <w:bottom w:val="single" w:color="48D45B" w:themeColor="accent3" w:themeTint="98" w:sz="4" w:space="0"/>
         </w:tcBorders>
       </w:tcPr>
     </w:tblStylePr>
@@ -10981,7 +11046,7 @@
       <w:tblPr/>
       <w:tcPr>
         <w:tcBorders>
-          <w:top w:val="single" w:sz="4" w:space="0" w:color="48D45B" w:themeColor="accent3" w:themeTint="98"/>
+          <w:top w:val="single" w:color="48D45B" w:themeColor="accent3" w:themeTint="98" w:sz="4" w:space="0"/>
         </w:tcBorders>
       </w:tcPr>
     </w:tblStylePr>
@@ -11033,8 +11098,8 @@
       <w:tblStyleRowBandSize w:val="1"/>
       <w:tblStyleColBandSize w:val="1"/>
       <w:tblBorders>
-        <w:top w:val="single" w:sz="4" w:space="0" w:color="5FCAF3" w:themeColor="accent4" w:themeTint="9A"/>
-        <w:bottom w:val="single" w:sz="4" w:space="0" w:color="5FCAF3" w:themeColor="accent4" w:themeTint="9A"/>
+        <w:top w:val="single" w:color="5FCAF3" w:themeColor="accent4" w:themeTint="9A" w:sz="4" w:space="0"/>
+        <w:bottom w:val="single" w:color="5FCAF3" w:themeColor="accent4" w:themeTint="9A" w:sz="4" w:space="0"/>
       </w:tblBorders>
     </w:tblPr>
     <w:tblStylePr w:type="firstRow">
@@ -11045,7 +11110,7 @@
       <w:tblPr/>
       <w:tcPr>
         <w:tcBorders>
-          <w:bottom w:val="single" w:sz="4" w:space="0" w:color="5FCAF3" w:themeColor="accent4" w:themeTint="9A"/>
+          <w:bottom w:val="single" w:color="5FCAF3" w:themeColor="accent4" w:themeTint="9A" w:sz="4" w:space="0"/>
         </w:tcBorders>
       </w:tcPr>
     </w:tblStylePr>
@@ -11057,7 +11122,7 @@
       <w:tblPr/>
       <w:tcPr>
         <w:tcBorders>
-          <w:top w:val="single" w:sz="4" w:space="0" w:color="5FCAF3" w:themeColor="accent4" w:themeTint="9A"/>
+          <w:top w:val="single" w:color="5FCAF3" w:themeColor="accent4" w:themeTint="9A" w:sz="4" w:space="0"/>
         </w:tcBorders>
       </w:tcPr>
     </w:tblStylePr>
@@ -11109,8 +11174,8 @@
       <w:tblStyleRowBandSize w:val="1"/>
       <w:tblStyleColBandSize w:val="1"/>
       <w:tblBorders>
-        <w:top w:val="single" w:sz="4" w:space="0" w:color="D76CCB" w:themeColor="accent5" w:themeTint="9A"/>
-        <w:bottom w:val="single" w:sz="4" w:space="0" w:color="D76CCB" w:themeColor="accent5" w:themeTint="9A"/>
+        <w:top w:val="single" w:color="D76CCB" w:themeColor="accent5" w:themeTint="9A" w:sz="4" w:space="0"/>
+        <w:bottom w:val="single" w:color="D76CCB" w:themeColor="accent5" w:themeTint="9A" w:sz="4" w:space="0"/>
       </w:tblBorders>
     </w:tblPr>
     <w:tblStylePr w:type="firstRow">
@@ -11121,7 +11186,7 @@
       <w:tblPr/>
       <w:tcPr>
         <w:tcBorders>
-          <w:bottom w:val="single" w:sz="4" w:space="0" w:color="D76CCB" w:themeColor="accent5" w:themeTint="9A"/>
+          <w:bottom w:val="single" w:color="D76CCB" w:themeColor="accent5" w:themeTint="9A" w:sz="4" w:space="0"/>
         </w:tcBorders>
       </w:tcPr>
     </w:tblStylePr>
@@ -11133,7 +11198,7 @@
       <w:tblPr/>
       <w:tcPr>
         <w:tcBorders>
-          <w:top w:val="single" w:sz="4" w:space="0" w:color="D76CCB" w:themeColor="accent5" w:themeTint="9A"/>
+          <w:top w:val="single" w:color="D76CCB" w:themeColor="accent5" w:themeTint="9A" w:sz="4" w:space="0"/>
         </w:tcBorders>
       </w:tcPr>
     </w:tblStylePr>
@@ -11185,8 +11250,8 @@
       <w:tblStyleRowBandSize w:val="1"/>
       <w:tblStyleColBandSize w:val="1"/>
       <w:tblBorders>
-        <w:top w:val="single" w:sz="4" w:space="0" w:color="8ED873" w:themeColor="accent6" w:themeTint="98"/>
-        <w:bottom w:val="single" w:sz="4" w:space="0" w:color="8ED873" w:themeColor="accent6" w:themeTint="98"/>
+        <w:top w:val="single" w:color="8ED873" w:themeColor="accent6" w:themeTint="98" w:sz="4" w:space="0"/>
+        <w:bottom w:val="single" w:color="8ED873" w:themeColor="accent6" w:themeTint="98" w:sz="4" w:space="0"/>
       </w:tblBorders>
     </w:tblPr>
     <w:tblStylePr w:type="firstRow">
@@ -11197,7 +11262,7 @@
       <w:tblPr/>
       <w:tcPr>
         <w:tcBorders>
-          <w:bottom w:val="single" w:sz="4" w:space="0" w:color="8ED873" w:themeColor="accent6" w:themeTint="98"/>
+          <w:bottom w:val="single" w:color="8ED873" w:themeColor="accent6" w:themeTint="98" w:sz="4" w:space="0"/>
         </w:tcBorders>
       </w:tcPr>
     </w:tblStylePr>
@@ -11209,7 +11274,7 @@
       <w:tblPr/>
       <w:tcPr>
         <w:tcBorders>
-          <w:top w:val="single" w:sz="4" w:space="0" w:color="8ED873" w:themeColor="accent6" w:themeTint="98"/>
+          <w:top w:val="single" w:color="8ED873" w:themeColor="accent6" w:themeTint="98" w:sz="4" w:space="0"/>
         </w:tcBorders>
       </w:tcPr>
     </w:tblStylePr>
@@ -11261,7 +11326,7 @@
       <w:tblStyleRowBandSize w:val="1"/>
       <w:tblStyleColBandSize w:val="1"/>
       <w:tblBorders>
-        <w:right w:val="single" w:sz="4" w:space="0" w:color="7F7F7F" w:themeColor="text1" w:themeTint="80"/>
+        <w:right w:val="single" w:color="7F7F7F" w:themeColor="text1" w:themeTint="80" w:sz="4" w:space="0"/>
       </w:tblBorders>
     </w:tblPr>
     <w:tblStylePr w:type="firstRow">
@@ -11274,10 +11339,10 @@
       <w:tblPr/>
       <w:tcPr>
         <w:tcBorders>
-          <w:top w:val="none" w:sz="4" w:space="0" w:color="000000"/>
-          <w:left w:val="none" w:sz="4" w:space="0" w:color="000000"/>
-          <w:bottom w:val="single" w:sz="4" w:space="0" w:color="7F7F7F" w:themeColor="text1" w:themeTint="80"/>
-          <w:right w:val="none" w:sz="4" w:space="0" w:color="000000"/>
+          <w:top w:val="none" w:color="000000" w:sz="4" w:space="0"/>
+          <w:left w:val="none" w:color="000000" w:sz="4" w:space="0"/>
+          <w:bottom w:val="single" w:color="7F7F7F" w:themeColor="text1" w:themeTint="80" w:sz="4" w:space="0"/>
+          <w:right w:val="none" w:color="000000" w:sz="4" w:space="0"/>
         </w:tcBorders>
         <w:shd w:val="clear" w:color="FFFFFF" w:themeColor="light1" w:fill="FFFFFF" w:themeFill="light1"/>
       </w:tcPr>
@@ -11292,10 +11357,10 @@
       <w:tblPr/>
       <w:tcPr>
         <w:tcBorders>
-          <w:top w:val="single" w:sz="4" w:space="0" w:color="7F7F7F" w:themeColor="text1" w:themeTint="80"/>
-          <w:left w:val="none" w:sz="4" w:space="0" w:color="000000"/>
-          <w:bottom w:val="none" w:sz="4" w:space="0" w:color="000000"/>
-          <w:right w:val="none" w:sz="4" w:space="0" w:color="000000"/>
+          <w:top w:val="single" w:color="7F7F7F" w:themeColor="text1" w:themeTint="80" w:sz="4" w:space="0"/>
+          <w:left w:val="none" w:color="000000" w:sz="4" w:space="0"/>
+          <w:bottom w:val="none" w:color="000000" w:sz="4" w:space="0"/>
+          <w:right w:val="none" w:color="000000" w:sz="4" w:space="0"/>
         </w:tcBorders>
         <w:shd w:val="clear" w:color="FFFFFF" w:themeColor="light1" w:fill="FFFFFF" w:themeFill="light1"/>
       </w:tcPr>
@@ -11313,10 +11378,10 @@
       <w:tblPr/>
       <w:tcPr>
         <w:tcBorders>
-          <w:top w:val="none" w:sz="4" w:space="0" w:color="000000"/>
-          <w:left w:val="none" w:sz="4" w:space="0" w:color="000000"/>
-          <w:bottom w:val="none" w:sz="4" w:space="0" w:color="000000"/>
-          <w:right w:val="single" w:sz="4" w:space="0" w:color="7F7F7F" w:themeColor="text1" w:themeTint="80"/>
+          <w:top w:val="none" w:color="000000" w:sz="4" w:space="0"/>
+          <w:left w:val="none" w:color="000000" w:sz="4" w:space="0"/>
+          <w:bottom w:val="none" w:color="000000" w:sz="4" w:space="0"/>
+          <w:right w:val="single" w:color="7F7F7F" w:themeColor="text1" w:themeTint="80" w:sz="4" w:space="0"/>
         </w:tcBorders>
         <w:shd w:val="clear" w:color="FFFFFF" w:fill="auto"/>
       </w:tcPr>
@@ -11331,10 +11396,10 @@
       <w:tblPr/>
       <w:tcPr>
         <w:tcBorders>
-          <w:top w:val="none" w:sz="4" w:space="0" w:color="000000"/>
-          <w:left w:val="single" w:sz="4" w:space="0" w:color="7F7F7F" w:themeColor="text1" w:themeTint="80"/>
-          <w:bottom w:val="none" w:sz="4" w:space="0" w:color="000000"/>
-          <w:right w:val="none" w:sz="4" w:space="0" w:color="000000"/>
+          <w:top w:val="none" w:color="000000" w:sz="4" w:space="0"/>
+          <w:left w:val="single" w:color="7F7F7F" w:themeColor="text1" w:themeTint="80" w:sz="4" w:space="0"/>
+          <w:bottom w:val="none" w:color="000000" w:sz="4" w:space="0"/>
+          <w:right w:val="none" w:color="000000" w:sz="4" w:space="0"/>
         </w:tcBorders>
         <w:shd w:val="clear" w:color="FFFFFF" w:fill="auto"/>
       </w:tcPr>
@@ -11375,7 +11440,7 @@
       <w:tblStyleRowBandSize w:val="1"/>
       <w:tblStyleColBandSize w:val="1"/>
       <w:tblBorders>
-        <w:right w:val="single" w:sz="4" w:space="0" w:color="156082" w:themeColor="accent1"/>
+        <w:right w:val="single" w:color="156082" w:themeColor="accent1" w:sz="4" w:space="0"/>
       </w:tblBorders>
     </w:tblPr>
     <w:tblStylePr w:type="firstRow">
@@ -11388,10 +11453,10 @@
       <w:tblPr/>
       <w:tcPr>
         <w:tcBorders>
-          <w:top w:val="none" w:sz="4" w:space="0" w:color="000000"/>
-          <w:left w:val="none" w:sz="4" w:space="0" w:color="000000"/>
-          <w:bottom w:val="single" w:sz="4" w:space="0" w:color="156082" w:themeColor="accent1"/>
-          <w:right w:val="none" w:sz="4" w:space="0" w:color="000000"/>
+          <w:top w:val="none" w:color="000000" w:sz="4" w:space="0"/>
+          <w:left w:val="none" w:color="000000" w:sz="4" w:space="0"/>
+          <w:bottom w:val="single" w:color="156082" w:themeColor="accent1" w:sz="4" w:space="0"/>
+          <w:right w:val="none" w:color="000000" w:sz="4" w:space="0"/>
         </w:tcBorders>
         <w:shd w:val="clear" w:color="FFFFFF" w:themeColor="light1" w:fill="FFFFFF" w:themeFill="light1"/>
       </w:tcPr>
@@ -11406,10 +11471,10 @@
       <w:tblPr/>
       <w:tcPr>
         <w:tcBorders>
-          <w:top w:val="single" w:sz="4" w:space="0" w:color="156082" w:themeColor="accent1"/>
-          <w:left w:val="none" w:sz="4" w:space="0" w:color="000000"/>
-          <w:bottom w:val="none" w:sz="4" w:space="0" w:color="000000"/>
-          <w:right w:val="none" w:sz="4" w:space="0" w:color="000000"/>
+          <w:top w:val="single" w:color="156082" w:themeColor="accent1" w:sz="4" w:space="0"/>
+          <w:left w:val="none" w:color="000000" w:sz="4" w:space="0"/>
+          <w:bottom w:val="none" w:color="000000" w:sz="4" w:space="0"/>
+          <w:right w:val="none" w:color="000000" w:sz="4" w:space="0"/>
         </w:tcBorders>
         <w:shd w:val="clear" w:color="FFFFFF" w:themeColor="light1" w:fill="FFFFFF" w:themeFill="light1"/>
       </w:tcPr>
@@ -11427,10 +11492,10 @@
       <w:tblPr/>
       <w:tcPr>
         <w:tcBorders>
-          <w:top w:val="none" w:sz="4" w:space="0" w:color="000000"/>
-          <w:left w:val="none" w:sz="4" w:space="0" w:color="000000"/>
-          <w:bottom w:val="none" w:sz="4" w:space="0" w:color="000000"/>
-          <w:right w:val="single" w:sz="4" w:space="0" w:color="156082" w:themeColor="accent1"/>
+          <w:top w:val="none" w:color="000000" w:sz="4" w:space="0"/>
+          <w:left w:val="none" w:color="000000" w:sz="4" w:space="0"/>
+          <w:bottom w:val="none" w:color="000000" w:sz="4" w:space="0"/>
+          <w:right w:val="single" w:color="156082" w:themeColor="accent1" w:sz="4" w:space="0"/>
         </w:tcBorders>
         <w:shd w:val="clear" w:color="FFFFFF" w:fill="auto"/>
       </w:tcPr>
@@ -11445,10 +11510,10 @@
       <w:tblPr/>
       <w:tcPr>
         <w:tcBorders>
-          <w:top w:val="none" w:sz="4" w:space="0" w:color="000000"/>
-          <w:left w:val="single" w:sz="4" w:space="0" w:color="156082" w:themeColor="accent1"/>
-          <w:bottom w:val="none" w:sz="4" w:space="0" w:color="000000"/>
-          <w:right w:val="none" w:sz="4" w:space="0" w:color="000000"/>
+          <w:top w:val="none" w:color="000000" w:sz="4" w:space="0"/>
+          <w:left w:val="single" w:color="156082" w:themeColor="accent1" w:sz="4" w:space="0"/>
+          <w:bottom w:val="none" w:color="000000" w:sz="4" w:space="0"/>
+          <w:right w:val="none" w:color="000000" w:sz="4" w:space="0"/>
         </w:tcBorders>
         <w:shd w:val="clear" w:color="FFFFFF" w:fill="auto"/>
       </w:tcPr>
@@ -11489,7 +11554,7 @@
       <w:tblStyleRowBandSize w:val="1"/>
       <w:tblStyleColBandSize w:val="1"/>
       <w:tblBorders>
-        <w:right w:val="single" w:sz="4" w:space="0" w:color="F2AA85" w:themeColor="accent2" w:themeTint="97"/>
+        <w:right w:val="single" w:color="F2AA85" w:themeColor="accent2" w:themeTint="97" w:sz="4" w:space="0"/>
       </w:tblBorders>
     </w:tblPr>
     <w:tblStylePr w:type="firstRow">
@@ -11502,10 +11567,10 @@
       <w:tblPr/>
       <w:tcPr>
         <w:tcBorders>
-          <w:top w:val="none" w:sz="4" w:space="0" w:color="000000"/>
-          <w:left w:val="none" w:sz="4" w:space="0" w:color="000000"/>
-          <w:bottom w:val="single" w:sz="4" w:space="0" w:color="F2AA85" w:themeColor="accent2" w:themeTint="97"/>
-          <w:right w:val="none" w:sz="4" w:space="0" w:color="000000"/>
+          <w:top w:val="none" w:color="000000" w:sz="4" w:space="0"/>
+          <w:left w:val="none" w:color="000000" w:sz="4" w:space="0"/>
+          <w:bottom w:val="single" w:color="F2AA85" w:themeColor="accent2" w:themeTint="97" w:sz="4" w:space="0"/>
+          <w:right w:val="none" w:color="000000" w:sz="4" w:space="0"/>
         </w:tcBorders>
         <w:shd w:val="clear" w:color="FFFFFF" w:themeColor="light1" w:fill="FFFFFF" w:themeFill="light1"/>
       </w:tcPr>
@@ -11520,10 +11585,10 @@
       <w:tblPr/>
       <w:tcPr>
         <w:tcBorders>
-          <w:top w:val="single" w:sz="4" w:space="0" w:color="F2AA85" w:themeColor="accent2" w:themeTint="97"/>
-          <w:left w:val="none" w:sz="4" w:space="0" w:color="000000"/>
-          <w:bottom w:val="none" w:sz="4" w:space="0" w:color="000000"/>
-          <w:right w:val="none" w:sz="4" w:space="0" w:color="000000"/>
+          <w:top w:val="single" w:color="F2AA85" w:themeColor="accent2" w:themeTint="97" w:sz="4" w:space="0"/>
+          <w:left w:val="none" w:color="000000" w:sz="4" w:space="0"/>
+          <w:bottom w:val="none" w:color="000000" w:sz="4" w:space="0"/>
+          <w:right w:val="none" w:color="000000" w:sz="4" w:space="0"/>
         </w:tcBorders>
         <w:shd w:val="clear" w:color="FFFFFF" w:themeColor="light1" w:fill="FFFFFF" w:themeFill="light1"/>
       </w:tcPr>
@@ -11541,10 +11606,10 @@
       <w:tblPr/>
       <w:tcPr>
         <w:tcBorders>
-          <w:top w:val="none" w:sz="4" w:space="0" w:color="000000"/>
-          <w:left w:val="none" w:sz="4" w:space="0" w:color="000000"/>
-          <w:bottom w:val="none" w:sz="4" w:space="0" w:color="000000"/>
-          <w:right w:val="single" w:sz="4" w:space="0" w:color="F2AA85" w:themeColor="accent2" w:themeTint="97"/>
+          <w:top w:val="none" w:color="000000" w:sz="4" w:space="0"/>
+          <w:left w:val="none" w:color="000000" w:sz="4" w:space="0"/>
+          <w:bottom w:val="none" w:color="000000" w:sz="4" w:space="0"/>
+          <w:right w:val="single" w:color="F2AA85" w:themeColor="accent2" w:themeTint="97" w:sz="4" w:space="0"/>
         </w:tcBorders>
         <w:shd w:val="clear" w:color="FFFFFF" w:fill="auto"/>
       </w:tcPr>
@@ -11559,10 +11624,10 @@
       <w:tblPr/>
       <w:tcPr>
         <w:tcBorders>
-          <w:top w:val="none" w:sz="4" w:space="0" w:color="000000"/>
-          <w:left w:val="single" w:sz="4" w:space="0" w:color="F2AA85" w:themeColor="accent2" w:themeTint="97"/>
-          <w:bottom w:val="none" w:sz="4" w:space="0" w:color="000000"/>
-          <w:right w:val="none" w:sz="4" w:space="0" w:color="000000"/>
+          <w:top w:val="none" w:color="000000" w:sz="4" w:space="0"/>
+          <w:left w:val="single" w:color="F2AA85" w:themeColor="accent2" w:themeTint="97" w:sz="4" w:space="0"/>
+          <w:bottom w:val="none" w:color="000000" w:sz="4" w:space="0"/>
+          <w:right w:val="none" w:color="000000" w:sz="4" w:space="0"/>
         </w:tcBorders>
         <w:shd w:val="clear" w:color="FFFFFF" w:fill="auto"/>
       </w:tcPr>
@@ -11603,7 +11668,7 @@
       <w:tblStyleRowBandSize w:val="1"/>
       <w:tblStyleColBandSize w:val="1"/>
       <w:tblBorders>
-        <w:right w:val="single" w:sz="4" w:space="0" w:color="48D45B" w:themeColor="accent3" w:themeTint="98"/>
+        <w:right w:val="single" w:color="48D45B" w:themeColor="accent3" w:themeTint="98" w:sz="4" w:space="0"/>
       </w:tblBorders>
     </w:tblPr>
     <w:tblStylePr w:type="firstRow">
@@ -11616,10 +11681,10 @@
       <w:tblPr/>
       <w:tcPr>
         <w:tcBorders>
-          <w:top w:val="none" w:sz="4" w:space="0" w:color="000000"/>
-          <w:left w:val="none" w:sz="4" w:space="0" w:color="000000"/>
-          <w:bottom w:val="single" w:sz="4" w:space="0" w:color="48D45B" w:themeColor="accent3" w:themeTint="98"/>
-          <w:right w:val="none" w:sz="4" w:space="0" w:color="000000"/>
+          <w:top w:val="none" w:color="000000" w:sz="4" w:space="0"/>
+          <w:left w:val="none" w:color="000000" w:sz="4" w:space="0"/>
+          <w:bottom w:val="single" w:color="48D45B" w:themeColor="accent3" w:themeTint="98" w:sz="4" w:space="0"/>
+          <w:right w:val="none" w:color="000000" w:sz="4" w:space="0"/>
         </w:tcBorders>
         <w:shd w:val="clear" w:color="FFFFFF" w:themeColor="light1" w:fill="FFFFFF" w:themeFill="light1"/>
       </w:tcPr>
@@ -11634,10 +11699,10 @@
       <w:tblPr/>
       <w:tcPr>
         <w:tcBorders>
-          <w:top w:val="single" w:sz="4" w:space="0" w:color="48D45B" w:themeColor="accent3" w:themeTint="98"/>
-          <w:left w:val="none" w:sz="4" w:space="0" w:color="000000"/>
-          <w:bottom w:val="none" w:sz="4" w:space="0" w:color="000000"/>
-          <w:right w:val="none" w:sz="4" w:space="0" w:color="000000"/>
+          <w:top w:val="single" w:color="48D45B" w:themeColor="accent3" w:themeTint="98" w:sz="4" w:space="0"/>
+          <w:left w:val="none" w:color="000000" w:sz="4" w:space="0"/>
+          <w:bottom w:val="none" w:color="000000" w:sz="4" w:space="0"/>
+          <w:right w:val="none" w:color="000000" w:sz="4" w:space="0"/>
         </w:tcBorders>
         <w:shd w:val="clear" w:color="FFFFFF" w:themeColor="light1" w:fill="FFFFFF" w:themeFill="light1"/>
       </w:tcPr>
@@ -11655,10 +11720,10 @@
       <w:tblPr/>
       <w:tcPr>
         <w:tcBorders>
-          <w:top w:val="none" w:sz="4" w:space="0" w:color="000000"/>
-          <w:left w:val="none" w:sz="4" w:space="0" w:color="000000"/>
-          <w:bottom w:val="none" w:sz="4" w:space="0" w:color="000000"/>
-          <w:right w:val="single" w:sz="4" w:space="0" w:color="48D45B" w:themeColor="accent3" w:themeTint="98"/>
+          <w:top w:val="none" w:color="000000" w:sz="4" w:space="0"/>
+          <w:left w:val="none" w:color="000000" w:sz="4" w:space="0"/>
+          <w:bottom w:val="none" w:color="000000" w:sz="4" w:space="0"/>
+          <w:right w:val="single" w:color="48D45B" w:themeColor="accent3" w:themeTint="98" w:sz="4" w:space="0"/>
         </w:tcBorders>
         <w:shd w:val="clear" w:color="FFFFFF" w:fill="auto"/>
       </w:tcPr>
@@ -11673,10 +11738,10 @@
       <w:tblPr/>
       <w:tcPr>
         <w:tcBorders>
-          <w:top w:val="none" w:sz="4" w:space="0" w:color="000000"/>
-          <w:left w:val="single" w:sz="4" w:space="0" w:color="48D45B" w:themeColor="accent3" w:themeTint="98"/>
-          <w:bottom w:val="none" w:sz="4" w:space="0" w:color="000000"/>
-          <w:right w:val="none" w:sz="4" w:space="0" w:color="000000"/>
+          <w:top w:val="none" w:color="000000" w:sz="4" w:space="0"/>
+          <w:left w:val="single" w:color="48D45B" w:themeColor="accent3" w:themeTint="98" w:sz="4" w:space="0"/>
+          <w:bottom w:val="none" w:color="000000" w:sz="4" w:space="0"/>
+          <w:right w:val="none" w:color="000000" w:sz="4" w:space="0"/>
         </w:tcBorders>
         <w:shd w:val="clear" w:color="FFFFFF" w:fill="auto"/>
       </w:tcPr>
@@ -11717,7 +11782,7 @@
       <w:tblStyleRowBandSize w:val="1"/>
       <w:tblStyleColBandSize w:val="1"/>
       <w:tblBorders>
-        <w:right w:val="single" w:sz="4" w:space="0" w:color="5FCAF3" w:themeColor="accent4" w:themeTint="9A"/>
+        <w:right w:val="single" w:color="5FCAF3" w:themeColor="accent4" w:themeTint="9A" w:sz="4" w:space="0"/>
       </w:tblBorders>
     </w:tblPr>
     <w:tblStylePr w:type="firstRow">
@@ -11730,10 +11795,10 @@
       <w:tblPr/>
       <w:tcPr>
         <w:tcBorders>
-          <w:top w:val="none" w:sz="4" w:space="0" w:color="000000"/>
-          <w:left w:val="none" w:sz="4" w:space="0" w:color="000000"/>
-          <w:bottom w:val="single" w:sz="4" w:space="0" w:color="5FCAF3" w:themeColor="accent4" w:themeTint="9A"/>
-          <w:right w:val="none" w:sz="4" w:space="0" w:color="000000"/>
+          <w:top w:val="none" w:color="000000" w:sz="4" w:space="0"/>
+          <w:left w:val="none" w:color="000000" w:sz="4" w:space="0"/>
+          <w:bottom w:val="single" w:color="5FCAF3" w:themeColor="accent4" w:themeTint="9A" w:sz="4" w:space="0"/>
+          <w:right w:val="none" w:color="000000" w:sz="4" w:space="0"/>
         </w:tcBorders>
         <w:shd w:val="clear" w:color="FFFFFF" w:themeColor="light1" w:fill="FFFFFF" w:themeFill="light1"/>
       </w:tcPr>
@@ -11748,10 +11813,10 @@
       <w:tblPr/>
       <w:tcPr>
         <w:tcBorders>
-          <w:top w:val="single" w:sz="4" w:space="0" w:color="5FCAF3" w:themeColor="accent4" w:themeTint="9A"/>
-          <w:left w:val="none" w:sz="4" w:space="0" w:color="000000"/>
-          <w:bottom w:val="none" w:sz="4" w:space="0" w:color="000000"/>
-          <w:right w:val="none" w:sz="4" w:space="0" w:color="000000"/>
+          <w:top w:val="single" w:color="5FCAF3" w:themeColor="accent4" w:themeTint="9A" w:sz="4" w:space="0"/>
+          <w:left w:val="none" w:color="000000" w:sz="4" w:space="0"/>
+          <w:bottom w:val="none" w:color="000000" w:sz="4" w:space="0"/>
+          <w:right w:val="none" w:color="000000" w:sz="4" w:space="0"/>
         </w:tcBorders>
         <w:shd w:val="clear" w:color="FFFFFF" w:themeColor="light1" w:fill="FFFFFF" w:themeFill="light1"/>
       </w:tcPr>
@@ -11769,10 +11834,10 @@
       <w:tblPr/>
       <w:tcPr>
         <w:tcBorders>
-          <w:top w:val="none" w:sz="4" w:space="0" w:color="000000"/>
-          <w:left w:val="none" w:sz="4" w:space="0" w:color="000000"/>
-          <w:bottom w:val="none" w:sz="4" w:space="0" w:color="000000"/>
-          <w:right w:val="single" w:sz="4" w:space="0" w:color="5FCAF3" w:themeColor="accent4" w:themeTint="9A"/>
+          <w:top w:val="none" w:color="000000" w:sz="4" w:space="0"/>
+          <w:left w:val="none" w:color="000000" w:sz="4" w:space="0"/>
+          <w:bottom w:val="none" w:color="000000" w:sz="4" w:space="0"/>
+          <w:right w:val="single" w:color="5FCAF3" w:themeColor="accent4" w:themeTint="9A" w:sz="4" w:space="0"/>
         </w:tcBorders>
         <w:shd w:val="clear" w:color="FFFFFF" w:fill="auto"/>
       </w:tcPr>
@@ -11787,10 +11852,10 @@
       <w:tblPr/>
       <w:tcPr>
         <w:tcBorders>
-          <w:top w:val="none" w:sz="4" w:space="0" w:color="000000"/>
-          <w:left w:val="single" w:sz="4" w:space="0" w:color="5FCAF3" w:themeColor="accent4" w:themeTint="9A"/>
-          <w:bottom w:val="none" w:sz="4" w:space="0" w:color="000000"/>
-          <w:right w:val="none" w:sz="4" w:space="0" w:color="000000"/>
+          <w:top w:val="none" w:color="000000" w:sz="4" w:space="0"/>
+          <w:left w:val="single" w:color="5FCAF3" w:themeColor="accent4" w:themeTint="9A" w:sz="4" w:space="0"/>
+          <w:bottom w:val="none" w:color="000000" w:sz="4" w:space="0"/>
+          <w:right w:val="none" w:color="000000" w:sz="4" w:space="0"/>
         </w:tcBorders>
         <w:shd w:val="clear" w:color="FFFFFF" w:fill="auto"/>
       </w:tcPr>
@@ -11831,7 +11896,7 @@
       <w:tblStyleRowBandSize w:val="1"/>
       <w:tblStyleColBandSize w:val="1"/>
       <w:tblBorders>
-        <w:right w:val="single" w:sz="4" w:space="0" w:color="D76CCB" w:themeColor="accent5" w:themeTint="9A"/>
+        <w:right w:val="single" w:color="D76CCB" w:themeColor="accent5" w:themeTint="9A" w:sz="4" w:space="0"/>
       </w:tblBorders>
     </w:tblPr>
     <w:tblStylePr w:type="firstRow">
@@ -11844,10 +11909,10 @@
       <w:tblPr/>
       <w:tcPr>
         <w:tcBorders>
-          <w:top w:val="none" w:sz="4" w:space="0" w:color="000000"/>
-          <w:left w:val="none" w:sz="4" w:space="0" w:color="000000"/>
-          <w:bottom w:val="single" w:sz="4" w:space="0" w:color="D76CCB" w:themeColor="accent5" w:themeTint="9A"/>
-          <w:right w:val="none" w:sz="4" w:space="0" w:color="000000"/>
+          <w:top w:val="none" w:color="000000" w:sz="4" w:space="0"/>
+          <w:left w:val="none" w:color="000000" w:sz="4" w:space="0"/>
+          <w:bottom w:val="single" w:color="D76CCB" w:themeColor="accent5" w:themeTint="9A" w:sz="4" w:space="0"/>
+          <w:right w:val="none" w:color="000000" w:sz="4" w:space="0"/>
         </w:tcBorders>
         <w:shd w:val="clear" w:color="FFFFFF" w:themeColor="light1" w:fill="FFFFFF" w:themeFill="light1"/>
       </w:tcPr>
@@ -11862,10 +11927,10 @@
       <w:tblPr/>
       <w:tcPr>
         <w:tcBorders>
-          <w:top w:val="single" w:sz="4" w:space="0" w:color="D76CCB" w:themeColor="accent5" w:themeTint="9A"/>
-          <w:left w:val="none" w:sz="4" w:space="0" w:color="000000"/>
-          <w:bottom w:val="none" w:sz="4" w:space="0" w:color="000000"/>
-          <w:right w:val="none" w:sz="4" w:space="0" w:color="000000"/>
+          <w:top w:val="single" w:color="D76CCB" w:themeColor="accent5" w:themeTint="9A" w:sz="4" w:space="0"/>
+          <w:left w:val="none" w:color="000000" w:sz="4" w:space="0"/>
+          <w:bottom w:val="none" w:color="000000" w:sz="4" w:space="0"/>
+          <w:right w:val="none" w:color="000000" w:sz="4" w:space="0"/>
         </w:tcBorders>
         <w:shd w:val="clear" w:color="FFFFFF" w:themeColor="light1" w:fill="FFFFFF" w:themeFill="light1"/>
       </w:tcPr>
@@ -11883,10 +11948,10 @@
       <w:tblPr/>
       <w:tcPr>
         <w:tcBorders>
-          <w:top w:val="none" w:sz="4" w:space="0" w:color="000000"/>
-          <w:left w:val="none" w:sz="4" w:space="0" w:color="000000"/>
-          <w:bottom w:val="none" w:sz="4" w:space="0" w:color="000000"/>
-          <w:right w:val="single" w:sz="4" w:space="0" w:color="D76CCB" w:themeColor="accent5" w:themeTint="9A"/>
+          <w:top w:val="none" w:color="000000" w:sz="4" w:space="0"/>
+          <w:left w:val="none" w:color="000000" w:sz="4" w:space="0"/>
+          <w:bottom w:val="none" w:color="000000" w:sz="4" w:space="0"/>
+          <w:right w:val="single" w:color="D76CCB" w:themeColor="accent5" w:themeTint="9A" w:sz="4" w:space="0"/>
         </w:tcBorders>
         <w:shd w:val="clear" w:color="FFFFFF" w:fill="auto"/>
       </w:tcPr>
@@ -11901,10 +11966,10 @@
       <w:tblPr/>
       <w:tcPr>
         <w:tcBorders>
-          <w:top w:val="none" w:sz="4" w:space="0" w:color="000000"/>
-          <w:left w:val="single" w:sz="4" w:space="0" w:color="D76CCB" w:themeColor="accent5" w:themeTint="9A"/>
-          <w:bottom w:val="none" w:sz="4" w:space="0" w:color="000000"/>
-          <w:right w:val="none" w:sz="4" w:space="0" w:color="000000"/>
+          <w:top w:val="none" w:color="000000" w:sz="4" w:space="0"/>
+          <w:left w:val="single" w:color="D76CCB" w:themeColor="accent5" w:themeTint="9A" w:sz="4" w:space="0"/>
+          <w:bottom w:val="none" w:color="000000" w:sz="4" w:space="0"/>
+          <w:right w:val="none" w:color="000000" w:sz="4" w:space="0"/>
         </w:tcBorders>
         <w:shd w:val="clear" w:color="FFFFFF" w:fill="auto"/>
       </w:tcPr>
@@ -11945,7 +12010,7 @@
       <w:tblStyleRowBandSize w:val="1"/>
       <w:tblStyleColBandSize w:val="1"/>
       <w:tblBorders>
-        <w:right w:val="single" w:sz="4" w:space="0" w:color="8ED873" w:themeColor="accent6" w:themeTint="98"/>
+        <w:right w:val="single" w:color="8ED873" w:themeColor="accent6" w:themeTint="98" w:sz="4" w:space="0"/>
       </w:tblBorders>
     </w:tblPr>
     <w:tblStylePr w:type="firstRow">
@@ -11958,10 +12023,10 @@
       <w:tblPr/>
       <w:tcPr>
         <w:tcBorders>
-          <w:top w:val="none" w:sz="4" w:space="0" w:color="000000"/>
-          <w:left w:val="none" w:sz="4" w:space="0" w:color="000000"/>
-          <w:bottom w:val="single" w:sz="4" w:space="0" w:color="8ED873" w:themeColor="accent6" w:themeTint="98"/>
-          <w:right w:val="none" w:sz="4" w:space="0" w:color="000000"/>
+          <w:top w:val="none" w:color="000000" w:sz="4" w:space="0"/>
+          <w:left w:val="none" w:color="000000" w:sz="4" w:space="0"/>
+          <w:bottom w:val="single" w:color="8ED873" w:themeColor="accent6" w:themeTint="98" w:sz="4" w:space="0"/>
+          <w:right w:val="none" w:color="000000" w:sz="4" w:space="0"/>
         </w:tcBorders>
         <w:shd w:val="clear" w:color="FFFFFF" w:themeColor="light1" w:fill="FFFFFF" w:themeFill="light1"/>
       </w:tcPr>
@@ -11976,10 +12041,10 @@
       <w:tblPr/>
       <w:tcPr>
         <w:tcBorders>
-          <w:top w:val="single" w:sz="4" w:space="0" w:color="8ED873" w:themeColor="accent6" w:themeTint="98"/>
-          <w:left w:val="none" w:sz="4" w:space="0" w:color="000000"/>
-          <w:bottom w:val="none" w:sz="4" w:space="0" w:color="000000"/>
-          <w:right w:val="none" w:sz="4" w:space="0" w:color="000000"/>
+          <w:top w:val="single" w:color="8ED873" w:themeColor="accent6" w:themeTint="98" w:sz="4" w:space="0"/>
+          <w:left w:val="none" w:color="000000" w:sz="4" w:space="0"/>
+          <w:bottom w:val="none" w:color="000000" w:sz="4" w:space="0"/>
+          <w:right w:val="none" w:color="000000" w:sz="4" w:space="0"/>
         </w:tcBorders>
         <w:shd w:val="clear" w:color="FFFFFF" w:themeColor="light1" w:fill="FFFFFF" w:themeFill="light1"/>
       </w:tcPr>
@@ -11997,10 +12062,10 @@
       <w:tblPr/>
       <w:tcPr>
         <w:tcBorders>
-          <w:top w:val="none" w:sz="4" w:space="0" w:color="000000"/>
-          <w:left w:val="none" w:sz="4" w:space="0" w:color="000000"/>
-          <w:bottom w:val="none" w:sz="4" w:space="0" w:color="000000"/>
-          <w:right w:val="single" w:sz="4" w:space="0" w:color="8ED873" w:themeColor="accent6" w:themeTint="98"/>
+          <w:top w:val="none" w:color="000000" w:sz="4" w:space="0"/>
+          <w:left w:val="none" w:color="000000" w:sz="4" w:space="0"/>
+          <w:bottom w:val="none" w:color="000000" w:sz="4" w:space="0"/>
+          <w:right w:val="single" w:color="8ED873" w:themeColor="accent6" w:themeTint="98" w:sz="4" w:space="0"/>
         </w:tcBorders>
         <w:shd w:val="clear" w:color="FFFFFF" w:fill="auto"/>
       </w:tcPr>
@@ -12015,10 +12080,10 @@
       <w:tblPr/>
       <w:tcPr>
         <w:tcBorders>
-          <w:top w:val="none" w:sz="4" w:space="0" w:color="000000"/>
-          <w:left w:val="single" w:sz="4" w:space="0" w:color="8ED873" w:themeColor="accent6" w:themeTint="98"/>
-          <w:bottom w:val="none" w:sz="4" w:space="0" w:color="000000"/>
-          <w:right w:val="none" w:sz="4" w:space="0" w:color="000000"/>
+          <w:top w:val="none" w:color="000000" w:sz="4" w:space="0"/>
+          <w:left w:val="single" w:color="8ED873" w:themeColor="accent6" w:themeTint="98" w:sz="4" w:space="0"/>
+          <w:bottom w:val="none" w:color="000000" w:sz="4" w:space="0"/>
+          <w:right w:val="none" w:color="000000" w:sz="4" w:space="0"/>
         </w:tcBorders>
         <w:shd w:val="clear" w:color="FFFFFF" w:fill="auto"/>
       </w:tcPr>
@@ -12048,7 +12113,7 @@
       </w:rPr>
     </w:tblStylePr>
   </w:style>
-  <w:style w:type="table" w:customStyle="1" w:styleId="Lined-Accent">
+  <w:style w:type="table" w:styleId="Lined-Accent" w:customStyle="1">
     <w:name w:val="Lined - Accent"/>
     <w:basedOn w:val="TableNormal"/>
     <w:uiPriority w:val="99"/>
@@ -12146,7 +12211,7 @@
       </w:tcPr>
     </w:tblStylePr>
   </w:style>
-  <w:style w:type="table" w:customStyle="1" w:styleId="Lined-Accent1">
+  <w:style w:type="table" w:styleId="Lined-Accent1" w:customStyle="1">
     <w:name w:val="Lined - Accent 1"/>
     <w:basedOn w:val="TableNormal"/>
     <w:uiPriority w:val="99"/>
@@ -12244,7 +12309,7 @@
       </w:tcPr>
     </w:tblStylePr>
   </w:style>
-  <w:style w:type="table" w:customStyle="1" w:styleId="Lined-Accent2">
+  <w:style w:type="table" w:styleId="Lined-Accent2" w:customStyle="1">
     <w:name w:val="Lined - Accent 2"/>
     <w:basedOn w:val="TableNormal"/>
     <w:uiPriority w:val="99"/>
@@ -12342,7 +12407,7 @@
       </w:tcPr>
     </w:tblStylePr>
   </w:style>
-  <w:style w:type="table" w:customStyle="1" w:styleId="Lined-Accent3">
+  <w:style w:type="table" w:styleId="Lined-Accent3" w:customStyle="1">
     <w:name w:val="Lined - Accent 3"/>
     <w:basedOn w:val="TableNormal"/>
     <w:uiPriority w:val="99"/>
@@ -12440,7 +12505,7 @@
       </w:tcPr>
     </w:tblStylePr>
   </w:style>
-  <w:style w:type="table" w:customStyle="1" w:styleId="Lined-Accent4">
+  <w:style w:type="table" w:styleId="Lined-Accent4" w:customStyle="1">
     <w:name w:val="Lined - Accent 4"/>
     <w:basedOn w:val="TableNormal"/>
     <w:uiPriority w:val="99"/>
@@ -12538,7 +12603,7 @@
       </w:tcPr>
     </w:tblStylePr>
   </w:style>
-  <w:style w:type="table" w:customStyle="1" w:styleId="Lined-Accent5">
+  <w:style w:type="table" w:styleId="Lined-Accent5" w:customStyle="1">
     <w:name w:val="Lined - Accent 5"/>
     <w:basedOn w:val="TableNormal"/>
     <w:uiPriority w:val="99"/>
@@ -12636,7 +12701,7 @@
       </w:tcPr>
     </w:tblStylePr>
   </w:style>
-  <w:style w:type="table" w:customStyle="1" w:styleId="Lined-Accent6">
+  <w:style w:type="table" w:styleId="Lined-Accent6" w:customStyle="1">
     <w:name w:val="Lined - Accent 6"/>
     <w:basedOn w:val="TableNormal"/>
     <w:uiPriority w:val="99"/>
@@ -12734,7 +12799,7 @@
       </w:tcPr>
     </w:tblStylePr>
   </w:style>
-  <w:style w:type="table" w:customStyle="1" w:styleId="BorderedLined-Accent">
+  <w:style w:type="table" w:styleId="BorderedLined-Accent" w:customStyle="1">
     <w:name w:val="Bordered &amp; Lined - Accent"/>
     <w:basedOn w:val="TableNormal"/>
     <w:uiPriority w:val="99"/>
@@ -12751,12 +12816,12 @@
       <w:tblStyleRowBandSize w:val="1"/>
       <w:tblStyleColBandSize w:val="1"/>
       <w:tblBorders>
-        <w:top w:val="single" w:sz="4" w:space="0" w:color="595959" w:themeColor="text1" w:themeTint="A6"/>
-        <w:left w:val="single" w:sz="4" w:space="0" w:color="595959" w:themeColor="text1" w:themeTint="A6"/>
-        <w:bottom w:val="single" w:sz="4" w:space="0" w:color="595959" w:themeColor="text1" w:themeTint="A6"/>
-        <w:right w:val="single" w:sz="4" w:space="0" w:color="595959" w:themeColor="text1" w:themeTint="A6"/>
-        <w:insideH w:val="single" w:sz="4" w:space="0" w:color="595959" w:themeColor="text1" w:themeTint="A6"/>
-        <w:insideV w:val="single" w:sz="4" w:space="0" w:color="595959" w:themeColor="text1" w:themeTint="A6"/>
+        <w:top w:val="single" w:color="595959" w:themeColor="text1" w:themeTint="A6" w:sz="4" w:space="0"/>
+        <w:left w:val="single" w:color="595959" w:themeColor="text1" w:themeTint="A6" w:sz="4" w:space="0"/>
+        <w:bottom w:val="single" w:color="595959" w:themeColor="text1" w:themeTint="A6" w:sz="4" w:space="0"/>
+        <w:right w:val="single" w:color="595959" w:themeColor="text1" w:themeTint="A6" w:sz="4" w:space="0"/>
+        <w:insideH w:val="single" w:color="595959" w:themeColor="text1" w:themeTint="A6" w:sz="4" w:space="0"/>
+        <w:insideV w:val="single" w:color="595959" w:themeColor="text1" w:themeTint="A6" w:sz="4" w:space="0"/>
       </w:tblBorders>
     </w:tblPr>
     <w:tblStylePr w:type="firstRow">
@@ -12840,7 +12905,7 @@
       </w:tcPr>
     </w:tblStylePr>
   </w:style>
-  <w:style w:type="table" w:customStyle="1" w:styleId="BorderedLined-Accent1">
+  <w:style w:type="table" w:styleId="BorderedLined-Accent1" w:customStyle="1">
     <w:name w:val="Bordered &amp; Lined - Accent 1"/>
     <w:basedOn w:val="TableNormal"/>
     <w:uiPriority w:val="99"/>
@@ -12857,12 +12922,12 @@
       <w:tblStyleRowBandSize w:val="1"/>
       <w:tblStyleColBandSize w:val="1"/>
       <w:tblBorders>
-        <w:top w:val="single" w:sz="4" w:space="0" w:color="0C374B" w:themeColor="accent1" w:themeShade="95"/>
-        <w:left w:val="single" w:sz="4" w:space="0" w:color="0C374B" w:themeColor="accent1" w:themeShade="95"/>
-        <w:bottom w:val="single" w:sz="4" w:space="0" w:color="0C374B" w:themeColor="accent1" w:themeShade="95"/>
-        <w:right w:val="single" w:sz="4" w:space="0" w:color="0C374B" w:themeColor="accent1" w:themeShade="95"/>
-        <w:insideH w:val="single" w:sz="4" w:space="0" w:color="0C374B" w:themeColor="accent1" w:themeShade="95"/>
-        <w:insideV w:val="single" w:sz="4" w:space="0" w:color="0C374B" w:themeColor="accent1" w:themeShade="95"/>
+        <w:top w:val="single" w:color="0C374B" w:themeColor="accent1" w:themeShade="95" w:sz="4" w:space="0"/>
+        <w:left w:val="single" w:color="0C374B" w:themeColor="accent1" w:themeShade="95" w:sz="4" w:space="0"/>
+        <w:bottom w:val="single" w:color="0C374B" w:themeColor="accent1" w:themeShade="95" w:sz="4" w:space="0"/>
+        <w:right w:val="single" w:color="0C374B" w:themeColor="accent1" w:themeShade="95" w:sz="4" w:space="0"/>
+        <w:insideH w:val="single" w:color="0C374B" w:themeColor="accent1" w:themeShade="95" w:sz="4" w:space="0"/>
+        <w:insideV w:val="single" w:color="0C374B" w:themeColor="accent1" w:themeShade="95" w:sz="4" w:space="0"/>
       </w:tblBorders>
     </w:tblPr>
     <w:tblStylePr w:type="firstRow">
@@ -12946,7 +13011,7 @@
       </w:tcPr>
     </w:tblStylePr>
   </w:style>
-  <w:style w:type="table" w:customStyle="1" w:styleId="BorderedLined-Accent2">
+  <w:style w:type="table" w:styleId="BorderedLined-Accent2" w:customStyle="1">
     <w:name w:val="Bordered &amp; Lined - Accent 2"/>
     <w:basedOn w:val="TableNormal"/>
     <w:uiPriority w:val="99"/>
@@ -12963,12 +13028,12 @@
       <w:tblStyleRowBandSize w:val="1"/>
       <w:tblStyleColBandSize w:val="1"/>
       <w:tblBorders>
-        <w:top w:val="single" w:sz="4" w:space="0" w:color="953D10" w:themeColor="accent2" w:themeShade="95"/>
-        <w:left w:val="single" w:sz="4" w:space="0" w:color="953D10" w:themeColor="accent2" w:themeShade="95"/>
-        <w:bottom w:val="single" w:sz="4" w:space="0" w:color="953D10" w:themeColor="accent2" w:themeShade="95"/>
-        <w:right w:val="single" w:sz="4" w:space="0" w:color="953D10" w:themeColor="accent2" w:themeShade="95"/>
-        <w:insideH w:val="single" w:sz="4" w:space="0" w:color="953D10" w:themeColor="accent2" w:themeShade="95"/>
-        <w:insideV w:val="single" w:sz="4" w:space="0" w:color="953D10" w:themeColor="accent2" w:themeShade="95"/>
+        <w:top w:val="single" w:color="953D10" w:themeColor="accent2" w:themeShade="95" w:sz="4" w:space="0"/>
+        <w:left w:val="single" w:color="953D10" w:themeColor="accent2" w:themeShade="95" w:sz="4" w:space="0"/>
+        <w:bottom w:val="single" w:color="953D10" w:themeColor="accent2" w:themeShade="95" w:sz="4" w:space="0"/>
+        <w:right w:val="single" w:color="953D10" w:themeColor="accent2" w:themeShade="95" w:sz="4" w:space="0"/>
+        <w:insideH w:val="single" w:color="953D10" w:themeColor="accent2" w:themeShade="95" w:sz="4" w:space="0"/>
+        <w:insideV w:val="single" w:color="953D10" w:themeColor="accent2" w:themeShade="95" w:sz="4" w:space="0"/>
       </w:tblBorders>
     </w:tblPr>
     <w:tblStylePr w:type="firstRow">
@@ -13052,7 +13117,7 @@
       </w:tcPr>
     </w:tblStylePr>
   </w:style>
-  <w:style w:type="table" w:customStyle="1" w:styleId="BorderedLined-Accent3">
+  <w:style w:type="table" w:styleId="BorderedLined-Accent3" w:customStyle="1">
     <w:name w:val="Bordered &amp; Lined - Accent 3"/>
     <w:basedOn w:val="TableNormal"/>
     <w:uiPriority w:val="99"/>
@@ -13069,12 +13134,12 @@
       <w:tblStyleRowBandSize w:val="1"/>
       <w:tblStyleColBandSize w:val="1"/>
       <w:tblBorders>
-        <w:top w:val="single" w:sz="4" w:space="0" w:color="0E3E15" w:themeColor="accent3" w:themeShade="95"/>
-        <w:left w:val="single" w:sz="4" w:space="0" w:color="0E3E15" w:themeColor="accent3" w:themeShade="95"/>
-        <w:bottom w:val="single" w:sz="4" w:space="0" w:color="0E3E15" w:themeColor="accent3" w:themeShade="95"/>
-        <w:right w:val="single" w:sz="4" w:space="0" w:color="0E3E15" w:themeColor="accent3" w:themeShade="95"/>
-        <w:insideH w:val="single" w:sz="4" w:space="0" w:color="0E3E15" w:themeColor="accent3" w:themeShade="95"/>
-        <w:insideV w:val="single" w:sz="4" w:space="0" w:color="0E3E15" w:themeColor="accent3" w:themeShade="95"/>
+        <w:top w:val="single" w:color="0E3E15" w:themeColor="accent3" w:themeShade="95" w:sz="4" w:space="0"/>
+        <w:left w:val="single" w:color="0E3E15" w:themeColor="accent3" w:themeShade="95" w:sz="4" w:space="0"/>
+        <w:bottom w:val="single" w:color="0E3E15" w:themeColor="accent3" w:themeShade="95" w:sz="4" w:space="0"/>
+        <w:right w:val="single" w:color="0E3E15" w:themeColor="accent3" w:themeShade="95" w:sz="4" w:space="0"/>
+        <w:insideH w:val="single" w:color="0E3E15" w:themeColor="accent3" w:themeShade="95" w:sz="4" w:space="0"/>
+        <w:insideV w:val="single" w:color="0E3E15" w:themeColor="accent3" w:themeShade="95" w:sz="4" w:space="0"/>
       </w:tblBorders>
     </w:tblPr>
     <w:tblStylePr w:type="firstRow">
@@ -13158,7 +13223,7 @@
       </w:tcPr>
     </w:tblStylePr>
   </w:style>
-  <w:style w:type="table" w:customStyle="1" w:styleId="BorderedLined-Accent4">
+  <w:style w:type="table" w:styleId="BorderedLined-Accent4" w:customStyle="1">
     <w:name w:val="Bordered &amp; Lined - Accent 4"/>
     <w:basedOn w:val="TableNormal"/>
     <w:uiPriority w:val="99"/>
@@ -13175,12 +13240,12 @@
       <w:tblStyleRowBandSize w:val="1"/>
       <w:tblStyleColBandSize w:val="1"/>
       <w:tblBorders>
-        <w:top w:val="single" w:sz="4" w:space="0" w:color="085C7C" w:themeColor="accent4" w:themeShade="95"/>
-        <w:left w:val="single" w:sz="4" w:space="0" w:color="085C7C" w:themeColor="accent4" w:themeShade="95"/>
-        <w:bottom w:val="single" w:sz="4" w:space="0" w:color="085C7C" w:themeColor="accent4" w:themeShade="95"/>
-        <w:right w:val="single" w:sz="4" w:space="0" w:color="085C7C" w:themeColor="accent4" w:themeShade="95"/>
-        <w:insideH w:val="single" w:sz="4" w:space="0" w:color="085C7C" w:themeColor="accent4" w:themeShade="95"/>
-        <w:insideV w:val="single" w:sz="4" w:space="0" w:color="085C7C" w:themeColor="accent4" w:themeShade="95"/>
+        <w:top w:val="single" w:color="085C7C" w:themeColor="accent4" w:themeShade="95" w:sz="4" w:space="0"/>
+        <w:left w:val="single" w:color="085C7C" w:themeColor="accent4" w:themeShade="95" w:sz="4" w:space="0"/>
+        <w:bottom w:val="single" w:color="085C7C" w:themeColor="accent4" w:themeShade="95" w:sz="4" w:space="0"/>
+        <w:right w:val="single" w:color="085C7C" w:themeColor="accent4" w:themeShade="95" w:sz="4" w:space="0"/>
+        <w:insideH w:val="single" w:color="085C7C" w:themeColor="accent4" w:themeShade="95" w:sz="4" w:space="0"/>
+        <w:insideV w:val="single" w:color="085C7C" w:themeColor="accent4" w:themeShade="95" w:sz="4" w:space="0"/>
       </w:tblBorders>
     </w:tblPr>
     <w:tblStylePr w:type="firstRow">
@@ -13264,7 +13329,7 @@
       </w:tcPr>
     </w:tblStylePr>
   </w:style>
-  <w:style w:type="table" w:customStyle="1" w:styleId="BorderedLined-Accent5">
+  <w:style w:type="table" w:styleId="BorderedLined-Accent5" w:customStyle="1">
     <w:name w:val="Bordered &amp; Lined - Accent 5"/>
     <w:basedOn w:val="TableNormal"/>
     <w:uiPriority w:val="99"/>
@@ -13281,12 +13346,12 @@
       <w:tblStyleRowBandSize w:val="1"/>
       <w:tblStyleColBandSize w:val="1"/>
       <w:tblBorders>
-        <w:top w:val="single" w:sz="4" w:space="0" w:color="5D1955" w:themeColor="accent5" w:themeShade="95"/>
-        <w:left w:val="single" w:sz="4" w:space="0" w:color="5D1955" w:themeColor="accent5" w:themeShade="95"/>
-        <w:bottom w:val="single" w:sz="4" w:space="0" w:color="5D1955" w:themeColor="accent5" w:themeShade="95"/>
-        <w:right w:val="single" w:sz="4" w:space="0" w:color="5D1955" w:themeColor="accent5" w:themeShade="95"/>
-        <w:insideH w:val="single" w:sz="4" w:space="0" w:color="5D1955" w:themeColor="accent5" w:themeShade="95"/>
-        <w:insideV w:val="single" w:sz="4" w:space="0" w:color="5D1955" w:themeColor="accent5" w:themeShade="95"/>
+        <w:top w:val="single" w:color="5D1955" w:themeColor="accent5" w:themeShade="95" w:sz="4" w:space="0"/>
+        <w:left w:val="single" w:color="5D1955" w:themeColor="accent5" w:themeShade="95" w:sz="4" w:space="0"/>
+        <w:bottom w:val="single" w:color="5D1955" w:themeColor="accent5" w:themeShade="95" w:sz="4" w:space="0"/>
+        <w:right w:val="single" w:color="5D1955" w:themeColor="accent5" w:themeShade="95" w:sz="4" w:space="0"/>
+        <w:insideH w:val="single" w:color="5D1955" w:themeColor="accent5" w:themeShade="95" w:sz="4" w:space="0"/>
+        <w:insideV w:val="single" w:color="5D1955" w:themeColor="accent5" w:themeShade="95" w:sz="4" w:space="0"/>
       </w:tblBorders>
     </w:tblPr>
     <w:tblStylePr w:type="firstRow">
@@ -13370,7 +13435,7 @@
       </w:tcPr>
     </w:tblStylePr>
   </w:style>
-  <w:style w:type="table" w:customStyle="1" w:styleId="BorderedLined-Accent6">
+  <w:style w:type="table" w:styleId="BorderedLined-Accent6" w:customStyle="1">
     <w:name w:val="Bordered &amp; Lined - Accent 6"/>
     <w:basedOn w:val="TableNormal"/>
     <w:uiPriority w:val="99"/>
@@ -13387,12 +13452,12 @@
       <w:tblStyleRowBandSize w:val="1"/>
       <w:tblStyleColBandSize w:val="1"/>
       <w:tblBorders>
-        <w:top w:val="single" w:sz="4" w:space="0" w:color="2D611B" w:themeColor="accent6" w:themeShade="95"/>
-        <w:left w:val="single" w:sz="4" w:space="0" w:color="2D611B" w:themeColor="accent6" w:themeShade="95"/>
-        <w:bottom w:val="single" w:sz="4" w:space="0" w:color="2D611B" w:themeColor="accent6" w:themeShade="95"/>
-        <w:right w:val="single" w:sz="4" w:space="0" w:color="2D611B" w:themeColor="accent6" w:themeShade="95"/>
-        <w:insideH w:val="single" w:sz="4" w:space="0" w:color="2D611B" w:themeColor="accent6" w:themeShade="95"/>
-        <w:insideV w:val="single" w:sz="4" w:space="0" w:color="2D611B" w:themeColor="accent6" w:themeShade="95"/>
+        <w:top w:val="single" w:color="2D611B" w:themeColor="accent6" w:themeShade="95" w:sz="4" w:space="0"/>
+        <w:left w:val="single" w:color="2D611B" w:themeColor="accent6" w:themeShade="95" w:sz="4" w:space="0"/>
+        <w:bottom w:val="single" w:color="2D611B" w:themeColor="accent6" w:themeShade="95" w:sz="4" w:space="0"/>
+        <w:right w:val="single" w:color="2D611B" w:themeColor="accent6" w:themeShade="95" w:sz="4" w:space="0"/>
+        <w:insideH w:val="single" w:color="2D611B" w:themeColor="accent6" w:themeShade="95" w:sz="4" w:space="0"/>
+        <w:insideV w:val="single" w:color="2D611B" w:themeColor="accent6" w:themeShade="95" w:sz="4" w:space="0"/>
       </w:tblBorders>
     </w:tblPr>
     <w:tblStylePr w:type="firstRow">
@@ -13476,7 +13541,7 @@
       </w:tcPr>
     </w:tblStylePr>
   </w:style>
-  <w:style w:type="table" w:customStyle="1" w:styleId="Bordered">
+  <w:style w:type="table" w:styleId="Bordered" w:customStyle="1">
     <w:name w:val="Bordered"/>
     <w:basedOn w:val="TableNormal"/>
     <w:uiPriority w:val="99"/>
@@ -13487,12 +13552,12 @@
       <w:tblStyleRowBandSize w:val="1"/>
       <w:tblStyleColBandSize w:val="1"/>
       <w:tblBorders>
-        <w:top w:val="single" w:sz="4" w:space="0" w:color="D9D9D9" w:themeColor="text1" w:themeTint="26"/>
-        <w:left w:val="single" w:sz="4" w:space="0" w:color="D9D9D9" w:themeColor="text1" w:themeTint="26"/>
-        <w:bottom w:val="single" w:sz="4" w:space="0" w:color="D9D9D9" w:themeColor="text1" w:themeTint="26"/>
-        <w:right w:val="single" w:sz="4" w:space="0" w:color="D9D9D9" w:themeColor="text1" w:themeTint="26"/>
-        <w:insideH w:val="single" w:sz="4" w:space="0" w:color="D9D9D9" w:themeColor="text1" w:themeTint="26"/>
-        <w:insideV w:val="single" w:sz="4" w:space="0" w:color="D9D9D9" w:themeColor="text1" w:themeTint="26"/>
+        <w:top w:val="single" w:color="D9D9D9" w:themeColor="text1" w:themeTint="26" w:sz="4" w:space="0"/>
+        <w:left w:val="single" w:color="D9D9D9" w:themeColor="text1" w:themeTint="26" w:sz="4" w:space="0"/>
+        <w:bottom w:val="single" w:color="D9D9D9" w:themeColor="text1" w:themeTint="26" w:sz="4" w:space="0"/>
+        <w:right w:val="single" w:color="D9D9D9" w:themeColor="text1" w:themeTint="26" w:sz="4" w:space="0"/>
+        <w:insideH w:val="single" w:color="D9D9D9" w:themeColor="text1" w:themeTint="26" w:sz="4" w:space="0"/>
+        <w:insideV w:val="single" w:color="D9D9D9" w:themeColor="text1" w:themeTint="26" w:sz="4" w:space="0"/>
       </w:tblBorders>
     </w:tblPr>
     <w:tblStylePr w:type="firstRow">
@@ -13504,7 +13569,7 @@
       <w:tblPr/>
       <w:tcPr>
         <w:tcBorders>
-          <w:bottom w:val="single" w:sz="12" w:space="0" w:color="7F7F7F" w:themeColor="text1" w:themeTint="80"/>
+          <w:bottom w:val="single" w:color="7F7F7F" w:themeColor="text1" w:themeTint="80" w:sz="12" w:space="0"/>
         </w:tcBorders>
       </w:tcPr>
     </w:tblStylePr>
@@ -13517,7 +13582,7 @@
       <w:tblPr/>
       <w:tcPr>
         <w:tcBorders>
-          <w:top w:val="single" w:sz="12" w:space="0" w:color="7F7F7F" w:themeColor="text1" w:themeTint="80"/>
+          <w:top w:val="single" w:color="7F7F7F" w:themeColor="text1" w:themeTint="80" w:sz="12" w:space="0"/>
         </w:tcBorders>
       </w:tcPr>
     </w:tblStylePr>
@@ -13537,7 +13602,7 @@
       <w:tblPr/>
       <w:tcPr>
         <w:tcBorders>
-          <w:left w:val="single" w:sz="12" w:space="0" w:color="7F7F7F" w:themeColor="text1" w:themeTint="80"/>
+          <w:left w:val="single" w:color="7F7F7F" w:themeColor="text1" w:themeTint="80" w:sz="12" w:space="0"/>
         </w:tcBorders>
       </w:tcPr>
     </w:tblStylePr>
@@ -13550,15 +13615,15 @@
       <w:tblPr/>
       <w:tcPr>
         <w:tcBorders>
-          <w:top w:val="single" w:sz="4" w:space="0" w:color="D9D9D9" w:themeColor="text1" w:themeTint="26"/>
-          <w:left w:val="single" w:sz="4" w:space="0" w:color="D9D9D9" w:themeColor="text1" w:themeTint="26"/>
-          <w:bottom w:val="single" w:sz="4" w:space="0" w:color="D9D9D9" w:themeColor="text1" w:themeTint="26"/>
-          <w:right w:val="single" w:sz="4" w:space="0" w:color="D9D9D9" w:themeColor="text1" w:themeTint="26"/>
-        </w:tcBorders>
-      </w:tcPr>
-    </w:tblStylePr>
-  </w:style>
-  <w:style w:type="table" w:customStyle="1" w:styleId="Bordered-Accent1">
+          <w:top w:val="single" w:color="D9D9D9" w:themeColor="text1" w:themeTint="26" w:sz="4" w:space="0"/>
+          <w:left w:val="single" w:color="D9D9D9" w:themeColor="text1" w:themeTint="26" w:sz="4" w:space="0"/>
+          <w:bottom w:val="single" w:color="D9D9D9" w:themeColor="text1" w:themeTint="26" w:sz="4" w:space="0"/>
+          <w:right w:val="single" w:color="D9D9D9" w:themeColor="text1" w:themeTint="26" w:sz="4" w:space="0"/>
+        </w:tcBorders>
+      </w:tcPr>
+    </w:tblStylePr>
+  </w:style>
+  <w:style w:type="table" w:styleId="Bordered-Accent1" w:customStyle="1">
     <w:name w:val="Bordered - Accent 1"/>
     <w:basedOn w:val="TableNormal"/>
     <w:uiPriority w:val="99"/>
@@ -13569,12 +13634,12 @@
       <w:tblStyleRowBandSize w:val="1"/>
       <w:tblStyleColBandSize w:val="1"/>
       <w:tblBorders>
-        <w:top w:val="single" w:sz="4" w:space="0" w:color="81C9EA" w:themeColor="accent1" w:themeTint="67"/>
-        <w:left w:val="single" w:sz="4" w:space="0" w:color="81C9EA" w:themeColor="accent1" w:themeTint="67"/>
-        <w:bottom w:val="single" w:sz="4" w:space="0" w:color="81C9EA" w:themeColor="accent1" w:themeTint="67"/>
-        <w:right w:val="single" w:sz="4" w:space="0" w:color="81C9EA" w:themeColor="accent1" w:themeTint="67"/>
-        <w:insideH w:val="single" w:sz="4" w:space="0" w:color="81C9EA" w:themeColor="accent1" w:themeTint="67"/>
-        <w:insideV w:val="single" w:sz="4" w:space="0" w:color="81C9EA" w:themeColor="accent1" w:themeTint="67"/>
+        <w:top w:val="single" w:color="81C9EA" w:themeColor="accent1" w:themeTint="67" w:sz="4" w:space="0"/>
+        <w:left w:val="single" w:color="81C9EA" w:themeColor="accent1" w:themeTint="67" w:sz="4" w:space="0"/>
+        <w:bottom w:val="single" w:color="81C9EA" w:themeColor="accent1" w:themeTint="67" w:sz="4" w:space="0"/>
+        <w:right w:val="single" w:color="81C9EA" w:themeColor="accent1" w:themeTint="67" w:sz="4" w:space="0"/>
+        <w:insideH w:val="single" w:color="81C9EA" w:themeColor="accent1" w:themeTint="67" w:sz="4" w:space="0"/>
+        <w:insideV w:val="single" w:color="81C9EA" w:themeColor="accent1" w:themeTint="67" w:sz="4" w:space="0"/>
       </w:tblBorders>
     </w:tblPr>
     <w:tblStylePr w:type="firstRow">
@@ -13586,7 +13651,7 @@
       <w:tblPr/>
       <w:tcPr>
         <w:tcBorders>
-          <w:bottom w:val="single" w:sz="12" w:space="0" w:color="156082" w:themeColor="accent1"/>
+          <w:bottom w:val="single" w:color="156082" w:themeColor="accent1" w:sz="12" w:space="0"/>
         </w:tcBorders>
       </w:tcPr>
     </w:tblStylePr>
@@ -13599,7 +13664,7 @@
       <w:tblPr/>
       <w:tcPr>
         <w:tcBorders>
-          <w:top w:val="single" w:sz="12" w:space="0" w:color="156082" w:themeColor="accent1"/>
+          <w:top w:val="single" w:color="156082" w:themeColor="accent1" w:sz="12" w:space="0"/>
         </w:tcBorders>
       </w:tcPr>
     </w:tblStylePr>
@@ -13619,7 +13684,7 @@
       <w:tblPr/>
       <w:tcPr>
         <w:tcBorders>
-          <w:left w:val="single" w:sz="12" w:space="0" w:color="156082" w:themeColor="accent1"/>
+          <w:left w:val="single" w:color="156082" w:themeColor="accent1" w:sz="12" w:space="0"/>
         </w:tcBorders>
       </w:tcPr>
     </w:tblStylePr>
@@ -13632,15 +13697,15 @@
       <w:tblPr/>
       <w:tcPr>
         <w:tcBorders>
-          <w:top w:val="single" w:sz="4" w:space="0" w:color="81C9EA" w:themeColor="accent1" w:themeTint="67"/>
-          <w:left w:val="single" w:sz="4" w:space="0" w:color="81C9EA" w:themeColor="accent1" w:themeTint="67"/>
-          <w:bottom w:val="single" w:sz="4" w:space="0" w:color="81C9EA" w:themeColor="accent1" w:themeTint="67"/>
-          <w:right w:val="single" w:sz="4" w:space="0" w:color="81C9EA" w:themeColor="accent1" w:themeTint="67"/>
-        </w:tcBorders>
-      </w:tcPr>
-    </w:tblStylePr>
-  </w:style>
-  <w:style w:type="table" w:customStyle="1" w:styleId="Bordered-Accent2">
+          <w:top w:val="single" w:color="81C9EA" w:themeColor="accent1" w:themeTint="67" w:sz="4" w:space="0"/>
+          <w:left w:val="single" w:color="81C9EA" w:themeColor="accent1" w:themeTint="67" w:sz="4" w:space="0"/>
+          <w:bottom w:val="single" w:color="81C9EA" w:themeColor="accent1" w:themeTint="67" w:sz="4" w:space="0"/>
+          <w:right w:val="single" w:color="81C9EA" w:themeColor="accent1" w:themeTint="67" w:sz="4" w:space="0"/>
+        </w:tcBorders>
+      </w:tcPr>
+    </w:tblStylePr>
+  </w:style>
+  <w:style w:type="table" w:styleId="Bordered-Accent2" w:customStyle="1">
     <w:name w:val="Bordered - Accent 2"/>
     <w:basedOn w:val="TableNormal"/>
     <w:uiPriority w:val="99"/>
@@ -13651,12 +13716,12 @@
       <w:tblStyleRowBandSize w:val="1"/>
       <w:tblStyleColBandSize w:val="1"/>
       <w:tblBorders>
-        <w:top w:val="single" w:sz="4" w:space="0" w:color="F6C5AB" w:themeColor="accent2" w:themeTint="67"/>
-        <w:left w:val="single" w:sz="4" w:space="0" w:color="F6C5AB" w:themeColor="accent2" w:themeTint="67"/>
-        <w:bottom w:val="single" w:sz="4" w:space="0" w:color="F6C5AB" w:themeColor="accent2" w:themeTint="67"/>
-        <w:right w:val="single" w:sz="4" w:space="0" w:color="F6C5AB" w:themeColor="accent2" w:themeTint="67"/>
-        <w:insideH w:val="single" w:sz="4" w:space="0" w:color="F6C5AB" w:themeColor="accent2" w:themeTint="67"/>
-        <w:insideV w:val="single" w:sz="4" w:space="0" w:color="F6C5AB" w:themeColor="accent2" w:themeTint="67"/>
+        <w:top w:val="single" w:color="F6C5AB" w:themeColor="accent2" w:themeTint="67" w:sz="4" w:space="0"/>
+        <w:left w:val="single" w:color="F6C5AB" w:themeColor="accent2" w:themeTint="67" w:sz="4" w:space="0"/>
+        <w:bottom w:val="single" w:color="F6C5AB" w:themeColor="accent2" w:themeTint="67" w:sz="4" w:space="0"/>
+        <w:right w:val="single" w:color="F6C5AB" w:themeColor="accent2" w:themeTint="67" w:sz="4" w:space="0"/>
+        <w:insideH w:val="single" w:color="F6C5AB" w:themeColor="accent2" w:themeTint="67" w:sz="4" w:space="0"/>
+        <w:insideV w:val="single" w:color="F6C5AB" w:themeColor="accent2" w:themeTint="67" w:sz="4" w:space="0"/>
       </w:tblBorders>
     </w:tblPr>
     <w:tblStylePr w:type="firstRow">
@@ -13668,7 +13733,7 @@
       <w:tblPr/>
       <w:tcPr>
         <w:tcBorders>
-          <w:bottom w:val="single" w:sz="12" w:space="0" w:color="F2AA85" w:themeColor="accent2" w:themeTint="97"/>
+          <w:bottom w:val="single" w:color="F2AA85" w:themeColor="accent2" w:themeTint="97" w:sz="12" w:space="0"/>
         </w:tcBorders>
       </w:tcPr>
     </w:tblStylePr>
@@ -13681,7 +13746,7 @@
       <w:tblPr/>
       <w:tcPr>
         <w:tcBorders>
-          <w:top w:val="single" w:sz="12" w:space="0" w:color="F2AA85" w:themeColor="accent2" w:themeTint="97"/>
+          <w:top w:val="single" w:color="F2AA85" w:themeColor="accent2" w:themeTint="97" w:sz="12" w:space="0"/>
         </w:tcBorders>
       </w:tcPr>
     </w:tblStylePr>
@@ -13701,7 +13766,7 @@
       <w:tblPr/>
       <w:tcPr>
         <w:tcBorders>
-          <w:left w:val="single" w:sz="12" w:space="0" w:color="F2AA85" w:themeColor="accent2" w:themeTint="97"/>
+          <w:left w:val="single" w:color="F2AA85" w:themeColor="accent2" w:themeTint="97" w:sz="12" w:space="0"/>
         </w:tcBorders>
       </w:tcPr>
     </w:tblStylePr>
@@ -13714,15 +13779,15 @@
       <w:tblPr/>
       <w:tcPr>
         <w:tcBorders>
-          <w:top w:val="single" w:sz="4" w:space="0" w:color="F6C5AB" w:themeColor="accent2" w:themeTint="67"/>
-          <w:left w:val="single" w:sz="4" w:space="0" w:color="F6C5AB" w:themeColor="accent2" w:themeTint="67"/>
-          <w:bottom w:val="single" w:sz="4" w:space="0" w:color="F6C5AB" w:themeColor="accent2" w:themeTint="67"/>
-          <w:right w:val="single" w:sz="4" w:space="0" w:color="F6C5AB" w:themeColor="accent2" w:themeTint="67"/>
-        </w:tcBorders>
-      </w:tcPr>
-    </w:tblStylePr>
-  </w:style>
-  <w:style w:type="table" w:customStyle="1" w:styleId="Bordered-Accent3">
+          <w:top w:val="single" w:color="F6C5AB" w:themeColor="accent2" w:themeTint="67" w:sz="4" w:space="0"/>
+          <w:left w:val="single" w:color="F6C5AB" w:themeColor="accent2" w:themeTint="67" w:sz="4" w:space="0"/>
+          <w:bottom w:val="single" w:color="F6C5AB" w:themeColor="accent2" w:themeTint="67" w:sz="4" w:space="0"/>
+          <w:right w:val="single" w:color="F6C5AB" w:themeColor="accent2" w:themeTint="67" w:sz="4" w:space="0"/>
+        </w:tcBorders>
+      </w:tcPr>
+    </w:tblStylePr>
+  </w:style>
+  <w:style w:type="table" w:styleId="Bordered-Accent3" w:customStyle="1">
     <w:name w:val="Bordered - Accent 3"/>
     <w:basedOn w:val="TableNormal"/>
     <w:uiPriority w:val="99"/>
@@ -13733,12 +13798,12 @@
       <w:tblStyleRowBandSize w:val="1"/>
       <w:tblStyleColBandSize w:val="1"/>
       <w:tblBorders>
-        <w:top w:val="single" w:sz="4" w:space="0" w:color="83E28F" w:themeColor="accent3" w:themeTint="67"/>
-        <w:left w:val="single" w:sz="4" w:space="0" w:color="83E28F" w:themeColor="accent3" w:themeTint="67"/>
-        <w:bottom w:val="single" w:sz="4" w:space="0" w:color="83E28F" w:themeColor="accent3" w:themeTint="67"/>
-        <w:right w:val="single" w:sz="4" w:space="0" w:color="83E28F" w:themeColor="accent3" w:themeTint="67"/>
-        <w:insideH w:val="single" w:sz="4" w:space="0" w:color="83E28F" w:themeColor="accent3" w:themeTint="67"/>
-        <w:insideV w:val="single" w:sz="4" w:space="0" w:color="83E28F" w:themeColor="accent3" w:themeTint="67"/>
+        <w:top w:val="single" w:color="83E28F" w:themeColor="accent3" w:themeTint="67" w:sz="4" w:space="0"/>
+        <w:left w:val="single" w:color="83E28F" w:themeColor="accent3" w:themeTint="67" w:sz="4" w:space="0"/>
+        <w:bottom w:val="single" w:color="83E28F" w:themeColor="accent3" w:themeTint="67" w:sz="4" w:space="0"/>
+        <w:right w:val="single" w:color="83E28F" w:themeColor="accent3" w:themeTint="67" w:sz="4" w:space="0"/>
+        <w:insideH w:val="single" w:color="83E28F" w:themeColor="accent3" w:themeTint="67" w:sz="4" w:space="0"/>
+        <w:insideV w:val="single" w:color="83E28F" w:themeColor="accent3" w:themeTint="67" w:sz="4" w:space="0"/>
       </w:tblBorders>
     </w:tblPr>
     <w:tblStylePr w:type="firstRow">
@@ -13750,7 +13815,7 @@
       <w:tblPr/>
       <w:tcPr>
         <w:tcBorders>
-          <w:bottom w:val="single" w:sz="12" w:space="0" w:color="48D45B" w:themeColor="accent3" w:themeTint="98"/>
+          <w:bottom w:val="single" w:color="48D45B" w:themeColor="accent3" w:themeTint="98" w:sz="12" w:space="0"/>
         </w:tcBorders>
       </w:tcPr>
     </w:tblStylePr>
@@ -13763,7 +13828,7 @@
       <w:tblPr/>
       <w:tcPr>
         <w:tcBorders>
-          <w:top w:val="single" w:sz="12" w:space="0" w:color="48D45B" w:themeColor="accent3" w:themeTint="98"/>
+          <w:top w:val="single" w:color="48D45B" w:themeColor="accent3" w:themeTint="98" w:sz="12" w:space="0"/>
         </w:tcBorders>
       </w:tcPr>
     </w:tblStylePr>
@@ -13783,7 +13848,7 @@
       <w:tblPr/>
       <w:tcPr>
         <w:tcBorders>
-          <w:left w:val="single" w:sz="12" w:space="0" w:color="48D45B" w:themeColor="accent3" w:themeTint="98"/>
+          <w:left w:val="single" w:color="48D45B" w:themeColor="accent3" w:themeTint="98" w:sz="12" w:space="0"/>
         </w:tcBorders>
       </w:tcPr>
     </w:tblStylePr>
@@ -13796,15 +13861,15 @@
       <w:tblPr/>
       <w:tcPr>
         <w:tcBorders>
-          <w:top w:val="single" w:sz="4" w:space="0" w:color="83E28F" w:themeColor="accent3" w:themeTint="67"/>
-          <w:left w:val="single" w:sz="4" w:space="0" w:color="83E28F" w:themeColor="accent3" w:themeTint="67"/>
-          <w:bottom w:val="single" w:sz="4" w:space="0" w:color="83E28F" w:themeColor="accent3" w:themeTint="67"/>
-          <w:right w:val="single" w:sz="4" w:space="0" w:color="83E28F" w:themeColor="accent3" w:themeTint="67"/>
-        </w:tcBorders>
-      </w:tcPr>
-    </w:tblStylePr>
-  </w:style>
-  <w:style w:type="table" w:customStyle="1" w:styleId="Bordered-Accent4">
+          <w:top w:val="single" w:color="83E28F" w:themeColor="accent3" w:themeTint="67" w:sz="4" w:space="0"/>
+          <w:left w:val="single" w:color="83E28F" w:themeColor="accent3" w:themeTint="67" w:sz="4" w:space="0"/>
+          <w:bottom w:val="single" w:color="83E28F" w:themeColor="accent3" w:themeTint="67" w:sz="4" w:space="0"/>
+          <w:right w:val="single" w:color="83E28F" w:themeColor="accent3" w:themeTint="67" w:sz="4" w:space="0"/>
+        </w:tcBorders>
+      </w:tcPr>
+    </w:tblStylePr>
+  </w:style>
+  <w:style w:type="table" w:styleId="Bordered-Accent4" w:customStyle="1">
     <w:name w:val="Bordered - Accent 4"/>
     <w:basedOn w:val="TableNormal"/>
     <w:uiPriority w:val="99"/>
@@ -13815,12 +13880,12 @@
       <w:tblStyleRowBandSize w:val="1"/>
       <w:tblStyleColBandSize w:val="1"/>
       <w:tblBorders>
-        <w:top w:val="single" w:sz="4" w:space="0" w:color="94DBF7" w:themeColor="accent4" w:themeTint="67"/>
-        <w:left w:val="single" w:sz="4" w:space="0" w:color="94DBF7" w:themeColor="accent4" w:themeTint="67"/>
-        <w:bottom w:val="single" w:sz="4" w:space="0" w:color="94DBF7" w:themeColor="accent4" w:themeTint="67"/>
-        <w:right w:val="single" w:sz="4" w:space="0" w:color="94DBF7" w:themeColor="accent4" w:themeTint="67"/>
-        <w:insideH w:val="single" w:sz="4" w:space="0" w:color="94DBF7" w:themeColor="accent4" w:themeTint="67"/>
-        <w:insideV w:val="single" w:sz="4" w:space="0" w:color="94DBF7" w:themeColor="accent4" w:themeTint="67"/>
+        <w:top w:val="single" w:color="94DBF7" w:themeColor="accent4" w:themeTint="67" w:sz="4" w:space="0"/>
+        <w:left w:val="single" w:color="94DBF7" w:themeColor="accent4" w:themeTint="67" w:sz="4" w:space="0"/>
+        <w:bottom w:val="single" w:color="94DBF7" w:themeColor="accent4" w:themeTint="67" w:sz="4" w:space="0"/>
+        <w:right w:val="single" w:color="94DBF7" w:themeColor="accent4" w:themeTint="67" w:sz="4" w:space="0"/>
+        <w:insideH w:val="single" w:color="94DBF7" w:themeColor="accent4" w:themeTint="67" w:sz="4" w:space="0"/>
+        <w:insideV w:val="single" w:color="94DBF7" w:themeColor="accent4" w:themeTint="67" w:sz="4" w:space="0"/>
       </w:tblBorders>
     </w:tblPr>
     <w:tblStylePr w:type="firstRow">
@@ -13832,7 +13897,7 @@
       <w:tblPr/>
       <w:tcPr>
         <w:tcBorders>
-          <w:bottom w:val="single" w:sz="12" w:space="0" w:color="5FCAF3" w:themeColor="accent4" w:themeTint="9A"/>
+          <w:bottom w:val="single" w:color="5FCAF3" w:themeColor="accent4" w:themeTint="9A" w:sz="12" w:space="0"/>
         </w:tcBorders>
       </w:tcPr>
     </w:tblStylePr>
@@ -13845,7 +13910,7 @@
       <w:tblPr/>
       <w:tcPr>
         <w:tcBorders>
-          <w:top w:val="single" w:sz="12" w:space="0" w:color="5FCAF3" w:themeColor="accent4" w:themeTint="9A"/>
+          <w:top w:val="single" w:color="5FCAF3" w:themeColor="accent4" w:themeTint="9A" w:sz="12" w:space="0"/>
         </w:tcBorders>
       </w:tcPr>
     </w:tblStylePr>
@@ -13865,7 +13930,7 @@
       <w:tblPr/>
       <w:tcPr>
         <w:tcBorders>
-          <w:left w:val="single" w:sz="12" w:space="0" w:color="5FCAF3" w:themeColor="accent4" w:themeTint="9A"/>
+          <w:left w:val="single" w:color="5FCAF3" w:themeColor="accent4" w:themeTint="9A" w:sz="12" w:space="0"/>
         </w:tcBorders>
       </w:tcPr>
     </w:tblStylePr>
@@ -13878,15 +13943,15 @@
       <w:tblPr/>
       <w:tcPr>
         <w:tcBorders>
-          <w:top w:val="single" w:sz="4" w:space="0" w:color="94DBF7" w:themeColor="accent4" w:themeTint="67"/>
-          <w:left w:val="single" w:sz="4" w:space="0" w:color="94DBF7" w:themeColor="accent4" w:themeTint="67"/>
-          <w:bottom w:val="single" w:sz="4" w:space="0" w:color="94DBF7" w:themeColor="accent4" w:themeTint="67"/>
-          <w:right w:val="single" w:sz="4" w:space="0" w:color="94DBF7" w:themeColor="accent4" w:themeTint="67"/>
-        </w:tcBorders>
-      </w:tcPr>
-    </w:tblStylePr>
-  </w:style>
-  <w:style w:type="table" w:customStyle="1" w:styleId="Bordered-Accent5">
+          <w:top w:val="single" w:color="94DBF7" w:themeColor="accent4" w:themeTint="67" w:sz="4" w:space="0"/>
+          <w:left w:val="single" w:color="94DBF7" w:themeColor="accent4" w:themeTint="67" w:sz="4" w:space="0"/>
+          <w:bottom w:val="single" w:color="94DBF7" w:themeColor="accent4" w:themeTint="67" w:sz="4" w:space="0"/>
+          <w:right w:val="single" w:color="94DBF7" w:themeColor="accent4" w:themeTint="67" w:sz="4" w:space="0"/>
+        </w:tcBorders>
+      </w:tcPr>
+    </w:tblStylePr>
+  </w:style>
+  <w:style w:type="table" w:styleId="Bordered-Accent5" w:customStyle="1">
     <w:name w:val="Bordered - Accent 5"/>
     <w:basedOn w:val="TableNormal"/>
     <w:uiPriority w:val="99"/>
@@ -13897,12 +13962,12 @@
       <w:tblStyleRowBandSize w:val="1"/>
       <w:tblStyleColBandSize w:val="1"/>
       <w:tblBorders>
-        <w:top w:val="single" w:sz="4" w:space="0" w:color="E49DDC" w:themeColor="accent5" w:themeTint="67"/>
-        <w:left w:val="single" w:sz="4" w:space="0" w:color="E49DDC" w:themeColor="accent5" w:themeTint="67"/>
-        <w:bottom w:val="single" w:sz="4" w:space="0" w:color="E49DDC" w:themeColor="accent5" w:themeTint="67"/>
-        <w:right w:val="single" w:sz="4" w:space="0" w:color="E49DDC" w:themeColor="accent5" w:themeTint="67"/>
-        <w:insideH w:val="single" w:sz="4" w:space="0" w:color="E49DDC" w:themeColor="accent5" w:themeTint="67"/>
-        <w:insideV w:val="single" w:sz="4" w:space="0" w:color="E49DDC" w:themeColor="accent5" w:themeTint="67"/>
+        <w:top w:val="single" w:color="E49DDC" w:themeColor="accent5" w:themeTint="67" w:sz="4" w:space="0"/>
+        <w:left w:val="single" w:color="E49DDC" w:themeColor="accent5" w:themeTint="67" w:sz="4" w:space="0"/>
+        <w:bottom w:val="single" w:color="E49DDC" w:themeColor="accent5" w:themeTint="67" w:sz="4" w:space="0"/>
+        <w:right w:val="single" w:color="E49DDC" w:themeColor="accent5" w:themeTint="67" w:sz="4" w:space="0"/>
+        <w:insideH w:val="single" w:color="E49DDC" w:themeColor="accent5" w:themeTint="67" w:sz="4" w:space="0"/>
+        <w:insideV w:val="single" w:color="E49DDC" w:themeColor="accent5" w:themeTint="67" w:sz="4" w:space="0"/>
       </w:tblBorders>
     </w:tblPr>
     <w:tblStylePr w:type="firstRow">
@@ -13914,7 +13979,7 @@
       <w:tblPr/>
       <w:tcPr>
         <w:tcBorders>
-          <w:bottom w:val="single" w:sz="12" w:space="0" w:color="D76CCB" w:themeColor="accent5" w:themeTint="9A"/>
+          <w:bottom w:val="single" w:color="D76CCB" w:themeColor="accent5" w:themeTint="9A" w:sz="12" w:space="0"/>
         </w:tcBorders>
       </w:tcPr>
     </w:tblStylePr>
@@ -13927,7 +13992,7 @@
       <w:tblPr/>
       <w:tcPr>
         <w:tcBorders>
-          <w:top w:val="single" w:sz="12" w:space="0" w:color="D76CCB" w:themeColor="accent5" w:themeTint="9A"/>
+          <w:top w:val="single" w:color="D76CCB" w:themeColor="accent5" w:themeTint="9A" w:sz="12" w:space="0"/>
         </w:tcBorders>
       </w:tcPr>
     </w:tblStylePr>
@@ -13947,7 +14012,7 @@
       <w:tblPr/>
       <w:tcPr>
         <w:tcBorders>
-          <w:left w:val="single" w:sz="12" w:space="0" w:color="D76CCB" w:themeColor="accent5" w:themeTint="9A"/>
+          <w:left w:val="single" w:color="D76CCB" w:themeColor="accent5" w:themeTint="9A" w:sz="12" w:space="0"/>
         </w:tcBorders>
       </w:tcPr>
     </w:tblStylePr>
@@ -13960,15 +14025,15 @@
       <w:tblPr/>
       <w:tcPr>
         <w:tcBorders>
-          <w:top w:val="single" w:sz="4" w:space="0" w:color="E49DDC" w:themeColor="accent5" w:themeTint="67"/>
-          <w:left w:val="single" w:sz="4" w:space="0" w:color="E49DDC" w:themeColor="accent5" w:themeTint="67"/>
-          <w:bottom w:val="single" w:sz="4" w:space="0" w:color="E49DDC" w:themeColor="accent5" w:themeTint="67"/>
-          <w:right w:val="single" w:sz="4" w:space="0" w:color="E49DDC" w:themeColor="accent5" w:themeTint="67"/>
-        </w:tcBorders>
-      </w:tcPr>
-    </w:tblStylePr>
-  </w:style>
-  <w:style w:type="table" w:customStyle="1" w:styleId="Bordered-Accent6">
+          <w:top w:val="single" w:color="E49DDC" w:themeColor="accent5" w:themeTint="67" w:sz="4" w:space="0"/>
+          <w:left w:val="single" w:color="E49DDC" w:themeColor="accent5" w:themeTint="67" w:sz="4" w:space="0"/>
+          <w:bottom w:val="single" w:color="E49DDC" w:themeColor="accent5" w:themeTint="67" w:sz="4" w:space="0"/>
+          <w:right w:val="single" w:color="E49DDC" w:themeColor="accent5" w:themeTint="67" w:sz="4" w:space="0"/>
+        </w:tcBorders>
+      </w:tcPr>
+    </w:tblStylePr>
+  </w:style>
+  <w:style w:type="table" w:styleId="Bordered-Accent6" w:customStyle="1">
     <w:name w:val="Bordered - Accent 6"/>
     <w:basedOn w:val="TableNormal"/>
     <w:uiPriority w:val="99"/>
@@ -13979,12 +14044,12 @@
       <w:tblStyleRowBandSize w:val="1"/>
       <w:tblStyleColBandSize w:val="1"/>
       <w:tblBorders>
-        <w:top w:val="single" w:sz="4" w:space="0" w:color="B2E5A0" w:themeColor="accent6" w:themeTint="67"/>
-        <w:left w:val="single" w:sz="4" w:space="0" w:color="B2E5A0" w:themeColor="accent6" w:themeTint="67"/>
-        <w:bottom w:val="single" w:sz="4" w:space="0" w:color="B2E5A0" w:themeColor="accent6" w:themeTint="67"/>
-        <w:right w:val="single" w:sz="4" w:space="0" w:color="B2E5A0" w:themeColor="accent6" w:themeTint="67"/>
-        <w:insideH w:val="single" w:sz="4" w:space="0" w:color="B2E5A0" w:themeColor="accent6" w:themeTint="67"/>
-        <w:insideV w:val="single" w:sz="4" w:space="0" w:color="B2E5A0" w:themeColor="accent6" w:themeTint="67"/>
+        <w:top w:val="single" w:color="B2E5A0" w:themeColor="accent6" w:themeTint="67" w:sz="4" w:space="0"/>
+        <w:left w:val="single" w:color="B2E5A0" w:themeColor="accent6" w:themeTint="67" w:sz="4" w:space="0"/>
+        <w:bottom w:val="single" w:color="B2E5A0" w:themeColor="accent6" w:themeTint="67" w:sz="4" w:space="0"/>
+        <w:right w:val="single" w:color="B2E5A0" w:themeColor="accent6" w:themeTint="67" w:sz="4" w:space="0"/>
+        <w:insideH w:val="single" w:color="B2E5A0" w:themeColor="accent6" w:themeTint="67" w:sz="4" w:space="0"/>
+        <w:insideV w:val="single" w:color="B2E5A0" w:themeColor="accent6" w:themeTint="67" w:sz="4" w:space="0"/>
       </w:tblBorders>
     </w:tblPr>
     <w:tblStylePr w:type="firstRow">
@@ -13996,7 +14061,7 @@
       <w:tblPr/>
       <w:tcPr>
         <w:tcBorders>
-          <w:bottom w:val="single" w:sz="12" w:space="0" w:color="8ED873" w:themeColor="accent6" w:themeTint="98"/>
+          <w:bottom w:val="single" w:color="8ED873" w:themeColor="accent6" w:themeTint="98" w:sz="12" w:space="0"/>
         </w:tcBorders>
       </w:tcPr>
     </w:tblStylePr>
@@ -14009,7 +14074,7 @@
       <w:tblPr/>
       <w:tcPr>
         <w:tcBorders>
-          <w:top w:val="single" w:sz="12" w:space="0" w:color="8ED873" w:themeColor="accent6" w:themeTint="98"/>
+          <w:top w:val="single" w:color="8ED873" w:themeColor="accent6" w:themeTint="98" w:sz="12" w:space="0"/>
         </w:tcBorders>
       </w:tcPr>
     </w:tblStylePr>
@@ -14029,7 +14094,7 @@
       <w:tblPr/>
       <w:tcPr>
         <w:tcBorders>
-          <w:left w:val="single" w:sz="12" w:space="0" w:color="8ED873" w:themeColor="accent6" w:themeTint="98"/>
+          <w:left w:val="single" w:color="8ED873" w:themeColor="accent6" w:themeTint="98" w:sz="12" w:space="0"/>
         </w:tcBorders>
       </w:tcPr>
     </w:tblStylePr>
@@ -14042,10 +14107,10 @@
       <w:tblPr/>
       <w:tcPr>
         <w:tcBorders>
-          <w:top w:val="single" w:sz="4" w:space="0" w:color="B2E5A0" w:themeColor="accent6" w:themeTint="67"/>
-          <w:left w:val="single" w:sz="4" w:space="0" w:color="B2E5A0" w:themeColor="accent6" w:themeTint="67"/>
-          <w:bottom w:val="single" w:sz="4" w:space="0" w:color="B2E5A0" w:themeColor="accent6" w:themeTint="67"/>
-          <w:right w:val="single" w:sz="4" w:space="0" w:color="B2E5A0" w:themeColor="accent6" w:themeTint="67"/>
+          <w:top w:val="single" w:color="B2E5A0" w:themeColor="accent6" w:themeTint="67" w:sz="4" w:space="0"/>
+          <w:left w:val="single" w:color="B2E5A0" w:themeColor="accent6" w:themeTint="67" w:sz="4" w:space="0"/>
+          <w:bottom w:val="single" w:color="B2E5A0" w:themeColor="accent6" w:themeTint="67" w:sz="4" w:space="0"/>
+          <w:right w:val="single" w:color="B2E5A0" w:themeColor="accent6" w:themeTint="67" w:sz="4" w:space="0"/>
         </w:tcBorders>
       </w:tcPr>
     </w:tblStylePr>
@@ -14137,7 +14202,7 @@
       <w:spacing w:after="0" w:line="240" w:lineRule="auto"/>
     </w:pPr>
   </w:style>
-  <w:style w:type="character" w:customStyle="1" w:styleId="HeaderChar">
+  <w:style w:type="character" w:styleId="HeaderChar" w:customStyle="1">
     <w:name w:val="Header Char"/>
     <w:basedOn w:val="DefaultParagraphFont"/>
     <w:link w:val="Header"/>
@@ -14157,7 +14222,7 @@
       <w:spacing w:after="0" w:line="240" w:lineRule="auto"/>
     </w:pPr>
   </w:style>
-  <w:style w:type="character" w:customStyle="1" w:styleId="FooterChar">
+  <w:style w:type="character" w:styleId="FooterChar" w:customStyle="1">
     <w:name w:val="Footer Char"/>
     <w:basedOn w:val="DefaultParagraphFont"/>
     <w:link w:val="Footer"/>
@@ -14196,7 +14261,7 @@
       <w:szCs w:val="20"/>
     </w:rPr>
   </w:style>
-  <w:style w:type="character" w:customStyle="1" w:styleId="FootnoteTextChar">
+  <w:style w:type="character" w:styleId="FootnoteTextChar" w:customStyle="1">
     <w:name w:val="Footnote Text Char"/>
     <w:basedOn w:val="DefaultParagraphFont"/>
     <w:link w:val="FootnoteText"/>
@@ -14232,7 +14297,7 @@
       <w:szCs w:val="20"/>
     </w:rPr>
   </w:style>
-  <w:style w:type="character" w:customStyle="1" w:styleId="EndnoteTextChar">
+  <w:style w:type="character" w:styleId="EndnoteTextChar" w:customStyle="1">
     <w:name w:val="Endnote Text Char"/>
     <w:basedOn w:val="DefaultParagraphFont"/>
     <w:link w:val="EndnoteText"/>
@@ -14289,31 +14354,31 @@
       <w:spacing w:after="0"/>
     </w:pPr>
   </w:style>
-  <w:style w:type="character" w:customStyle="1" w:styleId="Heading1Char">
+  <w:style w:type="character" w:styleId="Heading1Char" w:customStyle="1">
     <w:name w:val="Heading 1 Char"/>
     <w:basedOn w:val="DefaultParagraphFont"/>
     <w:link w:val="Heading1"/>
     <w:uiPriority w:val="9"/>
     <w:rPr>
-      <w:rFonts w:asciiTheme="majorHAnsi" w:eastAsiaTheme="majorEastAsia" w:hAnsiTheme="majorHAnsi" w:cstheme="majorBidi"/>
+      <w:rFonts w:asciiTheme="majorHAnsi" w:hAnsiTheme="majorHAnsi" w:eastAsiaTheme="majorEastAsia" w:cstheme="majorBidi"/>
       <w:color w:val="0F4761" w:themeColor="accent1" w:themeShade="BF"/>
       <w:sz w:val="40"/>
       <w:szCs w:val="40"/>
     </w:rPr>
   </w:style>
-  <w:style w:type="character" w:customStyle="1" w:styleId="Heading2Char">
+  <w:style w:type="character" w:styleId="Heading2Char" w:customStyle="1">
     <w:name w:val="Heading 2 Char"/>
     <w:basedOn w:val="DefaultParagraphFont"/>
     <w:link w:val="Heading2"/>
     <w:uiPriority w:val="9"/>
     <w:rPr>
-      <w:rFonts w:asciiTheme="majorHAnsi" w:eastAsiaTheme="majorEastAsia" w:hAnsiTheme="majorHAnsi" w:cstheme="majorBidi"/>
+      <w:rFonts w:asciiTheme="majorHAnsi" w:hAnsiTheme="majorHAnsi" w:eastAsiaTheme="majorEastAsia" w:cstheme="majorBidi"/>
       <w:color w:val="0F4761" w:themeColor="accent1" w:themeShade="BF"/>
       <w:sz w:val="32"/>
       <w:szCs w:val="32"/>
     </w:rPr>
   </w:style>
-  <w:style w:type="character" w:customStyle="1" w:styleId="Heading3Char">
+  <w:style w:type="character" w:styleId="Heading3Char" w:customStyle="1">
     <w:name w:val="Heading 3 Char"/>
     <w:basedOn w:val="DefaultParagraphFont"/>
     <w:link w:val="Heading3"/>
@@ -14325,7 +14390,7 @@
       <w:szCs w:val="28"/>
     </w:rPr>
   </w:style>
-  <w:style w:type="character" w:customStyle="1" w:styleId="Heading4Char">
+  <w:style w:type="character" w:styleId="Heading4Char" w:customStyle="1">
     <w:name w:val="Heading 4 Char"/>
     <w:basedOn w:val="DefaultParagraphFont"/>
     <w:link w:val="Heading4"/>
@@ -14337,7 +14402,7 @@
       <w:color w:val="0F4761" w:themeColor="accent1" w:themeShade="BF"/>
     </w:rPr>
   </w:style>
-  <w:style w:type="character" w:customStyle="1" w:styleId="Heading5Char">
+  <w:style w:type="character" w:styleId="Heading5Char" w:customStyle="1">
     <w:name w:val="Heading 5 Char"/>
     <w:basedOn w:val="DefaultParagraphFont"/>
     <w:link w:val="Heading5"/>
@@ -14347,7 +14412,7 @@
       <w:color w:val="0F4761" w:themeColor="accent1" w:themeShade="BF"/>
     </w:rPr>
   </w:style>
-  <w:style w:type="character" w:customStyle="1" w:styleId="Heading6Char">
+  <w:style w:type="character" w:styleId="Heading6Char" w:customStyle="1">
     <w:name w:val="Heading 6 Char"/>
     <w:basedOn w:val="DefaultParagraphFont"/>
     <w:link w:val="Heading6"/>
@@ -14359,7 +14424,7 @@
       <w:color w:val="595959" w:themeColor="text1" w:themeTint="A6"/>
     </w:rPr>
   </w:style>
-  <w:style w:type="character" w:customStyle="1" w:styleId="Heading7Char">
+  <w:style w:type="character" w:styleId="Heading7Char" w:customStyle="1">
     <w:name w:val="Heading 7 Char"/>
     <w:basedOn w:val="DefaultParagraphFont"/>
     <w:link w:val="Heading7"/>
@@ -14369,7 +14434,7 @@
       <w:color w:val="595959" w:themeColor="text1" w:themeTint="A6"/>
     </w:rPr>
   </w:style>
-  <w:style w:type="character" w:customStyle="1" w:styleId="Heading8Char">
+  <w:style w:type="character" w:styleId="Heading8Char" w:customStyle="1">
     <w:name w:val="Heading 8 Char"/>
     <w:basedOn w:val="DefaultParagraphFont"/>
     <w:link w:val="Heading8"/>
@@ -14381,7 +14446,7 @@
       <w:color w:val="272727" w:themeColor="text1" w:themeTint="D8"/>
     </w:rPr>
   </w:style>
-  <w:style w:type="character" w:customStyle="1" w:styleId="Heading9Char">
+  <w:style w:type="character" w:styleId="Heading9Char" w:customStyle="1">
     <w:name w:val="Heading 9 Char"/>
     <w:basedOn w:val="DefaultParagraphFont"/>
     <w:link w:val="Heading9"/>
@@ -14391,13 +14456,13 @@
       <w:color w:val="272727" w:themeColor="text1" w:themeTint="D8"/>
     </w:rPr>
   </w:style>
-  <w:style w:type="character" w:customStyle="1" w:styleId="TitleChar">
+  <w:style w:type="character" w:styleId="TitleChar" w:customStyle="1">
     <w:name w:val="Title Char"/>
     <w:basedOn w:val="DefaultParagraphFont"/>
     <w:link w:val="Title"/>
     <w:uiPriority w:val="10"/>
     <w:rPr>
-      <w:rFonts w:asciiTheme="majorHAnsi" w:eastAsiaTheme="majorEastAsia" w:hAnsiTheme="majorHAnsi" w:cstheme="majorBidi"/>
+      <w:rFonts w:asciiTheme="majorHAnsi" w:hAnsiTheme="majorHAnsi" w:eastAsiaTheme="majorEastAsia" w:cstheme="majorBidi"/>
       <w:spacing w:val="-10"/>
       <w:sz w:val="56"/>
       <w:szCs w:val="56"/>
@@ -14415,13 +14480,13 @@
       <w:contextualSpacing/>
     </w:pPr>
     <w:rPr>
-      <w:rFonts w:asciiTheme="majorHAnsi" w:eastAsiaTheme="majorEastAsia" w:hAnsiTheme="majorHAnsi" w:cstheme="majorBidi"/>
+      <w:rFonts w:asciiTheme="majorHAnsi" w:hAnsiTheme="majorHAnsi" w:eastAsiaTheme="majorEastAsia" w:cstheme="majorBidi"/>
       <w:spacing w:val="-10"/>
       <w:sz w:val="56"/>
       <w:szCs w:val="56"/>
     </w:rPr>
   </w:style>
-  <w:style w:type="character" w:customStyle="1" w:styleId="SubtitleChar">
+  <w:style w:type="character" w:styleId="SubtitleChar" w:customStyle="1">
     <w:name w:val="Subtitle Char"/>
     <w:basedOn w:val="DefaultParagraphFont"/>
     <w:link w:val="Subtitle"/>
@@ -14465,7 +14530,7 @@
       <w:color w:val="0F4761" w:themeColor="accent1" w:themeShade="BF"/>
     </w:rPr>
   </w:style>
-  <w:style w:type="character" w:customStyle="1" w:styleId="QuoteChar">
+  <w:style w:type="character" w:styleId="QuoteChar" w:customStyle="1">
     <w:name w:val="Quote Char"/>
     <w:basedOn w:val="DefaultParagraphFont"/>
     <w:link w:val="Quote"/>
@@ -14493,7 +14558,7 @@
       <w:color w:val="404040" w:themeColor="text1" w:themeTint="BF"/>
     </w:rPr>
   </w:style>
-  <w:style w:type="character" w:customStyle="1" w:styleId="IntenseQuoteChar">
+  <w:style w:type="character" w:styleId="IntenseQuoteChar" w:customStyle="1">
     <w:name w:val="Intense Quote Char"/>
     <w:basedOn w:val="DefaultParagraphFont"/>
     <w:link w:val="IntenseQuote"/>
@@ -14513,8 +14578,8 @@
     <w:qFormat/>
     <w:pPr>
       <w:pBdr>
-        <w:top w:val="single" w:sz="4" w:space="10" w:color="0F4761" w:themeColor="accent1" w:themeShade="BF"/>
-        <w:bottom w:val="single" w:sz="4" w:space="10" w:color="0F4761" w:themeColor="accent1" w:themeShade="BF"/>
+        <w:top w:val="single" w:color="0F4761" w:themeColor="accent1" w:themeShade="BF" w:sz="4" w:space="10"/>
+        <w:bottom w:val="single" w:color="0F4761" w:themeColor="accent1" w:themeShade="BF" w:sz="4" w:space="10"/>
       </w:pBdr>
       <w:spacing w:before="360" w:after="360"/>
       <w:ind w:left="864" w:right="864"/>
@@ -14539,7 +14604,7 @@
       <w:spacing w:val="5"/>
     </w:rPr>
   </w:style>
-  <w:style w:type="paragraph" w:customStyle="1" w:styleId="a">
+  <w:style w:type="paragraph" w:styleId="a" w:customStyle="1">
     <w:name w:val="רגיל"/>
     <w:basedOn w:val="Normal"/>
     <w:uiPriority w:val="1"/>
@@ -14562,12 +14627,12 @@
     </w:pPr>
     <w:tblPr>
       <w:tblBorders>
-        <w:top w:val="single" w:sz="4" w:space="0" w:color="000000" w:themeColor="text1"/>
-        <w:left w:val="single" w:sz="4" w:space="0" w:color="000000" w:themeColor="text1"/>
-        <w:bottom w:val="single" w:sz="4" w:space="0" w:color="000000" w:themeColor="text1"/>
-        <w:right w:val="single" w:sz="4" w:space="0" w:color="000000" w:themeColor="text1"/>
-        <w:insideH w:val="single" w:sz="4" w:space="0" w:color="000000" w:themeColor="text1"/>
-        <w:insideV w:val="single" w:sz="4" w:space="0" w:color="000000" w:themeColor="text1"/>
+        <w:top w:val="single" w:color="000000" w:themeColor="text1" w:sz="4" w:space="0"/>
+        <w:left w:val="single" w:color="000000" w:themeColor="text1" w:sz="4" w:space="0"/>
+        <w:bottom w:val="single" w:color="000000" w:themeColor="text1" w:sz="4" w:space="0"/>
+        <w:right w:val="single" w:color="000000" w:themeColor="text1" w:sz="4" w:space="0"/>
+        <w:insideH w:val="single" w:color="000000" w:themeColor="text1" w:sz="4" w:space="0"/>
+        <w:insideV w:val="single" w:color="000000" w:themeColor="text1" w:sz="4" w:space="0"/>
       </w:tblBorders>
     </w:tblPr>
   </w:style>

--- a/invoice/revoinvoiceproduct.docx
+++ b/invoice/revoinvoiceproduct.docx
@@ -145,27 +145,7 @@
           <w:bCs/>
           <w:color w:val="000000" w:themeColor="text1"/>
         </w:rPr>
-        <w:t>Invoice number: {</w:t>
-      </w:r>
-      <w:proofErr w:type="spellStart"/>
-      <w:r>
-        <w:rPr>
-          <w:rFonts w:ascii="Calibri" w:hAnsi="Calibri" w:eastAsia="Calibri" w:cs="Calibri"/>
-          <w:b/>
-          <w:bCs/>
-          <w:color w:val="000000" w:themeColor="text1"/>
-        </w:rPr>
-        <w:t>invoicenumber</w:t>
-      </w:r>
-      <w:proofErr w:type="spellEnd"/>
-      <w:r>
-        <w:rPr>
-          <w:rFonts w:ascii="Calibri" w:hAnsi="Calibri" w:eastAsia="Calibri" w:cs="Calibri"/>
-          <w:b/>
-          <w:bCs/>
-          <w:color w:val="000000" w:themeColor="text1"/>
-        </w:rPr>
-        <w:t xml:space="preserve">}                                    </w:t>
+        <w:t xml:space="preserve">Invoice number: {invoicenumber}                                    </w:t>
       </w:r>
       <w:r>
         <w:rPr>
@@ -228,27 +208,7 @@
           <w:bCs/>
           <w:color w:val="000000" w:themeColor="text1"/>
         </w:rPr>
-        <w:t xml:space="preserve"> Date: {</w:t>
-      </w:r>
-      <w:proofErr w:type="spellStart"/>
-      <w:r>
-        <w:rPr>
-          <w:rFonts w:ascii="Calibri" w:hAnsi="Calibri" w:eastAsia="Calibri" w:cs="Calibri"/>
-          <w:b/>
-          <w:bCs/>
-          <w:color w:val="000000" w:themeColor="text1"/>
-        </w:rPr>
-        <w:t>invoicedate</w:t>
-      </w:r>
-      <w:proofErr w:type="spellEnd"/>
-      <w:r>
-        <w:rPr>
-          <w:rFonts w:ascii="Calibri" w:hAnsi="Calibri" w:eastAsia="Calibri" w:cs="Calibri"/>
-          <w:b/>
-          <w:bCs/>
-          <w:color w:val="000000" w:themeColor="text1"/>
-        </w:rPr>
-        <w:t>}</w:t>
+        <w:t xml:space="preserve"> Date: {invoicedate}</w:t>
       </w:r>
     </w:p>
     <w:p>
@@ -268,27 +228,7 @@
           <w:bCs/>
           <w:color w:val="000000" w:themeColor="text1"/>
         </w:rPr>
-        <w:t>Order ID: {</w:t>
-      </w:r>
-      <w:proofErr w:type="spellStart"/>
-      <w:r>
-        <w:rPr>
-          <w:rFonts w:ascii="Calibri" w:hAnsi="Calibri" w:eastAsia="Calibri" w:cs="Calibri"/>
-          <w:b/>
-          <w:bCs/>
-          <w:color w:val="000000" w:themeColor="text1"/>
-        </w:rPr>
-        <w:t>orderid</w:t>
-      </w:r>
-      <w:proofErr w:type="spellEnd"/>
-      <w:r>
-        <w:rPr>
-          <w:rFonts w:ascii="Calibri" w:hAnsi="Calibri" w:eastAsia="Calibri" w:cs="Calibri"/>
-          <w:b/>
-          <w:bCs/>
-          <w:color w:val="000000" w:themeColor="text1"/>
-        </w:rPr>
-        <w:t>}</w:t>
+        <w:t>Order ID: {orderid}</w:t>
       </w:r>
     </w:p>
     <w:p>
@@ -357,25 +297,7 @@
           <w:sz w:val="22"/>
           <w:szCs w:val="22"/>
         </w:rPr>
-        <w:t>{</w:t>
-      </w:r>
-      <w:proofErr w:type="spellStart"/>
-      <w:r>
-        <w:rPr>
-          <w:rFonts w:ascii="Calibri" w:hAnsi="Calibri" w:eastAsia="Calibri" w:cs="Calibri"/>
-          <w:sz w:val="22"/>
-          <w:szCs w:val="22"/>
-        </w:rPr>
-        <w:t>companyname</w:t>
-      </w:r>
-      <w:proofErr w:type="spellEnd"/>
-      <w:r>
-        <w:rPr>
-          <w:rFonts w:ascii="Calibri" w:hAnsi="Calibri" w:eastAsia="Calibri" w:cs="Calibri"/>
-          <w:sz w:val="22"/>
-          <w:szCs w:val="22"/>
-        </w:rPr>
-        <w:t>}</w:t>
+        <w:t>{companyname}</w:t>
       </w:r>
     </w:p>
     <w:p>
@@ -391,8 +313,8 @@
       <w:r>
         <w:rPr>
           <w:rFonts w:ascii="Calibri" w:hAnsi="Calibri" w:eastAsia="Calibri" w:cs="Calibri"/>
-          <w:b/>
-          <w:bCs/>
+          <w:b w:val="1"/>
+          <w:bCs w:val="1"/>
           <w:sz w:val="22"/>
           <w:szCs w:val="22"/>
         </w:rPr>
@@ -404,9 +326,24 @@
           <w:sz w:val="22"/>
           <w:szCs w:val="22"/>
         </w:rPr>
-        <w:t>: {</w:t>
+        <w:t>:</w:t>
       </w:r>
-      <w:proofErr w:type="spellStart"/>
+      <w:r>
+        <w:rPr>
+          <w:rFonts w:ascii="Calibri" w:hAnsi="Calibri" w:eastAsia="Calibri" w:cs="Calibri"/>
+          <w:sz w:val="22"/>
+          <w:szCs w:val="22"/>
+        </w:rPr>
+        <w:t xml:space="preserve"> +91</w:t>
+      </w:r>
+      <w:r>
+        <w:rPr>
+          <w:rFonts w:ascii="Calibri" w:hAnsi="Calibri" w:eastAsia="Calibri" w:cs="Calibri"/>
+          <w:sz w:val="22"/>
+          <w:szCs w:val="22"/>
+        </w:rPr>
+        <w:t xml:space="preserve"> {</w:t>
+      </w:r>
       <w:r>
         <w:rPr>
           <w:rFonts w:ascii="Calibri" w:hAnsi="Calibri" w:eastAsia="Calibri" w:cs="Calibri"/>
@@ -415,7 +352,6 @@
         </w:rPr>
         <w:t>phonenumber</w:t>
       </w:r>
-      <w:proofErr w:type="spellEnd"/>
       <w:r>
         <w:rPr>
           <w:rFonts w:ascii="Calibri" w:hAnsi="Calibri" w:eastAsia="Calibri" w:cs="Calibri"/>
@@ -438,8 +374,8 @@
       <w:r>
         <w:rPr>
           <w:rFonts w:ascii="Calibri" w:hAnsi="Calibri" w:eastAsia="Calibri" w:cs="Calibri"/>
-          <w:b w:val="1"/>
-          <w:bCs w:val="1"/>
+          <w:b/>
+          <w:bCs/>
           <w:sz w:val="22"/>
           <w:szCs w:val="22"/>
         </w:rPr>
@@ -451,23 +387,7 @@
           <w:sz w:val="22"/>
           <w:szCs w:val="22"/>
         </w:rPr>
-        <w:t xml:space="preserve"> {</w:t>
-      </w:r>
-      <w:r>
-        <w:rPr>
-          <w:rFonts w:ascii="Calibri" w:hAnsi="Calibri" w:eastAsia="Calibri" w:cs="Calibri"/>
-          <w:sz w:val="22"/>
-          <w:szCs w:val="22"/>
-        </w:rPr>
-        <w:t>gstnumber</w:t>
-      </w:r>
-      <w:r>
-        <w:rPr>
-          <w:rFonts w:ascii="Calibri" w:hAnsi="Calibri" w:eastAsia="Calibri" w:cs="Calibri"/>
-          <w:sz w:val="22"/>
-          <w:szCs w:val="22"/>
-        </w:rPr>
-        <w:t>}</w:t>
+        <w:t xml:space="preserve"> {gstnumber}</w:t>
       </w:r>
     </w:p>
     <w:p>
@@ -476,8 +396,6 @@
         <w:spacing w:after="0"/>
         <w:rPr>
           <w:rFonts w:ascii="Calibri" w:hAnsi="Calibri" w:eastAsia="Calibri" w:cs="Calibri"/>
-          <w:b w:val="0"/>
-          <w:bCs w:val="0"/>
           <w:sz w:val="22"/>
           <w:szCs w:val="22"/>
         </w:rPr>
@@ -485,8 +403,8 @@
       <w:r>
         <w:rPr>
           <w:rFonts w:ascii="Calibri" w:hAnsi="Calibri" w:eastAsia="Calibri" w:cs="Calibri"/>
-          <w:b w:val="1"/>
-          <w:bCs w:val="1"/>
+          <w:b/>
+          <w:bCs/>
           <w:sz w:val="22"/>
           <w:szCs w:val="22"/>
         </w:rPr>
@@ -495,8 +413,6 @@
       <w:r>
         <w:rPr>
           <w:rFonts w:ascii="Calibri" w:hAnsi="Calibri" w:eastAsia="Calibri" w:cs="Calibri"/>
-          <w:b w:val="0"/>
-          <w:bCs w:val="0"/>
           <w:sz w:val="22"/>
           <w:szCs w:val="22"/>
         </w:rPr>
@@ -509,8 +425,6 @@
         <w:spacing w:after="0"/>
         <w:rPr>
           <w:rFonts w:ascii="Calibri" w:hAnsi="Calibri" w:eastAsia="Calibri" w:cs="Calibri"/>
-          <w:b w:val="0"/>
-          <w:bCs w:val="0"/>
           <w:sz w:val="22"/>
           <w:szCs w:val="22"/>
         </w:rPr>
@@ -518,8 +432,8 @@
       <w:r>
         <w:rPr>
           <w:rFonts w:ascii="Calibri" w:hAnsi="Calibri" w:eastAsia="Calibri" w:cs="Calibri"/>
-          <w:b w:val="1"/>
-          <w:bCs w:val="1"/>
+          <w:b/>
+          <w:bCs/>
           <w:sz w:val="22"/>
           <w:szCs w:val="22"/>
         </w:rPr>
@@ -528,8 +442,6 @@
       <w:r>
         <w:rPr>
           <w:rFonts w:ascii="Calibri" w:hAnsi="Calibri" w:eastAsia="Calibri" w:cs="Calibri"/>
-          <w:b w:val="0"/>
-          <w:bCs w:val="0"/>
           <w:sz w:val="22"/>
           <w:szCs w:val="22"/>
         </w:rPr>
@@ -541,8 +453,6 @@
         <w:spacing w:after="0" w:line="264" w:lineRule="auto"/>
         <w:rPr>
           <w:rFonts w:ascii="Calibri" w:hAnsi="Calibri" w:cs="Calibri"/>
-          <w:b w:val="0"/>
-          <w:bCs w:val="0"/>
           <w:color w:val="000000" w:themeColor="text1"/>
           <w:sz w:val="22"/>
           <w:szCs w:val="22"/>
@@ -551,9 +461,9 @@
       <w:r>
         <w:rPr>
           <w:rFonts w:ascii="Calibri" w:hAnsi="Calibri" w:cs="Calibri"/>
-          <w:b w:val="1"/>
-          <w:bCs w:val="1"/>
-          <w:color w:val="000000" w:themeColor="text1" w:themeTint="FF" w:themeShade="FF"/>
+          <w:b/>
+          <w:bCs/>
+          <w:color w:val="000000" w:themeColor="text1"/>
           <w:sz w:val="22"/>
           <w:szCs w:val="22"/>
         </w:rPr>
@@ -562,9 +472,7 @@
       <w:r>
         <w:rPr>
           <w:rFonts w:ascii="Calibri" w:hAnsi="Calibri" w:cs="Calibri"/>
-          <w:b w:val="0"/>
-          <w:bCs w:val="0"/>
-          <w:color w:val="000000" w:themeColor="text1" w:themeTint="FF" w:themeShade="FF"/>
+          <w:color w:val="000000" w:themeColor="text1"/>
           <w:sz w:val="22"/>
           <w:szCs w:val="22"/>
         </w:rPr>
@@ -576,7 +484,7 @@
         <w:spacing w:after="0" w:line="264" w:lineRule="auto"/>
         <w:rPr>
           <w:rFonts w:ascii="Calibri" w:hAnsi="Calibri" w:cs="Calibri"/>
-          <w:color w:val="000000" w:themeColor="text1" w:themeTint="FF" w:themeShade="FF"/>
+          <w:color w:val="000000" w:themeColor="text1"/>
           <w:sz w:val="22"/>
           <w:szCs w:val="22"/>
         </w:rPr>
@@ -633,25 +541,7 @@
           <w:sz w:val="22"/>
           <w:szCs w:val="22"/>
         </w:rPr>
-        <w:t>{</w:t>
-      </w:r>
-      <w:proofErr w:type="spellStart"/>
-      <w:r>
-        <w:rPr>
-          <w:rFonts w:ascii="Calibri" w:hAnsi="Calibri" w:eastAsia="Calibri" w:cs="Calibri"/>
-          <w:sz w:val="22"/>
-          <w:szCs w:val="22"/>
-        </w:rPr>
-        <w:t>customername</w:t>
-      </w:r>
-      <w:proofErr w:type="spellEnd"/>
-      <w:r>
-        <w:rPr>
-          <w:rFonts w:ascii="Calibri" w:hAnsi="Calibri" w:eastAsia="Calibri" w:cs="Calibri"/>
-          <w:sz w:val="22"/>
-          <w:szCs w:val="22"/>
-        </w:rPr>
-        <w:t>}</w:t>
+        <w:t>{customername}</w:t>
       </w:r>
     </w:p>
     <w:p>
@@ -670,25 +560,7 @@
           <w:sz w:val="22"/>
           <w:szCs w:val="22"/>
         </w:rPr>
-        <w:t>{</w:t>
-      </w:r>
-      <w:proofErr w:type="spellStart"/>
-      <w:r>
-        <w:rPr>
-          <w:rFonts w:ascii="Calibri" w:hAnsi="Calibri" w:eastAsia="Calibri" w:cs="Calibri"/>
-          <w:sz w:val="22"/>
-          <w:szCs w:val="22"/>
-        </w:rPr>
-        <w:t>customeraddress</w:t>
-      </w:r>
-      <w:proofErr w:type="spellEnd"/>
-      <w:r>
-        <w:rPr>
-          <w:rFonts w:ascii="Calibri" w:hAnsi="Calibri" w:eastAsia="Calibri" w:cs="Calibri"/>
-          <w:sz w:val="22"/>
-          <w:szCs w:val="22"/>
-        </w:rPr>
-        <w:t>}</w:t>
+        <w:t>{customeraddress}</w:t>
       </w:r>
     </w:p>
     <w:p>
@@ -704,8 +576,8 @@
       <w:r>
         <w:rPr>
           <w:rFonts w:ascii="Calibri" w:hAnsi="Calibri" w:eastAsia="Calibri" w:cs="Calibri"/>
-          <w:b/>
-          <w:bCs/>
+          <w:b w:val="1"/>
+          <w:bCs w:val="1"/>
           <w:sz w:val="22"/>
           <w:szCs w:val="22"/>
         </w:rPr>
@@ -717,9 +589,24 @@
           <w:sz w:val="22"/>
           <w:szCs w:val="22"/>
         </w:rPr>
-        <w:t xml:space="preserve"> {</w:t>
+        <w:t xml:space="preserve"> </w:t>
       </w:r>
-      <w:proofErr w:type="spellStart"/>
+      <w:r>
+        <w:rPr>
+          <w:rFonts w:ascii="Calibri" w:hAnsi="Calibri" w:eastAsia="Calibri" w:cs="Calibri"/>
+          <w:sz w:val="22"/>
+          <w:szCs w:val="22"/>
+        </w:rPr>
+        <w:t xml:space="preserve">+91 </w:t>
+      </w:r>
+      <w:r>
+        <w:rPr>
+          <w:rFonts w:ascii="Calibri" w:hAnsi="Calibri" w:eastAsia="Calibri" w:cs="Calibri"/>
+          <w:sz w:val="22"/>
+          <w:szCs w:val="22"/>
+        </w:rPr>
+        <w:t>{</w:t>
+      </w:r>
       <w:r>
         <w:rPr>
           <w:rFonts w:ascii="Calibri" w:hAnsi="Calibri" w:eastAsia="Calibri" w:cs="Calibri"/>
@@ -728,7 +615,6 @@
         </w:rPr>
         <w:t>customerphonenumber</w:t>
       </w:r>
-      <w:proofErr w:type="spellEnd"/>
       <w:r>
         <w:rPr>
           <w:rFonts w:ascii="Calibri" w:hAnsi="Calibri" w:eastAsia="Calibri" w:cs="Calibri"/>
@@ -764,25 +650,7 @@
           <w:sz w:val="22"/>
           <w:szCs w:val="22"/>
         </w:rPr>
-        <w:t xml:space="preserve"> {</w:t>
-      </w:r>
-      <w:proofErr w:type="spellStart"/>
-      <w:r>
-        <w:rPr>
-          <w:rFonts w:ascii="Calibri" w:hAnsi="Calibri" w:cs="Calibri"/>
-          <w:sz w:val="22"/>
-          <w:szCs w:val="22"/>
-        </w:rPr>
-        <w:t>customergstnumber</w:t>
-      </w:r>
-      <w:proofErr w:type="spellEnd"/>
-      <w:r>
-        <w:rPr>
-          <w:rFonts w:ascii="Calibri" w:hAnsi="Calibri" w:cs="Calibri"/>
-          <w:sz w:val="22"/>
-          <w:szCs w:val="22"/>
-        </w:rPr>
-        <w:t>}</w:t>
+        <w:t xml:space="preserve"> {customergstnumber}</w:t>
       </w:r>
     </w:p>
     <w:p>
@@ -824,25 +692,7 @@
           <w:sz w:val="22"/>
           <w:szCs w:val="22"/>
         </w:rPr>
-        <w:t>{</w:t>
-      </w:r>
-      <w:proofErr w:type="spellStart"/>
-      <w:r>
-        <w:rPr>
-          <w:rFonts w:ascii="Calibri" w:hAnsi="Calibri" w:eastAsia="Calibri" w:cs="Calibri"/>
-          <w:sz w:val="22"/>
-          <w:szCs w:val="22"/>
-        </w:rPr>
-        <w:t>customername</w:t>
-      </w:r>
-      <w:proofErr w:type="spellEnd"/>
-      <w:r>
-        <w:rPr>
-          <w:rFonts w:ascii="Calibri" w:hAnsi="Calibri" w:eastAsia="Calibri" w:cs="Calibri"/>
-          <w:sz w:val="22"/>
-          <w:szCs w:val="22"/>
-        </w:rPr>
-        <w:t>}</w:t>
+        <w:t>{customername}</w:t>
       </w:r>
     </w:p>
     <w:p>
@@ -860,25 +710,7 @@
           <w:sz w:val="22"/>
           <w:szCs w:val="22"/>
         </w:rPr>
-        <w:t>{</w:t>
-      </w:r>
-      <w:proofErr w:type="spellStart"/>
-      <w:r>
-        <w:rPr>
-          <w:rFonts w:ascii="Calibri" w:hAnsi="Calibri" w:eastAsia="Calibri" w:cs="Calibri"/>
-          <w:sz w:val="22"/>
-          <w:szCs w:val="22"/>
-        </w:rPr>
-        <w:t>customeraddress</w:t>
-      </w:r>
-      <w:proofErr w:type="spellEnd"/>
-      <w:r>
-        <w:rPr>
-          <w:rFonts w:ascii="Calibri" w:hAnsi="Calibri" w:eastAsia="Calibri" w:cs="Calibri"/>
-          <w:sz w:val="22"/>
-          <w:szCs w:val="22"/>
-        </w:rPr>
-        <w:t>}</w:t>
+        <w:t>{customeraddress}</w:t>
       </w:r>
     </w:p>
     <w:p>
@@ -895,8 +727,8 @@
       <w:r>
         <w:rPr>
           <w:rFonts w:ascii="Calibri" w:hAnsi="Calibri" w:eastAsia="Calibri" w:cs="Calibri"/>
-          <w:b/>
-          <w:bCs/>
+          <w:b w:val="1"/>
+          <w:bCs w:val="1"/>
           <w:sz w:val="22"/>
           <w:szCs w:val="22"/>
         </w:rPr>
@@ -908,9 +740,24 @@
           <w:sz w:val="22"/>
           <w:szCs w:val="22"/>
         </w:rPr>
-        <w:t xml:space="preserve"> {</w:t>
+        <w:t xml:space="preserve"> </w:t>
       </w:r>
-      <w:proofErr w:type="spellStart"/>
+      <w:r>
+        <w:rPr>
+          <w:rFonts w:ascii="Calibri" w:hAnsi="Calibri" w:eastAsia="Calibri" w:cs="Calibri"/>
+          <w:sz w:val="22"/>
+          <w:szCs w:val="22"/>
+        </w:rPr>
+        <w:t xml:space="preserve">+91 </w:t>
+      </w:r>
+      <w:r>
+        <w:rPr>
+          <w:rFonts w:ascii="Calibri" w:hAnsi="Calibri" w:eastAsia="Calibri" w:cs="Calibri"/>
+          <w:sz w:val="22"/>
+          <w:szCs w:val="22"/>
+        </w:rPr>
+        <w:t>{</w:t>
+      </w:r>
       <w:r>
         <w:rPr>
           <w:rFonts w:ascii="Calibri" w:hAnsi="Calibri" w:eastAsia="Calibri" w:cs="Calibri"/>
@@ -919,7 +766,6 @@
         </w:rPr>
         <w:t>customerphonenumber</w:t>
       </w:r>
-      <w:proofErr w:type="spellEnd"/>
       <w:r>
         <w:rPr>
           <w:rFonts w:ascii="Calibri" w:hAnsi="Calibri" w:eastAsia="Calibri" w:cs="Calibri"/>
@@ -985,25 +831,7 @@
           <w:sz w:val="22"/>
           <w:szCs w:val="22"/>
         </w:rPr>
-        <w:t xml:space="preserve"> {</w:t>
-      </w:r>
-      <w:proofErr w:type="spellStart"/>
-      <w:r>
-        <w:rPr>
-          <w:rFonts w:ascii="Calibri" w:hAnsi="Calibri" w:cs="Calibri"/>
-          <w:sz w:val="22"/>
-          <w:szCs w:val="22"/>
-        </w:rPr>
-        <w:t>customergstnumber</w:t>
-      </w:r>
-      <w:proofErr w:type="spellEnd"/>
-      <w:r>
-        <w:rPr>
-          <w:rFonts w:ascii="Calibri" w:hAnsi="Calibri" w:cs="Calibri"/>
-          <w:sz w:val="22"/>
-          <w:szCs w:val="22"/>
-        </w:rPr>
-        <w:t>}</w:t>
+        <w:t xml:space="preserve"> {customergstnumber}</w:t>
       </w:r>
     </w:p>
     <w:p>
@@ -1215,8 +1043,8 @@
               <w:jc w:val="center"/>
               <w:rPr>
                 <w:rFonts w:ascii="Calibri" w:hAnsi="Calibri" w:eastAsia="Calibri" w:cs="Calibri"/>
-                <w:b w:val="1"/>
-                <w:bCs w:val="1"/>
+                <w:b/>
+                <w:bCs/>
                 <w:color w:val="000000" w:themeColor="text1"/>
                 <w:sz w:val="22"/>
                 <w:szCs w:val="22"/>
@@ -1225,9 +1053,9 @@
             <w:r>
               <w:rPr>
                 <w:rFonts w:ascii="Calibri" w:hAnsi="Calibri" w:eastAsia="Calibri" w:cs="Calibri"/>
-                <w:b w:val="1"/>
-                <w:bCs w:val="1"/>
-                <w:color w:val="000000" w:themeColor="text1" w:themeTint="FF" w:themeShade="FF"/>
+                <w:b/>
+                <w:bCs/>
+                <w:color w:val="000000" w:themeColor="text1"/>
                 <w:sz w:val="22"/>
                 <w:szCs w:val="22"/>
               </w:rPr>
@@ -1236,9 +1064,9 @@
             <w:r>
               <w:rPr>
                 <w:rFonts w:ascii="Calibri" w:hAnsi="Calibri" w:eastAsia="Calibri" w:cs="Calibri"/>
-                <w:b w:val="1"/>
-                <w:bCs w:val="1"/>
-                <w:color w:val="000000" w:themeColor="text1" w:themeTint="FF" w:themeShade="FF"/>
+                <w:b/>
+                <w:bCs/>
+                <w:color w:val="000000" w:themeColor="text1"/>
                 <w:sz w:val="22"/>
                 <w:szCs w:val="22"/>
               </w:rPr>
@@ -1247,9 +1075,9 @@
             <w:r>
               <w:rPr>
                 <w:rFonts w:ascii="Calibri" w:hAnsi="Calibri" w:eastAsia="Calibri" w:cs="Calibri"/>
-                <w:b w:val="1"/>
-                <w:bCs w:val="1"/>
-                <w:color w:val="000000" w:themeColor="text1" w:themeTint="FF" w:themeShade="FF"/>
+                <w:b/>
+                <w:bCs/>
+                <w:color w:val="000000" w:themeColor="text1"/>
                 <w:sz w:val="22"/>
                 <w:szCs w:val="22"/>
               </w:rPr>
@@ -1308,8 +1136,8 @@
               <w:jc w:val="center"/>
               <w:rPr>
                 <w:rFonts w:ascii="Calibri" w:hAnsi="Calibri" w:eastAsia="Calibri" w:cs="Calibri"/>
-                <w:b w:val="1"/>
-                <w:bCs w:val="1"/>
+                <w:b/>
+                <w:bCs/>
                 <w:color w:val="000000" w:themeColor="text1"/>
                 <w:sz w:val="22"/>
                 <w:szCs w:val="22"/>
@@ -1318,9 +1146,9 @@
             <w:r>
               <w:rPr>
                 <w:rFonts w:ascii="Calibri" w:hAnsi="Calibri" w:eastAsia="Calibri" w:cs="Calibri"/>
-                <w:b w:val="1"/>
-                <w:bCs w:val="1"/>
-                <w:color w:val="000000" w:themeColor="text1" w:themeTint="FF" w:themeShade="FF"/>
+                <w:b/>
+                <w:bCs/>
+                <w:color w:val="000000" w:themeColor="text1"/>
                 <w:sz w:val="22"/>
                 <w:szCs w:val="22"/>
               </w:rPr>
@@ -1599,7 +1427,7 @@
             <w:r>
               <w:rPr>
                 <w:rFonts w:ascii="Calibri" w:hAnsi="Calibri" w:eastAsia="Calibri" w:cs="Calibri"/>
-                <w:color w:val="000000" w:themeColor="text1" w:themeTint="FF" w:themeShade="FF"/>
+                <w:color w:val="000000" w:themeColor="text1"/>
                 <w:sz w:val="22"/>
                 <w:szCs w:val="22"/>
               </w:rPr>
@@ -1608,7 +1436,7 @@
             <w:r>
               <w:rPr>
                 <w:rFonts w:ascii="Calibri" w:hAnsi="Calibri" w:eastAsia="Calibri" w:cs="Calibri"/>
-                <w:color w:val="000000" w:themeColor="text1" w:themeTint="FF" w:themeShade="FF"/>
+                <w:color w:val="000000" w:themeColor="text1"/>
                 <w:sz w:val="22"/>
                 <w:szCs w:val="22"/>
               </w:rPr>
@@ -1617,7 +1445,7 @@
             <w:r>
               <w:rPr>
                 <w:rFonts w:ascii="Calibri" w:hAnsi="Calibri" w:eastAsia="Calibri" w:cs="Calibri"/>
-                <w:color w:val="000000" w:themeColor="text1" w:themeTint="FF" w:themeShade="FF"/>
+                <w:color w:val="000000" w:themeColor="text1"/>
                 <w:sz w:val="22"/>
                 <w:szCs w:val="22"/>
               </w:rPr>
@@ -1626,7 +1454,7 @@
             <w:r>
               <w:rPr>
                 <w:rFonts w:ascii="Calibri" w:hAnsi="Calibri" w:eastAsia="Calibri" w:cs="Calibri"/>
-                <w:color w:val="000000" w:themeColor="text1" w:themeTint="FF" w:themeShade="FF"/>
+                <w:color w:val="000000" w:themeColor="text1"/>
                 <w:sz w:val="22"/>
                 <w:szCs w:val="22"/>
               </w:rPr>
@@ -1635,7 +1463,7 @@
             <w:r>
               <w:rPr>
                 <w:rFonts w:ascii="Calibri" w:hAnsi="Calibri" w:eastAsia="Calibri" w:cs="Calibri"/>
-                <w:color w:val="000000" w:themeColor="text1" w:themeTint="FF" w:themeShade="FF"/>
+                <w:color w:val="000000" w:themeColor="text1"/>
                 <w:sz w:val="22"/>
                 <w:szCs w:val="22"/>
               </w:rPr>
@@ -1699,7 +1527,7 @@
             <w:r>
               <w:rPr>
                 <w:rFonts w:ascii="Calibri" w:hAnsi="Calibri" w:eastAsia="Calibri" w:cs="Calibri"/>
-                <w:color w:val="000000" w:themeColor="text1" w:themeTint="FF" w:themeShade="FF"/>
+                <w:color w:val="000000" w:themeColor="text1"/>
                 <w:sz w:val="22"/>
                 <w:szCs w:val="22"/>
               </w:rPr>
@@ -1708,7 +1536,7 @@
             <w:r>
               <w:rPr>
                 <w:rFonts w:ascii="Calibri" w:hAnsi="Calibri" w:eastAsia="Calibri" w:cs="Calibri"/>
-                <w:color w:val="000000" w:themeColor="text1" w:themeTint="FF" w:themeShade="FF"/>
+                <w:color w:val="000000" w:themeColor="text1"/>
                 <w:sz w:val="22"/>
                 <w:szCs w:val="22"/>
               </w:rPr>
@@ -1717,7 +1545,7 @@
             <w:r>
               <w:rPr>
                 <w:rFonts w:ascii="Calibri" w:hAnsi="Calibri" w:eastAsia="Calibri" w:cs="Calibri"/>
-                <w:color w:val="000000" w:themeColor="text1" w:themeTint="FF" w:themeShade="FF"/>
+                <w:color w:val="000000" w:themeColor="text1"/>
                 <w:sz w:val="22"/>
                 <w:szCs w:val="22"/>
               </w:rPr>
@@ -1754,27 +1582,7 @@
                 <w:sz w:val="22"/>
                 <w:szCs w:val="22"/>
               </w:rPr>
-              <w:t>{</w:t>
-            </w:r>
-            <w:proofErr w:type="spellStart"/>
-            <w:r>
-              <w:rPr>
-                <w:rFonts w:ascii="Calibri" w:hAnsi="Calibri" w:eastAsia="Calibri" w:cs="Calibri"/>
-                <w:color w:val="000000" w:themeColor="text1"/>
-                <w:sz w:val="22"/>
-                <w:szCs w:val="22"/>
-              </w:rPr>
-              <w:t>taxpercent</w:t>
-            </w:r>
-            <w:proofErr w:type="spellEnd"/>
-            <w:r>
-              <w:rPr>
-                <w:rFonts w:ascii="Calibri" w:hAnsi="Calibri" w:eastAsia="Calibri" w:cs="Calibri"/>
-                <w:color w:val="000000" w:themeColor="text1"/>
-                <w:sz w:val="22"/>
-                <w:szCs w:val="22"/>
-              </w:rPr>
-              <w:t>}</w:t>
+              <w:t>{taxpercent}</w:t>
             </w:r>
           </w:p>
           <w:p>
@@ -1819,27 +1627,7 @@
                 <w:sz w:val="22"/>
                 <w:szCs w:val="22"/>
               </w:rPr>
-              <w:t>{</w:t>
-            </w:r>
-            <w:proofErr w:type="spellStart"/>
-            <w:r>
-              <w:rPr>
-                <w:rFonts w:ascii="Calibri" w:hAnsi="Calibri" w:eastAsia="Calibri" w:cs="Calibri"/>
-                <w:color w:val="000000" w:themeColor="text1"/>
-                <w:sz w:val="22"/>
-                <w:szCs w:val="22"/>
-              </w:rPr>
-              <w:t>taxamount</w:t>
-            </w:r>
-            <w:proofErr w:type="spellEnd"/>
-            <w:r>
-              <w:rPr>
-                <w:rFonts w:ascii="Calibri" w:hAnsi="Calibri" w:eastAsia="Calibri" w:cs="Calibri"/>
-                <w:color w:val="000000" w:themeColor="text1"/>
-                <w:sz w:val="22"/>
-                <w:szCs w:val="22"/>
-              </w:rPr>
-              <w:t>}</w:t>
+              <w:t>{taxamount}</w:t>
             </w:r>
           </w:p>
         </w:tc>
@@ -1936,27 +1724,7 @@
                 <w:sz w:val="22"/>
                 <w:szCs w:val="22"/>
               </w:rPr>
-              <w:t>{</w:t>
-            </w:r>
-            <w:proofErr w:type="spellStart"/>
-            <w:r>
-              <w:rPr>
-                <w:rFonts w:ascii="Calibri" w:hAnsi="Calibri" w:eastAsia="Calibri" w:cs="Calibri"/>
-                <w:color w:val="000000" w:themeColor="text1"/>
-                <w:sz w:val="22"/>
-                <w:szCs w:val="22"/>
-              </w:rPr>
-              <w:t>totalamount</w:t>
-            </w:r>
-            <w:proofErr w:type="spellEnd"/>
-            <w:r>
-              <w:rPr>
-                <w:rFonts w:ascii="Calibri" w:hAnsi="Calibri" w:eastAsia="Calibri" w:cs="Calibri"/>
-                <w:color w:val="000000" w:themeColor="text1"/>
-                <w:sz w:val="22"/>
-                <w:szCs w:val="22"/>
-              </w:rPr>
-              <w:t>}{/}{/}</w:t>
+              <w:t>{totalamount}{/}{/}</w:t>
             </w:r>
           </w:p>
         </w:tc>
@@ -2502,10 +2270,10 @@
       </w:pPr>
       <w:r>
         <w:drawing>
-          <wp:inline wp14:editId="19F250C4" wp14:anchorId="233D1CFB">
-            <wp:extent cx="923925" cy="403167"/>
+          <wp:inline wp14:editId="0B684F55" wp14:anchorId="1D4976B7">
+            <wp:extent cx="972160" cy="402336"/>
             <wp:effectExtent l="0" t="0" r="0" b="0"/>
-            <wp:docPr id="1214968175" name="drawing"/>
+            <wp:docPr id="141316301" name="drawing"/>
             <wp:cNvGraphicFramePr>
               <a:graphicFrameLocks noChangeAspect="1"/>
             </wp:cNvGraphicFramePr>
@@ -2513,11 +2281,11 @@
               <a:graphicData xmlns:a="http://schemas.openxmlformats.org/drawingml/2006/main" uri="http://schemas.openxmlformats.org/drawingml/2006/picture">
                 <pic:pic xmlns:pic="http://schemas.openxmlformats.org/drawingml/2006/picture">
                   <pic:nvPicPr>
-                    <pic:cNvPr id="1214968175" name=""/>
+                    <pic:cNvPr id="141316301" name=""/>
                     <pic:cNvPicPr/>
                   </pic:nvPicPr>
                   <pic:blipFill>
-                    <a:blip xmlns:r="http://schemas.openxmlformats.org/officeDocument/2006/relationships" r:embed="rId1925320819">
+                    <a:blip xmlns:r="http://schemas.openxmlformats.org/officeDocument/2006/relationships" r:embed="rId962042815">
                       <a:extLst>
                         <a:ext uri="{28A0092B-C50C-407E-A947-70E740481C1C}">
                           <a14:useLocalDpi xmlns:a14="http://schemas.microsoft.com/office/drawing/2010/main"/>
@@ -2531,7 +2299,7 @@
                   <pic:spPr>
                     <a:xfrm rot="0">
                       <a:off x="0" y="0"/>
-                      <a:ext cx="923925" cy="403167"/>
+                      <a:ext cx="972160" cy="402336"/>
                     </a:xfrm>
                     <a:prstGeom prst="rect">
                       <a:avLst/>

--- a/invoice/revoinvoiceproduct.docx
+++ b/invoice/revoinvoiceproduct.docx
@@ -1316,19 +1316,19 @@
         <w:tblLook w:val="06A0" w:firstRow="1" w:lastRow="0" w:firstColumn="1" w:lastColumn="0" w:noHBand="1" w:noVBand="1"/>
       </w:tblPr>
       <w:tblGrid>
-        <w:gridCol w:w="586"/>
-        <w:gridCol w:w="1761"/>
-        <w:gridCol w:w="1076"/>
-        <w:gridCol w:w="709"/>
-        <w:gridCol w:w="1504"/>
-        <w:gridCol w:w="967"/>
-        <w:gridCol w:w="1493"/>
-        <w:gridCol w:w="1564"/>
-        <w:gridCol w:w="1915"/>
+        <w:gridCol w:w="578"/>
+        <w:gridCol w:w="1738"/>
+        <w:gridCol w:w="1062"/>
+        <w:gridCol w:w="700"/>
+        <w:gridCol w:w="1485"/>
+        <w:gridCol w:w="955"/>
+        <w:gridCol w:w="1473"/>
+        <w:gridCol w:w="1544"/>
+        <w:gridCol w:w="1890"/>
       </w:tblGrid>
       <w:tr>
         <w:trPr>
-          <w:trHeight w:val="749"/>
+          <w:trHeight w:val="830"/>
         </w:trPr>
         <w:tc>
           <w:tcPr>
@@ -1337,7 +1337,7 @@
               <w:left w:w="105" w:type="dxa"/>
               <w:right w:w="105" w:type="dxa"/>
             </w:tcMar>
-            <w:tcW w:w="586" w:type="dxa"/>
+            <w:tcW w:w="578" w:type="dxa"/>
             <w:vAlign w:val="center"/>
             <w:textDirection w:val="lrTb"/>
             <w:noWrap w:val="false"/>
@@ -1385,7 +1385,7 @@
               <w:left w:w="105" w:type="dxa"/>
               <w:right w:w="105" w:type="dxa"/>
             </w:tcMar>
-            <w:tcW w:w="1761" w:type="dxa"/>
+            <w:tcW w:w="1738" w:type="dxa"/>
             <w:vAlign w:val="center"/>
             <w:textDirection w:val="lrTb"/>
             <w:noWrap w:val="false"/>
@@ -1433,7 +1433,7 @@
               <w:left w:w="105" w:type="dxa"/>
               <w:right w:w="105" w:type="dxa"/>
             </w:tcMar>
-            <w:tcW w:w="1076" w:type="dxa"/>
+            <w:tcW w:w="1062" w:type="dxa"/>
             <w:vAlign w:val="center"/>
             <w:textDirection w:val="lrTb"/>
             <w:noWrap w:val="false"/>
@@ -1507,7 +1507,7 @@
               <w:left w:w="105" w:type="dxa"/>
               <w:right w:w="105" w:type="dxa"/>
             </w:tcMar>
-            <w:tcW w:w="709" w:type="dxa"/>
+            <w:tcW w:w="700" w:type="dxa"/>
             <w:vAlign w:val="center"/>
             <w:textDirection w:val="lrTb"/>
             <w:noWrap w:val="false"/>
@@ -1557,7 +1557,7 @@
               <w:right w:w="105" w:type="dxa"/>
               <w:bottom w:w="0" w:type="dxa"/>
             </w:tcMar>
-            <w:tcW w:w="1504" w:type="dxa"/>
+            <w:tcW w:w="1485" w:type="dxa"/>
             <w:vAlign w:val="center"/>
             <w:textDirection w:val="lrTb"/>
             <w:noWrap w:val="false"/>
@@ -1610,7 +1610,7 @@
               <w:right w:w="105" w:type="dxa"/>
               <w:bottom w:w="0" w:type="dxa"/>
             </w:tcMar>
-            <w:tcW w:w="967" w:type="dxa"/>
+            <w:tcW w:w="955" w:type="dxa"/>
             <w:vAlign w:val="center"/>
             <w:textDirection w:val="lrTb"/>
             <w:noWrap w:val="false"/>
@@ -1662,7 +1662,7 @@
               <w:right w:w="105" w:type="dxa"/>
               <w:bottom w:w="0" w:type="dxa"/>
             </w:tcMar>
-            <w:tcW w:w="1493" w:type="dxa"/>
+            <w:tcW w:w="1473" w:type="dxa"/>
             <w:vAlign w:val="center"/>
             <w:textDirection w:val="lrTb"/>
             <w:noWrap w:val="false"/>
@@ -1714,7 +1714,7 @@
               <w:right w:w="105" w:type="dxa"/>
               <w:bottom w:w="0" w:type="dxa"/>
             </w:tcMar>
-            <w:tcW w:w="1564" w:type="dxa"/>
+            <w:tcW w:w="1544" w:type="dxa"/>
             <w:vAlign w:val="center"/>
             <w:textDirection w:val="lrTb"/>
             <w:noWrap w:val="false"/>
@@ -1763,7 +1763,7 @@
               <w:left w:w="105" w:type="dxa"/>
               <w:right w:w="105" w:type="dxa"/>
             </w:tcMar>
-            <w:tcW w:w="1915" w:type="dxa"/>
+            <w:tcW w:w="1890" w:type="dxa"/>
             <w:vAlign w:val="center"/>
             <w:textDirection w:val="lrTb"/>
             <w:noWrap w:val="false"/>
@@ -1807,7 +1807,7 @@
       </w:tr>
       <w:tr>
         <w:trPr>
-          <w:trHeight w:val="2688"/>
+          <w:trHeight w:val="2976"/>
         </w:trPr>
         <w:tc>
           <w:tcPr>
@@ -1816,7 +1816,7 @@
               <w:left w:w="105" w:type="dxa"/>
               <w:right w:w="105" w:type="dxa"/>
             </w:tcMar>
-            <w:tcW w:w="586" w:type="dxa"/>
+            <w:tcW w:w="578" w:type="dxa"/>
             <w:vAlign w:val="center"/>
             <w:textDirection w:val="lrTb"/>
             <w:noWrap w:val="false"/>
@@ -1861,7 +1861,7 @@
               <w:left w:w="105" w:type="dxa"/>
               <w:right w:w="105" w:type="dxa"/>
             </w:tcMar>
-            <w:tcW w:w="1761" w:type="dxa"/>
+            <w:tcW w:w="1738" w:type="dxa"/>
             <w:vAlign w:val="center"/>
             <w:textDirection w:val="lrTb"/>
             <w:noWrap w:val="false"/>
@@ -1906,7 +1906,7 @@
               <w:left w:w="105" w:type="dxa"/>
               <w:right w:w="105" w:type="dxa"/>
             </w:tcMar>
-            <w:tcW w:w="1076" w:type="dxa"/>
+            <w:tcW w:w="1062" w:type="dxa"/>
             <w:vAlign w:val="center"/>
             <w:textDirection w:val="lrTb"/>
             <w:noWrap w:val="false"/>
@@ -1987,7 +1987,7 @@
               <w:left w:w="105" w:type="dxa"/>
               <w:right w:w="105" w:type="dxa"/>
             </w:tcMar>
-            <w:tcW w:w="709" w:type="dxa"/>
+            <w:tcW w:w="700" w:type="dxa"/>
             <w:vAlign w:val="center"/>
             <w:textDirection w:val="lrTb"/>
             <w:noWrap w:val="false"/>
@@ -2034,7 +2034,7 @@
               <w:right w:w="105" w:type="dxa"/>
               <w:bottom w:w="0" w:type="dxa"/>
             </w:tcMar>
-            <w:tcW w:w="1504" w:type="dxa"/>
+            <w:tcW w:w="1485" w:type="dxa"/>
             <w:vAlign w:val="center"/>
             <w:textDirection w:val="lrTb"/>
             <w:noWrap w:val="false"/>
@@ -2099,7 +2099,7 @@
               <w:right w:w="105" w:type="dxa"/>
               <w:bottom w:w="0" w:type="dxa"/>
             </w:tcMar>
-            <w:tcW w:w="967" w:type="dxa"/>
+            <w:tcW w:w="955" w:type="dxa"/>
             <w:vAlign w:val="center"/>
             <w:textDirection w:val="lrTb"/>
             <w:noWrap w:val="false"/>
@@ -2177,7 +2177,7 @@
               <w:right w:w="105" w:type="dxa"/>
               <w:bottom w:w="0" w:type="dxa"/>
             </w:tcMar>
-            <w:tcW w:w="1493" w:type="dxa"/>
+            <w:tcW w:w="1473" w:type="dxa"/>
             <w:vAlign w:val="center"/>
             <w:textDirection w:val="lrTb"/>
             <w:noWrap w:val="false"/>
@@ -2224,7 +2224,7 @@
               <w:right w:w="105" w:type="dxa"/>
               <w:bottom w:w="0" w:type="dxa"/>
             </w:tcMar>
-            <w:tcW w:w="1564" w:type="dxa"/>
+            <w:tcW w:w="1544" w:type="dxa"/>
             <w:vAlign w:val="center"/>
             <w:textDirection w:val="lrTb"/>
             <w:noWrap w:val="false"/>
@@ -2249,8 +2249,146 @@
                 <w:color w:val="000000" w:themeColor="text1"/>
                 <w:sz w:val="22"/>
                 <w:szCs w:val="22"/>
+                <w:highlight w:val="none"/>
+              </w:rPr>
+            </w:r>
+            <w:r>
+              <w:rPr>
+                <w:rFonts w:ascii="Calibri" w:hAnsi="Calibri" w:eastAsia="Calibri" w:cs="Calibri"/>
+                <w:color w:val="000000" w:themeColor="text1"/>
+                <w:sz w:val="22"/>
+                <w:szCs w:val="22"/>
+                <w:highlight w:val="none"/>
+              </w:rPr>
+            </w:r>
+          </w:p>
+          <w:p>
+            <w:pPr>
+              <w:pStyle w:val="835"/>
+              <w:pBdr/>
+              <w:spacing/>
+              <w:ind/>
+              <w:jc w:val="center"/>
+              <w:rPr>
+                <w:rFonts w:ascii="Calibri" w:hAnsi="Calibri" w:eastAsia="Calibri" w:cs="Calibri"/>
+                <w:color w:val="000000" w:themeColor="text1"/>
+                <w:sz w:val="22"/>
+                <w:szCs w:val="22"/>
+                <w:highlight w:val="none"/>
+              </w:rPr>
+            </w:pPr>
+            <w:r>
+              <w:rPr>
+                <w:rFonts w:ascii="Calibri" w:hAnsi="Calibri" w:eastAsia="Calibri" w:cs="Calibri"/>
+                <w:color w:val="000000" w:themeColor="text1"/>
+                <w:sz w:val="22"/>
+                <w:szCs w:val="22"/>
+                <w:highlight w:val="none"/>
+              </w:rPr>
+            </w:r>
+            <w:r>
+              <w:rPr>
+                <w:rFonts w:ascii="Calibri" w:hAnsi="Calibri" w:eastAsia="Calibri" w:cs="Calibri"/>
+                <w:color w:val="000000" w:themeColor="text1"/>
+                <w:sz w:val="22"/>
+                <w:szCs w:val="22"/>
+                <w:highlight w:val="none"/>
+              </w:rPr>
+            </w:r>
+          </w:p>
+          <w:p>
+            <w:pPr>
+              <w:pStyle w:val="835"/>
+              <w:pBdr/>
+              <w:spacing/>
+              <w:ind/>
+              <w:jc w:val="center"/>
+              <w:rPr>
+                <w:rFonts w:ascii="Calibri" w:hAnsi="Calibri" w:eastAsia="Calibri" w:cs="Calibri"/>
+                <w:color w:val="000000" w:themeColor="text1"/>
+                <w:sz w:val="22"/>
+                <w:szCs w:val="22"/>
+                <w:highlight w:val="none"/>
+              </w:rPr>
+            </w:pPr>
+            <w:r>
+              <w:rPr>
+                <w:rFonts w:ascii="Calibri" w:hAnsi="Calibri" w:eastAsia="Calibri" w:cs="Calibri"/>
+                <w:color w:val="000000" w:themeColor="text1"/>
+                <w:sz w:val="22"/>
+                <w:szCs w:val="22"/>
               </w:rPr>
               <w:t xml:space="preserve">{subtotal}</w:t>
+            </w:r>
+            <w:r>
+              <w:rPr>
+                <w:rFonts w:ascii="Calibri" w:hAnsi="Calibri" w:eastAsia="Calibri" w:cs="Calibri"/>
+                <w:color w:val="000000" w:themeColor="text1"/>
+                <w:sz w:val="22"/>
+                <w:szCs w:val="22"/>
+              </w:rPr>
+            </w:r>
+            <w:r>
+              <w:rPr>
+                <w:rFonts w:ascii="Calibri" w:hAnsi="Calibri" w:eastAsia="Calibri" w:cs="Calibri"/>
+                <w:color w:val="000000" w:themeColor="text1"/>
+                <w:sz w:val="22"/>
+                <w:szCs w:val="22"/>
+              </w:rPr>
+            </w:r>
+          </w:p>
+          <w:p>
+            <w:pPr>
+              <w:pStyle w:val="835"/>
+              <w:pBdr/>
+              <w:spacing/>
+              <w:ind/>
+              <w:jc w:val="center"/>
+              <w:rPr>
+                <w:rFonts w:ascii="Calibri" w:hAnsi="Calibri" w:eastAsia="Calibri" w:cs="Calibri"/>
+                <w:color w:val="000000" w:themeColor="text1"/>
+                <w:sz w:val="22"/>
+                <w:szCs w:val="22"/>
+              </w:rPr>
+            </w:pPr>
+            <w:r>
+              <w:rPr>
+                <w:rFonts w:ascii="Calibri" w:hAnsi="Calibri" w:eastAsia="Calibri" w:cs="Calibri"/>
+                <w:color w:val="000000" w:themeColor="text1"/>
+                <w:sz w:val="22"/>
+                <w:szCs w:val="22"/>
+              </w:rPr>
+            </w:r>
+            <w:r>
+              <w:rPr>
+                <w:rFonts w:ascii="Calibri" w:hAnsi="Calibri" w:eastAsia="Calibri" w:cs="Calibri"/>
+                <w:color w:val="000000" w:themeColor="text1"/>
+                <w:sz w:val="22"/>
+                <w:szCs w:val="22"/>
+              </w:rPr>
+            </w:r>
+          </w:p>
+          <w:p>
+            <w:pPr>
+              <w:pStyle w:val="835"/>
+              <w:pBdr/>
+              <w:spacing/>
+              <w:ind/>
+              <w:jc w:val="center"/>
+              <w:rPr>
+                <w:rFonts w:ascii="Calibri" w:hAnsi="Calibri" w:eastAsia="Calibri" w:cs="Calibri"/>
+                <w:color w:val="000000" w:themeColor="text1"/>
+                <w:sz w:val="22"/>
+                <w:szCs w:val="22"/>
+              </w:rPr>
+            </w:pPr>
+            <w:r>
+              <w:rPr>
+                <w:rFonts w:ascii="Calibri" w:hAnsi="Calibri" w:eastAsia="Calibri" w:cs="Calibri"/>
+                <w:color w:val="000000" w:themeColor="text1"/>
+                <w:sz w:val="22"/>
+                <w:szCs w:val="22"/>
+              </w:rPr>
             </w:r>
             <w:r>
               <w:rPr>
@@ -2269,7 +2407,7 @@
               <w:left w:w="105" w:type="dxa"/>
               <w:right w:w="105" w:type="dxa"/>
             </w:tcMar>
-            <w:tcW w:w="1915" w:type="dxa"/>
+            <w:tcW w:w="1890" w:type="dxa"/>
             <w:vAlign w:val="center"/>
             <w:textDirection w:val="lrTb"/>
             <w:noWrap w:val="false"/>
@@ -2310,7 +2448,7 @@
       </w:tr>
       <w:tr>
         <w:trPr>
-          <w:trHeight w:val="311"/>
+          <w:trHeight w:val="346"/>
         </w:trPr>
         <w:tc>
           <w:tcPr>
@@ -2319,7 +2457,7 @@
               <w:left w:w="105" w:type="dxa"/>
               <w:right w:w="105" w:type="dxa"/>
             </w:tcMar>
-            <w:tcW w:w="586" w:type="dxa"/>
+            <w:tcW w:w="578" w:type="dxa"/>
             <w:vAlign w:val="center"/>
             <w:textDirection w:val="lrTb"/>
             <w:noWrap w:val="false"/>
@@ -2362,7 +2500,7 @@
               <w:left w:w="105" w:type="dxa"/>
               <w:right w:w="105" w:type="dxa"/>
             </w:tcMar>
-            <w:tcW w:w="1761" w:type="dxa"/>
+            <w:tcW w:w="1738" w:type="dxa"/>
             <w:vAlign w:val="center"/>
             <w:textDirection w:val="lrTb"/>
             <w:noWrap w:val="false"/>
@@ -2405,7 +2543,7 @@
               <w:left w:w="105" w:type="dxa"/>
               <w:right w:w="105" w:type="dxa"/>
             </w:tcMar>
-            <w:tcW w:w="1076" w:type="dxa"/>
+            <w:tcW w:w="1062" w:type="dxa"/>
             <w:vAlign w:val="center"/>
             <w:textDirection w:val="lrTb"/>
             <w:noWrap w:val="false"/>
@@ -2448,7 +2586,7 @@
               <w:left w:w="105" w:type="dxa"/>
               <w:right w:w="105" w:type="dxa"/>
             </w:tcMar>
-            <w:tcW w:w="709" w:type="dxa"/>
+            <w:tcW w:w="700" w:type="dxa"/>
             <w:vAlign w:val="center"/>
             <w:textDirection w:val="lrTb"/>
             <w:noWrap w:val="false"/>
@@ -2493,7 +2631,7 @@
               <w:right w:w="105" w:type="dxa"/>
               <w:bottom w:w="0" w:type="dxa"/>
             </w:tcMar>
-            <w:tcW w:w="1504" w:type="dxa"/>
+            <w:tcW w:w="1485" w:type="dxa"/>
             <w:vAlign w:val="center"/>
             <w:textDirection w:val="lrTb"/>
             <w:noWrap w:val="false"/>
@@ -2538,7 +2676,7 @@
               <w:right w:w="105" w:type="dxa"/>
               <w:bottom w:w="0" w:type="dxa"/>
             </w:tcMar>
-            <w:tcW w:w="967" w:type="dxa"/>
+            <w:tcW w:w="955" w:type="dxa"/>
             <w:vAlign w:val="center"/>
             <w:textDirection w:val="lrTb"/>
             <w:noWrap w:val="false"/>
@@ -2583,7 +2721,7 @@
               <w:right w:w="105" w:type="dxa"/>
               <w:bottom w:w="0" w:type="dxa"/>
             </w:tcMar>
-            <w:tcW w:w="1493" w:type="dxa"/>
+            <w:tcW w:w="1473" w:type="dxa"/>
             <w:vAlign w:val="center"/>
             <w:textDirection w:val="lrTb"/>
             <w:noWrap w:val="false"/>
@@ -2628,7 +2766,7 @@
               <w:right w:w="105" w:type="dxa"/>
               <w:bottom w:w="0" w:type="dxa"/>
             </w:tcMar>
-            <w:tcW w:w="1564" w:type="dxa"/>
+            <w:tcW w:w="1544" w:type="dxa"/>
             <w:vAlign w:val="center"/>
             <w:textDirection w:val="lrTb"/>
             <w:noWrap w:val="false"/>
@@ -2671,7 +2809,7 @@
               <w:left w:w="105" w:type="dxa"/>
               <w:right w:w="105" w:type="dxa"/>
             </w:tcMar>
-            <w:tcW w:w="1915" w:type="dxa"/>
+            <w:tcW w:w="1890" w:type="dxa"/>
             <w:vAlign w:val="center"/>
             <w:textDirection w:val="lrTb"/>
             <w:noWrap w:val="false"/>
@@ -2762,239 +2900,40 @@
         <w:pBdr/>
         <w:spacing w:after="0"/>
         <w:ind/>
-        <w:jc w:val="right"/>
+        <w:jc w:val="left"/>
+        <w:rPr>
+          <w:rFonts w:ascii="Calibri" w:hAnsi="Calibri" w:eastAsia="Calibri" w:cs="Calibri"/>
+          <w:highlight w:val="none"/>
+        </w:rPr>
+      </w:pPr>
+      <w:r>
+        <w:rPr>
+          <w:rFonts w:ascii="Calibri" w:hAnsi="Calibri" w:eastAsia="Calibri" w:cs="Calibri"/>
+          <w:highlight w:val="none"/>
+        </w:rPr>
+      </w:r>
+      <w:r>
+        <w:rPr>
+          <w:rFonts w:ascii="Calibri" w:hAnsi="Calibri" w:eastAsia="Calibri" w:cs="Calibri"/>
+          <w:highlight w:val="none"/>
+        </w:rPr>
+      </w:r>
+    </w:p>
+    <w:p>
+      <w:pPr>
+        <w:pBdr/>
+        <w:spacing/>
+        <w:ind/>
         <w:rPr>
           <w:rFonts w:ascii="Calibri" w:hAnsi="Calibri" w:cs="Calibri"/>
-          <w:b/>
-          <w:bCs/>
-          <w:sz w:val="22"/>
-          <w:szCs w:val="22"/>
         </w:rPr>
       </w:pPr>
       <w:r>
         <w:rPr>
           <w:rFonts w:ascii="Calibri" w:hAnsi="Calibri" w:eastAsia="Calibri" w:cs="Calibri"/>
         </w:rPr>
-        <w:t xml:space="preserve">        </w:t>
+        <w:t xml:space="preserve">Authorized By</w:t>
       </w:r>
-      <w:r>
-        <w:rPr>
-          <w:rFonts w:ascii="Calibri" w:hAnsi="Calibri" w:eastAsia="Calibri" w:cs="Calibri"/>
-          <w:b/>
-          <w:bCs/>
-          <w:sz w:val="22"/>
-          <w:szCs w:val="22"/>
-        </w:rPr>
-        <w:t xml:space="preserve">Sub Total: </w:t>
-      </w:r>
-      <w:r>
-        <w:rPr>
-          <w:rFonts w:ascii="Calibri" w:hAnsi="Calibri" w:cs="Calibri"/>
-          <w:b/>
-          <w:bCs/>
-          <w:sz w:val="22"/>
-          <w:szCs w:val="22"/>
-        </w:rPr>
-      </w:r>
-    </w:p>
-    <w:p>
-      <w:pPr>
-        <w:pBdr/>
-        <w:spacing w:after="0"/>
-        <w:ind/>
-        <w:jc w:val="right"/>
-        <w:rPr>
-          <w:rFonts w:ascii="Calibri" w:hAnsi="Calibri" w:cs="Calibri"/>
-          <w:b/>
-          <w:bCs/>
-          <w:sz w:val="22"/>
-          <w:szCs w:val="22"/>
-        </w:rPr>
-      </w:pPr>
-      <w:r>
-        <w:rPr>
-          <w:rFonts w:ascii="Calibri" w:hAnsi="Calibri" w:eastAsia="Calibri" w:cs="Calibri"/>
-          <w:b/>
-          <w:bCs/>
-          <w:sz w:val="22"/>
-          <w:szCs w:val="22"/>
-        </w:rPr>
-        <w:t xml:space="preserve">         Discount: </w:t>
-      </w:r>
-      <w:r>
-        <w:rPr>
-          <w:rFonts w:ascii="Calibri" w:hAnsi="Calibri" w:cs="Calibri"/>
-          <w:b/>
-          <w:bCs/>
-          <w:sz w:val="22"/>
-          <w:szCs w:val="22"/>
-        </w:rPr>
-      </w:r>
-    </w:p>
-    <w:p>
-      <w:pPr>
-        <w:pBdr/>
-        <w:spacing w:after="0"/>
-        <w:ind/>
-        <w:jc w:val="right"/>
-        <w:rPr>
-          <w:rFonts w:ascii="Calibri" w:hAnsi="Calibri" w:eastAsia="Calibri" w:cs="Calibri"/>
-          <w:b/>
-          <w:bCs/>
-          <w:sz w:val="22"/>
-          <w:szCs w:val="22"/>
-        </w:rPr>
-      </w:pPr>
-      <w:r>
-        <w:rPr>
-          <w:rFonts w:ascii="Calibri" w:hAnsi="Calibri" w:eastAsia="Calibri" w:cs="Calibri"/>
-          <w:b/>
-          <w:bCs/>
-          <w:sz w:val="22"/>
-          <w:szCs w:val="22"/>
-        </w:rPr>
-        <w:t xml:space="preserve">Total amount Paid: </w:t>
-      </w:r>
-      <w:r>
-        <w:rPr>
-          <w:rFonts w:ascii="Calibri" w:hAnsi="Calibri" w:eastAsia="Calibri" w:cs="Calibri"/>
-          <w:b/>
-          <w:bCs/>
-          <w:sz w:val="22"/>
-          <w:szCs w:val="22"/>
-        </w:rPr>
-      </w:r>
-    </w:p>
-    <w:p>
-      <w:pPr>
-        <w:pBdr/>
-        <w:spacing w:after="0"/>
-        <w:ind/>
-        <w:jc w:val="right"/>
-        <w:rPr>
-          <w:rFonts w:ascii="Calibri" w:hAnsi="Calibri" w:eastAsia="Calibri" w:cs="Calibri"/>
-          <w:b/>
-          <w:bCs/>
-          <w:sz w:val="22"/>
-          <w:szCs w:val="22"/>
-        </w:rPr>
-      </w:pPr>
-      <w:r>
-        <w:rPr>
-          <w:rFonts w:ascii="Calibri" w:hAnsi="Calibri" w:eastAsia="Calibri" w:cs="Calibri"/>
-          <w:b/>
-          <w:bCs/>
-          <w:sz w:val="22"/>
-          <w:szCs w:val="22"/>
-        </w:rPr>
-        <w:t xml:space="preserve">{#invoicedata}{subtotal}{/} </w:t>
-      </w:r>
-      <w:r>
-        <w:rPr>
-          <w:rFonts w:ascii="Calibri" w:hAnsi="Calibri" w:eastAsia="Calibri" w:cs="Calibri"/>
-          <w:b/>
-          <w:bCs/>
-          <w:sz w:val="22"/>
-          <w:szCs w:val="22"/>
-        </w:rPr>
-      </w:r>
-    </w:p>
-    <w:p>
-      <w:pPr>
-        <w:pBdr/>
-        <w:spacing w:after="0"/>
-        <w:ind/>
-        <w:jc w:val="right"/>
-        <w:rPr>
-          <w:rFonts w:ascii="Calibri" w:hAnsi="Calibri" w:eastAsia="Calibri" w:cs="Calibri"/>
-          <w:b/>
-          <w:bCs/>
-          <w:sz w:val="22"/>
-          <w:szCs w:val="22"/>
-        </w:rPr>
-      </w:pPr>
-      <w:r>
-        <w:rPr>
-          <w:rFonts w:ascii="Calibri" w:hAnsi="Calibri" w:eastAsia="Calibri" w:cs="Calibri"/>
-          <w:b/>
-          <w:bCs/>
-          <w:sz w:val="22"/>
-          <w:szCs w:val="22"/>
-        </w:rPr>
-        <w:t xml:space="preserve">{#invoicedata}{discount}{/}</w:t>
-      </w:r>
-      <w:r>
-        <w:rPr>
-          <w:rFonts w:ascii="Calibri" w:hAnsi="Calibri" w:eastAsia="Calibri" w:cs="Calibri"/>
-          <w:b/>
-          <w:bCs/>
-          <w:sz w:val="22"/>
-          <w:szCs w:val="22"/>
-        </w:rPr>
-      </w:r>
-    </w:p>
-    <w:p>
-      <w:pPr>
-        <w:pBdr/>
-        <w:spacing w:after="0"/>
-        <w:ind/>
-        <w:jc w:val="right"/>
-        <w:rPr>
-          <w:rFonts w:ascii="Calibri" w:hAnsi="Calibri" w:eastAsia="Calibri" w:cs="Calibri"/>
-          <w:b/>
-          <w:bCs/>
-          <w:sz w:val="22"/>
-          <w:szCs w:val="22"/>
-        </w:rPr>
-        <w:sectPr>
-          <w:footnotePr/>
-          <w:endnotePr/>
-          <w:type w:val="continuous"/>
-          <w:pgSz w:h="15840" w:orient="portrait" w:w="12240"/>
-          <w:pgMar w:top="432" w:right="432" w:bottom="432" w:left="432" w:header="709" w:footer="709" w:gutter="0"/>
-          <w:cols w:num="2" w:sep="0" w:space="709" w:equalWidth="0">
-            <w:col w:w="9445" w:space="935"/>
-            <w:col w:w="995" w:space="0"/>
-          </w:cols>
-        </w:sectPr>
-      </w:pPr>
-      <w:r>
-        <w:rPr>
-          <w:rFonts w:ascii="Calibri" w:hAnsi="Calibri" w:eastAsia="Calibri" w:cs="Calibri"/>
-          <w:b/>
-          <w:bCs/>
-          <w:sz w:val="22"/>
-          <w:szCs w:val="22"/>
-        </w:rPr>
-        <w:t xml:space="preserve">{#invoicedata}{/}{#invoicedata}{total}{/}</w:t>
-      </w:r>
-      <w:r>
-        <w:rPr>
-          <w:rFonts w:ascii="Calibri" w:hAnsi="Calibri" w:eastAsia="Calibri" w:cs="Calibri"/>
-          <w:b/>
-          <w:bCs/>
-          <w:sz w:val="22"/>
-          <w:szCs w:val="22"/>
-        </w:rPr>
-      </w:r>
-    </w:p>
-    <w:p>
-      <w:pPr>
-        <w:pBdr/>
-        <w:spacing/>
-        <w:ind/>
-        <w:rPr>
-          <w:rFonts w:ascii="Calibri" w:hAnsi="Calibri" w:cs="Calibri"/>
-        </w:rPr>
-        <w:sectPr>
-          <w:footnotePr/>
-          <w:endnotePr/>
-          <w:type w:val="continuous"/>
-          <w:pgSz w:h="15840" w:orient="portrait" w:w="12240"/>
-          <w:pgMar w:top="432" w:right="432" w:bottom="432" w:left="432" w:header="709" w:footer="709" w:gutter="0"/>
-          <w:cols w:num="1" w:sep="0" w:space="720" w:equalWidth="1"/>
-        </w:sectPr>
-      </w:pPr>
       <w:r>
         <w:rPr>
           <w:rFonts w:ascii="Calibri" w:hAnsi="Calibri" w:cs="Calibri"/>
@@ -3012,147 +2951,14 @@
         <w:spacing w:after="0"/>
         <w:ind/>
         <w:rPr>
-          <w:rFonts w:ascii="Calibri" w:hAnsi="Calibri" w:cs="Calibri"/>
-          <w:b/>
-          <w:color w:val="000000" w:themeColor="text1"/>
+          <w:highlight w:val="none"/>
         </w:rPr>
-      </w:pPr>
-      <w:r>
-        <w:rPr>
-          <w:rFonts w:ascii="Calibri" w:hAnsi="Calibri" w:eastAsia="Calibri" w:cs="Calibri"/>
-          <w:b/>
-          <w:bCs/>
-          <w:color w:val="000000" w:themeColor="text1"/>
-        </w:rPr>
-        <w:tab/>
-      </w:r>
-      <w:r>
-        <w:rPr>
-          <w:rFonts w:ascii="Calibri" w:hAnsi="Calibri" w:eastAsia="Calibri" w:cs="Calibri"/>
-          <w:b/>
-          <w:bCs/>
-          <w:color w:val="000000" w:themeColor="text1"/>
-        </w:rPr>
-        <w:tab/>
-      </w:r>
-      <w:r>
-        <w:rPr>
-          <w:rFonts w:ascii="Calibri" w:hAnsi="Calibri" w:eastAsia="Calibri" w:cs="Calibri"/>
-          <w:b/>
-          <w:bCs/>
-          <w:color w:val="000000" w:themeColor="text1"/>
-        </w:rPr>
-        <w:tab/>
-      </w:r>
-      <w:r>
-        <w:rPr>
-          <w:rFonts w:ascii="Calibri" w:hAnsi="Calibri" w:eastAsia="Calibri" w:cs="Calibri"/>
-          <w:b/>
-          <w:bCs/>
-          <w:color w:val="000000" w:themeColor="text1"/>
-        </w:rPr>
-        <w:tab/>
-      </w:r>
-      <w:r>
-        <w:rPr>
-          <w:rFonts w:ascii="Calibri" w:hAnsi="Calibri" w:eastAsia="Calibri" w:cs="Calibri"/>
-          <w:b/>
-          <w:bCs/>
-          <w:color w:val="000000" w:themeColor="text1"/>
-        </w:rPr>
-        <w:tab/>
-      </w:r>
-      <w:r>
-        <w:rPr>
-          <w:rFonts w:ascii="Calibri" w:hAnsi="Calibri" w:eastAsia="Calibri" w:cs="Calibri"/>
-          <w:b/>
-          <w:bCs/>
-          <w:color w:val="000000" w:themeColor="text1"/>
-        </w:rPr>
-        <w:tab/>
-      </w:r>
-      <w:r>
-        <w:rPr>
-          <w:rFonts w:ascii="Calibri" w:hAnsi="Calibri" w:eastAsia="Calibri" w:cs="Calibri"/>
-          <w:b/>
-          <w:bCs/>
-          <w:color w:val="000000" w:themeColor="text1"/>
-        </w:rPr>
-        <w:tab/>
-      </w:r>
-      <w:r>
-        <w:rPr>
-          <w:rFonts w:ascii="Calibri" w:hAnsi="Calibri" w:eastAsia="Calibri" w:cs="Calibri"/>
-          <w:b/>
-          <w:bCs/>
-          <w:color w:val="000000" w:themeColor="text1"/>
-        </w:rPr>
-        <w:tab/>
-      </w:r>
-      <w:r>
-        <w:rPr>
-          <w:rFonts w:ascii="Calibri" w:hAnsi="Calibri" w:cs="Calibri"/>
-          <w:b/>
-          <w:color w:val="000000" w:themeColor="text1"/>
-        </w:rPr>
-      </w:r>
-    </w:p>
-    <w:p>
-      <w:pPr>
-        <w:pBdr/>
-        <w:spacing/>
-        <w:ind/>
-        <w:rPr>
-          <w:rFonts w:ascii="Calibri" w:hAnsi="Calibri" w:cs="Calibri"/>
-        </w:rPr>
-        <w:sectPr>
-          <w:footnotePr/>
-          <w:endnotePr/>
-          <w:type w:val="continuous"/>
-          <w:pgSz w:h="15840" w:orient="portrait" w:w="12240"/>
-          <w:pgMar w:top="432" w:right="432" w:bottom="432" w:left="432" w:header="709" w:footer="709" w:gutter="0"/>
-          <w:cols w:num="2" w:sep="0" w:space="709" w:equalWidth="1"/>
-        </w:sectPr>
       </w:pPr>
       <w:r>
         <w:rPr>
           <w:rFonts w:ascii="Calibri" w:hAnsi="Calibri" w:cs="Calibri"/>
         </w:rPr>
       </w:r>
-      <w:r>
-        <w:rPr>
-          <w:rFonts w:ascii="Calibri" w:hAnsi="Calibri" w:cs="Calibri"/>
-        </w:rPr>
-      </w:r>
-    </w:p>
-    <w:p>
-      <w:pPr>
-        <w:pBdr/>
-        <w:spacing/>
-        <w:ind/>
-        <w:rPr>
-          <w:rFonts w:ascii="Calibri" w:hAnsi="Calibri" w:cs="Calibri"/>
-        </w:rPr>
-      </w:pPr>
-      <w:r>
-        <w:rPr>
-          <w:rFonts w:ascii="Calibri" w:hAnsi="Calibri" w:eastAsia="Calibri" w:cs="Calibri"/>
-        </w:rPr>
-        <w:t xml:space="preserve">Authorized By</w:t>
-      </w:r>
-      <w:r>
-        <w:rPr>
-          <w:rFonts w:ascii="Calibri" w:hAnsi="Calibri" w:cs="Calibri"/>
-        </w:rPr>
-      </w:r>
-    </w:p>
-    <w:p>
-      <w:pPr>
-        <w:pBdr/>
-        <w:spacing w:after="0"/>
-        <w:ind/>
-        <w:rPr/>
-      </w:pPr>
       <w:r>
         <mc:AlternateContent>
           <mc:Choice Requires="wpg">
@@ -3168,7 +2974,7 @@
                   <a:graphicData uri="http://schemas.openxmlformats.org/drawingml/2006/picture">
                     <pic:pic xmlns:pic="http://schemas.openxmlformats.org/drawingml/2006/picture">
                       <pic:nvPicPr>
-                        <pic:cNvPr id="141316301" name=""/>
+                        <pic:cNvPr id="1609957476" name=""/>
                         <pic:cNvPicPr>
                           <a:picLocks noChangeAspect="1"/>
                         </pic:cNvPicPr>
@@ -3181,7 +2987,7 @@
                       <pic:spPr bwMode="auto">
                         <a:xfrm rot="0">
                           <a:off x="0" y="0"/>
-                          <a:ext cx="972160" cy="402336"/>
+                          <a:ext cx="972159" cy="402336"/>
                         </a:xfrm>
                         <a:prstGeom prst="rect">
                           <a:avLst/>
@@ -3222,15 +3028,244 @@
           </mc:Fallback>
         </mc:AlternateContent>
       </w:r>
-      <w:r/>
+      <w:r>
+        <w:rPr>
+          <w:highlight w:val="none"/>
+        </w:rPr>
+      </w:r>
+      <w:r>
+        <w:rPr>
+          <w:highlight w:val="none"/>
+        </w:rPr>
+      </w:r>
     </w:p>
     <w:p>
       <w:pPr>
+        <w:pBdr>
+          <w:top w:val="none" w:color="000000" w:sz="4" w:space="0"/>
+          <w:left w:val="none" w:color="000000" w:sz="4" w:space="0"/>
+          <w:bottom w:val="none" w:color="000000" w:sz="4" w:space="0"/>
+          <w:right w:val="none" w:color="000000" w:sz="4" w:space="0"/>
+        </w:pBdr>
+        <w:spacing/>
+        <w:ind w:right="0" w:firstLine="0" w:left="0"/>
+        <w:rPr>
+          <w:rFonts w:ascii="Times New Roman" w:hAnsi="Times New Roman" w:eastAsia="Times New Roman" w:cs="Times New Roman"/>
+          <w:b/>
+          <w:bCs/>
+          <w:color w:val="000000"/>
+          <w:sz w:val="24"/>
+          <w:szCs w:val="24"/>
+          <w:highlight w:val="none"/>
+        </w:rPr>
+      </w:pPr>
+      <w:r>
+        <w:rPr>
+          <w:rFonts w:ascii="Times New Roman" w:hAnsi="Times New Roman" w:eastAsia="Times New Roman" w:cs="Times New Roman"/>
+          <w:b/>
+          <w:color w:val="000000"/>
+          <w:sz w:val="24"/>
+        </w:rPr>
+        <w:t xml:space="preserve">Sub Total:{#invoicedata}{subtotal}{/}</w:t>
+      </w:r>
+      <w:r>
+        <w:rPr>
+          <w:rFonts w:ascii="Times New Roman" w:hAnsi="Times New Roman" w:eastAsia="Times New Roman" w:cs="Times New Roman"/>
+          <w:b/>
+          <w:bCs/>
+          <w:color w:val="000000"/>
+          <w:sz w:val="24"/>
+          <w:szCs w:val="24"/>
+          <w:highlight w:val="none"/>
+        </w:rPr>
+      </w:r>
+      <w:r>
+        <w:rPr>
+          <w:rFonts w:ascii="Times New Roman" w:hAnsi="Times New Roman" w:eastAsia="Times New Roman" w:cs="Times New Roman"/>
+          <w:b/>
+          <w:bCs/>
+          <w:color w:val="000000"/>
+          <w:sz w:val="24"/>
+          <w:szCs w:val="24"/>
+          <w:highlight w:val="none"/>
+        </w:rPr>
+      </w:r>
+    </w:p>
+    <w:p>
+      <w:pPr>
+        <w:pBdr>
+          <w:top w:val="none" w:color="000000" w:sz="4" w:space="0"/>
+          <w:left w:val="none" w:color="000000" w:sz="4" w:space="0"/>
+          <w:bottom w:val="none" w:color="000000" w:sz="4" w:space="0"/>
+          <w:right w:val="none" w:color="000000" w:sz="4" w:space="0"/>
+        </w:pBdr>
+        <w:spacing/>
+        <w:ind w:right="0" w:firstLine="0" w:left="0"/>
+        <w:rPr>
+          <w:rFonts w:ascii="Times New Roman" w:hAnsi="Times New Roman" w:eastAsia="Times New Roman" w:cs="Times New Roman"/>
+          <w:b/>
+          <w:bCs/>
+          <w:color w:val="000000"/>
+          <w:sz w:val="24"/>
+          <w:szCs w:val="24"/>
+          <w:highlight w:val="none"/>
+        </w:rPr>
+      </w:pPr>
+      <w:r>
+        <w:rPr>
+          <w:rFonts w:ascii="Times New Roman" w:hAnsi="Times New Roman" w:eastAsia="Times New Roman" w:cs="Times New Roman"/>
+          <w:b/>
+          <w:bCs/>
+          <w:sz w:val="24"/>
+          <w:highlight w:val="none"/>
+          <w:lang w:val="en-GB"/>
+        </w:rPr>
+        <w:t xml:space="preserve">Tax Amount:{#invoicedata}{t</w:t>
+      </w:r>
+      <w:r>
+        <w:rPr>
+          <w:rFonts w:ascii="Calibri" w:hAnsi="Calibri" w:eastAsia="Calibri" w:cs="Calibri"/>
+          <w:b/>
+          <w:bCs/>
+          <w:color w:val="000000" w:themeColor="text1"/>
+          <w:sz w:val="22"/>
+          <w:szCs w:val="22"/>
+        </w:rPr>
+        <w:t xml:space="preserve">axamount</w:t>
+      </w:r>
+      <w:r>
+        <w:rPr>
+          <w:rFonts w:ascii="Times New Roman" w:hAnsi="Times New Roman" w:eastAsia="Times New Roman" w:cs="Times New Roman"/>
+          <w:b/>
+          <w:bCs/>
+          <w:sz w:val="24"/>
+          <w:highlight w:val="none"/>
+          <w:lang w:val="en-GB"/>
+        </w:rPr>
+        <w:t xml:space="preserve">}{/}</w:t>
+      </w:r>
+      <w:r>
+        <w:rPr>
+          <w:rFonts w:ascii="Times New Roman" w:hAnsi="Times New Roman" w:eastAsia="Times New Roman" w:cs="Times New Roman"/>
+          <w:b/>
+          <w:bCs/>
+          <w:color w:val="000000"/>
+          <w:sz w:val="24"/>
+          <w:szCs w:val="24"/>
+          <w:highlight w:val="none"/>
+        </w:rPr>
+      </w:r>
+      <w:r>
+        <w:rPr>
+          <w:rFonts w:ascii="Times New Roman" w:hAnsi="Times New Roman" w:eastAsia="Times New Roman" w:cs="Times New Roman"/>
+          <w:b/>
+          <w:bCs/>
+          <w:color w:val="000000"/>
+          <w:sz w:val="24"/>
+          <w:szCs w:val="24"/>
+          <w:highlight w:val="none"/>
+        </w:rPr>
+      </w:r>
+    </w:p>
+    <w:p>
+      <w:pPr>
+        <w:pBdr>
+          <w:top w:val="none" w:color="000000" w:sz="4" w:space="0"/>
+          <w:left w:val="none" w:color="000000" w:sz="4" w:space="0"/>
+          <w:bottom w:val="none" w:color="000000" w:sz="4" w:space="0"/>
+          <w:right w:val="none" w:color="000000" w:sz="4" w:space="0"/>
+        </w:pBdr>
+        <w:spacing/>
+        <w:ind w:right="0" w:firstLine="0" w:left="0"/>
+        <w:rPr>
+          <w:rFonts w:ascii="Times New Roman" w:hAnsi="Times New Roman" w:eastAsia="Times New Roman" w:cs="Times New Roman"/>
+          <w:sz w:val="24"/>
+        </w:rPr>
+        <w:sectPr>
+          <w:footnotePr/>
+          <w:endnotePr/>
+          <w:type w:val="continuous"/>
+          <w:pgSz w:h="15840" w:orient="portrait" w:w="12240"/>
+          <w:pgMar w:top="432" w:right="432" w:bottom="432" w:left="432" w:header="709" w:footer="709" w:gutter="0"/>
+          <w:cols w:num="2" w:sep="0" w:space="709" w:equalWidth="1"/>
+        </w:sectPr>
+      </w:pPr>
+      <w:r>
+        <w:rPr>
+          <w:rFonts w:ascii="Times New Roman" w:hAnsi="Times New Roman" w:eastAsia="Times New Roman" w:cs="Times New Roman"/>
+          <w:b/>
+          <w:color w:val="000000"/>
+          <w:sz w:val="24"/>
+        </w:rPr>
+        <w:t xml:space="preserve">Total amount Paid:{#invoicedata}{total}{/}</w:t>
+      </w:r>
+      <w:r>
+        <w:rPr>
+          <w:rFonts w:ascii="Times New Roman" w:hAnsi="Times New Roman" w:eastAsia="Times New Roman" w:cs="Times New Roman"/>
+          <w:sz w:val="24"/>
+        </w:rPr>
+      </w:r>
+      <w:r>
+        <w:rPr>
+          <w:rFonts w:ascii="Times New Roman" w:hAnsi="Times New Roman" w:eastAsia="Times New Roman" w:cs="Times New Roman"/>
+          <w:sz w:val="24"/>
+        </w:rPr>
+      </w:r>
+    </w:p>
+    <w:p>
+      <w:pPr>
         <w:pBdr/>
         <w:spacing w:after="0"/>
         <w:ind/>
+        <w:jc w:val="left"/>
         <w:rPr>
-          <w:rFonts w:ascii="Calibri" w:hAnsi="Calibri" w:cs="Calibri"/>
+          <w:rFonts w:ascii="Calibri" w:hAnsi="Calibri" w:eastAsia="Calibri" w:cs="Calibri"/>
+          <w:b/>
+          <w:bCs/>
+          <w:sz w:val="22"/>
+          <w:szCs w:val="22"/>
+          <w:lang w:val="en-GB"/>
+        </w:rPr>
+      </w:pPr>
+      <w:r>
+        <w:rPr>
+          <w:rFonts w:ascii="Calibri" w:hAnsi="Calibri" w:eastAsia="Calibri" w:cs="Calibri"/>
+          <w:b/>
+          <w:bCs/>
+          <w:sz w:val="22"/>
+          <w:szCs w:val="22"/>
+          <w:lang w:val="en-GB"/>
+        </w:rPr>
+        <w:t xml:space="preserve">                                                                                                                                                   </w:t>
+      </w:r>
+      <w:r>
+        <w:rPr>
+          <w:rFonts w:ascii="Calibri" w:hAnsi="Calibri" w:eastAsia="Calibri" w:cs="Calibri"/>
+          <w:b/>
+          <w:bCs/>
+          <w:sz w:val="22"/>
+          <w:szCs w:val="22"/>
+          <w:lang w:val="en-GB"/>
+        </w:rPr>
+      </w:r>
+      <w:r>
+        <w:rPr>
+          <w:rFonts w:ascii="Calibri" w:hAnsi="Calibri" w:eastAsia="Calibri" w:cs="Calibri"/>
+          <w:b/>
+          <w:bCs/>
+          <w:sz w:val="22"/>
+          <w:szCs w:val="22"/>
+          <w:lang w:val="en-GB"/>
+        </w:rPr>
+      </w:r>
+    </w:p>
+    <w:p>
+      <w:pPr>
+        <w:pBdr/>
+        <w:spacing w:after="0"/>
+        <w:ind/>
+        <w:rPr>
+          <w:highlight w:val="none"/>
         </w:rPr>
       </w:pPr>
       <w:r>
@@ -3240,7 +3275,12 @@
       </w:r>
       <w:r>
         <w:rPr>
-          <w:rFonts w:ascii="Calibri" w:hAnsi="Calibri" w:cs="Calibri"/>
+          <w:highlight w:val="none"/>
+        </w:rPr>
+      </w:r>
+      <w:r>
+        <w:rPr>
+          <w:highlight w:val="none"/>
         </w:rPr>
       </w:r>
     </w:p>
@@ -3249,9 +3289,68 @@
         <w:pBdr/>
         <w:spacing w:after="0"/>
         <w:ind/>
+        <w:jc w:val="left"/>
+        <w:rPr>
+          <w:rFonts w:ascii="Calibri" w:hAnsi="Calibri" w:eastAsia="Calibri" w:cs="Calibri"/>
+          <w:highlight w:val="none"/>
+        </w:rPr>
+      </w:pPr>
+      <w:r>
+        <w:rPr>
+          <w:rFonts w:ascii="Calibri" w:hAnsi="Calibri" w:eastAsia="Calibri" w:cs="Calibri"/>
+          <w:highlight w:val="none"/>
+        </w:rPr>
+      </w:r>
+      <w:r>
+        <w:rPr>
+          <w:rFonts w:ascii="Calibri" w:hAnsi="Calibri" w:eastAsia="Calibri" w:cs="Calibri"/>
+          <w:highlight w:val="none"/>
+        </w:rPr>
+      </w:r>
+    </w:p>
+    <w:p>
+      <w:pPr>
+        <w:pBdr/>
+        <w:spacing w:after="0"/>
+        <w:ind/>
+        <w:jc w:val="right"/>
+        <w:rPr>
+          <w:rFonts w:ascii="Calibri" w:hAnsi="Calibri" w:eastAsia="Calibri" w:cs="Calibri"/>
+          <w:highlight w:val="none"/>
+        </w:rPr>
+      </w:pPr>
+      <w:r>
+        <w:rPr>
+          <w:rFonts w:ascii="Calibri" w:hAnsi="Calibri" w:eastAsia="Calibri" w:cs="Calibri"/>
+        </w:rPr>
+        <w:t xml:space="preserve">        </w:t>
+      </w:r>
+      <w:r>
+        <w:rPr>
+          <w:rFonts w:ascii="Calibri" w:hAnsi="Calibri" w:cs="Calibri"/>
+          <w:b/>
+          <w:bCs/>
+          <w:sz w:val="22"/>
+          <w:szCs w:val="22"/>
+        </w:rPr>
+      </w:r>
+    </w:p>
+    <w:p>
+      <w:pPr>
+        <w:pBdr/>
+        <w:spacing/>
+        <w:ind/>
         <w:rPr>
           <w:rFonts w:ascii="Calibri" w:hAnsi="Calibri" w:cs="Calibri"/>
         </w:rPr>
+        <w:sectPr>
+          <w:footnotePr/>
+          <w:endnotePr/>
+          <w:type w:val="continuous"/>
+          <w:pgSz w:h="15840" w:orient="portrait" w:w="12240"/>
+          <w:pgMar w:top="432" w:right="432" w:bottom="432" w:left="432" w:header="709" w:footer="709" w:gutter="0"/>
+          <w:cols w:num="1" w:sep="0" w:space="720" w:equalWidth="1"/>
+        </w:sectPr>
       </w:pPr>
       <w:r>
         <w:rPr>

--- a/invoice/revoinvoiceproduct.docx
+++ b/invoice/revoinvoiceproduct.docx
@@ -2732,7 +2732,10 @@
         <w:spacing w:after="0"/>
         <w:ind/>
         <w:jc w:val="center"/>
-        <w:rPr/>
+        <w:rPr>
+          <w:b/>
+          <w:bCs/>
+        </w:rPr>
       </w:pPr>
       <w:r>
         <w:rPr>
@@ -2744,10 +2747,17 @@
       <w:r>
         <w:rPr>
           <w:rFonts w:ascii="Calibri" w:hAnsi="Calibri" w:eastAsia="Calibri" w:cs="Calibri"/>
+          <w:b/>
+          <w:bCs/>
         </w:rPr>
         <w:t xml:space="preserve">Sub Total:{#invoicedata}{subtotal}{/}</w:t>
       </w:r>
-      <w:r/>
+      <w:r>
+        <w:rPr>
+          <w:b/>
+          <w:bCs/>
+        </w:rPr>
+      </w:r>
     </w:p>
     <w:p>
       <w:pPr>
@@ -2755,17 +2765,24 @@
         <w:spacing w:after="0"/>
         <w:ind/>
         <w:jc w:val="center"/>
-        <w:rPr/>
+        <w:rPr>
+          <w:b/>
+          <w:bCs/>
+        </w:rPr>
       </w:pPr>
       <w:r>
         <w:rPr>
           <w:rFonts w:ascii="Calibri" w:hAnsi="Calibri" w:eastAsia="Calibri" w:cs="Calibri"/>
+          <w:b/>
+          <w:bCs/>
         </w:rPr>
         <w:tab/>
       </w:r>
       <w:r>
         <w:rPr>
           <w:rFonts w:ascii="Calibri" w:hAnsi="Calibri" w:eastAsia="Calibri" w:cs="Calibri"/>
+          <w:b/>
+          <w:bCs/>
           <w:lang w:val="en-GB"/>
         </w:rPr>
         <w:t xml:space="preserve">                                                                                                                  </w:t>
@@ -2773,10 +2790,17 @@
       <w:r>
         <w:rPr>
           <w:rFonts w:ascii="Calibri" w:hAnsi="Calibri" w:eastAsia="Calibri" w:cs="Calibri"/>
+          <w:b/>
+          <w:bCs/>
         </w:rPr>
         <w:t xml:space="preserve">Tax:{#invoicedata}{taxamount}{/}</w:t>
       </w:r>
-      <w:r/>
+      <w:r>
+        <w:rPr>
+          <w:b/>
+          <w:bCs/>
+        </w:rPr>
+      </w:r>
     </w:p>
     <w:p>
       <w:pPr>
@@ -2795,29 +2819,52 @@
       <w:r>
         <w:rPr>
           <w:rFonts w:ascii="Calibri" w:hAnsi="Calibri" w:eastAsia="Calibri" w:cs="Calibri"/>
+          <w:b/>
+          <w:bCs/>
         </w:rPr>
         <w:tab/>
       </w:r>
       <w:r>
         <w:rPr>
           <w:rFonts w:ascii="Calibri" w:hAnsi="Calibri" w:eastAsia="Calibri" w:cs="Calibri"/>
+          <w:b/>
+          <w:bCs/>
           <w:lang w:val="en-GB"/>
         </w:rPr>
-        <w:t xml:space="preserve">                                                                                                         </w:t>
+        <w:t xml:space="preserve">                                                                             </w:t>
       </w:r>
       <w:r>
         <w:rPr>
           <w:rFonts w:ascii="Calibri" w:hAnsi="Calibri" w:eastAsia="Calibri" w:cs="Calibri"/>
+          <w:b/>
+          <w:bCs/>
         </w:rPr>
         <w:t xml:space="preserve">Total amount Paid:{#invoicedata}{total}</w:t>
       </w:r>
-      <w:r/>
       <w:r>
         <w:rPr>
           <w:rFonts w:ascii="Calibri" w:hAnsi="Calibri" w:eastAsia="Calibri" w:cs="Calibri"/>
+          <w:b/>
+          <w:bCs/>
           <w:lang w:val="en-GB"/>
         </w:rPr>
         <w:t xml:space="preserve"> </w:t>
+      </w:r>
+      <w:r>
+        <w:rPr>
+          <w:rFonts w:ascii="Calibri" w:hAnsi="Calibri" w:eastAsia="Calibri" w:cs="Calibri"/>
+          <w:b/>
+          <w:bCs/>
+        </w:rPr>
+        <w:t xml:space="preserve">{/}</w:t>
+      </w:r>
+      <w:r>
+        <w:rPr>
+          <w:rFonts w:ascii="Calibri" w:hAnsi="Calibri" w:eastAsia="Calibri" w:cs="Calibri"/>
+          <w:b/>
+          <w:bCs/>
+          <w:lang w:val="en-GB"/>
+        </w:rPr>
       </w:r>
       <w:r>
         <w:rPr>
@@ -2870,121 +2917,11 @@
       </w:pPr>
       <w:r>
         <w:rPr>
-          <w:rFonts w:ascii="Calibri" w:hAnsi="Calibri" w:eastAsia="Calibri" w:cs="Calibri"/>
-          <w:b/>
-          <w:bCs/>
-          <w:color w:val="000000" w:themeColor="text1"/>
-        </w:rPr>
-        <w:tab/>
-      </w:r>
-      <w:r>
-        <w:rPr>
-          <w:rFonts w:ascii="Calibri" w:hAnsi="Calibri" w:eastAsia="Calibri" w:cs="Calibri"/>
-          <w:b/>
-          <w:bCs/>
-          <w:color w:val="000000" w:themeColor="text1"/>
-        </w:rPr>
-        <w:tab/>
-      </w:r>
-      <w:r>
-        <w:rPr>
-          <w:rFonts w:ascii="Calibri" w:hAnsi="Calibri" w:eastAsia="Calibri" w:cs="Calibri"/>
-          <w:b/>
-          <w:bCs/>
-          <w:color w:val="000000" w:themeColor="text1"/>
-        </w:rPr>
-        <w:tab/>
-      </w:r>
-      <w:r>
-        <w:rPr>
-          <w:rFonts w:ascii="Calibri" w:hAnsi="Calibri" w:eastAsia="Calibri" w:cs="Calibri"/>
-          <w:b/>
-          <w:bCs/>
-          <w:color w:val="000000" w:themeColor="text1"/>
-        </w:rPr>
-        <w:tab/>
-      </w:r>
-      <w:r>
-        <w:rPr>
-          <w:rFonts w:ascii="Calibri" w:hAnsi="Calibri" w:eastAsia="Calibri" w:cs="Calibri"/>
-          <w:b/>
-          <w:bCs/>
-          <w:color w:val="000000" w:themeColor="text1"/>
-        </w:rPr>
-        <w:tab/>
-      </w:r>
-      <w:r>
-        <w:rPr>
-          <w:rFonts w:ascii="Calibri" w:hAnsi="Calibri" w:eastAsia="Calibri" w:cs="Calibri"/>
-          <w:b/>
-          <w:bCs/>
-          <w:color w:val="000000" w:themeColor="text1"/>
-        </w:rPr>
-        <w:tab/>
-      </w:r>
-      <w:r>
-        <w:rPr>
-          <w:rFonts w:ascii="Calibri" w:hAnsi="Calibri" w:eastAsia="Calibri" w:cs="Calibri"/>
-          <w:b/>
-          <w:bCs/>
-          <w:color w:val="000000" w:themeColor="text1"/>
-        </w:rPr>
-        <w:tab/>
-      </w:r>
-      <w:r>
-        <w:rPr>
-          <w:rFonts w:ascii="Calibri" w:hAnsi="Calibri" w:eastAsia="Calibri" w:cs="Calibri"/>
-          <w:b/>
-          <w:bCs/>
-          <w:color w:val="000000" w:themeColor="text1"/>
-        </w:rPr>
-        <w:tab/>
-      </w:r>
-      <w:r>
-        <w:rPr>
           <w:rFonts w:ascii="Calibri" w:hAnsi="Calibri" w:cs="Calibri"/>
           <w:b/>
           <w:color w:val="000000" w:themeColor="text1"/>
         </w:rPr>
       </w:r>
-    </w:p>
-    <w:p>
-      <w:pPr>
-        <w:pBdr/>
-        <w:spacing/>
-        <w:ind/>
-        <w:rPr>
-          <w:rFonts w:ascii="Calibri" w:hAnsi="Calibri" w:cs="Calibri"/>
-        </w:rPr>
-        <w:sectPr>
-          <w:footnotePr/>
-          <w:endnotePr/>
-          <w:type w:val="continuous"/>
-          <w:pgSz w:h="15840" w:orient="portrait" w:w="12240"/>
-          <w:pgMar w:top="432" w:right="432" w:bottom="432" w:left="432" w:header="709" w:footer="709" w:gutter="0"/>
-          <w:cols w:num="2" w:sep="0" w:space="709" w:equalWidth="1"/>
-        </w:sectPr>
-      </w:pPr>
-      <w:r>
-        <w:rPr>
-          <w:rFonts w:ascii="Calibri" w:hAnsi="Calibri" w:cs="Calibri"/>
-        </w:rPr>
-      </w:r>
-      <w:r>
-        <w:rPr>
-          <w:rFonts w:ascii="Calibri" w:hAnsi="Calibri" w:cs="Calibri"/>
-        </w:rPr>
-      </w:r>
-    </w:p>
-    <w:p>
-      <w:pPr>
-        <w:pBdr/>
-        <w:spacing/>
-        <w:ind/>
-        <w:rPr>
-          <w:rFonts w:ascii="Calibri" w:hAnsi="Calibri" w:cs="Calibri"/>
-        </w:rPr>
-      </w:pPr>
       <w:r>
         <w:rPr>
           <w:rFonts w:ascii="Calibri" w:hAnsi="Calibri" w:eastAsia="Calibri" w:cs="Calibri"/>
@@ -2994,6 +2931,13 @@
       <w:r>
         <w:rPr>
           <w:rFonts w:ascii="Calibri" w:hAnsi="Calibri" w:cs="Calibri"/>
+        </w:rPr>
+      </w:r>
+      <w:r>
+        <w:rPr>
+          <w:rFonts w:ascii="Calibri" w:hAnsi="Calibri" w:cs="Calibri"/>
+          <w:b/>
+          <w:color w:val="000000" w:themeColor="text1"/>
         </w:rPr>
       </w:r>
     </w:p>

--- a/invoice/revoinvoiceproduct.docx
+++ b/invoice/revoinvoiceproduct.docx
@@ -2742,7 +2742,7 @@
           <w:rFonts w:ascii="Calibri" w:hAnsi="Calibri" w:eastAsia="Calibri" w:cs="Calibri"/>
           <w:lang w:val="en-GB"/>
         </w:rPr>
-        <w:t xml:space="preserve">                                                                                                                </w:t>
+        <w:t xml:space="preserve">                                                                                </w:t>
       </w:r>
       <w:r>
         <w:rPr>
@@ -2785,7 +2785,7 @@
           <w:bCs/>
           <w:lang w:val="en-GB"/>
         </w:rPr>
-        <w:t xml:space="preserve">                                                                                                                  </w:t>
+        <w:t xml:space="preserve">                                                                              </w:t>
       </w:r>
       <w:r>
         <w:rPr>

--- a/invoice/revoinvoiceproduct.docx
+++ b/invoice/revoinvoiceproduct.docx
@@ -4,7 +4,7 @@
   <w:body>
     <w:tbl>
       <w:tblPr>
-        <w:tblStyle w:val="876"/>
+        <w:tblStyle w:val="969"/>
         <w:tblW w:w="0" w:type="auto"/>
         <w:tblBorders/>
         <w:tblLook w:val="04A0" w:firstRow="1" w:lastRow="0" w:firstColumn="1" w:lastColumn="0" w:noHBand="0" w:noVBand="1"/>
@@ -46,7 +46,7 @@
                 <mc:Choice Requires="wpg">
                   <w:drawing>
                     <wp:anchor xmlns:wp="http://schemas.openxmlformats.org/drawingml/2006/wordprocessingDrawing" xmlns:wp14="http://schemas.microsoft.com/office/word/2010/wordprocessingDrawing" distT="0" distB="0" distL="114300" distR="114300" simplePos="0" relativeHeight="251658240" behindDoc="0" locked="0" layoutInCell="1" allowOverlap="1">
-                      <wp:simplePos x="27" y="64"/>
+                      <wp:simplePos x="0" y="0"/>
                       <wp:positionH relativeFrom="margin">
                         <wp:align>left</wp:align>
                       </wp:positionH>
@@ -140,6 +140,16 @@
                 <w:szCs w:val="32"/>
               </w:rPr>
             </w:r>
+            <w:r>
+              <w:rPr>
+                <w:rFonts w:ascii="Calibri" w:hAnsi="Calibri" w:eastAsia="Calibri" w:cs="Calibri"/>
+                <w:b/>
+                <w:bCs/>
+                <w:color w:val="000000" w:themeColor="text1"/>
+                <w:sz w:val="32"/>
+                <w:szCs w:val="32"/>
+              </w:rPr>
+            </w:r>
           </w:p>
         </w:tc>
       </w:tr>
@@ -179,10 +189,20 @@
           <w:szCs w:val="32"/>
         </w:rPr>
       </w:r>
+      <w:r>
+        <w:rPr>
+          <w:rFonts w:ascii="Calibri" w:hAnsi="Calibri" w:cs="Calibri"/>
+          <w:b/>
+          <w:bCs/>
+          <w:color w:val="000000" w:themeColor="text1"/>
+          <w:sz w:val="32"/>
+          <w:szCs w:val="32"/>
+        </w:rPr>
+      </w:r>
     </w:p>
     <w:p>
       <w:pPr>
-        <w:pStyle w:val="835"/>
+        <w:pStyle w:val="928"/>
         <w:pBdr/>
         <w:spacing/>
         <w:ind/>
@@ -272,10 +292,17 @@
           <w:color w:val="000000" w:themeColor="text1"/>
         </w:rPr>
       </w:r>
+      <w:r>
+        <w:rPr>
+          <w:rFonts w:ascii="Calibri" w:hAnsi="Calibri" w:eastAsia="Calibri" w:cs="Calibri"/>
+          <w:b/>
+          <w:color w:val="000000" w:themeColor="text1"/>
+        </w:rPr>
+      </w:r>
     </w:p>
     <w:p>
       <w:pPr>
-        <w:pStyle w:val="835"/>
+        <w:pStyle w:val="928"/>
         <w:pBdr/>
         <w:spacing/>
         <w:ind/>
@@ -303,6 +330,14 @@
           <w:color w:val="000000" w:themeColor="text1"/>
         </w:rPr>
       </w:r>
+      <w:r>
+        <w:rPr>
+          <w:rFonts w:ascii="Calibri" w:hAnsi="Calibri" w:cs="Calibri"/>
+          <w:b/>
+          <w:bCs/>
+          <w:color w:val="000000" w:themeColor="text1"/>
+        </w:rPr>
+      </w:r>
     </w:p>
     <w:p>
       <w:pPr>
@@ -322,6 +357,12 @@
           <w:color w:val="000000" w:themeColor="text1"/>
         </w:rPr>
         <w:t xml:space="preserve">                                                                                                                                                                       </w:t>
+      </w:r>
+      <w:r>
+        <w:rPr>
+          <w:rFonts w:ascii="Calibri" w:hAnsi="Calibri" w:cs="Calibri"/>
+          <w:color w:val="000000" w:themeColor="text1"/>
+        </w:rPr>
       </w:r>
       <w:r>
         <w:rPr>
@@ -372,10 +413,18 @@
           <w:szCs w:val="22"/>
         </w:rPr>
       </w:r>
+      <w:r>
+        <w:rPr>
+          <w:rFonts w:ascii="Calibri" w:hAnsi="Calibri" w:cs="Calibri"/>
+          <w:color w:val="000000" w:themeColor="text1"/>
+          <w:sz w:val="22"/>
+          <w:szCs w:val="22"/>
+        </w:rPr>
+      </w:r>
     </w:p>
     <w:p>
       <w:pPr>
-        <w:pStyle w:val="875"/>
+        <w:pStyle w:val="968"/>
         <w:pBdr/>
         <w:spacing w:after="0"/>
         <w:ind/>
@@ -400,10 +449,17 @@
           <w:szCs w:val="22"/>
         </w:rPr>
       </w:r>
+      <w:r>
+        <w:rPr>
+          <w:rFonts w:ascii="Calibri" w:hAnsi="Calibri" w:cs="Calibri"/>
+          <w:sz w:val="22"/>
+          <w:szCs w:val="22"/>
+        </w:rPr>
+      </w:r>
     </w:p>
     <w:p>
       <w:pPr>
-        <w:pStyle w:val="875"/>
+        <w:pStyle w:val="968"/>
         <w:pBdr/>
         <w:spacing w:after="0"/>
         <w:ind/>
@@ -470,10 +526,17 @@
           <w:szCs w:val="22"/>
         </w:rPr>
       </w:r>
+      <w:r>
+        <w:rPr>
+          <w:rFonts w:ascii="Calibri" w:hAnsi="Calibri" w:cs="Calibri"/>
+          <w:sz w:val="22"/>
+          <w:szCs w:val="22"/>
+        </w:rPr>
+      </w:r>
     </w:p>
     <w:p>
       <w:pPr>
-        <w:pStyle w:val="875"/>
+        <w:pStyle w:val="968"/>
         <w:pBdr/>
         <w:spacing w:after="0"/>
         <w:ind/>
@@ -508,10 +571,17 @@
           <w:szCs w:val="22"/>
         </w:rPr>
       </w:r>
+      <w:r>
+        <w:rPr>
+          <w:rFonts w:ascii="Calibri" w:hAnsi="Calibri" w:eastAsia="Calibri" w:cs="Calibri"/>
+          <w:sz w:val="22"/>
+          <w:szCs w:val="22"/>
+        </w:rPr>
+      </w:r>
     </w:p>
     <w:p>
       <w:pPr>
-        <w:pStyle w:val="875"/>
+        <w:pStyle w:val="968"/>
         <w:pBdr/>
         <w:spacing w:after="0"/>
         <w:ind/>
@@ -546,10 +616,17 @@
           <w:szCs w:val="22"/>
         </w:rPr>
       </w:r>
+      <w:r>
+        <w:rPr>
+          <w:rFonts w:ascii="Calibri" w:hAnsi="Calibri" w:eastAsia="Calibri" w:cs="Calibri"/>
+          <w:sz w:val="22"/>
+          <w:szCs w:val="22"/>
+        </w:rPr>
+      </w:r>
     </w:p>
     <w:p>
       <w:pPr>
-        <w:pStyle w:val="875"/>
+        <w:pStyle w:val="968"/>
         <w:pBdr/>
         <w:spacing w:after="0"/>
         <w:ind/>
@@ -576,6 +653,13 @@
           <w:szCs w:val="22"/>
         </w:rPr>
         <w:t xml:space="preserve">{ifsc}</w:t>
+      </w:r>
+      <w:r>
+        <w:rPr>
+          <w:rFonts w:ascii="Calibri" w:hAnsi="Calibri" w:eastAsia="Calibri" w:cs="Calibri"/>
+          <w:sz w:val="22"/>
+          <w:szCs w:val="22"/>
+        </w:rPr>
       </w:r>
       <w:r>
         <w:rPr>
@@ -625,19 +709,35 @@
           <w:szCs w:val="22"/>
         </w:rPr>
       </w:r>
-    </w:p>
-    <w:p>
-      <w:pPr>
-        <w:pBdr/>
-        <w:spacing w:after="0" w:line="264" w:lineRule="auto"/>
-        <w:ind/>
+      <w:r>
         <w:rPr>
           <w:rFonts w:ascii="Calibri" w:hAnsi="Calibri" w:cs="Calibri"/>
           <w:color w:val="000000" w:themeColor="text1"/>
           <w:sz w:val="22"/>
           <w:szCs w:val="22"/>
         </w:rPr>
-      </w:pPr>
+      </w:r>
+    </w:p>
+    <w:p>
+      <w:pPr>
+        <w:pBdr/>
+        <w:spacing w:after="0" w:line="264" w:lineRule="auto"/>
+        <w:ind/>
+        <w:rPr>
+          <w:rFonts w:ascii="Calibri" w:hAnsi="Calibri" w:cs="Calibri"/>
+          <w:color w:val="000000" w:themeColor="text1"/>
+          <w:sz w:val="22"/>
+          <w:szCs w:val="22"/>
+        </w:rPr>
+      </w:pPr>
+      <w:r>
+        <w:rPr>
+          <w:rFonts w:ascii="Calibri" w:hAnsi="Calibri" w:cs="Calibri"/>
+          <w:color w:val="000000" w:themeColor="text1"/>
+          <w:sz w:val="22"/>
+          <w:szCs w:val="22"/>
+        </w:rPr>
+      </w:r>
       <w:r>
         <w:rPr>
           <w:rFonts w:ascii="Calibri" w:hAnsi="Calibri" w:cs="Calibri"/>
@@ -682,10 +782,15 @@
           <w:rFonts w:ascii="Calibri" w:hAnsi="Calibri" w:cs="Calibri"/>
         </w:rPr>
       </w:r>
+      <w:r>
+        <w:rPr>
+          <w:rFonts w:ascii="Calibri" w:hAnsi="Calibri" w:cs="Calibri"/>
+        </w:rPr>
+      </w:r>
     </w:p>
     <w:p>
       <w:pPr>
-        <w:pStyle w:val="875"/>
+        <w:pStyle w:val="968"/>
         <w:pBdr/>
         <w:spacing w:after="0"/>
         <w:ind/>
@@ -716,10 +821,19 @@
           <w:szCs w:val="28"/>
         </w:rPr>
       </w:r>
+      <w:r>
+        <w:rPr>
+          <w:rFonts w:ascii="Calibri" w:hAnsi="Calibri" w:cs="Calibri"/>
+          <w:b/>
+          <w:bCs/>
+          <w:sz w:val="28"/>
+          <w:szCs w:val="28"/>
+        </w:rPr>
+      </w:r>
     </w:p>
     <w:p>
       <w:pPr>
-        <w:pStyle w:val="875"/>
+        <w:pStyle w:val="968"/>
         <w:pBdr/>
         <w:spacing w:after="0"/>
         <w:ind/>
@@ -744,10 +858,17 @@
           <w:szCs w:val="22"/>
         </w:rPr>
       </w:r>
+      <w:r>
+        <w:rPr>
+          <w:rFonts w:ascii="Calibri" w:hAnsi="Calibri" w:cs="Calibri"/>
+          <w:sz w:val="22"/>
+          <w:szCs w:val="22"/>
+        </w:rPr>
+      </w:r>
     </w:p>
     <w:p>
       <w:pPr>
-        <w:pStyle w:val="875"/>
+        <w:pStyle w:val="968"/>
         <w:pBdr/>
         <w:spacing w:after="0"/>
         <w:ind/>
@@ -772,10 +893,17 @@
           <w:szCs w:val="22"/>
         </w:rPr>
       </w:r>
+      <w:r>
+        <w:rPr>
+          <w:rFonts w:ascii="Calibri" w:hAnsi="Calibri" w:cs="Calibri"/>
+          <w:sz w:val="22"/>
+          <w:szCs w:val="22"/>
+        </w:rPr>
+      </w:r>
     </w:p>
     <w:p>
       <w:pPr>
-        <w:pStyle w:val="875"/>
+        <w:pStyle w:val="968"/>
         <w:pBdr/>
         <w:spacing w:after="0"/>
         <w:ind/>
@@ -842,10 +970,17 @@
           <w:szCs w:val="22"/>
         </w:rPr>
       </w:r>
+      <w:r>
+        <w:rPr>
+          <w:rFonts w:ascii="Calibri" w:hAnsi="Calibri" w:cs="Calibri"/>
+          <w:sz w:val="22"/>
+          <w:szCs w:val="22"/>
+        </w:rPr>
+      </w:r>
     </w:p>
     <w:p>
       <w:pPr>
-        <w:pStyle w:val="875"/>
+        <w:pStyle w:val="968"/>
         <w:pBdr/>
         <w:spacing w:after="0"/>
         <w:ind/>
@@ -880,10 +1015,17 @@
           <w:szCs w:val="22"/>
         </w:rPr>
       </w:r>
+      <w:r>
+        <w:rPr>
+          <w:rFonts w:ascii="Calibri" w:hAnsi="Calibri" w:cs="Calibri"/>
+          <w:sz w:val="22"/>
+          <w:szCs w:val="22"/>
+        </w:rPr>
+      </w:r>
     </w:p>
     <w:p>
       <w:pPr>
-        <w:pStyle w:val="875"/>
+        <w:pStyle w:val="968"/>
         <w:pBdr/>
         <w:spacing w:after="0"/>
         <w:ind/>
@@ -915,10 +1057,19 @@
           <w:szCs w:val="28"/>
         </w:rPr>
       </w:r>
+      <w:r>
+        <w:rPr>
+          <w:rFonts w:ascii="Calibri" w:hAnsi="Calibri" w:cs="Calibri"/>
+          <w:b/>
+          <w:bCs/>
+          <w:sz w:val="28"/>
+          <w:szCs w:val="28"/>
+        </w:rPr>
+      </w:r>
     </w:p>
     <w:p>
       <w:pPr>
-        <w:pStyle w:val="875"/>
+        <w:pStyle w:val="968"/>
         <w:pBdr/>
         <w:spacing w:after="0"/>
         <w:ind/>
@@ -940,10 +1091,15 @@
           <w:rFonts w:ascii="Calibri" w:hAnsi="Calibri" w:cs="Calibri"/>
         </w:rPr>
       </w:r>
+      <w:r>
+        <w:rPr>
+          <w:rFonts w:ascii="Calibri" w:hAnsi="Calibri" w:cs="Calibri"/>
+        </w:rPr>
+      </w:r>
     </w:p>
     <w:p>
       <w:pPr>
-        <w:pStyle w:val="875"/>
+        <w:pStyle w:val="968"/>
         <w:pBdr/>
         <w:spacing w:after="0"/>
         <w:ind/>
@@ -965,10 +1121,15 @@
           <w:rFonts w:ascii="Calibri" w:hAnsi="Calibri" w:cs="Calibri"/>
         </w:rPr>
       </w:r>
+      <w:r>
+        <w:rPr>
+          <w:rFonts w:ascii="Calibri" w:hAnsi="Calibri" w:cs="Calibri"/>
+        </w:rPr>
+      </w:r>
     </w:p>
     <w:p>
       <w:pPr>
-        <w:pStyle w:val="875"/>
+        <w:pStyle w:val="968"/>
         <w:pBdr/>
         <w:spacing w:after="0"/>
         <w:ind/>
@@ -1036,10 +1197,17 @@
           <w:szCs w:val="22"/>
         </w:rPr>
       </w:r>
+      <w:r>
+        <w:rPr>
+          <w:rFonts w:ascii="Calibri" w:hAnsi="Calibri" w:cs="Calibri"/>
+          <w:sz w:val="22"/>
+          <w:szCs w:val="22"/>
+        </w:rPr>
+      </w:r>
     </w:p>
     <w:p>
       <w:pPr>
-        <w:pStyle w:val="875"/>
+        <w:pStyle w:val="968"/>
         <w:pBdr/>
         <w:spacing w:after="0"/>
         <w:ind/>
@@ -1104,10 +1272,17 @@
           <w:szCs w:val="22"/>
         </w:rPr>
       </w:r>
+      <w:r>
+        <w:rPr>
+          <w:rFonts w:ascii="Calibri" w:hAnsi="Calibri" w:cs="Calibri"/>
+          <w:sz w:val="22"/>
+          <w:szCs w:val="22"/>
+        </w:rPr>
+      </w:r>
     </w:p>
     <w:p>
       <w:pPr>
-        <w:pStyle w:val="875"/>
+        <w:pStyle w:val="968"/>
         <w:pBdr/>
         <w:spacing w:after="0"/>
         <w:ind/>
@@ -1126,6 +1301,13 @@
           <w:cols w:num="2" w:sep="0" w:space="709" w:equalWidth="1"/>
         </w:sectPr>
       </w:pPr>
+      <w:r>
+        <w:rPr>
+          <w:rFonts w:ascii="Calibri" w:hAnsi="Calibri" w:eastAsia="Calibri" w:cs="Calibri"/>
+          <w:sz w:val="22"/>
+          <w:szCs w:val="22"/>
+        </w:rPr>
+      </w:r>
       <w:r>
         <w:rPr>
           <w:rFonts w:ascii="Calibri" w:hAnsi="Calibri" w:eastAsia="Calibri" w:cs="Calibri"/>
@@ -1143,7 +1325,7 @@
     </w:p>
     <w:p>
       <w:pPr>
-        <w:pStyle w:val="875"/>
+        <w:pStyle w:val="968"/>
         <w:pBdr/>
         <w:spacing w:after="0"/>
         <w:ind/>
@@ -1153,6 +1335,13 @@
           <w:szCs w:val="22"/>
         </w:rPr>
       </w:pPr>
+      <w:r>
+        <w:rPr>
+          <w:rFonts w:ascii="Calibri" w:hAnsi="Calibri" w:cs="Calibri"/>
+          <w:sz w:val="22"/>
+          <w:szCs w:val="22"/>
+        </w:rPr>
+      </w:r>
       <w:r>
         <w:rPr>
           <w:rFonts w:ascii="Calibri" w:hAnsi="Calibri" w:cs="Calibri"/>
@@ -1170,7 +1359,7 @@
     </w:p>
     <w:p>
       <w:pPr>
-        <w:pStyle w:val="875"/>
+        <w:pStyle w:val="968"/>
         <w:pBdr/>
         <w:spacing w:after="0"/>
         <w:ind/>
@@ -1180,6 +1369,13 @@
           <w:szCs w:val="22"/>
         </w:rPr>
       </w:pPr>
+      <w:r>
+        <w:rPr>
+          <w:rFonts w:ascii="Calibri" w:hAnsi="Calibri" w:cs="Calibri"/>
+          <w:sz w:val="22"/>
+          <w:szCs w:val="22"/>
+        </w:rPr>
+      </w:r>
       <w:r>
         <w:rPr>
           <w:rFonts w:ascii="Calibri" w:hAnsi="Calibri" w:cs="Calibri"/>
@@ -1197,7 +1393,7 @@
     </w:p>
     <w:p>
       <w:pPr>
-        <w:pStyle w:val="875"/>
+        <w:pStyle w:val="968"/>
         <w:pBdr/>
         <w:spacing w:after="0" w:line="276" w:lineRule="auto"/>
         <w:ind/>
@@ -1227,10 +1423,18 @@
           <w:szCs w:val="28"/>
         </w:rPr>
       </w:r>
+      <w:r>
+        <w:rPr>
+          <w:rFonts w:ascii="Calibri" w:hAnsi="Calibri" w:eastAsia="Calibri" w:cs="Calibri"/>
+          <w:b/>
+          <w:sz w:val="28"/>
+          <w:szCs w:val="28"/>
+        </w:rPr>
+      </w:r>
     </w:p>
     <w:p>
       <w:pPr>
-        <w:pStyle w:val="875"/>
+        <w:pStyle w:val="968"/>
         <w:pBdr/>
         <w:spacing w:after="0" w:line="276" w:lineRule="auto"/>
         <w:ind/>
@@ -1270,10 +1474,18 @@
           <w:szCs w:val="28"/>
         </w:rPr>
       </w:r>
+      <w:r>
+        <w:rPr>
+          <w:rFonts w:ascii="Calibri" w:hAnsi="Calibri" w:cs="Calibri"/>
+          <w:b/>
+          <w:sz w:val="28"/>
+          <w:szCs w:val="28"/>
+        </w:rPr>
+      </w:r>
     </w:p>
     <w:tbl>
       <w:tblPr>
-        <w:tblStyle w:val="876"/>
+        <w:tblStyle w:val="969"/>
         <w:tblW w:w="0" w:type="auto"/>
         <w:tblBorders>
           <w:top w:val="single" w:color="000000" w:sz="6" w:space="0"/>
@@ -1313,7 +1525,7 @@
           </w:tcPr>
           <w:p>
             <w:pPr>
-              <w:pStyle w:val="835"/>
+              <w:pStyle w:val="928"/>
               <w:pBdr/>
               <w:shd w:val="clear" w:color="ffffff" w:themeColor="background1" w:fill="ffffff" w:themeFill="background1"/>
               <w:spacing/>
@@ -1345,6 +1557,14 @@
                 <w:szCs w:val="22"/>
               </w:rPr>
             </w:r>
+            <w:r>
+              <w:rPr>
+                <w:rFonts w:ascii="Calibri" w:hAnsi="Calibri" w:cs="Calibri"/>
+                <w:color w:val="000000" w:themeColor="text1"/>
+                <w:sz w:val="22"/>
+                <w:szCs w:val="22"/>
+              </w:rPr>
+            </w:r>
           </w:p>
         </w:tc>
         <w:tc>
@@ -1361,7 +1581,7 @@
           </w:tcPr>
           <w:p>
             <w:pPr>
-              <w:pStyle w:val="835"/>
+              <w:pStyle w:val="928"/>
               <w:pBdr/>
               <w:shd w:val="clear" w:color="ffffff" w:themeColor="background1" w:fill="ffffff" w:themeFill="background1"/>
               <w:spacing/>
@@ -1393,6 +1613,14 @@
                 <w:szCs w:val="22"/>
               </w:rPr>
             </w:r>
+            <w:r>
+              <w:rPr>
+                <w:rFonts w:ascii="Calibri" w:hAnsi="Calibri" w:cs="Calibri"/>
+                <w:color w:val="000000" w:themeColor="text1"/>
+                <w:sz w:val="22"/>
+                <w:szCs w:val="22"/>
+              </w:rPr>
+            </w:r>
           </w:p>
         </w:tc>
         <w:tc>
@@ -1409,7 +1637,7 @@
           </w:tcPr>
           <w:p>
             <w:pPr>
-              <w:pStyle w:val="835"/>
+              <w:pStyle w:val="928"/>
               <w:pBdr/>
               <w:shd w:val="clear" w:color="auto" w:fill="ffffff" w:themeFill="background1"/>
               <w:spacing/>
@@ -1467,6 +1695,16 @@
                 <w:szCs w:val="22"/>
               </w:rPr>
             </w:r>
+            <w:r>
+              <w:rPr>
+                <w:rFonts w:ascii="Calibri" w:hAnsi="Calibri" w:eastAsia="Calibri" w:cs="Calibri"/>
+                <w:b/>
+                <w:bCs/>
+                <w:color w:val="000000" w:themeColor="text1"/>
+                <w:sz w:val="22"/>
+                <w:szCs w:val="22"/>
+              </w:rPr>
+            </w:r>
           </w:p>
         </w:tc>
         <w:tc>
@@ -1483,7 +1721,7 @@
           </w:tcPr>
           <w:p>
             <w:pPr>
-              <w:pStyle w:val="835"/>
+              <w:pStyle w:val="928"/>
               <w:pBdr/>
               <w:shd w:val="clear" w:color="ffffff" w:themeColor="background1" w:fill="ffffff" w:themeFill="background1"/>
               <w:spacing/>
@@ -1515,6 +1753,14 @@
                 <w:szCs w:val="22"/>
               </w:rPr>
             </w:r>
+            <w:r>
+              <w:rPr>
+                <w:rFonts w:ascii="Calibri" w:hAnsi="Calibri" w:cs="Calibri"/>
+                <w:color w:val="000000" w:themeColor="text1"/>
+                <w:sz w:val="22"/>
+                <w:szCs w:val="22"/>
+              </w:rPr>
+            </w:r>
           </w:p>
         </w:tc>
         <w:tc>
@@ -1533,7 +1779,7 @@
           </w:tcPr>
           <w:p>
             <w:pPr>
-              <w:pStyle w:val="835"/>
+              <w:pStyle w:val="928"/>
               <w:pBdr/>
               <w:spacing/>
               <w:ind/>
@@ -1568,6 +1814,16 @@
                 <w:szCs w:val="22"/>
               </w:rPr>
             </w:r>
+            <w:r>
+              <w:rPr>
+                <w:rFonts w:ascii="Calibri" w:hAnsi="Calibri" w:eastAsia="Calibri" w:cs="Calibri"/>
+                <w:b/>
+                <w:bCs/>
+                <w:color w:val="000000" w:themeColor="text1"/>
+                <w:sz w:val="22"/>
+                <w:szCs w:val="22"/>
+              </w:rPr>
+            </w:r>
           </w:p>
         </w:tc>
         <w:tc>
@@ -1586,7 +1842,7 @@
           </w:tcPr>
           <w:p>
             <w:pPr>
-              <w:pStyle w:val="835"/>
+              <w:pStyle w:val="928"/>
               <w:pBdr/>
               <w:shd w:val="clear" w:color="ffffff" w:themeColor="background1" w:fill="ffffff" w:themeFill="background1"/>
               <w:spacing/>
@@ -1620,6 +1876,15 @@
                 <w:szCs w:val="22"/>
               </w:rPr>
             </w:r>
+            <w:r>
+              <w:rPr>
+                <w:rFonts w:ascii="Calibri" w:hAnsi="Calibri" w:eastAsia="Calibri" w:cs="Calibri"/>
+                <w:b/>
+                <w:color w:val="000000" w:themeColor="text1"/>
+                <w:sz w:val="22"/>
+                <w:szCs w:val="22"/>
+              </w:rPr>
+            </w:r>
           </w:p>
         </w:tc>
         <w:tc>
@@ -1638,7 +1903,7 @@
           </w:tcPr>
           <w:p>
             <w:pPr>
-              <w:pStyle w:val="835"/>
+              <w:pStyle w:val="928"/>
               <w:pBdr/>
               <w:shd w:val="clear" w:color="ffffff" w:themeColor="background1" w:fill="ffffff" w:themeFill="background1"/>
               <w:spacing/>
@@ -1672,6 +1937,15 @@
                 <w:szCs w:val="22"/>
               </w:rPr>
             </w:r>
+            <w:r>
+              <w:rPr>
+                <w:rFonts w:ascii="Calibri" w:hAnsi="Calibri" w:eastAsia="Calibri" w:cs="Calibri"/>
+                <w:b/>
+                <w:color w:val="000000" w:themeColor="text1"/>
+                <w:sz w:val="22"/>
+                <w:szCs w:val="22"/>
+              </w:rPr>
+            </w:r>
           </w:p>
         </w:tc>
         <w:tc>
@@ -1690,7 +1964,7 @@
           </w:tcPr>
           <w:p>
             <w:pPr>
-              <w:pStyle w:val="835"/>
+              <w:pStyle w:val="928"/>
               <w:pBdr/>
               <w:spacing/>
               <w:ind/>
@@ -1723,6 +1997,15 @@
                 <w:szCs w:val="22"/>
               </w:rPr>
             </w:r>
+            <w:r>
+              <w:rPr>
+                <w:rFonts w:ascii="Calibri" w:hAnsi="Calibri" w:eastAsia="Calibri" w:cs="Calibri"/>
+                <w:b/>
+                <w:color w:val="000000" w:themeColor="text1"/>
+                <w:sz w:val="22"/>
+                <w:szCs w:val="22"/>
+              </w:rPr>
+            </w:r>
           </w:p>
         </w:tc>
         <w:tc>
@@ -1739,7 +2022,7 @@
           </w:tcPr>
           <w:p>
             <w:pPr>
-              <w:pStyle w:val="835"/>
+              <w:pStyle w:val="928"/>
               <w:pBdr/>
               <w:shd w:val="clear" w:color="ffffff" w:themeColor="background1" w:fill="ffffff" w:themeFill="background1"/>
               <w:spacing/>
@@ -1771,6 +2054,14 @@
                 <w:szCs w:val="22"/>
               </w:rPr>
             </w:r>
+            <w:r>
+              <w:rPr>
+                <w:rFonts w:ascii="Calibri" w:hAnsi="Calibri" w:cs="Calibri"/>
+                <w:color w:val="000000" w:themeColor="text1"/>
+                <w:sz w:val="22"/>
+                <w:szCs w:val="22"/>
+              </w:rPr>
+            </w:r>
           </w:p>
         </w:tc>
       </w:tr>
@@ -1792,7 +2083,7 @@
           </w:tcPr>
           <w:p>
             <w:pPr>
-              <w:pStyle w:val="835"/>
+              <w:pStyle w:val="928"/>
               <w:pBdr/>
               <w:spacing/>
               <w:ind/>
@@ -1821,6 +2112,14 @@
                 <w:szCs w:val="22"/>
               </w:rPr>
             </w:r>
+            <w:r>
+              <w:rPr>
+                <w:rFonts w:ascii="Calibri" w:hAnsi="Calibri" w:cs="Calibri"/>
+                <w:color w:val="000000" w:themeColor="text1"/>
+                <w:sz w:val="22"/>
+                <w:szCs w:val="22"/>
+              </w:rPr>
+            </w:r>
           </w:p>
         </w:tc>
         <w:tc>
@@ -1837,7 +2136,7 @@
           </w:tcPr>
           <w:p>
             <w:pPr>
-              <w:pStyle w:val="835"/>
+              <w:pStyle w:val="928"/>
               <w:pBdr/>
               <w:spacing/>
               <w:ind/>
@@ -1866,6 +2165,14 @@
                 <w:szCs w:val="22"/>
               </w:rPr>
             </w:r>
+            <w:r>
+              <w:rPr>
+                <w:rFonts w:ascii="Calibri" w:hAnsi="Calibri" w:cs="Calibri"/>
+                <w:color w:val="000000" w:themeColor="text1"/>
+                <w:sz w:val="22"/>
+                <w:szCs w:val="22"/>
+              </w:rPr>
+            </w:r>
           </w:p>
         </w:tc>
         <w:tc>
@@ -1882,7 +2189,7 @@
           </w:tcPr>
           <w:p>
             <w:pPr>
-              <w:pStyle w:val="835"/>
+              <w:pStyle w:val="928"/>
               <w:pBdr/>
               <w:spacing/>
               <w:ind/>
@@ -1947,6 +2254,14 @@
                 <w:szCs w:val="22"/>
               </w:rPr>
             </w:r>
+            <w:r>
+              <w:rPr>
+                <w:rFonts w:ascii="Calibri" w:hAnsi="Calibri" w:cs="Calibri"/>
+                <w:color w:val="000000" w:themeColor="text1"/>
+                <w:sz w:val="22"/>
+                <w:szCs w:val="22"/>
+              </w:rPr>
+            </w:r>
           </w:p>
         </w:tc>
         <w:tc>
@@ -1963,7 +2278,7 @@
           </w:tcPr>
           <w:p>
             <w:pPr>
-              <w:pStyle w:val="835"/>
+              <w:pStyle w:val="928"/>
               <w:pBdr/>
               <w:spacing/>
               <w:ind/>
@@ -1992,6 +2307,14 @@
                 <w:szCs w:val="22"/>
               </w:rPr>
             </w:r>
+            <w:r>
+              <w:rPr>
+                <w:rFonts w:ascii="Calibri" w:hAnsi="Calibri" w:cs="Calibri"/>
+                <w:color w:val="000000" w:themeColor="text1"/>
+                <w:sz w:val="22"/>
+                <w:szCs w:val="22"/>
+              </w:rPr>
+            </w:r>
           </w:p>
         </w:tc>
         <w:tc>
@@ -2010,7 +2333,7 @@
           </w:tcPr>
           <w:p>
             <w:pPr>
-              <w:pStyle w:val="835"/>
+              <w:pStyle w:val="928"/>
               <w:pBdr/>
               <w:spacing/>
               <w:ind/>
@@ -2057,6 +2380,14 @@
                 <w:szCs w:val="22"/>
               </w:rPr>
             </w:r>
+            <w:r>
+              <w:rPr>
+                <w:rFonts w:ascii="Calibri" w:hAnsi="Calibri" w:eastAsia="Calibri" w:cs="Calibri"/>
+                <w:color w:val="000000" w:themeColor="text1"/>
+                <w:sz w:val="22"/>
+                <w:szCs w:val="22"/>
+              </w:rPr>
+            </w:r>
           </w:p>
         </w:tc>
         <w:tc>
@@ -2075,7 +2406,7 @@
           </w:tcPr>
           <w:p>
             <w:pPr>
-              <w:pStyle w:val="835"/>
+              <w:pStyle w:val="928"/>
               <w:pBdr/>
               <w:spacing/>
               <w:ind/>
@@ -2104,10 +2435,18 @@
                 <w:szCs w:val="22"/>
               </w:rPr>
             </w:r>
+            <w:r>
+              <w:rPr>
+                <w:rFonts w:ascii="Calibri" w:hAnsi="Calibri" w:eastAsia="Calibri" w:cs="Calibri"/>
+                <w:color w:val="000000" w:themeColor="text1"/>
+                <w:sz w:val="22"/>
+                <w:szCs w:val="22"/>
+              </w:rPr>
+            </w:r>
           </w:p>
           <w:p>
             <w:pPr>
-              <w:pStyle w:val="835"/>
+              <w:pStyle w:val="928"/>
               <w:pBdr/>
               <w:spacing/>
               <w:ind/>
@@ -2119,6 +2458,14 @@
                 <w:szCs w:val="22"/>
               </w:rPr>
             </w:pPr>
+            <w:r>
+              <w:rPr>
+                <w:rFonts w:ascii="Calibri" w:hAnsi="Calibri" w:eastAsia="Calibri" w:cs="Calibri"/>
+                <w:color w:val="000000" w:themeColor="text1"/>
+                <w:sz w:val="22"/>
+                <w:szCs w:val="22"/>
+              </w:rPr>
+            </w:r>
             <w:r>
               <w:rPr>
                 <w:rFonts w:ascii="Calibri" w:hAnsi="Calibri" w:eastAsia="Calibri" w:cs="Calibri"/>
@@ -2153,7 +2500,7 @@
           </w:tcPr>
           <w:p>
             <w:pPr>
-              <w:pStyle w:val="835"/>
+              <w:pStyle w:val="928"/>
               <w:pBdr/>
               <w:spacing/>
               <w:ind/>
@@ -2182,6 +2529,14 @@
                 <w:szCs w:val="22"/>
               </w:rPr>
             </w:r>
+            <w:r>
+              <w:rPr>
+                <w:rFonts w:ascii="Calibri" w:hAnsi="Calibri" w:eastAsia="Calibri" w:cs="Calibri"/>
+                <w:color w:val="000000" w:themeColor="text1"/>
+                <w:sz w:val="22"/>
+                <w:szCs w:val="22"/>
+              </w:rPr>
+            </w:r>
           </w:p>
         </w:tc>
         <w:tc>
@@ -2200,7 +2555,7 @@
           </w:tcPr>
           <w:p>
             <w:pPr>
-              <w:pStyle w:val="835"/>
+              <w:pStyle w:val="928"/>
               <w:pBdr/>
               <w:spacing/>
               <w:ind/>
@@ -2229,6 +2584,14 @@
                 <w:szCs w:val="22"/>
               </w:rPr>
             </w:r>
+            <w:r>
+              <w:rPr>
+                <w:rFonts w:ascii="Calibri" w:hAnsi="Calibri" w:eastAsia="Calibri" w:cs="Calibri"/>
+                <w:color w:val="000000" w:themeColor="text1"/>
+                <w:sz w:val="22"/>
+                <w:szCs w:val="22"/>
+              </w:rPr>
+            </w:r>
           </w:p>
         </w:tc>
         <w:tc>
@@ -2245,7 +2608,7 @@
           </w:tcPr>
           <w:p>
             <w:pPr>
-              <w:pStyle w:val="835"/>
+              <w:pStyle w:val="928"/>
               <w:pBdr/>
               <w:spacing/>
               <w:ind/>
@@ -2265,6 +2628,14 @@
                 <w:szCs w:val="22"/>
               </w:rPr>
               <w:t xml:space="preserve">{totalamount}{/}{/}</w:t>
+            </w:r>
+            <w:r>
+              <w:rPr>
+                <w:rFonts w:ascii="Calibri" w:hAnsi="Calibri" w:cs="Calibri"/>
+                <w:color w:val="000000" w:themeColor="text1"/>
+                <w:sz w:val="22"/>
+                <w:szCs w:val="22"/>
+              </w:rPr>
             </w:r>
             <w:r>
               <w:rPr>
@@ -2306,6 +2677,14 @@
                 <w:szCs w:val="22"/>
               </w:rPr>
             </w:pPr>
+            <w:r>
+              <w:rPr>
+                <w:rFonts w:ascii="Calibri" w:hAnsi="Calibri" w:cs="Calibri"/>
+                <w:color w:val="000000" w:themeColor="text1"/>
+                <w:sz w:val="22"/>
+                <w:szCs w:val="22"/>
+              </w:rPr>
+            </w:r>
             <w:r>
               <w:rPr>
                 <w:rFonts w:ascii="Calibri" w:hAnsi="Calibri" w:cs="Calibri"/>
@@ -2365,6 +2744,14 @@
                 <w:szCs w:val="22"/>
               </w:rPr>
             </w:r>
+            <w:r>
+              <w:rPr>
+                <w:rFonts w:ascii="Calibri" w:hAnsi="Calibri" w:cs="Calibri"/>
+                <w:color w:val="000000" w:themeColor="text1"/>
+                <w:sz w:val="22"/>
+                <w:szCs w:val="22"/>
+              </w:rPr>
+            </w:r>
           </w:p>
         </w:tc>
         <w:tc>
@@ -2408,6 +2795,14 @@
                 <w:szCs w:val="22"/>
               </w:rPr>
             </w:r>
+            <w:r>
+              <w:rPr>
+                <w:rFonts w:ascii="Calibri" w:hAnsi="Calibri" w:cs="Calibri"/>
+                <w:color w:val="000000" w:themeColor="text1"/>
+                <w:sz w:val="22"/>
+                <w:szCs w:val="22"/>
+              </w:rPr>
+            </w:r>
           </w:p>
         </w:tc>
         <w:tc>
@@ -2435,6 +2830,14 @@
                 <w:szCs w:val="22"/>
               </w:rPr>
             </w:pPr>
+            <w:r>
+              <w:rPr>
+                <w:rFonts w:ascii="Calibri" w:hAnsi="Calibri" w:cs="Calibri"/>
+                <w:color w:val="000000" w:themeColor="text1"/>
+                <w:sz w:val="22"/>
+                <w:szCs w:val="22"/>
+              </w:rPr>
+            </w:r>
             <w:r>
               <w:rPr>
                 <w:rFonts w:ascii="Calibri" w:hAnsi="Calibri" w:cs="Calibri"/>
@@ -2496,6 +2899,14 @@
                 <w:szCs w:val="22"/>
               </w:rPr>
             </w:r>
+            <w:r>
+              <w:rPr>
+                <w:rFonts w:ascii="Calibri" w:hAnsi="Calibri" w:eastAsia="Calibri" w:cs="Calibri"/>
+                <w:color w:val="000000" w:themeColor="text1"/>
+                <w:sz w:val="22"/>
+                <w:szCs w:val="22"/>
+              </w:rPr>
+            </w:r>
           </w:p>
         </w:tc>
         <w:tc>
@@ -2525,6 +2936,14 @@
                 <w:szCs w:val="22"/>
               </w:rPr>
             </w:pPr>
+            <w:r>
+              <w:rPr>
+                <w:rFonts w:ascii="Calibri" w:hAnsi="Calibri" w:eastAsia="Calibri" w:cs="Calibri"/>
+                <w:color w:val="000000" w:themeColor="text1"/>
+                <w:sz w:val="22"/>
+                <w:szCs w:val="22"/>
+              </w:rPr>
+            </w:r>
             <w:r>
               <w:rPr>
                 <w:rFonts w:ascii="Calibri" w:hAnsi="Calibri" w:eastAsia="Calibri" w:cs="Calibri"/>
@@ -2586,6 +3005,14 @@
                 <w:szCs w:val="22"/>
               </w:rPr>
             </w:r>
+            <w:r>
+              <w:rPr>
+                <w:rFonts w:ascii="Calibri" w:hAnsi="Calibri" w:eastAsia="Calibri" w:cs="Calibri"/>
+                <w:color w:val="000000" w:themeColor="text1"/>
+                <w:sz w:val="22"/>
+                <w:szCs w:val="22"/>
+              </w:rPr>
+            </w:r>
           </w:p>
         </w:tc>
         <w:tc>
@@ -2615,6 +3042,14 @@
                 <w:szCs w:val="22"/>
               </w:rPr>
             </w:pPr>
+            <w:r>
+              <w:rPr>
+                <w:rFonts w:ascii="Calibri" w:hAnsi="Calibri" w:eastAsia="Calibri" w:cs="Calibri"/>
+                <w:color w:val="000000" w:themeColor="text1"/>
+                <w:sz w:val="22"/>
+                <w:szCs w:val="22"/>
+              </w:rPr>
+            </w:r>
             <w:r>
               <w:rPr>
                 <w:rFonts w:ascii="Calibri" w:hAnsi="Calibri" w:eastAsia="Calibri" w:cs="Calibri"/>
@@ -2674,6 +3109,14 @@
                 <w:szCs w:val="22"/>
               </w:rPr>
             </w:r>
+            <w:r>
+              <w:rPr>
+                <w:rFonts w:ascii="Calibri" w:hAnsi="Calibri" w:cs="Calibri"/>
+                <w:color w:val="000000" w:themeColor="text1"/>
+                <w:sz w:val="22"/>
+                <w:szCs w:val="22"/>
+              </w:rPr>
+            </w:r>
           </w:p>
         </w:tc>
       </w:tr>
@@ -2707,6 +3150,14 @@
           <w:color w:val="000000" w:themeColor="text1"/>
         </w:rPr>
       </w:r>
+      <w:r>
+        <w:rPr>
+          <w:rFonts w:ascii="Calibri" w:hAnsi="Calibri" w:cs="Calibri"/>
+          <w:b/>
+          <w:bCs/>
+          <w:color w:val="000000" w:themeColor="text1"/>
+        </w:rPr>
+      </w:r>
     </w:p>
     <w:p>
       <w:pPr>
@@ -2742,7 +3193,7 @@
           <w:rFonts w:ascii="Calibri" w:hAnsi="Calibri" w:eastAsia="Calibri" w:cs="Calibri"/>
           <w:lang w:val="en-GB"/>
         </w:rPr>
-        <w:t xml:space="preserve">                                                                                </w:t>
+        <w:t xml:space="preserve">                                                                               </w:t>
       </w:r>
       <w:r>
         <w:rPr>
@@ -2758,6 +3209,12 @@
           <w:bCs/>
         </w:rPr>
       </w:r>
+      <w:r>
+        <w:rPr>
+          <w:b/>
+          <w:bCs/>
+        </w:rPr>
+      </w:r>
     </w:p>
     <w:p>
       <w:pPr>
@@ -2785,7 +3242,7 @@
           <w:bCs/>
           <w:lang w:val="en-GB"/>
         </w:rPr>
-        <w:t xml:space="preserve">                                                                              </w:t>
+        <w:t xml:space="preserve">                                                            </w:t>
       </w:r>
       <w:r>
         <w:rPr>
@@ -2794,6 +3251,12 @@
           <w:bCs/>
         </w:rPr>
         <w:t xml:space="preserve">Tax:{#invoicedata}{taxamount}{/}</w:t>
+      </w:r>
+      <w:r>
+        <w:rPr>
+          <w:b/>
+          <w:bCs/>
+        </w:rPr>
       </w:r>
       <w:r>
         <w:rPr>
@@ -2860,10 +3323,11 @@
       </w:r>
       <w:r>
         <w:rPr>
-          <w:rFonts w:ascii="Calibri" w:hAnsi="Calibri" w:eastAsia="Calibri" w:cs="Calibri"/>
+          <w:rFonts w:ascii="Calibri" w:hAnsi="Calibri" w:cs="Calibri"/>
           <w:b/>
           <w:bCs/>
-          <w:lang w:val="en-GB"/>
+          <w:sz w:val="22"/>
+          <w:szCs w:val="22"/>
         </w:rPr>
       </w:r>
       <w:r>
@@ -2893,6 +3357,11 @@
           <w:cols w:num="1" w:sep="0" w:space="720" w:equalWidth="1"/>
         </w:sectPr>
       </w:pPr>
+      <w:r>
+        <w:rPr>
+          <w:rFonts w:ascii="Calibri" w:hAnsi="Calibri" w:cs="Calibri"/>
+        </w:rPr>
+      </w:r>
       <w:r>
         <w:rPr>
           <w:rFonts w:ascii="Calibri" w:hAnsi="Calibri" w:cs="Calibri"/>
@@ -2931,6 +3400,8 @@
       <w:r>
         <w:rPr>
           <w:rFonts w:ascii="Calibri" w:hAnsi="Calibri" w:cs="Calibri"/>
+          <w:b/>
+          <w:color w:val="000000" w:themeColor="text1"/>
         </w:rPr>
       </w:r>
       <w:r>
@@ -3038,16 +3509,26 @@
           <w:rFonts w:ascii="Calibri" w:hAnsi="Calibri" w:cs="Calibri"/>
         </w:rPr>
       </w:r>
-    </w:p>
-    <w:p>
-      <w:pPr>
-        <w:pBdr/>
-        <w:spacing w:after="0"/>
-        <w:ind/>
+      <w:r>
         <w:rPr>
           <w:rFonts w:ascii="Calibri" w:hAnsi="Calibri" w:cs="Calibri"/>
         </w:rPr>
-      </w:pPr>
+      </w:r>
+    </w:p>
+    <w:p>
+      <w:pPr>
+        <w:pBdr/>
+        <w:spacing w:after="0"/>
+        <w:ind/>
+        <w:rPr>
+          <w:rFonts w:ascii="Calibri" w:hAnsi="Calibri" w:cs="Calibri"/>
+        </w:rPr>
+      </w:pPr>
+      <w:r>
+        <w:rPr>
+          <w:rFonts w:ascii="Calibri" w:hAnsi="Calibri" w:cs="Calibri"/>
+        </w:rPr>
+      </w:r>
       <w:r>
         <w:rPr>
           <w:rFonts w:ascii="Calibri" w:hAnsi="Calibri" w:cs="Calibri"/>
@@ -3068,6 +3549,11 @@
           <w:rFonts w:ascii="Calibri" w:hAnsi="Calibri" w:cs="Calibri"/>
         </w:rPr>
       </w:pPr>
+      <w:r>
+        <w:rPr>
+          <w:rFonts w:ascii="Calibri" w:hAnsi="Calibri" w:cs="Calibri"/>
+        </w:rPr>
+      </w:r>
       <w:r>
         <w:rPr>
           <w:rFonts w:ascii="Calibri" w:hAnsi="Calibri" w:cs="Calibri"/>
@@ -3315,9 +3801,9 @@
     <w:lsdException w:name="Bibliography" w:uiPriority="37"/>
     <w:lsdException w:name="TOC Heading" w:uiPriority="39" w:qFormat="1"/>
   </w:latentStyles>
-  <w:style w:type="table" w:styleId="12">
+  <w:style w:type="table" w:styleId="697">
     <w:name w:val="Table Grid Light"/>
-    <w:basedOn w:val="707"/>
+    <w:basedOn w:val="800"/>
     <w:uiPriority w:val="59"/>
     <w:pPr>
       <w:pBdr/>
@@ -3514,9 +4000,9 @@
       </w:tcPr>
     </w:tblStylePr>
   </w:style>
-  <w:style w:type="table" w:styleId="19">
+  <w:style w:type="table" w:styleId="698">
     <w:name w:val="Grid Table 1 Light - Accent 1"/>
-    <w:basedOn w:val="707"/>
+    <w:basedOn w:val="800"/>
     <w:uiPriority w:val="99"/>
     <w:pPr>
       <w:pBdr/>
@@ -3737,9 +4223,9 @@
       </w:tcPr>
     </w:tblStylePr>
   </w:style>
-  <w:style w:type="table" w:styleId="20">
+  <w:style w:type="table" w:styleId="699">
     <w:name w:val="Grid Table 1 Light - Accent 2"/>
-    <w:basedOn w:val="707"/>
+    <w:basedOn w:val="800"/>
     <w:uiPriority w:val="99"/>
     <w:pPr>
       <w:pBdr/>
@@ -3960,9 +4446,9 @@
       </w:tcPr>
     </w:tblStylePr>
   </w:style>
-  <w:style w:type="table" w:styleId="21">
+  <w:style w:type="table" w:styleId="700">
     <w:name w:val="Grid Table 1 Light - Accent 3"/>
-    <w:basedOn w:val="707"/>
+    <w:basedOn w:val="800"/>
     <w:uiPriority w:val="99"/>
     <w:pPr>
       <w:pBdr/>
@@ -4183,9 +4669,9 @@
       </w:tcPr>
     </w:tblStylePr>
   </w:style>
-  <w:style w:type="table" w:styleId="22">
+  <w:style w:type="table" w:styleId="701">
     <w:name w:val="Grid Table 1 Light - Accent 4"/>
-    <w:basedOn w:val="707"/>
+    <w:basedOn w:val="800"/>
     <w:uiPriority w:val="99"/>
     <w:pPr>
       <w:pBdr/>
@@ -4406,9 +4892,9 @@
       </w:tcPr>
     </w:tblStylePr>
   </w:style>
-  <w:style w:type="table" w:styleId="23">
+  <w:style w:type="table" w:styleId="702">
     <w:name w:val="Grid Table 1 Light - Accent 5"/>
-    <w:basedOn w:val="707"/>
+    <w:basedOn w:val="800"/>
     <w:uiPriority w:val="99"/>
     <w:pPr>
       <w:pBdr/>
@@ -4629,9 +5115,9 @@
       </w:tcPr>
     </w:tblStylePr>
   </w:style>
-  <w:style w:type="table" w:styleId="24">
+  <w:style w:type="table" w:styleId="703">
     <w:name w:val="Grid Table 1 Light - Accent 6"/>
-    <w:basedOn w:val="707"/>
+    <w:basedOn w:val="800"/>
     <w:uiPriority w:val="99"/>
     <w:pPr>
       <w:pBdr/>
@@ -4852,9 +5338,9 @@
       </w:tcPr>
     </w:tblStylePr>
   </w:style>
-  <w:style w:type="table" w:styleId="26">
+  <w:style w:type="table" w:styleId="704">
     <w:name w:val="Grid Table 2 - Accent 1"/>
-    <w:basedOn w:val="707"/>
+    <w:basedOn w:val="800"/>
     <w:uiPriority w:val="99"/>
     <w:pPr>
       <w:pBdr/>
@@ -5084,9 +5570,9 @@
       </w:tcPr>
     </w:tblStylePr>
   </w:style>
-  <w:style w:type="table" w:styleId="27">
+  <w:style w:type="table" w:styleId="705">
     <w:name w:val="Grid Table 2 - Accent 2"/>
-    <w:basedOn w:val="707"/>
+    <w:basedOn w:val="800"/>
     <w:uiPriority w:val="99"/>
     <w:pPr>
       <w:pBdr/>
@@ -5316,9 +5802,9 @@
       </w:tcPr>
     </w:tblStylePr>
   </w:style>
-  <w:style w:type="table" w:styleId="28">
+  <w:style w:type="table" w:styleId="706">
     <w:name w:val="Grid Table 2 - Accent 3"/>
-    <w:basedOn w:val="707"/>
+    <w:basedOn w:val="800"/>
     <w:uiPriority w:val="99"/>
     <w:pPr>
       <w:pBdr/>
@@ -5548,9 +6034,9 @@
       </w:tcPr>
     </w:tblStylePr>
   </w:style>
-  <w:style w:type="table" w:styleId="29">
+  <w:style w:type="table" w:styleId="707">
     <w:name w:val="Grid Table 2 - Accent 4"/>
-    <w:basedOn w:val="707"/>
+    <w:basedOn w:val="800"/>
     <w:uiPriority w:val="99"/>
     <w:pPr>
       <w:pBdr/>
@@ -5780,9 +6266,9 @@
       </w:tcPr>
     </w:tblStylePr>
   </w:style>
-  <w:style w:type="table" w:styleId="30">
+  <w:style w:type="table" w:styleId="708">
     <w:name w:val="Grid Table 2 - Accent 5"/>
-    <w:basedOn w:val="707"/>
+    <w:basedOn w:val="800"/>
     <w:uiPriority w:val="99"/>
     <w:pPr>
       <w:pBdr/>
@@ -6012,9 +6498,9 @@
       </w:tcPr>
     </w:tblStylePr>
   </w:style>
-  <w:style w:type="table" w:styleId="31">
+  <w:style w:type="table" w:styleId="709">
     <w:name w:val="Grid Table 2 - Accent 6"/>
-    <w:basedOn w:val="707"/>
+    <w:basedOn w:val="800"/>
     <w:uiPriority w:val="99"/>
     <w:pPr>
       <w:pBdr/>
@@ -6244,9 +6730,9 @@
       </w:tcPr>
     </w:tblStylePr>
   </w:style>
-  <w:style w:type="table" w:styleId="33">
+  <w:style w:type="table" w:styleId="710">
     <w:name w:val="Grid Table 3 - Accent 1"/>
-    <w:basedOn w:val="707"/>
+    <w:basedOn w:val="800"/>
     <w:uiPriority w:val="99"/>
     <w:pPr>
       <w:pBdr/>
@@ -6345,29 +6831,6 @@
         <w:tblBorders/>
       </w:tblPr>
       <w:tcPr>
-        <w:shd w:color="ffffff"/>
-        <w:tcBorders>
-          <w:top w:val="none" w:color="000000" w:sz="4" w:space="0"/>
-          <w:left w:val="none" w:color="000000" w:sz="4" w:space="0"/>
-          <w:bottom w:val="none" w:color="000000" w:sz="4" w:space="0"/>
-          <w:right w:val="none" w:color="000000" w:sz="4" w:space="0"/>
-        </w:tcBorders>
-      </w:tcPr>
-    </w:tblStylePr>
-    <w:tblStylePr w:type="firstRow">
-      <w:rPr>
-        <w:b/>
-        <w:color w:val="404040"/>
-      </w:rPr>
-      <w:pPr>
-        <w:pBdr/>
-        <w:spacing/>
-        <w:ind/>
-      </w:pPr>
-      <w:tblPr>
-        <w:tblBorders/>
-      </w:tblPr>
-      <w:tcPr>
         <w:shd w:val="clear" w:color="ffffff"/>
         <w:tcBorders>
           <w:top w:val="none" w:color="000000" w:sz="4" w:space="0"/>
@@ -6377,30 +6840,7 @@
         </w:tcBorders>
       </w:tcPr>
     </w:tblStylePr>
-    <w:tblStylePr w:type="lastCol">
-      <w:rPr>
-        <w:i/>
-        <w:color w:val="404040"/>
-      </w:rPr>
-      <w:pPr>
-        <w:pBdr/>
-        <w:spacing/>
-        <w:ind/>
-      </w:pPr>
-      <w:tblPr>
-        <w:tblBorders/>
-      </w:tblPr>
-      <w:tcPr>
-        <w:shd w:color="ffffff"/>
-        <w:tcBorders>
-          <w:top w:val="none" w:color="000000" w:sz="4" w:space="0"/>
-          <w:left w:val="none" w:color="000000" w:sz="4" w:space="0"/>
-          <w:bottom w:val="none" w:color="000000" w:sz="4" w:space="0"/>
-          <w:right w:val="none" w:color="000000" w:sz="4" w:space="0"/>
-        </w:tcBorders>
-      </w:tcPr>
-    </w:tblStylePr>
-    <w:tblStylePr w:type="lastRow">
+    <w:tblStylePr w:type="firstRow">
       <w:rPr>
         <w:b/>
         <w:color w:val="404040"/>
@@ -6423,6 +6863,52 @@
         </w:tcBorders>
       </w:tcPr>
     </w:tblStylePr>
+    <w:tblStylePr w:type="lastCol">
+      <w:rPr>
+        <w:i/>
+        <w:color w:val="404040"/>
+      </w:rPr>
+      <w:pPr>
+        <w:pBdr/>
+        <w:spacing/>
+        <w:ind/>
+      </w:pPr>
+      <w:tblPr>
+        <w:tblBorders/>
+      </w:tblPr>
+      <w:tcPr>
+        <w:shd w:val="clear" w:color="ffffff"/>
+        <w:tcBorders>
+          <w:top w:val="none" w:color="000000" w:sz="4" w:space="0"/>
+          <w:left w:val="none" w:color="000000" w:sz="4" w:space="0"/>
+          <w:bottom w:val="none" w:color="000000" w:sz="4" w:space="0"/>
+          <w:right w:val="none" w:color="000000" w:sz="4" w:space="0"/>
+        </w:tcBorders>
+      </w:tcPr>
+    </w:tblStylePr>
+    <w:tblStylePr w:type="lastRow">
+      <w:rPr>
+        <w:b/>
+        <w:color w:val="404040"/>
+      </w:rPr>
+      <w:pPr>
+        <w:pBdr/>
+        <w:spacing/>
+        <w:ind/>
+      </w:pPr>
+      <w:tblPr>
+        <w:tblBorders/>
+      </w:tblPr>
+      <w:tcPr>
+        <w:shd w:val="clear" w:color="ffffff"/>
+        <w:tcBorders>
+          <w:top w:val="none" w:color="000000" w:sz="4" w:space="0"/>
+          <w:left w:val="none" w:color="000000" w:sz="4" w:space="0"/>
+          <w:bottom w:val="none" w:color="000000" w:sz="4" w:space="0"/>
+          <w:right w:val="none" w:color="000000" w:sz="4" w:space="0"/>
+        </w:tcBorders>
+      </w:tcPr>
+    </w:tblStylePr>
     <w:tblStylePr w:type="nwCell">
       <w:pPr>
         <w:pBdr/>
@@ -6489,9 +6975,9 @@
       </w:tcPr>
     </w:tblStylePr>
   </w:style>
-  <w:style w:type="table" w:styleId="34">
+  <w:style w:type="table" w:styleId="711">
     <w:name w:val="Grid Table 3 - Accent 2"/>
-    <w:basedOn w:val="707"/>
+    <w:basedOn w:val="800"/>
     <w:uiPriority w:val="99"/>
     <w:pPr>
       <w:pBdr/>
@@ -6590,29 +7076,6 @@
         <w:tblBorders/>
       </w:tblPr>
       <w:tcPr>
-        <w:shd w:color="ffffff"/>
-        <w:tcBorders>
-          <w:top w:val="none" w:color="000000" w:sz="4" w:space="0"/>
-          <w:left w:val="none" w:color="000000" w:sz="4" w:space="0"/>
-          <w:bottom w:val="none" w:color="000000" w:sz="4" w:space="0"/>
-          <w:right w:val="none" w:color="000000" w:sz="4" w:space="0"/>
-        </w:tcBorders>
-      </w:tcPr>
-    </w:tblStylePr>
-    <w:tblStylePr w:type="firstRow">
-      <w:rPr>
-        <w:b/>
-        <w:color w:val="404040"/>
-      </w:rPr>
-      <w:pPr>
-        <w:pBdr/>
-        <w:spacing/>
-        <w:ind/>
-      </w:pPr>
-      <w:tblPr>
-        <w:tblBorders/>
-      </w:tblPr>
-      <w:tcPr>
         <w:shd w:val="clear" w:color="ffffff"/>
         <w:tcBorders>
           <w:top w:val="none" w:color="000000" w:sz="4" w:space="0"/>
@@ -6622,30 +7085,7 @@
         </w:tcBorders>
       </w:tcPr>
     </w:tblStylePr>
-    <w:tblStylePr w:type="lastCol">
-      <w:rPr>
-        <w:i/>
-        <w:color w:val="404040"/>
-      </w:rPr>
-      <w:pPr>
-        <w:pBdr/>
-        <w:spacing/>
-        <w:ind/>
-      </w:pPr>
-      <w:tblPr>
-        <w:tblBorders/>
-      </w:tblPr>
-      <w:tcPr>
-        <w:shd w:color="ffffff"/>
-        <w:tcBorders>
-          <w:top w:val="none" w:color="000000" w:sz="4" w:space="0"/>
-          <w:left w:val="none" w:color="000000" w:sz="4" w:space="0"/>
-          <w:bottom w:val="none" w:color="000000" w:sz="4" w:space="0"/>
-          <w:right w:val="none" w:color="000000" w:sz="4" w:space="0"/>
-        </w:tcBorders>
-      </w:tcPr>
-    </w:tblStylePr>
-    <w:tblStylePr w:type="lastRow">
+    <w:tblStylePr w:type="firstRow">
       <w:rPr>
         <w:b/>
         <w:color w:val="404040"/>
@@ -6668,6 +7108,52 @@
         </w:tcBorders>
       </w:tcPr>
     </w:tblStylePr>
+    <w:tblStylePr w:type="lastCol">
+      <w:rPr>
+        <w:i/>
+        <w:color w:val="404040"/>
+      </w:rPr>
+      <w:pPr>
+        <w:pBdr/>
+        <w:spacing/>
+        <w:ind/>
+      </w:pPr>
+      <w:tblPr>
+        <w:tblBorders/>
+      </w:tblPr>
+      <w:tcPr>
+        <w:shd w:val="clear" w:color="ffffff"/>
+        <w:tcBorders>
+          <w:top w:val="none" w:color="000000" w:sz="4" w:space="0"/>
+          <w:left w:val="none" w:color="000000" w:sz="4" w:space="0"/>
+          <w:bottom w:val="none" w:color="000000" w:sz="4" w:space="0"/>
+          <w:right w:val="none" w:color="000000" w:sz="4" w:space="0"/>
+        </w:tcBorders>
+      </w:tcPr>
+    </w:tblStylePr>
+    <w:tblStylePr w:type="lastRow">
+      <w:rPr>
+        <w:b/>
+        <w:color w:val="404040"/>
+      </w:rPr>
+      <w:pPr>
+        <w:pBdr/>
+        <w:spacing/>
+        <w:ind/>
+      </w:pPr>
+      <w:tblPr>
+        <w:tblBorders/>
+      </w:tblPr>
+      <w:tcPr>
+        <w:shd w:val="clear" w:color="ffffff"/>
+        <w:tcBorders>
+          <w:top w:val="none" w:color="000000" w:sz="4" w:space="0"/>
+          <w:left w:val="none" w:color="000000" w:sz="4" w:space="0"/>
+          <w:bottom w:val="none" w:color="000000" w:sz="4" w:space="0"/>
+          <w:right w:val="none" w:color="000000" w:sz="4" w:space="0"/>
+        </w:tcBorders>
+      </w:tcPr>
+    </w:tblStylePr>
     <w:tblStylePr w:type="nwCell">
       <w:pPr>
         <w:pBdr/>
@@ -6734,9 +7220,9 @@
       </w:tcPr>
     </w:tblStylePr>
   </w:style>
-  <w:style w:type="table" w:styleId="35">
+  <w:style w:type="table" w:styleId="712">
     <w:name w:val="Grid Table 3 - Accent 3"/>
-    <w:basedOn w:val="707"/>
+    <w:basedOn w:val="800"/>
     <w:uiPriority w:val="99"/>
     <w:pPr>
       <w:pBdr/>
@@ -6835,29 +7321,6 @@
         <w:tblBorders/>
       </w:tblPr>
       <w:tcPr>
-        <w:shd w:color="ffffff"/>
-        <w:tcBorders>
-          <w:top w:val="none" w:color="000000" w:sz="4" w:space="0"/>
-          <w:left w:val="none" w:color="000000" w:sz="4" w:space="0"/>
-          <w:bottom w:val="none" w:color="000000" w:sz="4" w:space="0"/>
-          <w:right w:val="none" w:color="000000" w:sz="4" w:space="0"/>
-        </w:tcBorders>
-      </w:tcPr>
-    </w:tblStylePr>
-    <w:tblStylePr w:type="firstRow">
-      <w:rPr>
-        <w:b/>
-        <w:color w:val="404040"/>
-      </w:rPr>
-      <w:pPr>
-        <w:pBdr/>
-        <w:spacing/>
-        <w:ind/>
-      </w:pPr>
-      <w:tblPr>
-        <w:tblBorders/>
-      </w:tblPr>
-      <w:tcPr>
         <w:shd w:val="clear" w:color="ffffff"/>
         <w:tcBorders>
           <w:top w:val="none" w:color="000000" w:sz="4" w:space="0"/>
@@ -6867,30 +7330,7 @@
         </w:tcBorders>
       </w:tcPr>
     </w:tblStylePr>
-    <w:tblStylePr w:type="lastCol">
-      <w:rPr>
-        <w:i/>
-        <w:color w:val="404040"/>
-      </w:rPr>
-      <w:pPr>
-        <w:pBdr/>
-        <w:spacing/>
-        <w:ind/>
-      </w:pPr>
-      <w:tblPr>
-        <w:tblBorders/>
-      </w:tblPr>
-      <w:tcPr>
-        <w:shd w:color="ffffff"/>
-        <w:tcBorders>
-          <w:top w:val="none" w:color="000000" w:sz="4" w:space="0"/>
-          <w:left w:val="none" w:color="000000" w:sz="4" w:space="0"/>
-          <w:bottom w:val="none" w:color="000000" w:sz="4" w:space="0"/>
-          <w:right w:val="none" w:color="000000" w:sz="4" w:space="0"/>
-        </w:tcBorders>
-      </w:tcPr>
-    </w:tblStylePr>
-    <w:tblStylePr w:type="lastRow">
+    <w:tblStylePr w:type="firstRow">
       <w:rPr>
         <w:b/>
         <w:color w:val="404040"/>
@@ -6913,6 +7353,52 @@
         </w:tcBorders>
       </w:tcPr>
     </w:tblStylePr>
+    <w:tblStylePr w:type="lastCol">
+      <w:rPr>
+        <w:i/>
+        <w:color w:val="404040"/>
+      </w:rPr>
+      <w:pPr>
+        <w:pBdr/>
+        <w:spacing/>
+        <w:ind/>
+      </w:pPr>
+      <w:tblPr>
+        <w:tblBorders/>
+      </w:tblPr>
+      <w:tcPr>
+        <w:shd w:val="clear" w:color="ffffff"/>
+        <w:tcBorders>
+          <w:top w:val="none" w:color="000000" w:sz="4" w:space="0"/>
+          <w:left w:val="none" w:color="000000" w:sz="4" w:space="0"/>
+          <w:bottom w:val="none" w:color="000000" w:sz="4" w:space="0"/>
+          <w:right w:val="none" w:color="000000" w:sz="4" w:space="0"/>
+        </w:tcBorders>
+      </w:tcPr>
+    </w:tblStylePr>
+    <w:tblStylePr w:type="lastRow">
+      <w:rPr>
+        <w:b/>
+        <w:color w:val="404040"/>
+      </w:rPr>
+      <w:pPr>
+        <w:pBdr/>
+        <w:spacing/>
+        <w:ind/>
+      </w:pPr>
+      <w:tblPr>
+        <w:tblBorders/>
+      </w:tblPr>
+      <w:tcPr>
+        <w:shd w:val="clear" w:color="ffffff"/>
+        <w:tcBorders>
+          <w:top w:val="none" w:color="000000" w:sz="4" w:space="0"/>
+          <w:left w:val="none" w:color="000000" w:sz="4" w:space="0"/>
+          <w:bottom w:val="none" w:color="000000" w:sz="4" w:space="0"/>
+          <w:right w:val="none" w:color="000000" w:sz="4" w:space="0"/>
+        </w:tcBorders>
+      </w:tcPr>
+    </w:tblStylePr>
     <w:tblStylePr w:type="nwCell">
       <w:pPr>
         <w:pBdr/>
@@ -6979,9 +7465,9 @@
       </w:tcPr>
     </w:tblStylePr>
   </w:style>
-  <w:style w:type="table" w:styleId="36">
+  <w:style w:type="table" w:styleId="713">
     <w:name w:val="Grid Table 3 - Accent 4"/>
-    <w:basedOn w:val="707"/>
+    <w:basedOn w:val="800"/>
     <w:uiPriority w:val="99"/>
     <w:pPr>
       <w:pBdr/>
@@ -7080,29 +7566,6 @@
         <w:tblBorders/>
       </w:tblPr>
       <w:tcPr>
-        <w:shd w:color="ffffff"/>
-        <w:tcBorders>
-          <w:top w:val="none" w:color="000000" w:sz="4" w:space="0"/>
-          <w:left w:val="none" w:color="000000" w:sz="4" w:space="0"/>
-          <w:bottom w:val="none" w:color="000000" w:sz="4" w:space="0"/>
-          <w:right w:val="none" w:color="000000" w:sz="4" w:space="0"/>
-        </w:tcBorders>
-      </w:tcPr>
-    </w:tblStylePr>
-    <w:tblStylePr w:type="firstRow">
-      <w:rPr>
-        <w:b/>
-        <w:color w:val="404040"/>
-      </w:rPr>
-      <w:pPr>
-        <w:pBdr/>
-        <w:spacing/>
-        <w:ind/>
-      </w:pPr>
-      <w:tblPr>
-        <w:tblBorders/>
-      </w:tblPr>
-      <w:tcPr>
         <w:shd w:val="clear" w:color="ffffff"/>
         <w:tcBorders>
           <w:top w:val="none" w:color="000000" w:sz="4" w:space="0"/>
@@ -7112,30 +7575,7 @@
         </w:tcBorders>
       </w:tcPr>
     </w:tblStylePr>
-    <w:tblStylePr w:type="lastCol">
-      <w:rPr>
-        <w:i/>
-        <w:color w:val="404040"/>
-      </w:rPr>
-      <w:pPr>
-        <w:pBdr/>
-        <w:spacing/>
-        <w:ind/>
-      </w:pPr>
-      <w:tblPr>
-        <w:tblBorders/>
-      </w:tblPr>
-      <w:tcPr>
-        <w:shd w:color="ffffff"/>
-        <w:tcBorders>
-          <w:top w:val="none" w:color="000000" w:sz="4" w:space="0"/>
-          <w:left w:val="none" w:color="000000" w:sz="4" w:space="0"/>
-          <w:bottom w:val="none" w:color="000000" w:sz="4" w:space="0"/>
-          <w:right w:val="none" w:color="000000" w:sz="4" w:space="0"/>
-        </w:tcBorders>
-      </w:tcPr>
-    </w:tblStylePr>
-    <w:tblStylePr w:type="lastRow">
+    <w:tblStylePr w:type="firstRow">
       <w:rPr>
         <w:b/>
         <w:color w:val="404040"/>
@@ -7158,6 +7598,52 @@
         </w:tcBorders>
       </w:tcPr>
     </w:tblStylePr>
+    <w:tblStylePr w:type="lastCol">
+      <w:rPr>
+        <w:i/>
+        <w:color w:val="404040"/>
+      </w:rPr>
+      <w:pPr>
+        <w:pBdr/>
+        <w:spacing/>
+        <w:ind/>
+      </w:pPr>
+      <w:tblPr>
+        <w:tblBorders/>
+      </w:tblPr>
+      <w:tcPr>
+        <w:shd w:val="clear" w:color="ffffff"/>
+        <w:tcBorders>
+          <w:top w:val="none" w:color="000000" w:sz="4" w:space="0"/>
+          <w:left w:val="none" w:color="000000" w:sz="4" w:space="0"/>
+          <w:bottom w:val="none" w:color="000000" w:sz="4" w:space="0"/>
+          <w:right w:val="none" w:color="000000" w:sz="4" w:space="0"/>
+        </w:tcBorders>
+      </w:tcPr>
+    </w:tblStylePr>
+    <w:tblStylePr w:type="lastRow">
+      <w:rPr>
+        <w:b/>
+        <w:color w:val="404040"/>
+      </w:rPr>
+      <w:pPr>
+        <w:pBdr/>
+        <w:spacing/>
+        <w:ind/>
+      </w:pPr>
+      <w:tblPr>
+        <w:tblBorders/>
+      </w:tblPr>
+      <w:tcPr>
+        <w:shd w:val="clear" w:color="ffffff"/>
+        <w:tcBorders>
+          <w:top w:val="none" w:color="000000" w:sz="4" w:space="0"/>
+          <w:left w:val="none" w:color="000000" w:sz="4" w:space="0"/>
+          <w:bottom w:val="none" w:color="000000" w:sz="4" w:space="0"/>
+          <w:right w:val="none" w:color="000000" w:sz="4" w:space="0"/>
+        </w:tcBorders>
+      </w:tcPr>
+    </w:tblStylePr>
     <w:tblStylePr w:type="nwCell">
       <w:pPr>
         <w:pBdr/>
@@ -7224,9 +7710,9 @@
       </w:tcPr>
     </w:tblStylePr>
   </w:style>
-  <w:style w:type="table" w:styleId="37">
+  <w:style w:type="table" w:styleId="714">
     <w:name w:val="Grid Table 3 - Accent 5"/>
-    <w:basedOn w:val="707"/>
+    <w:basedOn w:val="800"/>
     <w:uiPriority w:val="99"/>
     <w:pPr>
       <w:pBdr/>
@@ -7325,29 +7811,6 @@
         <w:tblBorders/>
       </w:tblPr>
       <w:tcPr>
-        <w:shd w:color="ffffff"/>
-        <w:tcBorders>
-          <w:top w:val="none" w:color="000000" w:sz="4" w:space="0"/>
-          <w:left w:val="none" w:color="000000" w:sz="4" w:space="0"/>
-          <w:bottom w:val="none" w:color="000000" w:sz="4" w:space="0"/>
-          <w:right w:val="none" w:color="000000" w:sz="4" w:space="0"/>
-        </w:tcBorders>
-      </w:tcPr>
-    </w:tblStylePr>
-    <w:tblStylePr w:type="firstRow">
-      <w:rPr>
-        <w:b/>
-        <w:color w:val="404040"/>
-      </w:rPr>
-      <w:pPr>
-        <w:pBdr/>
-        <w:spacing/>
-        <w:ind/>
-      </w:pPr>
-      <w:tblPr>
-        <w:tblBorders/>
-      </w:tblPr>
-      <w:tcPr>
         <w:shd w:val="clear" w:color="ffffff"/>
         <w:tcBorders>
           <w:top w:val="none" w:color="000000" w:sz="4" w:space="0"/>
@@ -7357,30 +7820,7 @@
         </w:tcBorders>
       </w:tcPr>
     </w:tblStylePr>
-    <w:tblStylePr w:type="lastCol">
-      <w:rPr>
-        <w:i/>
-        <w:color w:val="404040"/>
-      </w:rPr>
-      <w:pPr>
-        <w:pBdr/>
-        <w:spacing/>
-        <w:ind/>
-      </w:pPr>
-      <w:tblPr>
-        <w:tblBorders/>
-      </w:tblPr>
-      <w:tcPr>
-        <w:shd w:color="ffffff"/>
-        <w:tcBorders>
-          <w:top w:val="none" w:color="000000" w:sz="4" w:space="0"/>
-          <w:left w:val="none" w:color="000000" w:sz="4" w:space="0"/>
-          <w:bottom w:val="none" w:color="000000" w:sz="4" w:space="0"/>
-          <w:right w:val="none" w:color="000000" w:sz="4" w:space="0"/>
-        </w:tcBorders>
-      </w:tcPr>
-    </w:tblStylePr>
-    <w:tblStylePr w:type="lastRow">
+    <w:tblStylePr w:type="firstRow">
       <w:rPr>
         <w:b/>
         <w:color w:val="404040"/>
@@ -7403,6 +7843,52 @@
         </w:tcBorders>
       </w:tcPr>
     </w:tblStylePr>
+    <w:tblStylePr w:type="lastCol">
+      <w:rPr>
+        <w:i/>
+        <w:color w:val="404040"/>
+      </w:rPr>
+      <w:pPr>
+        <w:pBdr/>
+        <w:spacing/>
+        <w:ind/>
+      </w:pPr>
+      <w:tblPr>
+        <w:tblBorders/>
+      </w:tblPr>
+      <w:tcPr>
+        <w:shd w:val="clear" w:color="ffffff"/>
+        <w:tcBorders>
+          <w:top w:val="none" w:color="000000" w:sz="4" w:space="0"/>
+          <w:left w:val="none" w:color="000000" w:sz="4" w:space="0"/>
+          <w:bottom w:val="none" w:color="000000" w:sz="4" w:space="0"/>
+          <w:right w:val="none" w:color="000000" w:sz="4" w:space="0"/>
+        </w:tcBorders>
+      </w:tcPr>
+    </w:tblStylePr>
+    <w:tblStylePr w:type="lastRow">
+      <w:rPr>
+        <w:b/>
+        <w:color w:val="404040"/>
+      </w:rPr>
+      <w:pPr>
+        <w:pBdr/>
+        <w:spacing/>
+        <w:ind/>
+      </w:pPr>
+      <w:tblPr>
+        <w:tblBorders/>
+      </w:tblPr>
+      <w:tcPr>
+        <w:shd w:val="clear" w:color="ffffff"/>
+        <w:tcBorders>
+          <w:top w:val="none" w:color="000000" w:sz="4" w:space="0"/>
+          <w:left w:val="none" w:color="000000" w:sz="4" w:space="0"/>
+          <w:bottom w:val="none" w:color="000000" w:sz="4" w:space="0"/>
+          <w:right w:val="none" w:color="000000" w:sz="4" w:space="0"/>
+        </w:tcBorders>
+      </w:tcPr>
+    </w:tblStylePr>
     <w:tblStylePr w:type="nwCell">
       <w:pPr>
         <w:pBdr/>
@@ -7469,9 +7955,9 @@
       </w:tcPr>
     </w:tblStylePr>
   </w:style>
-  <w:style w:type="table" w:styleId="38">
+  <w:style w:type="table" w:styleId="715">
     <w:name w:val="Grid Table 3 - Accent 6"/>
-    <w:basedOn w:val="707"/>
+    <w:basedOn w:val="800"/>
     <w:uiPriority w:val="99"/>
     <w:pPr>
       <w:pBdr/>
@@ -7570,29 +8056,6 @@
         <w:tblBorders/>
       </w:tblPr>
       <w:tcPr>
-        <w:shd w:color="ffffff"/>
-        <w:tcBorders>
-          <w:top w:val="none" w:color="000000" w:sz="4" w:space="0"/>
-          <w:left w:val="none" w:color="000000" w:sz="4" w:space="0"/>
-          <w:bottom w:val="none" w:color="000000" w:sz="4" w:space="0"/>
-          <w:right w:val="none" w:color="000000" w:sz="4" w:space="0"/>
-        </w:tcBorders>
-      </w:tcPr>
-    </w:tblStylePr>
-    <w:tblStylePr w:type="firstRow">
-      <w:rPr>
-        <w:b/>
-        <w:color w:val="404040"/>
-      </w:rPr>
-      <w:pPr>
-        <w:pBdr/>
-        <w:spacing/>
-        <w:ind/>
-      </w:pPr>
-      <w:tblPr>
-        <w:tblBorders/>
-      </w:tblPr>
-      <w:tcPr>
         <w:shd w:val="clear" w:color="ffffff"/>
         <w:tcBorders>
           <w:top w:val="none" w:color="000000" w:sz="4" w:space="0"/>
@@ -7602,30 +8065,7 @@
         </w:tcBorders>
       </w:tcPr>
     </w:tblStylePr>
-    <w:tblStylePr w:type="lastCol">
-      <w:rPr>
-        <w:i/>
-        <w:color w:val="404040"/>
-      </w:rPr>
-      <w:pPr>
-        <w:pBdr/>
-        <w:spacing/>
-        <w:ind/>
-      </w:pPr>
-      <w:tblPr>
-        <w:tblBorders/>
-      </w:tblPr>
-      <w:tcPr>
-        <w:shd w:color="ffffff"/>
-        <w:tcBorders>
-          <w:top w:val="none" w:color="000000" w:sz="4" w:space="0"/>
-          <w:left w:val="none" w:color="000000" w:sz="4" w:space="0"/>
-          <w:bottom w:val="none" w:color="000000" w:sz="4" w:space="0"/>
-          <w:right w:val="none" w:color="000000" w:sz="4" w:space="0"/>
-        </w:tcBorders>
-      </w:tcPr>
-    </w:tblStylePr>
-    <w:tblStylePr w:type="lastRow">
+    <w:tblStylePr w:type="firstRow">
       <w:rPr>
         <w:b/>
         <w:color w:val="404040"/>
@@ -7648,6 +8088,52 @@
         </w:tcBorders>
       </w:tcPr>
     </w:tblStylePr>
+    <w:tblStylePr w:type="lastCol">
+      <w:rPr>
+        <w:i/>
+        <w:color w:val="404040"/>
+      </w:rPr>
+      <w:pPr>
+        <w:pBdr/>
+        <w:spacing/>
+        <w:ind/>
+      </w:pPr>
+      <w:tblPr>
+        <w:tblBorders/>
+      </w:tblPr>
+      <w:tcPr>
+        <w:shd w:val="clear" w:color="ffffff"/>
+        <w:tcBorders>
+          <w:top w:val="none" w:color="000000" w:sz="4" w:space="0"/>
+          <w:left w:val="none" w:color="000000" w:sz="4" w:space="0"/>
+          <w:bottom w:val="none" w:color="000000" w:sz="4" w:space="0"/>
+          <w:right w:val="none" w:color="000000" w:sz="4" w:space="0"/>
+        </w:tcBorders>
+      </w:tcPr>
+    </w:tblStylePr>
+    <w:tblStylePr w:type="lastRow">
+      <w:rPr>
+        <w:b/>
+        <w:color w:val="404040"/>
+      </w:rPr>
+      <w:pPr>
+        <w:pBdr/>
+        <w:spacing/>
+        <w:ind/>
+      </w:pPr>
+      <w:tblPr>
+        <w:tblBorders/>
+      </w:tblPr>
+      <w:tcPr>
+        <w:shd w:val="clear" w:color="ffffff"/>
+        <w:tcBorders>
+          <w:top w:val="none" w:color="000000" w:sz="4" w:space="0"/>
+          <w:left w:val="none" w:color="000000" w:sz="4" w:space="0"/>
+          <w:bottom w:val="none" w:color="000000" w:sz="4" w:space="0"/>
+          <w:right w:val="none" w:color="000000" w:sz="4" w:space="0"/>
+        </w:tcBorders>
+      </w:tcPr>
+    </w:tblStylePr>
     <w:tblStylePr w:type="nwCell">
       <w:pPr>
         <w:pBdr/>
@@ -7714,9 +8200,9 @@
       </w:tcPr>
     </w:tblStylePr>
   </w:style>
-  <w:style w:type="table" w:styleId="40">
+  <w:style w:type="table" w:styleId="716">
     <w:name w:val="Grid Table 4 - Accent 1"/>
-    <w:basedOn w:val="707"/>
+    <w:basedOn w:val="800"/>
     <w:uiPriority w:val="59"/>
     <w:pPr>
       <w:pBdr/>
@@ -7947,9 +8433,9 @@
       </w:tcPr>
     </w:tblStylePr>
   </w:style>
-  <w:style w:type="table" w:styleId="41">
+  <w:style w:type="table" w:styleId="717">
     <w:name w:val="Grid Table 4 - Accent 2"/>
-    <w:basedOn w:val="707"/>
+    <w:basedOn w:val="800"/>
     <w:uiPriority w:val="59"/>
     <w:pPr>
       <w:pBdr/>
@@ -8180,9 +8666,9 @@
       </w:tcPr>
     </w:tblStylePr>
   </w:style>
-  <w:style w:type="table" w:styleId="42">
+  <w:style w:type="table" w:styleId="718">
     <w:name w:val="Grid Table 4 - Accent 3"/>
-    <w:basedOn w:val="707"/>
+    <w:basedOn w:val="800"/>
     <w:uiPriority w:val="59"/>
     <w:pPr>
       <w:pBdr/>
@@ -8413,9 +8899,9 @@
       </w:tcPr>
     </w:tblStylePr>
   </w:style>
-  <w:style w:type="table" w:styleId="43">
+  <w:style w:type="table" w:styleId="719">
     <w:name w:val="Grid Table 4 - Accent 4"/>
-    <w:basedOn w:val="707"/>
+    <w:basedOn w:val="800"/>
     <w:uiPriority w:val="59"/>
     <w:pPr>
       <w:pBdr/>
@@ -8646,9 +9132,9 @@
       </w:tcPr>
     </w:tblStylePr>
   </w:style>
-  <w:style w:type="table" w:styleId="44">
+  <w:style w:type="table" w:styleId="720">
     <w:name w:val="Grid Table 4 - Accent 5"/>
-    <w:basedOn w:val="707"/>
+    <w:basedOn w:val="800"/>
     <w:uiPriority w:val="59"/>
     <w:pPr>
       <w:pBdr/>
@@ -8879,9 +9365,9 @@
       </w:tcPr>
     </w:tblStylePr>
   </w:style>
-  <w:style w:type="table" w:styleId="45">
+  <w:style w:type="table" w:styleId="721">
     <w:name w:val="Grid Table 4 - Accent 6"/>
-    <w:basedOn w:val="707"/>
+    <w:basedOn w:val="800"/>
     <w:uiPriority w:val="59"/>
     <w:pPr>
       <w:pBdr/>
@@ -9112,9 +9598,9 @@
       </w:tcPr>
     </w:tblStylePr>
   </w:style>
-  <w:style w:type="table" w:styleId="48">
+  <w:style w:type="table" w:styleId="722">
     <w:name w:val="Grid Table 5 Dark - Accent 2"/>
-    <w:basedOn w:val="707"/>
+    <w:basedOn w:val="800"/>
     <w:uiPriority w:val="99"/>
     <w:pPr>
       <w:pBdr/>
@@ -9340,9 +9826,9 @@
       </w:tcPr>
     </w:tblStylePr>
   </w:style>
-  <w:style w:type="table" w:styleId="49">
+  <w:style w:type="table" w:styleId="723">
     <w:name w:val="Grid Table 5 Dark - Accent 3"/>
-    <w:basedOn w:val="707"/>
+    <w:basedOn w:val="800"/>
     <w:uiPriority w:val="99"/>
     <w:pPr>
       <w:pBdr/>
@@ -9568,9 +10054,9 @@
       </w:tcPr>
     </w:tblStylePr>
   </w:style>
-  <w:style w:type="table" w:styleId="51">
+  <w:style w:type="table" w:styleId="724">
     <w:name w:val="Grid Table 5 Dark - Accent 5"/>
-    <w:basedOn w:val="707"/>
+    <w:basedOn w:val="800"/>
     <w:uiPriority w:val="99"/>
     <w:pPr>
       <w:pBdr/>
@@ -9796,9 +10282,9 @@
       </w:tcPr>
     </w:tblStylePr>
   </w:style>
-  <w:style w:type="table" w:styleId="52">
+  <w:style w:type="table" w:styleId="725">
     <w:name w:val="Grid Table 5 Dark - Accent 6"/>
-    <w:basedOn w:val="707"/>
+    <w:basedOn w:val="800"/>
     <w:uiPriority w:val="99"/>
     <w:pPr>
       <w:pBdr/>
@@ -10024,9 +10510,9 @@
       </w:tcPr>
     </w:tblStylePr>
   </w:style>
-  <w:style w:type="table" w:styleId="54">
+  <w:style w:type="table" w:styleId="726">
     <w:name w:val="Grid Table 6 Colorful - Accent 1"/>
-    <w:basedOn w:val="707"/>
+    <w:basedOn w:val="800"/>
     <w:uiPriority w:val="99"/>
     <w:pPr>
       <w:pBdr/>
@@ -10254,9 +10740,9 @@
       </w:tcPr>
     </w:tblStylePr>
   </w:style>
-  <w:style w:type="table" w:styleId="55">
+  <w:style w:type="table" w:styleId="727">
     <w:name w:val="Grid Table 6 Colorful - Accent 2"/>
-    <w:basedOn w:val="707"/>
+    <w:basedOn w:val="800"/>
     <w:uiPriority w:val="99"/>
     <w:pPr>
       <w:pBdr/>
@@ -10484,9 +10970,9 @@
       </w:tcPr>
     </w:tblStylePr>
   </w:style>
-  <w:style w:type="table" w:styleId="56">
+  <w:style w:type="table" w:styleId="728">
     <w:name w:val="Grid Table 6 Colorful - Accent 3"/>
-    <w:basedOn w:val="707"/>
+    <w:basedOn w:val="800"/>
     <w:uiPriority w:val="99"/>
     <w:pPr>
       <w:pBdr/>
@@ -10714,9 +11200,9 @@
       </w:tcPr>
     </w:tblStylePr>
   </w:style>
-  <w:style w:type="table" w:styleId="57">
+  <w:style w:type="table" w:styleId="729">
     <w:name w:val="Grid Table 6 Colorful - Accent 4"/>
-    <w:basedOn w:val="707"/>
+    <w:basedOn w:val="800"/>
     <w:uiPriority w:val="99"/>
     <w:pPr>
       <w:pBdr/>
@@ -10944,9 +11430,9 @@
       </w:tcPr>
     </w:tblStylePr>
   </w:style>
-  <w:style w:type="table" w:styleId="58">
+  <w:style w:type="table" w:styleId="730">
     <w:name w:val="Grid Table 6 Colorful - Accent 5"/>
-    <w:basedOn w:val="707"/>
+    <w:basedOn w:val="800"/>
     <w:uiPriority w:val="99"/>
     <w:pPr>
       <w:pBdr/>
@@ -11174,9 +11660,9 @@
       </w:tcPr>
     </w:tblStylePr>
   </w:style>
-  <w:style w:type="table" w:styleId="59">
+  <w:style w:type="table" w:styleId="731">
     <w:name w:val="Grid Table 6 Colorful - Accent 6"/>
-    <w:basedOn w:val="707"/>
+    <w:basedOn w:val="800"/>
     <w:uiPriority w:val="99"/>
     <w:pPr>
       <w:pBdr/>
@@ -11404,9 +11890,9 @@
       </w:tcPr>
     </w:tblStylePr>
   </w:style>
-  <w:style w:type="table" w:styleId="61">
+  <w:style w:type="table" w:styleId="732">
     <w:name w:val="Grid Table 7 Colorful - Accent 1"/>
-    <w:basedOn w:val="707"/>
+    <w:basedOn w:val="800"/>
     <w:uiPriority w:val="99"/>
     <w:pPr>
       <w:pBdr/>
@@ -11508,11 +11994,11 @@
         <w:tblBorders/>
       </w:tblPr>
       <w:tcPr>
-        <w:shd w:color="ffffff"/>
+        <w:shd w:val="clear" w:color="ffffff"/>
         <w:tcBorders>
-          <w:top w:val="none"/>
-          <w:left w:val="none"/>
-          <w:bottom w:val="none"/>
+          <w:top w:val="none" w:color="000000" w:sz="4" w:space="0"/>
+          <w:left w:val="none" w:color="000000" w:sz="4" w:space="0"/>
+          <w:bottom w:val="none" w:color="000000" w:sz="4" w:space="0"/>
           <w:right w:val="single" w:color="000000" w:themeColor="accent1" w:themeTint="80" w:sz="4" w:space="0"/>
         </w:tcBorders>
       </w:tcPr>
@@ -11535,10 +12021,10 @@
       <w:tcPr>
         <w:shd w:val="clear" w:color="ffffff" w:themeColor="light1" w:fill="ffffff" w:themeFill="light1"/>
         <w:tcBorders>
-          <w:top w:val="none"/>
-          <w:left w:val="none"/>
+          <w:top w:val="none" w:color="000000" w:sz="4" w:space="0"/>
+          <w:left w:val="none" w:color="000000" w:sz="4" w:space="0"/>
           <w:bottom w:val="single" w:color="000000" w:themeColor="accent1" w:themeTint="80" w:sz="4" w:space="0"/>
-          <w:right w:val="none"/>
+          <w:right w:val="none" w:color="000000" w:sz="4" w:space="0"/>
         </w:tcBorders>
       </w:tcPr>
     </w:tblStylePr>
@@ -11558,12 +12044,12 @@
         <w:tblBorders/>
       </w:tblPr>
       <w:tcPr>
-        <w:shd w:color="ffffff"/>
+        <w:shd w:val="clear" w:color="ffffff"/>
         <w:tcBorders>
-          <w:top w:val="none"/>
+          <w:top w:val="none" w:color="000000" w:sz="4" w:space="0"/>
           <w:left w:val="single" w:color="000000" w:themeColor="accent1" w:themeTint="80" w:sz="4" w:space="0"/>
-          <w:bottom w:val="none"/>
-          <w:right w:val="none"/>
+          <w:bottom w:val="none" w:color="000000" w:sz="4" w:space="0"/>
+          <w:right w:val="none" w:color="000000" w:sz="4" w:space="0"/>
         </w:tcBorders>
       </w:tcPr>
     </w:tblStylePr>
@@ -11586,9 +12072,9 @@
         <w:shd w:val="clear" w:color="ffffff" w:themeColor="light1" w:fill="ffffff" w:themeFill="light1"/>
         <w:tcBorders>
           <w:top w:val="single" w:color="000000" w:themeColor="accent1" w:themeTint="80" w:sz="4" w:space="0"/>
-          <w:left w:val="none"/>
-          <w:bottom w:val="none"/>
-          <w:right w:val="none"/>
+          <w:left w:val="none" w:color="000000" w:sz="4" w:space="0"/>
+          <w:bottom w:val="none" w:color="000000" w:sz="4" w:space="0"/>
+          <w:right w:val="none" w:color="000000" w:sz="4" w:space="0"/>
         </w:tcBorders>
       </w:tcPr>
     </w:tblStylePr>
@@ -11658,9 +12144,9 @@
       </w:tcPr>
     </w:tblStylePr>
   </w:style>
-  <w:style w:type="table" w:styleId="62">
+  <w:style w:type="table" w:styleId="733">
     <w:name w:val="Grid Table 7 Colorful - Accent 2"/>
-    <w:basedOn w:val="707"/>
+    <w:basedOn w:val="800"/>
     <w:uiPriority w:val="99"/>
     <w:pPr>
       <w:pBdr/>
@@ -11762,11 +12248,11 @@
         <w:tblBorders/>
       </w:tblPr>
       <w:tcPr>
-        <w:shd w:color="ffffff"/>
+        <w:shd w:val="clear" w:color="ffffff"/>
         <w:tcBorders>
-          <w:top w:val="none"/>
-          <w:left w:val="none"/>
-          <w:bottom w:val="none"/>
+          <w:top w:val="none" w:color="000000" w:sz="4" w:space="0"/>
+          <w:left w:val="none" w:color="000000" w:sz="4" w:space="0"/>
+          <w:bottom w:val="none" w:color="000000" w:sz="4" w:space="0"/>
           <w:right w:val="single" w:color="000000" w:themeColor="accent2" w:themeTint="97" w:sz="4" w:space="0"/>
         </w:tcBorders>
       </w:tcPr>
@@ -11789,10 +12275,10 @@
       <w:tcPr>
         <w:shd w:val="clear" w:color="ffffff" w:themeColor="light1" w:fill="ffffff" w:themeFill="light1"/>
         <w:tcBorders>
-          <w:top w:val="none"/>
-          <w:left w:val="none"/>
+          <w:top w:val="none" w:color="000000" w:sz="4" w:space="0"/>
+          <w:left w:val="none" w:color="000000" w:sz="4" w:space="0"/>
           <w:bottom w:val="single" w:color="000000" w:themeColor="accent2" w:themeTint="97" w:sz="4" w:space="0"/>
-          <w:right w:val="none"/>
+          <w:right w:val="none" w:color="000000" w:sz="4" w:space="0"/>
         </w:tcBorders>
       </w:tcPr>
     </w:tblStylePr>
@@ -11812,12 +12298,12 @@
         <w:tblBorders/>
       </w:tblPr>
       <w:tcPr>
-        <w:shd w:color="ffffff"/>
+        <w:shd w:val="clear" w:color="ffffff"/>
         <w:tcBorders>
-          <w:top w:val="none"/>
+          <w:top w:val="none" w:color="000000" w:sz="4" w:space="0"/>
           <w:left w:val="single" w:color="000000" w:themeColor="accent2" w:themeTint="97" w:sz="4" w:space="0"/>
-          <w:bottom w:val="none"/>
-          <w:right w:val="none"/>
+          <w:bottom w:val="none" w:color="000000" w:sz="4" w:space="0"/>
+          <w:right w:val="none" w:color="000000" w:sz="4" w:space="0"/>
         </w:tcBorders>
       </w:tcPr>
     </w:tblStylePr>
@@ -11840,9 +12326,9 @@
         <w:shd w:val="clear" w:color="ffffff" w:themeColor="light1" w:fill="ffffff" w:themeFill="light1"/>
         <w:tcBorders>
           <w:top w:val="single" w:color="000000" w:themeColor="accent2" w:themeTint="97" w:sz="4" w:space="0"/>
-          <w:left w:val="none"/>
-          <w:bottom w:val="none"/>
-          <w:right w:val="none"/>
+          <w:left w:val="none" w:color="000000" w:sz="4" w:space="0"/>
+          <w:bottom w:val="none" w:color="000000" w:sz="4" w:space="0"/>
+          <w:right w:val="none" w:color="000000" w:sz="4" w:space="0"/>
         </w:tcBorders>
       </w:tcPr>
     </w:tblStylePr>
@@ -11912,9 +12398,9 @@
       </w:tcPr>
     </w:tblStylePr>
   </w:style>
-  <w:style w:type="table" w:styleId="63">
+  <w:style w:type="table" w:styleId="734">
     <w:name w:val="Grid Table 7 Colorful - Accent 3"/>
-    <w:basedOn w:val="707"/>
+    <w:basedOn w:val="800"/>
     <w:uiPriority w:val="99"/>
     <w:pPr>
       <w:pBdr/>
@@ -12016,11 +12502,11 @@
         <w:tblBorders/>
       </w:tblPr>
       <w:tcPr>
-        <w:shd w:color="ffffff"/>
+        <w:shd w:val="clear" w:color="ffffff"/>
         <w:tcBorders>
-          <w:top w:val="none"/>
-          <w:left w:val="none"/>
-          <w:bottom w:val="none"/>
+          <w:top w:val="none" w:color="000000" w:sz="4" w:space="0"/>
+          <w:left w:val="none" w:color="000000" w:sz="4" w:space="0"/>
+          <w:bottom w:val="none" w:color="000000" w:sz="4" w:space="0"/>
           <w:right w:val="single" w:color="000000" w:themeColor="accent3" w:themeTint="FE" w:sz="4" w:space="0"/>
         </w:tcBorders>
       </w:tcPr>
@@ -12043,10 +12529,10 @@
       <w:tcPr>
         <w:shd w:val="clear" w:color="ffffff" w:themeColor="light1" w:fill="ffffff" w:themeFill="light1"/>
         <w:tcBorders>
-          <w:top w:val="none"/>
-          <w:left w:val="none"/>
+          <w:top w:val="none" w:color="000000" w:sz="4" w:space="0"/>
+          <w:left w:val="none" w:color="000000" w:sz="4" w:space="0"/>
           <w:bottom w:val="single" w:color="000000" w:themeColor="accent3" w:themeTint="FE" w:sz="4" w:space="0"/>
-          <w:right w:val="none"/>
+          <w:right w:val="none" w:color="000000" w:sz="4" w:space="0"/>
         </w:tcBorders>
       </w:tcPr>
     </w:tblStylePr>
@@ -12066,12 +12552,12 @@
         <w:tblBorders/>
       </w:tblPr>
       <w:tcPr>
-        <w:shd w:color="ffffff"/>
+        <w:shd w:val="clear" w:color="ffffff"/>
         <w:tcBorders>
-          <w:top w:val="none"/>
+          <w:top w:val="none" w:color="000000" w:sz="4" w:space="0"/>
           <w:left w:val="single" w:color="000000" w:themeColor="accent3" w:themeTint="FE" w:sz="4" w:space="0"/>
-          <w:bottom w:val="none"/>
-          <w:right w:val="none"/>
+          <w:bottom w:val="none" w:color="000000" w:sz="4" w:space="0"/>
+          <w:right w:val="none" w:color="000000" w:sz="4" w:space="0"/>
         </w:tcBorders>
       </w:tcPr>
     </w:tblStylePr>
@@ -12094,9 +12580,9 @@
         <w:shd w:val="clear" w:color="ffffff" w:themeColor="light1" w:fill="ffffff" w:themeFill="light1"/>
         <w:tcBorders>
           <w:top w:val="single" w:color="000000" w:themeColor="accent3" w:themeTint="FE" w:sz="4" w:space="0"/>
-          <w:left w:val="none"/>
-          <w:bottom w:val="none"/>
-          <w:right w:val="none"/>
+          <w:left w:val="none" w:color="000000" w:sz="4" w:space="0"/>
+          <w:bottom w:val="none" w:color="000000" w:sz="4" w:space="0"/>
+          <w:right w:val="none" w:color="000000" w:sz="4" w:space="0"/>
         </w:tcBorders>
       </w:tcPr>
     </w:tblStylePr>
@@ -12166,9 +12652,9 @@
       </w:tcPr>
     </w:tblStylePr>
   </w:style>
-  <w:style w:type="table" w:styleId="64">
+  <w:style w:type="table" w:styleId="735">
     <w:name w:val="Grid Table 7 Colorful - Accent 4"/>
-    <w:basedOn w:val="707"/>
+    <w:basedOn w:val="800"/>
     <w:uiPriority w:val="99"/>
     <w:pPr>
       <w:pBdr/>
@@ -12270,11 +12756,11 @@
         <w:tblBorders/>
       </w:tblPr>
       <w:tcPr>
-        <w:shd w:color="ffffff"/>
+        <w:shd w:val="clear" w:color="ffffff"/>
         <w:tcBorders>
-          <w:top w:val="none"/>
-          <w:left w:val="none"/>
-          <w:bottom w:val="none"/>
+          <w:top w:val="none" w:color="000000" w:sz="4" w:space="0"/>
+          <w:left w:val="none" w:color="000000" w:sz="4" w:space="0"/>
+          <w:bottom w:val="none" w:color="000000" w:sz="4" w:space="0"/>
           <w:right w:val="single" w:color="000000" w:themeColor="accent4" w:themeTint="9A" w:sz="4" w:space="0"/>
         </w:tcBorders>
       </w:tcPr>
@@ -12297,10 +12783,10 @@
       <w:tcPr>
         <w:shd w:val="clear" w:color="ffffff" w:themeColor="light1" w:fill="ffffff" w:themeFill="light1"/>
         <w:tcBorders>
-          <w:top w:val="none"/>
-          <w:left w:val="none"/>
+          <w:top w:val="none" w:color="000000" w:sz="4" w:space="0"/>
+          <w:left w:val="none" w:color="000000" w:sz="4" w:space="0"/>
           <w:bottom w:val="single" w:color="000000" w:themeColor="accent4" w:themeTint="9A" w:sz="4" w:space="0"/>
-          <w:right w:val="none"/>
+          <w:right w:val="none" w:color="000000" w:sz="4" w:space="0"/>
         </w:tcBorders>
       </w:tcPr>
     </w:tblStylePr>
@@ -12320,12 +12806,12 @@
         <w:tblBorders/>
       </w:tblPr>
       <w:tcPr>
-        <w:shd w:color="ffffff"/>
+        <w:shd w:val="clear" w:color="ffffff"/>
         <w:tcBorders>
-          <w:top w:val="none"/>
+          <w:top w:val="none" w:color="000000" w:sz="4" w:space="0"/>
           <w:left w:val="single" w:color="000000" w:themeColor="accent4" w:themeTint="9A" w:sz="4" w:space="0"/>
-          <w:bottom w:val="none"/>
-          <w:right w:val="none"/>
+          <w:bottom w:val="none" w:color="000000" w:sz="4" w:space="0"/>
+          <w:right w:val="none" w:color="000000" w:sz="4" w:space="0"/>
         </w:tcBorders>
       </w:tcPr>
     </w:tblStylePr>
@@ -12348,9 +12834,9 @@
         <w:shd w:val="clear" w:color="ffffff" w:themeColor="light1" w:fill="ffffff" w:themeFill="light1"/>
         <w:tcBorders>
           <w:top w:val="single" w:color="000000" w:themeColor="accent4" w:themeTint="9A" w:sz="4" w:space="0"/>
-          <w:left w:val="none"/>
-          <w:bottom w:val="none"/>
-          <w:right w:val="none"/>
+          <w:left w:val="none" w:color="000000" w:sz="4" w:space="0"/>
+          <w:bottom w:val="none" w:color="000000" w:sz="4" w:space="0"/>
+          <w:right w:val="none" w:color="000000" w:sz="4" w:space="0"/>
         </w:tcBorders>
       </w:tcPr>
     </w:tblStylePr>
@@ -12420,9 +12906,9 @@
       </w:tcPr>
     </w:tblStylePr>
   </w:style>
-  <w:style w:type="table" w:styleId="65">
+  <w:style w:type="table" w:styleId="736">
     <w:name w:val="Grid Table 7 Colorful - Accent 5"/>
-    <w:basedOn w:val="707"/>
+    <w:basedOn w:val="800"/>
     <w:uiPriority w:val="99"/>
     <w:pPr>
       <w:pBdr/>
@@ -12524,11 +13010,11 @@
         <w:tblBorders/>
       </w:tblPr>
       <w:tcPr>
-        <w:shd w:color="ffffff"/>
+        <w:shd w:val="clear" w:color="ffffff"/>
         <w:tcBorders>
-          <w:top w:val="none"/>
-          <w:left w:val="none"/>
-          <w:bottom w:val="none"/>
+          <w:top w:val="none" w:color="000000" w:sz="4" w:space="0"/>
+          <w:left w:val="none" w:color="000000" w:sz="4" w:space="0"/>
+          <w:bottom w:val="none" w:color="000000" w:sz="4" w:space="0"/>
           <w:right w:val="single" w:color="000000" w:themeColor="accent5" w:themeTint="90" w:sz="4" w:space="0"/>
         </w:tcBorders>
       </w:tcPr>
@@ -12551,10 +13037,10 @@
       <w:tcPr>
         <w:shd w:val="clear" w:color="ffffff" w:themeColor="light1" w:fill="ffffff" w:themeFill="light1"/>
         <w:tcBorders>
-          <w:top w:val="none"/>
-          <w:left w:val="none"/>
+          <w:top w:val="none" w:color="000000" w:sz="4" w:space="0"/>
+          <w:left w:val="none" w:color="000000" w:sz="4" w:space="0"/>
           <w:bottom w:val="single" w:color="000000" w:themeColor="accent5" w:themeTint="90" w:sz="4" w:space="0"/>
-          <w:right w:val="none"/>
+          <w:right w:val="none" w:color="000000" w:sz="4" w:space="0"/>
         </w:tcBorders>
       </w:tcPr>
     </w:tblStylePr>
@@ -12574,12 +13060,12 @@
         <w:tblBorders/>
       </w:tblPr>
       <w:tcPr>
-        <w:shd w:color="ffffff"/>
+        <w:shd w:val="clear" w:color="ffffff"/>
         <w:tcBorders>
-          <w:top w:val="none"/>
+          <w:top w:val="none" w:color="000000" w:sz="4" w:space="0"/>
           <w:left w:val="single" w:color="000000" w:themeColor="accent5" w:themeTint="90" w:sz="4" w:space="0"/>
-          <w:bottom w:val="none"/>
-          <w:right w:val="none"/>
+          <w:bottom w:val="none" w:color="000000" w:sz="4" w:space="0"/>
+          <w:right w:val="none" w:color="000000" w:sz="4" w:space="0"/>
         </w:tcBorders>
       </w:tcPr>
     </w:tblStylePr>
@@ -12602,9 +13088,9 @@
         <w:shd w:val="clear" w:color="ffffff" w:themeColor="light1" w:fill="ffffff" w:themeFill="light1"/>
         <w:tcBorders>
           <w:top w:val="single" w:color="000000" w:themeColor="accent5" w:themeTint="90" w:sz="4" w:space="0"/>
-          <w:left w:val="none"/>
-          <w:bottom w:val="none"/>
-          <w:right w:val="none"/>
+          <w:left w:val="none" w:color="000000" w:sz="4" w:space="0"/>
+          <w:bottom w:val="none" w:color="000000" w:sz="4" w:space="0"/>
+          <w:right w:val="none" w:color="000000" w:sz="4" w:space="0"/>
         </w:tcBorders>
       </w:tcPr>
     </w:tblStylePr>
@@ -12674,9 +13160,9 @@
       </w:tcPr>
     </w:tblStylePr>
   </w:style>
-  <w:style w:type="table" w:styleId="66">
+  <w:style w:type="table" w:styleId="737">
     <w:name w:val="Grid Table 7 Colorful - Accent 6"/>
-    <w:basedOn w:val="707"/>
+    <w:basedOn w:val="800"/>
     <w:uiPriority w:val="99"/>
     <w:pPr>
       <w:pBdr/>
@@ -12778,11 +13264,11 @@
         <w:tblBorders/>
       </w:tblPr>
       <w:tcPr>
-        <w:shd w:color="ffffff"/>
+        <w:shd w:val="clear" w:color="ffffff"/>
         <w:tcBorders>
-          <w:top w:val="none"/>
-          <w:left w:val="none"/>
-          <w:bottom w:val="none"/>
+          <w:top w:val="none" w:color="000000" w:sz="4" w:space="0"/>
+          <w:left w:val="none" w:color="000000" w:sz="4" w:space="0"/>
+          <w:bottom w:val="none" w:color="000000" w:sz="4" w:space="0"/>
           <w:right w:val="single" w:color="000000" w:themeColor="accent6" w:themeTint="90" w:sz="4" w:space="0"/>
         </w:tcBorders>
       </w:tcPr>
@@ -12805,10 +13291,10 @@
       <w:tcPr>
         <w:shd w:val="clear" w:color="ffffff" w:themeColor="light1" w:fill="ffffff" w:themeFill="light1"/>
         <w:tcBorders>
-          <w:top w:val="none"/>
-          <w:left w:val="none"/>
+          <w:top w:val="none" w:color="000000" w:sz="4" w:space="0"/>
+          <w:left w:val="none" w:color="000000" w:sz="4" w:space="0"/>
           <w:bottom w:val="single" w:color="000000" w:themeColor="accent6" w:themeTint="90" w:sz="4" w:space="0"/>
-          <w:right w:val="none"/>
+          <w:right w:val="none" w:color="000000" w:sz="4" w:space="0"/>
         </w:tcBorders>
       </w:tcPr>
     </w:tblStylePr>
@@ -12828,12 +13314,12 @@
         <w:tblBorders/>
       </w:tblPr>
       <w:tcPr>
-        <w:shd w:color="ffffff"/>
+        <w:shd w:val="clear" w:color="ffffff"/>
         <w:tcBorders>
-          <w:top w:val="none"/>
+          <w:top w:val="none" w:color="000000" w:sz="4" w:space="0"/>
           <w:left w:val="single" w:color="000000" w:themeColor="accent6" w:themeTint="90" w:sz="4" w:space="0"/>
-          <w:bottom w:val="none"/>
-          <w:right w:val="none"/>
+          <w:bottom w:val="none" w:color="000000" w:sz="4" w:space="0"/>
+          <w:right w:val="none" w:color="000000" w:sz="4" w:space="0"/>
         </w:tcBorders>
       </w:tcPr>
     </w:tblStylePr>
@@ -12856,9 +13342,9 @@
         <w:shd w:val="clear" w:color="ffffff" w:themeColor="light1" w:fill="ffffff" w:themeFill="light1"/>
         <w:tcBorders>
           <w:top w:val="single" w:color="000000" w:themeColor="accent6" w:themeTint="90" w:sz="4" w:space="0"/>
-          <w:left w:val="none"/>
-          <w:bottom w:val="none"/>
-          <w:right w:val="none"/>
+          <w:left w:val="none" w:color="000000" w:sz="4" w:space="0"/>
+          <w:bottom w:val="none" w:color="000000" w:sz="4" w:space="0"/>
+          <w:right w:val="none" w:color="000000" w:sz="4" w:space="0"/>
         </w:tcBorders>
       </w:tcPr>
     </w:tblStylePr>
@@ -12928,9 +13414,9 @@
       </w:tcPr>
     </w:tblStylePr>
   </w:style>
-  <w:style w:type="table" w:styleId="68">
+  <w:style w:type="table" w:styleId="738">
     <w:name w:val="List Table 1 Light - Accent 1"/>
-    <w:basedOn w:val="707"/>
+    <w:basedOn w:val="800"/>
     <w:uiPriority w:val="99"/>
     <w:pPr>
       <w:pBdr/>
@@ -13144,9 +13630,9 @@
       </w:tcPr>
     </w:tblStylePr>
   </w:style>
-  <w:style w:type="table" w:styleId="69">
+  <w:style w:type="table" w:styleId="739">
     <w:name w:val="List Table 1 Light - Accent 2"/>
-    <w:basedOn w:val="707"/>
+    <w:basedOn w:val="800"/>
     <w:uiPriority w:val="99"/>
     <w:pPr>
       <w:pBdr/>
@@ -13360,9 +13846,9 @@
       </w:tcPr>
     </w:tblStylePr>
   </w:style>
-  <w:style w:type="table" w:styleId="70">
+  <w:style w:type="table" w:styleId="740">
     <w:name w:val="List Table 1 Light - Accent 3"/>
-    <w:basedOn w:val="707"/>
+    <w:basedOn w:val="800"/>
     <w:uiPriority w:val="99"/>
     <w:pPr>
       <w:pBdr/>
@@ -13576,9 +14062,9 @@
       </w:tcPr>
     </w:tblStylePr>
   </w:style>
-  <w:style w:type="table" w:styleId="71">
+  <w:style w:type="table" w:styleId="741">
     <w:name w:val="List Table 1 Light - Accent 4"/>
-    <w:basedOn w:val="707"/>
+    <w:basedOn w:val="800"/>
     <w:uiPriority w:val="99"/>
     <w:pPr>
       <w:pBdr/>
@@ -13792,9 +14278,9 @@
       </w:tcPr>
     </w:tblStylePr>
   </w:style>
-  <w:style w:type="table" w:styleId="72">
+  <w:style w:type="table" w:styleId="742">
     <w:name w:val="List Table 1 Light - Accent 5"/>
-    <w:basedOn w:val="707"/>
+    <w:basedOn w:val="800"/>
     <w:uiPriority w:val="99"/>
     <w:pPr>
       <w:pBdr/>
@@ -14008,9 +14494,9 @@
       </w:tcPr>
     </w:tblStylePr>
   </w:style>
-  <w:style w:type="table" w:styleId="73">
+  <w:style w:type="table" w:styleId="743">
     <w:name w:val="List Table 1 Light - Accent 6"/>
-    <w:basedOn w:val="707"/>
+    <w:basedOn w:val="800"/>
     <w:uiPriority w:val="99"/>
     <w:pPr>
       <w:pBdr/>
@@ -14224,9 +14710,9 @@
       </w:tcPr>
     </w:tblStylePr>
   </w:style>
-  <w:style w:type="table" w:styleId="75">
+  <w:style w:type="table" w:styleId="744">
     <w:name w:val="List Table 2 - Accent 1"/>
-    <w:basedOn w:val="707"/>
+    <w:basedOn w:val="800"/>
     <w:uiPriority w:val="99"/>
     <w:pPr>
       <w:pBdr/>
@@ -14462,9 +14948,9 @@
       </w:tcPr>
     </w:tblStylePr>
   </w:style>
-  <w:style w:type="table" w:styleId="76">
+  <w:style w:type="table" w:styleId="745">
     <w:name w:val="List Table 2 - Accent 2"/>
-    <w:basedOn w:val="707"/>
+    <w:basedOn w:val="800"/>
     <w:uiPriority w:val="99"/>
     <w:pPr>
       <w:pBdr/>
@@ -14700,9 +15186,9 @@
       </w:tcPr>
     </w:tblStylePr>
   </w:style>
-  <w:style w:type="table" w:styleId="77">
+  <w:style w:type="table" w:styleId="746">
     <w:name w:val="List Table 2 - Accent 3"/>
-    <w:basedOn w:val="707"/>
+    <w:basedOn w:val="800"/>
     <w:uiPriority w:val="99"/>
     <w:pPr>
       <w:pBdr/>
@@ -14938,9 +15424,9 @@
       </w:tcPr>
     </w:tblStylePr>
   </w:style>
-  <w:style w:type="table" w:styleId="78">
+  <w:style w:type="table" w:styleId="747">
     <w:name w:val="List Table 2 - Accent 4"/>
-    <w:basedOn w:val="707"/>
+    <w:basedOn w:val="800"/>
     <w:uiPriority w:val="99"/>
     <w:pPr>
       <w:pBdr/>
@@ -15176,9 +15662,9 @@
       </w:tcPr>
     </w:tblStylePr>
   </w:style>
-  <w:style w:type="table" w:styleId="79">
+  <w:style w:type="table" w:styleId="748">
     <w:name w:val="List Table 2 - Accent 5"/>
-    <w:basedOn w:val="707"/>
+    <w:basedOn w:val="800"/>
     <w:uiPriority w:val="99"/>
     <w:pPr>
       <w:pBdr/>
@@ -15414,9 +15900,9 @@
       </w:tcPr>
     </w:tblStylePr>
   </w:style>
-  <w:style w:type="table" w:styleId="80">
+  <w:style w:type="table" w:styleId="749">
     <w:name w:val="List Table 2 - Accent 6"/>
-    <w:basedOn w:val="707"/>
+    <w:basedOn w:val="800"/>
     <w:uiPriority w:val="99"/>
     <w:pPr>
       <w:pBdr/>
@@ -15652,9 +16138,9 @@
       </w:tcPr>
     </w:tblStylePr>
   </w:style>
-  <w:style w:type="table" w:styleId="82">
+  <w:style w:type="table" w:styleId="750">
     <w:name w:val="List Table 3 - Accent 1"/>
-    <w:basedOn w:val="707"/>
+    <w:basedOn w:val="800"/>
     <w:uiPriority w:val="99"/>
     <w:pPr>
       <w:pBdr/>
@@ -15880,9 +16366,9 @@
       </w:tcPr>
     </w:tblStylePr>
   </w:style>
-  <w:style w:type="table" w:styleId="83">
+  <w:style w:type="table" w:styleId="751">
     <w:name w:val="List Table 3 - Accent 2"/>
-    <w:basedOn w:val="707"/>
+    <w:basedOn w:val="800"/>
     <w:uiPriority w:val="99"/>
     <w:pPr>
       <w:pBdr/>
@@ -16108,9 +16594,9 @@
       </w:tcPr>
     </w:tblStylePr>
   </w:style>
-  <w:style w:type="table" w:styleId="84">
+  <w:style w:type="table" w:styleId="752">
     <w:name w:val="List Table 3 - Accent 3"/>
-    <w:basedOn w:val="707"/>
+    <w:basedOn w:val="800"/>
     <w:uiPriority w:val="99"/>
     <w:pPr>
       <w:pBdr/>
@@ -16336,9 +16822,9 @@
       </w:tcPr>
     </w:tblStylePr>
   </w:style>
-  <w:style w:type="table" w:styleId="85">
+  <w:style w:type="table" w:styleId="753">
     <w:name w:val="List Table 3 - Accent 4"/>
-    <w:basedOn w:val="707"/>
+    <w:basedOn w:val="800"/>
     <w:uiPriority w:val="99"/>
     <w:pPr>
       <w:pBdr/>
@@ -16564,9 +17050,9 @@
       </w:tcPr>
     </w:tblStylePr>
   </w:style>
-  <w:style w:type="table" w:styleId="86">
+  <w:style w:type="table" w:styleId="754">
     <w:name w:val="List Table 3 - Accent 5"/>
-    <w:basedOn w:val="707"/>
+    <w:basedOn w:val="800"/>
     <w:uiPriority w:val="99"/>
     <w:pPr>
       <w:pBdr/>
@@ -16792,9 +17278,9 @@
       </w:tcPr>
     </w:tblStylePr>
   </w:style>
-  <w:style w:type="table" w:styleId="87">
+  <w:style w:type="table" w:styleId="755">
     <w:name w:val="List Table 3 - Accent 6"/>
-    <w:basedOn w:val="707"/>
+    <w:basedOn w:val="800"/>
     <w:uiPriority w:val="99"/>
     <w:pPr>
       <w:pBdr/>
@@ -17020,9 +17506,9 @@
       </w:tcPr>
     </w:tblStylePr>
   </w:style>
-  <w:style w:type="table" w:styleId="89">
+  <w:style w:type="table" w:styleId="756">
     <w:name w:val="List Table 4 - Accent 1"/>
-    <w:basedOn w:val="707"/>
+    <w:basedOn w:val="800"/>
     <w:uiPriority w:val="99"/>
     <w:pPr>
       <w:pBdr/>
@@ -17245,9 +17731,9 @@
       </w:tcPr>
     </w:tblStylePr>
   </w:style>
-  <w:style w:type="table" w:styleId="90">
+  <w:style w:type="table" w:styleId="757">
     <w:name w:val="List Table 4 - Accent 2"/>
-    <w:basedOn w:val="707"/>
+    <w:basedOn w:val="800"/>
     <w:uiPriority w:val="99"/>
     <w:pPr>
       <w:pBdr/>
@@ -17470,9 +17956,9 @@
       </w:tcPr>
     </w:tblStylePr>
   </w:style>
-  <w:style w:type="table" w:styleId="91">
+  <w:style w:type="table" w:styleId="758">
     <w:name w:val="List Table 4 - Accent 3"/>
-    <w:basedOn w:val="707"/>
+    <w:basedOn w:val="800"/>
     <w:uiPriority w:val="99"/>
     <w:pPr>
       <w:pBdr/>
@@ -17695,9 +18181,9 @@
       </w:tcPr>
     </w:tblStylePr>
   </w:style>
-  <w:style w:type="table" w:styleId="92">
+  <w:style w:type="table" w:styleId="759">
     <w:name w:val="List Table 4 - Accent 4"/>
-    <w:basedOn w:val="707"/>
+    <w:basedOn w:val="800"/>
     <w:uiPriority w:val="99"/>
     <w:pPr>
       <w:pBdr/>
@@ -17920,9 +18406,9 @@
       </w:tcPr>
     </w:tblStylePr>
   </w:style>
-  <w:style w:type="table" w:styleId="93">
+  <w:style w:type="table" w:styleId="760">
     <w:name w:val="List Table 4 - Accent 5"/>
-    <w:basedOn w:val="707"/>
+    <w:basedOn w:val="800"/>
     <w:uiPriority w:val="99"/>
     <w:pPr>
       <w:pBdr/>
@@ -18145,9 +18631,9 @@
       </w:tcPr>
     </w:tblStylePr>
   </w:style>
-  <w:style w:type="table" w:styleId="94">
+  <w:style w:type="table" w:styleId="761">
     <w:name w:val="List Table 4 - Accent 6"/>
-    <w:basedOn w:val="707"/>
+    <w:basedOn w:val="800"/>
     <w:uiPriority w:val="99"/>
     <w:pPr>
       <w:pBdr/>
@@ -18370,9 +18856,9 @@
       </w:tcPr>
     </w:tblStylePr>
   </w:style>
-  <w:style w:type="table" w:styleId="96">
+  <w:style w:type="table" w:styleId="762">
     <w:name w:val="List Table 5 Dark - Accent 1"/>
-    <w:basedOn w:val="707"/>
+    <w:basedOn w:val="800"/>
     <w:uiPriority w:val="99"/>
     <w:pPr>
       <w:pBdr/>
@@ -18612,9 +19098,9 @@
       </w:tcPr>
     </w:tblStylePr>
   </w:style>
-  <w:style w:type="table" w:styleId="97">
+  <w:style w:type="table" w:styleId="763">
     <w:name w:val="List Table 5 Dark - Accent 2"/>
-    <w:basedOn w:val="707"/>
+    <w:basedOn w:val="800"/>
     <w:uiPriority w:val="99"/>
     <w:pPr>
       <w:pBdr/>
@@ -18854,9 +19340,9 @@
       </w:tcPr>
     </w:tblStylePr>
   </w:style>
-  <w:style w:type="table" w:styleId="98">
+  <w:style w:type="table" w:styleId="764">
     <w:name w:val="List Table 5 Dark - Accent 3"/>
-    <w:basedOn w:val="707"/>
+    <w:basedOn w:val="800"/>
     <w:uiPriority w:val="99"/>
     <w:pPr>
       <w:pBdr/>
@@ -19096,9 +19582,9 @@
       </w:tcPr>
     </w:tblStylePr>
   </w:style>
-  <w:style w:type="table" w:styleId="99">
+  <w:style w:type="table" w:styleId="765">
     <w:name w:val="List Table 5 Dark - Accent 4"/>
-    <w:basedOn w:val="707"/>
+    <w:basedOn w:val="800"/>
     <w:uiPriority w:val="99"/>
     <w:pPr>
       <w:pBdr/>
@@ -19338,9 +19824,9 @@
       </w:tcPr>
     </w:tblStylePr>
   </w:style>
-  <w:style w:type="table" w:styleId="100">
+  <w:style w:type="table" w:styleId="766">
     <w:name w:val="List Table 5 Dark - Accent 5"/>
-    <w:basedOn w:val="707"/>
+    <w:basedOn w:val="800"/>
     <w:uiPriority w:val="99"/>
     <w:pPr>
       <w:pBdr/>
@@ -19580,9 +20066,9 @@
       </w:tcPr>
     </w:tblStylePr>
   </w:style>
-  <w:style w:type="table" w:styleId="101">
+  <w:style w:type="table" w:styleId="767">
     <w:name w:val="List Table 5 Dark - Accent 6"/>
-    <w:basedOn w:val="707"/>
+    <w:basedOn w:val="800"/>
     <w:uiPriority w:val="99"/>
     <w:pPr>
       <w:pBdr/>
@@ -19822,9 +20308,9 @@
       </w:tcPr>
     </w:tblStylePr>
   </w:style>
-  <w:style w:type="table" w:styleId="103">
+  <w:style w:type="table" w:styleId="768">
     <w:name w:val="List Table 6 Colorful - Accent 1"/>
-    <w:basedOn w:val="707"/>
+    <w:basedOn w:val="800"/>
     <w:uiPriority w:val="99"/>
     <w:pPr>
       <w:pBdr/>
@@ -20045,9 +20531,9 @@
       </w:tcPr>
     </w:tblStylePr>
   </w:style>
-  <w:style w:type="table" w:styleId="104">
+  <w:style w:type="table" w:styleId="769">
     <w:name w:val="List Table 6 Colorful - Accent 2"/>
-    <w:basedOn w:val="707"/>
+    <w:basedOn w:val="800"/>
     <w:uiPriority w:val="99"/>
     <w:pPr>
       <w:pBdr/>
@@ -20268,9 +20754,9 @@
       </w:tcPr>
     </w:tblStylePr>
   </w:style>
-  <w:style w:type="table" w:styleId="105">
+  <w:style w:type="table" w:styleId="770">
     <w:name w:val="List Table 6 Colorful - Accent 3"/>
-    <w:basedOn w:val="707"/>
+    <w:basedOn w:val="800"/>
     <w:uiPriority w:val="99"/>
     <w:pPr>
       <w:pBdr/>
@@ -20491,9 +20977,9 @@
       </w:tcPr>
     </w:tblStylePr>
   </w:style>
-  <w:style w:type="table" w:styleId="106">
+  <w:style w:type="table" w:styleId="771">
     <w:name w:val="List Table 6 Colorful - Accent 4"/>
-    <w:basedOn w:val="707"/>
+    <w:basedOn w:val="800"/>
     <w:uiPriority w:val="99"/>
     <w:pPr>
       <w:pBdr/>
@@ -20714,9 +21200,9 @@
       </w:tcPr>
     </w:tblStylePr>
   </w:style>
-  <w:style w:type="table" w:styleId="107">
+  <w:style w:type="table" w:styleId="772">
     <w:name w:val="List Table 6 Colorful - Accent 5"/>
-    <w:basedOn w:val="707"/>
+    <w:basedOn w:val="800"/>
     <w:uiPriority w:val="99"/>
     <w:pPr>
       <w:pBdr/>
@@ -20937,9 +21423,9 @@
       </w:tcPr>
     </w:tblStylePr>
   </w:style>
-  <w:style w:type="table" w:styleId="108">
+  <w:style w:type="table" w:styleId="773">
     <w:name w:val="List Table 6 Colorful - Accent 6"/>
-    <w:basedOn w:val="707"/>
+    <w:basedOn w:val="800"/>
     <w:uiPriority w:val="99"/>
     <w:pPr>
       <w:pBdr/>
@@ -21160,9 +21646,9 @@
       </w:tcPr>
     </w:tblStylePr>
   </w:style>
-  <w:style w:type="table" w:styleId="110">
+  <w:style w:type="table" w:styleId="774">
     <w:name w:val="List Table 7 Colorful - Accent 1"/>
-    <w:basedOn w:val="707"/>
+    <w:basedOn w:val="800"/>
     <w:uiPriority w:val="99"/>
     <w:pPr>
       <w:pBdr/>
@@ -21261,11 +21747,11 @@
         <w:tblBorders/>
       </w:tblPr>
       <w:tcPr>
-        <w:shd w:color="ffffff"/>
+        <w:shd w:val="clear" w:color="ffffff"/>
         <w:tcBorders>
-          <w:top w:val="none"/>
-          <w:left w:val="none"/>
-          <w:bottom w:val="none"/>
+          <w:top w:val="none" w:color="000000" w:sz="4" w:space="0"/>
+          <w:left w:val="none" w:color="000000" w:sz="4" w:space="0"/>
+          <w:bottom w:val="none" w:color="000000" w:sz="4" w:space="0"/>
           <w:right w:val="single" w:color="000000" w:themeColor="accent1" w:sz="4" w:space="0"/>
         </w:tcBorders>
       </w:tcPr>
@@ -21288,10 +21774,10 @@
       <w:tcPr>
         <w:shd w:val="clear" w:color="ffffff" w:themeColor="light1" w:fill="ffffff" w:themeFill="light1"/>
         <w:tcBorders>
-          <w:top w:val="none"/>
-          <w:left w:val="none"/>
+          <w:top w:val="none" w:color="000000" w:sz="4" w:space="0"/>
+          <w:left w:val="none" w:color="000000" w:sz="4" w:space="0"/>
           <w:bottom w:val="single" w:color="000000" w:themeColor="accent1" w:sz="4" w:space="0"/>
-          <w:right w:val="none"/>
+          <w:right w:val="none" w:color="000000" w:sz="4" w:space="0"/>
         </w:tcBorders>
       </w:tcPr>
     </w:tblStylePr>
@@ -21311,12 +21797,12 @@
         <w:tblBorders/>
       </w:tblPr>
       <w:tcPr>
-        <w:shd w:color="ffffff"/>
+        <w:shd w:val="clear" w:color="ffffff"/>
         <w:tcBorders>
-          <w:top w:val="none"/>
+          <w:top w:val="none" w:color="000000" w:sz="4" w:space="0"/>
           <w:left w:val="single" w:color="000000" w:themeColor="accent1" w:sz="4" w:space="0"/>
-          <w:bottom w:val="none"/>
-          <w:right w:val="none"/>
+          <w:bottom w:val="none" w:color="000000" w:sz="4" w:space="0"/>
+          <w:right w:val="none" w:color="000000" w:sz="4" w:space="0"/>
         </w:tcBorders>
       </w:tcPr>
     </w:tblStylePr>
@@ -21339,9 +21825,9 @@
         <w:shd w:val="clear" w:color="ffffff" w:themeColor="light1" w:fill="ffffff" w:themeFill="light1"/>
         <w:tcBorders>
           <w:top w:val="single" w:color="000000" w:themeColor="accent1" w:sz="4" w:space="0"/>
-          <w:left w:val="none"/>
-          <w:bottom w:val="none"/>
-          <w:right w:val="none"/>
+          <w:left w:val="none" w:color="000000" w:sz="4" w:space="0"/>
+          <w:bottom w:val="none" w:color="000000" w:sz="4" w:space="0"/>
+          <w:right w:val="none" w:color="000000" w:sz="4" w:space="0"/>
         </w:tcBorders>
       </w:tcPr>
     </w:tblStylePr>
@@ -21416,9 +21902,9 @@
       </w:tcPr>
     </w:tblStylePr>
   </w:style>
-  <w:style w:type="table" w:styleId="111">
+  <w:style w:type="table" w:styleId="775">
     <w:name w:val="List Table 7 Colorful - Accent 2"/>
-    <w:basedOn w:val="707"/>
+    <w:basedOn w:val="800"/>
     <w:uiPriority w:val="99"/>
     <w:pPr>
       <w:pBdr/>
@@ -21517,11 +22003,11 @@
         <w:tblBorders/>
       </w:tblPr>
       <w:tcPr>
-        <w:shd w:color="ffffff"/>
+        <w:shd w:val="clear" w:color="ffffff"/>
         <w:tcBorders>
-          <w:top w:val="none"/>
-          <w:left w:val="none"/>
-          <w:bottom w:val="none"/>
+          <w:top w:val="none" w:color="000000" w:sz="4" w:space="0"/>
+          <w:left w:val="none" w:color="000000" w:sz="4" w:space="0"/>
+          <w:bottom w:val="none" w:color="000000" w:sz="4" w:space="0"/>
           <w:right w:val="single" w:color="000000" w:themeColor="accent2" w:themeTint="97" w:sz="4" w:space="0"/>
         </w:tcBorders>
       </w:tcPr>
@@ -21544,10 +22030,10 @@
       <w:tcPr>
         <w:shd w:val="clear" w:color="ffffff" w:themeColor="light1" w:fill="ffffff" w:themeFill="light1"/>
         <w:tcBorders>
-          <w:top w:val="none"/>
-          <w:left w:val="none"/>
+          <w:top w:val="none" w:color="000000" w:sz="4" w:space="0"/>
+          <w:left w:val="none" w:color="000000" w:sz="4" w:space="0"/>
           <w:bottom w:val="single" w:color="000000" w:themeColor="accent2" w:themeTint="97" w:sz="4" w:space="0"/>
-          <w:right w:val="none"/>
+          <w:right w:val="none" w:color="000000" w:sz="4" w:space="0"/>
         </w:tcBorders>
       </w:tcPr>
     </w:tblStylePr>
@@ -21567,12 +22053,12 @@
         <w:tblBorders/>
       </w:tblPr>
       <w:tcPr>
-        <w:shd w:color="ffffff"/>
+        <w:shd w:val="clear" w:color="ffffff"/>
         <w:tcBorders>
-          <w:top w:val="none"/>
+          <w:top w:val="none" w:color="000000" w:sz="4" w:space="0"/>
           <w:left w:val="single" w:color="000000" w:themeColor="accent2" w:themeTint="97" w:sz="4" w:space="0"/>
-          <w:bottom w:val="none"/>
-          <w:right w:val="none"/>
+          <w:bottom w:val="none" w:color="000000" w:sz="4" w:space="0"/>
+          <w:right w:val="none" w:color="000000" w:sz="4" w:space="0"/>
         </w:tcBorders>
       </w:tcPr>
     </w:tblStylePr>
@@ -21595,9 +22081,9 @@
         <w:shd w:val="clear" w:color="ffffff" w:themeColor="light1" w:fill="ffffff" w:themeFill="light1"/>
         <w:tcBorders>
           <w:top w:val="single" w:color="000000" w:themeColor="accent2" w:themeTint="97" w:sz="4" w:space="0"/>
-          <w:left w:val="none"/>
-          <w:bottom w:val="none"/>
-          <w:right w:val="none"/>
+          <w:left w:val="none" w:color="000000" w:sz="4" w:space="0"/>
+          <w:bottom w:val="none" w:color="000000" w:sz="4" w:space="0"/>
+          <w:right w:val="none" w:color="000000" w:sz="4" w:space="0"/>
         </w:tcBorders>
       </w:tcPr>
     </w:tblStylePr>
@@ -21672,9 +22158,9 @@
       </w:tcPr>
     </w:tblStylePr>
   </w:style>
-  <w:style w:type="table" w:styleId="112">
+  <w:style w:type="table" w:styleId="776">
     <w:name w:val="List Table 7 Colorful - Accent 3"/>
-    <w:basedOn w:val="707"/>
+    <w:basedOn w:val="800"/>
     <w:uiPriority w:val="99"/>
     <w:pPr>
       <w:pBdr/>
@@ -21773,11 +22259,11 @@
         <w:tblBorders/>
       </w:tblPr>
       <w:tcPr>
-        <w:shd w:color="ffffff"/>
+        <w:shd w:val="clear" w:color="ffffff"/>
         <w:tcBorders>
-          <w:top w:val="none"/>
-          <w:left w:val="none"/>
-          <w:bottom w:val="none"/>
+          <w:top w:val="none" w:color="000000" w:sz="4" w:space="0"/>
+          <w:left w:val="none" w:color="000000" w:sz="4" w:space="0"/>
+          <w:bottom w:val="none" w:color="000000" w:sz="4" w:space="0"/>
           <w:right w:val="single" w:color="000000" w:themeColor="accent3" w:themeTint="98" w:sz="4" w:space="0"/>
         </w:tcBorders>
       </w:tcPr>
@@ -21800,10 +22286,10 @@
       <w:tcPr>
         <w:shd w:val="clear" w:color="ffffff" w:themeColor="light1" w:fill="ffffff" w:themeFill="light1"/>
         <w:tcBorders>
-          <w:top w:val="none"/>
-          <w:left w:val="none"/>
+          <w:top w:val="none" w:color="000000" w:sz="4" w:space="0"/>
+          <w:left w:val="none" w:color="000000" w:sz="4" w:space="0"/>
           <w:bottom w:val="single" w:color="000000" w:themeColor="accent3" w:themeTint="98" w:sz="4" w:space="0"/>
-          <w:right w:val="none"/>
+          <w:right w:val="none" w:color="000000" w:sz="4" w:space="0"/>
         </w:tcBorders>
       </w:tcPr>
     </w:tblStylePr>
@@ -21823,12 +22309,12 @@
         <w:tblBorders/>
       </w:tblPr>
       <w:tcPr>
-        <w:shd w:color="ffffff"/>
+        <w:shd w:val="clear" w:color="ffffff"/>
         <w:tcBorders>
-          <w:top w:val="none"/>
+          <w:top w:val="none" w:color="000000" w:sz="4" w:space="0"/>
           <w:left w:val="single" w:color="000000" w:themeColor="accent3" w:themeTint="98" w:sz="4" w:space="0"/>
-          <w:bottom w:val="none"/>
-          <w:right w:val="none"/>
+          <w:bottom w:val="none" w:color="000000" w:sz="4" w:space="0"/>
+          <w:right w:val="none" w:color="000000" w:sz="4" w:space="0"/>
         </w:tcBorders>
       </w:tcPr>
     </w:tblStylePr>
@@ -21851,9 +22337,9 @@
         <w:shd w:val="clear" w:color="ffffff" w:themeColor="light1" w:fill="ffffff" w:themeFill="light1"/>
         <w:tcBorders>
           <w:top w:val="single" w:color="000000" w:themeColor="accent3" w:themeTint="98" w:sz="4" w:space="0"/>
-          <w:left w:val="none"/>
-          <w:bottom w:val="none"/>
-          <w:right w:val="none"/>
+          <w:left w:val="none" w:color="000000" w:sz="4" w:space="0"/>
+          <w:bottom w:val="none" w:color="000000" w:sz="4" w:space="0"/>
+          <w:right w:val="none" w:color="000000" w:sz="4" w:space="0"/>
         </w:tcBorders>
       </w:tcPr>
     </w:tblStylePr>
@@ -21928,9 +22414,9 @@
       </w:tcPr>
     </w:tblStylePr>
   </w:style>
-  <w:style w:type="table" w:styleId="113">
+  <w:style w:type="table" w:styleId="777">
     <w:name w:val="List Table 7 Colorful - Accent 4"/>
-    <w:basedOn w:val="707"/>
+    <w:basedOn w:val="800"/>
     <w:uiPriority w:val="99"/>
     <w:pPr>
       <w:pBdr/>
@@ -22029,11 +22515,11 @@
         <w:tblBorders/>
       </w:tblPr>
       <w:tcPr>
-        <w:shd w:color="ffffff"/>
+        <w:shd w:val="clear" w:color="ffffff"/>
         <w:tcBorders>
-          <w:top w:val="none"/>
-          <w:left w:val="none"/>
-          <w:bottom w:val="none"/>
+          <w:top w:val="none" w:color="000000" w:sz="4" w:space="0"/>
+          <w:left w:val="none" w:color="000000" w:sz="4" w:space="0"/>
+          <w:bottom w:val="none" w:color="000000" w:sz="4" w:space="0"/>
           <w:right w:val="single" w:color="000000" w:themeColor="accent4" w:themeTint="9A" w:sz="4" w:space="0"/>
         </w:tcBorders>
       </w:tcPr>
@@ -22056,10 +22542,10 @@
       <w:tcPr>
         <w:shd w:val="clear" w:color="ffffff" w:themeColor="light1" w:fill="ffffff" w:themeFill="light1"/>
         <w:tcBorders>
-          <w:top w:val="none"/>
-          <w:left w:val="none"/>
+          <w:top w:val="none" w:color="000000" w:sz="4" w:space="0"/>
+          <w:left w:val="none" w:color="000000" w:sz="4" w:space="0"/>
           <w:bottom w:val="single" w:color="000000" w:themeColor="accent4" w:themeTint="9A" w:sz="4" w:space="0"/>
-          <w:right w:val="none"/>
+          <w:right w:val="none" w:color="000000" w:sz="4" w:space="0"/>
         </w:tcBorders>
       </w:tcPr>
     </w:tblStylePr>
@@ -22079,12 +22565,12 @@
         <w:tblBorders/>
       </w:tblPr>
       <w:tcPr>
-        <w:shd w:color="ffffff"/>
+        <w:shd w:val="clear" w:color="ffffff"/>
         <w:tcBorders>
-          <w:top w:val="none"/>
+          <w:top w:val="none" w:color="000000" w:sz="4" w:space="0"/>
           <w:left w:val="single" w:color="000000" w:themeColor="accent4" w:themeTint="9A" w:sz="4" w:space="0"/>
-          <w:bottom w:val="none"/>
-          <w:right w:val="none"/>
+          <w:bottom w:val="none" w:color="000000" w:sz="4" w:space="0"/>
+          <w:right w:val="none" w:color="000000" w:sz="4" w:space="0"/>
         </w:tcBorders>
       </w:tcPr>
     </w:tblStylePr>
@@ -22107,9 +22593,9 @@
         <w:shd w:val="clear" w:color="ffffff" w:themeColor="light1" w:fill="ffffff" w:themeFill="light1"/>
         <w:tcBorders>
           <w:top w:val="single" w:color="000000" w:themeColor="accent4" w:themeTint="9A" w:sz="4" w:space="0"/>
-          <w:left w:val="none"/>
-          <w:bottom w:val="none"/>
-          <w:right w:val="none"/>
+          <w:left w:val="none" w:color="000000" w:sz="4" w:space="0"/>
+          <w:bottom w:val="none" w:color="000000" w:sz="4" w:space="0"/>
+          <w:right w:val="none" w:color="000000" w:sz="4" w:space="0"/>
         </w:tcBorders>
       </w:tcPr>
     </w:tblStylePr>
@@ -22184,9 +22670,9 @@
       </w:tcPr>
     </w:tblStylePr>
   </w:style>
-  <w:style w:type="table" w:styleId="114">
+  <w:style w:type="table" w:styleId="778">
     <w:name w:val="List Table 7 Colorful - Accent 5"/>
-    <w:basedOn w:val="707"/>
+    <w:basedOn w:val="800"/>
     <w:uiPriority w:val="99"/>
     <w:pPr>
       <w:pBdr/>
@@ -22285,11 +22771,11 @@
         <w:tblBorders/>
       </w:tblPr>
       <w:tcPr>
-        <w:shd w:color="ffffff"/>
+        <w:shd w:val="clear" w:color="ffffff"/>
         <w:tcBorders>
-          <w:top w:val="none"/>
-          <w:left w:val="none"/>
-          <w:bottom w:val="none"/>
+          <w:top w:val="none" w:color="000000" w:sz="4" w:space="0"/>
+          <w:left w:val="none" w:color="000000" w:sz="4" w:space="0"/>
+          <w:bottom w:val="none" w:color="000000" w:sz="4" w:space="0"/>
           <w:right w:val="single" w:color="000000" w:themeColor="accent5" w:themeTint="9A" w:sz="4" w:space="0"/>
         </w:tcBorders>
       </w:tcPr>
@@ -22312,10 +22798,10 @@
       <w:tcPr>
         <w:shd w:val="clear" w:color="ffffff" w:themeColor="light1" w:fill="ffffff" w:themeFill="light1"/>
         <w:tcBorders>
-          <w:top w:val="none"/>
-          <w:left w:val="none"/>
+          <w:top w:val="none" w:color="000000" w:sz="4" w:space="0"/>
+          <w:left w:val="none" w:color="000000" w:sz="4" w:space="0"/>
           <w:bottom w:val="single" w:color="000000" w:themeColor="accent5" w:themeTint="9A" w:sz="4" w:space="0"/>
-          <w:right w:val="none"/>
+          <w:right w:val="none" w:color="000000" w:sz="4" w:space="0"/>
         </w:tcBorders>
       </w:tcPr>
     </w:tblStylePr>
@@ -22335,12 +22821,12 @@
         <w:tblBorders/>
       </w:tblPr>
       <w:tcPr>
-        <w:shd w:color="ffffff"/>
+        <w:shd w:val="clear" w:color="ffffff"/>
         <w:tcBorders>
-          <w:top w:val="none"/>
+          <w:top w:val="none" w:color="000000" w:sz="4" w:space="0"/>
           <w:left w:val="single" w:color="000000" w:themeColor="accent5" w:themeTint="9A" w:sz="4" w:space="0"/>
-          <w:bottom w:val="none"/>
-          <w:right w:val="none"/>
+          <w:bottom w:val="none" w:color="000000" w:sz="4" w:space="0"/>
+          <w:right w:val="none" w:color="000000" w:sz="4" w:space="0"/>
         </w:tcBorders>
       </w:tcPr>
     </w:tblStylePr>
@@ -22363,9 +22849,9 @@
         <w:shd w:val="clear" w:color="ffffff" w:themeColor="light1" w:fill="ffffff" w:themeFill="light1"/>
         <w:tcBorders>
           <w:top w:val="single" w:color="000000" w:themeColor="accent5" w:themeTint="9A" w:sz="4" w:space="0"/>
-          <w:left w:val="none"/>
-          <w:bottom w:val="none"/>
-          <w:right w:val="none"/>
+          <w:left w:val="none" w:color="000000" w:sz="4" w:space="0"/>
+          <w:bottom w:val="none" w:color="000000" w:sz="4" w:space="0"/>
+          <w:right w:val="none" w:color="000000" w:sz="4" w:space="0"/>
         </w:tcBorders>
       </w:tcPr>
     </w:tblStylePr>
@@ -22440,9 +22926,9 @@
       </w:tcPr>
     </w:tblStylePr>
   </w:style>
-  <w:style w:type="table" w:styleId="115">
+  <w:style w:type="table" w:styleId="779">
     <w:name w:val="List Table 7 Colorful - Accent 6"/>
-    <w:basedOn w:val="707"/>
+    <w:basedOn w:val="800"/>
     <w:uiPriority w:val="99"/>
     <w:pPr>
       <w:pBdr/>
@@ -22541,11 +23027,11 @@
         <w:tblBorders/>
       </w:tblPr>
       <w:tcPr>
-        <w:shd w:color="ffffff"/>
+        <w:shd w:val="clear" w:color="ffffff"/>
         <w:tcBorders>
-          <w:top w:val="none"/>
-          <w:left w:val="none"/>
-          <w:bottom w:val="none"/>
+          <w:top w:val="none" w:color="000000" w:sz="4" w:space="0"/>
+          <w:left w:val="none" w:color="000000" w:sz="4" w:space="0"/>
+          <w:bottom w:val="none" w:color="000000" w:sz="4" w:space="0"/>
           <w:right w:val="single" w:color="000000" w:themeColor="accent6" w:themeTint="98" w:sz="4" w:space="0"/>
         </w:tcBorders>
       </w:tcPr>
@@ -22568,10 +23054,10 @@
       <w:tcPr>
         <w:shd w:val="clear" w:color="ffffff" w:themeColor="light1" w:fill="ffffff" w:themeFill="light1"/>
         <w:tcBorders>
-          <w:top w:val="none"/>
-          <w:left w:val="none"/>
+          <w:top w:val="none" w:color="000000" w:sz="4" w:space="0"/>
+          <w:left w:val="none" w:color="000000" w:sz="4" w:space="0"/>
           <w:bottom w:val="single" w:color="000000" w:themeColor="accent6" w:themeTint="98" w:sz="4" w:space="0"/>
-          <w:right w:val="none"/>
+          <w:right w:val="none" w:color="000000" w:sz="4" w:space="0"/>
         </w:tcBorders>
       </w:tcPr>
     </w:tblStylePr>
@@ -22591,12 +23077,12 @@
         <w:tblBorders/>
       </w:tblPr>
       <w:tcPr>
-        <w:shd w:color="ffffff"/>
+        <w:shd w:val="clear" w:color="ffffff"/>
         <w:tcBorders>
-          <w:top w:val="none"/>
+          <w:top w:val="none" w:color="000000" w:sz="4" w:space="0"/>
           <w:left w:val="single" w:color="000000" w:themeColor="accent6" w:themeTint="98" w:sz="4" w:space="0"/>
-          <w:bottom w:val="none"/>
-          <w:right w:val="none"/>
+          <w:bottom w:val="none" w:color="000000" w:sz="4" w:space="0"/>
+          <w:right w:val="none" w:color="000000" w:sz="4" w:space="0"/>
         </w:tcBorders>
       </w:tcPr>
     </w:tblStylePr>
@@ -22619,9 +23105,9 @@
         <w:shd w:val="clear" w:color="ffffff" w:themeColor="light1" w:fill="ffffff" w:themeFill="light1"/>
         <w:tcBorders>
           <w:top w:val="single" w:color="000000" w:themeColor="accent6" w:themeTint="98" w:sz="4" w:space="0"/>
-          <w:left w:val="none"/>
-          <w:bottom w:val="none"/>
-          <w:right w:val="none"/>
+          <w:left w:val="none" w:color="000000" w:sz="4" w:space="0"/>
+          <w:bottom w:val="none" w:color="000000" w:sz="4" w:space="0"/>
+          <w:right w:val="none" w:color="000000" w:sz="4" w:space="0"/>
         </w:tcBorders>
       </w:tcPr>
     </w:tblStylePr>
@@ -22696,10 +23182,10 @@
       </w:tcPr>
     </w:tblStylePr>
   </w:style>
-  <w:style w:type="paragraph" w:styleId="188">
+  <w:style w:type="paragraph" w:styleId="780">
     <w:name w:val="toc 1"/>
-    <w:basedOn w:val="696"/>
-    <w:next w:val="696"/>
+    <w:basedOn w:val="789"/>
+    <w:next w:val="789"/>
     <w:uiPriority w:val="39"/>
     <w:unhideWhenUsed/>
     <w:pPr>
@@ -22708,10 +23194,10 @@
       <w:ind/>
     </w:pPr>
   </w:style>
-  <w:style w:type="paragraph" w:styleId="189">
+  <w:style w:type="paragraph" w:styleId="781">
     <w:name w:val="toc 2"/>
-    <w:basedOn w:val="696"/>
-    <w:next w:val="696"/>
+    <w:basedOn w:val="789"/>
+    <w:next w:val="789"/>
     <w:uiPriority w:val="39"/>
     <w:unhideWhenUsed/>
     <w:pPr>
@@ -22720,10 +23206,10 @@
       <w:ind w:left="220"/>
     </w:pPr>
   </w:style>
-  <w:style w:type="paragraph" w:styleId="190">
+  <w:style w:type="paragraph" w:styleId="782">
     <w:name w:val="toc 3"/>
-    <w:basedOn w:val="696"/>
-    <w:next w:val="696"/>
+    <w:basedOn w:val="789"/>
+    <w:next w:val="789"/>
     <w:uiPriority w:val="39"/>
     <w:unhideWhenUsed/>
     <w:pPr>
@@ -22732,10 +23218,10 @@
       <w:ind w:left="440"/>
     </w:pPr>
   </w:style>
-  <w:style w:type="paragraph" w:styleId="191">
+  <w:style w:type="paragraph" w:styleId="783">
     <w:name w:val="toc 4"/>
-    <w:basedOn w:val="696"/>
-    <w:next w:val="696"/>
+    <w:basedOn w:val="789"/>
+    <w:next w:val="789"/>
     <w:uiPriority w:val="39"/>
     <w:unhideWhenUsed/>
     <w:pPr>
@@ -22744,10 +23230,10 @@
       <w:ind w:left="660"/>
     </w:pPr>
   </w:style>
-  <w:style w:type="paragraph" w:styleId="192">
+  <w:style w:type="paragraph" w:styleId="784">
     <w:name w:val="toc 5"/>
-    <w:basedOn w:val="696"/>
-    <w:next w:val="696"/>
+    <w:basedOn w:val="789"/>
+    <w:next w:val="789"/>
     <w:uiPriority w:val="39"/>
     <w:unhideWhenUsed/>
     <w:pPr>
@@ -22756,10 +23242,10 @@
       <w:ind w:left="880"/>
     </w:pPr>
   </w:style>
-  <w:style w:type="paragraph" w:styleId="193">
+  <w:style w:type="paragraph" w:styleId="785">
     <w:name w:val="toc 6"/>
-    <w:basedOn w:val="696"/>
-    <w:next w:val="696"/>
+    <w:basedOn w:val="789"/>
+    <w:next w:val="789"/>
     <w:uiPriority w:val="39"/>
     <w:unhideWhenUsed/>
     <w:pPr>
@@ -22768,10 +23254,10 @@
       <w:ind w:left="1100"/>
     </w:pPr>
   </w:style>
-  <w:style w:type="paragraph" w:styleId="194">
+  <w:style w:type="paragraph" w:styleId="786">
     <w:name w:val="toc 7"/>
-    <w:basedOn w:val="696"/>
-    <w:next w:val="696"/>
+    <w:basedOn w:val="789"/>
+    <w:next w:val="789"/>
     <w:uiPriority w:val="39"/>
     <w:unhideWhenUsed/>
     <w:pPr>
@@ -22780,10 +23266,10 @@
       <w:ind w:left="1320"/>
     </w:pPr>
   </w:style>
-  <w:style w:type="paragraph" w:styleId="195">
+  <w:style w:type="paragraph" w:styleId="787">
     <w:name w:val="toc 8"/>
-    <w:basedOn w:val="696"/>
-    <w:next w:val="696"/>
+    <w:basedOn w:val="789"/>
+    <w:next w:val="789"/>
     <w:uiPriority w:val="39"/>
     <w:unhideWhenUsed/>
     <w:pPr>
@@ -22792,10 +23278,10 @@
       <w:ind w:left="1540"/>
     </w:pPr>
   </w:style>
-  <w:style w:type="paragraph" w:styleId="196">
+  <w:style w:type="paragraph" w:styleId="788">
     <w:name w:val="toc 9"/>
-    <w:basedOn w:val="696"/>
-    <w:next w:val="696"/>
+    <w:basedOn w:val="789"/>
+    <w:next w:val="789"/>
     <w:uiPriority w:val="39"/>
     <w:unhideWhenUsed/>
     <w:pPr>
@@ -22804,7 +23290,7 @@
       <w:ind w:left="1760"/>
     </w:pPr>
   </w:style>
-  <w:style w:type="paragraph" w:styleId="696" w:default="1">
+  <w:style w:type="paragraph" w:styleId="789" w:default="1">
     <w:name w:val="Normal"/>
     <w:qFormat/>
     <w:pPr>
@@ -22813,11 +23299,11 @@
       <w:ind/>
     </w:pPr>
   </w:style>
-  <w:style w:type="paragraph" w:styleId="697">
+  <w:style w:type="paragraph" w:styleId="790">
     <w:name w:val="Heading 1"/>
-    <w:basedOn w:val="696"/>
-    <w:next w:val="696"/>
-    <w:link w:val="856"/>
+    <w:basedOn w:val="789"/>
+    <w:next w:val="789"/>
+    <w:link w:val="949"/>
     <w:uiPriority w:val="9"/>
     <w:qFormat/>
     <w:pPr>
@@ -22835,11 +23321,11 @@
       <w:szCs w:val="40"/>
     </w:rPr>
   </w:style>
-  <w:style w:type="paragraph" w:styleId="698">
+  <w:style w:type="paragraph" w:styleId="791">
     <w:name w:val="Heading 2"/>
-    <w:basedOn w:val="696"/>
-    <w:next w:val="696"/>
-    <w:link w:val="857"/>
+    <w:basedOn w:val="789"/>
+    <w:next w:val="789"/>
+    <w:link w:val="950"/>
     <w:uiPriority w:val="9"/>
     <w:unhideWhenUsed/>
     <w:qFormat/>
@@ -22858,11 +23344,11 @@
       <w:szCs w:val="32"/>
     </w:rPr>
   </w:style>
-  <w:style w:type="paragraph" w:styleId="699">
+  <w:style w:type="paragraph" w:styleId="792">
     <w:name w:val="Heading 3"/>
-    <w:basedOn w:val="696"/>
-    <w:next w:val="696"/>
-    <w:link w:val="858"/>
+    <w:basedOn w:val="789"/>
+    <w:next w:val="789"/>
+    <w:link w:val="951"/>
     <w:uiPriority w:val="9"/>
     <w:unhideWhenUsed/>
     <w:qFormat/>
@@ -22881,11 +23367,11 @@
       <w:szCs w:val="28"/>
     </w:rPr>
   </w:style>
-  <w:style w:type="paragraph" w:styleId="700">
+  <w:style w:type="paragraph" w:styleId="793">
     <w:name w:val="Heading 4"/>
-    <w:basedOn w:val="696"/>
-    <w:next w:val="696"/>
-    <w:link w:val="859"/>
+    <w:basedOn w:val="789"/>
+    <w:next w:val="789"/>
+    <w:link w:val="952"/>
     <w:uiPriority w:val="9"/>
     <w:unhideWhenUsed/>
     <w:qFormat/>
@@ -22904,11 +23390,11 @@
       <w:color w:val="0f4761" w:themeColor="accent1" w:themeShade="BF"/>
     </w:rPr>
   </w:style>
-  <w:style w:type="paragraph" w:styleId="701">
+  <w:style w:type="paragraph" w:styleId="794">
     <w:name w:val="Heading 5"/>
-    <w:basedOn w:val="696"/>
-    <w:next w:val="696"/>
-    <w:link w:val="860"/>
+    <w:basedOn w:val="789"/>
+    <w:next w:val="789"/>
+    <w:link w:val="953"/>
     <w:uiPriority w:val="9"/>
     <w:unhideWhenUsed/>
     <w:qFormat/>
@@ -22925,11 +23411,11 @@
       <w:color w:val="0f4761" w:themeColor="accent1" w:themeShade="BF"/>
     </w:rPr>
   </w:style>
-  <w:style w:type="paragraph" w:styleId="702">
+  <w:style w:type="paragraph" w:styleId="795">
     <w:name w:val="Heading 6"/>
-    <w:basedOn w:val="696"/>
-    <w:next w:val="696"/>
-    <w:link w:val="861"/>
+    <w:basedOn w:val="789"/>
+    <w:next w:val="789"/>
+    <w:link w:val="954"/>
     <w:uiPriority w:val="9"/>
     <w:unhideWhenUsed/>
     <w:qFormat/>
@@ -22948,11 +23434,11 @@
       <w:color w:val="595959" w:themeColor="text1" w:themeTint="A6"/>
     </w:rPr>
   </w:style>
-  <w:style w:type="paragraph" w:styleId="703">
+  <w:style w:type="paragraph" w:styleId="796">
     <w:name w:val="Heading 7"/>
-    <w:basedOn w:val="696"/>
-    <w:next w:val="696"/>
-    <w:link w:val="862"/>
+    <w:basedOn w:val="789"/>
+    <w:next w:val="789"/>
+    <w:link w:val="955"/>
     <w:uiPriority w:val="9"/>
     <w:unhideWhenUsed/>
     <w:qFormat/>
@@ -22969,11 +23455,11 @@
       <w:color w:val="595959" w:themeColor="text1" w:themeTint="A6"/>
     </w:rPr>
   </w:style>
-  <w:style w:type="paragraph" w:styleId="704">
+  <w:style w:type="paragraph" w:styleId="797">
     <w:name w:val="Heading 8"/>
-    <w:basedOn w:val="696"/>
-    <w:next w:val="696"/>
-    <w:link w:val="863"/>
+    <w:basedOn w:val="789"/>
+    <w:next w:val="789"/>
+    <w:link w:val="956"/>
     <w:uiPriority w:val="9"/>
     <w:unhideWhenUsed/>
     <w:qFormat/>
@@ -22992,11 +23478,11 @@
       <w:color w:val="272727" w:themeColor="text1" w:themeTint="D8"/>
     </w:rPr>
   </w:style>
-  <w:style w:type="paragraph" w:styleId="705">
+  <w:style w:type="paragraph" w:styleId="798">
     <w:name w:val="Heading 9"/>
-    <w:basedOn w:val="696"/>
-    <w:next w:val="696"/>
-    <w:link w:val="864"/>
+    <w:basedOn w:val="789"/>
+    <w:next w:val="789"/>
+    <w:link w:val="957"/>
     <w:uiPriority w:val="9"/>
     <w:unhideWhenUsed/>
     <w:qFormat/>
@@ -23013,7 +23499,7 @@
       <w:color w:val="272727" w:themeColor="text1" w:themeTint="D8"/>
     </w:rPr>
   </w:style>
-  <w:style w:type="character" w:styleId="706" w:default="1">
+  <w:style w:type="character" w:styleId="799" w:default="1">
     <w:name w:val="Default Paragraph Font"/>
     <w:uiPriority w:val="1"/>
     <w:semiHidden/>
@@ -23024,7 +23510,7 @@
       <w:ind/>
     </w:pPr>
   </w:style>
-  <w:style w:type="table" w:styleId="707" w:default="1">
+  <w:style w:type="table" w:styleId="800" w:default="1">
     <w:name w:val="Normal Table"/>
     <w:uiPriority w:val="99"/>
     <w:semiHidden/>
@@ -23217,7 +23703,7 @@
       </w:tcPr>
     </w:tblStylePr>
   </w:style>
-  <w:style w:type="numbering" w:styleId="708" w:default="1">
+  <w:style w:type="numbering" w:styleId="801" w:default="1">
     <w:name w:val="No List"/>
     <w:uiPriority w:val="99"/>
     <w:semiHidden/>
@@ -23228,9 +23714,9 @@
       <w:ind/>
     </w:pPr>
   </w:style>
-  <w:style w:type="table" w:styleId="709">
+  <w:style w:type="table" w:styleId="802">
     <w:name w:val="Grid Table Light"/>
-    <w:basedOn w:val="707"/>
+    <w:basedOn w:val="800"/>
     <w:uiPriority w:val="59"/>
     <w:pPr>
       <w:pBdr/>
@@ -23420,9 +23906,9 @@
       </w:tcPr>
     </w:tblStylePr>
   </w:style>
-  <w:style w:type="table" w:styleId="710">
+  <w:style w:type="table" w:styleId="803">
     <w:name w:val="Plain Table 1"/>
-    <w:basedOn w:val="707"/>
+    <w:basedOn w:val="800"/>
     <w:uiPriority w:val="59"/>
     <w:pPr>
       <w:pBdr/>
@@ -23638,9 +24124,9 @@
       </w:tcPr>
     </w:tblStylePr>
   </w:style>
-  <w:style w:type="table" w:styleId="711">
+  <w:style w:type="table" w:styleId="804">
     <w:name w:val="Plain Table 2"/>
-    <w:basedOn w:val="707"/>
+    <w:basedOn w:val="800"/>
     <w:uiPriority w:val="59"/>
     <w:pPr>
       <w:pBdr/>
@@ -23864,9 +24350,9 @@
       </w:tcPr>
     </w:tblStylePr>
   </w:style>
-  <w:style w:type="table" w:styleId="712">
+  <w:style w:type="table" w:styleId="805">
     <w:name w:val="Plain Table 3"/>
-    <w:basedOn w:val="707"/>
+    <w:basedOn w:val="800"/>
     <w:uiPriority w:val="99"/>
     <w:pPr>
       <w:pBdr/>
@@ -24093,9 +24579,9 @@
       </w:tcPr>
     </w:tblStylePr>
   </w:style>
-  <w:style w:type="table" w:styleId="713">
+  <w:style w:type="table" w:styleId="806">
     <w:name w:val="Plain Table 4"/>
-    <w:basedOn w:val="707"/>
+    <w:basedOn w:val="800"/>
     <w:uiPriority w:val="99"/>
     <w:pPr>
       <w:pBdr/>
@@ -24308,9 +24794,9 @@
       </w:tcPr>
     </w:tblStylePr>
   </w:style>
-  <w:style w:type="table" w:styleId="714">
+  <w:style w:type="table" w:styleId="807">
     <w:name w:val="Plain Table 5"/>
-    <w:basedOn w:val="707"/>
+    <w:basedOn w:val="800"/>
     <w:uiPriority w:val="99"/>
     <w:pPr>
       <w:pBdr/>
@@ -24540,9 +25026,9 @@
       </w:tcPr>
     </w:tblStylePr>
   </w:style>
-  <w:style w:type="table" w:styleId="715">
+  <w:style w:type="table" w:styleId="808">
     <w:name w:val="Grid Table 1 Light"/>
-    <w:basedOn w:val="707"/>
+    <w:basedOn w:val="800"/>
     <w:uiPriority w:val="99"/>
     <w:pPr>
       <w:pBdr/>
@@ -24762,9 +25248,9 @@
       </w:tcPr>
     </w:tblStylePr>
   </w:style>
-  <w:style w:type="table" w:styleId="716">
+  <w:style w:type="table" w:styleId="809">
     <w:name w:val="Grid Table 1 Light Accent 1"/>
-    <w:basedOn w:val="707"/>
+    <w:basedOn w:val="800"/>
     <w:uiPriority w:val="99"/>
     <w:pPr>
       <w:pBdr/>
@@ -24984,9 +25470,9 @@
       </w:tcPr>
     </w:tblStylePr>
   </w:style>
-  <w:style w:type="table" w:styleId="717">
+  <w:style w:type="table" w:styleId="810">
     <w:name w:val="Grid Table 1 Light Accent 2"/>
-    <w:basedOn w:val="707"/>
+    <w:basedOn w:val="800"/>
     <w:uiPriority w:val="99"/>
     <w:pPr>
       <w:pBdr/>
@@ -25206,9 +25692,9 @@
       </w:tcPr>
     </w:tblStylePr>
   </w:style>
-  <w:style w:type="table" w:styleId="718">
+  <w:style w:type="table" w:styleId="811">
     <w:name w:val="Grid Table 1 Light Accent 3"/>
-    <w:basedOn w:val="707"/>
+    <w:basedOn w:val="800"/>
     <w:uiPriority w:val="99"/>
     <w:pPr>
       <w:pBdr/>
@@ -25428,9 +25914,9 @@
       </w:tcPr>
     </w:tblStylePr>
   </w:style>
-  <w:style w:type="table" w:styleId="719">
+  <w:style w:type="table" w:styleId="812">
     <w:name w:val="Grid Table 1 Light Accent 4"/>
-    <w:basedOn w:val="707"/>
+    <w:basedOn w:val="800"/>
     <w:uiPriority w:val="99"/>
     <w:pPr>
       <w:pBdr/>
@@ -25650,9 +26136,9 @@
       </w:tcPr>
     </w:tblStylePr>
   </w:style>
-  <w:style w:type="table" w:styleId="720">
+  <w:style w:type="table" w:styleId="813">
     <w:name w:val="Grid Table 1 Light Accent 5"/>
-    <w:basedOn w:val="707"/>
+    <w:basedOn w:val="800"/>
     <w:uiPriority w:val="99"/>
     <w:pPr>
       <w:pBdr/>
@@ -25872,9 +26358,9 @@
       </w:tcPr>
     </w:tblStylePr>
   </w:style>
-  <w:style w:type="table" w:styleId="721">
+  <w:style w:type="table" w:styleId="814">
     <w:name w:val="Grid Table 1 Light Accent 6"/>
-    <w:basedOn w:val="707"/>
+    <w:basedOn w:val="800"/>
     <w:uiPriority w:val="99"/>
     <w:pPr>
       <w:pBdr/>
@@ -26094,9 +26580,9 @@
       </w:tcPr>
     </w:tblStylePr>
   </w:style>
-  <w:style w:type="table" w:styleId="722">
+  <w:style w:type="table" w:styleId="815">
     <w:name w:val="Grid Table 2"/>
-    <w:basedOn w:val="707"/>
+    <w:basedOn w:val="800"/>
     <w:uiPriority w:val="99"/>
     <w:pPr>
       <w:pBdr/>
@@ -26325,9 +26811,9 @@
       </w:tcPr>
     </w:tblStylePr>
   </w:style>
-  <w:style w:type="table" w:styleId="723">
+  <w:style w:type="table" w:styleId="816">
     <w:name w:val="Grid Table 2 Accent 1"/>
-    <w:basedOn w:val="707"/>
+    <w:basedOn w:val="800"/>
     <w:uiPriority w:val="99"/>
     <w:pPr>
       <w:pBdr/>
@@ -26556,9 +27042,9 @@
       </w:tcPr>
     </w:tblStylePr>
   </w:style>
-  <w:style w:type="table" w:styleId="724">
+  <w:style w:type="table" w:styleId="817">
     <w:name w:val="Grid Table 2 Accent 2"/>
-    <w:basedOn w:val="707"/>
+    <w:basedOn w:val="800"/>
     <w:uiPriority w:val="99"/>
     <w:pPr>
       <w:pBdr/>
@@ -26787,9 +27273,9 @@
       </w:tcPr>
     </w:tblStylePr>
   </w:style>
-  <w:style w:type="table" w:styleId="725">
+  <w:style w:type="table" w:styleId="818">
     <w:name w:val="Grid Table 2 Accent 3"/>
-    <w:basedOn w:val="707"/>
+    <w:basedOn w:val="800"/>
     <w:uiPriority w:val="99"/>
     <w:pPr>
       <w:pBdr/>
@@ -27018,9 +27504,9 @@
       </w:tcPr>
     </w:tblStylePr>
   </w:style>
-  <w:style w:type="table" w:styleId="726">
+  <w:style w:type="table" w:styleId="819">
     <w:name w:val="Grid Table 2 Accent 4"/>
-    <w:basedOn w:val="707"/>
+    <w:basedOn w:val="800"/>
     <w:uiPriority w:val="99"/>
     <w:pPr>
       <w:pBdr/>
@@ -27249,9 +27735,9 @@
       </w:tcPr>
     </w:tblStylePr>
   </w:style>
-  <w:style w:type="table" w:styleId="727">
+  <w:style w:type="table" w:styleId="820">
     <w:name w:val="Grid Table 2 Accent 5"/>
-    <w:basedOn w:val="707"/>
+    <w:basedOn w:val="800"/>
     <w:uiPriority w:val="99"/>
     <w:pPr>
       <w:pBdr/>
@@ -27480,9 +27966,9 @@
       </w:tcPr>
     </w:tblStylePr>
   </w:style>
-  <w:style w:type="table" w:styleId="728">
+  <w:style w:type="table" w:styleId="821">
     <w:name w:val="Grid Table 2 Accent 6"/>
-    <w:basedOn w:val="707"/>
+    <w:basedOn w:val="800"/>
     <w:uiPriority w:val="99"/>
     <w:pPr>
       <w:pBdr/>
@@ -27711,9 +28197,9 @@
       </w:tcPr>
     </w:tblStylePr>
   </w:style>
-  <w:style w:type="table" w:styleId="729">
+  <w:style w:type="table" w:styleId="822">
     <w:name w:val="Grid Table 3"/>
-    <w:basedOn w:val="707"/>
+    <w:basedOn w:val="800"/>
     <w:uiPriority w:val="99"/>
     <w:pPr>
       <w:pBdr/>
@@ -27955,9 +28441,9 @@
       </w:tcPr>
     </w:tblStylePr>
   </w:style>
-  <w:style w:type="table" w:styleId="730">
+  <w:style w:type="table" w:styleId="823">
     <w:name w:val="Grid Table 3 Accent 1"/>
-    <w:basedOn w:val="707"/>
+    <w:basedOn w:val="800"/>
     <w:uiPriority w:val="99"/>
     <w:pPr>
       <w:pBdr/>
@@ -28199,9 +28685,9 @@
       </w:tcPr>
     </w:tblStylePr>
   </w:style>
-  <w:style w:type="table" w:styleId="731">
+  <w:style w:type="table" w:styleId="824">
     <w:name w:val="Grid Table 3 Accent 2"/>
-    <w:basedOn w:val="707"/>
+    <w:basedOn w:val="800"/>
     <w:uiPriority w:val="99"/>
     <w:pPr>
       <w:pBdr/>
@@ -28443,9 +28929,9 @@
       </w:tcPr>
     </w:tblStylePr>
   </w:style>
-  <w:style w:type="table" w:styleId="732">
+  <w:style w:type="table" w:styleId="825">
     <w:name w:val="Grid Table 3 Accent 3"/>
-    <w:basedOn w:val="707"/>
+    <w:basedOn w:val="800"/>
     <w:uiPriority w:val="99"/>
     <w:pPr>
       <w:pBdr/>
@@ -28687,9 +29173,9 @@
       </w:tcPr>
     </w:tblStylePr>
   </w:style>
-  <w:style w:type="table" w:styleId="733">
+  <w:style w:type="table" w:styleId="826">
     <w:name w:val="Grid Table 3 Accent 4"/>
-    <w:basedOn w:val="707"/>
+    <w:basedOn w:val="800"/>
     <w:uiPriority w:val="99"/>
     <w:pPr>
       <w:pBdr/>
@@ -28931,9 +29417,9 @@
       </w:tcPr>
     </w:tblStylePr>
   </w:style>
-  <w:style w:type="table" w:styleId="734">
+  <w:style w:type="table" w:styleId="827">
     <w:name w:val="Grid Table 3 Accent 5"/>
-    <w:basedOn w:val="707"/>
+    <w:basedOn w:val="800"/>
     <w:uiPriority w:val="99"/>
     <w:pPr>
       <w:pBdr/>
@@ -29175,9 +29661,9 @@
       </w:tcPr>
     </w:tblStylePr>
   </w:style>
-  <w:style w:type="table" w:styleId="735">
+  <w:style w:type="table" w:styleId="828">
     <w:name w:val="Grid Table 3 Accent 6"/>
-    <w:basedOn w:val="707"/>
+    <w:basedOn w:val="800"/>
     <w:uiPriority w:val="99"/>
     <w:pPr>
       <w:pBdr/>
@@ -29419,9 +29905,9 @@
       </w:tcPr>
     </w:tblStylePr>
   </w:style>
-  <w:style w:type="table" w:styleId="736">
+  <w:style w:type="table" w:styleId="829">
     <w:name w:val="Grid Table 4"/>
-    <w:basedOn w:val="707"/>
+    <w:basedOn w:val="800"/>
     <w:uiPriority w:val="59"/>
     <w:pPr>
       <w:pBdr/>
@@ -29651,9 +30137,9 @@
       </w:tcPr>
     </w:tblStylePr>
   </w:style>
-  <w:style w:type="table" w:styleId="737">
+  <w:style w:type="table" w:styleId="830">
     <w:name w:val="Grid Table 4 Accent 1"/>
-    <w:basedOn w:val="707"/>
+    <w:basedOn w:val="800"/>
     <w:uiPriority w:val="59"/>
     <w:pPr>
       <w:pBdr/>
@@ -29883,9 +30369,9 @@
       </w:tcPr>
     </w:tblStylePr>
   </w:style>
-  <w:style w:type="table" w:styleId="738">
+  <w:style w:type="table" w:styleId="831">
     <w:name w:val="Grid Table 4 Accent 2"/>
-    <w:basedOn w:val="707"/>
+    <w:basedOn w:val="800"/>
     <w:uiPriority w:val="59"/>
     <w:pPr>
       <w:pBdr/>
@@ -30115,9 +30601,9 @@
       </w:tcPr>
     </w:tblStylePr>
   </w:style>
-  <w:style w:type="table" w:styleId="739">
+  <w:style w:type="table" w:styleId="832">
     <w:name w:val="Grid Table 4 Accent 3"/>
-    <w:basedOn w:val="707"/>
+    <w:basedOn w:val="800"/>
     <w:uiPriority w:val="59"/>
     <w:pPr>
       <w:pBdr/>
@@ -30347,9 +30833,9 @@
       </w:tcPr>
     </w:tblStylePr>
   </w:style>
-  <w:style w:type="table" w:styleId="740">
+  <w:style w:type="table" w:styleId="833">
     <w:name w:val="Grid Table 4 Accent 4"/>
-    <w:basedOn w:val="707"/>
+    <w:basedOn w:val="800"/>
     <w:uiPriority w:val="59"/>
     <w:pPr>
       <w:pBdr/>
@@ -30579,9 +31065,9 @@
       </w:tcPr>
     </w:tblStylePr>
   </w:style>
-  <w:style w:type="table" w:styleId="741">
+  <w:style w:type="table" w:styleId="834">
     <w:name w:val="Grid Table 4 Accent 5"/>
-    <w:basedOn w:val="707"/>
+    <w:basedOn w:val="800"/>
     <w:uiPriority w:val="59"/>
     <w:pPr>
       <w:pBdr/>
@@ -30811,9 +31297,9 @@
       </w:tcPr>
     </w:tblStylePr>
   </w:style>
-  <w:style w:type="table" w:styleId="742">
+  <w:style w:type="table" w:styleId="835">
     <w:name w:val="Grid Table 4 Accent 6"/>
-    <w:basedOn w:val="707"/>
+    <w:basedOn w:val="800"/>
     <w:uiPriority w:val="59"/>
     <w:pPr>
       <w:pBdr/>
@@ -31043,9 +31529,9 @@
       </w:tcPr>
     </w:tblStylePr>
   </w:style>
-  <w:style w:type="table" w:styleId="743">
+  <w:style w:type="table" w:styleId="836">
     <w:name w:val="Grid Table 5 Dark"/>
-    <w:basedOn w:val="707"/>
+    <w:basedOn w:val="800"/>
     <w:uiPriority w:val="99"/>
     <w:pPr>
       <w:pBdr/>
@@ -31270,9 +31756,9 @@
       </w:tcPr>
     </w:tblStylePr>
   </w:style>
-  <w:style w:type="table" w:styleId="744" w:customStyle="1">
+  <w:style w:type="table" w:styleId="837" w:customStyle="1">
     <w:name w:val="Grid Table 5 Dark- Accent 1"/>
-    <w:basedOn w:val="707"/>
+    <w:basedOn w:val="800"/>
     <w:uiPriority w:val="99"/>
     <w:pPr>
       <w:pBdr/>
@@ -31497,9 +31983,9 @@
       </w:tcPr>
     </w:tblStylePr>
   </w:style>
-  <w:style w:type="table" w:styleId="745">
+  <w:style w:type="table" w:styleId="838">
     <w:name w:val="Grid Table 5 Dark Accent 2"/>
-    <w:basedOn w:val="707"/>
+    <w:basedOn w:val="800"/>
     <w:uiPriority w:val="99"/>
     <w:pPr>
       <w:pBdr/>
@@ -31724,9 +32210,9 @@
       </w:tcPr>
     </w:tblStylePr>
   </w:style>
-  <w:style w:type="table" w:styleId="746">
+  <w:style w:type="table" w:styleId="839">
     <w:name w:val="Grid Table 5 Dark Accent 3"/>
-    <w:basedOn w:val="707"/>
+    <w:basedOn w:val="800"/>
     <w:uiPriority w:val="99"/>
     <w:pPr>
       <w:pBdr/>
@@ -31951,9 +32437,9 @@
       </w:tcPr>
     </w:tblStylePr>
   </w:style>
-  <w:style w:type="table" w:styleId="747" w:customStyle="1">
+  <w:style w:type="table" w:styleId="840" w:customStyle="1">
     <w:name w:val="Grid Table 5 Dark- Accent 4"/>
-    <w:basedOn w:val="707"/>
+    <w:basedOn w:val="800"/>
     <w:uiPriority w:val="99"/>
     <w:pPr>
       <w:pBdr/>
@@ -32178,9 +32664,9 @@
       </w:tcPr>
     </w:tblStylePr>
   </w:style>
-  <w:style w:type="table" w:styleId="748">
+  <w:style w:type="table" w:styleId="841">
     <w:name w:val="Grid Table 5 Dark Accent 5"/>
-    <w:basedOn w:val="707"/>
+    <w:basedOn w:val="800"/>
     <w:uiPriority w:val="99"/>
     <w:pPr>
       <w:pBdr/>
@@ -32405,9 +32891,9 @@
       </w:tcPr>
     </w:tblStylePr>
   </w:style>
-  <w:style w:type="table" w:styleId="749">
+  <w:style w:type="table" w:styleId="842">
     <w:name w:val="Grid Table 5 Dark Accent 6"/>
-    <w:basedOn w:val="707"/>
+    <w:basedOn w:val="800"/>
     <w:uiPriority w:val="99"/>
     <w:pPr>
       <w:pBdr/>
@@ -32632,9 +33118,9 @@
       </w:tcPr>
     </w:tblStylePr>
   </w:style>
-  <w:style w:type="table" w:styleId="750">
+  <w:style w:type="table" w:styleId="843">
     <w:name w:val="Grid Table 6 Colorful"/>
-    <w:basedOn w:val="707"/>
+    <w:basedOn w:val="800"/>
     <w:uiPriority w:val="99"/>
     <w:pPr>
       <w:pBdr/>
@@ -32856,9 +33342,9 @@
       </w:tcPr>
     </w:tblStylePr>
   </w:style>
-  <w:style w:type="table" w:styleId="751">
+  <w:style w:type="table" w:styleId="844">
     <w:name w:val="Grid Table 6 Colorful Accent 1"/>
-    <w:basedOn w:val="707"/>
+    <w:basedOn w:val="800"/>
     <w:uiPriority w:val="99"/>
     <w:pPr>
       <w:pBdr/>
@@ -33080,9 +33566,9 @@
       </w:tcPr>
     </w:tblStylePr>
   </w:style>
-  <w:style w:type="table" w:styleId="752">
+  <w:style w:type="table" w:styleId="845">
     <w:name w:val="Grid Table 6 Colorful Accent 2"/>
-    <w:basedOn w:val="707"/>
+    <w:basedOn w:val="800"/>
     <w:uiPriority w:val="99"/>
     <w:pPr>
       <w:pBdr/>
@@ -33304,9 +33790,9 @@
       </w:tcPr>
     </w:tblStylePr>
   </w:style>
-  <w:style w:type="table" w:styleId="753">
+  <w:style w:type="table" w:styleId="846">
     <w:name w:val="Grid Table 6 Colorful Accent 3"/>
-    <w:basedOn w:val="707"/>
+    <w:basedOn w:val="800"/>
     <w:uiPriority w:val="99"/>
     <w:pPr>
       <w:pBdr/>
@@ -33528,9 +34014,9 @@
       </w:tcPr>
     </w:tblStylePr>
   </w:style>
-  <w:style w:type="table" w:styleId="754">
+  <w:style w:type="table" w:styleId="847">
     <w:name w:val="Grid Table 6 Colorful Accent 4"/>
-    <w:basedOn w:val="707"/>
+    <w:basedOn w:val="800"/>
     <w:uiPriority w:val="99"/>
     <w:pPr>
       <w:pBdr/>
@@ -33752,9 +34238,9 @@
       </w:tcPr>
     </w:tblStylePr>
   </w:style>
-  <w:style w:type="table" w:styleId="755">
+  <w:style w:type="table" w:styleId="848">
     <w:name w:val="Grid Table 6 Colorful Accent 5"/>
-    <w:basedOn w:val="707"/>
+    <w:basedOn w:val="800"/>
     <w:uiPriority w:val="99"/>
     <w:pPr>
       <w:pBdr/>
@@ -33976,9 +34462,9 @@
       </w:tcPr>
     </w:tblStylePr>
   </w:style>
-  <w:style w:type="table" w:styleId="756">
+  <w:style w:type="table" w:styleId="849">
     <w:name w:val="Grid Table 6 Colorful Accent 6"/>
-    <w:basedOn w:val="707"/>
+    <w:basedOn w:val="800"/>
     <w:uiPriority w:val="99"/>
     <w:pPr>
       <w:pBdr/>
@@ -34200,9 +34686,9 @@
       </w:tcPr>
     </w:tblStylePr>
   </w:style>
-  <w:style w:type="table" w:styleId="757">
+  <w:style w:type="table" w:styleId="850">
     <w:name w:val="Grid Table 7 Colorful"/>
-    <w:basedOn w:val="707"/>
+    <w:basedOn w:val="800"/>
     <w:uiPriority w:val="99"/>
     <w:pPr>
       <w:pBdr/>
@@ -34453,9 +34939,9 @@
       </w:tcPr>
     </w:tblStylePr>
   </w:style>
-  <w:style w:type="table" w:styleId="758">
+  <w:style w:type="table" w:styleId="851">
     <w:name w:val="Grid Table 7 Colorful Accent 1"/>
-    <w:basedOn w:val="707"/>
+    <w:basedOn w:val="800"/>
     <w:uiPriority w:val="99"/>
     <w:pPr>
       <w:pBdr/>
@@ -34706,9 +35192,9 @@
       </w:tcPr>
     </w:tblStylePr>
   </w:style>
-  <w:style w:type="table" w:styleId="759">
+  <w:style w:type="table" w:styleId="852">
     <w:name w:val="Grid Table 7 Colorful Accent 2"/>
-    <w:basedOn w:val="707"/>
+    <w:basedOn w:val="800"/>
     <w:uiPriority w:val="99"/>
     <w:pPr>
       <w:pBdr/>
@@ -34959,9 +35445,9 @@
       </w:tcPr>
     </w:tblStylePr>
   </w:style>
-  <w:style w:type="table" w:styleId="760">
+  <w:style w:type="table" w:styleId="853">
     <w:name w:val="Grid Table 7 Colorful Accent 3"/>
-    <w:basedOn w:val="707"/>
+    <w:basedOn w:val="800"/>
     <w:uiPriority w:val="99"/>
     <w:pPr>
       <w:pBdr/>
@@ -35212,9 +35698,9 @@
       </w:tcPr>
     </w:tblStylePr>
   </w:style>
-  <w:style w:type="table" w:styleId="761">
+  <w:style w:type="table" w:styleId="854">
     <w:name w:val="Grid Table 7 Colorful Accent 4"/>
-    <w:basedOn w:val="707"/>
+    <w:basedOn w:val="800"/>
     <w:uiPriority w:val="99"/>
     <w:pPr>
       <w:pBdr/>
@@ -35465,9 +35951,9 @@
       </w:tcPr>
     </w:tblStylePr>
   </w:style>
-  <w:style w:type="table" w:styleId="762">
+  <w:style w:type="table" w:styleId="855">
     <w:name w:val="Grid Table 7 Colorful Accent 5"/>
-    <w:basedOn w:val="707"/>
+    <w:basedOn w:val="800"/>
     <w:uiPriority w:val="99"/>
     <w:pPr>
       <w:pBdr/>
@@ -35718,9 +36204,9 @@
       </w:tcPr>
     </w:tblStylePr>
   </w:style>
-  <w:style w:type="table" w:styleId="763">
+  <w:style w:type="table" w:styleId="856">
     <w:name w:val="Grid Table 7 Colorful Accent 6"/>
-    <w:basedOn w:val="707"/>
+    <w:basedOn w:val="800"/>
     <w:uiPriority w:val="99"/>
     <w:pPr>
       <w:pBdr/>
@@ -35971,9 +36457,9 @@
       </w:tcPr>
     </w:tblStylePr>
   </w:style>
-  <w:style w:type="table" w:styleId="764">
+  <w:style w:type="table" w:styleId="857">
     <w:name w:val="List Table 1 Light"/>
-    <w:basedOn w:val="707"/>
+    <w:basedOn w:val="800"/>
     <w:uiPriority w:val="99"/>
     <w:pPr>
       <w:pBdr/>
@@ -36186,9 +36672,9 @@
       </w:tcPr>
     </w:tblStylePr>
   </w:style>
-  <w:style w:type="table" w:styleId="765">
+  <w:style w:type="table" w:styleId="858">
     <w:name w:val="List Table 1 Light Accent 1"/>
-    <w:basedOn w:val="707"/>
+    <w:basedOn w:val="800"/>
     <w:uiPriority w:val="99"/>
     <w:pPr>
       <w:pBdr/>
@@ -36401,9 +36887,9 @@
       </w:tcPr>
     </w:tblStylePr>
   </w:style>
-  <w:style w:type="table" w:styleId="766">
+  <w:style w:type="table" w:styleId="859">
     <w:name w:val="List Table 1 Light Accent 2"/>
-    <w:basedOn w:val="707"/>
+    <w:basedOn w:val="800"/>
     <w:uiPriority w:val="99"/>
     <w:pPr>
       <w:pBdr/>
@@ -36616,9 +37102,9 @@
       </w:tcPr>
     </w:tblStylePr>
   </w:style>
-  <w:style w:type="table" w:styleId="767">
+  <w:style w:type="table" w:styleId="860">
     <w:name w:val="List Table 1 Light Accent 3"/>
-    <w:basedOn w:val="707"/>
+    <w:basedOn w:val="800"/>
     <w:uiPriority w:val="99"/>
     <w:pPr>
       <w:pBdr/>
@@ -36831,9 +37317,9 @@
       </w:tcPr>
     </w:tblStylePr>
   </w:style>
-  <w:style w:type="table" w:styleId="768">
+  <w:style w:type="table" w:styleId="861">
     <w:name w:val="List Table 1 Light Accent 4"/>
-    <w:basedOn w:val="707"/>
+    <w:basedOn w:val="800"/>
     <w:uiPriority w:val="99"/>
     <w:pPr>
       <w:pBdr/>
@@ -37046,9 +37532,9 @@
       </w:tcPr>
     </w:tblStylePr>
   </w:style>
-  <w:style w:type="table" w:styleId="769">
+  <w:style w:type="table" w:styleId="862">
     <w:name w:val="List Table 1 Light Accent 5"/>
-    <w:basedOn w:val="707"/>
+    <w:basedOn w:val="800"/>
     <w:uiPriority w:val="99"/>
     <w:pPr>
       <w:pBdr/>
@@ -37261,9 +37747,9 @@
       </w:tcPr>
     </w:tblStylePr>
   </w:style>
-  <w:style w:type="table" w:styleId="770">
+  <w:style w:type="table" w:styleId="863">
     <w:name w:val="List Table 1 Light Accent 6"/>
-    <w:basedOn w:val="707"/>
+    <w:basedOn w:val="800"/>
     <w:uiPriority w:val="99"/>
     <w:pPr>
       <w:pBdr/>
@@ -37476,9 +37962,9 @@
       </w:tcPr>
     </w:tblStylePr>
   </w:style>
-  <w:style w:type="table" w:styleId="771">
+  <w:style w:type="table" w:styleId="864">
     <w:name w:val="List Table 2"/>
-    <w:basedOn w:val="707"/>
+    <w:basedOn w:val="800"/>
     <w:uiPriority w:val="99"/>
     <w:pPr>
       <w:pBdr/>
@@ -37713,9 +38199,9 @@
       </w:tcPr>
     </w:tblStylePr>
   </w:style>
-  <w:style w:type="table" w:styleId="772">
+  <w:style w:type="table" w:styleId="865">
     <w:name w:val="List Table 2 Accent 1"/>
-    <w:basedOn w:val="707"/>
+    <w:basedOn w:val="800"/>
     <w:uiPriority w:val="99"/>
     <w:pPr>
       <w:pBdr/>
@@ -37950,9 +38436,9 @@
       </w:tcPr>
     </w:tblStylePr>
   </w:style>
-  <w:style w:type="table" w:styleId="773">
+  <w:style w:type="table" w:styleId="866">
     <w:name w:val="List Table 2 Accent 2"/>
-    <w:basedOn w:val="707"/>
+    <w:basedOn w:val="800"/>
     <w:uiPriority w:val="99"/>
     <w:pPr>
       <w:pBdr/>
@@ -38187,9 +38673,9 @@
       </w:tcPr>
     </w:tblStylePr>
   </w:style>
-  <w:style w:type="table" w:styleId="774">
+  <w:style w:type="table" w:styleId="867">
     <w:name w:val="List Table 2 Accent 3"/>
-    <w:basedOn w:val="707"/>
+    <w:basedOn w:val="800"/>
     <w:uiPriority w:val="99"/>
     <w:pPr>
       <w:pBdr/>
@@ -38424,9 +38910,9 @@
       </w:tcPr>
     </w:tblStylePr>
   </w:style>
-  <w:style w:type="table" w:styleId="775">
+  <w:style w:type="table" w:styleId="868">
     <w:name w:val="List Table 2 Accent 4"/>
-    <w:basedOn w:val="707"/>
+    <w:basedOn w:val="800"/>
     <w:uiPriority w:val="99"/>
     <w:pPr>
       <w:pBdr/>
@@ -38661,9 +39147,9 @@
       </w:tcPr>
     </w:tblStylePr>
   </w:style>
-  <w:style w:type="table" w:styleId="776">
+  <w:style w:type="table" w:styleId="869">
     <w:name w:val="List Table 2 Accent 5"/>
-    <w:basedOn w:val="707"/>
+    <w:basedOn w:val="800"/>
     <w:uiPriority w:val="99"/>
     <w:pPr>
       <w:pBdr/>
@@ -38898,9 +39384,9 @@
       </w:tcPr>
     </w:tblStylePr>
   </w:style>
-  <w:style w:type="table" w:styleId="777">
+  <w:style w:type="table" w:styleId="870">
     <w:name w:val="List Table 2 Accent 6"/>
-    <w:basedOn w:val="707"/>
+    <w:basedOn w:val="800"/>
     <w:uiPriority w:val="99"/>
     <w:pPr>
       <w:pBdr/>
@@ -39135,9 +39621,9 @@
       </w:tcPr>
     </w:tblStylePr>
   </w:style>
-  <w:style w:type="table" w:styleId="778">
+  <w:style w:type="table" w:styleId="871">
     <w:name w:val="List Table 3"/>
-    <w:basedOn w:val="707"/>
+    <w:basedOn w:val="800"/>
     <w:uiPriority w:val="99"/>
     <w:pPr>
       <w:pBdr/>
@@ -39362,9 +39848,9 @@
       </w:tcPr>
     </w:tblStylePr>
   </w:style>
-  <w:style w:type="table" w:styleId="779">
+  <w:style w:type="table" w:styleId="872">
     <w:name w:val="List Table 3 Accent 1"/>
-    <w:basedOn w:val="707"/>
+    <w:basedOn w:val="800"/>
     <w:uiPriority w:val="99"/>
     <w:pPr>
       <w:pBdr/>
@@ -39589,9 +40075,9 @@
       </w:tcPr>
     </w:tblStylePr>
   </w:style>
-  <w:style w:type="table" w:styleId="780">
+  <w:style w:type="table" w:styleId="873">
     <w:name w:val="List Table 3 Accent 2"/>
-    <w:basedOn w:val="707"/>
+    <w:basedOn w:val="800"/>
     <w:uiPriority w:val="99"/>
     <w:pPr>
       <w:pBdr/>
@@ -39816,9 +40302,9 @@
       </w:tcPr>
     </w:tblStylePr>
   </w:style>
-  <w:style w:type="table" w:styleId="781">
+  <w:style w:type="table" w:styleId="874">
     <w:name w:val="List Table 3 Accent 3"/>
-    <w:basedOn w:val="707"/>
+    <w:basedOn w:val="800"/>
     <w:uiPriority w:val="99"/>
     <w:pPr>
       <w:pBdr/>
@@ -40043,9 +40529,9 @@
       </w:tcPr>
     </w:tblStylePr>
   </w:style>
-  <w:style w:type="table" w:styleId="782">
+  <w:style w:type="table" w:styleId="875">
     <w:name w:val="List Table 3 Accent 4"/>
-    <w:basedOn w:val="707"/>
+    <w:basedOn w:val="800"/>
     <w:uiPriority w:val="99"/>
     <w:pPr>
       <w:pBdr/>
@@ -40270,9 +40756,9 @@
       </w:tcPr>
     </w:tblStylePr>
   </w:style>
-  <w:style w:type="table" w:styleId="783">
+  <w:style w:type="table" w:styleId="876">
     <w:name w:val="List Table 3 Accent 5"/>
-    <w:basedOn w:val="707"/>
+    <w:basedOn w:val="800"/>
     <w:uiPriority w:val="99"/>
     <w:pPr>
       <w:pBdr/>
@@ -40497,9 +40983,9 @@
       </w:tcPr>
     </w:tblStylePr>
   </w:style>
-  <w:style w:type="table" w:styleId="784">
+  <w:style w:type="table" w:styleId="877">
     <w:name w:val="List Table 3 Accent 6"/>
-    <w:basedOn w:val="707"/>
+    <w:basedOn w:val="800"/>
     <w:uiPriority w:val="99"/>
     <w:pPr>
       <w:pBdr/>
@@ -40724,9 +41210,9 @@
       </w:tcPr>
     </w:tblStylePr>
   </w:style>
-  <w:style w:type="table" w:styleId="785">
+  <w:style w:type="table" w:styleId="878">
     <w:name w:val="List Table 4"/>
-    <w:basedOn w:val="707"/>
+    <w:basedOn w:val="800"/>
     <w:uiPriority w:val="99"/>
     <w:pPr>
       <w:pBdr/>
@@ -40948,9 +41434,9 @@
       </w:tcPr>
     </w:tblStylePr>
   </w:style>
-  <w:style w:type="table" w:styleId="786">
+  <w:style w:type="table" w:styleId="879">
     <w:name w:val="List Table 4 Accent 1"/>
-    <w:basedOn w:val="707"/>
+    <w:basedOn w:val="800"/>
     <w:uiPriority w:val="99"/>
     <w:pPr>
       <w:pBdr/>
@@ -41172,9 +41658,9 @@
       </w:tcPr>
     </w:tblStylePr>
   </w:style>
-  <w:style w:type="table" w:styleId="787">
+  <w:style w:type="table" w:styleId="880">
     <w:name w:val="List Table 4 Accent 2"/>
-    <w:basedOn w:val="707"/>
+    <w:basedOn w:val="800"/>
     <w:uiPriority w:val="99"/>
     <w:pPr>
       <w:pBdr/>
@@ -41396,9 +41882,9 @@
       </w:tcPr>
     </w:tblStylePr>
   </w:style>
-  <w:style w:type="table" w:styleId="788">
+  <w:style w:type="table" w:styleId="881">
     <w:name w:val="List Table 4 Accent 3"/>
-    <w:basedOn w:val="707"/>
+    <w:basedOn w:val="800"/>
     <w:uiPriority w:val="99"/>
     <w:pPr>
       <w:pBdr/>
@@ -41620,9 +42106,9 @@
       </w:tcPr>
     </w:tblStylePr>
   </w:style>
-  <w:style w:type="table" w:styleId="789">
+  <w:style w:type="table" w:styleId="882">
     <w:name w:val="List Table 4 Accent 4"/>
-    <w:basedOn w:val="707"/>
+    <w:basedOn w:val="800"/>
     <w:uiPriority w:val="99"/>
     <w:pPr>
       <w:pBdr/>
@@ -41844,9 +42330,9 @@
       </w:tcPr>
     </w:tblStylePr>
   </w:style>
-  <w:style w:type="table" w:styleId="790">
+  <w:style w:type="table" w:styleId="883">
     <w:name w:val="List Table 4 Accent 5"/>
-    <w:basedOn w:val="707"/>
+    <w:basedOn w:val="800"/>
     <w:uiPriority w:val="99"/>
     <w:pPr>
       <w:pBdr/>
@@ -42068,9 +42554,9 @@
       </w:tcPr>
     </w:tblStylePr>
   </w:style>
-  <w:style w:type="table" w:styleId="791">
+  <w:style w:type="table" w:styleId="884">
     <w:name w:val="List Table 4 Accent 6"/>
-    <w:basedOn w:val="707"/>
+    <w:basedOn w:val="800"/>
     <w:uiPriority w:val="99"/>
     <w:pPr>
       <w:pBdr/>
@@ -42292,9 +42778,9 @@
       </w:tcPr>
     </w:tblStylePr>
   </w:style>
-  <w:style w:type="table" w:styleId="792">
+  <w:style w:type="table" w:styleId="885">
     <w:name w:val="List Table 5 Dark"/>
-    <w:basedOn w:val="707"/>
+    <w:basedOn w:val="800"/>
     <w:uiPriority w:val="99"/>
     <w:pPr>
       <w:pBdr/>
@@ -42528,9 +43014,9 @@
       </w:tcPr>
     </w:tblStylePr>
   </w:style>
-  <w:style w:type="table" w:styleId="793">
+  <w:style w:type="table" w:styleId="886">
     <w:name w:val="List Table 5 Dark Accent 1"/>
-    <w:basedOn w:val="707"/>
+    <w:basedOn w:val="800"/>
     <w:uiPriority w:val="99"/>
     <w:pPr>
       <w:pBdr/>
@@ -42764,9 +43250,9 @@
       </w:tcPr>
     </w:tblStylePr>
   </w:style>
-  <w:style w:type="table" w:styleId="794">
+  <w:style w:type="table" w:styleId="887">
     <w:name w:val="List Table 5 Dark Accent 2"/>
-    <w:basedOn w:val="707"/>
+    <w:basedOn w:val="800"/>
     <w:uiPriority w:val="99"/>
     <w:pPr>
       <w:pBdr/>
@@ -43000,9 +43486,9 @@
       </w:tcPr>
     </w:tblStylePr>
   </w:style>
-  <w:style w:type="table" w:styleId="795">
+  <w:style w:type="table" w:styleId="888">
     <w:name w:val="List Table 5 Dark Accent 3"/>
-    <w:basedOn w:val="707"/>
+    <w:basedOn w:val="800"/>
     <w:uiPriority w:val="99"/>
     <w:pPr>
       <w:pBdr/>
@@ -43236,9 +43722,9 @@
       </w:tcPr>
     </w:tblStylePr>
   </w:style>
-  <w:style w:type="table" w:styleId="796">
+  <w:style w:type="table" w:styleId="889">
     <w:name w:val="List Table 5 Dark Accent 4"/>
-    <w:basedOn w:val="707"/>
+    <w:basedOn w:val="800"/>
     <w:uiPriority w:val="99"/>
     <w:pPr>
       <w:pBdr/>
@@ -43472,9 +43958,9 @@
       </w:tcPr>
     </w:tblStylePr>
   </w:style>
-  <w:style w:type="table" w:styleId="797">
+  <w:style w:type="table" w:styleId="890">
     <w:name w:val="List Table 5 Dark Accent 5"/>
-    <w:basedOn w:val="707"/>
+    <w:basedOn w:val="800"/>
     <w:uiPriority w:val="99"/>
     <w:pPr>
       <w:pBdr/>
@@ -43708,9 +44194,9 @@
       </w:tcPr>
     </w:tblStylePr>
   </w:style>
-  <w:style w:type="table" w:styleId="798">
+  <w:style w:type="table" w:styleId="891">
     <w:name w:val="List Table 5 Dark Accent 6"/>
-    <w:basedOn w:val="707"/>
+    <w:basedOn w:val="800"/>
     <w:uiPriority w:val="99"/>
     <w:pPr>
       <w:pBdr/>
@@ -43944,9 +44430,9 @@
       </w:tcPr>
     </w:tblStylePr>
   </w:style>
-  <w:style w:type="table" w:styleId="799">
+  <w:style w:type="table" w:styleId="892">
     <w:name w:val="List Table 6 Colorful"/>
-    <w:basedOn w:val="707"/>
+    <w:basedOn w:val="800"/>
     <w:uiPriority w:val="99"/>
     <w:pPr>
       <w:pBdr/>
@@ -44166,9 +44652,9 @@
       </w:tcPr>
     </w:tblStylePr>
   </w:style>
-  <w:style w:type="table" w:styleId="800">
+  <w:style w:type="table" w:styleId="893">
     <w:name w:val="List Table 6 Colorful Accent 1"/>
-    <w:basedOn w:val="707"/>
+    <w:basedOn w:val="800"/>
     <w:uiPriority w:val="99"/>
     <w:pPr>
       <w:pBdr/>
@@ -44388,9 +44874,9 @@
       </w:tcPr>
     </w:tblStylePr>
   </w:style>
-  <w:style w:type="table" w:styleId="801">
+  <w:style w:type="table" w:styleId="894">
     <w:name w:val="List Table 6 Colorful Accent 2"/>
-    <w:basedOn w:val="707"/>
+    <w:basedOn w:val="800"/>
     <w:uiPriority w:val="99"/>
     <w:pPr>
       <w:pBdr/>
@@ -44610,9 +45096,9 @@
       </w:tcPr>
     </w:tblStylePr>
   </w:style>
-  <w:style w:type="table" w:styleId="802">
+  <w:style w:type="table" w:styleId="895">
     <w:name w:val="List Table 6 Colorful Accent 3"/>
-    <w:basedOn w:val="707"/>
+    <w:basedOn w:val="800"/>
     <w:uiPriority w:val="99"/>
     <w:pPr>
       <w:pBdr/>
@@ -44832,9 +45318,9 @@
       </w:tcPr>
     </w:tblStylePr>
   </w:style>
-  <w:style w:type="table" w:styleId="803">
+  <w:style w:type="table" w:styleId="896">
     <w:name w:val="List Table 6 Colorful Accent 4"/>
-    <w:basedOn w:val="707"/>
+    <w:basedOn w:val="800"/>
     <w:uiPriority w:val="99"/>
     <w:pPr>
       <w:pBdr/>
@@ -45054,9 +45540,9 @@
       </w:tcPr>
     </w:tblStylePr>
   </w:style>
-  <w:style w:type="table" w:styleId="804">
+  <w:style w:type="table" w:styleId="897">
     <w:name w:val="List Table 6 Colorful Accent 5"/>
-    <w:basedOn w:val="707"/>
+    <w:basedOn w:val="800"/>
     <w:uiPriority w:val="99"/>
     <w:pPr>
       <w:pBdr/>
@@ -45276,9 +45762,9 @@
       </w:tcPr>
     </w:tblStylePr>
   </w:style>
-  <w:style w:type="table" w:styleId="805">
+  <w:style w:type="table" w:styleId="898">
     <w:name w:val="List Table 6 Colorful Accent 6"/>
-    <w:basedOn w:val="707"/>
+    <w:basedOn w:val="800"/>
     <w:uiPriority w:val="99"/>
     <w:pPr>
       <w:pBdr/>
@@ -45498,9 +45984,9 @@
       </w:tcPr>
     </w:tblStylePr>
   </w:style>
-  <w:style w:type="table" w:styleId="806">
+  <w:style w:type="table" w:styleId="899">
     <w:name w:val="List Table 7 Colorful"/>
-    <w:basedOn w:val="707"/>
+    <w:basedOn w:val="800"/>
     <w:uiPriority w:val="99"/>
     <w:pPr>
       <w:pBdr/>
@@ -45748,9 +46234,9 @@
       </w:tcPr>
     </w:tblStylePr>
   </w:style>
-  <w:style w:type="table" w:styleId="807">
+  <w:style w:type="table" w:styleId="900">
     <w:name w:val="List Table 7 Colorful Accent 1"/>
-    <w:basedOn w:val="707"/>
+    <w:basedOn w:val="800"/>
     <w:uiPriority w:val="99"/>
     <w:pPr>
       <w:pBdr/>
@@ -45998,9 +46484,9 @@
       </w:tcPr>
     </w:tblStylePr>
   </w:style>
-  <w:style w:type="table" w:styleId="808">
+  <w:style w:type="table" w:styleId="901">
     <w:name w:val="List Table 7 Colorful Accent 2"/>
-    <w:basedOn w:val="707"/>
+    <w:basedOn w:val="800"/>
     <w:uiPriority w:val="99"/>
     <w:pPr>
       <w:pBdr/>
@@ -46248,9 +46734,9 @@
       </w:tcPr>
     </w:tblStylePr>
   </w:style>
-  <w:style w:type="table" w:styleId="809">
+  <w:style w:type="table" w:styleId="902">
     <w:name w:val="List Table 7 Colorful Accent 3"/>
-    <w:basedOn w:val="707"/>
+    <w:basedOn w:val="800"/>
     <w:uiPriority w:val="99"/>
     <w:pPr>
       <w:pBdr/>
@@ -46498,9 +46984,9 @@
       </w:tcPr>
     </w:tblStylePr>
   </w:style>
-  <w:style w:type="table" w:styleId="810">
+  <w:style w:type="table" w:styleId="903">
     <w:name w:val="List Table 7 Colorful Accent 4"/>
-    <w:basedOn w:val="707"/>
+    <w:basedOn w:val="800"/>
     <w:uiPriority w:val="99"/>
     <w:pPr>
       <w:pBdr/>
@@ -46748,9 +47234,9 @@
       </w:tcPr>
     </w:tblStylePr>
   </w:style>
-  <w:style w:type="table" w:styleId="811">
+  <w:style w:type="table" w:styleId="904">
     <w:name w:val="List Table 7 Colorful Accent 5"/>
-    <w:basedOn w:val="707"/>
+    <w:basedOn w:val="800"/>
     <w:uiPriority w:val="99"/>
     <w:pPr>
       <w:pBdr/>
@@ -46998,9 +47484,9 @@
       </w:tcPr>
     </w:tblStylePr>
   </w:style>
-  <w:style w:type="table" w:styleId="812">
+  <w:style w:type="table" w:styleId="905">
     <w:name w:val="List Table 7 Colorful Accent 6"/>
-    <w:basedOn w:val="707"/>
+    <w:basedOn w:val="800"/>
     <w:uiPriority w:val="99"/>
     <w:pPr>
       <w:pBdr/>
@@ -47248,9 +47734,9 @@
       </w:tcPr>
     </w:tblStylePr>
   </w:style>
-  <w:style w:type="table" w:styleId="813" w:customStyle="1">
+  <w:style w:type="table" w:styleId="906" w:customStyle="1">
     <w:name w:val="Lined - Accent"/>
-    <w:basedOn w:val="707"/>
+    <w:basedOn w:val="800"/>
     <w:uiPriority w:val="99"/>
     <w:pPr>
       <w:pBdr/>
@@ -47487,9 +47973,9 @@
       </w:tcPr>
     </w:tblStylePr>
   </w:style>
-  <w:style w:type="table" w:styleId="814" w:customStyle="1">
+  <w:style w:type="table" w:styleId="907" w:customStyle="1">
     <w:name w:val="Lined - Accent 1"/>
-    <w:basedOn w:val="707"/>
+    <w:basedOn w:val="800"/>
     <w:uiPriority w:val="99"/>
     <w:pPr>
       <w:pBdr/>
@@ -47726,9 +48212,9 @@
       </w:tcPr>
     </w:tblStylePr>
   </w:style>
-  <w:style w:type="table" w:styleId="815" w:customStyle="1">
+  <w:style w:type="table" w:styleId="908" w:customStyle="1">
     <w:name w:val="Lined - Accent 2"/>
-    <w:basedOn w:val="707"/>
+    <w:basedOn w:val="800"/>
     <w:uiPriority w:val="99"/>
     <w:pPr>
       <w:pBdr/>
@@ -47965,9 +48451,9 @@
       </w:tcPr>
     </w:tblStylePr>
   </w:style>
-  <w:style w:type="table" w:styleId="816" w:customStyle="1">
+  <w:style w:type="table" w:styleId="909" w:customStyle="1">
     <w:name w:val="Lined - Accent 3"/>
-    <w:basedOn w:val="707"/>
+    <w:basedOn w:val="800"/>
     <w:uiPriority w:val="99"/>
     <w:pPr>
       <w:pBdr/>
@@ -48204,9 +48690,9 @@
       </w:tcPr>
     </w:tblStylePr>
   </w:style>
-  <w:style w:type="table" w:styleId="817" w:customStyle="1">
+  <w:style w:type="table" w:styleId="910" w:customStyle="1">
     <w:name w:val="Lined - Accent 4"/>
-    <w:basedOn w:val="707"/>
+    <w:basedOn w:val="800"/>
     <w:uiPriority w:val="99"/>
     <w:pPr>
       <w:pBdr/>
@@ -48443,9 +48929,9 @@
       </w:tcPr>
     </w:tblStylePr>
   </w:style>
-  <w:style w:type="table" w:styleId="818" w:customStyle="1">
+  <w:style w:type="table" w:styleId="911" w:customStyle="1">
     <w:name w:val="Lined - Accent 5"/>
-    <w:basedOn w:val="707"/>
+    <w:basedOn w:val="800"/>
     <w:uiPriority w:val="99"/>
     <w:pPr>
       <w:pBdr/>
@@ -48682,9 +49168,9 @@
       </w:tcPr>
     </w:tblStylePr>
   </w:style>
-  <w:style w:type="table" w:styleId="819" w:customStyle="1">
+  <w:style w:type="table" w:styleId="912" w:customStyle="1">
     <w:name w:val="Lined - Accent 6"/>
-    <w:basedOn w:val="707"/>
+    <w:basedOn w:val="800"/>
     <w:uiPriority w:val="99"/>
     <w:pPr>
       <w:pBdr/>
@@ -48921,9 +49407,9 @@
       </w:tcPr>
     </w:tblStylePr>
   </w:style>
-  <w:style w:type="table" w:styleId="820" w:customStyle="1">
+  <w:style w:type="table" w:styleId="913" w:customStyle="1">
     <w:name w:val="Bordered &amp; Lined - Accent"/>
-    <w:basedOn w:val="707"/>
+    <w:basedOn w:val="800"/>
     <w:uiPriority w:val="99"/>
     <w:pPr>
       <w:pBdr/>
@@ -49167,9 +49653,9 @@
       </w:tcPr>
     </w:tblStylePr>
   </w:style>
-  <w:style w:type="table" w:styleId="821" w:customStyle="1">
+  <w:style w:type="table" w:styleId="914" w:customStyle="1">
     <w:name w:val="Bordered &amp; Lined - Accent 1"/>
-    <w:basedOn w:val="707"/>
+    <w:basedOn w:val="800"/>
     <w:uiPriority w:val="99"/>
     <w:pPr>
       <w:pBdr/>
@@ -49413,9 +49899,9 @@
       </w:tcPr>
     </w:tblStylePr>
   </w:style>
-  <w:style w:type="table" w:styleId="822" w:customStyle="1">
+  <w:style w:type="table" w:styleId="915" w:customStyle="1">
     <w:name w:val="Bordered &amp; Lined - Accent 2"/>
-    <w:basedOn w:val="707"/>
+    <w:basedOn w:val="800"/>
     <w:uiPriority w:val="99"/>
     <w:pPr>
       <w:pBdr/>
@@ -49659,9 +50145,9 @@
       </w:tcPr>
     </w:tblStylePr>
   </w:style>
-  <w:style w:type="table" w:styleId="823" w:customStyle="1">
+  <w:style w:type="table" w:styleId="916" w:customStyle="1">
     <w:name w:val="Bordered &amp; Lined - Accent 3"/>
-    <w:basedOn w:val="707"/>
+    <w:basedOn w:val="800"/>
     <w:uiPriority w:val="99"/>
     <w:pPr>
       <w:pBdr/>
@@ -49905,9 +50391,9 @@
       </w:tcPr>
     </w:tblStylePr>
   </w:style>
-  <w:style w:type="table" w:styleId="824" w:customStyle="1">
+  <w:style w:type="table" w:styleId="917" w:customStyle="1">
     <w:name w:val="Bordered &amp; Lined - Accent 4"/>
-    <w:basedOn w:val="707"/>
+    <w:basedOn w:val="800"/>
     <w:uiPriority w:val="99"/>
     <w:pPr>
       <w:pBdr/>
@@ -50151,9 +50637,9 @@
       </w:tcPr>
     </w:tblStylePr>
   </w:style>
-  <w:style w:type="table" w:styleId="825" w:customStyle="1">
+  <w:style w:type="table" w:styleId="918" w:customStyle="1">
     <w:name w:val="Bordered &amp; Lined - Accent 5"/>
-    <w:basedOn w:val="707"/>
+    <w:basedOn w:val="800"/>
     <w:uiPriority w:val="99"/>
     <w:pPr>
       <w:pBdr/>
@@ -50397,9 +50883,9 @@
       </w:tcPr>
     </w:tblStylePr>
   </w:style>
-  <w:style w:type="table" w:styleId="826" w:customStyle="1">
+  <w:style w:type="table" w:styleId="919" w:customStyle="1">
     <w:name w:val="Bordered &amp; Lined - Accent 6"/>
-    <w:basedOn w:val="707"/>
+    <w:basedOn w:val="800"/>
     <w:uiPriority w:val="99"/>
     <w:pPr>
       <w:pBdr/>
@@ -50643,9 +51129,9 @@
       </w:tcPr>
     </w:tblStylePr>
   </w:style>
-  <w:style w:type="table" w:styleId="827" w:customStyle="1">
+  <w:style w:type="table" w:styleId="920" w:customStyle="1">
     <w:name w:val="Bordered"/>
-    <w:basedOn w:val="707"/>
+    <w:basedOn w:val="800"/>
     <w:uiPriority w:val="99"/>
     <w:pPr>
       <w:pBdr/>
@@ -50873,9 +51359,9 @@
       </w:tcPr>
     </w:tblStylePr>
   </w:style>
-  <w:style w:type="table" w:styleId="828" w:customStyle="1">
+  <w:style w:type="table" w:styleId="921" w:customStyle="1">
     <w:name w:val="Bordered - Accent 1"/>
-    <w:basedOn w:val="707"/>
+    <w:basedOn w:val="800"/>
     <w:uiPriority w:val="99"/>
     <w:pPr>
       <w:pBdr/>
@@ -51103,9 +51589,9 @@
       </w:tcPr>
     </w:tblStylePr>
   </w:style>
-  <w:style w:type="table" w:styleId="829" w:customStyle="1">
+  <w:style w:type="table" w:styleId="922" w:customStyle="1">
     <w:name w:val="Bordered - Accent 2"/>
-    <w:basedOn w:val="707"/>
+    <w:basedOn w:val="800"/>
     <w:uiPriority w:val="99"/>
     <w:pPr>
       <w:pBdr/>
@@ -51333,9 +51819,9 @@
       </w:tcPr>
     </w:tblStylePr>
   </w:style>
-  <w:style w:type="table" w:styleId="830" w:customStyle="1">
+  <w:style w:type="table" w:styleId="923" w:customStyle="1">
     <w:name w:val="Bordered - Accent 3"/>
-    <w:basedOn w:val="707"/>
+    <w:basedOn w:val="800"/>
     <w:uiPriority w:val="99"/>
     <w:pPr>
       <w:pBdr/>
@@ -51563,9 +52049,9 @@
       </w:tcPr>
     </w:tblStylePr>
   </w:style>
-  <w:style w:type="table" w:styleId="831" w:customStyle="1">
+  <w:style w:type="table" w:styleId="924" w:customStyle="1">
     <w:name w:val="Bordered - Accent 4"/>
-    <w:basedOn w:val="707"/>
+    <w:basedOn w:val="800"/>
     <w:uiPriority w:val="99"/>
     <w:pPr>
       <w:pBdr/>
@@ -51793,9 +52279,9 @@
       </w:tcPr>
     </w:tblStylePr>
   </w:style>
-  <w:style w:type="table" w:styleId="832" w:customStyle="1">
+  <w:style w:type="table" w:styleId="925" w:customStyle="1">
     <w:name w:val="Bordered - Accent 5"/>
-    <w:basedOn w:val="707"/>
+    <w:basedOn w:val="800"/>
     <w:uiPriority w:val="99"/>
     <w:pPr>
       <w:pBdr/>
@@ -52023,9 +52509,9 @@
       </w:tcPr>
     </w:tblStylePr>
   </w:style>
-  <w:style w:type="table" w:styleId="833" w:customStyle="1">
+  <w:style w:type="table" w:styleId="926" w:customStyle="1">
     <w:name w:val="Bordered - Accent 6"/>
-    <w:basedOn w:val="707"/>
+    <w:basedOn w:val="800"/>
     <w:uiPriority w:val="99"/>
     <w:pPr>
       <w:pBdr/>
@@ -52253,9 +52739,9 @@
       </w:tcPr>
     </w:tblStylePr>
   </w:style>
-  <w:style w:type="paragraph" w:styleId="834">
+  <w:style w:type="paragraph" w:styleId="927">
     <w:name w:val="List Paragraph"/>
-    <w:basedOn w:val="696"/>
+    <w:basedOn w:val="789"/>
     <w:uiPriority w:val="34"/>
     <w:qFormat/>
     <w:pPr>
@@ -52265,9 +52751,9 @@
       <w:contextualSpacing w:val="true"/>
     </w:pPr>
   </w:style>
-  <w:style w:type="paragraph" w:styleId="835">
+  <w:style w:type="paragraph" w:styleId="928">
     <w:name w:val="No Spacing"/>
-    <w:basedOn w:val="696"/>
+    <w:basedOn w:val="789"/>
     <w:uiPriority w:val="1"/>
     <w:qFormat/>
     <w:pPr>
@@ -52276,9 +52762,9 @@
       <w:ind/>
     </w:pPr>
   </w:style>
-  <w:style w:type="character" w:styleId="836">
+  <w:style w:type="character" w:styleId="929">
     <w:name w:val="Subtle Emphasis"/>
-    <w:basedOn w:val="706"/>
+    <w:basedOn w:val="799"/>
     <w:uiPriority w:val="19"/>
     <w:qFormat/>
     <w:pPr>
@@ -52292,9 +52778,9 @@
       <w:color w:val="404040" w:themeColor="text1" w:themeTint="BF"/>
     </w:rPr>
   </w:style>
-  <w:style w:type="character" w:styleId="837">
+  <w:style w:type="character" w:styleId="930">
     <w:name w:val="Emphasis"/>
-    <w:basedOn w:val="706"/>
+    <w:basedOn w:val="799"/>
     <w:uiPriority w:val="20"/>
     <w:qFormat/>
     <w:pPr>
@@ -52307,9 +52793,9 @@
       <w:iCs/>
     </w:rPr>
   </w:style>
-  <w:style w:type="character" w:styleId="838">
+  <w:style w:type="character" w:styleId="931">
     <w:name w:val="Strong"/>
-    <w:basedOn w:val="706"/>
+    <w:basedOn w:val="799"/>
     <w:uiPriority w:val="22"/>
     <w:qFormat/>
     <w:pPr>
@@ -52322,9 +52808,9 @@
       <w:bCs/>
     </w:rPr>
   </w:style>
-  <w:style w:type="character" w:styleId="839">
+  <w:style w:type="character" w:styleId="932">
     <w:name w:val="Subtle Reference"/>
-    <w:basedOn w:val="706"/>
+    <w:basedOn w:val="799"/>
     <w:uiPriority w:val="31"/>
     <w:qFormat/>
     <w:pPr>
@@ -52337,9 +52823,9 @@
       <w:color w:val="5a5a5a" w:themeColor="text1" w:themeTint="A5"/>
     </w:rPr>
   </w:style>
-  <w:style w:type="character" w:styleId="840">
+  <w:style w:type="character" w:styleId="933">
     <w:name w:val="Book Title"/>
-    <w:basedOn w:val="706"/>
+    <w:basedOn w:val="799"/>
     <w:uiPriority w:val="33"/>
     <w:qFormat/>
     <w:pPr>
@@ -52355,10 +52841,10 @@
       <w:spacing w:val="5"/>
     </w:rPr>
   </w:style>
-  <w:style w:type="paragraph" w:styleId="841">
+  <w:style w:type="paragraph" w:styleId="934">
     <w:name w:val="Header"/>
-    <w:basedOn w:val="696"/>
-    <w:link w:val="842"/>
+    <w:basedOn w:val="789"/>
+    <w:link w:val="935"/>
     <w:uiPriority w:val="99"/>
     <w:unhideWhenUsed/>
     <w:pPr>
@@ -52371,10 +52857,10 @@
       <w:ind/>
     </w:pPr>
   </w:style>
-  <w:style w:type="character" w:styleId="842" w:customStyle="1">
+  <w:style w:type="character" w:styleId="935" w:customStyle="1">
     <w:name w:val="Header Char"/>
-    <w:basedOn w:val="706"/>
-    <w:link w:val="841"/>
+    <w:basedOn w:val="799"/>
+    <w:link w:val="934"/>
     <w:uiPriority w:val="99"/>
     <w:pPr>
       <w:pBdr/>
@@ -52382,10 +52868,10 @@
       <w:ind/>
     </w:pPr>
   </w:style>
-  <w:style w:type="paragraph" w:styleId="843">
+  <w:style w:type="paragraph" w:styleId="936">
     <w:name w:val="Footer"/>
-    <w:basedOn w:val="696"/>
-    <w:link w:val="844"/>
+    <w:basedOn w:val="789"/>
+    <w:link w:val="937"/>
     <w:uiPriority w:val="99"/>
     <w:unhideWhenUsed/>
     <w:pPr>
@@ -52398,10 +52884,10 @@
       <w:ind/>
     </w:pPr>
   </w:style>
-  <w:style w:type="character" w:styleId="844" w:customStyle="1">
+  <w:style w:type="character" w:styleId="937" w:customStyle="1">
     <w:name w:val="Footer Char"/>
-    <w:basedOn w:val="706"/>
-    <w:link w:val="843"/>
+    <w:basedOn w:val="799"/>
+    <w:link w:val="936"/>
     <w:uiPriority w:val="99"/>
     <w:pPr>
       <w:pBdr/>
@@ -52409,10 +52895,10 @@
       <w:ind/>
     </w:pPr>
   </w:style>
-  <w:style w:type="paragraph" w:styleId="845">
+  <w:style w:type="paragraph" w:styleId="938">
     <w:name w:val="Caption"/>
-    <w:basedOn w:val="696"/>
-    <w:next w:val="696"/>
+    <w:basedOn w:val="789"/>
+    <w:next w:val="789"/>
     <w:uiPriority w:val="35"/>
     <w:unhideWhenUsed/>
     <w:qFormat/>
@@ -52429,10 +52915,10 @@
       <w:szCs w:val="18"/>
     </w:rPr>
   </w:style>
-  <w:style w:type="paragraph" w:styleId="846">
+  <w:style w:type="paragraph" w:styleId="939">
     <w:name w:val="footnote text"/>
-    <w:basedOn w:val="696"/>
-    <w:link w:val="847"/>
+    <w:basedOn w:val="789"/>
+    <w:link w:val="940"/>
     <w:uiPriority w:val="99"/>
     <w:semiHidden/>
     <w:unhideWhenUsed/>
@@ -52446,10 +52932,10 @@
       <w:szCs w:val="20"/>
     </w:rPr>
   </w:style>
-  <w:style w:type="character" w:styleId="847" w:customStyle="1">
+  <w:style w:type="character" w:styleId="940" w:customStyle="1">
     <w:name w:val="Footnote Text Char"/>
-    <w:basedOn w:val="706"/>
-    <w:link w:val="846"/>
+    <w:basedOn w:val="799"/>
+    <w:link w:val="939"/>
     <w:uiPriority w:val="99"/>
     <w:semiHidden/>
     <w:pPr>
@@ -52462,9 +52948,9 @@
       <w:szCs w:val="20"/>
     </w:rPr>
   </w:style>
-  <w:style w:type="character" w:styleId="848">
+  <w:style w:type="character" w:styleId="941">
     <w:name w:val="footnote reference"/>
-    <w:basedOn w:val="706"/>
+    <w:basedOn w:val="799"/>
     <w:uiPriority w:val="99"/>
     <w:semiHidden/>
     <w:unhideWhenUsed/>
@@ -52477,10 +52963,10 @@
       <w:vertAlign w:val="superscript"/>
     </w:rPr>
   </w:style>
-  <w:style w:type="paragraph" w:styleId="849">
+  <w:style w:type="paragraph" w:styleId="942">
     <w:name w:val="endnote text"/>
-    <w:basedOn w:val="696"/>
-    <w:link w:val="850"/>
+    <w:basedOn w:val="789"/>
+    <w:link w:val="943"/>
     <w:uiPriority w:val="99"/>
     <w:semiHidden/>
     <w:unhideWhenUsed/>
@@ -52494,10 +52980,10 @@
       <w:szCs w:val="20"/>
     </w:rPr>
   </w:style>
-  <w:style w:type="character" w:styleId="850" w:customStyle="1">
+  <w:style w:type="character" w:styleId="943" w:customStyle="1">
     <w:name w:val="Endnote Text Char"/>
-    <w:basedOn w:val="706"/>
-    <w:link w:val="849"/>
+    <w:basedOn w:val="799"/>
+    <w:link w:val="942"/>
     <w:uiPriority w:val="99"/>
     <w:semiHidden/>
     <w:pPr>
@@ -52510,9 +52996,9 @@
       <w:szCs w:val="20"/>
     </w:rPr>
   </w:style>
-  <w:style w:type="character" w:styleId="851">
+  <w:style w:type="character" w:styleId="944">
     <w:name w:val="endnote reference"/>
-    <w:basedOn w:val="706"/>
+    <w:basedOn w:val="799"/>
     <w:uiPriority w:val="99"/>
     <w:semiHidden/>
     <w:unhideWhenUsed/>
@@ -52525,9 +53011,9 @@
       <w:vertAlign w:val="superscript"/>
     </w:rPr>
   </w:style>
-  <w:style w:type="character" w:styleId="852">
+  <w:style w:type="character" w:styleId="945">
     <w:name w:val="Hyperlink"/>
-    <w:basedOn w:val="706"/>
+    <w:basedOn w:val="799"/>
     <w:uiPriority w:val="99"/>
     <w:unhideWhenUsed/>
     <w:pPr>
@@ -52540,9 +53026,9 @@
       <w:u w:val="single"/>
     </w:rPr>
   </w:style>
-  <w:style w:type="character" w:styleId="853">
+  <w:style w:type="character" w:styleId="946">
     <w:name w:val="FollowedHyperlink"/>
-    <w:basedOn w:val="706"/>
+    <w:basedOn w:val="799"/>
     <w:uiPriority w:val="99"/>
     <w:semiHidden/>
     <w:unhideWhenUsed/>
@@ -52556,7 +53042,7 @@
       <w:u w:val="single"/>
     </w:rPr>
   </w:style>
-  <w:style w:type="paragraph" w:styleId="854">
+  <w:style w:type="paragraph" w:styleId="947">
     <w:name w:val="TOC Heading"/>
     <w:uiPriority w:val="39"/>
     <w:unhideWhenUsed/>
@@ -52566,10 +53052,10 @@
       <w:ind/>
     </w:pPr>
   </w:style>
-  <w:style w:type="paragraph" w:styleId="855">
+  <w:style w:type="paragraph" w:styleId="948">
     <w:name w:val="table of figures"/>
-    <w:basedOn w:val="696"/>
-    <w:next w:val="696"/>
+    <w:basedOn w:val="789"/>
+    <w:next w:val="789"/>
     <w:uiPriority w:val="99"/>
     <w:unhideWhenUsed/>
     <w:pPr>
@@ -52578,10 +53064,10 @@
       <w:ind/>
     </w:pPr>
   </w:style>
-  <w:style w:type="character" w:styleId="856" w:customStyle="1">
+  <w:style w:type="character" w:styleId="949" w:customStyle="1">
     <w:name w:val="Heading 1 Char"/>
-    <w:basedOn w:val="706"/>
-    <w:link w:val="697"/>
+    <w:basedOn w:val="799"/>
+    <w:link w:val="790"/>
     <w:uiPriority w:val="9"/>
     <w:pPr>
       <w:pBdr/>
@@ -52595,10 +53081,10 @@
       <w:szCs w:val="40"/>
     </w:rPr>
   </w:style>
-  <w:style w:type="character" w:styleId="857" w:customStyle="1">
+  <w:style w:type="character" w:styleId="950" w:customStyle="1">
     <w:name w:val="Heading 2 Char"/>
-    <w:basedOn w:val="706"/>
-    <w:link w:val="698"/>
+    <w:basedOn w:val="799"/>
+    <w:link w:val="791"/>
     <w:uiPriority w:val="9"/>
     <w:pPr>
       <w:pBdr/>
@@ -52612,10 +53098,10 @@
       <w:szCs w:val="32"/>
     </w:rPr>
   </w:style>
-  <w:style w:type="character" w:styleId="858" w:customStyle="1">
+  <w:style w:type="character" w:styleId="951" w:customStyle="1">
     <w:name w:val="Heading 3 Char"/>
-    <w:basedOn w:val="706"/>
-    <w:link w:val="699"/>
+    <w:basedOn w:val="799"/>
+    <w:link w:val="792"/>
     <w:uiPriority w:val="9"/>
     <w:pPr>
       <w:pBdr/>
@@ -52629,10 +53115,10 @@
       <w:szCs w:val="28"/>
     </w:rPr>
   </w:style>
-  <w:style w:type="character" w:styleId="859" w:customStyle="1">
+  <w:style w:type="character" w:styleId="952" w:customStyle="1">
     <w:name w:val="Heading 4 Char"/>
-    <w:basedOn w:val="706"/>
-    <w:link w:val="700"/>
+    <w:basedOn w:val="799"/>
+    <w:link w:val="793"/>
     <w:uiPriority w:val="9"/>
     <w:pPr>
       <w:pBdr/>
@@ -52646,10 +53132,10 @@
       <w:color w:val="0f4761" w:themeColor="accent1" w:themeShade="BF"/>
     </w:rPr>
   </w:style>
-  <w:style w:type="character" w:styleId="860" w:customStyle="1">
+  <w:style w:type="character" w:styleId="953" w:customStyle="1">
     <w:name w:val="Heading 5 Char"/>
-    <w:basedOn w:val="706"/>
-    <w:link w:val="701"/>
+    <w:basedOn w:val="799"/>
+    <w:link w:val="794"/>
     <w:uiPriority w:val="9"/>
     <w:pPr>
       <w:pBdr/>
@@ -52661,10 +53147,10 @@
       <w:color w:val="0f4761" w:themeColor="accent1" w:themeShade="BF"/>
     </w:rPr>
   </w:style>
-  <w:style w:type="character" w:styleId="861" w:customStyle="1">
+  <w:style w:type="character" w:styleId="954" w:customStyle="1">
     <w:name w:val="Heading 6 Char"/>
-    <w:basedOn w:val="706"/>
-    <w:link w:val="702"/>
+    <w:basedOn w:val="799"/>
+    <w:link w:val="795"/>
     <w:uiPriority w:val="9"/>
     <w:pPr>
       <w:pBdr/>
@@ -52678,10 +53164,10 @@
       <w:color w:val="595959" w:themeColor="text1" w:themeTint="A6"/>
     </w:rPr>
   </w:style>
-  <w:style w:type="character" w:styleId="862" w:customStyle="1">
+  <w:style w:type="character" w:styleId="955" w:customStyle="1">
     <w:name w:val="Heading 7 Char"/>
-    <w:basedOn w:val="706"/>
-    <w:link w:val="703"/>
+    <w:basedOn w:val="799"/>
+    <w:link w:val="796"/>
     <w:uiPriority w:val="9"/>
     <w:pPr>
       <w:pBdr/>
@@ -52693,10 +53179,10 @@
       <w:color w:val="595959" w:themeColor="text1" w:themeTint="A6"/>
     </w:rPr>
   </w:style>
-  <w:style w:type="character" w:styleId="863" w:customStyle="1">
+  <w:style w:type="character" w:styleId="956" w:customStyle="1">
     <w:name w:val="Heading 8 Char"/>
-    <w:basedOn w:val="706"/>
-    <w:link w:val="704"/>
+    <w:basedOn w:val="799"/>
+    <w:link w:val="797"/>
     <w:uiPriority w:val="9"/>
     <w:pPr>
       <w:pBdr/>
@@ -52710,10 +53196,10 @@
       <w:color w:val="272727" w:themeColor="text1" w:themeTint="D8"/>
     </w:rPr>
   </w:style>
-  <w:style w:type="character" w:styleId="864" w:customStyle="1">
+  <w:style w:type="character" w:styleId="957" w:customStyle="1">
     <w:name w:val="Heading 9 Char"/>
-    <w:basedOn w:val="706"/>
-    <w:link w:val="705"/>
+    <w:basedOn w:val="799"/>
+    <w:link w:val="798"/>
     <w:uiPriority w:val="9"/>
     <w:pPr>
       <w:pBdr/>
@@ -52725,10 +53211,10 @@
       <w:color w:val="272727" w:themeColor="text1" w:themeTint="D8"/>
     </w:rPr>
   </w:style>
-  <w:style w:type="character" w:styleId="865" w:customStyle="1">
+  <w:style w:type="character" w:styleId="958" w:customStyle="1">
     <w:name w:val="Title Char"/>
-    <w:basedOn w:val="706"/>
-    <w:link w:val="866"/>
+    <w:basedOn w:val="799"/>
+    <w:link w:val="959"/>
     <w:uiPriority w:val="10"/>
     <w:pPr>
       <w:pBdr/>
@@ -52742,11 +53228,11 @@
       <w:szCs w:val="56"/>
     </w:rPr>
   </w:style>
-  <w:style w:type="paragraph" w:styleId="866">
+  <w:style w:type="paragraph" w:styleId="959">
     <w:name w:val="Title"/>
-    <w:basedOn w:val="696"/>
-    <w:next w:val="696"/>
-    <w:link w:val="865"/>
+    <w:basedOn w:val="789"/>
+    <w:next w:val="789"/>
+    <w:link w:val="958"/>
     <w:uiPriority w:val="10"/>
     <w:qFormat/>
     <w:pPr>
@@ -52762,10 +53248,10 @@
       <w:szCs w:val="56"/>
     </w:rPr>
   </w:style>
-  <w:style w:type="character" w:styleId="867" w:customStyle="1">
+  <w:style w:type="character" w:styleId="960" w:customStyle="1">
     <w:name w:val="Subtitle Char"/>
-    <w:basedOn w:val="706"/>
-    <w:link w:val="868"/>
+    <w:basedOn w:val="799"/>
+    <w:link w:val="961"/>
     <w:uiPriority w:val="11"/>
     <w:pPr>
       <w:pBdr/>
@@ -52780,11 +53266,11 @@
       <w:szCs w:val="28"/>
     </w:rPr>
   </w:style>
-  <w:style w:type="paragraph" w:styleId="868">
+  <w:style w:type="paragraph" w:styleId="961">
     <w:name w:val="Subtitle"/>
-    <w:basedOn w:val="696"/>
-    <w:next w:val="696"/>
-    <w:link w:val="867"/>
+    <w:basedOn w:val="789"/>
+    <w:next w:val="789"/>
+    <w:link w:val="960"/>
     <w:uiPriority w:val="11"/>
     <w:qFormat/>
     <w:pPr>
@@ -52803,9 +53289,9 @@
       <w:szCs w:val="28"/>
     </w:rPr>
   </w:style>
-  <w:style w:type="character" w:styleId="869">
+  <w:style w:type="character" w:styleId="962">
     <w:name w:val="Intense Emphasis"/>
-    <w:basedOn w:val="706"/>
+    <w:basedOn w:val="799"/>
     <w:uiPriority w:val="21"/>
     <w:qFormat/>
     <w:pPr>
@@ -52819,10 +53305,10 @@
       <w:color w:val="0f4761" w:themeColor="accent1" w:themeShade="BF"/>
     </w:rPr>
   </w:style>
-  <w:style w:type="character" w:styleId="870" w:customStyle="1">
+  <w:style w:type="character" w:styleId="963" w:customStyle="1">
     <w:name w:val="Quote Char"/>
-    <w:basedOn w:val="706"/>
-    <w:link w:val="871"/>
+    <w:basedOn w:val="799"/>
+    <w:link w:val="964"/>
     <w:uiPriority w:val="29"/>
     <w:pPr>
       <w:pBdr/>
@@ -52835,11 +53321,11 @@
       <w:color w:val="404040" w:themeColor="text1" w:themeTint="BF"/>
     </w:rPr>
   </w:style>
-  <w:style w:type="paragraph" w:styleId="871">
+  <w:style w:type="paragraph" w:styleId="964">
     <w:name w:val="Quote"/>
-    <w:basedOn w:val="696"/>
-    <w:next w:val="696"/>
-    <w:link w:val="870"/>
+    <w:basedOn w:val="789"/>
+    <w:next w:val="789"/>
+    <w:link w:val="963"/>
     <w:uiPriority w:val="29"/>
     <w:qFormat/>
     <w:pPr>
@@ -52854,10 +53340,10 @@
       <w:color w:val="404040" w:themeColor="text1" w:themeTint="BF"/>
     </w:rPr>
   </w:style>
-  <w:style w:type="character" w:styleId="872" w:customStyle="1">
+  <w:style w:type="character" w:styleId="965" w:customStyle="1">
     <w:name w:val="Intense Quote Char"/>
-    <w:basedOn w:val="706"/>
-    <w:link w:val="873"/>
+    <w:basedOn w:val="799"/>
+    <w:link w:val="966"/>
     <w:uiPriority w:val="30"/>
     <w:pPr>
       <w:pBdr/>
@@ -52870,11 +53356,11 @@
       <w:color w:val="0f4761" w:themeColor="accent1" w:themeShade="BF"/>
     </w:rPr>
   </w:style>
-  <w:style w:type="paragraph" w:styleId="873">
+  <w:style w:type="paragraph" w:styleId="966">
     <w:name w:val="Intense Quote"/>
-    <w:basedOn w:val="696"/>
-    <w:next w:val="696"/>
-    <w:link w:val="872"/>
+    <w:basedOn w:val="789"/>
+    <w:next w:val="789"/>
+    <w:link w:val="965"/>
     <w:uiPriority w:val="30"/>
     <w:qFormat/>
     <w:pPr>
@@ -52892,9 +53378,9 @@
       <w:color w:val="0f4761" w:themeColor="accent1" w:themeShade="BF"/>
     </w:rPr>
   </w:style>
-  <w:style w:type="character" w:styleId="874">
+  <w:style w:type="character" w:styleId="967">
     <w:name w:val="Intense Reference"/>
-    <w:basedOn w:val="706"/>
+    <w:basedOn w:val="799"/>
     <w:uiPriority w:val="32"/>
     <w:qFormat/>
     <w:pPr>
@@ -52910,9 +53396,9 @@
       <w:spacing w:val="5"/>
     </w:rPr>
   </w:style>
-  <w:style w:type="paragraph" w:styleId="875" w:customStyle="1">
+  <w:style w:type="paragraph" w:styleId="968" w:customStyle="1">
     <w:name w:val="רגיל"/>
-    <w:basedOn w:val="696"/>
+    <w:basedOn w:val="789"/>
     <w:uiPriority w:val="1"/>
     <w:pPr>
       <w:pBdr/>
@@ -52926,9 +53412,9 @@
       <w:lang w:eastAsia="en-US"/>
     </w:rPr>
   </w:style>
-  <w:style w:type="table" w:styleId="876">
+  <w:style w:type="table" w:styleId="969">
     <w:name w:val="Table Grid"/>
-    <w:basedOn w:val="707"/>
+    <w:basedOn w:val="800"/>
     <w:uiPriority w:val="59"/>
     <w:pPr>
       <w:pBdr/>

--- a/invoice/revoinvoiceproduct.docx
+++ b/invoice/revoinvoiceproduct.docx
@@ -3140,7 +3140,7 @@
           <w:bCs/>
           <w:color w:val="000000" w:themeColor="text1"/>
         </w:rPr>
-        <w:t xml:space="preserve">                                                                                                            </w:t>
+        <w:t xml:space="preserve"> </w:t>
       </w:r>
       <w:r>
         <w:rPr>
@@ -3148,195 +3148,6 @@
           <w:b/>
           <w:bCs/>
           <w:color w:val="000000" w:themeColor="text1"/>
-        </w:rPr>
-      </w:r>
-      <w:r>
-        <w:rPr>
-          <w:rFonts w:ascii="Calibri" w:hAnsi="Calibri" w:cs="Calibri"/>
-          <w:b/>
-          <w:bCs/>
-          <w:color w:val="000000" w:themeColor="text1"/>
-        </w:rPr>
-      </w:r>
-    </w:p>
-    <w:p>
-      <w:pPr>
-        <w:pBdr/>
-        <w:spacing/>
-        <w:ind/>
-        <w:rPr/>
-        <w:sectPr>
-          <w:footnotePr/>
-          <w:endnotePr/>
-          <w:type w:val="continuous"/>
-          <w:pgSz w:h="15840" w:orient="portrait" w:w="12240"/>
-          <w:pgMar w:top="432" w:right="432" w:bottom="432" w:left="432" w:header="709" w:footer="709" w:gutter="0"/>
-          <w:cols w:num="1" w:sep="0" w:space="720" w:equalWidth="1"/>
-        </w:sectPr>
-      </w:pPr>
-      <w:r/>
-      <w:r/>
-    </w:p>
-    <w:p>
-      <w:pPr>
-        <w:pBdr/>
-        <w:spacing w:after="0"/>
-        <w:ind/>
-        <w:jc w:val="center"/>
-        <w:rPr>
-          <w:b/>
-          <w:bCs/>
-        </w:rPr>
-      </w:pPr>
-      <w:r>
-        <w:rPr>
-          <w:rFonts w:ascii="Calibri" w:hAnsi="Calibri" w:eastAsia="Calibri" w:cs="Calibri"/>
-          <w:lang w:val="en-GB"/>
-        </w:rPr>
-        <w:t xml:space="preserve">                                                                               </w:t>
-      </w:r>
-      <w:r>
-        <w:rPr>
-          <w:rFonts w:ascii="Calibri" w:hAnsi="Calibri" w:eastAsia="Calibri" w:cs="Calibri"/>
-          <w:b/>
-          <w:bCs/>
-        </w:rPr>
-        <w:t xml:space="preserve">Sub Total:{#invoicedata}{subtotal}{/}</w:t>
-      </w:r>
-      <w:r>
-        <w:rPr>
-          <w:b/>
-          <w:bCs/>
-        </w:rPr>
-      </w:r>
-      <w:r>
-        <w:rPr>
-          <w:b/>
-          <w:bCs/>
-        </w:rPr>
-      </w:r>
-    </w:p>
-    <w:p>
-      <w:pPr>
-        <w:pBdr/>
-        <w:spacing w:after="0"/>
-        <w:ind/>
-        <w:jc w:val="center"/>
-        <w:rPr>
-          <w:b/>
-          <w:bCs/>
-        </w:rPr>
-      </w:pPr>
-      <w:r>
-        <w:rPr>
-          <w:rFonts w:ascii="Calibri" w:hAnsi="Calibri" w:eastAsia="Calibri" w:cs="Calibri"/>
-          <w:b/>
-          <w:bCs/>
-        </w:rPr>
-        <w:tab/>
-      </w:r>
-      <w:r>
-        <w:rPr>
-          <w:rFonts w:ascii="Calibri" w:hAnsi="Calibri" w:eastAsia="Calibri" w:cs="Calibri"/>
-          <w:b/>
-          <w:bCs/>
-          <w:lang w:val="en-GB"/>
-        </w:rPr>
-        <w:t xml:space="preserve">                                                            </w:t>
-      </w:r>
-      <w:r>
-        <w:rPr>
-          <w:rFonts w:ascii="Calibri" w:hAnsi="Calibri" w:eastAsia="Calibri" w:cs="Calibri"/>
-          <w:b/>
-          <w:bCs/>
-        </w:rPr>
-        <w:t xml:space="preserve">Tax:{#invoicedata}{taxamount}{/}</w:t>
-      </w:r>
-      <w:r>
-        <w:rPr>
-          <w:b/>
-          <w:bCs/>
-        </w:rPr>
-      </w:r>
-      <w:r>
-        <w:rPr>
-          <w:b/>
-          <w:bCs/>
-        </w:rPr>
-      </w:r>
-    </w:p>
-    <w:p>
-      <w:pPr>
-        <w:pBdr/>
-        <w:spacing w:after="0"/>
-        <w:ind/>
-        <w:jc w:val="center"/>
-        <w:rPr>
-          <w:rFonts w:ascii="Calibri" w:hAnsi="Calibri" w:cs="Calibri"/>
-          <w:b/>
-          <w:bCs/>
-          <w:sz w:val="22"/>
-          <w:szCs w:val="22"/>
-        </w:rPr>
-      </w:pPr>
-      <w:r>
-        <w:rPr>
-          <w:rFonts w:ascii="Calibri" w:hAnsi="Calibri" w:eastAsia="Calibri" w:cs="Calibri"/>
-          <w:b/>
-          <w:bCs/>
-        </w:rPr>
-        <w:tab/>
-      </w:r>
-      <w:r>
-        <w:rPr>
-          <w:rFonts w:ascii="Calibri" w:hAnsi="Calibri" w:eastAsia="Calibri" w:cs="Calibri"/>
-          <w:b/>
-          <w:bCs/>
-          <w:lang w:val="en-GB"/>
-        </w:rPr>
-        <w:t xml:space="preserve">                                                                             </w:t>
-      </w:r>
-      <w:r>
-        <w:rPr>
-          <w:rFonts w:ascii="Calibri" w:hAnsi="Calibri" w:eastAsia="Calibri" w:cs="Calibri"/>
-          <w:b/>
-          <w:bCs/>
-        </w:rPr>
-        <w:t xml:space="preserve">Total amount Paid:{#invoicedata}{total}</w:t>
-      </w:r>
-      <w:r>
-        <w:rPr>
-          <w:rFonts w:ascii="Calibri" w:hAnsi="Calibri" w:eastAsia="Calibri" w:cs="Calibri"/>
-          <w:b/>
-          <w:bCs/>
-          <w:lang w:val="en-GB"/>
-        </w:rPr>
-        <w:t xml:space="preserve"> </w:t>
-      </w:r>
-      <w:r>
-        <w:rPr>
-          <w:rFonts w:ascii="Calibri" w:hAnsi="Calibri" w:eastAsia="Calibri" w:cs="Calibri"/>
-          <w:b/>
-          <w:bCs/>
-        </w:rPr>
-        <w:t xml:space="preserve">{/}</w:t>
-      </w:r>
-      <w:r>
-        <w:rPr>
-          <w:rFonts w:ascii="Calibri" w:hAnsi="Calibri" w:cs="Calibri"/>
-          <w:b/>
-          <w:bCs/>
-          <w:sz w:val="22"/>
-          <w:szCs w:val="22"/>
-        </w:rPr>
-      </w:r>
-      <w:r>
-        <w:rPr>
-          <w:rFonts w:ascii="Calibri" w:hAnsi="Calibri" w:cs="Calibri"/>
-          <w:b/>
-          <w:bCs/>
-          <w:sz w:val="22"/>
-          <w:szCs w:val="22"/>
         </w:rPr>
       </w:r>
     </w:p>
@@ -3417,7 +3228,9 @@
         <w:pBdr/>
         <w:spacing w:after="0"/>
         <w:ind/>
-        <w:rPr/>
+        <w:rPr>
+          <w:highlight w:val="none"/>
+        </w:rPr>
       </w:pPr>
       <w:r>
         <mc:AlternateContent>
@@ -3489,6 +3302,167 @@
         </mc:AlternateContent>
       </w:r>
       <w:r/>
+    </w:p>
+    <w:p>
+      <w:pPr>
+        <w:pBdr/>
+        <w:spacing w:after="0"/>
+        <w:ind/>
+        <w:rPr>
+          <w:rFonts w:ascii="Calibri" w:hAnsi="Calibri" w:cs="Calibri"/>
+          <w:b/>
+          <w:bCs/>
+          <w:color w:val="000000" w:themeColor="text1"/>
+        </w:rPr>
+      </w:pPr>
+      <w:r>
+        <w:rPr>
+          <w:rFonts w:ascii="Calibri" w:hAnsi="Calibri" w:eastAsia="Calibri" w:cs="Calibri"/>
+          <w:b/>
+          <w:bCs/>
+          <w:color w:val="000000" w:themeColor="text1"/>
+        </w:rPr>
+      </w:r>
+      <w:r>
+        <w:rPr>
+          <w:rFonts w:ascii="Calibri" w:hAnsi="Calibri" w:eastAsia="Calibri" w:cs="Calibri"/>
+          <w:b/>
+          <w:bCs/>
+        </w:rPr>
+        <w:t xml:space="preserve">Sub Total:{#invoicedata}{subtotal}{/}</w:t>
+      </w:r>
+      <w:r/>
+      <w:r>
+        <w:rPr>
+          <w:rFonts w:ascii="Calibri" w:hAnsi="Calibri" w:cs="Calibri"/>
+          <w:b/>
+          <w:bCs/>
+          <w:color w:val="000000" w:themeColor="text1"/>
+        </w:rPr>
+      </w:r>
+    </w:p>
+    <w:p>
+      <w:pPr>
+        <w:pBdr/>
+        <w:spacing w:after="0"/>
+        <w:ind/>
+        <w:jc w:val="left"/>
+        <w:rPr>
+          <w:b/>
+          <w:bCs/>
+        </w:rPr>
+      </w:pPr>
+      <w:r>
+        <w:rPr>
+          <w:rFonts w:ascii="Calibri" w:hAnsi="Calibri" w:eastAsia="Calibri" w:cs="Calibri"/>
+          <w:b/>
+          <w:bCs/>
+        </w:rPr>
+      </w:r>
+      <w:r>
+        <w:rPr>
+          <w:rFonts w:ascii="Calibri" w:hAnsi="Calibri" w:eastAsia="Calibri" w:cs="Calibri"/>
+          <w:b/>
+          <w:bCs/>
+        </w:rPr>
+        <w:t xml:space="preserve">Tax:{#invoicedata}{taxamount}{/}</w:t>
+      </w:r>
+      <w:r>
+        <w:rPr>
+          <w:b/>
+          <w:bCs/>
+        </w:rPr>
+      </w:r>
+      <w:r>
+        <w:rPr>
+          <w:b/>
+          <w:bCs/>
+        </w:rPr>
+      </w:r>
+    </w:p>
+    <w:p>
+      <w:pPr>
+        <w:pBdr/>
+        <w:spacing w:after="0"/>
+        <w:ind/>
+        <w:jc w:val="left"/>
+        <w:rPr>
+          <w:rFonts w:ascii="Calibri" w:hAnsi="Calibri" w:cs="Calibri"/>
+          <w:b/>
+          <w:bCs/>
+          <w:sz w:val="22"/>
+          <w:szCs w:val="22"/>
+        </w:rPr>
+        <w:sectPr>
+          <w:footnotePr/>
+          <w:endnotePr/>
+          <w:type w:val="continuous"/>
+          <w:pgSz w:h="15840" w:orient="portrait" w:w="12240"/>
+          <w:pgMar w:top="432" w:right="432" w:bottom="432" w:left="432" w:header="709" w:footer="709" w:gutter="0"/>
+          <w:cols w:num="2" w:sep="0" w:space="709" w:equalWidth="1"/>
+        </w:sectPr>
+      </w:pPr>
+      <w:r>
+        <w:rPr>
+          <w:rFonts w:ascii="Calibri" w:hAnsi="Calibri" w:eastAsia="Calibri" w:cs="Calibri"/>
+          <w:b/>
+          <w:bCs/>
+        </w:rPr>
+        <w:t xml:space="preserve">Total amount Paid:{#invoicedata}{total}</w:t>
+      </w:r>
+      <w:r>
+        <w:rPr>
+          <w:rFonts w:ascii="Calibri" w:hAnsi="Calibri" w:eastAsia="Calibri" w:cs="Calibri"/>
+          <w:b/>
+          <w:bCs/>
+          <w:lang w:val="en-GB"/>
+        </w:rPr>
+        <w:t xml:space="preserve"> </w:t>
+      </w:r>
+      <w:r>
+        <w:rPr>
+          <w:rFonts w:ascii="Calibri" w:hAnsi="Calibri" w:eastAsia="Calibri" w:cs="Calibri"/>
+          <w:b/>
+          <w:bCs/>
+        </w:rPr>
+        <w:t xml:space="preserve">{/}</w:t>
+      </w:r>
+      <w:r>
+        <w:rPr>
+          <w:rFonts w:ascii="Calibri" w:hAnsi="Calibri" w:cs="Calibri"/>
+          <w:b/>
+          <w:bCs/>
+          <w:sz w:val="22"/>
+          <w:szCs w:val="22"/>
+        </w:rPr>
+      </w:r>
+      <w:r>
+        <w:rPr>
+          <w:rFonts w:ascii="Calibri" w:hAnsi="Calibri" w:cs="Calibri"/>
+          <w:b/>
+          <w:bCs/>
+          <w:sz w:val="22"/>
+          <w:szCs w:val="22"/>
+        </w:rPr>
+      </w:r>
+    </w:p>
+    <w:p>
+      <w:pPr>
+        <w:pBdr/>
+        <w:spacing w:after="0"/>
+        <w:ind/>
+        <w:rPr/>
+      </w:pPr>
+      <w:r>
+        <w:rPr>
+          <w:highlight w:val="none"/>
+        </w:rPr>
+      </w:r>
+      <w:r>
+        <w:rPr>
+          <w:highlight w:val="none"/>
+        </w:rPr>
+      </w:r>
     </w:p>
     <w:p>
       <w:pPr>

--- a/invoice/revoinvoiceproduct.docx
+++ b/invoice/revoinvoiceproduct.docx
@@ -4,7 +4,7 @@
   <w:body>
     <w:tbl>
       <w:tblPr>
-        <w:tblStyle w:val="876"/>
+        <w:tblStyle w:val="969"/>
         <w:tblW w:w="0" w:type="auto"/>
         <w:tblBorders/>
         <w:tblLook w:val="04A0" w:firstRow="1" w:lastRow="0" w:firstColumn="1" w:lastColumn="0" w:noHBand="0" w:noVBand="1"/>
@@ -46,7 +46,7 @@
                 <mc:Choice Requires="wpg">
                   <w:drawing>
                     <wp:anchor xmlns:wp="http://schemas.openxmlformats.org/drawingml/2006/wordprocessingDrawing" xmlns:wp14="http://schemas.microsoft.com/office/word/2010/wordprocessingDrawing" distT="0" distB="0" distL="114300" distR="114300" simplePos="0" relativeHeight="251658240" behindDoc="0" locked="0" layoutInCell="1" allowOverlap="1">
-                      <wp:simplePos x="27" y="64"/>
+                      <wp:simplePos x="0" y="0"/>
                       <wp:positionH relativeFrom="margin">
                         <wp:align>left</wp:align>
                       </wp:positionH>
@@ -140,6 +140,16 @@
                 <w:szCs w:val="32"/>
               </w:rPr>
             </w:r>
+            <w:r>
+              <w:rPr>
+                <w:rFonts w:ascii="Calibri" w:hAnsi="Calibri" w:eastAsia="Calibri" w:cs="Calibri"/>
+                <w:b/>
+                <w:bCs/>
+                <w:color w:val="000000" w:themeColor="text1"/>
+                <w:sz w:val="32"/>
+                <w:szCs w:val="32"/>
+              </w:rPr>
+            </w:r>
           </w:p>
         </w:tc>
       </w:tr>
@@ -179,17 +189,26 @@
           <w:szCs w:val="32"/>
         </w:rPr>
       </w:r>
+      <w:r>
+        <w:rPr>
+          <w:rFonts w:ascii="Calibri" w:hAnsi="Calibri" w:cs="Calibri"/>
+          <w:b/>
+          <w:bCs/>
+          <w:color w:val="000000" w:themeColor="text1"/>
+          <w:sz w:val="32"/>
+          <w:szCs w:val="32"/>
+        </w:rPr>
+      </w:r>
     </w:p>
     <w:p>
       <w:pPr>
-        <w:pStyle w:val="835"/>
+        <w:pStyle w:val="928"/>
         <w:pBdr/>
         <w:spacing/>
         <w:ind/>
         <w:rPr>
           <w:rFonts w:ascii="Calibri" w:hAnsi="Calibri" w:eastAsia="Calibri" w:cs="Calibri"/>
           <w:b/>
-          <w:bCs/>
           <w:color w:val="000000" w:themeColor="text1"/>
         </w:rPr>
       </w:pPr>
@@ -255,37 +274,8 @@
           <w:color w:val="000000" w:themeColor="text1"/>
         </w:rPr>
         <w:tab/>
+        <w:br/>
       </w:r>
-      <w:r>
-        <w:rPr>
-          <w:rFonts w:ascii="Calibri" w:hAnsi="Calibri" w:eastAsia="Calibri" w:cs="Calibri"/>
-          <w:b/>
-          <w:bCs/>
-          <w:color w:val="000000" w:themeColor="text1"/>
-        </w:rPr>
-        <w:t xml:space="preserve"> </w:t>
-      </w:r>
-      <w:r>
-        <w:rPr>
-          <w:rFonts w:ascii="Calibri" w:hAnsi="Calibri" w:eastAsia="Calibri" w:cs="Calibri"/>
-          <w:b/>
-          <w:color w:val="000000" w:themeColor="text1"/>
-        </w:rPr>
-      </w:r>
-    </w:p>
-    <w:p>
-      <w:pPr>
-        <w:pStyle w:val="835"/>
-        <w:pBdr/>
-        <w:spacing/>
-        <w:ind/>
-        <w:rPr>
-          <w:rFonts w:ascii="Calibri" w:hAnsi="Calibri" w:eastAsia="Calibri" w:cs="Calibri"/>
-          <w:b/>
-          <w:bCs/>
-          <w:color w:val="000000" w:themeColor="text1"/>
-        </w:rPr>
-      </w:pPr>
       <w:r>
         <w:rPr>
           <w:rFonts w:ascii="Calibri" w:hAnsi="Calibri" w:eastAsia="Calibri" w:cs="Calibri"/>
@@ -302,11 +292,17 @@
           <w:color w:val="000000" w:themeColor="text1"/>
         </w:rPr>
       </w:r>
-      <w:r/>
+      <w:r>
+        <w:rPr>
+          <w:rFonts w:ascii="Calibri" w:hAnsi="Calibri" w:eastAsia="Calibri" w:cs="Calibri"/>
+          <w:b/>
+          <w:color w:val="000000" w:themeColor="text1"/>
+        </w:rPr>
+      </w:r>
     </w:p>
     <w:p>
       <w:pPr>
-        <w:pStyle w:val="835"/>
+        <w:pStyle w:val="928"/>
         <w:pBdr/>
         <w:spacing/>
         <w:ind/>
@@ -334,6 +330,14 @@
           <w:color w:val="000000" w:themeColor="text1"/>
         </w:rPr>
       </w:r>
+      <w:r>
+        <w:rPr>
+          <w:rFonts w:ascii="Calibri" w:hAnsi="Calibri" w:cs="Calibri"/>
+          <w:b/>
+          <w:bCs/>
+          <w:color w:val="000000" w:themeColor="text1"/>
+        </w:rPr>
+      </w:r>
     </w:p>
     <w:p>
       <w:pPr>
@@ -353,6 +357,12 @@
           <w:color w:val="000000" w:themeColor="text1"/>
         </w:rPr>
         <w:t xml:space="preserve">                                                                                                                                                                       </w:t>
+      </w:r>
+      <w:r>
+        <w:rPr>
+          <w:rFonts w:ascii="Calibri" w:hAnsi="Calibri" w:cs="Calibri"/>
+          <w:color w:val="000000" w:themeColor="text1"/>
+        </w:rPr>
       </w:r>
       <w:r>
         <w:rPr>
@@ -403,10 +413,18 @@
           <w:szCs w:val="22"/>
         </w:rPr>
       </w:r>
+      <w:r>
+        <w:rPr>
+          <w:rFonts w:ascii="Calibri" w:hAnsi="Calibri" w:cs="Calibri"/>
+          <w:color w:val="000000" w:themeColor="text1"/>
+          <w:sz w:val="22"/>
+          <w:szCs w:val="22"/>
+        </w:rPr>
+      </w:r>
     </w:p>
     <w:p>
       <w:pPr>
-        <w:pStyle w:val="875"/>
+        <w:pStyle w:val="968"/>
         <w:pBdr/>
         <w:spacing w:after="0"/>
         <w:ind/>
@@ -431,10 +449,17 @@
           <w:szCs w:val="22"/>
         </w:rPr>
       </w:r>
+      <w:r>
+        <w:rPr>
+          <w:rFonts w:ascii="Calibri" w:hAnsi="Calibri" w:cs="Calibri"/>
+          <w:sz w:val="22"/>
+          <w:szCs w:val="22"/>
+        </w:rPr>
+      </w:r>
     </w:p>
     <w:p>
       <w:pPr>
-        <w:pStyle w:val="875"/>
+        <w:pStyle w:val="968"/>
         <w:pBdr/>
         <w:spacing w:after="0"/>
         <w:ind/>
@@ -501,10 +526,17 @@
           <w:szCs w:val="22"/>
         </w:rPr>
       </w:r>
+      <w:r>
+        <w:rPr>
+          <w:rFonts w:ascii="Calibri" w:hAnsi="Calibri" w:cs="Calibri"/>
+          <w:sz w:val="22"/>
+          <w:szCs w:val="22"/>
+        </w:rPr>
+      </w:r>
     </w:p>
     <w:p>
       <w:pPr>
-        <w:pStyle w:val="875"/>
+        <w:pStyle w:val="968"/>
         <w:pBdr/>
         <w:spacing w:after="0"/>
         <w:ind/>
@@ -539,10 +571,17 @@
           <w:szCs w:val="22"/>
         </w:rPr>
       </w:r>
+      <w:r>
+        <w:rPr>
+          <w:rFonts w:ascii="Calibri" w:hAnsi="Calibri" w:eastAsia="Calibri" w:cs="Calibri"/>
+          <w:sz w:val="22"/>
+          <w:szCs w:val="22"/>
+        </w:rPr>
+      </w:r>
     </w:p>
     <w:p>
       <w:pPr>
-        <w:pStyle w:val="875"/>
+        <w:pStyle w:val="968"/>
         <w:pBdr/>
         <w:spacing w:after="0"/>
         <w:ind/>
@@ -577,10 +616,17 @@
           <w:szCs w:val="22"/>
         </w:rPr>
       </w:r>
+      <w:r>
+        <w:rPr>
+          <w:rFonts w:ascii="Calibri" w:hAnsi="Calibri" w:eastAsia="Calibri" w:cs="Calibri"/>
+          <w:sz w:val="22"/>
+          <w:szCs w:val="22"/>
+        </w:rPr>
+      </w:r>
     </w:p>
     <w:p>
       <w:pPr>
-        <w:pStyle w:val="875"/>
+        <w:pStyle w:val="968"/>
         <w:pBdr/>
         <w:spacing w:after="0"/>
         <w:ind/>
@@ -607,6 +653,13 @@
           <w:szCs w:val="22"/>
         </w:rPr>
         <w:t xml:space="preserve">{ifsc}</w:t>
+      </w:r>
+      <w:r>
+        <w:rPr>
+          <w:rFonts w:ascii="Calibri" w:hAnsi="Calibri" w:eastAsia="Calibri" w:cs="Calibri"/>
+          <w:sz w:val="22"/>
+          <w:szCs w:val="22"/>
+        </w:rPr>
       </w:r>
       <w:r>
         <w:rPr>
@@ -656,19 +709,35 @@
           <w:szCs w:val="22"/>
         </w:rPr>
       </w:r>
-    </w:p>
-    <w:p>
-      <w:pPr>
-        <w:pBdr/>
-        <w:spacing w:after="0" w:line="264" w:lineRule="auto"/>
-        <w:ind/>
+      <w:r>
         <w:rPr>
           <w:rFonts w:ascii="Calibri" w:hAnsi="Calibri" w:cs="Calibri"/>
           <w:color w:val="000000" w:themeColor="text1"/>
           <w:sz w:val="22"/>
           <w:szCs w:val="22"/>
         </w:rPr>
-      </w:pPr>
+      </w:r>
+    </w:p>
+    <w:p>
+      <w:pPr>
+        <w:pBdr/>
+        <w:spacing w:after="0" w:line="264" w:lineRule="auto"/>
+        <w:ind/>
+        <w:rPr>
+          <w:rFonts w:ascii="Calibri" w:hAnsi="Calibri" w:cs="Calibri"/>
+          <w:color w:val="000000" w:themeColor="text1"/>
+          <w:sz w:val="22"/>
+          <w:szCs w:val="22"/>
+        </w:rPr>
+      </w:pPr>
+      <w:r>
+        <w:rPr>
+          <w:rFonts w:ascii="Calibri" w:hAnsi="Calibri" w:cs="Calibri"/>
+          <w:color w:val="000000" w:themeColor="text1"/>
+          <w:sz w:val="22"/>
+          <w:szCs w:val="22"/>
+        </w:rPr>
+      </w:r>
       <w:r>
         <w:rPr>
           <w:rFonts w:ascii="Calibri" w:hAnsi="Calibri" w:cs="Calibri"/>
@@ -713,10 +782,15 @@
           <w:rFonts w:ascii="Calibri" w:hAnsi="Calibri" w:cs="Calibri"/>
         </w:rPr>
       </w:r>
+      <w:r>
+        <w:rPr>
+          <w:rFonts w:ascii="Calibri" w:hAnsi="Calibri" w:cs="Calibri"/>
+        </w:rPr>
+      </w:r>
     </w:p>
     <w:p>
       <w:pPr>
-        <w:pStyle w:val="875"/>
+        <w:pStyle w:val="968"/>
         <w:pBdr/>
         <w:spacing w:after="0"/>
         <w:ind/>
@@ -747,10 +821,19 @@
           <w:szCs w:val="28"/>
         </w:rPr>
       </w:r>
+      <w:r>
+        <w:rPr>
+          <w:rFonts w:ascii="Calibri" w:hAnsi="Calibri" w:cs="Calibri"/>
+          <w:b/>
+          <w:bCs/>
+          <w:sz w:val="28"/>
+          <w:szCs w:val="28"/>
+        </w:rPr>
+      </w:r>
     </w:p>
     <w:p>
       <w:pPr>
-        <w:pStyle w:val="875"/>
+        <w:pStyle w:val="968"/>
         <w:pBdr/>
         <w:spacing w:after="0"/>
         <w:ind/>
@@ -775,10 +858,17 @@
           <w:szCs w:val="22"/>
         </w:rPr>
       </w:r>
+      <w:r>
+        <w:rPr>
+          <w:rFonts w:ascii="Calibri" w:hAnsi="Calibri" w:cs="Calibri"/>
+          <w:sz w:val="22"/>
+          <w:szCs w:val="22"/>
+        </w:rPr>
+      </w:r>
     </w:p>
     <w:p>
       <w:pPr>
-        <w:pStyle w:val="875"/>
+        <w:pStyle w:val="968"/>
         <w:pBdr/>
         <w:spacing w:after="0"/>
         <w:ind/>
@@ -803,10 +893,17 @@
           <w:szCs w:val="22"/>
         </w:rPr>
       </w:r>
+      <w:r>
+        <w:rPr>
+          <w:rFonts w:ascii="Calibri" w:hAnsi="Calibri" w:cs="Calibri"/>
+          <w:sz w:val="22"/>
+          <w:szCs w:val="22"/>
+        </w:rPr>
+      </w:r>
     </w:p>
     <w:p>
       <w:pPr>
-        <w:pStyle w:val="875"/>
+        <w:pStyle w:val="968"/>
         <w:pBdr/>
         <w:spacing w:after="0"/>
         <w:ind/>
@@ -873,10 +970,17 @@
           <w:szCs w:val="22"/>
         </w:rPr>
       </w:r>
+      <w:r>
+        <w:rPr>
+          <w:rFonts w:ascii="Calibri" w:hAnsi="Calibri" w:cs="Calibri"/>
+          <w:sz w:val="22"/>
+          <w:szCs w:val="22"/>
+        </w:rPr>
+      </w:r>
     </w:p>
     <w:p>
       <w:pPr>
-        <w:pStyle w:val="875"/>
+        <w:pStyle w:val="968"/>
         <w:pBdr/>
         <w:spacing w:after="0"/>
         <w:ind/>
@@ -911,10 +1015,17 @@
           <w:szCs w:val="22"/>
         </w:rPr>
       </w:r>
+      <w:r>
+        <w:rPr>
+          <w:rFonts w:ascii="Calibri" w:hAnsi="Calibri" w:cs="Calibri"/>
+          <w:sz w:val="22"/>
+          <w:szCs w:val="22"/>
+        </w:rPr>
+      </w:r>
     </w:p>
     <w:p>
       <w:pPr>
-        <w:pStyle w:val="875"/>
+        <w:pStyle w:val="968"/>
         <w:pBdr/>
         <w:spacing w:after="0"/>
         <w:ind/>
@@ -946,10 +1057,19 @@
           <w:szCs w:val="28"/>
         </w:rPr>
       </w:r>
+      <w:r>
+        <w:rPr>
+          <w:rFonts w:ascii="Calibri" w:hAnsi="Calibri" w:cs="Calibri"/>
+          <w:b/>
+          <w:bCs/>
+          <w:sz w:val="28"/>
+          <w:szCs w:val="28"/>
+        </w:rPr>
+      </w:r>
     </w:p>
     <w:p>
       <w:pPr>
-        <w:pStyle w:val="875"/>
+        <w:pStyle w:val="968"/>
         <w:pBdr/>
         <w:spacing w:after="0"/>
         <w:ind/>
@@ -971,10 +1091,15 @@
           <w:rFonts w:ascii="Calibri" w:hAnsi="Calibri" w:cs="Calibri"/>
         </w:rPr>
       </w:r>
+      <w:r>
+        <w:rPr>
+          <w:rFonts w:ascii="Calibri" w:hAnsi="Calibri" w:cs="Calibri"/>
+        </w:rPr>
+      </w:r>
     </w:p>
     <w:p>
       <w:pPr>
-        <w:pStyle w:val="875"/>
+        <w:pStyle w:val="968"/>
         <w:pBdr/>
         <w:spacing w:after="0"/>
         <w:ind/>
@@ -996,10 +1121,15 @@
           <w:rFonts w:ascii="Calibri" w:hAnsi="Calibri" w:cs="Calibri"/>
         </w:rPr>
       </w:r>
+      <w:r>
+        <w:rPr>
+          <w:rFonts w:ascii="Calibri" w:hAnsi="Calibri" w:cs="Calibri"/>
+        </w:rPr>
+      </w:r>
     </w:p>
     <w:p>
       <w:pPr>
-        <w:pStyle w:val="875"/>
+        <w:pStyle w:val="968"/>
         <w:pBdr/>
         <w:spacing w:after="0"/>
         <w:ind/>
@@ -1067,10 +1197,17 @@
           <w:szCs w:val="22"/>
         </w:rPr>
       </w:r>
+      <w:r>
+        <w:rPr>
+          <w:rFonts w:ascii="Calibri" w:hAnsi="Calibri" w:cs="Calibri"/>
+          <w:sz w:val="22"/>
+          <w:szCs w:val="22"/>
+        </w:rPr>
+      </w:r>
     </w:p>
     <w:p>
       <w:pPr>
-        <w:pStyle w:val="875"/>
+        <w:pStyle w:val="968"/>
         <w:pBdr/>
         <w:spacing w:after="0"/>
         <w:ind/>
@@ -1135,10 +1272,17 @@
           <w:szCs w:val="22"/>
         </w:rPr>
       </w:r>
+      <w:r>
+        <w:rPr>
+          <w:rFonts w:ascii="Calibri" w:hAnsi="Calibri" w:cs="Calibri"/>
+          <w:sz w:val="22"/>
+          <w:szCs w:val="22"/>
+        </w:rPr>
+      </w:r>
     </w:p>
     <w:p>
       <w:pPr>
-        <w:pStyle w:val="875"/>
+        <w:pStyle w:val="968"/>
         <w:pBdr/>
         <w:spacing w:after="0"/>
         <w:ind/>
@@ -1157,6 +1301,13 @@
           <w:cols w:num="2" w:sep="0" w:space="709" w:equalWidth="1"/>
         </w:sectPr>
       </w:pPr>
+      <w:r>
+        <w:rPr>
+          <w:rFonts w:ascii="Calibri" w:hAnsi="Calibri" w:eastAsia="Calibri" w:cs="Calibri"/>
+          <w:sz w:val="22"/>
+          <w:szCs w:val="22"/>
+        </w:rPr>
+      </w:r>
       <w:r>
         <w:rPr>
           <w:rFonts w:ascii="Calibri" w:hAnsi="Calibri" w:eastAsia="Calibri" w:cs="Calibri"/>
@@ -1174,7 +1325,7 @@
     </w:p>
     <w:p>
       <w:pPr>
-        <w:pStyle w:val="875"/>
+        <w:pStyle w:val="968"/>
         <w:pBdr/>
         <w:spacing w:after="0"/>
         <w:ind/>
@@ -1184,6 +1335,13 @@
           <w:szCs w:val="22"/>
         </w:rPr>
       </w:pPr>
+      <w:r>
+        <w:rPr>
+          <w:rFonts w:ascii="Calibri" w:hAnsi="Calibri" w:cs="Calibri"/>
+          <w:sz w:val="22"/>
+          <w:szCs w:val="22"/>
+        </w:rPr>
+      </w:r>
       <w:r>
         <w:rPr>
           <w:rFonts w:ascii="Calibri" w:hAnsi="Calibri" w:cs="Calibri"/>
@@ -1201,7 +1359,7 @@
     </w:p>
     <w:p>
       <w:pPr>
-        <w:pStyle w:val="875"/>
+        <w:pStyle w:val="968"/>
         <w:pBdr/>
         <w:spacing w:after="0"/>
         <w:ind/>
@@ -1211,6 +1369,13 @@
           <w:szCs w:val="22"/>
         </w:rPr>
       </w:pPr>
+      <w:r>
+        <w:rPr>
+          <w:rFonts w:ascii="Calibri" w:hAnsi="Calibri" w:cs="Calibri"/>
+          <w:sz w:val="22"/>
+          <w:szCs w:val="22"/>
+        </w:rPr>
+      </w:r>
       <w:r>
         <w:rPr>
           <w:rFonts w:ascii="Calibri" w:hAnsi="Calibri" w:cs="Calibri"/>
@@ -1228,7 +1393,7 @@
     </w:p>
     <w:p>
       <w:pPr>
-        <w:pStyle w:val="875"/>
+        <w:pStyle w:val="968"/>
         <w:pBdr/>
         <w:spacing w:after="0" w:line="276" w:lineRule="auto"/>
         <w:ind/>
@@ -1258,10 +1423,18 @@
           <w:szCs w:val="28"/>
         </w:rPr>
       </w:r>
+      <w:r>
+        <w:rPr>
+          <w:rFonts w:ascii="Calibri" w:hAnsi="Calibri" w:eastAsia="Calibri" w:cs="Calibri"/>
+          <w:b/>
+          <w:sz w:val="28"/>
+          <w:szCs w:val="28"/>
+        </w:rPr>
+      </w:r>
     </w:p>
     <w:p>
       <w:pPr>
-        <w:pStyle w:val="875"/>
+        <w:pStyle w:val="968"/>
         <w:pBdr/>
         <w:spacing w:after="0" w:line="276" w:lineRule="auto"/>
         <w:ind/>
@@ -1301,10 +1474,18 @@
           <w:szCs w:val="28"/>
         </w:rPr>
       </w:r>
+      <w:r>
+        <w:rPr>
+          <w:rFonts w:ascii="Calibri" w:hAnsi="Calibri" w:cs="Calibri"/>
+          <w:b/>
+          <w:sz w:val="28"/>
+          <w:szCs w:val="28"/>
+        </w:rPr>
+      </w:r>
     </w:p>
     <w:tbl>
       <w:tblPr>
-        <w:tblStyle w:val="876"/>
+        <w:tblStyle w:val="969"/>
         <w:tblW w:w="0" w:type="auto"/>
         <w:tblBorders>
           <w:top w:val="single" w:color="000000" w:sz="6" w:space="0"/>
@@ -1316,19 +1497,19 @@
         <w:tblLook w:val="06A0" w:firstRow="1" w:lastRow="0" w:firstColumn="1" w:lastColumn="0" w:noHBand="1" w:noVBand="1"/>
       </w:tblPr>
       <w:tblGrid>
-        <w:gridCol w:w="578"/>
-        <w:gridCol w:w="1738"/>
-        <w:gridCol w:w="1062"/>
-        <w:gridCol w:w="700"/>
-        <w:gridCol w:w="1485"/>
-        <w:gridCol w:w="955"/>
+        <w:gridCol w:w="574"/>
+        <w:gridCol w:w="1725"/>
+        <w:gridCol w:w="1054"/>
+        <w:gridCol w:w="694"/>
         <w:gridCol w:w="1473"/>
-        <w:gridCol w:w="1544"/>
-        <w:gridCol w:w="1890"/>
+        <w:gridCol w:w="947"/>
+        <w:gridCol w:w="1462"/>
+        <w:gridCol w:w="1532"/>
+        <w:gridCol w:w="1875"/>
       </w:tblGrid>
       <w:tr>
         <w:trPr>
-          <w:trHeight w:val="830"/>
+          <w:trHeight w:val="743"/>
         </w:trPr>
         <w:tc>
           <w:tcPr>
@@ -1337,14 +1518,14 @@
               <w:left w:w="105" w:type="dxa"/>
               <w:right w:w="105" w:type="dxa"/>
             </w:tcMar>
-            <w:tcW w:w="578" w:type="dxa"/>
+            <w:tcW w:w="574" w:type="dxa"/>
             <w:vAlign w:val="center"/>
             <w:textDirection w:val="lrTb"/>
             <w:noWrap w:val="false"/>
           </w:tcPr>
           <w:p>
             <w:pPr>
-              <w:pStyle w:val="835"/>
+              <w:pStyle w:val="928"/>
               <w:pBdr/>
               <w:shd w:val="clear" w:color="ffffff" w:themeColor="background1" w:fill="ffffff" w:themeFill="background1"/>
               <w:spacing/>
@@ -1376,6 +1557,14 @@
                 <w:szCs w:val="22"/>
               </w:rPr>
             </w:r>
+            <w:r>
+              <w:rPr>
+                <w:rFonts w:ascii="Calibri" w:hAnsi="Calibri" w:cs="Calibri"/>
+                <w:color w:val="000000" w:themeColor="text1"/>
+                <w:sz w:val="22"/>
+                <w:szCs w:val="22"/>
+              </w:rPr>
+            </w:r>
           </w:p>
         </w:tc>
         <w:tc>
@@ -1385,14 +1574,14 @@
               <w:left w:w="105" w:type="dxa"/>
               <w:right w:w="105" w:type="dxa"/>
             </w:tcMar>
-            <w:tcW w:w="1738" w:type="dxa"/>
+            <w:tcW w:w="1725" w:type="dxa"/>
             <w:vAlign w:val="center"/>
             <w:textDirection w:val="lrTb"/>
             <w:noWrap w:val="false"/>
           </w:tcPr>
           <w:p>
             <w:pPr>
-              <w:pStyle w:val="835"/>
+              <w:pStyle w:val="928"/>
               <w:pBdr/>
               <w:shd w:val="clear" w:color="ffffff" w:themeColor="background1" w:fill="ffffff" w:themeFill="background1"/>
               <w:spacing/>
@@ -1424,6 +1613,14 @@
                 <w:szCs w:val="22"/>
               </w:rPr>
             </w:r>
+            <w:r>
+              <w:rPr>
+                <w:rFonts w:ascii="Calibri" w:hAnsi="Calibri" w:cs="Calibri"/>
+                <w:color w:val="000000" w:themeColor="text1"/>
+                <w:sz w:val="22"/>
+                <w:szCs w:val="22"/>
+              </w:rPr>
+            </w:r>
           </w:p>
         </w:tc>
         <w:tc>
@@ -1433,14 +1630,14 @@
               <w:left w:w="105" w:type="dxa"/>
               <w:right w:w="105" w:type="dxa"/>
             </w:tcMar>
-            <w:tcW w:w="1062" w:type="dxa"/>
+            <w:tcW w:w="1054" w:type="dxa"/>
             <w:vAlign w:val="center"/>
             <w:textDirection w:val="lrTb"/>
             <w:noWrap w:val="false"/>
           </w:tcPr>
           <w:p>
             <w:pPr>
-              <w:pStyle w:val="835"/>
+              <w:pStyle w:val="928"/>
               <w:pBdr/>
               <w:shd w:val="clear" w:color="auto" w:fill="ffffff" w:themeFill="background1"/>
               <w:spacing/>
@@ -1498,6 +1695,16 @@
                 <w:szCs w:val="22"/>
               </w:rPr>
             </w:r>
+            <w:r>
+              <w:rPr>
+                <w:rFonts w:ascii="Calibri" w:hAnsi="Calibri" w:eastAsia="Calibri" w:cs="Calibri"/>
+                <w:b/>
+                <w:bCs/>
+                <w:color w:val="000000" w:themeColor="text1"/>
+                <w:sz w:val="22"/>
+                <w:szCs w:val="22"/>
+              </w:rPr>
+            </w:r>
           </w:p>
         </w:tc>
         <w:tc>
@@ -1507,14 +1714,14 @@
               <w:left w:w="105" w:type="dxa"/>
               <w:right w:w="105" w:type="dxa"/>
             </w:tcMar>
-            <w:tcW w:w="700" w:type="dxa"/>
+            <w:tcW w:w="694" w:type="dxa"/>
             <w:vAlign w:val="center"/>
             <w:textDirection w:val="lrTb"/>
             <w:noWrap w:val="false"/>
           </w:tcPr>
           <w:p>
             <w:pPr>
-              <w:pStyle w:val="835"/>
+              <w:pStyle w:val="928"/>
               <w:pBdr/>
               <w:shd w:val="clear" w:color="ffffff" w:themeColor="background1" w:fill="ffffff" w:themeFill="background1"/>
               <w:spacing/>
@@ -1546,6 +1753,14 @@
                 <w:szCs w:val="22"/>
               </w:rPr>
             </w:r>
+            <w:r>
+              <w:rPr>
+                <w:rFonts w:ascii="Calibri" w:hAnsi="Calibri" w:cs="Calibri"/>
+                <w:color w:val="000000" w:themeColor="text1"/>
+                <w:sz w:val="22"/>
+                <w:szCs w:val="22"/>
+              </w:rPr>
+            </w:r>
           </w:p>
         </w:tc>
         <w:tc>
@@ -1557,14 +1772,14 @@
               <w:right w:w="105" w:type="dxa"/>
               <w:bottom w:w="0" w:type="dxa"/>
             </w:tcMar>
-            <w:tcW w:w="1485" w:type="dxa"/>
+            <w:tcW w:w="1473" w:type="dxa"/>
             <w:vAlign w:val="center"/>
             <w:textDirection w:val="lrTb"/>
             <w:noWrap w:val="false"/>
           </w:tcPr>
           <w:p>
             <w:pPr>
-              <w:pStyle w:val="835"/>
+              <w:pStyle w:val="928"/>
               <w:pBdr/>
               <w:spacing/>
               <w:ind/>
@@ -1599,6 +1814,16 @@
                 <w:szCs w:val="22"/>
               </w:rPr>
             </w:r>
+            <w:r>
+              <w:rPr>
+                <w:rFonts w:ascii="Calibri" w:hAnsi="Calibri" w:eastAsia="Calibri" w:cs="Calibri"/>
+                <w:b/>
+                <w:bCs/>
+                <w:color w:val="000000" w:themeColor="text1"/>
+                <w:sz w:val="22"/>
+                <w:szCs w:val="22"/>
+              </w:rPr>
+            </w:r>
           </w:p>
         </w:tc>
         <w:tc>
@@ -1610,14 +1835,14 @@
               <w:right w:w="105" w:type="dxa"/>
               <w:bottom w:w="0" w:type="dxa"/>
             </w:tcMar>
-            <w:tcW w:w="955" w:type="dxa"/>
+            <w:tcW w:w="947" w:type="dxa"/>
             <w:vAlign w:val="center"/>
             <w:textDirection w:val="lrTb"/>
             <w:noWrap w:val="false"/>
           </w:tcPr>
           <w:p>
             <w:pPr>
-              <w:pStyle w:val="835"/>
+              <w:pStyle w:val="928"/>
               <w:pBdr/>
               <w:shd w:val="clear" w:color="ffffff" w:themeColor="background1" w:fill="ffffff" w:themeFill="background1"/>
               <w:spacing/>
@@ -1651,6 +1876,15 @@
                 <w:szCs w:val="22"/>
               </w:rPr>
             </w:r>
+            <w:r>
+              <w:rPr>
+                <w:rFonts w:ascii="Calibri" w:hAnsi="Calibri" w:eastAsia="Calibri" w:cs="Calibri"/>
+                <w:b/>
+                <w:color w:val="000000" w:themeColor="text1"/>
+                <w:sz w:val="22"/>
+                <w:szCs w:val="22"/>
+              </w:rPr>
+            </w:r>
           </w:p>
         </w:tc>
         <w:tc>
@@ -1662,14 +1896,14 @@
               <w:right w:w="105" w:type="dxa"/>
               <w:bottom w:w="0" w:type="dxa"/>
             </w:tcMar>
-            <w:tcW w:w="1473" w:type="dxa"/>
+            <w:tcW w:w="1462" w:type="dxa"/>
             <w:vAlign w:val="center"/>
             <w:textDirection w:val="lrTb"/>
             <w:noWrap w:val="false"/>
           </w:tcPr>
           <w:p>
             <w:pPr>
-              <w:pStyle w:val="835"/>
+              <w:pStyle w:val="928"/>
               <w:pBdr/>
               <w:shd w:val="clear" w:color="ffffff" w:themeColor="background1" w:fill="ffffff" w:themeFill="background1"/>
               <w:spacing/>
@@ -1703,6 +1937,15 @@
                 <w:szCs w:val="22"/>
               </w:rPr>
             </w:r>
+            <w:r>
+              <w:rPr>
+                <w:rFonts w:ascii="Calibri" w:hAnsi="Calibri" w:eastAsia="Calibri" w:cs="Calibri"/>
+                <w:b/>
+                <w:color w:val="000000" w:themeColor="text1"/>
+                <w:sz w:val="22"/>
+                <w:szCs w:val="22"/>
+              </w:rPr>
+            </w:r>
           </w:p>
         </w:tc>
         <w:tc>
@@ -1714,14 +1957,14 @@
               <w:right w:w="105" w:type="dxa"/>
               <w:bottom w:w="0" w:type="dxa"/>
             </w:tcMar>
-            <w:tcW w:w="1544" w:type="dxa"/>
+            <w:tcW w:w="1532" w:type="dxa"/>
             <w:vAlign w:val="center"/>
             <w:textDirection w:val="lrTb"/>
             <w:noWrap w:val="false"/>
           </w:tcPr>
           <w:p>
             <w:pPr>
-              <w:pStyle w:val="835"/>
+              <w:pStyle w:val="928"/>
               <w:pBdr/>
               <w:spacing/>
               <w:ind/>
@@ -1754,6 +1997,15 @@
                 <w:szCs w:val="22"/>
               </w:rPr>
             </w:r>
+            <w:r>
+              <w:rPr>
+                <w:rFonts w:ascii="Calibri" w:hAnsi="Calibri" w:eastAsia="Calibri" w:cs="Calibri"/>
+                <w:b/>
+                <w:color w:val="000000" w:themeColor="text1"/>
+                <w:sz w:val="22"/>
+                <w:szCs w:val="22"/>
+              </w:rPr>
+            </w:r>
           </w:p>
         </w:tc>
         <w:tc>
@@ -1763,14 +2015,14 @@
               <w:left w:w="105" w:type="dxa"/>
               <w:right w:w="105" w:type="dxa"/>
             </w:tcMar>
-            <w:tcW w:w="1890" w:type="dxa"/>
+            <w:tcW w:w="1875" w:type="dxa"/>
             <w:vAlign w:val="center"/>
             <w:textDirection w:val="lrTb"/>
             <w:noWrap w:val="false"/>
           </w:tcPr>
           <w:p>
             <w:pPr>
-              <w:pStyle w:val="835"/>
+              <w:pStyle w:val="928"/>
               <w:pBdr/>
               <w:shd w:val="clear" w:color="ffffff" w:themeColor="background1" w:fill="ffffff" w:themeFill="background1"/>
               <w:spacing/>
@@ -1802,12 +2054,20 @@
                 <w:szCs w:val="22"/>
               </w:rPr>
             </w:r>
+            <w:r>
+              <w:rPr>
+                <w:rFonts w:ascii="Calibri" w:hAnsi="Calibri" w:cs="Calibri"/>
+                <w:color w:val="000000" w:themeColor="text1"/>
+                <w:sz w:val="22"/>
+                <w:szCs w:val="22"/>
+              </w:rPr>
+            </w:r>
           </w:p>
         </w:tc>
       </w:tr>
       <w:tr>
         <w:trPr>
-          <w:trHeight w:val="2976"/>
+          <w:trHeight w:val="2666"/>
         </w:trPr>
         <w:tc>
           <w:tcPr>
@@ -1816,14 +2076,14 @@
               <w:left w:w="105" w:type="dxa"/>
               <w:right w:w="105" w:type="dxa"/>
             </w:tcMar>
-            <w:tcW w:w="578" w:type="dxa"/>
+            <w:tcW w:w="574" w:type="dxa"/>
             <w:vAlign w:val="center"/>
             <w:textDirection w:val="lrTb"/>
             <w:noWrap w:val="false"/>
           </w:tcPr>
           <w:p>
             <w:pPr>
-              <w:pStyle w:val="835"/>
+              <w:pStyle w:val="928"/>
               <w:pBdr/>
               <w:spacing/>
               <w:ind/>
@@ -1852,6 +2112,14 @@
                 <w:szCs w:val="22"/>
               </w:rPr>
             </w:r>
+            <w:r>
+              <w:rPr>
+                <w:rFonts w:ascii="Calibri" w:hAnsi="Calibri" w:cs="Calibri"/>
+                <w:color w:val="000000" w:themeColor="text1"/>
+                <w:sz w:val="22"/>
+                <w:szCs w:val="22"/>
+              </w:rPr>
+            </w:r>
           </w:p>
         </w:tc>
         <w:tc>
@@ -1861,14 +2129,14 @@
               <w:left w:w="105" w:type="dxa"/>
               <w:right w:w="105" w:type="dxa"/>
             </w:tcMar>
-            <w:tcW w:w="1738" w:type="dxa"/>
+            <w:tcW w:w="1725" w:type="dxa"/>
             <w:vAlign w:val="center"/>
             <w:textDirection w:val="lrTb"/>
             <w:noWrap w:val="false"/>
           </w:tcPr>
           <w:p>
             <w:pPr>
-              <w:pStyle w:val="835"/>
+              <w:pStyle w:val="928"/>
               <w:pBdr/>
               <w:spacing/>
               <w:ind/>
@@ -1897,6 +2165,14 @@
                 <w:szCs w:val="22"/>
               </w:rPr>
             </w:r>
+            <w:r>
+              <w:rPr>
+                <w:rFonts w:ascii="Calibri" w:hAnsi="Calibri" w:cs="Calibri"/>
+                <w:color w:val="000000" w:themeColor="text1"/>
+                <w:sz w:val="22"/>
+                <w:szCs w:val="22"/>
+              </w:rPr>
+            </w:r>
           </w:p>
         </w:tc>
         <w:tc>
@@ -1906,14 +2182,14 @@
               <w:left w:w="105" w:type="dxa"/>
               <w:right w:w="105" w:type="dxa"/>
             </w:tcMar>
-            <w:tcW w:w="1062" w:type="dxa"/>
+            <w:tcW w:w="1054" w:type="dxa"/>
             <w:vAlign w:val="center"/>
             <w:textDirection w:val="lrTb"/>
             <w:noWrap w:val="false"/>
           </w:tcPr>
           <w:p>
             <w:pPr>
-              <w:pStyle w:val="835"/>
+              <w:pStyle w:val="928"/>
               <w:pBdr/>
               <w:spacing/>
               <w:ind/>
@@ -1978,6 +2254,14 @@
                 <w:szCs w:val="22"/>
               </w:rPr>
             </w:r>
+            <w:r>
+              <w:rPr>
+                <w:rFonts w:ascii="Calibri" w:hAnsi="Calibri" w:cs="Calibri"/>
+                <w:color w:val="000000" w:themeColor="text1"/>
+                <w:sz w:val="22"/>
+                <w:szCs w:val="22"/>
+              </w:rPr>
+            </w:r>
           </w:p>
         </w:tc>
         <w:tc>
@@ -1987,14 +2271,14 @@
               <w:left w:w="105" w:type="dxa"/>
               <w:right w:w="105" w:type="dxa"/>
             </w:tcMar>
-            <w:tcW w:w="700" w:type="dxa"/>
+            <w:tcW w:w="694" w:type="dxa"/>
             <w:vAlign w:val="center"/>
             <w:textDirection w:val="lrTb"/>
             <w:noWrap w:val="false"/>
           </w:tcPr>
           <w:p>
             <w:pPr>
-              <w:pStyle w:val="835"/>
+              <w:pStyle w:val="928"/>
               <w:pBdr/>
               <w:spacing/>
               <w:ind/>
@@ -2023,6 +2307,14 @@
                 <w:szCs w:val="22"/>
               </w:rPr>
             </w:r>
+            <w:r>
+              <w:rPr>
+                <w:rFonts w:ascii="Calibri" w:hAnsi="Calibri" w:cs="Calibri"/>
+                <w:color w:val="000000" w:themeColor="text1"/>
+                <w:sz w:val="22"/>
+                <w:szCs w:val="22"/>
+              </w:rPr>
+            </w:r>
           </w:p>
         </w:tc>
         <w:tc>
@@ -2034,14 +2326,14 @@
               <w:right w:w="105" w:type="dxa"/>
               <w:bottom w:w="0" w:type="dxa"/>
             </w:tcMar>
-            <w:tcW w:w="1485" w:type="dxa"/>
+            <w:tcW w:w="1473" w:type="dxa"/>
             <w:vAlign w:val="center"/>
             <w:textDirection w:val="lrTb"/>
             <w:noWrap w:val="false"/>
           </w:tcPr>
           <w:p>
             <w:pPr>
-              <w:pStyle w:val="835"/>
+              <w:pStyle w:val="928"/>
               <w:pBdr/>
               <w:spacing/>
               <w:ind/>
@@ -2088,6 +2380,14 @@
                 <w:szCs w:val="22"/>
               </w:rPr>
             </w:r>
+            <w:r>
+              <w:rPr>
+                <w:rFonts w:ascii="Calibri" w:hAnsi="Calibri" w:eastAsia="Calibri" w:cs="Calibri"/>
+                <w:color w:val="000000" w:themeColor="text1"/>
+                <w:sz w:val="22"/>
+                <w:szCs w:val="22"/>
+              </w:rPr>
+            </w:r>
           </w:p>
         </w:tc>
         <w:tc>
@@ -2099,14 +2399,14 @@
               <w:right w:w="105" w:type="dxa"/>
               <w:bottom w:w="0" w:type="dxa"/>
             </w:tcMar>
-            <w:tcW w:w="955" w:type="dxa"/>
+            <w:tcW w:w="947" w:type="dxa"/>
             <w:vAlign w:val="center"/>
             <w:textDirection w:val="lrTb"/>
             <w:noWrap w:val="false"/>
           </w:tcPr>
           <w:p>
             <w:pPr>
-              <w:pStyle w:val="835"/>
+              <w:pStyle w:val="928"/>
               <w:pBdr/>
               <w:spacing/>
               <w:ind/>
@@ -2135,10 +2435,18 @@
                 <w:szCs w:val="22"/>
               </w:rPr>
             </w:r>
+            <w:r>
+              <w:rPr>
+                <w:rFonts w:ascii="Calibri" w:hAnsi="Calibri" w:eastAsia="Calibri" w:cs="Calibri"/>
+                <w:color w:val="000000" w:themeColor="text1"/>
+                <w:sz w:val="22"/>
+                <w:szCs w:val="22"/>
+              </w:rPr>
+            </w:r>
           </w:p>
           <w:p>
             <w:pPr>
-              <w:pStyle w:val="835"/>
+              <w:pStyle w:val="928"/>
               <w:pBdr/>
               <w:spacing/>
               <w:ind/>
@@ -2166,6 +2474,14 @@
                 <w:szCs w:val="22"/>
               </w:rPr>
             </w:r>
+            <w:r>
+              <w:rPr>
+                <w:rFonts w:ascii="Calibri" w:hAnsi="Calibri" w:eastAsia="Calibri" w:cs="Calibri"/>
+                <w:color w:val="000000" w:themeColor="text1"/>
+                <w:sz w:val="22"/>
+                <w:szCs w:val="22"/>
+              </w:rPr>
+            </w:r>
           </w:p>
         </w:tc>
         <w:tc>
@@ -2177,14 +2493,14 @@
               <w:right w:w="105" w:type="dxa"/>
               <w:bottom w:w="0" w:type="dxa"/>
             </w:tcMar>
-            <w:tcW w:w="1473" w:type="dxa"/>
+            <w:tcW w:w="1462" w:type="dxa"/>
             <w:vAlign w:val="center"/>
             <w:textDirection w:val="lrTb"/>
             <w:noWrap w:val="false"/>
           </w:tcPr>
           <w:p>
             <w:pPr>
-              <w:pStyle w:val="835"/>
+              <w:pStyle w:val="928"/>
               <w:pBdr/>
               <w:spacing/>
               <w:ind/>
@@ -2213,6 +2529,14 @@
                 <w:szCs w:val="22"/>
               </w:rPr>
             </w:r>
+            <w:r>
+              <w:rPr>
+                <w:rFonts w:ascii="Calibri" w:hAnsi="Calibri" w:eastAsia="Calibri" w:cs="Calibri"/>
+                <w:color w:val="000000" w:themeColor="text1"/>
+                <w:sz w:val="22"/>
+                <w:szCs w:val="22"/>
+              </w:rPr>
+            </w:r>
           </w:p>
         </w:tc>
         <w:tc>
@@ -2224,14 +2548,14 @@
               <w:right w:w="105" w:type="dxa"/>
               <w:bottom w:w="0" w:type="dxa"/>
             </w:tcMar>
-            <w:tcW w:w="1544" w:type="dxa"/>
+            <w:tcW w:w="1532" w:type="dxa"/>
             <w:vAlign w:val="center"/>
             <w:textDirection w:val="lrTb"/>
             <w:noWrap w:val="false"/>
           </w:tcPr>
           <w:p>
             <w:pPr>
-              <w:pStyle w:val="835"/>
+              <w:pStyle w:val="928"/>
               <w:pBdr/>
               <w:spacing/>
               <w:ind/>
@@ -2241,74 +2565,6 @@
                 <w:color w:val="000000" w:themeColor="text1"/>
                 <w:sz w:val="22"/>
                 <w:szCs w:val="22"/>
-              </w:rPr>
-            </w:pPr>
-            <w:r>
-              <w:rPr>
-                <w:rFonts w:ascii="Calibri" w:hAnsi="Calibri" w:eastAsia="Calibri" w:cs="Calibri"/>
-                <w:color w:val="000000" w:themeColor="text1"/>
-                <w:sz w:val="22"/>
-                <w:szCs w:val="22"/>
-                <w:highlight w:val="none"/>
-              </w:rPr>
-            </w:r>
-            <w:r>
-              <w:rPr>
-                <w:rFonts w:ascii="Calibri" w:hAnsi="Calibri" w:eastAsia="Calibri" w:cs="Calibri"/>
-                <w:color w:val="000000" w:themeColor="text1"/>
-                <w:sz w:val="22"/>
-                <w:szCs w:val="22"/>
-                <w:highlight w:val="none"/>
-              </w:rPr>
-            </w:r>
-          </w:p>
-          <w:p>
-            <w:pPr>
-              <w:pStyle w:val="835"/>
-              <w:pBdr/>
-              <w:spacing/>
-              <w:ind/>
-              <w:jc w:val="center"/>
-              <w:rPr>
-                <w:rFonts w:ascii="Calibri" w:hAnsi="Calibri" w:eastAsia="Calibri" w:cs="Calibri"/>
-                <w:color w:val="000000" w:themeColor="text1"/>
-                <w:sz w:val="22"/>
-                <w:szCs w:val="22"/>
-                <w:highlight w:val="none"/>
-              </w:rPr>
-            </w:pPr>
-            <w:r>
-              <w:rPr>
-                <w:rFonts w:ascii="Calibri" w:hAnsi="Calibri" w:eastAsia="Calibri" w:cs="Calibri"/>
-                <w:color w:val="000000" w:themeColor="text1"/>
-                <w:sz w:val="22"/>
-                <w:szCs w:val="22"/>
-                <w:highlight w:val="none"/>
-              </w:rPr>
-            </w:r>
-            <w:r>
-              <w:rPr>
-                <w:rFonts w:ascii="Calibri" w:hAnsi="Calibri" w:eastAsia="Calibri" w:cs="Calibri"/>
-                <w:color w:val="000000" w:themeColor="text1"/>
-                <w:sz w:val="22"/>
-                <w:szCs w:val="22"/>
-                <w:highlight w:val="none"/>
-              </w:rPr>
-            </w:r>
-          </w:p>
-          <w:p>
-            <w:pPr>
-              <w:pStyle w:val="835"/>
-              <w:pBdr/>
-              <w:spacing/>
-              <w:ind/>
-              <w:jc w:val="center"/>
-              <w:rPr>
-                <w:rFonts w:ascii="Calibri" w:hAnsi="Calibri" w:eastAsia="Calibri" w:cs="Calibri"/>
-                <w:color w:val="000000" w:themeColor="text1"/>
-                <w:sz w:val="22"/>
-                <w:szCs w:val="22"/>
-                <w:highlight w:val="none"/>
               </w:rPr>
             </w:pPr>
             <w:r>
@@ -2337,68 +2593,6 @@
               </w:rPr>
             </w:r>
           </w:p>
-          <w:p>
-            <w:pPr>
-              <w:pStyle w:val="835"/>
-              <w:pBdr/>
-              <w:spacing/>
-              <w:ind/>
-              <w:jc w:val="center"/>
-              <w:rPr>
-                <w:rFonts w:ascii="Calibri" w:hAnsi="Calibri" w:eastAsia="Calibri" w:cs="Calibri"/>
-                <w:color w:val="000000" w:themeColor="text1"/>
-                <w:sz w:val="22"/>
-                <w:szCs w:val="22"/>
-              </w:rPr>
-            </w:pPr>
-            <w:r>
-              <w:rPr>
-                <w:rFonts w:ascii="Calibri" w:hAnsi="Calibri" w:eastAsia="Calibri" w:cs="Calibri"/>
-                <w:color w:val="000000" w:themeColor="text1"/>
-                <w:sz w:val="22"/>
-                <w:szCs w:val="22"/>
-              </w:rPr>
-            </w:r>
-            <w:r>
-              <w:rPr>
-                <w:rFonts w:ascii="Calibri" w:hAnsi="Calibri" w:eastAsia="Calibri" w:cs="Calibri"/>
-                <w:color w:val="000000" w:themeColor="text1"/>
-                <w:sz w:val="22"/>
-                <w:szCs w:val="22"/>
-              </w:rPr>
-            </w:r>
-          </w:p>
-          <w:p>
-            <w:pPr>
-              <w:pStyle w:val="835"/>
-              <w:pBdr/>
-              <w:spacing/>
-              <w:ind/>
-              <w:jc w:val="center"/>
-              <w:rPr>
-                <w:rFonts w:ascii="Calibri" w:hAnsi="Calibri" w:eastAsia="Calibri" w:cs="Calibri"/>
-                <w:color w:val="000000" w:themeColor="text1"/>
-                <w:sz w:val="22"/>
-                <w:szCs w:val="22"/>
-              </w:rPr>
-            </w:pPr>
-            <w:r>
-              <w:rPr>
-                <w:rFonts w:ascii="Calibri" w:hAnsi="Calibri" w:eastAsia="Calibri" w:cs="Calibri"/>
-                <w:color w:val="000000" w:themeColor="text1"/>
-                <w:sz w:val="22"/>
-                <w:szCs w:val="22"/>
-              </w:rPr>
-            </w:r>
-            <w:r>
-              <w:rPr>
-                <w:rFonts w:ascii="Calibri" w:hAnsi="Calibri" w:eastAsia="Calibri" w:cs="Calibri"/>
-                <w:color w:val="000000" w:themeColor="text1"/>
-                <w:sz w:val="22"/>
-                <w:szCs w:val="22"/>
-              </w:rPr>
-            </w:r>
-          </w:p>
         </w:tc>
         <w:tc>
           <w:tcPr>
@@ -2407,14 +2601,14 @@
               <w:left w:w="105" w:type="dxa"/>
               <w:right w:w="105" w:type="dxa"/>
             </w:tcMar>
-            <w:tcW w:w="1890" w:type="dxa"/>
+            <w:tcW w:w="1875" w:type="dxa"/>
             <w:vAlign w:val="center"/>
             <w:textDirection w:val="lrTb"/>
             <w:noWrap w:val="false"/>
           </w:tcPr>
           <w:p>
             <w:pPr>
-              <w:pStyle w:val="835"/>
+              <w:pStyle w:val="928"/>
               <w:pBdr/>
               <w:spacing/>
               <w:ind/>
@@ -2443,12 +2637,20 @@
                 <w:szCs w:val="22"/>
               </w:rPr>
             </w:r>
+            <w:r>
+              <w:rPr>
+                <w:rFonts w:ascii="Calibri" w:hAnsi="Calibri" w:cs="Calibri"/>
+                <w:color w:val="000000" w:themeColor="text1"/>
+                <w:sz w:val="22"/>
+                <w:szCs w:val="22"/>
+              </w:rPr>
+            </w:r>
           </w:p>
         </w:tc>
       </w:tr>
       <w:tr>
         <w:trPr>
-          <w:trHeight w:val="346"/>
+          <w:trHeight w:val="309"/>
         </w:trPr>
         <w:tc>
           <w:tcPr>
@@ -2457,7 +2659,7 @@
               <w:left w:w="105" w:type="dxa"/>
               <w:right w:w="105" w:type="dxa"/>
             </w:tcMar>
-            <w:tcW w:w="578" w:type="dxa"/>
+            <w:tcW w:w="574" w:type="dxa"/>
             <w:vAlign w:val="center"/>
             <w:textDirection w:val="lrTb"/>
             <w:noWrap w:val="false"/>
@@ -2491,6 +2693,14 @@
                 <w:szCs w:val="22"/>
               </w:rPr>
             </w:r>
+            <w:r>
+              <w:rPr>
+                <w:rFonts w:ascii="Calibri" w:hAnsi="Calibri" w:cs="Calibri"/>
+                <w:color w:val="000000" w:themeColor="text1"/>
+                <w:sz w:val="22"/>
+                <w:szCs w:val="22"/>
+              </w:rPr>
+            </w:r>
           </w:p>
         </w:tc>
         <w:tc>
@@ -2500,7 +2710,7 @@
               <w:left w:w="105" w:type="dxa"/>
               <w:right w:w="105" w:type="dxa"/>
             </w:tcMar>
-            <w:tcW w:w="1738" w:type="dxa"/>
+            <w:tcW w:w="1725" w:type="dxa"/>
             <w:vAlign w:val="center"/>
             <w:textDirection w:val="lrTb"/>
             <w:noWrap w:val="false"/>
@@ -2534,6 +2744,14 @@
                 <w:szCs w:val="22"/>
               </w:rPr>
             </w:r>
+            <w:r>
+              <w:rPr>
+                <w:rFonts w:ascii="Calibri" w:hAnsi="Calibri" w:cs="Calibri"/>
+                <w:color w:val="000000" w:themeColor="text1"/>
+                <w:sz w:val="22"/>
+                <w:szCs w:val="22"/>
+              </w:rPr>
+            </w:r>
           </w:p>
         </w:tc>
         <w:tc>
@@ -2543,7 +2761,7 @@
               <w:left w:w="105" w:type="dxa"/>
               <w:right w:w="105" w:type="dxa"/>
             </w:tcMar>
-            <w:tcW w:w="1062" w:type="dxa"/>
+            <w:tcW w:w="1054" w:type="dxa"/>
             <w:vAlign w:val="center"/>
             <w:textDirection w:val="lrTb"/>
             <w:noWrap w:val="false"/>
@@ -2577,6 +2795,14 @@
                 <w:szCs w:val="22"/>
               </w:rPr>
             </w:r>
+            <w:r>
+              <w:rPr>
+                <w:rFonts w:ascii="Calibri" w:hAnsi="Calibri" w:cs="Calibri"/>
+                <w:color w:val="000000" w:themeColor="text1"/>
+                <w:sz w:val="22"/>
+                <w:szCs w:val="22"/>
+              </w:rPr>
+            </w:r>
           </w:p>
         </w:tc>
         <w:tc>
@@ -2586,7 +2812,7 @@
               <w:left w:w="105" w:type="dxa"/>
               <w:right w:w="105" w:type="dxa"/>
             </w:tcMar>
-            <w:tcW w:w="700" w:type="dxa"/>
+            <w:tcW w:w="694" w:type="dxa"/>
             <w:vAlign w:val="center"/>
             <w:textDirection w:val="lrTb"/>
             <w:noWrap w:val="false"/>
@@ -2620,91 +2846,9 @@
                 <w:szCs w:val="22"/>
               </w:rPr>
             </w:r>
-          </w:p>
-        </w:tc>
-        <w:tc>
-          <w:tcPr>
-            <w:tcBorders/>
-            <w:tcMar>
-              <w:left w:w="105" w:type="dxa"/>
-              <w:top w:w="0" w:type="dxa"/>
-              <w:right w:w="105" w:type="dxa"/>
-              <w:bottom w:w="0" w:type="dxa"/>
-            </w:tcMar>
-            <w:tcW w:w="1485" w:type="dxa"/>
-            <w:vAlign w:val="center"/>
-            <w:textDirection w:val="lrTb"/>
-            <w:noWrap w:val="false"/>
-          </w:tcPr>
-          <w:p>
-            <w:pPr>
-              <w:pBdr/>
-              <w:spacing/>
-              <w:ind/>
-              <w:jc w:val="center"/>
-              <w:rPr>
-                <w:rFonts w:ascii="Calibri" w:hAnsi="Calibri" w:eastAsia="Calibri" w:cs="Calibri"/>
-                <w:color w:val="000000" w:themeColor="text1"/>
-                <w:sz w:val="22"/>
-                <w:szCs w:val="22"/>
-              </w:rPr>
-            </w:pPr>
             <w:r>
               <w:rPr>
-                <w:rFonts w:ascii="Calibri" w:hAnsi="Calibri" w:eastAsia="Calibri" w:cs="Calibri"/>
-                <w:color w:val="000000" w:themeColor="text1"/>
-                <w:sz w:val="22"/>
-                <w:szCs w:val="22"/>
-              </w:rPr>
-            </w:r>
-            <w:r>
-              <w:rPr>
-                <w:rFonts w:ascii="Calibri" w:hAnsi="Calibri" w:eastAsia="Calibri" w:cs="Calibri"/>
-                <w:color w:val="000000" w:themeColor="text1"/>
-                <w:sz w:val="22"/>
-                <w:szCs w:val="22"/>
-              </w:rPr>
-            </w:r>
-          </w:p>
-        </w:tc>
-        <w:tc>
-          <w:tcPr>
-            <w:tcBorders/>
-            <w:tcMar>
-              <w:left w:w="105" w:type="dxa"/>
-              <w:top w:w="0" w:type="dxa"/>
-              <w:right w:w="105" w:type="dxa"/>
-              <w:bottom w:w="0" w:type="dxa"/>
-            </w:tcMar>
-            <w:tcW w:w="955" w:type="dxa"/>
-            <w:vAlign w:val="center"/>
-            <w:textDirection w:val="lrTb"/>
-            <w:noWrap w:val="false"/>
-          </w:tcPr>
-          <w:p>
-            <w:pPr>
-              <w:pBdr/>
-              <w:spacing/>
-              <w:ind/>
-              <w:jc w:val="center"/>
-              <w:rPr>
-                <w:rFonts w:ascii="Calibri" w:hAnsi="Calibri" w:eastAsia="Calibri" w:cs="Calibri"/>
-                <w:color w:val="000000" w:themeColor="text1"/>
-                <w:sz w:val="22"/>
-                <w:szCs w:val="22"/>
-              </w:rPr>
-            </w:pPr>
-            <w:r>
-              <w:rPr>
-                <w:rFonts w:ascii="Calibri" w:hAnsi="Calibri" w:eastAsia="Calibri" w:cs="Calibri"/>
-                <w:color w:val="000000" w:themeColor="text1"/>
-                <w:sz w:val="22"/>
-                <w:szCs w:val="22"/>
-              </w:rPr>
-            </w:r>
-            <w:r>
-              <w:rPr>
-                <w:rFonts w:ascii="Calibri" w:hAnsi="Calibri" w:eastAsia="Calibri" w:cs="Calibri"/>
+                <w:rFonts w:ascii="Calibri" w:hAnsi="Calibri" w:cs="Calibri"/>
                 <w:color w:val="000000" w:themeColor="text1"/>
                 <w:sz w:val="22"/>
                 <w:szCs w:val="22"/>
@@ -2755,6 +2899,14 @@
                 <w:szCs w:val="22"/>
               </w:rPr>
             </w:r>
+            <w:r>
+              <w:rPr>
+                <w:rFonts w:ascii="Calibri" w:hAnsi="Calibri" w:eastAsia="Calibri" w:cs="Calibri"/>
+                <w:color w:val="000000" w:themeColor="text1"/>
+                <w:sz w:val="22"/>
+                <w:szCs w:val="22"/>
+              </w:rPr>
+            </w:r>
           </w:p>
         </w:tc>
         <w:tc>
@@ -2766,7 +2918,7 @@
               <w:right w:w="105" w:type="dxa"/>
               <w:bottom w:w="0" w:type="dxa"/>
             </w:tcMar>
-            <w:tcW w:w="1544" w:type="dxa"/>
+            <w:tcW w:w="947" w:type="dxa"/>
             <w:vAlign w:val="center"/>
             <w:textDirection w:val="lrTb"/>
             <w:noWrap w:val="false"/>
@@ -2800,6 +2952,120 @@
                 <w:szCs w:val="22"/>
               </w:rPr>
             </w:r>
+            <w:r>
+              <w:rPr>
+                <w:rFonts w:ascii="Calibri" w:hAnsi="Calibri" w:eastAsia="Calibri" w:cs="Calibri"/>
+                <w:color w:val="000000" w:themeColor="text1"/>
+                <w:sz w:val="22"/>
+                <w:szCs w:val="22"/>
+              </w:rPr>
+            </w:r>
+          </w:p>
+        </w:tc>
+        <w:tc>
+          <w:tcPr>
+            <w:tcBorders/>
+            <w:tcMar>
+              <w:left w:w="105" w:type="dxa"/>
+              <w:top w:w="0" w:type="dxa"/>
+              <w:right w:w="105" w:type="dxa"/>
+              <w:bottom w:w="0" w:type="dxa"/>
+            </w:tcMar>
+            <w:tcW w:w="1462" w:type="dxa"/>
+            <w:vAlign w:val="center"/>
+            <w:textDirection w:val="lrTb"/>
+            <w:noWrap w:val="false"/>
+          </w:tcPr>
+          <w:p>
+            <w:pPr>
+              <w:pBdr/>
+              <w:spacing/>
+              <w:ind/>
+              <w:jc w:val="center"/>
+              <w:rPr>
+                <w:rFonts w:ascii="Calibri" w:hAnsi="Calibri" w:eastAsia="Calibri" w:cs="Calibri"/>
+                <w:color w:val="000000" w:themeColor="text1"/>
+                <w:sz w:val="22"/>
+                <w:szCs w:val="22"/>
+              </w:rPr>
+            </w:pPr>
+            <w:r>
+              <w:rPr>
+                <w:rFonts w:ascii="Calibri" w:hAnsi="Calibri" w:eastAsia="Calibri" w:cs="Calibri"/>
+                <w:color w:val="000000" w:themeColor="text1"/>
+                <w:sz w:val="22"/>
+                <w:szCs w:val="22"/>
+              </w:rPr>
+            </w:r>
+            <w:r>
+              <w:rPr>
+                <w:rFonts w:ascii="Calibri" w:hAnsi="Calibri" w:eastAsia="Calibri" w:cs="Calibri"/>
+                <w:color w:val="000000" w:themeColor="text1"/>
+                <w:sz w:val="22"/>
+                <w:szCs w:val="22"/>
+              </w:rPr>
+            </w:r>
+            <w:r>
+              <w:rPr>
+                <w:rFonts w:ascii="Calibri" w:hAnsi="Calibri" w:eastAsia="Calibri" w:cs="Calibri"/>
+                <w:color w:val="000000" w:themeColor="text1"/>
+                <w:sz w:val="22"/>
+                <w:szCs w:val="22"/>
+              </w:rPr>
+            </w:r>
+          </w:p>
+        </w:tc>
+        <w:tc>
+          <w:tcPr>
+            <w:tcBorders/>
+            <w:tcMar>
+              <w:left w:w="105" w:type="dxa"/>
+              <w:top w:w="0" w:type="dxa"/>
+              <w:right w:w="105" w:type="dxa"/>
+              <w:bottom w:w="0" w:type="dxa"/>
+            </w:tcMar>
+            <w:tcW w:w="1532" w:type="dxa"/>
+            <w:vAlign w:val="center"/>
+            <w:textDirection w:val="lrTb"/>
+            <w:noWrap w:val="false"/>
+          </w:tcPr>
+          <w:p>
+            <w:pPr>
+              <w:pBdr/>
+              <w:spacing/>
+              <w:ind/>
+              <w:jc w:val="center"/>
+              <w:rPr>
+                <w:rFonts w:ascii="Calibri" w:hAnsi="Calibri" w:eastAsia="Calibri" w:cs="Calibri"/>
+                <w:color w:val="000000" w:themeColor="text1"/>
+                <w:sz w:val="22"/>
+                <w:szCs w:val="22"/>
+              </w:rPr>
+            </w:pPr>
+            <w:r>
+              <w:rPr>
+                <w:rFonts w:ascii="Calibri" w:hAnsi="Calibri" w:eastAsia="Calibri" w:cs="Calibri"/>
+                <w:color w:val="000000" w:themeColor="text1"/>
+                <w:sz w:val="22"/>
+                <w:szCs w:val="22"/>
+              </w:rPr>
+            </w:r>
+            <w:r>
+              <w:rPr>
+                <w:rFonts w:ascii="Calibri" w:hAnsi="Calibri" w:eastAsia="Calibri" w:cs="Calibri"/>
+                <w:color w:val="000000" w:themeColor="text1"/>
+                <w:sz w:val="22"/>
+                <w:szCs w:val="22"/>
+              </w:rPr>
+            </w:r>
+            <w:r>
+              <w:rPr>
+                <w:rFonts w:ascii="Calibri" w:hAnsi="Calibri" w:eastAsia="Calibri" w:cs="Calibri"/>
+                <w:color w:val="000000" w:themeColor="text1"/>
+                <w:sz w:val="22"/>
+                <w:szCs w:val="22"/>
+              </w:rPr>
+            </w:r>
           </w:p>
         </w:tc>
         <w:tc>
@@ -2809,7 +3075,7 @@
               <w:left w:w="105" w:type="dxa"/>
               <w:right w:w="105" w:type="dxa"/>
             </w:tcMar>
-            <w:tcW w:w="1890" w:type="dxa"/>
+            <w:tcW w:w="1875" w:type="dxa"/>
             <w:vAlign w:val="center"/>
             <w:textDirection w:val="lrTb"/>
             <w:noWrap w:val="false"/>
@@ -2843,6 +3109,14 @@
                 <w:szCs w:val="22"/>
               </w:rPr>
             </w:r>
+            <w:r>
+              <w:rPr>
+                <w:rFonts w:ascii="Calibri" w:hAnsi="Calibri" w:cs="Calibri"/>
+                <w:color w:val="000000" w:themeColor="text1"/>
+                <w:sz w:val="22"/>
+                <w:szCs w:val="22"/>
+              </w:rPr>
+            </w:r>
           </w:p>
         </w:tc>
       </w:tr>
@@ -2866,7 +3140,7 @@
           <w:bCs/>
           <w:color w:val="000000" w:themeColor="text1"/>
         </w:rPr>
-        <w:t xml:space="preserve">                                                                                                            </w:t>
+        <w:t xml:space="preserve"> </w:t>
       </w:r>
       <w:r>
         <w:rPr>
@@ -2882,7 +3156,9 @@
         <w:pBdr/>
         <w:spacing/>
         <w:ind/>
-        <w:rPr/>
+        <w:rPr>
+          <w:rFonts w:ascii="Calibri" w:hAnsi="Calibri" w:cs="Calibri"/>
+        </w:rPr>
         <w:sectPr>
           <w:footnotePr/>
           <w:endnotePr/>
@@ -2892,47 +3168,10 @@
           <w:cols w:num="1" w:sep="0" w:space="720" w:equalWidth="1"/>
         </w:sectPr>
       </w:pPr>
-      <w:r/>
-      <w:r/>
-    </w:p>
-    <w:p>
-      <w:pPr>
-        <w:pBdr/>
-        <w:spacing w:after="0"/>
-        <w:ind/>
-        <w:jc w:val="left"/>
-        <w:rPr>
-          <w:rFonts w:ascii="Calibri" w:hAnsi="Calibri" w:eastAsia="Calibri" w:cs="Calibri"/>
-          <w:highlight w:val="none"/>
-        </w:rPr>
-      </w:pPr>
       <w:r>
-        <w:rPr>
-          <w:rFonts w:ascii="Calibri" w:hAnsi="Calibri" w:eastAsia="Calibri" w:cs="Calibri"/>
-          <w:highlight w:val="none"/>
-        </w:rPr>
-      </w:r>
-      <w:r>
-        <w:rPr>
-          <w:rFonts w:ascii="Calibri" w:hAnsi="Calibri" w:eastAsia="Calibri" w:cs="Calibri"/>
-          <w:highlight w:val="none"/>
-        </w:rPr>
-      </w:r>
-    </w:p>
-    <w:p>
-      <w:pPr>
-        <w:pBdr/>
-        <w:spacing/>
-        <w:ind/>
         <w:rPr>
           <w:rFonts w:ascii="Calibri" w:hAnsi="Calibri" w:cs="Calibri"/>
         </w:rPr>
-      </w:pPr>
-      <w:r>
-        <w:rPr>
-          <w:rFonts w:ascii="Calibri" w:hAnsi="Calibri" w:eastAsia="Calibri" w:cs="Calibri"/>
-        </w:rPr>
-        <w:t xml:space="preserve">Authorized By</w:t>
       </w:r>
       <w:r>
         <w:rPr>
@@ -2951,14 +3190,48 @@
         <w:spacing w:after="0"/>
         <w:ind/>
         <w:rPr>
-          <w:highlight w:val="none"/>
+          <w:rFonts w:ascii="Calibri" w:hAnsi="Calibri" w:cs="Calibri"/>
+          <w:b/>
+          <w:color w:val="000000" w:themeColor="text1"/>
         </w:rPr>
       </w:pPr>
       <w:r>
         <w:rPr>
           <w:rFonts w:ascii="Calibri" w:hAnsi="Calibri" w:cs="Calibri"/>
+          <w:b/>
+          <w:color w:val="000000" w:themeColor="text1"/>
         </w:rPr>
       </w:r>
+      <w:r>
+        <w:rPr>
+          <w:rFonts w:ascii="Calibri" w:hAnsi="Calibri" w:eastAsia="Calibri" w:cs="Calibri"/>
+        </w:rPr>
+        <w:t xml:space="preserve">Authorized By</w:t>
+      </w:r>
+      <w:r>
+        <w:rPr>
+          <w:rFonts w:ascii="Calibri" w:hAnsi="Calibri" w:cs="Calibri"/>
+          <w:b/>
+          <w:color w:val="000000" w:themeColor="text1"/>
+        </w:rPr>
+      </w:r>
+      <w:r>
+        <w:rPr>
+          <w:rFonts w:ascii="Calibri" w:hAnsi="Calibri" w:cs="Calibri"/>
+          <w:b/>
+          <w:color w:val="000000" w:themeColor="text1"/>
+        </w:rPr>
+      </w:r>
+    </w:p>
+    <w:p>
+      <w:pPr>
+        <w:pBdr/>
+        <w:spacing w:after="0"/>
+        <w:ind/>
+        <w:rPr>
+          <w:highlight w:val="none"/>
+        </w:rPr>
+      </w:pPr>
       <w:r>
         <mc:AlternateContent>
           <mc:Choice Requires="wpg">
@@ -2974,7 +3247,7 @@
                   <a:graphicData uri="http://schemas.openxmlformats.org/drawingml/2006/picture">
                     <pic:pic xmlns:pic="http://schemas.openxmlformats.org/drawingml/2006/picture">
                       <pic:nvPicPr>
-                        <pic:cNvPr id="1609957476" name=""/>
+                        <pic:cNvPr id="141316301" name=""/>
                         <pic:cNvPicPr>
                           <a:picLocks noChangeAspect="1"/>
                         </pic:cNvPicPr>
@@ -2987,7 +3260,7 @@
                       <pic:spPr bwMode="auto">
                         <a:xfrm rot="0">
                           <a:off x="0" y="0"/>
-                          <a:ext cx="972159" cy="402336"/>
+                          <a:ext cx="972160" cy="402336"/>
                         </a:xfrm>
                         <a:prstGeom prst="rect">
                           <a:avLst/>
@@ -3028,6 +3301,158 @@
           </mc:Fallback>
         </mc:AlternateContent>
       </w:r>
+      <w:r/>
+    </w:p>
+    <w:p>
+      <w:pPr>
+        <w:pBdr/>
+        <w:spacing w:after="0"/>
+        <w:ind/>
+        <w:rPr>
+          <w:rFonts w:ascii="Calibri" w:hAnsi="Calibri" w:cs="Calibri"/>
+          <w:b/>
+          <w:bCs/>
+          <w:color w:val="000000" w:themeColor="text1"/>
+        </w:rPr>
+      </w:pPr>
+      <w:r>
+        <w:rPr>
+          <w:rFonts w:ascii="Calibri" w:hAnsi="Calibri" w:eastAsia="Calibri" w:cs="Calibri"/>
+          <w:b/>
+          <w:bCs/>
+          <w:color w:val="000000" w:themeColor="text1"/>
+        </w:rPr>
+      </w:r>
+      <w:r>
+        <w:rPr>
+          <w:rFonts w:ascii="Calibri" w:hAnsi="Calibri" w:eastAsia="Calibri" w:cs="Calibri"/>
+          <w:b/>
+          <w:bCs/>
+        </w:rPr>
+        <w:t xml:space="preserve">Sub Total:{#invoicedata}{subtotal}{/}</w:t>
+      </w:r>
+      <w:r/>
+      <w:r>
+        <w:rPr>
+          <w:rFonts w:ascii="Calibri" w:hAnsi="Calibri" w:cs="Calibri"/>
+          <w:b/>
+          <w:bCs/>
+          <w:color w:val="000000" w:themeColor="text1"/>
+        </w:rPr>
+      </w:r>
+    </w:p>
+    <w:p>
+      <w:pPr>
+        <w:pBdr/>
+        <w:spacing w:after="0"/>
+        <w:ind/>
+        <w:jc w:val="left"/>
+        <w:rPr>
+          <w:b/>
+          <w:bCs/>
+        </w:rPr>
+      </w:pPr>
+      <w:r>
+        <w:rPr>
+          <w:rFonts w:ascii="Calibri" w:hAnsi="Calibri" w:eastAsia="Calibri" w:cs="Calibri"/>
+          <w:b/>
+          <w:bCs/>
+        </w:rPr>
+      </w:r>
+      <w:r>
+        <w:rPr>
+          <w:rFonts w:ascii="Calibri" w:hAnsi="Calibri" w:eastAsia="Calibri" w:cs="Calibri"/>
+          <w:b/>
+          <w:bCs/>
+        </w:rPr>
+        <w:t xml:space="preserve">Tax:{#invoicedata}{taxamount}{/}</w:t>
+      </w:r>
+      <w:r>
+        <w:rPr>
+          <w:b/>
+          <w:bCs/>
+        </w:rPr>
+      </w:r>
+      <w:r>
+        <w:rPr>
+          <w:b/>
+          <w:bCs/>
+        </w:rPr>
+      </w:r>
+    </w:p>
+    <w:p>
+      <w:pPr>
+        <w:pBdr/>
+        <w:spacing w:after="0"/>
+        <w:ind/>
+        <w:jc w:val="left"/>
+        <w:rPr>
+          <w:rFonts w:ascii="Calibri" w:hAnsi="Calibri" w:cs="Calibri"/>
+          <w:b/>
+          <w:bCs/>
+          <w:sz w:val="22"/>
+          <w:szCs w:val="22"/>
+        </w:rPr>
+        <w:sectPr>
+          <w:footnotePr/>
+          <w:endnotePr/>
+          <w:type w:val="continuous"/>
+          <w:pgSz w:h="15840" w:orient="portrait" w:w="12240"/>
+          <w:pgMar w:top="432" w:right="432" w:bottom="432" w:left="432" w:header="709" w:footer="709" w:gutter="0"/>
+          <w:cols w:num="2" w:sep="0" w:space="709" w:equalWidth="1"/>
+        </w:sectPr>
+      </w:pPr>
+      <w:r>
+        <w:rPr>
+          <w:rFonts w:ascii="Calibri" w:hAnsi="Calibri" w:eastAsia="Calibri" w:cs="Calibri"/>
+          <w:b/>
+          <w:bCs/>
+        </w:rPr>
+        <w:t xml:space="preserve">Total amount Paid:{#invoicedata}{total}</w:t>
+      </w:r>
+      <w:r>
+        <w:rPr>
+          <w:rFonts w:ascii="Calibri" w:hAnsi="Calibri" w:eastAsia="Calibri" w:cs="Calibri"/>
+          <w:b/>
+          <w:bCs/>
+          <w:lang w:val="en-GB"/>
+        </w:rPr>
+        <w:t xml:space="preserve"> </w:t>
+      </w:r>
+      <w:r>
+        <w:rPr>
+          <w:rFonts w:ascii="Calibri" w:hAnsi="Calibri" w:eastAsia="Calibri" w:cs="Calibri"/>
+          <w:b/>
+          <w:bCs/>
+        </w:rPr>
+        <w:t xml:space="preserve">{/}</w:t>
+      </w:r>
+      <w:r>
+        <w:rPr>
+          <w:rFonts w:ascii="Calibri" w:hAnsi="Calibri" w:cs="Calibri"/>
+          <w:b/>
+          <w:bCs/>
+          <w:sz w:val="22"/>
+          <w:szCs w:val="22"/>
+        </w:rPr>
+      </w:r>
+      <w:r>
+        <w:rPr>
+          <w:rFonts w:ascii="Calibri" w:hAnsi="Calibri" w:cs="Calibri"/>
+          <w:b/>
+          <w:bCs/>
+          <w:sz w:val="22"/>
+          <w:szCs w:val="22"/>
+        </w:rPr>
+      </w:r>
+    </w:p>
+    <w:p>
+      <w:pPr>
+        <w:pBdr/>
+        <w:spacing w:after="0"/>
+        <w:ind/>
+        <w:rPr/>
+      </w:pPr>
       <w:r>
         <w:rPr>
           <w:highlight w:val="none"/>
@@ -3041,231 +3466,11 @@
     </w:p>
     <w:p>
       <w:pPr>
-        <w:pBdr>
-          <w:top w:val="none" w:color="000000" w:sz="4" w:space="0"/>
-          <w:left w:val="none" w:color="000000" w:sz="4" w:space="0"/>
-          <w:bottom w:val="none" w:color="000000" w:sz="4" w:space="0"/>
-          <w:right w:val="none" w:color="000000" w:sz="4" w:space="0"/>
-        </w:pBdr>
-        <w:spacing/>
-        <w:ind w:right="0" w:firstLine="0" w:left="0"/>
+        <w:pBdr/>
+        <w:spacing w:after="0"/>
+        <w:ind/>
         <w:rPr>
-          <w:rFonts w:ascii="Times New Roman" w:hAnsi="Times New Roman" w:eastAsia="Times New Roman" w:cs="Times New Roman"/>
-          <w:b/>
-          <w:bCs/>
-          <w:color w:val="000000"/>
-          <w:sz w:val="24"/>
-          <w:szCs w:val="24"/>
-          <w:highlight w:val="none"/>
-        </w:rPr>
-      </w:pPr>
-      <w:r>
-        <w:rPr>
-          <w:rFonts w:ascii="Times New Roman" w:hAnsi="Times New Roman" w:eastAsia="Times New Roman" w:cs="Times New Roman"/>
-          <w:b/>
-          <w:color w:val="000000"/>
-          <w:sz w:val="24"/>
-        </w:rPr>
-        <w:t xml:space="preserve">Sub Total:{#invoicedata}{subtotal}{/}</w:t>
-      </w:r>
-      <w:r>
-        <w:rPr>
-          <w:rFonts w:ascii="Times New Roman" w:hAnsi="Times New Roman" w:eastAsia="Times New Roman" w:cs="Times New Roman"/>
-          <w:b/>
-          <w:bCs/>
-          <w:color w:val="000000"/>
-          <w:sz w:val="24"/>
-          <w:szCs w:val="24"/>
-          <w:highlight w:val="none"/>
-        </w:rPr>
-      </w:r>
-      <w:r>
-        <w:rPr>
-          <w:rFonts w:ascii="Times New Roman" w:hAnsi="Times New Roman" w:eastAsia="Times New Roman" w:cs="Times New Roman"/>
-          <w:b/>
-          <w:bCs/>
-          <w:color w:val="000000"/>
-          <w:sz w:val="24"/>
-          <w:szCs w:val="24"/>
-          <w:highlight w:val="none"/>
-        </w:rPr>
-      </w:r>
-    </w:p>
-    <w:p>
-      <w:pPr>
-        <w:pBdr>
-          <w:top w:val="none" w:color="000000" w:sz="4" w:space="0"/>
-          <w:left w:val="none" w:color="000000" w:sz="4" w:space="0"/>
-          <w:bottom w:val="none" w:color="000000" w:sz="4" w:space="0"/>
-          <w:right w:val="none" w:color="000000" w:sz="4" w:space="0"/>
-        </w:pBdr>
-        <w:spacing/>
-        <w:ind w:right="0" w:firstLine="0" w:left="0"/>
-        <w:rPr>
-          <w:rFonts w:ascii="Times New Roman" w:hAnsi="Times New Roman" w:eastAsia="Times New Roman" w:cs="Times New Roman"/>
-          <w:b/>
-          <w:bCs/>
-          <w:color w:val="000000"/>
-          <w:sz w:val="24"/>
-          <w:szCs w:val="24"/>
-          <w:highlight w:val="none"/>
-        </w:rPr>
-      </w:pPr>
-      <w:r>
-        <w:rPr>
-          <w:rFonts w:ascii="Times New Roman" w:hAnsi="Times New Roman" w:eastAsia="Times New Roman" w:cs="Times New Roman"/>
-          <w:b/>
-          <w:bCs/>
-          <w:sz w:val="24"/>
-          <w:highlight w:val="none"/>
-          <w:lang w:val="en-GB"/>
-        </w:rPr>
-        <w:t xml:space="preserve">Tax Amount:{#invoicedata}{t</w:t>
-      </w:r>
-      <w:r>
-        <w:rPr>
-          <w:rFonts w:ascii="Calibri" w:hAnsi="Calibri" w:eastAsia="Calibri" w:cs="Calibri"/>
-          <w:b/>
-          <w:bCs/>
-          <w:color w:val="000000" w:themeColor="text1"/>
-          <w:sz w:val="22"/>
-          <w:szCs w:val="22"/>
-        </w:rPr>
-        <w:t xml:space="preserve">axamount</w:t>
-      </w:r>
-      <w:r>
-        <w:rPr>
-          <w:rFonts w:ascii="Times New Roman" w:hAnsi="Times New Roman" w:eastAsia="Times New Roman" w:cs="Times New Roman"/>
-          <w:b/>
-          <w:bCs/>
-          <w:sz w:val="24"/>
-          <w:highlight w:val="none"/>
-          <w:lang w:val="en-GB"/>
-        </w:rPr>
-        <w:t xml:space="preserve">}{/}</w:t>
-      </w:r>
-      <w:r>
-        <w:rPr>
-          <w:rFonts w:ascii="Times New Roman" w:hAnsi="Times New Roman" w:eastAsia="Times New Roman" w:cs="Times New Roman"/>
-          <w:b/>
-          <w:bCs/>
-          <w:color w:val="000000"/>
-          <w:sz w:val="24"/>
-          <w:szCs w:val="24"/>
-          <w:highlight w:val="none"/>
-        </w:rPr>
-      </w:r>
-      <w:r>
-        <w:rPr>
-          <w:rFonts w:ascii="Times New Roman" w:hAnsi="Times New Roman" w:eastAsia="Times New Roman" w:cs="Times New Roman"/>
-          <w:b/>
-          <w:bCs/>
-          <w:color w:val="000000"/>
-          <w:sz w:val="24"/>
-          <w:szCs w:val="24"/>
-          <w:highlight w:val="none"/>
-        </w:rPr>
-      </w:r>
-    </w:p>
-    <w:p>
-      <w:pPr>
-        <w:pBdr>
-          <w:top w:val="none" w:color="000000" w:sz="4" w:space="0"/>
-          <w:left w:val="none" w:color="000000" w:sz="4" w:space="0"/>
-          <w:bottom w:val="none" w:color="000000" w:sz="4" w:space="0"/>
-          <w:right w:val="none" w:color="000000" w:sz="4" w:space="0"/>
-        </w:pBdr>
-        <w:spacing/>
-        <w:ind w:right="0" w:firstLine="0" w:left="0"/>
-        <w:rPr>
-          <w:rFonts w:ascii="Times New Roman" w:hAnsi="Times New Roman" w:eastAsia="Times New Roman" w:cs="Times New Roman"/>
-          <w:sz w:val="24"/>
-        </w:rPr>
-        <w:sectPr>
-          <w:footnotePr/>
-          <w:endnotePr/>
-          <w:type w:val="continuous"/>
-          <w:pgSz w:h="15840" w:orient="portrait" w:w="12240"/>
-          <w:pgMar w:top="432" w:right="432" w:bottom="432" w:left="432" w:header="709" w:footer="709" w:gutter="0"/>
-          <w:cols w:num="2" w:sep="0" w:space="709" w:equalWidth="1"/>
-        </w:sectPr>
-      </w:pPr>
-      <w:r>
-        <w:rPr>
-          <w:rFonts w:ascii="Times New Roman" w:hAnsi="Times New Roman" w:eastAsia="Times New Roman" w:cs="Times New Roman"/>
-          <w:b/>
-          <w:color w:val="000000"/>
-          <w:sz w:val="24"/>
-        </w:rPr>
-        <w:t xml:space="preserve">Total amount Paid:{#invoicedata}{total}{/}</w:t>
-      </w:r>
-      <w:r>
-        <w:rPr>
-          <w:rFonts w:ascii="Times New Roman" w:hAnsi="Times New Roman" w:eastAsia="Times New Roman" w:cs="Times New Roman"/>
-          <w:sz w:val="24"/>
-        </w:rPr>
-      </w:r>
-      <w:r>
-        <w:rPr>
-          <w:rFonts w:ascii="Times New Roman" w:hAnsi="Times New Roman" w:eastAsia="Times New Roman" w:cs="Times New Roman"/>
-          <w:sz w:val="24"/>
-        </w:rPr>
-      </w:r>
-    </w:p>
-    <w:p>
-      <w:pPr>
-        <w:pBdr/>
-        <w:spacing w:after="0"/>
-        <w:ind/>
-        <w:jc w:val="left"/>
-        <w:rPr>
-          <w:rFonts w:ascii="Calibri" w:hAnsi="Calibri" w:eastAsia="Calibri" w:cs="Calibri"/>
-          <w:b/>
-          <w:bCs/>
-          <w:sz w:val="22"/>
-          <w:szCs w:val="22"/>
-          <w:lang w:val="en-GB"/>
-        </w:rPr>
-      </w:pPr>
-      <w:r>
-        <w:rPr>
-          <w:rFonts w:ascii="Calibri" w:hAnsi="Calibri" w:eastAsia="Calibri" w:cs="Calibri"/>
-          <w:b/>
-          <w:bCs/>
-          <w:sz w:val="22"/>
-          <w:szCs w:val="22"/>
-          <w:lang w:val="en-GB"/>
-        </w:rPr>
-        <w:t xml:space="preserve">                                                                                                                                                   </w:t>
-      </w:r>
-      <w:r>
-        <w:rPr>
-          <w:rFonts w:ascii="Calibri" w:hAnsi="Calibri" w:eastAsia="Calibri" w:cs="Calibri"/>
-          <w:b/>
-          <w:bCs/>
-          <w:sz w:val="22"/>
-          <w:szCs w:val="22"/>
-          <w:lang w:val="en-GB"/>
-        </w:rPr>
-      </w:r>
-      <w:r>
-        <w:rPr>
-          <w:rFonts w:ascii="Calibri" w:hAnsi="Calibri" w:eastAsia="Calibri" w:cs="Calibri"/>
-          <w:b/>
-          <w:bCs/>
-          <w:sz w:val="22"/>
-          <w:szCs w:val="22"/>
-          <w:lang w:val="en-GB"/>
-        </w:rPr>
-      </w:r>
-    </w:p>
-    <w:p>
-      <w:pPr>
-        <w:pBdr/>
-        <w:spacing w:after="0"/>
-        <w:ind/>
-        <w:rPr>
-          <w:highlight w:val="none"/>
+          <w:rFonts w:ascii="Calibri" w:hAnsi="Calibri" w:cs="Calibri"/>
         </w:rPr>
       </w:pPr>
       <w:r>
@@ -3273,85 +3478,6 @@
           <w:rFonts w:ascii="Calibri" w:hAnsi="Calibri" w:cs="Calibri"/>
         </w:rPr>
       </w:r>
-      <w:r>
-        <w:rPr>
-          <w:highlight w:val="none"/>
-        </w:rPr>
-      </w:r>
-      <w:r>
-        <w:rPr>
-          <w:highlight w:val="none"/>
-        </w:rPr>
-      </w:r>
-    </w:p>
-    <w:p>
-      <w:pPr>
-        <w:pBdr/>
-        <w:spacing w:after="0"/>
-        <w:ind/>
-        <w:jc w:val="left"/>
-        <w:rPr>
-          <w:rFonts w:ascii="Calibri" w:hAnsi="Calibri" w:eastAsia="Calibri" w:cs="Calibri"/>
-          <w:highlight w:val="none"/>
-        </w:rPr>
-      </w:pPr>
-      <w:r>
-        <w:rPr>
-          <w:rFonts w:ascii="Calibri" w:hAnsi="Calibri" w:eastAsia="Calibri" w:cs="Calibri"/>
-          <w:highlight w:val="none"/>
-        </w:rPr>
-      </w:r>
-      <w:r>
-        <w:rPr>
-          <w:rFonts w:ascii="Calibri" w:hAnsi="Calibri" w:eastAsia="Calibri" w:cs="Calibri"/>
-          <w:highlight w:val="none"/>
-        </w:rPr>
-      </w:r>
-    </w:p>
-    <w:p>
-      <w:pPr>
-        <w:pBdr/>
-        <w:spacing w:after="0"/>
-        <w:ind/>
-        <w:jc w:val="right"/>
-        <w:rPr>
-          <w:rFonts w:ascii="Calibri" w:hAnsi="Calibri" w:eastAsia="Calibri" w:cs="Calibri"/>
-          <w:highlight w:val="none"/>
-        </w:rPr>
-      </w:pPr>
-      <w:r>
-        <w:rPr>
-          <w:rFonts w:ascii="Calibri" w:hAnsi="Calibri" w:eastAsia="Calibri" w:cs="Calibri"/>
-        </w:rPr>
-        <w:t xml:space="preserve">        </w:t>
-      </w:r>
-      <w:r>
-        <w:rPr>
-          <w:rFonts w:ascii="Calibri" w:hAnsi="Calibri" w:cs="Calibri"/>
-          <w:b/>
-          <w:bCs/>
-          <w:sz w:val="22"/>
-          <w:szCs w:val="22"/>
-        </w:rPr>
-      </w:r>
-    </w:p>
-    <w:p>
-      <w:pPr>
-        <w:pBdr/>
-        <w:spacing/>
-        <w:ind/>
-        <w:rPr>
-          <w:rFonts w:ascii="Calibri" w:hAnsi="Calibri" w:cs="Calibri"/>
-        </w:rPr>
-        <w:sectPr>
-          <w:footnotePr/>
-          <w:endnotePr/>
-          <w:type w:val="continuous"/>
-          <w:pgSz w:h="15840" w:orient="portrait" w:w="12240"/>
-          <w:pgMar w:top="432" w:right="432" w:bottom="432" w:left="432" w:header="709" w:footer="709" w:gutter="0"/>
-          <w:cols w:num="1" w:sep="0" w:space="720" w:equalWidth="1"/>
-        </w:sectPr>
-      </w:pPr>
       <w:r>
         <w:rPr>
           <w:rFonts w:ascii="Calibri" w:hAnsi="Calibri" w:cs="Calibri"/>
@@ -3372,6 +3498,36 @@
           <w:rFonts w:ascii="Calibri" w:hAnsi="Calibri" w:cs="Calibri"/>
         </w:rPr>
       </w:pPr>
+      <w:r>
+        <w:rPr>
+          <w:rFonts w:ascii="Calibri" w:hAnsi="Calibri" w:cs="Calibri"/>
+        </w:rPr>
+      </w:r>
+      <w:r>
+        <w:rPr>
+          <w:rFonts w:ascii="Calibri" w:hAnsi="Calibri" w:cs="Calibri"/>
+        </w:rPr>
+      </w:r>
+      <w:r>
+        <w:rPr>
+          <w:rFonts w:ascii="Calibri" w:hAnsi="Calibri" w:cs="Calibri"/>
+        </w:rPr>
+      </w:r>
+    </w:p>
+    <w:p>
+      <w:pPr>
+        <w:pBdr/>
+        <w:spacing w:after="0"/>
+        <w:ind/>
+        <w:rPr>
+          <w:rFonts w:ascii="Calibri" w:hAnsi="Calibri" w:cs="Calibri"/>
+        </w:rPr>
+      </w:pPr>
+      <w:r>
+        <w:rPr>
+          <w:rFonts w:ascii="Calibri" w:hAnsi="Calibri" w:cs="Calibri"/>
+        </w:rPr>
+      </w:r>
       <w:r>
         <w:rPr>
           <w:rFonts w:ascii="Calibri" w:hAnsi="Calibri" w:cs="Calibri"/>
@@ -3619,9 +3775,9 @@
     <w:lsdException w:name="Bibliography" w:uiPriority="37"/>
     <w:lsdException w:name="TOC Heading" w:uiPriority="39" w:qFormat="1"/>
   </w:latentStyles>
-  <w:style w:type="table" w:styleId="12">
+  <w:style w:type="table" w:styleId="697">
     <w:name w:val="Table Grid Light"/>
-    <w:basedOn w:val="707"/>
+    <w:basedOn w:val="800"/>
     <w:uiPriority w:val="59"/>
     <w:pPr>
       <w:pBdr/>
@@ -3818,9 +3974,9 @@
       </w:tcPr>
     </w:tblStylePr>
   </w:style>
-  <w:style w:type="table" w:styleId="19">
+  <w:style w:type="table" w:styleId="698">
     <w:name w:val="Grid Table 1 Light - Accent 1"/>
-    <w:basedOn w:val="707"/>
+    <w:basedOn w:val="800"/>
     <w:uiPriority w:val="99"/>
     <w:pPr>
       <w:pBdr/>
@@ -4041,9 +4197,9 @@
       </w:tcPr>
     </w:tblStylePr>
   </w:style>
-  <w:style w:type="table" w:styleId="20">
+  <w:style w:type="table" w:styleId="699">
     <w:name w:val="Grid Table 1 Light - Accent 2"/>
-    <w:basedOn w:val="707"/>
+    <w:basedOn w:val="800"/>
     <w:uiPriority w:val="99"/>
     <w:pPr>
       <w:pBdr/>
@@ -4264,9 +4420,9 @@
       </w:tcPr>
     </w:tblStylePr>
   </w:style>
-  <w:style w:type="table" w:styleId="21">
+  <w:style w:type="table" w:styleId="700">
     <w:name w:val="Grid Table 1 Light - Accent 3"/>
-    <w:basedOn w:val="707"/>
+    <w:basedOn w:val="800"/>
     <w:uiPriority w:val="99"/>
     <w:pPr>
       <w:pBdr/>
@@ -4487,9 +4643,9 @@
       </w:tcPr>
     </w:tblStylePr>
   </w:style>
-  <w:style w:type="table" w:styleId="22">
+  <w:style w:type="table" w:styleId="701">
     <w:name w:val="Grid Table 1 Light - Accent 4"/>
-    <w:basedOn w:val="707"/>
+    <w:basedOn w:val="800"/>
     <w:uiPriority w:val="99"/>
     <w:pPr>
       <w:pBdr/>
@@ -4710,9 +4866,9 @@
       </w:tcPr>
     </w:tblStylePr>
   </w:style>
-  <w:style w:type="table" w:styleId="23">
+  <w:style w:type="table" w:styleId="702">
     <w:name w:val="Grid Table 1 Light - Accent 5"/>
-    <w:basedOn w:val="707"/>
+    <w:basedOn w:val="800"/>
     <w:uiPriority w:val="99"/>
     <w:pPr>
       <w:pBdr/>
@@ -4933,9 +5089,9 @@
       </w:tcPr>
     </w:tblStylePr>
   </w:style>
-  <w:style w:type="table" w:styleId="24">
+  <w:style w:type="table" w:styleId="703">
     <w:name w:val="Grid Table 1 Light - Accent 6"/>
-    <w:basedOn w:val="707"/>
+    <w:basedOn w:val="800"/>
     <w:uiPriority w:val="99"/>
     <w:pPr>
       <w:pBdr/>
@@ -5156,9 +5312,9 @@
       </w:tcPr>
     </w:tblStylePr>
   </w:style>
-  <w:style w:type="table" w:styleId="26">
+  <w:style w:type="table" w:styleId="704">
     <w:name w:val="Grid Table 2 - Accent 1"/>
-    <w:basedOn w:val="707"/>
+    <w:basedOn w:val="800"/>
     <w:uiPriority w:val="99"/>
     <w:pPr>
       <w:pBdr/>
@@ -5388,9 +5544,9 @@
       </w:tcPr>
     </w:tblStylePr>
   </w:style>
-  <w:style w:type="table" w:styleId="27">
+  <w:style w:type="table" w:styleId="705">
     <w:name w:val="Grid Table 2 - Accent 2"/>
-    <w:basedOn w:val="707"/>
+    <w:basedOn w:val="800"/>
     <w:uiPriority w:val="99"/>
     <w:pPr>
       <w:pBdr/>
@@ -5620,9 +5776,9 @@
       </w:tcPr>
     </w:tblStylePr>
   </w:style>
-  <w:style w:type="table" w:styleId="28">
+  <w:style w:type="table" w:styleId="706">
     <w:name w:val="Grid Table 2 - Accent 3"/>
-    <w:basedOn w:val="707"/>
+    <w:basedOn w:val="800"/>
     <w:uiPriority w:val="99"/>
     <w:pPr>
       <w:pBdr/>
@@ -5852,9 +6008,9 @@
       </w:tcPr>
     </w:tblStylePr>
   </w:style>
-  <w:style w:type="table" w:styleId="29">
+  <w:style w:type="table" w:styleId="707">
     <w:name w:val="Grid Table 2 - Accent 4"/>
-    <w:basedOn w:val="707"/>
+    <w:basedOn w:val="800"/>
     <w:uiPriority w:val="99"/>
     <w:pPr>
       <w:pBdr/>
@@ -6084,9 +6240,9 @@
       </w:tcPr>
     </w:tblStylePr>
   </w:style>
-  <w:style w:type="table" w:styleId="30">
+  <w:style w:type="table" w:styleId="708">
     <w:name w:val="Grid Table 2 - Accent 5"/>
-    <w:basedOn w:val="707"/>
+    <w:basedOn w:val="800"/>
     <w:uiPriority w:val="99"/>
     <w:pPr>
       <w:pBdr/>
@@ -6316,9 +6472,9 @@
       </w:tcPr>
     </w:tblStylePr>
   </w:style>
-  <w:style w:type="table" w:styleId="31">
+  <w:style w:type="table" w:styleId="709">
     <w:name w:val="Grid Table 2 - Accent 6"/>
-    <w:basedOn w:val="707"/>
+    <w:basedOn w:val="800"/>
     <w:uiPriority w:val="99"/>
     <w:pPr>
       <w:pBdr/>
@@ -6548,9 +6704,9 @@
       </w:tcPr>
     </w:tblStylePr>
   </w:style>
-  <w:style w:type="table" w:styleId="33">
+  <w:style w:type="table" w:styleId="710">
     <w:name w:val="Grid Table 3 - Accent 1"/>
-    <w:basedOn w:val="707"/>
+    <w:basedOn w:val="800"/>
     <w:uiPriority w:val="99"/>
     <w:pPr>
       <w:pBdr/>
@@ -6649,29 +6805,6 @@
         <w:tblBorders/>
       </w:tblPr>
       <w:tcPr>
-        <w:shd w:color="ffffff"/>
-        <w:tcBorders>
-          <w:top w:val="none" w:color="000000" w:sz="4" w:space="0"/>
-          <w:left w:val="none" w:color="000000" w:sz="4" w:space="0"/>
-          <w:bottom w:val="none" w:color="000000" w:sz="4" w:space="0"/>
-          <w:right w:val="none" w:color="000000" w:sz="4" w:space="0"/>
-        </w:tcBorders>
-      </w:tcPr>
-    </w:tblStylePr>
-    <w:tblStylePr w:type="firstRow">
-      <w:rPr>
-        <w:b/>
-        <w:color w:val="404040"/>
-      </w:rPr>
-      <w:pPr>
-        <w:pBdr/>
-        <w:spacing/>
-        <w:ind/>
-      </w:pPr>
-      <w:tblPr>
-        <w:tblBorders/>
-      </w:tblPr>
-      <w:tcPr>
         <w:shd w:val="clear" w:color="ffffff"/>
         <w:tcBorders>
           <w:top w:val="none" w:color="000000" w:sz="4" w:space="0"/>
@@ -6681,30 +6814,7 @@
         </w:tcBorders>
       </w:tcPr>
     </w:tblStylePr>
-    <w:tblStylePr w:type="lastCol">
-      <w:rPr>
-        <w:i/>
-        <w:color w:val="404040"/>
-      </w:rPr>
-      <w:pPr>
-        <w:pBdr/>
-        <w:spacing/>
-        <w:ind/>
-      </w:pPr>
-      <w:tblPr>
-        <w:tblBorders/>
-      </w:tblPr>
-      <w:tcPr>
-        <w:shd w:color="ffffff"/>
-        <w:tcBorders>
-          <w:top w:val="none" w:color="000000" w:sz="4" w:space="0"/>
-          <w:left w:val="none" w:color="000000" w:sz="4" w:space="0"/>
-          <w:bottom w:val="none" w:color="000000" w:sz="4" w:space="0"/>
-          <w:right w:val="none" w:color="000000" w:sz="4" w:space="0"/>
-        </w:tcBorders>
-      </w:tcPr>
-    </w:tblStylePr>
-    <w:tblStylePr w:type="lastRow">
+    <w:tblStylePr w:type="firstRow">
       <w:rPr>
         <w:b/>
         <w:color w:val="404040"/>
@@ -6727,6 +6837,52 @@
         </w:tcBorders>
       </w:tcPr>
     </w:tblStylePr>
+    <w:tblStylePr w:type="lastCol">
+      <w:rPr>
+        <w:i/>
+        <w:color w:val="404040"/>
+      </w:rPr>
+      <w:pPr>
+        <w:pBdr/>
+        <w:spacing/>
+        <w:ind/>
+      </w:pPr>
+      <w:tblPr>
+        <w:tblBorders/>
+      </w:tblPr>
+      <w:tcPr>
+        <w:shd w:val="clear" w:color="ffffff"/>
+        <w:tcBorders>
+          <w:top w:val="none" w:color="000000" w:sz="4" w:space="0"/>
+          <w:left w:val="none" w:color="000000" w:sz="4" w:space="0"/>
+          <w:bottom w:val="none" w:color="000000" w:sz="4" w:space="0"/>
+          <w:right w:val="none" w:color="000000" w:sz="4" w:space="0"/>
+        </w:tcBorders>
+      </w:tcPr>
+    </w:tblStylePr>
+    <w:tblStylePr w:type="lastRow">
+      <w:rPr>
+        <w:b/>
+        <w:color w:val="404040"/>
+      </w:rPr>
+      <w:pPr>
+        <w:pBdr/>
+        <w:spacing/>
+        <w:ind/>
+      </w:pPr>
+      <w:tblPr>
+        <w:tblBorders/>
+      </w:tblPr>
+      <w:tcPr>
+        <w:shd w:val="clear" w:color="ffffff"/>
+        <w:tcBorders>
+          <w:top w:val="none" w:color="000000" w:sz="4" w:space="0"/>
+          <w:left w:val="none" w:color="000000" w:sz="4" w:space="0"/>
+          <w:bottom w:val="none" w:color="000000" w:sz="4" w:space="0"/>
+          <w:right w:val="none" w:color="000000" w:sz="4" w:space="0"/>
+        </w:tcBorders>
+      </w:tcPr>
+    </w:tblStylePr>
     <w:tblStylePr w:type="nwCell">
       <w:pPr>
         <w:pBdr/>
@@ -6793,9 +6949,9 @@
       </w:tcPr>
     </w:tblStylePr>
   </w:style>
-  <w:style w:type="table" w:styleId="34">
+  <w:style w:type="table" w:styleId="711">
     <w:name w:val="Grid Table 3 - Accent 2"/>
-    <w:basedOn w:val="707"/>
+    <w:basedOn w:val="800"/>
     <w:uiPriority w:val="99"/>
     <w:pPr>
       <w:pBdr/>
@@ -6894,29 +7050,6 @@
         <w:tblBorders/>
       </w:tblPr>
       <w:tcPr>
-        <w:shd w:color="ffffff"/>
-        <w:tcBorders>
-          <w:top w:val="none" w:color="000000" w:sz="4" w:space="0"/>
-          <w:left w:val="none" w:color="000000" w:sz="4" w:space="0"/>
-          <w:bottom w:val="none" w:color="000000" w:sz="4" w:space="0"/>
-          <w:right w:val="none" w:color="000000" w:sz="4" w:space="0"/>
-        </w:tcBorders>
-      </w:tcPr>
-    </w:tblStylePr>
-    <w:tblStylePr w:type="firstRow">
-      <w:rPr>
-        <w:b/>
-        <w:color w:val="404040"/>
-      </w:rPr>
-      <w:pPr>
-        <w:pBdr/>
-        <w:spacing/>
-        <w:ind/>
-      </w:pPr>
-      <w:tblPr>
-        <w:tblBorders/>
-      </w:tblPr>
-      <w:tcPr>
         <w:shd w:val="clear" w:color="ffffff"/>
         <w:tcBorders>
           <w:top w:val="none" w:color="000000" w:sz="4" w:space="0"/>
@@ -6926,30 +7059,7 @@
         </w:tcBorders>
       </w:tcPr>
     </w:tblStylePr>
-    <w:tblStylePr w:type="lastCol">
-      <w:rPr>
-        <w:i/>
-        <w:color w:val="404040"/>
-      </w:rPr>
-      <w:pPr>
-        <w:pBdr/>
-        <w:spacing/>
-        <w:ind/>
-      </w:pPr>
-      <w:tblPr>
-        <w:tblBorders/>
-      </w:tblPr>
-      <w:tcPr>
-        <w:shd w:color="ffffff"/>
-        <w:tcBorders>
-          <w:top w:val="none" w:color="000000" w:sz="4" w:space="0"/>
-          <w:left w:val="none" w:color="000000" w:sz="4" w:space="0"/>
-          <w:bottom w:val="none" w:color="000000" w:sz="4" w:space="0"/>
-          <w:right w:val="none" w:color="000000" w:sz="4" w:space="0"/>
-        </w:tcBorders>
-      </w:tcPr>
-    </w:tblStylePr>
-    <w:tblStylePr w:type="lastRow">
+    <w:tblStylePr w:type="firstRow">
       <w:rPr>
         <w:b/>
         <w:color w:val="404040"/>
@@ -6972,6 +7082,52 @@
         </w:tcBorders>
       </w:tcPr>
     </w:tblStylePr>
+    <w:tblStylePr w:type="lastCol">
+      <w:rPr>
+        <w:i/>
+        <w:color w:val="404040"/>
+      </w:rPr>
+      <w:pPr>
+        <w:pBdr/>
+        <w:spacing/>
+        <w:ind/>
+      </w:pPr>
+      <w:tblPr>
+        <w:tblBorders/>
+      </w:tblPr>
+      <w:tcPr>
+        <w:shd w:val="clear" w:color="ffffff"/>
+        <w:tcBorders>
+          <w:top w:val="none" w:color="000000" w:sz="4" w:space="0"/>
+          <w:left w:val="none" w:color="000000" w:sz="4" w:space="0"/>
+          <w:bottom w:val="none" w:color="000000" w:sz="4" w:space="0"/>
+          <w:right w:val="none" w:color="000000" w:sz="4" w:space="0"/>
+        </w:tcBorders>
+      </w:tcPr>
+    </w:tblStylePr>
+    <w:tblStylePr w:type="lastRow">
+      <w:rPr>
+        <w:b/>
+        <w:color w:val="404040"/>
+      </w:rPr>
+      <w:pPr>
+        <w:pBdr/>
+        <w:spacing/>
+        <w:ind/>
+      </w:pPr>
+      <w:tblPr>
+        <w:tblBorders/>
+      </w:tblPr>
+      <w:tcPr>
+        <w:shd w:val="clear" w:color="ffffff"/>
+        <w:tcBorders>
+          <w:top w:val="none" w:color="000000" w:sz="4" w:space="0"/>
+          <w:left w:val="none" w:color="000000" w:sz="4" w:space="0"/>
+          <w:bottom w:val="none" w:color="000000" w:sz="4" w:space="0"/>
+          <w:right w:val="none" w:color="000000" w:sz="4" w:space="0"/>
+        </w:tcBorders>
+      </w:tcPr>
+    </w:tblStylePr>
     <w:tblStylePr w:type="nwCell">
       <w:pPr>
         <w:pBdr/>
@@ -7038,9 +7194,9 @@
       </w:tcPr>
     </w:tblStylePr>
   </w:style>
-  <w:style w:type="table" w:styleId="35">
+  <w:style w:type="table" w:styleId="712">
     <w:name w:val="Grid Table 3 - Accent 3"/>
-    <w:basedOn w:val="707"/>
+    <w:basedOn w:val="800"/>
     <w:uiPriority w:val="99"/>
     <w:pPr>
       <w:pBdr/>
@@ -7139,29 +7295,6 @@
         <w:tblBorders/>
       </w:tblPr>
       <w:tcPr>
-        <w:shd w:color="ffffff"/>
-        <w:tcBorders>
-          <w:top w:val="none" w:color="000000" w:sz="4" w:space="0"/>
-          <w:left w:val="none" w:color="000000" w:sz="4" w:space="0"/>
-          <w:bottom w:val="none" w:color="000000" w:sz="4" w:space="0"/>
-          <w:right w:val="none" w:color="000000" w:sz="4" w:space="0"/>
-        </w:tcBorders>
-      </w:tcPr>
-    </w:tblStylePr>
-    <w:tblStylePr w:type="firstRow">
-      <w:rPr>
-        <w:b/>
-        <w:color w:val="404040"/>
-      </w:rPr>
-      <w:pPr>
-        <w:pBdr/>
-        <w:spacing/>
-        <w:ind/>
-      </w:pPr>
-      <w:tblPr>
-        <w:tblBorders/>
-      </w:tblPr>
-      <w:tcPr>
         <w:shd w:val="clear" w:color="ffffff"/>
         <w:tcBorders>
           <w:top w:val="none" w:color="000000" w:sz="4" w:space="0"/>
@@ -7171,30 +7304,7 @@
         </w:tcBorders>
       </w:tcPr>
     </w:tblStylePr>
-    <w:tblStylePr w:type="lastCol">
-      <w:rPr>
-        <w:i/>
-        <w:color w:val="404040"/>
-      </w:rPr>
-      <w:pPr>
-        <w:pBdr/>
-        <w:spacing/>
-        <w:ind/>
-      </w:pPr>
-      <w:tblPr>
-        <w:tblBorders/>
-      </w:tblPr>
-      <w:tcPr>
-        <w:shd w:color="ffffff"/>
-        <w:tcBorders>
-          <w:top w:val="none" w:color="000000" w:sz="4" w:space="0"/>
-          <w:left w:val="none" w:color="000000" w:sz="4" w:space="0"/>
-          <w:bottom w:val="none" w:color="000000" w:sz="4" w:space="0"/>
-          <w:right w:val="none" w:color="000000" w:sz="4" w:space="0"/>
-        </w:tcBorders>
-      </w:tcPr>
-    </w:tblStylePr>
-    <w:tblStylePr w:type="lastRow">
+    <w:tblStylePr w:type="firstRow">
       <w:rPr>
         <w:b/>
         <w:color w:val="404040"/>
@@ -7217,6 +7327,52 @@
         </w:tcBorders>
       </w:tcPr>
     </w:tblStylePr>
+    <w:tblStylePr w:type="lastCol">
+      <w:rPr>
+        <w:i/>
+        <w:color w:val="404040"/>
+      </w:rPr>
+      <w:pPr>
+        <w:pBdr/>
+        <w:spacing/>
+        <w:ind/>
+      </w:pPr>
+      <w:tblPr>
+        <w:tblBorders/>
+      </w:tblPr>
+      <w:tcPr>
+        <w:shd w:val="clear" w:color="ffffff"/>
+        <w:tcBorders>
+          <w:top w:val="none" w:color="000000" w:sz="4" w:space="0"/>
+          <w:left w:val="none" w:color="000000" w:sz="4" w:space="0"/>
+          <w:bottom w:val="none" w:color="000000" w:sz="4" w:space="0"/>
+          <w:right w:val="none" w:color="000000" w:sz="4" w:space="0"/>
+        </w:tcBorders>
+      </w:tcPr>
+    </w:tblStylePr>
+    <w:tblStylePr w:type="lastRow">
+      <w:rPr>
+        <w:b/>
+        <w:color w:val="404040"/>
+      </w:rPr>
+      <w:pPr>
+        <w:pBdr/>
+        <w:spacing/>
+        <w:ind/>
+      </w:pPr>
+      <w:tblPr>
+        <w:tblBorders/>
+      </w:tblPr>
+      <w:tcPr>
+        <w:shd w:val="clear" w:color="ffffff"/>
+        <w:tcBorders>
+          <w:top w:val="none" w:color="000000" w:sz="4" w:space="0"/>
+          <w:left w:val="none" w:color="000000" w:sz="4" w:space="0"/>
+          <w:bottom w:val="none" w:color="000000" w:sz="4" w:space="0"/>
+          <w:right w:val="none" w:color="000000" w:sz="4" w:space="0"/>
+        </w:tcBorders>
+      </w:tcPr>
+    </w:tblStylePr>
     <w:tblStylePr w:type="nwCell">
       <w:pPr>
         <w:pBdr/>
@@ -7283,9 +7439,9 @@
       </w:tcPr>
     </w:tblStylePr>
   </w:style>
-  <w:style w:type="table" w:styleId="36">
+  <w:style w:type="table" w:styleId="713">
     <w:name w:val="Grid Table 3 - Accent 4"/>
-    <w:basedOn w:val="707"/>
+    <w:basedOn w:val="800"/>
     <w:uiPriority w:val="99"/>
     <w:pPr>
       <w:pBdr/>
@@ -7384,29 +7540,6 @@
         <w:tblBorders/>
       </w:tblPr>
       <w:tcPr>
-        <w:shd w:color="ffffff"/>
-        <w:tcBorders>
-          <w:top w:val="none" w:color="000000" w:sz="4" w:space="0"/>
-          <w:left w:val="none" w:color="000000" w:sz="4" w:space="0"/>
-          <w:bottom w:val="none" w:color="000000" w:sz="4" w:space="0"/>
-          <w:right w:val="none" w:color="000000" w:sz="4" w:space="0"/>
-        </w:tcBorders>
-      </w:tcPr>
-    </w:tblStylePr>
-    <w:tblStylePr w:type="firstRow">
-      <w:rPr>
-        <w:b/>
-        <w:color w:val="404040"/>
-      </w:rPr>
-      <w:pPr>
-        <w:pBdr/>
-        <w:spacing/>
-        <w:ind/>
-      </w:pPr>
-      <w:tblPr>
-        <w:tblBorders/>
-      </w:tblPr>
-      <w:tcPr>
         <w:shd w:val="clear" w:color="ffffff"/>
         <w:tcBorders>
           <w:top w:val="none" w:color="000000" w:sz="4" w:space="0"/>
@@ -7416,30 +7549,7 @@
         </w:tcBorders>
       </w:tcPr>
     </w:tblStylePr>
-    <w:tblStylePr w:type="lastCol">
-      <w:rPr>
-        <w:i/>
-        <w:color w:val="404040"/>
-      </w:rPr>
-      <w:pPr>
-        <w:pBdr/>
-        <w:spacing/>
-        <w:ind/>
-      </w:pPr>
-      <w:tblPr>
-        <w:tblBorders/>
-      </w:tblPr>
-      <w:tcPr>
-        <w:shd w:color="ffffff"/>
-        <w:tcBorders>
-          <w:top w:val="none" w:color="000000" w:sz="4" w:space="0"/>
-          <w:left w:val="none" w:color="000000" w:sz="4" w:space="0"/>
-          <w:bottom w:val="none" w:color="000000" w:sz="4" w:space="0"/>
-          <w:right w:val="none" w:color="000000" w:sz="4" w:space="0"/>
-        </w:tcBorders>
-      </w:tcPr>
-    </w:tblStylePr>
-    <w:tblStylePr w:type="lastRow">
+    <w:tblStylePr w:type="firstRow">
       <w:rPr>
         <w:b/>
         <w:color w:val="404040"/>
@@ -7462,6 +7572,52 @@
         </w:tcBorders>
       </w:tcPr>
     </w:tblStylePr>
+    <w:tblStylePr w:type="lastCol">
+      <w:rPr>
+        <w:i/>
+        <w:color w:val="404040"/>
+      </w:rPr>
+      <w:pPr>
+        <w:pBdr/>
+        <w:spacing/>
+        <w:ind/>
+      </w:pPr>
+      <w:tblPr>
+        <w:tblBorders/>
+      </w:tblPr>
+      <w:tcPr>
+        <w:shd w:val="clear" w:color="ffffff"/>
+        <w:tcBorders>
+          <w:top w:val="none" w:color="000000" w:sz="4" w:space="0"/>
+          <w:left w:val="none" w:color="000000" w:sz="4" w:space="0"/>
+          <w:bottom w:val="none" w:color="000000" w:sz="4" w:space="0"/>
+          <w:right w:val="none" w:color="000000" w:sz="4" w:space="0"/>
+        </w:tcBorders>
+      </w:tcPr>
+    </w:tblStylePr>
+    <w:tblStylePr w:type="lastRow">
+      <w:rPr>
+        <w:b/>
+        <w:color w:val="404040"/>
+      </w:rPr>
+      <w:pPr>
+        <w:pBdr/>
+        <w:spacing/>
+        <w:ind/>
+      </w:pPr>
+      <w:tblPr>
+        <w:tblBorders/>
+      </w:tblPr>
+      <w:tcPr>
+        <w:shd w:val="clear" w:color="ffffff"/>
+        <w:tcBorders>
+          <w:top w:val="none" w:color="000000" w:sz="4" w:space="0"/>
+          <w:left w:val="none" w:color="000000" w:sz="4" w:space="0"/>
+          <w:bottom w:val="none" w:color="000000" w:sz="4" w:space="0"/>
+          <w:right w:val="none" w:color="000000" w:sz="4" w:space="0"/>
+        </w:tcBorders>
+      </w:tcPr>
+    </w:tblStylePr>
     <w:tblStylePr w:type="nwCell">
       <w:pPr>
         <w:pBdr/>
@@ -7528,9 +7684,9 @@
       </w:tcPr>
     </w:tblStylePr>
   </w:style>
-  <w:style w:type="table" w:styleId="37">
+  <w:style w:type="table" w:styleId="714">
     <w:name w:val="Grid Table 3 - Accent 5"/>
-    <w:basedOn w:val="707"/>
+    <w:basedOn w:val="800"/>
     <w:uiPriority w:val="99"/>
     <w:pPr>
       <w:pBdr/>
@@ -7629,29 +7785,6 @@
         <w:tblBorders/>
       </w:tblPr>
       <w:tcPr>
-        <w:shd w:color="ffffff"/>
-        <w:tcBorders>
-          <w:top w:val="none" w:color="000000" w:sz="4" w:space="0"/>
-          <w:left w:val="none" w:color="000000" w:sz="4" w:space="0"/>
-          <w:bottom w:val="none" w:color="000000" w:sz="4" w:space="0"/>
-          <w:right w:val="none" w:color="000000" w:sz="4" w:space="0"/>
-        </w:tcBorders>
-      </w:tcPr>
-    </w:tblStylePr>
-    <w:tblStylePr w:type="firstRow">
-      <w:rPr>
-        <w:b/>
-        <w:color w:val="404040"/>
-      </w:rPr>
-      <w:pPr>
-        <w:pBdr/>
-        <w:spacing/>
-        <w:ind/>
-      </w:pPr>
-      <w:tblPr>
-        <w:tblBorders/>
-      </w:tblPr>
-      <w:tcPr>
         <w:shd w:val="clear" w:color="ffffff"/>
         <w:tcBorders>
           <w:top w:val="none" w:color="000000" w:sz="4" w:space="0"/>
@@ -7661,30 +7794,7 @@
         </w:tcBorders>
       </w:tcPr>
     </w:tblStylePr>
-    <w:tblStylePr w:type="lastCol">
-      <w:rPr>
-        <w:i/>
-        <w:color w:val="404040"/>
-      </w:rPr>
-      <w:pPr>
-        <w:pBdr/>
-        <w:spacing/>
-        <w:ind/>
-      </w:pPr>
-      <w:tblPr>
-        <w:tblBorders/>
-      </w:tblPr>
-      <w:tcPr>
-        <w:shd w:color="ffffff"/>
-        <w:tcBorders>
-          <w:top w:val="none" w:color="000000" w:sz="4" w:space="0"/>
-          <w:left w:val="none" w:color="000000" w:sz="4" w:space="0"/>
-          <w:bottom w:val="none" w:color="000000" w:sz="4" w:space="0"/>
-          <w:right w:val="none" w:color="000000" w:sz="4" w:space="0"/>
-        </w:tcBorders>
-      </w:tcPr>
-    </w:tblStylePr>
-    <w:tblStylePr w:type="lastRow">
+    <w:tblStylePr w:type="firstRow">
       <w:rPr>
         <w:b/>
         <w:color w:val="404040"/>
@@ -7707,6 +7817,52 @@
         </w:tcBorders>
       </w:tcPr>
     </w:tblStylePr>
+    <w:tblStylePr w:type="lastCol">
+      <w:rPr>
+        <w:i/>
+        <w:color w:val="404040"/>
+      </w:rPr>
+      <w:pPr>
+        <w:pBdr/>
+        <w:spacing/>
+        <w:ind/>
+      </w:pPr>
+      <w:tblPr>
+        <w:tblBorders/>
+      </w:tblPr>
+      <w:tcPr>
+        <w:shd w:val="clear" w:color="ffffff"/>
+        <w:tcBorders>
+          <w:top w:val="none" w:color="000000" w:sz="4" w:space="0"/>
+          <w:left w:val="none" w:color="000000" w:sz="4" w:space="0"/>
+          <w:bottom w:val="none" w:color="000000" w:sz="4" w:space="0"/>
+          <w:right w:val="none" w:color="000000" w:sz="4" w:space="0"/>
+        </w:tcBorders>
+      </w:tcPr>
+    </w:tblStylePr>
+    <w:tblStylePr w:type="lastRow">
+      <w:rPr>
+        <w:b/>
+        <w:color w:val="404040"/>
+      </w:rPr>
+      <w:pPr>
+        <w:pBdr/>
+        <w:spacing/>
+        <w:ind/>
+      </w:pPr>
+      <w:tblPr>
+        <w:tblBorders/>
+      </w:tblPr>
+      <w:tcPr>
+        <w:shd w:val="clear" w:color="ffffff"/>
+        <w:tcBorders>
+          <w:top w:val="none" w:color="000000" w:sz="4" w:space="0"/>
+          <w:left w:val="none" w:color="000000" w:sz="4" w:space="0"/>
+          <w:bottom w:val="none" w:color="000000" w:sz="4" w:space="0"/>
+          <w:right w:val="none" w:color="000000" w:sz="4" w:space="0"/>
+        </w:tcBorders>
+      </w:tcPr>
+    </w:tblStylePr>
     <w:tblStylePr w:type="nwCell">
       <w:pPr>
         <w:pBdr/>
@@ -7773,9 +7929,9 @@
       </w:tcPr>
     </w:tblStylePr>
   </w:style>
-  <w:style w:type="table" w:styleId="38">
+  <w:style w:type="table" w:styleId="715">
     <w:name w:val="Grid Table 3 - Accent 6"/>
-    <w:basedOn w:val="707"/>
+    <w:basedOn w:val="800"/>
     <w:uiPriority w:val="99"/>
     <w:pPr>
       <w:pBdr/>
@@ -7874,29 +8030,6 @@
         <w:tblBorders/>
       </w:tblPr>
       <w:tcPr>
-        <w:shd w:color="ffffff"/>
-        <w:tcBorders>
-          <w:top w:val="none" w:color="000000" w:sz="4" w:space="0"/>
-          <w:left w:val="none" w:color="000000" w:sz="4" w:space="0"/>
-          <w:bottom w:val="none" w:color="000000" w:sz="4" w:space="0"/>
-          <w:right w:val="none" w:color="000000" w:sz="4" w:space="0"/>
-        </w:tcBorders>
-      </w:tcPr>
-    </w:tblStylePr>
-    <w:tblStylePr w:type="firstRow">
-      <w:rPr>
-        <w:b/>
-        <w:color w:val="404040"/>
-      </w:rPr>
-      <w:pPr>
-        <w:pBdr/>
-        <w:spacing/>
-        <w:ind/>
-      </w:pPr>
-      <w:tblPr>
-        <w:tblBorders/>
-      </w:tblPr>
-      <w:tcPr>
         <w:shd w:val="clear" w:color="ffffff"/>
         <w:tcBorders>
           <w:top w:val="none" w:color="000000" w:sz="4" w:space="0"/>
@@ -7906,30 +8039,7 @@
         </w:tcBorders>
       </w:tcPr>
     </w:tblStylePr>
-    <w:tblStylePr w:type="lastCol">
-      <w:rPr>
-        <w:i/>
-        <w:color w:val="404040"/>
-      </w:rPr>
-      <w:pPr>
-        <w:pBdr/>
-        <w:spacing/>
-        <w:ind/>
-      </w:pPr>
-      <w:tblPr>
-        <w:tblBorders/>
-      </w:tblPr>
-      <w:tcPr>
-        <w:shd w:color="ffffff"/>
-        <w:tcBorders>
-          <w:top w:val="none" w:color="000000" w:sz="4" w:space="0"/>
-          <w:left w:val="none" w:color="000000" w:sz="4" w:space="0"/>
-          <w:bottom w:val="none" w:color="000000" w:sz="4" w:space="0"/>
-          <w:right w:val="none" w:color="000000" w:sz="4" w:space="0"/>
-        </w:tcBorders>
-      </w:tcPr>
-    </w:tblStylePr>
-    <w:tblStylePr w:type="lastRow">
+    <w:tblStylePr w:type="firstRow">
       <w:rPr>
         <w:b/>
         <w:color w:val="404040"/>
@@ -7952,6 +8062,52 @@
         </w:tcBorders>
       </w:tcPr>
     </w:tblStylePr>
+    <w:tblStylePr w:type="lastCol">
+      <w:rPr>
+        <w:i/>
+        <w:color w:val="404040"/>
+      </w:rPr>
+      <w:pPr>
+        <w:pBdr/>
+        <w:spacing/>
+        <w:ind/>
+      </w:pPr>
+      <w:tblPr>
+        <w:tblBorders/>
+      </w:tblPr>
+      <w:tcPr>
+        <w:shd w:val="clear" w:color="ffffff"/>
+        <w:tcBorders>
+          <w:top w:val="none" w:color="000000" w:sz="4" w:space="0"/>
+          <w:left w:val="none" w:color="000000" w:sz="4" w:space="0"/>
+          <w:bottom w:val="none" w:color="000000" w:sz="4" w:space="0"/>
+          <w:right w:val="none" w:color="000000" w:sz="4" w:space="0"/>
+        </w:tcBorders>
+      </w:tcPr>
+    </w:tblStylePr>
+    <w:tblStylePr w:type="lastRow">
+      <w:rPr>
+        <w:b/>
+        <w:color w:val="404040"/>
+      </w:rPr>
+      <w:pPr>
+        <w:pBdr/>
+        <w:spacing/>
+        <w:ind/>
+      </w:pPr>
+      <w:tblPr>
+        <w:tblBorders/>
+      </w:tblPr>
+      <w:tcPr>
+        <w:shd w:val="clear" w:color="ffffff"/>
+        <w:tcBorders>
+          <w:top w:val="none" w:color="000000" w:sz="4" w:space="0"/>
+          <w:left w:val="none" w:color="000000" w:sz="4" w:space="0"/>
+          <w:bottom w:val="none" w:color="000000" w:sz="4" w:space="0"/>
+          <w:right w:val="none" w:color="000000" w:sz="4" w:space="0"/>
+        </w:tcBorders>
+      </w:tcPr>
+    </w:tblStylePr>
     <w:tblStylePr w:type="nwCell">
       <w:pPr>
         <w:pBdr/>
@@ -8018,9 +8174,9 @@
       </w:tcPr>
     </w:tblStylePr>
   </w:style>
-  <w:style w:type="table" w:styleId="40">
+  <w:style w:type="table" w:styleId="716">
     <w:name w:val="Grid Table 4 - Accent 1"/>
-    <w:basedOn w:val="707"/>
+    <w:basedOn w:val="800"/>
     <w:uiPriority w:val="59"/>
     <w:pPr>
       <w:pBdr/>
@@ -8251,9 +8407,9 @@
       </w:tcPr>
     </w:tblStylePr>
   </w:style>
-  <w:style w:type="table" w:styleId="41">
+  <w:style w:type="table" w:styleId="717">
     <w:name w:val="Grid Table 4 - Accent 2"/>
-    <w:basedOn w:val="707"/>
+    <w:basedOn w:val="800"/>
     <w:uiPriority w:val="59"/>
     <w:pPr>
       <w:pBdr/>
@@ -8484,9 +8640,9 @@
       </w:tcPr>
     </w:tblStylePr>
   </w:style>
-  <w:style w:type="table" w:styleId="42">
+  <w:style w:type="table" w:styleId="718">
     <w:name w:val="Grid Table 4 - Accent 3"/>
-    <w:basedOn w:val="707"/>
+    <w:basedOn w:val="800"/>
     <w:uiPriority w:val="59"/>
     <w:pPr>
       <w:pBdr/>
@@ -8717,9 +8873,9 @@
       </w:tcPr>
     </w:tblStylePr>
   </w:style>
-  <w:style w:type="table" w:styleId="43">
+  <w:style w:type="table" w:styleId="719">
     <w:name w:val="Grid Table 4 - Accent 4"/>
-    <w:basedOn w:val="707"/>
+    <w:basedOn w:val="800"/>
     <w:uiPriority w:val="59"/>
     <w:pPr>
       <w:pBdr/>
@@ -8950,9 +9106,9 @@
       </w:tcPr>
     </w:tblStylePr>
   </w:style>
-  <w:style w:type="table" w:styleId="44">
+  <w:style w:type="table" w:styleId="720">
     <w:name w:val="Grid Table 4 - Accent 5"/>
-    <w:basedOn w:val="707"/>
+    <w:basedOn w:val="800"/>
     <w:uiPriority w:val="59"/>
     <w:pPr>
       <w:pBdr/>
@@ -9183,9 +9339,9 @@
       </w:tcPr>
     </w:tblStylePr>
   </w:style>
-  <w:style w:type="table" w:styleId="45">
+  <w:style w:type="table" w:styleId="721">
     <w:name w:val="Grid Table 4 - Accent 6"/>
-    <w:basedOn w:val="707"/>
+    <w:basedOn w:val="800"/>
     <w:uiPriority w:val="59"/>
     <w:pPr>
       <w:pBdr/>
@@ -9416,9 +9572,9 @@
       </w:tcPr>
     </w:tblStylePr>
   </w:style>
-  <w:style w:type="table" w:styleId="48">
+  <w:style w:type="table" w:styleId="722">
     <w:name w:val="Grid Table 5 Dark - Accent 2"/>
-    <w:basedOn w:val="707"/>
+    <w:basedOn w:val="800"/>
     <w:uiPriority w:val="99"/>
     <w:pPr>
       <w:pBdr/>
@@ -9644,9 +9800,9 @@
       </w:tcPr>
     </w:tblStylePr>
   </w:style>
-  <w:style w:type="table" w:styleId="49">
+  <w:style w:type="table" w:styleId="723">
     <w:name w:val="Grid Table 5 Dark - Accent 3"/>
-    <w:basedOn w:val="707"/>
+    <w:basedOn w:val="800"/>
     <w:uiPriority w:val="99"/>
     <w:pPr>
       <w:pBdr/>
@@ -9872,9 +10028,9 @@
       </w:tcPr>
     </w:tblStylePr>
   </w:style>
-  <w:style w:type="table" w:styleId="51">
+  <w:style w:type="table" w:styleId="724">
     <w:name w:val="Grid Table 5 Dark - Accent 5"/>
-    <w:basedOn w:val="707"/>
+    <w:basedOn w:val="800"/>
     <w:uiPriority w:val="99"/>
     <w:pPr>
       <w:pBdr/>
@@ -10100,9 +10256,9 @@
       </w:tcPr>
     </w:tblStylePr>
   </w:style>
-  <w:style w:type="table" w:styleId="52">
+  <w:style w:type="table" w:styleId="725">
     <w:name w:val="Grid Table 5 Dark - Accent 6"/>
-    <w:basedOn w:val="707"/>
+    <w:basedOn w:val="800"/>
     <w:uiPriority w:val="99"/>
     <w:pPr>
       <w:pBdr/>
@@ -10328,9 +10484,9 @@
       </w:tcPr>
     </w:tblStylePr>
   </w:style>
-  <w:style w:type="table" w:styleId="54">
+  <w:style w:type="table" w:styleId="726">
     <w:name w:val="Grid Table 6 Colorful - Accent 1"/>
-    <w:basedOn w:val="707"/>
+    <w:basedOn w:val="800"/>
     <w:uiPriority w:val="99"/>
     <w:pPr>
       <w:pBdr/>
@@ -10558,9 +10714,9 @@
       </w:tcPr>
     </w:tblStylePr>
   </w:style>
-  <w:style w:type="table" w:styleId="55">
+  <w:style w:type="table" w:styleId="727">
     <w:name w:val="Grid Table 6 Colorful - Accent 2"/>
-    <w:basedOn w:val="707"/>
+    <w:basedOn w:val="800"/>
     <w:uiPriority w:val="99"/>
     <w:pPr>
       <w:pBdr/>
@@ -10788,9 +10944,9 @@
       </w:tcPr>
     </w:tblStylePr>
   </w:style>
-  <w:style w:type="table" w:styleId="56">
+  <w:style w:type="table" w:styleId="728">
     <w:name w:val="Grid Table 6 Colorful - Accent 3"/>
-    <w:basedOn w:val="707"/>
+    <w:basedOn w:val="800"/>
     <w:uiPriority w:val="99"/>
     <w:pPr>
       <w:pBdr/>
@@ -11018,9 +11174,9 @@
       </w:tcPr>
     </w:tblStylePr>
   </w:style>
-  <w:style w:type="table" w:styleId="57">
+  <w:style w:type="table" w:styleId="729">
     <w:name w:val="Grid Table 6 Colorful - Accent 4"/>
-    <w:basedOn w:val="707"/>
+    <w:basedOn w:val="800"/>
     <w:uiPriority w:val="99"/>
     <w:pPr>
       <w:pBdr/>
@@ -11248,9 +11404,9 @@
       </w:tcPr>
     </w:tblStylePr>
   </w:style>
-  <w:style w:type="table" w:styleId="58">
+  <w:style w:type="table" w:styleId="730">
     <w:name w:val="Grid Table 6 Colorful - Accent 5"/>
-    <w:basedOn w:val="707"/>
+    <w:basedOn w:val="800"/>
     <w:uiPriority w:val="99"/>
     <w:pPr>
       <w:pBdr/>
@@ -11478,9 +11634,9 @@
       </w:tcPr>
     </w:tblStylePr>
   </w:style>
-  <w:style w:type="table" w:styleId="59">
+  <w:style w:type="table" w:styleId="731">
     <w:name w:val="Grid Table 6 Colorful - Accent 6"/>
-    <w:basedOn w:val="707"/>
+    <w:basedOn w:val="800"/>
     <w:uiPriority w:val="99"/>
     <w:pPr>
       <w:pBdr/>
@@ -11708,9 +11864,9 @@
       </w:tcPr>
     </w:tblStylePr>
   </w:style>
-  <w:style w:type="table" w:styleId="61">
+  <w:style w:type="table" w:styleId="732">
     <w:name w:val="Grid Table 7 Colorful - Accent 1"/>
-    <w:basedOn w:val="707"/>
+    <w:basedOn w:val="800"/>
     <w:uiPriority w:val="99"/>
     <w:pPr>
       <w:pBdr/>
@@ -11812,11 +11968,11 @@
         <w:tblBorders/>
       </w:tblPr>
       <w:tcPr>
-        <w:shd w:color="ffffff"/>
+        <w:shd w:val="clear" w:color="ffffff"/>
         <w:tcBorders>
-          <w:top w:val="none"/>
-          <w:left w:val="none"/>
-          <w:bottom w:val="none"/>
+          <w:top w:val="none" w:color="000000" w:sz="4" w:space="0"/>
+          <w:left w:val="none" w:color="000000" w:sz="4" w:space="0"/>
+          <w:bottom w:val="none" w:color="000000" w:sz="4" w:space="0"/>
           <w:right w:val="single" w:color="000000" w:themeColor="accent1" w:themeTint="80" w:sz="4" w:space="0"/>
         </w:tcBorders>
       </w:tcPr>
@@ -11839,10 +11995,10 @@
       <w:tcPr>
         <w:shd w:val="clear" w:color="ffffff" w:themeColor="light1" w:fill="ffffff" w:themeFill="light1"/>
         <w:tcBorders>
-          <w:top w:val="none"/>
-          <w:left w:val="none"/>
+          <w:top w:val="none" w:color="000000" w:sz="4" w:space="0"/>
+          <w:left w:val="none" w:color="000000" w:sz="4" w:space="0"/>
           <w:bottom w:val="single" w:color="000000" w:themeColor="accent1" w:themeTint="80" w:sz="4" w:space="0"/>
-          <w:right w:val="none"/>
+          <w:right w:val="none" w:color="000000" w:sz="4" w:space="0"/>
         </w:tcBorders>
       </w:tcPr>
     </w:tblStylePr>
@@ -11862,12 +12018,12 @@
         <w:tblBorders/>
       </w:tblPr>
       <w:tcPr>
-        <w:shd w:color="ffffff"/>
+        <w:shd w:val="clear" w:color="ffffff"/>
         <w:tcBorders>
-          <w:top w:val="none"/>
+          <w:top w:val="none" w:color="000000" w:sz="4" w:space="0"/>
           <w:left w:val="single" w:color="000000" w:themeColor="accent1" w:themeTint="80" w:sz="4" w:space="0"/>
-          <w:bottom w:val="none"/>
-          <w:right w:val="none"/>
+          <w:bottom w:val="none" w:color="000000" w:sz="4" w:space="0"/>
+          <w:right w:val="none" w:color="000000" w:sz="4" w:space="0"/>
         </w:tcBorders>
       </w:tcPr>
     </w:tblStylePr>
@@ -11890,9 +12046,9 @@
         <w:shd w:val="clear" w:color="ffffff" w:themeColor="light1" w:fill="ffffff" w:themeFill="light1"/>
         <w:tcBorders>
           <w:top w:val="single" w:color="000000" w:themeColor="accent1" w:themeTint="80" w:sz="4" w:space="0"/>
-          <w:left w:val="none"/>
-          <w:bottom w:val="none"/>
-          <w:right w:val="none"/>
+          <w:left w:val="none" w:color="000000" w:sz="4" w:space="0"/>
+          <w:bottom w:val="none" w:color="000000" w:sz="4" w:space="0"/>
+          <w:right w:val="none" w:color="000000" w:sz="4" w:space="0"/>
         </w:tcBorders>
       </w:tcPr>
     </w:tblStylePr>
@@ -11962,9 +12118,9 @@
       </w:tcPr>
     </w:tblStylePr>
   </w:style>
-  <w:style w:type="table" w:styleId="62">
+  <w:style w:type="table" w:styleId="733">
     <w:name w:val="Grid Table 7 Colorful - Accent 2"/>
-    <w:basedOn w:val="707"/>
+    <w:basedOn w:val="800"/>
     <w:uiPriority w:val="99"/>
     <w:pPr>
       <w:pBdr/>
@@ -12066,11 +12222,11 @@
         <w:tblBorders/>
       </w:tblPr>
       <w:tcPr>
-        <w:shd w:color="ffffff"/>
+        <w:shd w:val="clear" w:color="ffffff"/>
         <w:tcBorders>
-          <w:top w:val="none"/>
-          <w:left w:val="none"/>
-          <w:bottom w:val="none"/>
+          <w:top w:val="none" w:color="000000" w:sz="4" w:space="0"/>
+          <w:left w:val="none" w:color="000000" w:sz="4" w:space="0"/>
+          <w:bottom w:val="none" w:color="000000" w:sz="4" w:space="0"/>
           <w:right w:val="single" w:color="000000" w:themeColor="accent2" w:themeTint="97" w:sz="4" w:space="0"/>
         </w:tcBorders>
       </w:tcPr>
@@ -12093,10 +12249,10 @@
       <w:tcPr>
         <w:shd w:val="clear" w:color="ffffff" w:themeColor="light1" w:fill="ffffff" w:themeFill="light1"/>
         <w:tcBorders>
-          <w:top w:val="none"/>
-          <w:left w:val="none"/>
+          <w:top w:val="none" w:color="000000" w:sz="4" w:space="0"/>
+          <w:left w:val="none" w:color="000000" w:sz="4" w:space="0"/>
           <w:bottom w:val="single" w:color="000000" w:themeColor="accent2" w:themeTint="97" w:sz="4" w:space="0"/>
-          <w:right w:val="none"/>
+          <w:right w:val="none" w:color="000000" w:sz="4" w:space="0"/>
         </w:tcBorders>
       </w:tcPr>
     </w:tblStylePr>
@@ -12116,12 +12272,12 @@
         <w:tblBorders/>
       </w:tblPr>
       <w:tcPr>
-        <w:shd w:color="ffffff"/>
+        <w:shd w:val="clear" w:color="ffffff"/>
         <w:tcBorders>
-          <w:top w:val="none"/>
+          <w:top w:val="none" w:color="000000" w:sz="4" w:space="0"/>
           <w:left w:val="single" w:color="000000" w:themeColor="accent2" w:themeTint="97" w:sz="4" w:space="0"/>
-          <w:bottom w:val="none"/>
-          <w:right w:val="none"/>
+          <w:bottom w:val="none" w:color="000000" w:sz="4" w:space="0"/>
+          <w:right w:val="none" w:color="000000" w:sz="4" w:space="0"/>
         </w:tcBorders>
       </w:tcPr>
     </w:tblStylePr>
@@ -12144,9 +12300,9 @@
         <w:shd w:val="clear" w:color="ffffff" w:themeColor="light1" w:fill="ffffff" w:themeFill="light1"/>
         <w:tcBorders>
           <w:top w:val="single" w:color="000000" w:themeColor="accent2" w:themeTint="97" w:sz="4" w:space="0"/>
-          <w:left w:val="none"/>
-          <w:bottom w:val="none"/>
-          <w:right w:val="none"/>
+          <w:left w:val="none" w:color="000000" w:sz="4" w:space="0"/>
+          <w:bottom w:val="none" w:color="000000" w:sz="4" w:space="0"/>
+          <w:right w:val="none" w:color="000000" w:sz="4" w:space="0"/>
         </w:tcBorders>
       </w:tcPr>
     </w:tblStylePr>
@@ -12216,9 +12372,9 @@
       </w:tcPr>
     </w:tblStylePr>
   </w:style>
-  <w:style w:type="table" w:styleId="63">
+  <w:style w:type="table" w:styleId="734">
     <w:name w:val="Grid Table 7 Colorful - Accent 3"/>
-    <w:basedOn w:val="707"/>
+    <w:basedOn w:val="800"/>
     <w:uiPriority w:val="99"/>
     <w:pPr>
       <w:pBdr/>
@@ -12320,11 +12476,11 @@
         <w:tblBorders/>
       </w:tblPr>
       <w:tcPr>
-        <w:shd w:color="ffffff"/>
+        <w:shd w:val="clear" w:color="ffffff"/>
         <w:tcBorders>
-          <w:top w:val="none"/>
-          <w:left w:val="none"/>
-          <w:bottom w:val="none"/>
+          <w:top w:val="none" w:color="000000" w:sz="4" w:space="0"/>
+          <w:left w:val="none" w:color="000000" w:sz="4" w:space="0"/>
+          <w:bottom w:val="none" w:color="000000" w:sz="4" w:space="0"/>
           <w:right w:val="single" w:color="000000" w:themeColor="accent3" w:themeTint="FE" w:sz="4" w:space="0"/>
         </w:tcBorders>
       </w:tcPr>
@@ -12347,10 +12503,10 @@
       <w:tcPr>
         <w:shd w:val="clear" w:color="ffffff" w:themeColor="light1" w:fill="ffffff" w:themeFill="light1"/>
         <w:tcBorders>
-          <w:top w:val="none"/>
-          <w:left w:val="none"/>
+          <w:top w:val="none" w:color="000000" w:sz="4" w:space="0"/>
+          <w:left w:val="none" w:color="000000" w:sz="4" w:space="0"/>
           <w:bottom w:val="single" w:color="000000" w:themeColor="accent3" w:themeTint="FE" w:sz="4" w:space="0"/>
-          <w:right w:val="none"/>
+          <w:right w:val="none" w:color="000000" w:sz="4" w:space="0"/>
         </w:tcBorders>
       </w:tcPr>
     </w:tblStylePr>
@@ -12370,12 +12526,12 @@
         <w:tblBorders/>
       </w:tblPr>
       <w:tcPr>
-        <w:shd w:color="ffffff"/>
+        <w:shd w:val="clear" w:color="ffffff"/>
         <w:tcBorders>
-          <w:top w:val="none"/>
+          <w:top w:val="none" w:color="000000" w:sz="4" w:space="0"/>
           <w:left w:val="single" w:color="000000" w:themeColor="accent3" w:themeTint="FE" w:sz="4" w:space="0"/>
-          <w:bottom w:val="none"/>
-          <w:right w:val="none"/>
+          <w:bottom w:val="none" w:color="000000" w:sz="4" w:space="0"/>
+          <w:right w:val="none" w:color="000000" w:sz="4" w:space="0"/>
         </w:tcBorders>
       </w:tcPr>
     </w:tblStylePr>
@@ -12398,9 +12554,9 @@
         <w:shd w:val="clear" w:color="ffffff" w:themeColor="light1" w:fill="ffffff" w:themeFill="light1"/>
         <w:tcBorders>
           <w:top w:val="single" w:color="000000" w:themeColor="accent3" w:themeTint="FE" w:sz="4" w:space="0"/>
-          <w:left w:val="none"/>
-          <w:bottom w:val="none"/>
-          <w:right w:val="none"/>
+          <w:left w:val="none" w:color="000000" w:sz="4" w:space="0"/>
+          <w:bottom w:val="none" w:color="000000" w:sz="4" w:space="0"/>
+          <w:right w:val="none" w:color="000000" w:sz="4" w:space="0"/>
         </w:tcBorders>
       </w:tcPr>
     </w:tblStylePr>
@@ -12470,9 +12626,9 @@
       </w:tcPr>
     </w:tblStylePr>
   </w:style>
-  <w:style w:type="table" w:styleId="64">
+  <w:style w:type="table" w:styleId="735">
     <w:name w:val="Grid Table 7 Colorful - Accent 4"/>
-    <w:basedOn w:val="707"/>
+    <w:basedOn w:val="800"/>
     <w:uiPriority w:val="99"/>
     <w:pPr>
       <w:pBdr/>
@@ -12574,11 +12730,11 @@
         <w:tblBorders/>
       </w:tblPr>
       <w:tcPr>
-        <w:shd w:color="ffffff"/>
+        <w:shd w:val="clear" w:color="ffffff"/>
         <w:tcBorders>
-          <w:top w:val="none"/>
-          <w:left w:val="none"/>
-          <w:bottom w:val="none"/>
+          <w:top w:val="none" w:color="000000" w:sz="4" w:space="0"/>
+          <w:left w:val="none" w:color="000000" w:sz="4" w:space="0"/>
+          <w:bottom w:val="none" w:color="000000" w:sz="4" w:space="0"/>
           <w:right w:val="single" w:color="000000" w:themeColor="accent4" w:themeTint="9A" w:sz="4" w:space="0"/>
         </w:tcBorders>
       </w:tcPr>
@@ -12601,10 +12757,10 @@
       <w:tcPr>
         <w:shd w:val="clear" w:color="ffffff" w:themeColor="light1" w:fill="ffffff" w:themeFill="light1"/>
         <w:tcBorders>
-          <w:top w:val="none"/>
-          <w:left w:val="none"/>
+          <w:top w:val="none" w:color="000000" w:sz="4" w:space="0"/>
+          <w:left w:val="none" w:color="000000" w:sz="4" w:space="0"/>
           <w:bottom w:val="single" w:color="000000" w:themeColor="accent4" w:themeTint="9A" w:sz="4" w:space="0"/>
-          <w:right w:val="none"/>
+          <w:right w:val="none" w:color="000000" w:sz="4" w:space="0"/>
         </w:tcBorders>
       </w:tcPr>
     </w:tblStylePr>
@@ -12624,12 +12780,12 @@
         <w:tblBorders/>
       </w:tblPr>
       <w:tcPr>
-        <w:shd w:color="ffffff"/>
+        <w:shd w:val="clear" w:color="ffffff"/>
         <w:tcBorders>
-          <w:top w:val="none"/>
+          <w:top w:val="none" w:color="000000" w:sz="4" w:space="0"/>
           <w:left w:val="single" w:color="000000" w:themeColor="accent4" w:themeTint="9A" w:sz="4" w:space="0"/>
-          <w:bottom w:val="none"/>
-          <w:right w:val="none"/>
+          <w:bottom w:val="none" w:color="000000" w:sz="4" w:space="0"/>
+          <w:right w:val="none" w:color="000000" w:sz="4" w:space="0"/>
         </w:tcBorders>
       </w:tcPr>
     </w:tblStylePr>
@@ -12652,9 +12808,9 @@
         <w:shd w:val="clear" w:color="ffffff" w:themeColor="light1" w:fill="ffffff" w:themeFill="light1"/>
         <w:tcBorders>
           <w:top w:val="single" w:color="000000" w:themeColor="accent4" w:themeTint="9A" w:sz="4" w:space="0"/>
-          <w:left w:val="none"/>
-          <w:bottom w:val="none"/>
-          <w:right w:val="none"/>
+          <w:left w:val="none" w:color="000000" w:sz="4" w:space="0"/>
+          <w:bottom w:val="none" w:color="000000" w:sz="4" w:space="0"/>
+          <w:right w:val="none" w:color="000000" w:sz="4" w:space="0"/>
         </w:tcBorders>
       </w:tcPr>
     </w:tblStylePr>
@@ -12724,9 +12880,9 @@
       </w:tcPr>
     </w:tblStylePr>
   </w:style>
-  <w:style w:type="table" w:styleId="65">
+  <w:style w:type="table" w:styleId="736">
     <w:name w:val="Grid Table 7 Colorful - Accent 5"/>
-    <w:basedOn w:val="707"/>
+    <w:basedOn w:val="800"/>
     <w:uiPriority w:val="99"/>
     <w:pPr>
       <w:pBdr/>
@@ -12828,11 +12984,11 @@
         <w:tblBorders/>
       </w:tblPr>
       <w:tcPr>
-        <w:shd w:color="ffffff"/>
+        <w:shd w:val="clear" w:color="ffffff"/>
         <w:tcBorders>
-          <w:top w:val="none"/>
-          <w:left w:val="none"/>
-          <w:bottom w:val="none"/>
+          <w:top w:val="none" w:color="000000" w:sz="4" w:space="0"/>
+          <w:left w:val="none" w:color="000000" w:sz="4" w:space="0"/>
+          <w:bottom w:val="none" w:color="000000" w:sz="4" w:space="0"/>
           <w:right w:val="single" w:color="000000" w:themeColor="accent5" w:themeTint="90" w:sz="4" w:space="0"/>
         </w:tcBorders>
       </w:tcPr>
@@ -12855,10 +13011,10 @@
       <w:tcPr>
         <w:shd w:val="clear" w:color="ffffff" w:themeColor="light1" w:fill="ffffff" w:themeFill="light1"/>
         <w:tcBorders>
-          <w:top w:val="none"/>
-          <w:left w:val="none"/>
+          <w:top w:val="none" w:color="000000" w:sz="4" w:space="0"/>
+          <w:left w:val="none" w:color="000000" w:sz="4" w:space="0"/>
           <w:bottom w:val="single" w:color="000000" w:themeColor="accent5" w:themeTint="90" w:sz="4" w:space="0"/>
-          <w:right w:val="none"/>
+          <w:right w:val="none" w:color="000000" w:sz="4" w:space="0"/>
         </w:tcBorders>
       </w:tcPr>
     </w:tblStylePr>
@@ -12878,12 +13034,12 @@
         <w:tblBorders/>
       </w:tblPr>
       <w:tcPr>
-        <w:shd w:color="ffffff"/>
+        <w:shd w:val="clear" w:color="ffffff"/>
         <w:tcBorders>
-          <w:top w:val="none"/>
+          <w:top w:val="none" w:color="000000" w:sz="4" w:space="0"/>
           <w:left w:val="single" w:color="000000" w:themeColor="accent5" w:themeTint="90" w:sz="4" w:space="0"/>
-          <w:bottom w:val="none"/>
-          <w:right w:val="none"/>
+          <w:bottom w:val="none" w:color="000000" w:sz="4" w:space="0"/>
+          <w:right w:val="none" w:color="000000" w:sz="4" w:space="0"/>
         </w:tcBorders>
       </w:tcPr>
     </w:tblStylePr>
@@ -12906,9 +13062,9 @@
         <w:shd w:val="clear" w:color="ffffff" w:themeColor="light1" w:fill="ffffff" w:themeFill="light1"/>
         <w:tcBorders>
           <w:top w:val="single" w:color="000000" w:themeColor="accent5" w:themeTint="90" w:sz="4" w:space="0"/>
-          <w:left w:val="none"/>
-          <w:bottom w:val="none"/>
-          <w:right w:val="none"/>
+          <w:left w:val="none" w:color="000000" w:sz="4" w:space="0"/>
+          <w:bottom w:val="none" w:color="000000" w:sz="4" w:space="0"/>
+          <w:right w:val="none" w:color="000000" w:sz="4" w:space="0"/>
         </w:tcBorders>
       </w:tcPr>
     </w:tblStylePr>
@@ -12978,9 +13134,9 @@
       </w:tcPr>
     </w:tblStylePr>
   </w:style>
-  <w:style w:type="table" w:styleId="66">
+  <w:style w:type="table" w:styleId="737">
     <w:name w:val="Grid Table 7 Colorful - Accent 6"/>
-    <w:basedOn w:val="707"/>
+    <w:basedOn w:val="800"/>
     <w:uiPriority w:val="99"/>
     <w:pPr>
       <w:pBdr/>
@@ -13082,11 +13238,11 @@
         <w:tblBorders/>
       </w:tblPr>
       <w:tcPr>
-        <w:shd w:color="ffffff"/>
+        <w:shd w:val="clear" w:color="ffffff"/>
         <w:tcBorders>
-          <w:top w:val="none"/>
-          <w:left w:val="none"/>
-          <w:bottom w:val="none"/>
+          <w:top w:val="none" w:color="000000" w:sz="4" w:space="0"/>
+          <w:left w:val="none" w:color="000000" w:sz="4" w:space="0"/>
+          <w:bottom w:val="none" w:color="000000" w:sz="4" w:space="0"/>
           <w:right w:val="single" w:color="000000" w:themeColor="accent6" w:themeTint="90" w:sz="4" w:space="0"/>
         </w:tcBorders>
       </w:tcPr>
@@ -13109,10 +13265,10 @@
       <w:tcPr>
         <w:shd w:val="clear" w:color="ffffff" w:themeColor="light1" w:fill="ffffff" w:themeFill="light1"/>
         <w:tcBorders>
-          <w:top w:val="none"/>
-          <w:left w:val="none"/>
+          <w:top w:val="none" w:color="000000" w:sz="4" w:space="0"/>
+          <w:left w:val="none" w:color="000000" w:sz="4" w:space="0"/>
           <w:bottom w:val="single" w:color="000000" w:themeColor="accent6" w:themeTint="90" w:sz="4" w:space="0"/>
-          <w:right w:val="none"/>
+          <w:right w:val="none" w:color="000000" w:sz="4" w:space="0"/>
         </w:tcBorders>
       </w:tcPr>
     </w:tblStylePr>
@@ -13132,12 +13288,12 @@
         <w:tblBorders/>
       </w:tblPr>
       <w:tcPr>
-        <w:shd w:color="ffffff"/>
+        <w:shd w:val="clear" w:color="ffffff"/>
         <w:tcBorders>
-          <w:top w:val="none"/>
+          <w:top w:val="none" w:color="000000" w:sz="4" w:space="0"/>
           <w:left w:val="single" w:color="000000" w:themeColor="accent6" w:themeTint="90" w:sz="4" w:space="0"/>
-          <w:bottom w:val="none"/>
-          <w:right w:val="none"/>
+          <w:bottom w:val="none" w:color="000000" w:sz="4" w:space="0"/>
+          <w:right w:val="none" w:color="000000" w:sz="4" w:space="0"/>
         </w:tcBorders>
       </w:tcPr>
     </w:tblStylePr>
@@ -13160,9 +13316,9 @@
         <w:shd w:val="clear" w:color="ffffff" w:themeColor="light1" w:fill="ffffff" w:themeFill="light1"/>
         <w:tcBorders>
           <w:top w:val="single" w:color="000000" w:themeColor="accent6" w:themeTint="90" w:sz="4" w:space="0"/>
-          <w:left w:val="none"/>
-          <w:bottom w:val="none"/>
-          <w:right w:val="none"/>
+          <w:left w:val="none" w:color="000000" w:sz="4" w:space="0"/>
+          <w:bottom w:val="none" w:color="000000" w:sz="4" w:space="0"/>
+          <w:right w:val="none" w:color="000000" w:sz="4" w:space="0"/>
         </w:tcBorders>
       </w:tcPr>
     </w:tblStylePr>
@@ -13232,9 +13388,9 @@
       </w:tcPr>
     </w:tblStylePr>
   </w:style>
-  <w:style w:type="table" w:styleId="68">
+  <w:style w:type="table" w:styleId="738">
     <w:name w:val="List Table 1 Light - Accent 1"/>
-    <w:basedOn w:val="707"/>
+    <w:basedOn w:val="800"/>
     <w:uiPriority w:val="99"/>
     <w:pPr>
       <w:pBdr/>
@@ -13448,9 +13604,9 @@
       </w:tcPr>
     </w:tblStylePr>
   </w:style>
-  <w:style w:type="table" w:styleId="69">
+  <w:style w:type="table" w:styleId="739">
     <w:name w:val="List Table 1 Light - Accent 2"/>
-    <w:basedOn w:val="707"/>
+    <w:basedOn w:val="800"/>
     <w:uiPriority w:val="99"/>
     <w:pPr>
       <w:pBdr/>
@@ -13664,9 +13820,9 @@
       </w:tcPr>
     </w:tblStylePr>
   </w:style>
-  <w:style w:type="table" w:styleId="70">
+  <w:style w:type="table" w:styleId="740">
     <w:name w:val="List Table 1 Light - Accent 3"/>
-    <w:basedOn w:val="707"/>
+    <w:basedOn w:val="800"/>
     <w:uiPriority w:val="99"/>
     <w:pPr>
       <w:pBdr/>
@@ -13880,9 +14036,9 @@
       </w:tcPr>
     </w:tblStylePr>
   </w:style>
-  <w:style w:type="table" w:styleId="71">
+  <w:style w:type="table" w:styleId="741">
     <w:name w:val="List Table 1 Light - Accent 4"/>
-    <w:basedOn w:val="707"/>
+    <w:basedOn w:val="800"/>
     <w:uiPriority w:val="99"/>
     <w:pPr>
       <w:pBdr/>
@@ -14096,9 +14252,9 @@
       </w:tcPr>
     </w:tblStylePr>
   </w:style>
-  <w:style w:type="table" w:styleId="72">
+  <w:style w:type="table" w:styleId="742">
     <w:name w:val="List Table 1 Light - Accent 5"/>
-    <w:basedOn w:val="707"/>
+    <w:basedOn w:val="800"/>
     <w:uiPriority w:val="99"/>
     <w:pPr>
       <w:pBdr/>
@@ -14312,9 +14468,9 @@
       </w:tcPr>
     </w:tblStylePr>
   </w:style>
-  <w:style w:type="table" w:styleId="73">
+  <w:style w:type="table" w:styleId="743">
     <w:name w:val="List Table 1 Light - Accent 6"/>
-    <w:basedOn w:val="707"/>
+    <w:basedOn w:val="800"/>
     <w:uiPriority w:val="99"/>
     <w:pPr>
       <w:pBdr/>
@@ -14528,9 +14684,9 @@
       </w:tcPr>
     </w:tblStylePr>
   </w:style>
-  <w:style w:type="table" w:styleId="75">
+  <w:style w:type="table" w:styleId="744">
     <w:name w:val="List Table 2 - Accent 1"/>
-    <w:basedOn w:val="707"/>
+    <w:basedOn w:val="800"/>
     <w:uiPriority w:val="99"/>
     <w:pPr>
       <w:pBdr/>
@@ -14766,9 +14922,9 @@
       </w:tcPr>
     </w:tblStylePr>
   </w:style>
-  <w:style w:type="table" w:styleId="76">
+  <w:style w:type="table" w:styleId="745">
     <w:name w:val="List Table 2 - Accent 2"/>
-    <w:basedOn w:val="707"/>
+    <w:basedOn w:val="800"/>
     <w:uiPriority w:val="99"/>
     <w:pPr>
       <w:pBdr/>
@@ -15004,9 +15160,9 @@
       </w:tcPr>
     </w:tblStylePr>
   </w:style>
-  <w:style w:type="table" w:styleId="77">
+  <w:style w:type="table" w:styleId="746">
     <w:name w:val="List Table 2 - Accent 3"/>
-    <w:basedOn w:val="707"/>
+    <w:basedOn w:val="800"/>
     <w:uiPriority w:val="99"/>
     <w:pPr>
       <w:pBdr/>
@@ -15242,9 +15398,9 @@
       </w:tcPr>
     </w:tblStylePr>
   </w:style>
-  <w:style w:type="table" w:styleId="78">
+  <w:style w:type="table" w:styleId="747">
     <w:name w:val="List Table 2 - Accent 4"/>
-    <w:basedOn w:val="707"/>
+    <w:basedOn w:val="800"/>
     <w:uiPriority w:val="99"/>
     <w:pPr>
       <w:pBdr/>
@@ -15480,9 +15636,9 @@
       </w:tcPr>
     </w:tblStylePr>
   </w:style>
-  <w:style w:type="table" w:styleId="79">
+  <w:style w:type="table" w:styleId="748">
     <w:name w:val="List Table 2 - Accent 5"/>
-    <w:basedOn w:val="707"/>
+    <w:basedOn w:val="800"/>
     <w:uiPriority w:val="99"/>
     <w:pPr>
       <w:pBdr/>
@@ -15718,9 +15874,9 @@
       </w:tcPr>
     </w:tblStylePr>
   </w:style>
-  <w:style w:type="table" w:styleId="80">
+  <w:style w:type="table" w:styleId="749">
     <w:name w:val="List Table 2 - Accent 6"/>
-    <w:basedOn w:val="707"/>
+    <w:basedOn w:val="800"/>
     <w:uiPriority w:val="99"/>
     <w:pPr>
       <w:pBdr/>
@@ -15956,9 +16112,9 @@
       </w:tcPr>
     </w:tblStylePr>
   </w:style>
-  <w:style w:type="table" w:styleId="82">
+  <w:style w:type="table" w:styleId="750">
     <w:name w:val="List Table 3 - Accent 1"/>
-    <w:basedOn w:val="707"/>
+    <w:basedOn w:val="800"/>
     <w:uiPriority w:val="99"/>
     <w:pPr>
       <w:pBdr/>
@@ -16184,9 +16340,9 @@
       </w:tcPr>
     </w:tblStylePr>
   </w:style>
-  <w:style w:type="table" w:styleId="83">
+  <w:style w:type="table" w:styleId="751">
     <w:name w:val="List Table 3 - Accent 2"/>
-    <w:basedOn w:val="707"/>
+    <w:basedOn w:val="800"/>
     <w:uiPriority w:val="99"/>
     <w:pPr>
       <w:pBdr/>
@@ -16412,9 +16568,9 @@
       </w:tcPr>
     </w:tblStylePr>
   </w:style>
-  <w:style w:type="table" w:styleId="84">
+  <w:style w:type="table" w:styleId="752">
     <w:name w:val="List Table 3 - Accent 3"/>
-    <w:basedOn w:val="707"/>
+    <w:basedOn w:val="800"/>
     <w:uiPriority w:val="99"/>
     <w:pPr>
       <w:pBdr/>
@@ -16640,9 +16796,9 @@
       </w:tcPr>
     </w:tblStylePr>
   </w:style>
-  <w:style w:type="table" w:styleId="85">
+  <w:style w:type="table" w:styleId="753">
     <w:name w:val="List Table 3 - Accent 4"/>
-    <w:basedOn w:val="707"/>
+    <w:basedOn w:val="800"/>
     <w:uiPriority w:val="99"/>
     <w:pPr>
       <w:pBdr/>
@@ -16868,9 +17024,9 @@
       </w:tcPr>
     </w:tblStylePr>
   </w:style>
-  <w:style w:type="table" w:styleId="86">
+  <w:style w:type="table" w:styleId="754">
     <w:name w:val="List Table 3 - Accent 5"/>
-    <w:basedOn w:val="707"/>
+    <w:basedOn w:val="800"/>
     <w:uiPriority w:val="99"/>
     <w:pPr>
       <w:pBdr/>
@@ -17096,9 +17252,9 @@
       </w:tcPr>
     </w:tblStylePr>
   </w:style>
-  <w:style w:type="table" w:styleId="87">
+  <w:style w:type="table" w:styleId="755">
     <w:name w:val="List Table 3 - Accent 6"/>
-    <w:basedOn w:val="707"/>
+    <w:basedOn w:val="800"/>
     <w:uiPriority w:val="99"/>
     <w:pPr>
       <w:pBdr/>
@@ -17324,9 +17480,9 @@
       </w:tcPr>
     </w:tblStylePr>
   </w:style>
-  <w:style w:type="table" w:styleId="89">
+  <w:style w:type="table" w:styleId="756">
     <w:name w:val="List Table 4 - Accent 1"/>
-    <w:basedOn w:val="707"/>
+    <w:basedOn w:val="800"/>
     <w:uiPriority w:val="99"/>
     <w:pPr>
       <w:pBdr/>
@@ -17549,9 +17705,9 @@
       </w:tcPr>
     </w:tblStylePr>
   </w:style>
-  <w:style w:type="table" w:styleId="90">
+  <w:style w:type="table" w:styleId="757">
     <w:name w:val="List Table 4 - Accent 2"/>
-    <w:basedOn w:val="707"/>
+    <w:basedOn w:val="800"/>
     <w:uiPriority w:val="99"/>
     <w:pPr>
       <w:pBdr/>
@@ -17774,9 +17930,9 @@
       </w:tcPr>
     </w:tblStylePr>
   </w:style>
-  <w:style w:type="table" w:styleId="91">
+  <w:style w:type="table" w:styleId="758">
     <w:name w:val="List Table 4 - Accent 3"/>
-    <w:basedOn w:val="707"/>
+    <w:basedOn w:val="800"/>
     <w:uiPriority w:val="99"/>
     <w:pPr>
       <w:pBdr/>
@@ -17999,9 +18155,9 @@
       </w:tcPr>
     </w:tblStylePr>
   </w:style>
-  <w:style w:type="table" w:styleId="92">
+  <w:style w:type="table" w:styleId="759">
     <w:name w:val="List Table 4 - Accent 4"/>
-    <w:basedOn w:val="707"/>
+    <w:basedOn w:val="800"/>
     <w:uiPriority w:val="99"/>
     <w:pPr>
       <w:pBdr/>
@@ -18224,9 +18380,9 @@
       </w:tcPr>
     </w:tblStylePr>
   </w:style>
-  <w:style w:type="table" w:styleId="93">
+  <w:style w:type="table" w:styleId="760">
     <w:name w:val="List Table 4 - Accent 5"/>
-    <w:basedOn w:val="707"/>
+    <w:basedOn w:val="800"/>
     <w:uiPriority w:val="99"/>
     <w:pPr>
       <w:pBdr/>
@@ -18449,9 +18605,9 @@
       </w:tcPr>
     </w:tblStylePr>
   </w:style>
-  <w:style w:type="table" w:styleId="94">
+  <w:style w:type="table" w:styleId="761">
     <w:name w:val="List Table 4 - Accent 6"/>
-    <w:basedOn w:val="707"/>
+    <w:basedOn w:val="800"/>
     <w:uiPriority w:val="99"/>
     <w:pPr>
       <w:pBdr/>
@@ -18674,9 +18830,9 @@
       </w:tcPr>
     </w:tblStylePr>
   </w:style>
-  <w:style w:type="table" w:styleId="96">
+  <w:style w:type="table" w:styleId="762">
     <w:name w:val="List Table 5 Dark - Accent 1"/>
-    <w:basedOn w:val="707"/>
+    <w:basedOn w:val="800"/>
     <w:uiPriority w:val="99"/>
     <w:pPr>
       <w:pBdr/>
@@ -18916,9 +19072,9 @@
       </w:tcPr>
     </w:tblStylePr>
   </w:style>
-  <w:style w:type="table" w:styleId="97">
+  <w:style w:type="table" w:styleId="763">
     <w:name w:val="List Table 5 Dark - Accent 2"/>
-    <w:basedOn w:val="707"/>
+    <w:basedOn w:val="800"/>
     <w:uiPriority w:val="99"/>
     <w:pPr>
       <w:pBdr/>
@@ -19158,9 +19314,9 @@
       </w:tcPr>
     </w:tblStylePr>
   </w:style>
-  <w:style w:type="table" w:styleId="98">
+  <w:style w:type="table" w:styleId="764">
     <w:name w:val="List Table 5 Dark - Accent 3"/>
-    <w:basedOn w:val="707"/>
+    <w:basedOn w:val="800"/>
     <w:uiPriority w:val="99"/>
     <w:pPr>
       <w:pBdr/>
@@ -19400,9 +19556,9 @@
       </w:tcPr>
     </w:tblStylePr>
   </w:style>
-  <w:style w:type="table" w:styleId="99">
+  <w:style w:type="table" w:styleId="765">
     <w:name w:val="List Table 5 Dark - Accent 4"/>
-    <w:basedOn w:val="707"/>
+    <w:basedOn w:val="800"/>
     <w:uiPriority w:val="99"/>
     <w:pPr>
       <w:pBdr/>
@@ -19642,9 +19798,9 @@
       </w:tcPr>
     </w:tblStylePr>
   </w:style>
-  <w:style w:type="table" w:styleId="100">
+  <w:style w:type="table" w:styleId="766">
     <w:name w:val="List Table 5 Dark - Accent 5"/>
-    <w:basedOn w:val="707"/>
+    <w:basedOn w:val="800"/>
     <w:uiPriority w:val="99"/>
     <w:pPr>
       <w:pBdr/>
@@ -19884,9 +20040,9 @@
       </w:tcPr>
     </w:tblStylePr>
   </w:style>
-  <w:style w:type="table" w:styleId="101">
+  <w:style w:type="table" w:styleId="767">
     <w:name w:val="List Table 5 Dark - Accent 6"/>
-    <w:basedOn w:val="707"/>
+    <w:basedOn w:val="800"/>
     <w:uiPriority w:val="99"/>
     <w:pPr>
       <w:pBdr/>
@@ -20126,9 +20282,9 @@
       </w:tcPr>
     </w:tblStylePr>
   </w:style>
-  <w:style w:type="table" w:styleId="103">
+  <w:style w:type="table" w:styleId="768">
     <w:name w:val="List Table 6 Colorful - Accent 1"/>
-    <w:basedOn w:val="707"/>
+    <w:basedOn w:val="800"/>
     <w:uiPriority w:val="99"/>
     <w:pPr>
       <w:pBdr/>
@@ -20349,9 +20505,9 @@
       </w:tcPr>
     </w:tblStylePr>
   </w:style>
-  <w:style w:type="table" w:styleId="104">
+  <w:style w:type="table" w:styleId="769">
     <w:name w:val="List Table 6 Colorful - Accent 2"/>
-    <w:basedOn w:val="707"/>
+    <w:basedOn w:val="800"/>
     <w:uiPriority w:val="99"/>
     <w:pPr>
       <w:pBdr/>
@@ -20572,9 +20728,9 @@
       </w:tcPr>
     </w:tblStylePr>
   </w:style>
-  <w:style w:type="table" w:styleId="105">
+  <w:style w:type="table" w:styleId="770">
     <w:name w:val="List Table 6 Colorful - Accent 3"/>
-    <w:basedOn w:val="707"/>
+    <w:basedOn w:val="800"/>
     <w:uiPriority w:val="99"/>
     <w:pPr>
       <w:pBdr/>
@@ -20795,9 +20951,9 @@
       </w:tcPr>
     </w:tblStylePr>
   </w:style>
-  <w:style w:type="table" w:styleId="106">
+  <w:style w:type="table" w:styleId="771">
     <w:name w:val="List Table 6 Colorful - Accent 4"/>
-    <w:basedOn w:val="707"/>
+    <w:basedOn w:val="800"/>
     <w:uiPriority w:val="99"/>
     <w:pPr>
       <w:pBdr/>
@@ -21018,9 +21174,9 @@
       </w:tcPr>
     </w:tblStylePr>
   </w:style>
-  <w:style w:type="table" w:styleId="107">
+  <w:style w:type="table" w:styleId="772">
     <w:name w:val="List Table 6 Colorful - Accent 5"/>
-    <w:basedOn w:val="707"/>
+    <w:basedOn w:val="800"/>
     <w:uiPriority w:val="99"/>
     <w:pPr>
       <w:pBdr/>
@@ -21241,9 +21397,9 @@
       </w:tcPr>
     </w:tblStylePr>
   </w:style>
-  <w:style w:type="table" w:styleId="108">
+  <w:style w:type="table" w:styleId="773">
     <w:name w:val="List Table 6 Colorful - Accent 6"/>
-    <w:basedOn w:val="707"/>
+    <w:basedOn w:val="800"/>
     <w:uiPriority w:val="99"/>
     <w:pPr>
       <w:pBdr/>
@@ -21464,9 +21620,9 @@
       </w:tcPr>
     </w:tblStylePr>
   </w:style>
-  <w:style w:type="table" w:styleId="110">
+  <w:style w:type="table" w:styleId="774">
     <w:name w:val="List Table 7 Colorful - Accent 1"/>
-    <w:basedOn w:val="707"/>
+    <w:basedOn w:val="800"/>
     <w:uiPriority w:val="99"/>
     <w:pPr>
       <w:pBdr/>
@@ -21565,11 +21721,11 @@
         <w:tblBorders/>
       </w:tblPr>
       <w:tcPr>
-        <w:shd w:color="ffffff"/>
+        <w:shd w:val="clear" w:color="ffffff"/>
         <w:tcBorders>
-          <w:top w:val="none"/>
-          <w:left w:val="none"/>
-          <w:bottom w:val="none"/>
+          <w:top w:val="none" w:color="000000" w:sz="4" w:space="0"/>
+          <w:left w:val="none" w:color="000000" w:sz="4" w:space="0"/>
+          <w:bottom w:val="none" w:color="000000" w:sz="4" w:space="0"/>
           <w:right w:val="single" w:color="000000" w:themeColor="accent1" w:sz="4" w:space="0"/>
         </w:tcBorders>
       </w:tcPr>
@@ -21592,10 +21748,10 @@
       <w:tcPr>
         <w:shd w:val="clear" w:color="ffffff" w:themeColor="light1" w:fill="ffffff" w:themeFill="light1"/>
         <w:tcBorders>
-          <w:top w:val="none"/>
-          <w:left w:val="none"/>
+          <w:top w:val="none" w:color="000000" w:sz="4" w:space="0"/>
+          <w:left w:val="none" w:color="000000" w:sz="4" w:space="0"/>
           <w:bottom w:val="single" w:color="000000" w:themeColor="accent1" w:sz="4" w:space="0"/>
-          <w:right w:val="none"/>
+          <w:right w:val="none" w:color="000000" w:sz="4" w:space="0"/>
         </w:tcBorders>
       </w:tcPr>
     </w:tblStylePr>
@@ -21615,12 +21771,12 @@
         <w:tblBorders/>
       </w:tblPr>
       <w:tcPr>
-        <w:shd w:color="ffffff"/>
+        <w:shd w:val="clear" w:color="ffffff"/>
         <w:tcBorders>
-          <w:top w:val="none"/>
+          <w:top w:val="none" w:color="000000" w:sz="4" w:space="0"/>
           <w:left w:val="single" w:color="000000" w:themeColor="accent1" w:sz="4" w:space="0"/>
-          <w:bottom w:val="none"/>
-          <w:right w:val="none"/>
+          <w:bottom w:val="none" w:color="000000" w:sz="4" w:space="0"/>
+          <w:right w:val="none" w:color="000000" w:sz="4" w:space="0"/>
         </w:tcBorders>
       </w:tcPr>
     </w:tblStylePr>
@@ -21643,9 +21799,9 @@
         <w:shd w:val="clear" w:color="ffffff" w:themeColor="light1" w:fill="ffffff" w:themeFill="light1"/>
         <w:tcBorders>
           <w:top w:val="single" w:color="000000" w:themeColor="accent1" w:sz="4" w:space="0"/>
-          <w:left w:val="none"/>
-          <w:bottom w:val="none"/>
-          <w:right w:val="none"/>
+          <w:left w:val="none" w:color="000000" w:sz="4" w:space="0"/>
+          <w:bottom w:val="none" w:color="000000" w:sz="4" w:space="0"/>
+          <w:right w:val="none" w:color="000000" w:sz="4" w:space="0"/>
         </w:tcBorders>
       </w:tcPr>
     </w:tblStylePr>
@@ -21720,9 +21876,9 @@
       </w:tcPr>
     </w:tblStylePr>
   </w:style>
-  <w:style w:type="table" w:styleId="111">
+  <w:style w:type="table" w:styleId="775">
     <w:name w:val="List Table 7 Colorful - Accent 2"/>
-    <w:basedOn w:val="707"/>
+    <w:basedOn w:val="800"/>
     <w:uiPriority w:val="99"/>
     <w:pPr>
       <w:pBdr/>
@@ -21821,11 +21977,11 @@
         <w:tblBorders/>
       </w:tblPr>
       <w:tcPr>
-        <w:shd w:color="ffffff"/>
+        <w:shd w:val="clear" w:color="ffffff"/>
         <w:tcBorders>
-          <w:top w:val="none"/>
-          <w:left w:val="none"/>
-          <w:bottom w:val="none"/>
+          <w:top w:val="none" w:color="000000" w:sz="4" w:space="0"/>
+          <w:left w:val="none" w:color="000000" w:sz="4" w:space="0"/>
+          <w:bottom w:val="none" w:color="000000" w:sz="4" w:space="0"/>
           <w:right w:val="single" w:color="000000" w:themeColor="accent2" w:themeTint="97" w:sz="4" w:space="0"/>
         </w:tcBorders>
       </w:tcPr>
@@ -21848,10 +22004,10 @@
       <w:tcPr>
         <w:shd w:val="clear" w:color="ffffff" w:themeColor="light1" w:fill="ffffff" w:themeFill="light1"/>
         <w:tcBorders>
-          <w:top w:val="none"/>
-          <w:left w:val="none"/>
+          <w:top w:val="none" w:color="000000" w:sz="4" w:space="0"/>
+          <w:left w:val="none" w:color="000000" w:sz="4" w:space="0"/>
           <w:bottom w:val="single" w:color="000000" w:themeColor="accent2" w:themeTint="97" w:sz="4" w:space="0"/>
-          <w:right w:val="none"/>
+          <w:right w:val="none" w:color="000000" w:sz="4" w:space="0"/>
         </w:tcBorders>
       </w:tcPr>
     </w:tblStylePr>
@@ -21871,12 +22027,12 @@
         <w:tblBorders/>
       </w:tblPr>
       <w:tcPr>
-        <w:shd w:color="ffffff"/>
+        <w:shd w:val="clear" w:color="ffffff"/>
         <w:tcBorders>
-          <w:top w:val="none"/>
+          <w:top w:val="none" w:color="000000" w:sz="4" w:space="0"/>
           <w:left w:val="single" w:color="000000" w:themeColor="accent2" w:themeTint="97" w:sz="4" w:space="0"/>
-          <w:bottom w:val="none"/>
-          <w:right w:val="none"/>
+          <w:bottom w:val="none" w:color="000000" w:sz="4" w:space="0"/>
+          <w:right w:val="none" w:color="000000" w:sz="4" w:space="0"/>
         </w:tcBorders>
       </w:tcPr>
     </w:tblStylePr>
@@ -21899,9 +22055,9 @@
         <w:shd w:val="clear" w:color="ffffff" w:themeColor="light1" w:fill="ffffff" w:themeFill="light1"/>
         <w:tcBorders>
           <w:top w:val="single" w:color="000000" w:themeColor="accent2" w:themeTint="97" w:sz="4" w:space="0"/>
-          <w:left w:val="none"/>
-          <w:bottom w:val="none"/>
-          <w:right w:val="none"/>
+          <w:left w:val="none" w:color="000000" w:sz="4" w:space="0"/>
+          <w:bottom w:val="none" w:color="000000" w:sz="4" w:space="0"/>
+          <w:right w:val="none" w:color="000000" w:sz="4" w:space="0"/>
         </w:tcBorders>
       </w:tcPr>
     </w:tblStylePr>
@@ -21976,9 +22132,9 @@
       </w:tcPr>
     </w:tblStylePr>
   </w:style>
-  <w:style w:type="table" w:styleId="112">
+  <w:style w:type="table" w:styleId="776">
     <w:name w:val="List Table 7 Colorful - Accent 3"/>
-    <w:basedOn w:val="707"/>
+    <w:basedOn w:val="800"/>
     <w:uiPriority w:val="99"/>
     <w:pPr>
       <w:pBdr/>
@@ -22077,11 +22233,11 @@
         <w:tblBorders/>
       </w:tblPr>
       <w:tcPr>
-        <w:shd w:color="ffffff"/>
+        <w:shd w:val="clear" w:color="ffffff"/>
         <w:tcBorders>
-          <w:top w:val="none"/>
-          <w:left w:val="none"/>
-          <w:bottom w:val="none"/>
+          <w:top w:val="none" w:color="000000" w:sz="4" w:space="0"/>
+          <w:left w:val="none" w:color="000000" w:sz="4" w:space="0"/>
+          <w:bottom w:val="none" w:color="000000" w:sz="4" w:space="0"/>
           <w:right w:val="single" w:color="000000" w:themeColor="accent3" w:themeTint="98" w:sz="4" w:space="0"/>
         </w:tcBorders>
       </w:tcPr>
@@ -22104,10 +22260,10 @@
       <w:tcPr>
         <w:shd w:val="clear" w:color="ffffff" w:themeColor="light1" w:fill="ffffff" w:themeFill="light1"/>
         <w:tcBorders>
-          <w:top w:val="none"/>
-          <w:left w:val="none"/>
+          <w:top w:val="none" w:color="000000" w:sz="4" w:space="0"/>
+          <w:left w:val="none" w:color="000000" w:sz="4" w:space="0"/>
           <w:bottom w:val="single" w:color="000000" w:themeColor="accent3" w:themeTint="98" w:sz="4" w:space="0"/>
-          <w:right w:val="none"/>
+          <w:right w:val="none" w:color="000000" w:sz="4" w:space="0"/>
         </w:tcBorders>
       </w:tcPr>
     </w:tblStylePr>
@@ -22127,12 +22283,12 @@
         <w:tblBorders/>
       </w:tblPr>
       <w:tcPr>
-        <w:shd w:color="ffffff"/>
+        <w:shd w:val="clear" w:color="ffffff"/>
         <w:tcBorders>
-          <w:top w:val="none"/>
+          <w:top w:val="none" w:color="000000" w:sz="4" w:space="0"/>
           <w:left w:val="single" w:color="000000" w:themeColor="accent3" w:themeTint="98" w:sz="4" w:space="0"/>
-          <w:bottom w:val="none"/>
-          <w:right w:val="none"/>
+          <w:bottom w:val="none" w:color="000000" w:sz="4" w:space="0"/>
+          <w:right w:val="none" w:color="000000" w:sz="4" w:space="0"/>
         </w:tcBorders>
       </w:tcPr>
     </w:tblStylePr>
@@ -22155,9 +22311,9 @@
         <w:shd w:val="clear" w:color="ffffff" w:themeColor="light1" w:fill="ffffff" w:themeFill="light1"/>
         <w:tcBorders>
           <w:top w:val="single" w:color="000000" w:themeColor="accent3" w:themeTint="98" w:sz="4" w:space="0"/>
-          <w:left w:val="none"/>
-          <w:bottom w:val="none"/>
-          <w:right w:val="none"/>
+          <w:left w:val="none" w:color="000000" w:sz="4" w:space="0"/>
+          <w:bottom w:val="none" w:color="000000" w:sz="4" w:space="0"/>
+          <w:right w:val="none" w:color="000000" w:sz="4" w:space="0"/>
         </w:tcBorders>
       </w:tcPr>
     </w:tblStylePr>
@@ -22232,9 +22388,9 @@
       </w:tcPr>
     </w:tblStylePr>
   </w:style>
-  <w:style w:type="table" w:styleId="113">
+  <w:style w:type="table" w:styleId="777">
     <w:name w:val="List Table 7 Colorful - Accent 4"/>
-    <w:basedOn w:val="707"/>
+    <w:basedOn w:val="800"/>
     <w:uiPriority w:val="99"/>
     <w:pPr>
       <w:pBdr/>
@@ -22333,11 +22489,11 @@
         <w:tblBorders/>
       </w:tblPr>
       <w:tcPr>
-        <w:shd w:color="ffffff"/>
+        <w:shd w:val="clear" w:color="ffffff"/>
         <w:tcBorders>
-          <w:top w:val="none"/>
-          <w:left w:val="none"/>
-          <w:bottom w:val="none"/>
+          <w:top w:val="none" w:color="000000" w:sz="4" w:space="0"/>
+          <w:left w:val="none" w:color="000000" w:sz="4" w:space="0"/>
+          <w:bottom w:val="none" w:color="000000" w:sz="4" w:space="0"/>
           <w:right w:val="single" w:color="000000" w:themeColor="accent4" w:themeTint="9A" w:sz="4" w:space="0"/>
         </w:tcBorders>
       </w:tcPr>
@@ -22360,10 +22516,10 @@
       <w:tcPr>
         <w:shd w:val="clear" w:color="ffffff" w:themeColor="light1" w:fill="ffffff" w:themeFill="light1"/>
         <w:tcBorders>
-          <w:top w:val="none"/>
-          <w:left w:val="none"/>
+          <w:top w:val="none" w:color="000000" w:sz="4" w:space="0"/>
+          <w:left w:val="none" w:color="000000" w:sz="4" w:space="0"/>
           <w:bottom w:val="single" w:color="000000" w:themeColor="accent4" w:themeTint="9A" w:sz="4" w:space="0"/>
-          <w:right w:val="none"/>
+          <w:right w:val="none" w:color="000000" w:sz="4" w:space="0"/>
         </w:tcBorders>
       </w:tcPr>
     </w:tblStylePr>
@@ -22383,12 +22539,12 @@
         <w:tblBorders/>
       </w:tblPr>
       <w:tcPr>
-        <w:shd w:color="ffffff"/>
+        <w:shd w:val="clear" w:color="ffffff"/>
         <w:tcBorders>
-          <w:top w:val="none"/>
+          <w:top w:val="none" w:color="000000" w:sz="4" w:space="0"/>
           <w:left w:val="single" w:color="000000" w:themeColor="accent4" w:themeTint="9A" w:sz="4" w:space="0"/>
-          <w:bottom w:val="none"/>
-          <w:right w:val="none"/>
+          <w:bottom w:val="none" w:color="000000" w:sz="4" w:space="0"/>
+          <w:right w:val="none" w:color="000000" w:sz="4" w:space="0"/>
         </w:tcBorders>
       </w:tcPr>
     </w:tblStylePr>
@@ -22411,9 +22567,9 @@
         <w:shd w:val="clear" w:color="ffffff" w:themeColor="light1" w:fill="ffffff" w:themeFill="light1"/>
         <w:tcBorders>
           <w:top w:val="single" w:color="000000" w:themeColor="accent4" w:themeTint="9A" w:sz="4" w:space="0"/>
-          <w:left w:val="none"/>
-          <w:bottom w:val="none"/>
-          <w:right w:val="none"/>
+          <w:left w:val="none" w:color="000000" w:sz="4" w:space="0"/>
+          <w:bottom w:val="none" w:color="000000" w:sz="4" w:space="0"/>
+          <w:right w:val="none" w:color="000000" w:sz="4" w:space="0"/>
         </w:tcBorders>
       </w:tcPr>
     </w:tblStylePr>
@@ -22488,9 +22644,9 @@
       </w:tcPr>
     </w:tblStylePr>
   </w:style>
-  <w:style w:type="table" w:styleId="114">
+  <w:style w:type="table" w:styleId="778">
     <w:name w:val="List Table 7 Colorful - Accent 5"/>
-    <w:basedOn w:val="707"/>
+    <w:basedOn w:val="800"/>
     <w:uiPriority w:val="99"/>
     <w:pPr>
       <w:pBdr/>
@@ -22589,11 +22745,11 @@
         <w:tblBorders/>
       </w:tblPr>
       <w:tcPr>
-        <w:shd w:color="ffffff"/>
+        <w:shd w:val="clear" w:color="ffffff"/>
         <w:tcBorders>
-          <w:top w:val="none"/>
-          <w:left w:val="none"/>
-          <w:bottom w:val="none"/>
+          <w:top w:val="none" w:color="000000" w:sz="4" w:space="0"/>
+          <w:left w:val="none" w:color="000000" w:sz="4" w:space="0"/>
+          <w:bottom w:val="none" w:color="000000" w:sz="4" w:space="0"/>
           <w:right w:val="single" w:color="000000" w:themeColor="accent5" w:themeTint="9A" w:sz="4" w:space="0"/>
         </w:tcBorders>
       </w:tcPr>
@@ -22616,10 +22772,10 @@
       <w:tcPr>
         <w:shd w:val="clear" w:color="ffffff" w:themeColor="light1" w:fill="ffffff" w:themeFill="light1"/>
         <w:tcBorders>
-          <w:top w:val="none"/>
-          <w:left w:val="none"/>
+          <w:top w:val="none" w:color="000000" w:sz="4" w:space="0"/>
+          <w:left w:val="none" w:color="000000" w:sz="4" w:space="0"/>
           <w:bottom w:val="single" w:color="000000" w:themeColor="accent5" w:themeTint="9A" w:sz="4" w:space="0"/>
-          <w:right w:val="none"/>
+          <w:right w:val="none" w:color="000000" w:sz="4" w:space="0"/>
         </w:tcBorders>
       </w:tcPr>
     </w:tblStylePr>
@@ -22639,12 +22795,12 @@
         <w:tblBorders/>
       </w:tblPr>
       <w:tcPr>
-        <w:shd w:color="ffffff"/>
+        <w:shd w:val="clear" w:color="ffffff"/>
         <w:tcBorders>
-          <w:top w:val="none"/>
+          <w:top w:val="none" w:color="000000" w:sz="4" w:space="0"/>
           <w:left w:val="single" w:color="000000" w:themeColor="accent5" w:themeTint="9A" w:sz="4" w:space="0"/>
-          <w:bottom w:val="none"/>
-          <w:right w:val="none"/>
+          <w:bottom w:val="none" w:color="000000" w:sz="4" w:space="0"/>
+          <w:right w:val="none" w:color="000000" w:sz="4" w:space="0"/>
         </w:tcBorders>
       </w:tcPr>
     </w:tblStylePr>
@@ -22667,9 +22823,9 @@
         <w:shd w:val="clear" w:color="ffffff" w:themeColor="light1" w:fill="ffffff" w:themeFill="light1"/>
         <w:tcBorders>
           <w:top w:val="single" w:color="000000" w:themeColor="accent5" w:themeTint="9A" w:sz="4" w:space="0"/>
-          <w:left w:val="none"/>
-          <w:bottom w:val="none"/>
-          <w:right w:val="none"/>
+          <w:left w:val="none" w:color="000000" w:sz="4" w:space="0"/>
+          <w:bottom w:val="none" w:color="000000" w:sz="4" w:space="0"/>
+          <w:right w:val="none" w:color="000000" w:sz="4" w:space="0"/>
         </w:tcBorders>
       </w:tcPr>
     </w:tblStylePr>
@@ -22744,9 +22900,9 @@
       </w:tcPr>
     </w:tblStylePr>
   </w:style>
-  <w:style w:type="table" w:styleId="115">
+  <w:style w:type="table" w:styleId="779">
     <w:name w:val="List Table 7 Colorful - Accent 6"/>
-    <w:basedOn w:val="707"/>
+    <w:basedOn w:val="800"/>
     <w:uiPriority w:val="99"/>
     <w:pPr>
       <w:pBdr/>
@@ -22845,11 +23001,11 @@
         <w:tblBorders/>
       </w:tblPr>
       <w:tcPr>
-        <w:shd w:color="ffffff"/>
+        <w:shd w:val="clear" w:color="ffffff"/>
         <w:tcBorders>
-          <w:top w:val="none"/>
-          <w:left w:val="none"/>
-          <w:bottom w:val="none"/>
+          <w:top w:val="none" w:color="000000" w:sz="4" w:space="0"/>
+          <w:left w:val="none" w:color="000000" w:sz="4" w:space="0"/>
+          <w:bottom w:val="none" w:color="000000" w:sz="4" w:space="0"/>
           <w:right w:val="single" w:color="000000" w:themeColor="accent6" w:themeTint="98" w:sz="4" w:space="0"/>
         </w:tcBorders>
       </w:tcPr>
@@ -22872,10 +23028,10 @@
       <w:tcPr>
         <w:shd w:val="clear" w:color="ffffff" w:themeColor="light1" w:fill="ffffff" w:themeFill="light1"/>
         <w:tcBorders>
-          <w:top w:val="none"/>
-          <w:left w:val="none"/>
+          <w:top w:val="none" w:color="000000" w:sz="4" w:space="0"/>
+          <w:left w:val="none" w:color="000000" w:sz="4" w:space="0"/>
           <w:bottom w:val="single" w:color="000000" w:themeColor="accent6" w:themeTint="98" w:sz="4" w:space="0"/>
-          <w:right w:val="none"/>
+          <w:right w:val="none" w:color="000000" w:sz="4" w:space="0"/>
         </w:tcBorders>
       </w:tcPr>
     </w:tblStylePr>
@@ -22895,12 +23051,12 @@
         <w:tblBorders/>
       </w:tblPr>
       <w:tcPr>
-        <w:shd w:color="ffffff"/>
+        <w:shd w:val="clear" w:color="ffffff"/>
         <w:tcBorders>
-          <w:top w:val="none"/>
+          <w:top w:val="none" w:color="000000" w:sz="4" w:space="0"/>
           <w:left w:val="single" w:color="000000" w:themeColor="accent6" w:themeTint="98" w:sz="4" w:space="0"/>
-          <w:bottom w:val="none"/>
-          <w:right w:val="none"/>
+          <w:bottom w:val="none" w:color="000000" w:sz="4" w:space="0"/>
+          <w:right w:val="none" w:color="000000" w:sz="4" w:space="0"/>
         </w:tcBorders>
       </w:tcPr>
     </w:tblStylePr>
@@ -22923,9 +23079,9 @@
         <w:shd w:val="clear" w:color="ffffff" w:themeColor="light1" w:fill="ffffff" w:themeFill="light1"/>
         <w:tcBorders>
           <w:top w:val="single" w:color="000000" w:themeColor="accent6" w:themeTint="98" w:sz="4" w:space="0"/>
-          <w:left w:val="none"/>
-          <w:bottom w:val="none"/>
-          <w:right w:val="none"/>
+          <w:left w:val="none" w:color="000000" w:sz="4" w:space="0"/>
+          <w:bottom w:val="none" w:color="000000" w:sz="4" w:space="0"/>
+          <w:right w:val="none" w:color="000000" w:sz="4" w:space="0"/>
         </w:tcBorders>
       </w:tcPr>
     </w:tblStylePr>
@@ -23000,10 +23156,10 @@
       </w:tcPr>
     </w:tblStylePr>
   </w:style>
-  <w:style w:type="paragraph" w:styleId="188">
+  <w:style w:type="paragraph" w:styleId="780">
     <w:name w:val="toc 1"/>
-    <w:basedOn w:val="696"/>
-    <w:next w:val="696"/>
+    <w:basedOn w:val="789"/>
+    <w:next w:val="789"/>
     <w:uiPriority w:val="39"/>
     <w:unhideWhenUsed/>
     <w:pPr>
@@ -23012,10 +23168,10 @@
       <w:ind/>
     </w:pPr>
   </w:style>
-  <w:style w:type="paragraph" w:styleId="189">
+  <w:style w:type="paragraph" w:styleId="781">
     <w:name w:val="toc 2"/>
-    <w:basedOn w:val="696"/>
-    <w:next w:val="696"/>
+    <w:basedOn w:val="789"/>
+    <w:next w:val="789"/>
     <w:uiPriority w:val="39"/>
     <w:unhideWhenUsed/>
     <w:pPr>
@@ -23024,10 +23180,10 @@
       <w:ind w:left="220"/>
     </w:pPr>
   </w:style>
-  <w:style w:type="paragraph" w:styleId="190">
+  <w:style w:type="paragraph" w:styleId="782">
     <w:name w:val="toc 3"/>
-    <w:basedOn w:val="696"/>
-    <w:next w:val="696"/>
+    <w:basedOn w:val="789"/>
+    <w:next w:val="789"/>
     <w:uiPriority w:val="39"/>
     <w:unhideWhenUsed/>
     <w:pPr>
@@ -23036,10 +23192,10 @@
       <w:ind w:left="440"/>
     </w:pPr>
   </w:style>
-  <w:style w:type="paragraph" w:styleId="191">
+  <w:style w:type="paragraph" w:styleId="783">
     <w:name w:val="toc 4"/>
-    <w:basedOn w:val="696"/>
-    <w:next w:val="696"/>
+    <w:basedOn w:val="789"/>
+    <w:next w:val="789"/>
     <w:uiPriority w:val="39"/>
     <w:unhideWhenUsed/>
     <w:pPr>
@@ -23048,10 +23204,10 @@
       <w:ind w:left="660"/>
     </w:pPr>
   </w:style>
-  <w:style w:type="paragraph" w:styleId="192">
+  <w:style w:type="paragraph" w:styleId="784">
     <w:name w:val="toc 5"/>
-    <w:basedOn w:val="696"/>
-    <w:next w:val="696"/>
+    <w:basedOn w:val="789"/>
+    <w:next w:val="789"/>
     <w:uiPriority w:val="39"/>
     <w:unhideWhenUsed/>
     <w:pPr>
@@ -23060,10 +23216,10 @@
       <w:ind w:left="880"/>
     </w:pPr>
   </w:style>
-  <w:style w:type="paragraph" w:styleId="193">
+  <w:style w:type="paragraph" w:styleId="785">
     <w:name w:val="toc 6"/>
-    <w:basedOn w:val="696"/>
-    <w:next w:val="696"/>
+    <w:basedOn w:val="789"/>
+    <w:next w:val="789"/>
     <w:uiPriority w:val="39"/>
     <w:unhideWhenUsed/>
     <w:pPr>
@@ -23072,10 +23228,10 @@
       <w:ind w:left="1100"/>
     </w:pPr>
   </w:style>
-  <w:style w:type="paragraph" w:styleId="194">
+  <w:style w:type="paragraph" w:styleId="786">
     <w:name w:val="toc 7"/>
-    <w:basedOn w:val="696"/>
-    <w:next w:val="696"/>
+    <w:basedOn w:val="789"/>
+    <w:next w:val="789"/>
     <w:uiPriority w:val="39"/>
     <w:unhideWhenUsed/>
     <w:pPr>
@@ -23084,10 +23240,10 @@
       <w:ind w:left="1320"/>
     </w:pPr>
   </w:style>
-  <w:style w:type="paragraph" w:styleId="195">
+  <w:style w:type="paragraph" w:styleId="787">
     <w:name w:val="toc 8"/>
-    <w:basedOn w:val="696"/>
-    <w:next w:val="696"/>
+    <w:basedOn w:val="789"/>
+    <w:next w:val="789"/>
     <w:uiPriority w:val="39"/>
     <w:unhideWhenUsed/>
     <w:pPr>
@@ -23096,10 +23252,10 @@
       <w:ind w:left="1540"/>
     </w:pPr>
   </w:style>
-  <w:style w:type="paragraph" w:styleId="196">
+  <w:style w:type="paragraph" w:styleId="788">
     <w:name w:val="toc 9"/>
-    <w:basedOn w:val="696"/>
-    <w:next w:val="696"/>
+    <w:basedOn w:val="789"/>
+    <w:next w:val="789"/>
     <w:uiPriority w:val="39"/>
     <w:unhideWhenUsed/>
     <w:pPr>
@@ -23108,7 +23264,7 @@
       <w:ind w:left="1760"/>
     </w:pPr>
   </w:style>
-  <w:style w:type="paragraph" w:styleId="696" w:default="1">
+  <w:style w:type="paragraph" w:styleId="789" w:default="1">
     <w:name w:val="Normal"/>
     <w:qFormat/>
     <w:pPr>
@@ -23117,11 +23273,11 @@
       <w:ind/>
     </w:pPr>
   </w:style>
-  <w:style w:type="paragraph" w:styleId="697">
+  <w:style w:type="paragraph" w:styleId="790">
     <w:name w:val="Heading 1"/>
-    <w:basedOn w:val="696"/>
-    <w:next w:val="696"/>
-    <w:link w:val="856"/>
+    <w:basedOn w:val="789"/>
+    <w:next w:val="789"/>
+    <w:link w:val="949"/>
     <w:uiPriority w:val="9"/>
     <w:qFormat/>
     <w:pPr>
@@ -23139,11 +23295,11 @@
       <w:szCs w:val="40"/>
     </w:rPr>
   </w:style>
-  <w:style w:type="paragraph" w:styleId="698">
+  <w:style w:type="paragraph" w:styleId="791">
     <w:name w:val="Heading 2"/>
-    <w:basedOn w:val="696"/>
-    <w:next w:val="696"/>
-    <w:link w:val="857"/>
+    <w:basedOn w:val="789"/>
+    <w:next w:val="789"/>
+    <w:link w:val="950"/>
     <w:uiPriority w:val="9"/>
     <w:unhideWhenUsed/>
     <w:qFormat/>
@@ -23162,11 +23318,11 @@
       <w:szCs w:val="32"/>
     </w:rPr>
   </w:style>
-  <w:style w:type="paragraph" w:styleId="699">
+  <w:style w:type="paragraph" w:styleId="792">
     <w:name w:val="Heading 3"/>
-    <w:basedOn w:val="696"/>
-    <w:next w:val="696"/>
-    <w:link w:val="858"/>
+    <w:basedOn w:val="789"/>
+    <w:next w:val="789"/>
+    <w:link w:val="951"/>
     <w:uiPriority w:val="9"/>
     <w:unhideWhenUsed/>
     <w:qFormat/>
@@ -23185,11 +23341,11 @@
       <w:szCs w:val="28"/>
     </w:rPr>
   </w:style>
-  <w:style w:type="paragraph" w:styleId="700">
+  <w:style w:type="paragraph" w:styleId="793">
     <w:name w:val="Heading 4"/>
-    <w:basedOn w:val="696"/>
-    <w:next w:val="696"/>
-    <w:link w:val="859"/>
+    <w:basedOn w:val="789"/>
+    <w:next w:val="789"/>
+    <w:link w:val="952"/>
     <w:uiPriority w:val="9"/>
     <w:unhideWhenUsed/>
     <w:qFormat/>
@@ -23208,11 +23364,11 @@
       <w:color w:val="0f4761" w:themeColor="accent1" w:themeShade="BF"/>
     </w:rPr>
   </w:style>
-  <w:style w:type="paragraph" w:styleId="701">
+  <w:style w:type="paragraph" w:styleId="794">
     <w:name w:val="Heading 5"/>
-    <w:basedOn w:val="696"/>
-    <w:next w:val="696"/>
-    <w:link w:val="860"/>
+    <w:basedOn w:val="789"/>
+    <w:next w:val="789"/>
+    <w:link w:val="953"/>
     <w:uiPriority w:val="9"/>
     <w:unhideWhenUsed/>
     <w:qFormat/>
@@ -23229,11 +23385,11 @@
       <w:color w:val="0f4761" w:themeColor="accent1" w:themeShade="BF"/>
     </w:rPr>
   </w:style>
-  <w:style w:type="paragraph" w:styleId="702">
+  <w:style w:type="paragraph" w:styleId="795">
     <w:name w:val="Heading 6"/>
-    <w:basedOn w:val="696"/>
-    <w:next w:val="696"/>
-    <w:link w:val="861"/>
+    <w:basedOn w:val="789"/>
+    <w:next w:val="789"/>
+    <w:link w:val="954"/>
     <w:uiPriority w:val="9"/>
     <w:unhideWhenUsed/>
     <w:qFormat/>
@@ -23252,11 +23408,11 @@
       <w:color w:val="595959" w:themeColor="text1" w:themeTint="A6"/>
     </w:rPr>
   </w:style>
-  <w:style w:type="paragraph" w:styleId="703">
+  <w:style w:type="paragraph" w:styleId="796">
     <w:name w:val="Heading 7"/>
-    <w:basedOn w:val="696"/>
-    <w:next w:val="696"/>
-    <w:link w:val="862"/>
+    <w:basedOn w:val="789"/>
+    <w:next w:val="789"/>
+    <w:link w:val="955"/>
     <w:uiPriority w:val="9"/>
     <w:unhideWhenUsed/>
     <w:qFormat/>
@@ -23273,11 +23429,11 @@
       <w:color w:val="595959" w:themeColor="text1" w:themeTint="A6"/>
     </w:rPr>
   </w:style>
-  <w:style w:type="paragraph" w:styleId="704">
+  <w:style w:type="paragraph" w:styleId="797">
     <w:name w:val="Heading 8"/>
-    <w:basedOn w:val="696"/>
-    <w:next w:val="696"/>
-    <w:link w:val="863"/>
+    <w:basedOn w:val="789"/>
+    <w:next w:val="789"/>
+    <w:link w:val="956"/>
     <w:uiPriority w:val="9"/>
     <w:unhideWhenUsed/>
     <w:qFormat/>
@@ -23296,11 +23452,11 @@
       <w:color w:val="272727" w:themeColor="text1" w:themeTint="D8"/>
     </w:rPr>
   </w:style>
-  <w:style w:type="paragraph" w:styleId="705">
+  <w:style w:type="paragraph" w:styleId="798">
     <w:name w:val="Heading 9"/>
-    <w:basedOn w:val="696"/>
-    <w:next w:val="696"/>
-    <w:link w:val="864"/>
+    <w:basedOn w:val="789"/>
+    <w:next w:val="789"/>
+    <w:link w:val="957"/>
     <w:uiPriority w:val="9"/>
     <w:unhideWhenUsed/>
     <w:qFormat/>
@@ -23317,7 +23473,7 @@
       <w:color w:val="272727" w:themeColor="text1" w:themeTint="D8"/>
     </w:rPr>
   </w:style>
-  <w:style w:type="character" w:styleId="706" w:default="1">
+  <w:style w:type="character" w:styleId="799" w:default="1">
     <w:name w:val="Default Paragraph Font"/>
     <w:uiPriority w:val="1"/>
     <w:semiHidden/>
@@ -23328,7 +23484,7 @@
       <w:ind/>
     </w:pPr>
   </w:style>
-  <w:style w:type="table" w:styleId="707" w:default="1">
+  <w:style w:type="table" w:styleId="800" w:default="1">
     <w:name w:val="Normal Table"/>
     <w:uiPriority w:val="99"/>
     <w:semiHidden/>
@@ -23521,7 +23677,7 @@
       </w:tcPr>
     </w:tblStylePr>
   </w:style>
-  <w:style w:type="numbering" w:styleId="708" w:default="1">
+  <w:style w:type="numbering" w:styleId="801" w:default="1">
     <w:name w:val="No List"/>
     <w:uiPriority w:val="99"/>
     <w:semiHidden/>
@@ -23532,9 +23688,9 @@
       <w:ind/>
     </w:pPr>
   </w:style>
-  <w:style w:type="table" w:styleId="709">
+  <w:style w:type="table" w:styleId="802">
     <w:name w:val="Grid Table Light"/>
-    <w:basedOn w:val="707"/>
+    <w:basedOn w:val="800"/>
     <w:uiPriority w:val="59"/>
     <w:pPr>
       <w:pBdr/>
@@ -23724,9 +23880,9 @@
       </w:tcPr>
     </w:tblStylePr>
   </w:style>
-  <w:style w:type="table" w:styleId="710">
+  <w:style w:type="table" w:styleId="803">
     <w:name w:val="Plain Table 1"/>
-    <w:basedOn w:val="707"/>
+    <w:basedOn w:val="800"/>
     <w:uiPriority w:val="59"/>
     <w:pPr>
       <w:pBdr/>
@@ -23942,9 +24098,9 @@
       </w:tcPr>
     </w:tblStylePr>
   </w:style>
-  <w:style w:type="table" w:styleId="711">
+  <w:style w:type="table" w:styleId="804">
     <w:name w:val="Plain Table 2"/>
-    <w:basedOn w:val="707"/>
+    <w:basedOn w:val="800"/>
     <w:uiPriority w:val="59"/>
     <w:pPr>
       <w:pBdr/>
@@ -24168,9 +24324,9 @@
       </w:tcPr>
     </w:tblStylePr>
   </w:style>
-  <w:style w:type="table" w:styleId="712">
+  <w:style w:type="table" w:styleId="805">
     <w:name w:val="Plain Table 3"/>
-    <w:basedOn w:val="707"/>
+    <w:basedOn w:val="800"/>
     <w:uiPriority w:val="99"/>
     <w:pPr>
       <w:pBdr/>
@@ -24397,9 +24553,9 @@
       </w:tcPr>
     </w:tblStylePr>
   </w:style>
-  <w:style w:type="table" w:styleId="713">
+  <w:style w:type="table" w:styleId="806">
     <w:name w:val="Plain Table 4"/>
-    <w:basedOn w:val="707"/>
+    <w:basedOn w:val="800"/>
     <w:uiPriority w:val="99"/>
     <w:pPr>
       <w:pBdr/>
@@ -24612,9 +24768,9 @@
       </w:tcPr>
     </w:tblStylePr>
   </w:style>
-  <w:style w:type="table" w:styleId="714">
+  <w:style w:type="table" w:styleId="807">
     <w:name w:val="Plain Table 5"/>
-    <w:basedOn w:val="707"/>
+    <w:basedOn w:val="800"/>
     <w:uiPriority w:val="99"/>
     <w:pPr>
       <w:pBdr/>
@@ -24844,9 +25000,9 @@
       </w:tcPr>
     </w:tblStylePr>
   </w:style>
-  <w:style w:type="table" w:styleId="715">
+  <w:style w:type="table" w:styleId="808">
     <w:name w:val="Grid Table 1 Light"/>
-    <w:basedOn w:val="707"/>
+    <w:basedOn w:val="800"/>
     <w:uiPriority w:val="99"/>
     <w:pPr>
       <w:pBdr/>
@@ -25066,9 +25222,9 @@
       </w:tcPr>
     </w:tblStylePr>
   </w:style>
-  <w:style w:type="table" w:styleId="716">
+  <w:style w:type="table" w:styleId="809">
     <w:name w:val="Grid Table 1 Light Accent 1"/>
-    <w:basedOn w:val="707"/>
+    <w:basedOn w:val="800"/>
     <w:uiPriority w:val="99"/>
     <w:pPr>
       <w:pBdr/>
@@ -25288,9 +25444,9 @@
       </w:tcPr>
     </w:tblStylePr>
   </w:style>
-  <w:style w:type="table" w:styleId="717">
+  <w:style w:type="table" w:styleId="810">
     <w:name w:val="Grid Table 1 Light Accent 2"/>
-    <w:basedOn w:val="707"/>
+    <w:basedOn w:val="800"/>
     <w:uiPriority w:val="99"/>
     <w:pPr>
       <w:pBdr/>
@@ -25510,9 +25666,9 @@
       </w:tcPr>
     </w:tblStylePr>
   </w:style>
-  <w:style w:type="table" w:styleId="718">
+  <w:style w:type="table" w:styleId="811">
     <w:name w:val="Grid Table 1 Light Accent 3"/>
-    <w:basedOn w:val="707"/>
+    <w:basedOn w:val="800"/>
     <w:uiPriority w:val="99"/>
     <w:pPr>
       <w:pBdr/>
@@ -25732,9 +25888,9 @@
       </w:tcPr>
     </w:tblStylePr>
   </w:style>
-  <w:style w:type="table" w:styleId="719">
+  <w:style w:type="table" w:styleId="812">
     <w:name w:val="Grid Table 1 Light Accent 4"/>
-    <w:basedOn w:val="707"/>
+    <w:basedOn w:val="800"/>
     <w:uiPriority w:val="99"/>
     <w:pPr>
       <w:pBdr/>
@@ -25954,9 +26110,9 @@
       </w:tcPr>
     </w:tblStylePr>
   </w:style>
-  <w:style w:type="table" w:styleId="720">
+  <w:style w:type="table" w:styleId="813">
     <w:name w:val="Grid Table 1 Light Accent 5"/>
-    <w:basedOn w:val="707"/>
+    <w:basedOn w:val="800"/>
     <w:uiPriority w:val="99"/>
     <w:pPr>
       <w:pBdr/>
@@ -26176,9 +26332,9 @@
       </w:tcPr>
     </w:tblStylePr>
   </w:style>
-  <w:style w:type="table" w:styleId="721">
+  <w:style w:type="table" w:styleId="814">
     <w:name w:val="Grid Table 1 Light Accent 6"/>
-    <w:basedOn w:val="707"/>
+    <w:basedOn w:val="800"/>
     <w:uiPriority w:val="99"/>
     <w:pPr>
       <w:pBdr/>
@@ -26398,9 +26554,9 @@
       </w:tcPr>
     </w:tblStylePr>
   </w:style>
-  <w:style w:type="table" w:styleId="722">
+  <w:style w:type="table" w:styleId="815">
     <w:name w:val="Grid Table 2"/>
-    <w:basedOn w:val="707"/>
+    <w:basedOn w:val="800"/>
     <w:uiPriority w:val="99"/>
     <w:pPr>
       <w:pBdr/>
@@ -26629,9 +26785,9 @@
       </w:tcPr>
     </w:tblStylePr>
   </w:style>
-  <w:style w:type="table" w:styleId="723">
+  <w:style w:type="table" w:styleId="816">
     <w:name w:val="Grid Table 2 Accent 1"/>
-    <w:basedOn w:val="707"/>
+    <w:basedOn w:val="800"/>
     <w:uiPriority w:val="99"/>
     <w:pPr>
       <w:pBdr/>
@@ -26860,9 +27016,9 @@
       </w:tcPr>
     </w:tblStylePr>
   </w:style>
-  <w:style w:type="table" w:styleId="724">
+  <w:style w:type="table" w:styleId="817">
     <w:name w:val="Grid Table 2 Accent 2"/>
-    <w:basedOn w:val="707"/>
+    <w:basedOn w:val="800"/>
     <w:uiPriority w:val="99"/>
     <w:pPr>
       <w:pBdr/>
@@ -27091,9 +27247,9 @@
       </w:tcPr>
     </w:tblStylePr>
   </w:style>
-  <w:style w:type="table" w:styleId="725">
+  <w:style w:type="table" w:styleId="818">
     <w:name w:val="Grid Table 2 Accent 3"/>
-    <w:basedOn w:val="707"/>
+    <w:basedOn w:val="800"/>
     <w:uiPriority w:val="99"/>
     <w:pPr>
       <w:pBdr/>
@@ -27322,9 +27478,9 @@
       </w:tcPr>
     </w:tblStylePr>
   </w:style>
-  <w:style w:type="table" w:styleId="726">
+  <w:style w:type="table" w:styleId="819">
     <w:name w:val="Grid Table 2 Accent 4"/>
-    <w:basedOn w:val="707"/>
+    <w:basedOn w:val="800"/>
     <w:uiPriority w:val="99"/>
     <w:pPr>
       <w:pBdr/>
@@ -27553,9 +27709,9 @@
       </w:tcPr>
     </w:tblStylePr>
   </w:style>
-  <w:style w:type="table" w:styleId="727">
+  <w:style w:type="table" w:styleId="820">
     <w:name w:val="Grid Table 2 Accent 5"/>
-    <w:basedOn w:val="707"/>
+    <w:basedOn w:val="800"/>
     <w:uiPriority w:val="99"/>
     <w:pPr>
       <w:pBdr/>
@@ -27784,9 +27940,9 @@
       </w:tcPr>
     </w:tblStylePr>
   </w:style>
-  <w:style w:type="table" w:styleId="728">
+  <w:style w:type="table" w:styleId="821">
     <w:name w:val="Grid Table 2 Accent 6"/>
-    <w:basedOn w:val="707"/>
+    <w:basedOn w:val="800"/>
     <w:uiPriority w:val="99"/>
     <w:pPr>
       <w:pBdr/>
@@ -28015,9 +28171,9 @@
       </w:tcPr>
     </w:tblStylePr>
   </w:style>
-  <w:style w:type="table" w:styleId="729">
+  <w:style w:type="table" w:styleId="822">
     <w:name w:val="Grid Table 3"/>
-    <w:basedOn w:val="707"/>
+    <w:basedOn w:val="800"/>
     <w:uiPriority w:val="99"/>
     <w:pPr>
       <w:pBdr/>
@@ -28259,9 +28415,9 @@
       </w:tcPr>
     </w:tblStylePr>
   </w:style>
-  <w:style w:type="table" w:styleId="730">
+  <w:style w:type="table" w:styleId="823">
     <w:name w:val="Grid Table 3 Accent 1"/>
-    <w:basedOn w:val="707"/>
+    <w:basedOn w:val="800"/>
     <w:uiPriority w:val="99"/>
     <w:pPr>
       <w:pBdr/>
@@ -28503,9 +28659,9 @@
       </w:tcPr>
     </w:tblStylePr>
   </w:style>
-  <w:style w:type="table" w:styleId="731">
+  <w:style w:type="table" w:styleId="824">
     <w:name w:val="Grid Table 3 Accent 2"/>
-    <w:basedOn w:val="707"/>
+    <w:basedOn w:val="800"/>
     <w:uiPriority w:val="99"/>
     <w:pPr>
       <w:pBdr/>
@@ -28747,9 +28903,9 @@
       </w:tcPr>
     </w:tblStylePr>
   </w:style>
-  <w:style w:type="table" w:styleId="732">
+  <w:style w:type="table" w:styleId="825">
     <w:name w:val="Grid Table 3 Accent 3"/>
-    <w:basedOn w:val="707"/>
+    <w:basedOn w:val="800"/>
     <w:uiPriority w:val="99"/>
     <w:pPr>
       <w:pBdr/>
@@ -28991,9 +29147,9 @@
       </w:tcPr>
     </w:tblStylePr>
   </w:style>
-  <w:style w:type="table" w:styleId="733">
+  <w:style w:type="table" w:styleId="826">
     <w:name w:val="Grid Table 3 Accent 4"/>
-    <w:basedOn w:val="707"/>
+    <w:basedOn w:val="800"/>
     <w:uiPriority w:val="99"/>
     <w:pPr>
       <w:pBdr/>
@@ -29235,9 +29391,9 @@
       </w:tcPr>
     </w:tblStylePr>
   </w:style>
-  <w:style w:type="table" w:styleId="734">
+  <w:style w:type="table" w:styleId="827">
     <w:name w:val="Grid Table 3 Accent 5"/>
-    <w:basedOn w:val="707"/>
+    <w:basedOn w:val="800"/>
     <w:uiPriority w:val="99"/>
     <w:pPr>
       <w:pBdr/>
@@ -29479,9 +29635,9 @@
       </w:tcPr>
     </w:tblStylePr>
   </w:style>
-  <w:style w:type="table" w:styleId="735">
+  <w:style w:type="table" w:styleId="828">
     <w:name w:val="Grid Table 3 Accent 6"/>
-    <w:basedOn w:val="707"/>
+    <w:basedOn w:val="800"/>
     <w:uiPriority w:val="99"/>
     <w:pPr>
       <w:pBdr/>
@@ -29723,9 +29879,9 @@
       </w:tcPr>
     </w:tblStylePr>
   </w:style>
-  <w:style w:type="table" w:styleId="736">
+  <w:style w:type="table" w:styleId="829">
     <w:name w:val="Grid Table 4"/>
-    <w:basedOn w:val="707"/>
+    <w:basedOn w:val="800"/>
     <w:uiPriority w:val="59"/>
     <w:pPr>
       <w:pBdr/>
@@ -29955,9 +30111,9 @@
       </w:tcPr>
     </w:tblStylePr>
   </w:style>
-  <w:style w:type="table" w:styleId="737">
+  <w:style w:type="table" w:styleId="830">
     <w:name w:val="Grid Table 4 Accent 1"/>
-    <w:basedOn w:val="707"/>
+    <w:basedOn w:val="800"/>
     <w:uiPriority w:val="59"/>
     <w:pPr>
       <w:pBdr/>
@@ -30187,9 +30343,9 @@
       </w:tcPr>
     </w:tblStylePr>
   </w:style>
-  <w:style w:type="table" w:styleId="738">
+  <w:style w:type="table" w:styleId="831">
     <w:name w:val="Grid Table 4 Accent 2"/>
-    <w:basedOn w:val="707"/>
+    <w:basedOn w:val="800"/>
     <w:uiPriority w:val="59"/>
     <w:pPr>
       <w:pBdr/>
@@ -30419,9 +30575,9 @@
       </w:tcPr>
     </w:tblStylePr>
   </w:style>
-  <w:style w:type="table" w:styleId="739">
+  <w:style w:type="table" w:styleId="832">
     <w:name w:val="Grid Table 4 Accent 3"/>
-    <w:basedOn w:val="707"/>
+    <w:basedOn w:val="800"/>
     <w:uiPriority w:val="59"/>
     <w:pPr>
       <w:pBdr/>
@@ -30651,9 +30807,9 @@
       </w:tcPr>
     </w:tblStylePr>
   </w:style>
-  <w:style w:type="table" w:styleId="740">
+  <w:style w:type="table" w:styleId="833">
     <w:name w:val="Grid Table 4 Accent 4"/>
-    <w:basedOn w:val="707"/>
+    <w:basedOn w:val="800"/>
     <w:uiPriority w:val="59"/>
     <w:pPr>
       <w:pBdr/>
@@ -30883,9 +31039,9 @@
       </w:tcPr>
     </w:tblStylePr>
   </w:style>
-  <w:style w:type="table" w:styleId="741">
+  <w:style w:type="table" w:styleId="834">
     <w:name w:val="Grid Table 4 Accent 5"/>
-    <w:basedOn w:val="707"/>
+    <w:basedOn w:val="800"/>
     <w:uiPriority w:val="59"/>
     <w:pPr>
       <w:pBdr/>
@@ -31115,9 +31271,9 @@
       </w:tcPr>
     </w:tblStylePr>
   </w:style>
-  <w:style w:type="table" w:styleId="742">
+  <w:style w:type="table" w:styleId="835">
     <w:name w:val="Grid Table 4 Accent 6"/>
-    <w:basedOn w:val="707"/>
+    <w:basedOn w:val="800"/>
     <w:uiPriority w:val="59"/>
     <w:pPr>
       <w:pBdr/>
@@ -31347,9 +31503,9 @@
       </w:tcPr>
     </w:tblStylePr>
   </w:style>
-  <w:style w:type="table" w:styleId="743">
+  <w:style w:type="table" w:styleId="836">
     <w:name w:val="Grid Table 5 Dark"/>
-    <w:basedOn w:val="707"/>
+    <w:basedOn w:val="800"/>
     <w:uiPriority w:val="99"/>
     <w:pPr>
       <w:pBdr/>
@@ -31574,9 +31730,9 @@
       </w:tcPr>
     </w:tblStylePr>
   </w:style>
-  <w:style w:type="table" w:styleId="744" w:customStyle="1">
+  <w:style w:type="table" w:styleId="837" w:customStyle="1">
     <w:name w:val="Grid Table 5 Dark- Accent 1"/>
-    <w:basedOn w:val="707"/>
+    <w:basedOn w:val="800"/>
     <w:uiPriority w:val="99"/>
     <w:pPr>
       <w:pBdr/>
@@ -31801,9 +31957,9 @@
       </w:tcPr>
     </w:tblStylePr>
   </w:style>
-  <w:style w:type="table" w:styleId="745">
+  <w:style w:type="table" w:styleId="838">
     <w:name w:val="Grid Table 5 Dark Accent 2"/>
-    <w:basedOn w:val="707"/>
+    <w:basedOn w:val="800"/>
     <w:uiPriority w:val="99"/>
     <w:pPr>
       <w:pBdr/>
@@ -32028,9 +32184,9 @@
       </w:tcPr>
     </w:tblStylePr>
   </w:style>
-  <w:style w:type="table" w:styleId="746">
+  <w:style w:type="table" w:styleId="839">
     <w:name w:val="Grid Table 5 Dark Accent 3"/>
-    <w:basedOn w:val="707"/>
+    <w:basedOn w:val="800"/>
     <w:uiPriority w:val="99"/>
     <w:pPr>
       <w:pBdr/>
@@ -32255,9 +32411,9 @@
       </w:tcPr>
     </w:tblStylePr>
   </w:style>
-  <w:style w:type="table" w:styleId="747" w:customStyle="1">
+  <w:style w:type="table" w:styleId="840" w:customStyle="1">
     <w:name w:val="Grid Table 5 Dark- Accent 4"/>
-    <w:basedOn w:val="707"/>
+    <w:basedOn w:val="800"/>
     <w:uiPriority w:val="99"/>
     <w:pPr>
       <w:pBdr/>
@@ -32482,9 +32638,9 @@
       </w:tcPr>
     </w:tblStylePr>
   </w:style>
-  <w:style w:type="table" w:styleId="748">
+  <w:style w:type="table" w:styleId="841">
     <w:name w:val="Grid Table 5 Dark Accent 5"/>
-    <w:basedOn w:val="707"/>
+    <w:basedOn w:val="800"/>
     <w:uiPriority w:val="99"/>
     <w:pPr>
       <w:pBdr/>
@@ -32709,9 +32865,9 @@
       </w:tcPr>
     </w:tblStylePr>
   </w:style>
-  <w:style w:type="table" w:styleId="749">
+  <w:style w:type="table" w:styleId="842">
     <w:name w:val="Grid Table 5 Dark Accent 6"/>
-    <w:basedOn w:val="707"/>
+    <w:basedOn w:val="800"/>
     <w:uiPriority w:val="99"/>
     <w:pPr>
       <w:pBdr/>
@@ -32936,9 +33092,9 @@
       </w:tcPr>
     </w:tblStylePr>
   </w:style>
-  <w:style w:type="table" w:styleId="750">
+  <w:style w:type="table" w:styleId="843">
     <w:name w:val="Grid Table 6 Colorful"/>
-    <w:basedOn w:val="707"/>
+    <w:basedOn w:val="800"/>
     <w:uiPriority w:val="99"/>
     <w:pPr>
       <w:pBdr/>
@@ -33160,9 +33316,9 @@
       </w:tcPr>
     </w:tblStylePr>
   </w:style>
-  <w:style w:type="table" w:styleId="751">
+  <w:style w:type="table" w:styleId="844">
     <w:name w:val="Grid Table 6 Colorful Accent 1"/>
-    <w:basedOn w:val="707"/>
+    <w:basedOn w:val="800"/>
     <w:uiPriority w:val="99"/>
     <w:pPr>
       <w:pBdr/>
@@ -33384,9 +33540,9 @@
       </w:tcPr>
     </w:tblStylePr>
   </w:style>
-  <w:style w:type="table" w:styleId="752">
+  <w:style w:type="table" w:styleId="845">
     <w:name w:val="Grid Table 6 Colorful Accent 2"/>
-    <w:basedOn w:val="707"/>
+    <w:basedOn w:val="800"/>
     <w:uiPriority w:val="99"/>
     <w:pPr>
       <w:pBdr/>
@@ -33608,9 +33764,9 @@
       </w:tcPr>
     </w:tblStylePr>
   </w:style>
-  <w:style w:type="table" w:styleId="753">
+  <w:style w:type="table" w:styleId="846">
     <w:name w:val="Grid Table 6 Colorful Accent 3"/>
-    <w:basedOn w:val="707"/>
+    <w:basedOn w:val="800"/>
     <w:uiPriority w:val="99"/>
     <w:pPr>
       <w:pBdr/>
@@ -33832,9 +33988,9 @@
       </w:tcPr>
     </w:tblStylePr>
   </w:style>
-  <w:style w:type="table" w:styleId="754">
+  <w:style w:type="table" w:styleId="847">
     <w:name w:val="Grid Table 6 Colorful Accent 4"/>
-    <w:basedOn w:val="707"/>
+    <w:basedOn w:val="800"/>
     <w:uiPriority w:val="99"/>
     <w:pPr>
       <w:pBdr/>
@@ -34056,9 +34212,9 @@
       </w:tcPr>
     </w:tblStylePr>
   </w:style>
-  <w:style w:type="table" w:styleId="755">
+  <w:style w:type="table" w:styleId="848">
     <w:name w:val="Grid Table 6 Colorful Accent 5"/>
-    <w:basedOn w:val="707"/>
+    <w:basedOn w:val="800"/>
     <w:uiPriority w:val="99"/>
     <w:pPr>
       <w:pBdr/>
@@ -34280,9 +34436,9 @@
       </w:tcPr>
     </w:tblStylePr>
   </w:style>
-  <w:style w:type="table" w:styleId="756">
+  <w:style w:type="table" w:styleId="849">
     <w:name w:val="Grid Table 6 Colorful Accent 6"/>
-    <w:basedOn w:val="707"/>
+    <w:basedOn w:val="800"/>
     <w:uiPriority w:val="99"/>
     <w:pPr>
       <w:pBdr/>
@@ -34504,9 +34660,9 @@
       </w:tcPr>
     </w:tblStylePr>
   </w:style>
-  <w:style w:type="table" w:styleId="757">
+  <w:style w:type="table" w:styleId="850">
     <w:name w:val="Grid Table 7 Colorful"/>
-    <w:basedOn w:val="707"/>
+    <w:basedOn w:val="800"/>
     <w:uiPriority w:val="99"/>
     <w:pPr>
       <w:pBdr/>
@@ -34757,9 +34913,9 @@
       </w:tcPr>
     </w:tblStylePr>
   </w:style>
-  <w:style w:type="table" w:styleId="758">
+  <w:style w:type="table" w:styleId="851">
     <w:name w:val="Grid Table 7 Colorful Accent 1"/>
-    <w:basedOn w:val="707"/>
+    <w:basedOn w:val="800"/>
     <w:uiPriority w:val="99"/>
     <w:pPr>
       <w:pBdr/>
@@ -35010,9 +35166,9 @@
       </w:tcPr>
     </w:tblStylePr>
   </w:style>
-  <w:style w:type="table" w:styleId="759">
+  <w:style w:type="table" w:styleId="852">
     <w:name w:val="Grid Table 7 Colorful Accent 2"/>
-    <w:basedOn w:val="707"/>
+    <w:basedOn w:val="800"/>
     <w:uiPriority w:val="99"/>
     <w:pPr>
       <w:pBdr/>
@@ -35263,9 +35419,9 @@
       </w:tcPr>
     </w:tblStylePr>
   </w:style>
-  <w:style w:type="table" w:styleId="760">
+  <w:style w:type="table" w:styleId="853">
     <w:name w:val="Grid Table 7 Colorful Accent 3"/>
-    <w:basedOn w:val="707"/>
+    <w:basedOn w:val="800"/>
     <w:uiPriority w:val="99"/>
     <w:pPr>
       <w:pBdr/>
@@ -35516,9 +35672,9 @@
       </w:tcPr>
     </w:tblStylePr>
   </w:style>
-  <w:style w:type="table" w:styleId="761">
+  <w:style w:type="table" w:styleId="854">
     <w:name w:val="Grid Table 7 Colorful Accent 4"/>
-    <w:basedOn w:val="707"/>
+    <w:basedOn w:val="800"/>
     <w:uiPriority w:val="99"/>
     <w:pPr>
       <w:pBdr/>
@@ -35769,9 +35925,9 @@
       </w:tcPr>
     </w:tblStylePr>
   </w:style>
-  <w:style w:type="table" w:styleId="762">
+  <w:style w:type="table" w:styleId="855">
     <w:name w:val="Grid Table 7 Colorful Accent 5"/>
-    <w:basedOn w:val="707"/>
+    <w:basedOn w:val="800"/>
     <w:uiPriority w:val="99"/>
     <w:pPr>
       <w:pBdr/>
@@ -36022,9 +36178,9 @@
       </w:tcPr>
     </w:tblStylePr>
   </w:style>
-  <w:style w:type="table" w:styleId="763">
+  <w:style w:type="table" w:styleId="856">
     <w:name w:val="Grid Table 7 Colorful Accent 6"/>
-    <w:basedOn w:val="707"/>
+    <w:basedOn w:val="800"/>
     <w:uiPriority w:val="99"/>
     <w:pPr>
       <w:pBdr/>
@@ -36275,9 +36431,9 @@
       </w:tcPr>
     </w:tblStylePr>
   </w:style>
-  <w:style w:type="table" w:styleId="764">
+  <w:style w:type="table" w:styleId="857">
     <w:name w:val="List Table 1 Light"/>
-    <w:basedOn w:val="707"/>
+    <w:basedOn w:val="800"/>
     <w:uiPriority w:val="99"/>
     <w:pPr>
       <w:pBdr/>
@@ -36490,9 +36646,9 @@
       </w:tcPr>
     </w:tblStylePr>
   </w:style>
-  <w:style w:type="table" w:styleId="765">
+  <w:style w:type="table" w:styleId="858">
     <w:name w:val="List Table 1 Light Accent 1"/>
-    <w:basedOn w:val="707"/>
+    <w:basedOn w:val="800"/>
     <w:uiPriority w:val="99"/>
     <w:pPr>
       <w:pBdr/>
@@ -36705,9 +36861,9 @@
       </w:tcPr>
     </w:tblStylePr>
   </w:style>
-  <w:style w:type="table" w:styleId="766">
+  <w:style w:type="table" w:styleId="859">
     <w:name w:val="List Table 1 Light Accent 2"/>
-    <w:basedOn w:val="707"/>
+    <w:basedOn w:val="800"/>
     <w:uiPriority w:val="99"/>
     <w:pPr>
       <w:pBdr/>
@@ -36920,9 +37076,9 @@
       </w:tcPr>
     </w:tblStylePr>
   </w:style>
-  <w:style w:type="table" w:styleId="767">
+  <w:style w:type="table" w:styleId="860">
     <w:name w:val="List Table 1 Light Accent 3"/>
-    <w:basedOn w:val="707"/>
+    <w:basedOn w:val="800"/>
     <w:uiPriority w:val="99"/>
     <w:pPr>
       <w:pBdr/>
@@ -37135,9 +37291,9 @@
       </w:tcPr>
     </w:tblStylePr>
   </w:style>
-  <w:style w:type="table" w:styleId="768">
+  <w:style w:type="table" w:styleId="861">
     <w:name w:val="List Table 1 Light Accent 4"/>
-    <w:basedOn w:val="707"/>
+    <w:basedOn w:val="800"/>
     <w:uiPriority w:val="99"/>
     <w:pPr>
       <w:pBdr/>
@@ -37350,9 +37506,9 @@
       </w:tcPr>
     </w:tblStylePr>
   </w:style>
-  <w:style w:type="table" w:styleId="769">
+  <w:style w:type="table" w:styleId="862">
     <w:name w:val="List Table 1 Light Accent 5"/>
-    <w:basedOn w:val="707"/>
+    <w:basedOn w:val="800"/>
     <w:uiPriority w:val="99"/>
     <w:pPr>
       <w:pBdr/>
@@ -37565,9 +37721,9 @@
       </w:tcPr>
     </w:tblStylePr>
   </w:style>
-  <w:style w:type="table" w:styleId="770">
+  <w:style w:type="table" w:styleId="863">
     <w:name w:val="List Table 1 Light Accent 6"/>
-    <w:basedOn w:val="707"/>
+    <w:basedOn w:val="800"/>
     <w:uiPriority w:val="99"/>
     <w:pPr>
       <w:pBdr/>
@@ -37780,9 +37936,9 @@
       </w:tcPr>
     </w:tblStylePr>
   </w:style>
-  <w:style w:type="table" w:styleId="771">
+  <w:style w:type="table" w:styleId="864">
     <w:name w:val="List Table 2"/>
-    <w:basedOn w:val="707"/>
+    <w:basedOn w:val="800"/>
     <w:uiPriority w:val="99"/>
     <w:pPr>
       <w:pBdr/>
@@ -38017,9 +38173,9 @@
       </w:tcPr>
     </w:tblStylePr>
   </w:style>
-  <w:style w:type="table" w:styleId="772">
+  <w:style w:type="table" w:styleId="865">
     <w:name w:val="List Table 2 Accent 1"/>
-    <w:basedOn w:val="707"/>
+    <w:basedOn w:val="800"/>
     <w:uiPriority w:val="99"/>
     <w:pPr>
       <w:pBdr/>
@@ -38254,9 +38410,9 @@
       </w:tcPr>
     </w:tblStylePr>
   </w:style>
-  <w:style w:type="table" w:styleId="773">
+  <w:style w:type="table" w:styleId="866">
     <w:name w:val="List Table 2 Accent 2"/>
-    <w:basedOn w:val="707"/>
+    <w:basedOn w:val="800"/>
     <w:uiPriority w:val="99"/>
     <w:pPr>
       <w:pBdr/>
@@ -38491,9 +38647,9 @@
       </w:tcPr>
     </w:tblStylePr>
   </w:style>
-  <w:style w:type="table" w:styleId="774">
+  <w:style w:type="table" w:styleId="867">
     <w:name w:val="List Table 2 Accent 3"/>
-    <w:basedOn w:val="707"/>
+    <w:basedOn w:val="800"/>
     <w:uiPriority w:val="99"/>
     <w:pPr>
       <w:pBdr/>
@@ -38728,9 +38884,9 @@
       </w:tcPr>
     </w:tblStylePr>
   </w:style>
-  <w:style w:type="table" w:styleId="775">
+  <w:style w:type="table" w:styleId="868">
     <w:name w:val="List Table 2 Accent 4"/>
-    <w:basedOn w:val="707"/>
+    <w:basedOn w:val="800"/>
     <w:uiPriority w:val="99"/>
     <w:pPr>
       <w:pBdr/>
@@ -38965,9 +39121,9 @@
       </w:tcPr>
     </w:tblStylePr>
   </w:style>
-  <w:style w:type="table" w:styleId="776">
+  <w:style w:type="table" w:styleId="869">
     <w:name w:val="List Table 2 Accent 5"/>
-    <w:basedOn w:val="707"/>
+    <w:basedOn w:val="800"/>
     <w:uiPriority w:val="99"/>
     <w:pPr>
       <w:pBdr/>
@@ -39202,9 +39358,9 @@
       </w:tcPr>
     </w:tblStylePr>
   </w:style>
-  <w:style w:type="table" w:styleId="777">
+  <w:style w:type="table" w:styleId="870">
     <w:name w:val="List Table 2 Accent 6"/>
-    <w:basedOn w:val="707"/>
+    <w:basedOn w:val="800"/>
     <w:uiPriority w:val="99"/>
     <w:pPr>
       <w:pBdr/>
@@ -39439,9 +39595,9 @@
       </w:tcPr>
     </w:tblStylePr>
   </w:style>
-  <w:style w:type="table" w:styleId="778">
+  <w:style w:type="table" w:styleId="871">
     <w:name w:val="List Table 3"/>
-    <w:basedOn w:val="707"/>
+    <w:basedOn w:val="800"/>
     <w:uiPriority w:val="99"/>
     <w:pPr>
       <w:pBdr/>
@@ -39666,9 +39822,9 @@
       </w:tcPr>
     </w:tblStylePr>
   </w:style>
-  <w:style w:type="table" w:styleId="779">
+  <w:style w:type="table" w:styleId="872">
     <w:name w:val="List Table 3 Accent 1"/>
-    <w:basedOn w:val="707"/>
+    <w:basedOn w:val="800"/>
     <w:uiPriority w:val="99"/>
     <w:pPr>
       <w:pBdr/>
@@ -39893,9 +40049,9 @@
       </w:tcPr>
     </w:tblStylePr>
   </w:style>
-  <w:style w:type="table" w:styleId="780">
+  <w:style w:type="table" w:styleId="873">
     <w:name w:val="List Table 3 Accent 2"/>
-    <w:basedOn w:val="707"/>
+    <w:basedOn w:val="800"/>
     <w:uiPriority w:val="99"/>
     <w:pPr>
       <w:pBdr/>
@@ -40120,9 +40276,9 @@
       </w:tcPr>
     </w:tblStylePr>
   </w:style>
-  <w:style w:type="table" w:styleId="781">
+  <w:style w:type="table" w:styleId="874">
     <w:name w:val="List Table 3 Accent 3"/>
-    <w:basedOn w:val="707"/>
+    <w:basedOn w:val="800"/>
     <w:uiPriority w:val="99"/>
     <w:pPr>
       <w:pBdr/>
@@ -40347,9 +40503,9 @@
       </w:tcPr>
     </w:tblStylePr>
   </w:style>
-  <w:style w:type="table" w:styleId="782">
+  <w:style w:type="table" w:styleId="875">
     <w:name w:val="List Table 3 Accent 4"/>
-    <w:basedOn w:val="707"/>
+    <w:basedOn w:val="800"/>
     <w:uiPriority w:val="99"/>
     <w:pPr>
       <w:pBdr/>
@@ -40574,9 +40730,9 @@
       </w:tcPr>
     </w:tblStylePr>
   </w:style>
-  <w:style w:type="table" w:styleId="783">
+  <w:style w:type="table" w:styleId="876">
     <w:name w:val="List Table 3 Accent 5"/>
-    <w:basedOn w:val="707"/>
+    <w:basedOn w:val="800"/>
     <w:uiPriority w:val="99"/>
     <w:pPr>
       <w:pBdr/>
@@ -40801,9 +40957,9 @@
       </w:tcPr>
     </w:tblStylePr>
   </w:style>
-  <w:style w:type="table" w:styleId="784">
+  <w:style w:type="table" w:styleId="877">
     <w:name w:val="List Table 3 Accent 6"/>
-    <w:basedOn w:val="707"/>
+    <w:basedOn w:val="800"/>
     <w:uiPriority w:val="99"/>
     <w:pPr>
       <w:pBdr/>
@@ -41028,9 +41184,9 @@
       </w:tcPr>
     </w:tblStylePr>
   </w:style>
-  <w:style w:type="table" w:styleId="785">
+  <w:style w:type="table" w:styleId="878">
     <w:name w:val="List Table 4"/>
-    <w:basedOn w:val="707"/>
+    <w:basedOn w:val="800"/>
     <w:uiPriority w:val="99"/>
     <w:pPr>
       <w:pBdr/>
@@ -41252,9 +41408,9 @@
       </w:tcPr>
     </w:tblStylePr>
   </w:style>
-  <w:style w:type="table" w:styleId="786">
+  <w:style w:type="table" w:styleId="879">
     <w:name w:val="List Table 4 Accent 1"/>
-    <w:basedOn w:val="707"/>
+    <w:basedOn w:val="800"/>
     <w:uiPriority w:val="99"/>
     <w:pPr>
       <w:pBdr/>
@@ -41476,9 +41632,9 @@
       </w:tcPr>
     </w:tblStylePr>
   </w:style>
-  <w:style w:type="table" w:styleId="787">
+  <w:style w:type="table" w:styleId="880">
     <w:name w:val="List Table 4 Accent 2"/>
-    <w:basedOn w:val="707"/>
+    <w:basedOn w:val="800"/>
     <w:uiPriority w:val="99"/>
     <w:pPr>
       <w:pBdr/>
@@ -41700,9 +41856,9 @@
       </w:tcPr>
     </w:tblStylePr>
   </w:style>
-  <w:style w:type="table" w:styleId="788">
+  <w:style w:type="table" w:styleId="881">
     <w:name w:val="List Table 4 Accent 3"/>
-    <w:basedOn w:val="707"/>
+    <w:basedOn w:val="800"/>
     <w:uiPriority w:val="99"/>
     <w:pPr>
       <w:pBdr/>
@@ -41924,9 +42080,9 @@
       </w:tcPr>
     </w:tblStylePr>
   </w:style>
-  <w:style w:type="table" w:styleId="789">
+  <w:style w:type="table" w:styleId="882">
     <w:name w:val="List Table 4 Accent 4"/>
-    <w:basedOn w:val="707"/>
+    <w:basedOn w:val="800"/>
     <w:uiPriority w:val="99"/>
     <w:pPr>
       <w:pBdr/>
@@ -42148,9 +42304,9 @@
       </w:tcPr>
     </w:tblStylePr>
   </w:style>
-  <w:style w:type="table" w:styleId="790">
+  <w:style w:type="table" w:styleId="883">
     <w:name w:val="List Table 4 Accent 5"/>
-    <w:basedOn w:val="707"/>
+    <w:basedOn w:val="800"/>
     <w:uiPriority w:val="99"/>
     <w:pPr>
       <w:pBdr/>
@@ -42372,9 +42528,9 @@
       </w:tcPr>
     </w:tblStylePr>
   </w:style>
-  <w:style w:type="table" w:styleId="791">
+  <w:style w:type="table" w:styleId="884">
     <w:name w:val="List Table 4 Accent 6"/>
-    <w:basedOn w:val="707"/>
+    <w:basedOn w:val="800"/>
     <w:uiPriority w:val="99"/>
     <w:pPr>
       <w:pBdr/>
@@ -42596,9 +42752,9 @@
       </w:tcPr>
     </w:tblStylePr>
   </w:style>
-  <w:style w:type="table" w:styleId="792">
+  <w:style w:type="table" w:styleId="885">
     <w:name w:val="List Table 5 Dark"/>
-    <w:basedOn w:val="707"/>
+    <w:basedOn w:val="800"/>
     <w:uiPriority w:val="99"/>
     <w:pPr>
       <w:pBdr/>
@@ -42832,9 +42988,9 @@
       </w:tcPr>
     </w:tblStylePr>
   </w:style>
-  <w:style w:type="table" w:styleId="793">
+  <w:style w:type="table" w:styleId="886">
     <w:name w:val="List Table 5 Dark Accent 1"/>
-    <w:basedOn w:val="707"/>
+    <w:basedOn w:val="800"/>
     <w:uiPriority w:val="99"/>
     <w:pPr>
       <w:pBdr/>
@@ -43068,9 +43224,9 @@
       </w:tcPr>
     </w:tblStylePr>
   </w:style>
-  <w:style w:type="table" w:styleId="794">
+  <w:style w:type="table" w:styleId="887">
     <w:name w:val="List Table 5 Dark Accent 2"/>
-    <w:basedOn w:val="707"/>
+    <w:basedOn w:val="800"/>
     <w:uiPriority w:val="99"/>
     <w:pPr>
       <w:pBdr/>
@@ -43304,9 +43460,9 @@
       </w:tcPr>
     </w:tblStylePr>
   </w:style>
-  <w:style w:type="table" w:styleId="795">
+  <w:style w:type="table" w:styleId="888">
     <w:name w:val="List Table 5 Dark Accent 3"/>
-    <w:basedOn w:val="707"/>
+    <w:basedOn w:val="800"/>
     <w:uiPriority w:val="99"/>
     <w:pPr>
       <w:pBdr/>
@@ -43540,9 +43696,9 @@
       </w:tcPr>
     </w:tblStylePr>
   </w:style>
-  <w:style w:type="table" w:styleId="796">
+  <w:style w:type="table" w:styleId="889">
     <w:name w:val="List Table 5 Dark Accent 4"/>
-    <w:basedOn w:val="707"/>
+    <w:basedOn w:val="800"/>
     <w:uiPriority w:val="99"/>
     <w:pPr>
       <w:pBdr/>
@@ -43776,9 +43932,9 @@
       </w:tcPr>
     </w:tblStylePr>
   </w:style>
-  <w:style w:type="table" w:styleId="797">
+  <w:style w:type="table" w:styleId="890">
     <w:name w:val="List Table 5 Dark Accent 5"/>
-    <w:basedOn w:val="707"/>
+    <w:basedOn w:val="800"/>
     <w:uiPriority w:val="99"/>
     <w:pPr>
       <w:pBdr/>
@@ -44012,9 +44168,9 @@
       </w:tcPr>
     </w:tblStylePr>
   </w:style>
-  <w:style w:type="table" w:styleId="798">
+  <w:style w:type="table" w:styleId="891">
     <w:name w:val="List Table 5 Dark Accent 6"/>
-    <w:basedOn w:val="707"/>
+    <w:basedOn w:val="800"/>
     <w:uiPriority w:val="99"/>
     <w:pPr>
       <w:pBdr/>
@@ -44248,9 +44404,9 @@
       </w:tcPr>
     </w:tblStylePr>
   </w:style>
-  <w:style w:type="table" w:styleId="799">
+  <w:style w:type="table" w:styleId="892">
     <w:name w:val="List Table 6 Colorful"/>
-    <w:basedOn w:val="707"/>
+    <w:basedOn w:val="800"/>
     <w:uiPriority w:val="99"/>
     <w:pPr>
       <w:pBdr/>
@@ -44470,9 +44626,9 @@
       </w:tcPr>
     </w:tblStylePr>
   </w:style>
-  <w:style w:type="table" w:styleId="800">
+  <w:style w:type="table" w:styleId="893">
     <w:name w:val="List Table 6 Colorful Accent 1"/>
-    <w:basedOn w:val="707"/>
+    <w:basedOn w:val="800"/>
     <w:uiPriority w:val="99"/>
     <w:pPr>
       <w:pBdr/>
@@ -44692,9 +44848,9 @@
       </w:tcPr>
     </w:tblStylePr>
   </w:style>
-  <w:style w:type="table" w:styleId="801">
+  <w:style w:type="table" w:styleId="894">
     <w:name w:val="List Table 6 Colorful Accent 2"/>
-    <w:basedOn w:val="707"/>
+    <w:basedOn w:val="800"/>
     <w:uiPriority w:val="99"/>
     <w:pPr>
       <w:pBdr/>
@@ -44914,9 +45070,9 @@
       </w:tcPr>
     </w:tblStylePr>
   </w:style>
-  <w:style w:type="table" w:styleId="802">
+  <w:style w:type="table" w:styleId="895">
     <w:name w:val="List Table 6 Colorful Accent 3"/>
-    <w:basedOn w:val="707"/>
+    <w:basedOn w:val="800"/>
     <w:uiPriority w:val="99"/>
     <w:pPr>
       <w:pBdr/>
@@ -45136,9 +45292,9 @@
       </w:tcPr>
     </w:tblStylePr>
   </w:style>
-  <w:style w:type="table" w:styleId="803">
+  <w:style w:type="table" w:styleId="896">
     <w:name w:val="List Table 6 Colorful Accent 4"/>
-    <w:basedOn w:val="707"/>
+    <w:basedOn w:val="800"/>
     <w:uiPriority w:val="99"/>
     <w:pPr>
       <w:pBdr/>
@@ -45358,9 +45514,9 @@
       </w:tcPr>
     </w:tblStylePr>
   </w:style>
-  <w:style w:type="table" w:styleId="804">
+  <w:style w:type="table" w:styleId="897">
     <w:name w:val="List Table 6 Colorful Accent 5"/>
-    <w:basedOn w:val="707"/>
+    <w:basedOn w:val="800"/>
     <w:uiPriority w:val="99"/>
     <w:pPr>
       <w:pBdr/>
@@ -45580,9 +45736,9 @@
       </w:tcPr>
     </w:tblStylePr>
   </w:style>
-  <w:style w:type="table" w:styleId="805">
+  <w:style w:type="table" w:styleId="898">
     <w:name w:val="List Table 6 Colorful Accent 6"/>
-    <w:basedOn w:val="707"/>
+    <w:basedOn w:val="800"/>
     <w:uiPriority w:val="99"/>
     <w:pPr>
       <w:pBdr/>
@@ -45802,9 +45958,9 @@
       </w:tcPr>
     </w:tblStylePr>
   </w:style>
-  <w:style w:type="table" w:styleId="806">
+  <w:style w:type="table" w:styleId="899">
     <w:name w:val="List Table 7 Colorful"/>
-    <w:basedOn w:val="707"/>
+    <w:basedOn w:val="800"/>
     <w:uiPriority w:val="99"/>
     <w:pPr>
       <w:pBdr/>
@@ -46052,9 +46208,9 @@
       </w:tcPr>
     </w:tblStylePr>
   </w:style>
-  <w:style w:type="table" w:styleId="807">
+  <w:style w:type="table" w:styleId="900">
     <w:name w:val="List Table 7 Colorful Accent 1"/>
-    <w:basedOn w:val="707"/>
+    <w:basedOn w:val="800"/>
     <w:uiPriority w:val="99"/>
     <w:pPr>
       <w:pBdr/>
@@ -46302,9 +46458,9 @@
       </w:tcPr>
     </w:tblStylePr>
   </w:style>
-  <w:style w:type="table" w:styleId="808">
+  <w:style w:type="table" w:styleId="901">
     <w:name w:val="List Table 7 Colorful Accent 2"/>
-    <w:basedOn w:val="707"/>
+    <w:basedOn w:val="800"/>
     <w:uiPriority w:val="99"/>
     <w:pPr>
       <w:pBdr/>
@@ -46552,9 +46708,9 @@
       </w:tcPr>
     </w:tblStylePr>
   </w:style>
-  <w:style w:type="table" w:styleId="809">
+  <w:style w:type="table" w:styleId="902">
     <w:name w:val="List Table 7 Colorful Accent 3"/>
-    <w:basedOn w:val="707"/>
+    <w:basedOn w:val="800"/>
     <w:uiPriority w:val="99"/>
     <w:pPr>
       <w:pBdr/>
@@ -46802,9 +46958,9 @@
       </w:tcPr>
     </w:tblStylePr>
   </w:style>
-  <w:style w:type="table" w:styleId="810">
+  <w:style w:type="table" w:styleId="903">
     <w:name w:val="List Table 7 Colorful Accent 4"/>
-    <w:basedOn w:val="707"/>
+    <w:basedOn w:val="800"/>
     <w:uiPriority w:val="99"/>
     <w:pPr>
       <w:pBdr/>
@@ -47052,9 +47208,9 @@
       </w:tcPr>
     </w:tblStylePr>
   </w:style>
-  <w:style w:type="table" w:styleId="811">
+  <w:style w:type="table" w:styleId="904">
     <w:name w:val="List Table 7 Colorful Accent 5"/>
-    <w:basedOn w:val="707"/>
+    <w:basedOn w:val="800"/>
     <w:uiPriority w:val="99"/>
     <w:pPr>
       <w:pBdr/>
@@ -47302,9 +47458,9 @@
       </w:tcPr>
     </w:tblStylePr>
   </w:style>
-  <w:style w:type="table" w:styleId="812">
+  <w:style w:type="table" w:styleId="905">
     <w:name w:val="List Table 7 Colorful Accent 6"/>
-    <w:basedOn w:val="707"/>
+    <w:basedOn w:val="800"/>
     <w:uiPriority w:val="99"/>
     <w:pPr>
       <w:pBdr/>
@@ -47552,9 +47708,9 @@
       </w:tcPr>
     </w:tblStylePr>
   </w:style>
-  <w:style w:type="table" w:styleId="813" w:customStyle="1">
+  <w:style w:type="table" w:styleId="906" w:customStyle="1">
     <w:name w:val="Lined - Accent"/>
-    <w:basedOn w:val="707"/>
+    <w:basedOn w:val="800"/>
     <w:uiPriority w:val="99"/>
     <w:pPr>
       <w:pBdr/>
@@ -47791,9 +47947,9 @@
       </w:tcPr>
     </w:tblStylePr>
   </w:style>
-  <w:style w:type="table" w:styleId="814" w:customStyle="1">
+  <w:style w:type="table" w:styleId="907" w:customStyle="1">
     <w:name w:val="Lined - Accent 1"/>
-    <w:basedOn w:val="707"/>
+    <w:basedOn w:val="800"/>
     <w:uiPriority w:val="99"/>
     <w:pPr>
       <w:pBdr/>
@@ -48030,9 +48186,9 @@
       </w:tcPr>
     </w:tblStylePr>
   </w:style>
-  <w:style w:type="table" w:styleId="815" w:customStyle="1">
+  <w:style w:type="table" w:styleId="908" w:customStyle="1">
     <w:name w:val="Lined - Accent 2"/>
-    <w:basedOn w:val="707"/>
+    <w:basedOn w:val="800"/>
     <w:uiPriority w:val="99"/>
     <w:pPr>
       <w:pBdr/>
@@ -48269,9 +48425,9 @@
       </w:tcPr>
     </w:tblStylePr>
   </w:style>
-  <w:style w:type="table" w:styleId="816" w:customStyle="1">
+  <w:style w:type="table" w:styleId="909" w:customStyle="1">
     <w:name w:val="Lined - Accent 3"/>
-    <w:basedOn w:val="707"/>
+    <w:basedOn w:val="800"/>
     <w:uiPriority w:val="99"/>
     <w:pPr>
       <w:pBdr/>
@@ -48508,9 +48664,9 @@
       </w:tcPr>
     </w:tblStylePr>
   </w:style>
-  <w:style w:type="table" w:styleId="817" w:customStyle="1">
+  <w:style w:type="table" w:styleId="910" w:customStyle="1">
     <w:name w:val="Lined - Accent 4"/>
-    <w:basedOn w:val="707"/>
+    <w:basedOn w:val="800"/>
     <w:uiPriority w:val="99"/>
     <w:pPr>
       <w:pBdr/>
@@ -48747,9 +48903,9 @@
       </w:tcPr>
     </w:tblStylePr>
   </w:style>
-  <w:style w:type="table" w:styleId="818" w:customStyle="1">
+  <w:style w:type="table" w:styleId="911" w:customStyle="1">
     <w:name w:val="Lined - Accent 5"/>
-    <w:basedOn w:val="707"/>
+    <w:basedOn w:val="800"/>
     <w:uiPriority w:val="99"/>
     <w:pPr>
       <w:pBdr/>
@@ -48986,9 +49142,9 @@
       </w:tcPr>
     </w:tblStylePr>
   </w:style>
-  <w:style w:type="table" w:styleId="819" w:customStyle="1">
+  <w:style w:type="table" w:styleId="912" w:customStyle="1">
     <w:name w:val="Lined - Accent 6"/>
-    <w:basedOn w:val="707"/>
+    <w:basedOn w:val="800"/>
     <w:uiPriority w:val="99"/>
     <w:pPr>
       <w:pBdr/>
@@ -49225,9 +49381,9 @@
       </w:tcPr>
     </w:tblStylePr>
   </w:style>
-  <w:style w:type="table" w:styleId="820" w:customStyle="1">
+  <w:style w:type="table" w:styleId="913" w:customStyle="1">
     <w:name w:val="Bordered &amp; Lined - Accent"/>
-    <w:basedOn w:val="707"/>
+    <w:basedOn w:val="800"/>
     <w:uiPriority w:val="99"/>
     <w:pPr>
       <w:pBdr/>
@@ -49471,9 +49627,9 @@
       </w:tcPr>
     </w:tblStylePr>
   </w:style>
-  <w:style w:type="table" w:styleId="821" w:customStyle="1">
+  <w:style w:type="table" w:styleId="914" w:customStyle="1">
     <w:name w:val="Bordered &amp; Lined - Accent 1"/>
-    <w:basedOn w:val="707"/>
+    <w:basedOn w:val="800"/>
     <w:uiPriority w:val="99"/>
     <w:pPr>
       <w:pBdr/>
@@ -49717,9 +49873,9 @@
       </w:tcPr>
     </w:tblStylePr>
   </w:style>
-  <w:style w:type="table" w:styleId="822" w:customStyle="1">
+  <w:style w:type="table" w:styleId="915" w:customStyle="1">
     <w:name w:val="Bordered &amp; Lined - Accent 2"/>
-    <w:basedOn w:val="707"/>
+    <w:basedOn w:val="800"/>
     <w:uiPriority w:val="99"/>
     <w:pPr>
       <w:pBdr/>
@@ -49963,9 +50119,9 @@
       </w:tcPr>
     </w:tblStylePr>
   </w:style>
-  <w:style w:type="table" w:styleId="823" w:customStyle="1">
+  <w:style w:type="table" w:styleId="916" w:customStyle="1">
     <w:name w:val="Bordered &amp; Lined - Accent 3"/>
-    <w:basedOn w:val="707"/>
+    <w:basedOn w:val="800"/>
     <w:uiPriority w:val="99"/>
     <w:pPr>
       <w:pBdr/>
@@ -50209,9 +50365,9 @@
       </w:tcPr>
     </w:tblStylePr>
   </w:style>
-  <w:style w:type="table" w:styleId="824" w:customStyle="1">
+  <w:style w:type="table" w:styleId="917" w:customStyle="1">
     <w:name w:val="Bordered &amp; Lined - Accent 4"/>
-    <w:basedOn w:val="707"/>
+    <w:basedOn w:val="800"/>
     <w:uiPriority w:val="99"/>
     <w:pPr>
       <w:pBdr/>
@@ -50455,9 +50611,9 @@
       </w:tcPr>
     </w:tblStylePr>
   </w:style>
-  <w:style w:type="table" w:styleId="825" w:customStyle="1">
+  <w:style w:type="table" w:styleId="918" w:customStyle="1">
     <w:name w:val="Bordered &amp; Lined - Accent 5"/>
-    <w:basedOn w:val="707"/>
+    <w:basedOn w:val="800"/>
     <w:uiPriority w:val="99"/>
     <w:pPr>
       <w:pBdr/>
@@ -50701,9 +50857,9 @@
       </w:tcPr>
     </w:tblStylePr>
   </w:style>
-  <w:style w:type="table" w:styleId="826" w:customStyle="1">
+  <w:style w:type="table" w:styleId="919" w:customStyle="1">
     <w:name w:val="Bordered &amp; Lined - Accent 6"/>
-    <w:basedOn w:val="707"/>
+    <w:basedOn w:val="800"/>
     <w:uiPriority w:val="99"/>
     <w:pPr>
       <w:pBdr/>
@@ -50947,9 +51103,9 @@
       </w:tcPr>
     </w:tblStylePr>
   </w:style>
-  <w:style w:type="table" w:styleId="827" w:customStyle="1">
+  <w:style w:type="table" w:styleId="920" w:customStyle="1">
     <w:name w:val="Bordered"/>
-    <w:basedOn w:val="707"/>
+    <w:basedOn w:val="800"/>
     <w:uiPriority w:val="99"/>
     <w:pPr>
       <w:pBdr/>
@@ -51177,9 +51333,9 @@
       </w:tcPr>
     </w:tblStylePr>
   </w:style>
-  <w:style w:type="table" w:styleId="828" w:customStyle="1">
+  <w:style w:type="table" w:styleId="921" w:customStyle="1">
     <w:name w:val="Bordered - Accent 1"/>
-    <w:basedOn w:val="707"/>
+    <w:basedOn w:val="800"/>
     <w:uiPriority w:val="99"/>
     <w:pPr>
       <w:pBdr/>
@@ -51407,9 +51563,9 @@
       </w:tcPr>
     </w:tblStylePr>
   </w:style>
-  <w:style w:type="table" w:styleId="829" w:customStyle="1">
+  <w:style w:type="table" w:styleId="922" w:customStyle="1">
     <w:name w:val="Bordered - Accent 2"/>
-    <w:basedOn w:val="707"/>
+    <w:basedOn w:val="800"/>
     <w:uiPriority w:val="99"/>
     <w:pPr>
       <w:pBdr/>
@@ -51637,9 +51793,9 @@
       </w:tcPr>
     </w:tblStylePr>
   </w:style>
-  <w:style w:type="table" w:styleId="830" w:customStyle="1">
+  <w:style w:type="table" w:styleId="923" w:customStyle="1">
     <w:name w:val="Bordered - Accent 3"/>
-    <w:basedOn w:val="707"/>
+    <w:basedOn w:val="800"/>
     <w:uiPriority w:val="99"/>
     <w:pPr>
       <w:pBdr/>
@@ -51867,9 +52023,9 @@
       </w:tcPr>
     </w:tblStylePr>
   </w:style>
-  <w:style w:type="table" w:styleId="831" w:customStyle="1">
+  <w:style w:type="table" w:styleId="924" w:customStyle="1">
     <w:name w:val="Bordered - Accent 4"/>
-    <w:basedOn w:val="707"/>
+    <w:basedOn w:val="800"/>
     <w:uiPriority w:val="99"/>
     <w:pPr>
       <w:pBdr/>
@@ -52097,9 +52253,9 @@
       </w:tcPr>
     </w:tblStylePr>
   </w:style>
-  <w:style w:type="table" w:styleId="832" w:customStyle="1">
+  <w:style w:type="table" w:styleId="925" w:customStyle="1">
     <w:name w:val="Bordered - Accent 5"/>
-    <w:basedOn w:val="707"/>
+    <w:basedOn w:val="800"/>
     <w:uiPriority w:val="99"/>
     <w:pPr>
       <w:pBdr/>
@@ -52327,9 +52483,9 @@
       </w:tcPr>
     </w:tblStylePr>
   </w:style>
-  <w:style w:type="table" w:styleId="833" w:customStyle="1">
+  <w:style w:type="table" w:styleId="926" w:customStyle="1">
     <w:name w:val="Bordered - Accent 6"/>
-    <w:basedOn w:val="707"/>
+    <w:basedOn w:val="800"/>
     <w:uiPriority w:val="99"/>
     <w:pPr>
       <w:pBdr/>
@@ -52557,9 +52713,9 @@
       </w:tcPr>
     </w:tblStylePr>
   </w:style>
-  <w:style w:type="paragraph" w:styleId="834">
+  <w:style w:type="paragraph" w:styleId="927">
     <w:name w:val="List Paragraph"/>
-    <w:basedOn w:val="696"/>
+    <w:basedOn w:val="789"/>
     <w:uiPriority w:val="34"/>
     <w:qFormat/>
     <w:pPr>
@@ -52569,9 +52725,9 @@
       <w:contextualSpacing w:val="true"/>
     </w:pPr>
   </w:style>
-  <w:style w:type="paragraph" w:styleId="835">
+  <w:style w:type="paragraph" w:styleId="928">
     <w:name w:val="No Spacing"/>
-    <w:basedOn w:val="696"/>
+    <w:basedOn w:val="789"/>
     <w:uiPriority w:val="1"/>
     <w:qFormat/>
     <w:pPr>
@@ -52580,9 +52736,9 @@
       <w:ind/>
     </w:pPr>
   </w:style>
-  <w:style w:type="character" w:styleId="836">
+  <w:style w:type="character" w:styleId="929">
     <w:name w:val="Subtle Emphasis"/>
-    <w:basedOn w:val="706"/>
+    <w:basedOn w:val="799"/>
     <w:uiPriority w:val="19"/>
     <w:qFormat/>
     <w:pPr>
@@ -52596,9 +52752,9 @@
       <w:color w:val="404040" w:themeColor="text1" w:themeTint="BF"/>
     </w:rPr>
   </w:style>
-  <w:style w:type="character" w:styleId="837">
+  <w:style w:type="character" w:styleId="930">
     <w:name w:val="Emphasis"/>
-    <w:basedOn w:val="706"/>
+    <w:basedOn w:val="799"/>
     <w:uiPriority w:val="20"/>
     <w:qFormat/>
     <w:pPr>
@@ -52611,9 +52767,9 @@
       <w:iCs/>
     </w:rPr>
   </w:style>
-  <w:style w:type="character" w:styleId="838">
+  <w:style w:type="character" w:styleId="931">
     <w:name w:val="Strong"/>
-    <w:basedOn w:val="706"/>
+    <w:basedOn w:val="799"/>
     <w:uiPriority w:val="22"/>
     <w:qFormat/>
     <w:pPr>
@@ -52626,9 +52782,9 @@
       <w:bCs/>
     </w:rPr>
   </w:style>
-  <w:style w:type="character" w:styleId="839">
+  <w:style w:type="character" w:styleId="932">
     <w:name w:val="Subtle Reference"/>
-    <w:basedOn w:val="706"/>
+    <w:basedOn w:val="799"/>
     <w:uiPriority w:val="31"/>
     <w:qFormat/>
     <w:pPr>
@@ -52641,9 +52797,9 @@
       <w:color w:val="5a5a5a" w:themeColor="text1" w:themeTint="A5"/>
     </w:rPr>
   </w:style>
-  <w:style w:type="character" w:styleId="840">
+  <w:style w:type="character" w:styleId="933">
     <w:name w:val="Book Title"/>
-    <w:basedOn w:val="706"/>
+    <w:basedOn w:val="799"/>
     <w:uiPriority w:val="33"/>
     <w:qFormat/>
     <w:pPr>
@@ -52659,10 +52815,10 @@
       <w:spacing w:val="5"/>
     </w:rPr>
   </w:style>
-  <w:style w:type="paragraph" w:styleId="841">
+  <w:style w:type="paragraph" w:styleId="934">
     <w:name w:val="Header"/>
-    <w:basedOn w:val="696"/>
-    <w:link w:val="842"/>
+    <w:basedOn w:val="789"/>
+    <w:link w:val="935"/>
     <w:uiPriority w:val="99"/>
     <w:unhideWhenUsed/>
     <w:pPr>
@@ -52675,10 +52831,10 @@
       <w:ind/>
     </w:pPr>
   </w:style>
-  <w:style w:type="character" w:styleId="842" w:customStyle="1">
+  <w:style w:type="character" w:styleId="935" w:customStyle="1">
     <w:name w:val="Header Char"/>
-    <w:basedOn w:val="706"/>
-    <w:link w:val="841"/>
+    <w:basedOn w:val="799"/>
+    <w:link w:val="934"/>
     <w:uiPriority w:val="99"/>
     <w:pPr>
       <w:pBdr/>
@@ -52686,10 +52842,10 @@
       <w:ind/>
     </w:pPr>
   </w:style>
-  <w:style w:type="paragraph" w:styleId="843">
+  <w:style w:type="paragraph" w:styleId="936">
     <w:name w:val="Footer"/>
-    <w:basedOn w:val="696"/>
-    <w:link w:val="844"/>
+    <w:basedOn w:val="789"/>
+    <w:link w:val="937"/>
     <w:uiPriority w:val="99"/>
     <w:unhideWhenUsed/>
     <w:pPr>
@@ -52702,10 +52858,10 @@
       <w:ind/>
     </w:pPr>
   </w:style>
-  <w:style w:type="character" w:styleId="844" w:customStyle="1">
+  <w:style w:type="character" w:styleId="937" w:customStyle="1">
     <w:name w:val="Footer Char"/>
-    <w:basedOn w:val="706"/>
-    <w:link w:val="843"/>
+    <w:basedOn w:val="799"/>
+    <w:link w:val="936"/>
     <w:uiPriority w:val="99"/>
     <w:pPr>
       <w:pBdr/>
@@ -52713,10 +52869,10 @@
       <w:ind/>
     </w:pPr>
   </w:style>
-  <w:style w:type="paragraph" w:styleId="845">
+  <w:style w:type="paragraph" w:styleId="938">
     <w:name w:val="Caption"/>
-    <w:basedOn w:val="696"/>
-    <w:next w:val="696"/>
+    <w:basedOn w:val="789"/>
+    <w:next w:val="789"/>
     <w:uiPriority w:val="35"/>
     <w:unhideWhenUsed/>
     <w:qFormat/>
@@ -52733,10 +52889,10 @@
       <w:szCs w:val="18"/>
     </w:rPr>
   </w:style>
-  <w:style w:type="paragraph" w:styleId="846">
+  <w:style w:type="paragraph" w:styleId="939">
     <w:name w:val="footnote text"/>
-    <w:basedOn w:val="696"/>
-    <w:link w:val="847"/>
+    <w:basedOn w:val="789"/>
+    <w:link w:val="940"/>
     <w:uiPriority w:val="99"/>
     <w:semiHidden/>
     <w:unhideWhenUsed/>
@@ -52750,10 +52906,10 @@
       <w:szCs w:val="20"/>
     </w:rPr>
   </w:style>
-  <w:style w:type="character" w:styleId="847" w:customStyle="1">
+  <w:style w:type="character" w:styleId="940" w:customStyle="1">
     <w:name w:val="Footnote Text Char"/>
-    <w:basedOn w:val="706"/>
-    <w:link w:val="846"/>
+    <w:basedOn w:val="799"/>
+    <w:link w:val="939"/>
     <w:uiPriority w:val="99"/>
     <w:semiHidden/>
     <w:pPr>
@@ -52766,9 +52922,9 @@
       <w:szCs w:val="20"/>
     </w:rPr>
   </w:style>
-  <w:style w:type="character" w:styleId="848">
+  <w:style w:type="character" w:styleId="941">
     <w:name w:val="footnote reference"/>
-    <w:basedOn w:val="706"/>
+    <w:basedOn w:val="799"/>
     <w:uiPriority w:val="99"/>
     <w:semiHidden/>
     <w:unhideWhenUsed/>
@@ -52781,10 +52937,10 @@
       <w:vertAlign w:val="superscript"/>
     </w:rPr>
   </w:style>
-  <w:style w:type="paragraph" w:styleId="849">
+  <w:style w:type="paragraph" w:styleId="942">
     <w:name w:val="endnote text"/>
-    <w:basedOn w:val="696"/>
-    <w:link w:val="850"/>
+    <w:basedOn w:val="789"/>
+    <w:link w:val="943"/>
     <w:uiPriority w:val="99"/>
     <w:semiHidden/>
     <w:unhideWhenUsed/>
@@ -52798,10 +52954,10 @@
       <w:szCs w:val="20"/>
     </w:rPr>
   </w:style>
-  <w:style w:type="character" w:styleId="850" w:customStyle="1">
+  <w:style w:type="character" w:styleId="943" w:customStyle="1">
     <w:name w:val="Endnote Text Char"/>
-    <w:basedOn w:val="706"/>
-    <w:link w:val="849"/>
+    <w:basedOn w:val="799"/>
+    <w:link w:val="942"/>
     <w:uiPriority w:val="99"/>
     <w:semiHidden/>
     <w:pPr>
@@ -52814,9 +52970,9 @@
       <w:szCs w:val="20"/>
     </w:rPr>
   </w:style>
-  <w:style w:type="character" w:styleId="851">
+  <w:style w:type="character" w:styleId="944">
     <w:name w:val="endnote reference"/>
-    <w:basedOn w:val="706"/>
+    <w:basedOn w:val="799"/>
     <w:uiPriority w:val="99"/>
     <w:semiHidden/>
     <w:unhideWhenUsed/>
@@ -52829,9 +52985,9 @@
       <w:vertAlign w:val="superscript"/>
     </w:rPr>
   </w:style>
-  <w:style w:type="character" w:styleId="852">
+  <w:style w:type="character" w:styleId="945">
     <w:name w:val="Hyperlink"/>
-    <w:basedOn w:val="706"/>
+    <w:basedOn w:val="799"/>
     <w:uiPriority w:val="99"/>
     <w:unhideWhenUsed/>
     <w:pPr>
@@ -52844,9 +53000,9 @@
       <w:u w:val="single"/>
     </w:rPr>
   </w:style>
-  <w:style w:type="character" w:styleId="853">
+  <w:style w:type="character" w:styleId="946">
     <w:name w:val="FollowedHyperlink"/>
-    <w:basedOn w:val="706"/>
+    <w:basedOn w:val="799"/>
     <w:uiPriority w:val="99"/>
     <w:semiHidden/>
     <w:unhideWhenUsed/>
@@ -52860,7 +53016,7 @@
       <w:u w:val="single"/>
     </w:rPr>
   </w:style>
-  <w:style w:type="paragraph" w:styleId="854">
+  <w:style w:type="paragraph" w:styleId="947">
     <w:name w:val="TOC Heading"/>
     <w:uiPriority w:val="39"/>
     <w:unhideWhenUsed/>
@@ -52870,10 +53026,10 @@
       <w:ind/>
     </w:pPr>
   </w:style>
-  <w:style w:type="paragraph" w:styleId="855">
+  <w:style w:type="paragraph" w:styleId="948">
     <w:name w:val="table of figures"/>
-    <w:basedOn w:val="696"/>
-    <w:next w:val="696"/>
+    <w:basedOn w:val="789"/>
+    <w:next w:val="789"/>
     <w:uiPriority w:val="99"/>
     <w:unhideWhenUsed/>
     <w:pPr>
@@ -52882,10 +53038,10 @@
       <w:ind/>
     </w:pPr>
   </w:style>
-  <w:style w:type="character" w:styleId="856" w:customStyle="1">
+  <w:style w:type="character" w:styleId="949" w:customStyle="1">
     <w:name w:val="Heading 1 Char"/>
-    <w:basedOn w:val="706"/>
-    <w:link w:val="697"/>
+    <w:basedOn w:val="799"/>
+    <w:link w:val="790"/>
     <w:uiPriority w:val="9"/>
     <w:pPr>
       <w:pBdr/>
@@ -52899,10 +53055,10 @@
       <w:szCs w:val="40"/>
     </w:rPr>
   </w:style>
-  <w:style w:type="character" w:styleId="857" w:customStyle="1">
+  <w:style w:type="character" w:styleId="950" w:customStyle="1">
     <w:name w:val="Heading 2 Char"/>
-    <w:basedOn w:val="706"/>
-    <w:link w:val="698"/>
+    <w:basedOn w:val="799"/>
+    <w:link w:val="791"/>
     <w:uiPriority w:val="9"/>
     <w:pPr>
       <w:pBdr/>
@@ -52916,10 +53072,10 @@
       <w:szCs w:val="32"/>
     </w:rPr>
   </w:style>
-  <w:style w:type="character" w:styleId="858" w:customStyle="1">
+  <w:style w:type="character" w:styleId="951" w:customStyle="1">
     <w:name w:val="Heading 3 Char"/>
-    <w:basedOn w:val="706"/>
-    <w:link w:val="699"/>
+    <w:basedOn w:val="799"/>
+    <w:link w:val="792"/>
     <w:uiPriority w:val="9"/>
     <w:pPr>
       <w:pBdr/>
@@ -52933,10 +53089,10 @@
       <w:szCs w:val="28"/>
     </w:rPr>
   </w:style>
-  <w:style w:type="character" w:styleId="859" w:customStyle="1">
+  <w:style w:type="character" w:styleId="952" w:customStyle="1">
     <w:name w:val="Heading 4 Char"/>
-    <w:basedOn w:val="706"/>
-    <w:link w:val="700"/>
+    <w:basedOn w:val="799"/>
+    <w:link w:val="793"/>
     <w:uiPriority w:val="9"/>
     <w:pPr>
       <w:pBdr/>
@@ -52950,10 +53106,10 @@
       <w:color w:val="0f4761" w:themeColor="accent1" w:themeShade="BF"/>
     </w:rPr>
   </w:style>
-  <w:style w:type="character" w:styleId="860" w:customStyle="1">
+  <w:style w:type="character" w:styleId="953" w:customStyle="1">
     <w:name w:val="Heading 5 Char"/>
-    <w:basedOn w:val="706"/>
-    <w:link w:val="701"/>
+    <w:basedOn w:val="799"/>
+    <w:link w:val="794"/>
     <w:uiPriority w:val="9"/>
     <w:pPr>
       <w:pBdr/>
@@ -52965,10 +53121,10 @@
       <w:color w:val="0f4761" w:themeColor="accent1" w:themeShade="BF"/>
     </w:rPr>
   </w:style>
-  <w:style w:type="character" w:styleId="861" w:customStyle="1">
+  <w:style w:type="character" w:styleId="954" w:customStyle="1">
     <w:name w:val="Heading 6 Char"/>
-    <w:basedOn w:val="706"/>
-    <w:link w:val="702"/>
+    <w:basedOn w:val="799"/>
+    <w:link w:val="795"/>
     <w:uiPriority w:val="9"/>
     <w:pPr>
       <w:pBdr/>
@@ -52982,10 +53138,10 @@
       <w:color w:val="595959" w:themeColor="text1" w:themeTint="A6"/>
     </w:rPr>
   </w:style>
-  <w:style w:type="character" w:styleId="862" w:customStyle="1">
+  <w:style w:type="character" w:styleId="955" w:customStyle="1">
     <w:name w:val="Heading 7 Char"/>
-    <w:basedOn w:val="706"/>
-    <w:link w:val="703"/>
+    <w:basedOn w:val="799"/>
+    <w:link w:val="796"/>
     <w:uiPriority w:val="9"/>
     <w:pPr>
       <w:pBdr/>
@@ -52997,10 +53153,10 @@
       <w:color w:val="595959" w:themeColor="text1" w:themeTint="A6"/>
     </w:rPr>
   </w:style>
-  <w:style w:type="character" w:styleId="863" w:customStyle="1">
+  <w:style w:type="character" w:styleId="956" w:customStyle="1">
     <w:name w:val="Heading 8 Char"/>
-    <w:basedOn w:val="706"/>
-    <w:link w:val="704"/>
+    <w:basedOn w:val="799"/>
+    <w:link w:val="797"/>
     <w:uiPriority w:val="9"/>
     <w:pPr>
       <w:pBdr/>
@@ -53014,10 +53170,10 @@
       <w:color w:val="272727" w:themeColor="text1" w:themeTint="D8"/>
     </w:rPr>
   </w:style>
-  <w:style w:type="character" w:styleId="864" w:customStyle="1">
+  <w:style w:type="character" w:styleId="957" w:customStyle="1">
     <w:name w:val="Heading 9 Char"/>
-    <w:basedOn w:val="706"/>
-    <w:link w:val="705"/>
+    <w:basedOn w:val="799"/>
+    <w:link w:val="798"/>
     <w:uiPriority w:val="9"/>
     <w:pPr>
       <w:pBdr/>
@@ -53029,10 +53185,10 @@
       <w:color w:val="272727" w:themeColor="text1" w:themeTint="D8"/>
     </w:rPr>
   </w:style>
-  <w:style w:type="character" w:styleId="865" w:customStyle="1">
+  <w:style w:type="character" w:styleId="958" w:customStyle="1">
     <w:name w:val="Title Char"/>
-    <w:basedOn w:val="706"/>
-    <w:link w:val="866"/>
+    <w:basedOn w:val="799"/>
+    <w:link w:val="959"/>
     <w:uiPriority w:val="10"/>
     <w:pPr>
       <w:pBdr/>
@@ -53046,11 +53202,11 @@
       <w:szCs w:val="56"/>
     </w:rPr>
   </w:style>
-  <w:style w:type="paragraph" w:styleId="866">
+  <w:style w:type="paragraph" w:styleId="959">
     <w:name w:val="Title"/>
-    <w:basedOn w:val="696"/>
-    <w:next w:val="696"/>
-    <w:link w:val="865"/>
+    <w:basedOn w:val="789"/>
+    <w:next w:val="789"/>
+    <w:link w:val="958"/>
     <w:uiPriority w:val="10"/>
     <w:qFormat/>
     <w:pPr>
@@ -53066,10 +53222,10 @@
       <w:szCs w:val="56"/>
     </w:rPr>
   </w:style>
-  <w:style w:type="character" w:styleId="867" w:customStyle="1">
+  <w:style w:type="character" w:styleId="960" w:customStyle="1">
     <w:name w:val="Subtitle Char"/>
-    <w:basedOn w:val="706"/>
-    <w:link w:val="868"/>
+    <w:basedOn w:val="799"/>
+    <w:link w:val="961"/>
     <w:uiPriority w:val="11"/>
     <w:pPr>
       <w:pBdr/>
@@ -53084,11 +53240,11 @@
       <w:szCs w:val="28"/>
     </w:rPr>
   </w:style>
-  <w:style w:type="paragraph" w:styleId="868">
+  <w:style w:type="paragraph" w:styleId="961">
     <w:name w:val="Subtitle"/>
-    <w:basedOn w:val="696"/>
-    <w:next w:val="696"/>
-    <w:link w:val="867"/>
+    <w:basedOn w:val="789"/>
+    <w:next w:val="789"/>
+    <w:link w:val="960"/>
     <w:uiPriority w:val="11"/>
     <w:qFormat/>
     <w:pPr>
@@ -53107,9 +53263,9 @@
       <w:szCs w:val="28"/>
     </w:rPr>
   </w:style>
-  <w:style w:type="character" w:styleId="869">
+  <w:style w:type="character" w:styleId="962">
     <w:name w:val="Intense Emphasis"/>
-    <w:basedOn w:val="706"/>
+    <w:basedOn w:val="799"/>
     <w:uiPriority w:val="21"/>
     <w:qFormat/>
     <w:pPr>
@@ -53123,10 +53279,10 @@
       <w:color w:val="0f4761" w:themeColor="accent1" w:themeShade="BF"/>
     </w:rPr>
   </w:style>
-  <w:style w:type="character" w:styleId="870" w:customStyle="1">
+  <w:style w:type="character" w:styleId="963" w:customStyle="1">
     <w:name w:val="Quote Char"/>
-    <w:basedOn w:val="706"/>
-    <w:link w:val="871"/>
+    <w:basedOn w:val="799"/>
+    <w:link w:val="964"/>
     <w:uiPriority w:val="29"/>
     <w:pPr>
       <w:pBdr/>
@@ -53139,11 +53295,11 @@
       <w:color w:val="404040" w:themeColor="text1" w:themeTint="BF"/>
     </w:rPr>
   </w:style>
-  <w:style w:type="paragraph" w:styleId="871">
+  <w:style w:type="paragraph" w:styleId="964">
     <w:name w:val="Quote"/>
-    <w:basedOn w:val="696"/>
-    <w:next w:val="696"/>
-    <w:link w:val="870"/>
+    <w:basedOn w:val="789"/>
+    <w:next w:val="789"/>
+    <w:link w:val="963"/>
     <w:uiPriority w:val="29"/>
     <w:qFormat/>
     <w:pPr>
@@ -53158,10 +53314,10 @@
       <w:color w:val="404040" w:themeColor="text1" w:themeTint="BF"/>
     </w:rPr>
   </w:style>
-  <w:style w:type="character" w:styleId="872" w:customStyle="1">
+  <w:style w:type="character" w:styleId="965" w:customStyle="1">
     <w:name w:val="Intense Quote Char"/>
-    <w:basedOn w:val="706"/>
-    <w:link w:val="873"/>
+    <w:basedOn w:val="799"/>
+    <w:link w:val="966"/>
     <w:uiPriority w:val="30"/>
     <w:pPr>
       <w:pBdr/>
@@ -53174,11 +53330,11 @@
       <w:color w:val="0f4761" w:themeColor="accent1" w:themeShade="BF"/>
     </w:rPr>
   </w:style>
-  <w:style w:type="paragraph" w:styleId="873">
+  <w:style w:type="paragraph" w:styleId="966">
     <w:name w:val="Intense Quote"/>
-    <w:basedOn w:val="696"/>
-    <w:next w:val="696"/>
-    <w:link w:val="872"/>
+    <w:basedOn w:val="789"/>
+    <w:next w:val="789"/>
+    <w:link w:val="965"/>
     <w:uiPriority w:val="30"/>
     <w:qFormat/>
     <w:pPr>
@@ -53196,9 +53352,9 @@
       <w:color w:val="0f4761" w:themeColor="accent1" w:themeShade="BF"/>
     </w:rPr>
   </w:style>
-  <w:style w:type="character" w:styleId="874">
+  <w:style w:type="character" w:styleId="967">
     <w:name w:val="Intense Reference"/>
-    <w:basedOn w:val="706"/>
+    <w:basedOn w:val="799"/>
     <w:uiPriority w:val="32"/>
     <w:qFormat/>
     <w:pPr>
@@ -53214,9 +53370,9 @@
       <w:spacing w:val="5"/>
     </w:rPr>
   </w:style>
-  <w:style w:type="paragraph" w:styleId="875" w:customStyle="1">
+  <w:style w:type="paragraph" w:styleId="968" w:customStyle="1">
     <w:name w:val="רגיל"/>
-    <w:basedOn w:val="696"/>
+    <w:basedOn w:val="789"/>
     <w:uiPriority w:val="1"/>
     <w:pPr>
       <w:pBdr/>
@@ -53230,9 +53386,9 @@
       <w:lang w:eastAsia="en-US"/>
     </w:rPr>
   </w:style>
-  <w:style w:type="table" w:styleId="876">
+  <w:style w:type="table" w:styleId="969">
     <w:name w:val="Table Grid"/>
-    <w:basedOn w:val="707"/>
+    <w:basedOn w:val="800"/>
     <w:uiPriority w:val="59"/>
     <w:pPr>
       <w:pBdr/>

--- a/invoice/revoinvoiceproduct.docx
+++ b/invoice/revoinvoiceproduct.docx
@@ -1079,22 +1079,7 @@
         </w:rPr>
       </w:pPr>
       <w:r>
-        <w:rPr>
-          <w:rFonts w:ascii="Calibri" w:hAnsi="Calibri" w:eastAsia="Calibri" w:cs="Calibri"/>
-          <w:sz w:val="22"/>
-          <w:szCs w:val="22"/>
-        </w:rPr>
-        <w:t xml:space="preserve">{customername}</w:t>
-      </w:r>
-      <w:r>
-        <w:rPr>
-          <w:rFonts w:ascii="Calibri" w:hAnsi="Calibri" w:cs="Calibri"/>
-        </w:rPr>
-      </w:r>
-      <w:r>
-        <w:rPr>
-          <w:rFonts w:ascii="Calibri" w:hAnsi="Calibri" w:cs="Calibri"/>
-        </w:rPr>
+        <w:t>{shippingcustomername}</w:t>
       </w:r>
     </w:p>
     <w:p>
@@ -1109,22 +1094,7 @@
         </w:rPr>
       </w:pPr>
       <w:r>
-        <w:rPr>
-          <w:rFonts w:ascii="Calibri" w:hAnsi="Calibri" w:eastAsia="Calibri" w:cs="Calibri"/>
-          <w:sz w:val="22"/>
-          <w:szCs w:val="22"/>
-        </w:rPr>
-        <w:t xml:space="preserve">{customeraddress}</w:t>
-      </w:r>
-      <w:r>
-        <w:rPr>
-          <w:rFonts w:ascii="Calibri" w:hAnsi="Calibri" w:cs="Calibri"/>
-        </w:rPr>
-      </w:r>
-      <w:r>
-        <w:rPr>
-          <w:rFonts w:ascii="Calibri" w:hAnsi="Calibri" w:cs="Calibri"/>
-        </w:rPr>
+        <w:t>{shippingcustomeraddress}</w:t>
       </w:r>
     </w:p>
     <w:p>
@@ -1141,143 +1111,23 @@
         </w:rPr>
       </w:pPr>
       <w:r>
-        <w:rPr>
-          <w:rFonts w:ascii="Calibri" w:hAnsi="Calibri" w:eastAsia="Calibri" w:cs="Calibri"/>
-          <w:b/>
-          <w:bCs/>
-          <w:sz w:val="22"/>
-          <w:szCs w:val="22"/>
-        </w:rPr>
-        <w:t xml:space="preserve">Phone Number:</w:t>
+        <w:t>Phone Number: +91 {shippingcustomerphonenumber}</w:t>
       </w:r>
-      <w:r>
-        <w:rPr>
-          <w:rFonts w:ascii="Calibri" w:hAnsi="Calibri" w:eastAsia="Calibri" w:cs="Calibri"/>
-          <w:sz w:val="22"/>
-          <w:szCs w:val="22"/>
-        </w:rPr>
-        <w:t xml:space="preserve"> </w:t>
-      </w:r>
-      <w:r>
-        <w:rPr>
-          <w:rFonts w:ascii="Calibri" w:hAnsi="Calibri" w:eastAsia="Calibri" w:cs="Calibri"/>
-          <w:sz w:val="22"/>
-          <w:szCs w:val="22"/>
-        </w:rPr>
-        <w:t xml:space="preserve">+91 </w:t>
-      </w:r>
-      <w:r>
-        <w:rPr>
-          <w:rFonts w:ascii="Calibri" w:hAnsi="Calibri" w:eastAsia="Calibri" w:cs="Calibri"/>
-          <w:sz w:val="22"/>
-          <w:szCs w:val="22"/>
-        </w:rPr>
-        <w:t xml:space="preserve">{</w:t>
-      </w:r>
-      <w:r>
-        <w:rPr>
-          <w:rFonts w:ascii="Calibri" w:hAnsi="Calibri" w:eastAsia="Calibri" w:cs="Calibri"/>
-          <w:sz w:val="22"/>
-          <w:szCs w:val="22"/>
-        </w:rPr>
-        <w:t xml:space="preserve">customerphonenumber</w:t>
-      </w:r>
-      <w:r>
-        <w:rPr>
-          <w:rFonts w:ascii="Calibri" w:hAnsi="Calibri" w:eastAsia="Calibri" w:cs="Calibri"/>
-          <w:sz w:val="22"/>
-          <w:szCs w:val="22"/>
-        </w:rPr>
-        <w:t xml:space="preserve">}</w:t>
-      </w:r>
-      <w:r>
+    </w:p>
+    <w:p>
+      <w:pPr>
+        <w:pStyle w:val="968"/>
+        <w:pBdr/>
+        <w:spacing w:after="0"/>
+        <w:ind/>
         <w:rPr>
           <w:rFonts w:ascii="Calibri" w:hAnsi="Calibri" w:cs="Calibri"/>
           <w:sz w:val="22"/>
           <w:szCs w:val="22"/>
         </w:rPr>
-      </w:r>
+      </w:pPr>
       <w:r>
-        <w:rPr>
-          <w:rFonts w:ascii="Calibri" w:hAnsi="Calibri" w:cs="Calibri"/>
-          <w:sz w:val="22"/>
-          <w:szCs w:val="22"/>
-        </w:rPr>
-      </w:r>
-    </w:p>
-    <w:p>
-      <w:pPr>
-        <w:pStyle w:val="968"/>
-        <w:pBdr/>
-        <w:spacing w:after="0"/>
-        <w:ind/>
-        <w:rPr>
-          <w:rFonts w:ascii="Calibri" w:hAnsi="Calibri" w:cs="Calibri"/>
-          <w:sz w:val="22"/>
-          <w:szCs w:val="22"/>
-        </w:rPr>
-      </w:pPr>
-      <w:r>
-        <w:rPr>
-          <w:rFonts w:ascii="Calibri" w:hAnsi="Calibri" w:cs="Calibri"/>
-          <w:b/>
-          <w:bCs/>
-          <w:sz w:val="22"/>
-          <w:szCs w:val="22"/>
-        </w:rPr>
-        <w:t xml:space="preserve">                                           </w:t>
-      </w:r>
-      <w:r>
-        <w:rPr>
-          <w:rFonts w:ascii="Calibri" w:hAnsi="Calibri" w:cs="Calibri"/>
-          <w:b/>
-          <w:bCs/>
-          <w:sz w:val="22"/>
-          <w:szCs w:val="22"/>
-        </w:rPr>
-        <w:t xml:space="preserve">    </w:t>
-      </w:r>
-      <w:r>
-        <w:rPr>
-          <w:rFonts w:ascii="Calibri" w:hAnsi="Calibri" w:cs="Calibri"/>
-          <w:b/>
-          <w:bCs/>
-          <w:sz w:val="22"/>
-          <w:szCs w:val="22"/>
-        </w:rPr>
-        <w:t xml:space="preserve">          </w:t>
-      </w:r>
-      <w:r>
-        <w:rPr>
-          <w:rFonts w:ascii="Calibri" w:hAnsi="Calibri" w:cs="Calibri"/>
-          <w:b/>
-          <w:bCs/>
-          <w:sz w:val="22"/>
-          <w:szCs w:val="22"/>
-        </w:rPr>
-        <w:t xml:space="preserve">GST:</w:t>
-      </w:r>
-      <w:r>
-        <w:rPr>
-          <w:rFonts w:ascii="Calibri" w:hAnsi="Calibri" w:cs="Calibri"/>
-          <w:sz w:val="22"/>
-          <w:szCs w:val="22"/>
-        </w:rPr>
-        <w:t xml:space="preserve"> {customergstnumber}</w:t>
-      </w:r>
-      <w:r>
-        <w:rPr>
-          <w:rFonts w:ascii="Calibri" w:hAnsi="Calibri" w:cs="Calibri"/>
-          <w:sz w:val="22"/>
-          <w:szCs w:val="22"/>
-        </w:rPr>
-      </w:r>
-      <w:r>
-        <w:rPr>
-          <w:rFonts w:ascii="Calibri" w:hAnsi="Calibri" w:cs="Calibri"/>
-          <w:sz w:val="22"/>
-          <w:szCs w:val="22"/>
-        </w:rPr>
+        <w:t>GST: {shippingcustomergstnumber}</w:t>
       </w:r>
     </w:p>
     <w:p>

--- a/invoice/revoinvoiceproduct.docx
+++ b/invoice/revoinvoiceproduct.docx
@@ -3158,6 +3158,7 @@
         <w:pBdr/>
         <w:spacing w:after="0"/>
         <w:ind/>
+        <w:jc w:val="right"/>
         <w:rPr>
           <w:rFonts w:ascii="Calibri" w:hAnsi="Calibri" w:cs="Calibri"/>
           <w:b/>
@@ -3196,7 +3197,7 @@
         <w:pBdr/>
         <w:spacing w:after="0"/>
         <w:ind/>
-        <w:jc w:val="left"/>
+        <w:jc w:val="right"/>
         <w:rPr>
           <w:b/>
           <w:bCs/>
@@ -3235,7 +3236,7 @@
         <w:pBdr/>
         <w:spacing w:after="0"/>
         <w:ind/>
-        <w:jc w:val="left"/>
+        <w:jc w:val="right"/>
         <w:rPr>
           <w:rFonts w:ascii="Calibri" w:hAnsi="Calibri" w:cs="Calibri"/>
           <w:b/>
